--- a/3. 深度学习/1. 神经网络/神经网络概述.docx
+++ b/3. 深度学习/1. 神经网络/神经网络概述.docx
@@ -1,6 +1,6 @@
 
 <file path=word/document.xml><?xml version="1.0" encoding="utf-8"?>
-<w:document xmlns:wpc="http://schemas.microsoft.com/office/word/2010/wordprocessingCanvas" xmlns:cx="http://schemas.microsoft.com/office/drawing/2014/chartex" xmlns:cx1="http://schemas.microsoft.com/office/drawing/2015/9/8/chartex" xmlns:mc="http://schemas.openxmlformats.org/markup-compatibility/2006" xmlns:o="urn:schemas-microsoft-com:office:office" xmlns:r="http://schemas.openxmlformats.org/officeDocument/2006/relationships" xmlns:m="http://schemas.openxmlformats.org/officeDocument/2006/math" xmlns:v="urn:schemas-microsoft-com:vml" xmlns:wp14="http://schemas.microsoft.com/office/word/2010/wordprocessingDrawing" xmlns:wp="http://schemas.openxmlformats.org/drawingml/2006/wordprocessingDrawing" xmlns:w10="urn:schemas-microsoft-com:office:word" xmlns:w="http://schemas.openxmlformats.org/wordprocessingml/2006/main" xmlns:w14="http://schemas.microsoft.com/office/word/2010/wordml" xmlns:w15="http://schemas.microsoft.com/office/word/2012/wordml" xmlns:w16se="http://schemas.microsoft.com/office/word/2015/wordml/symex" xmlns:wpg="http://schemas.microsoft.com/office/word/2010/wordprocessingGroup" xmlns:wpi="http://schemas.microsoft.com/office/word/2010/wordprocessingInk" xmlns:wne="http://schemas.microsoft.com/office/word/2006/wordml" xmlns:wps="http://schemas.microsoft.com/office/word/2010/wordprocessingShape" mc:Ignorable="w14 w15 w16se wp14">
+<w:document xmlns:wpc="http://schemas.microsoft.com/office/word/2010/wordprocessingCanvas" xmlns:cx="http://schemas.microsoft.com/office/drawing/2014/chartex" xmlns:cx1="http://schemas.microsoft.com/office/drawing/2015/9/8/chartex" xmlns:cx2="http://schemas.microsoft.com/office/drawing/2015/10/21/chartex" xmlns:cx3="http://schemas.microsoft.com/office/drawing/2016/5/9/chartex" xmlns:cx4="http://schemas.microsoft.com/office/drawing/2016/5/10/chartex" xmlns:cx5="http://schemas.microsoft.com/office/drawing/2016/5/11/chartex" xmlns:cx6="http://schemas.microsoft.com/office/drawing/2016/5/12/chartex" xmlns:cx7="http://schemas.microsoft.com/office/drawing/2016/5/13/chartex" xmlns:cx8="http://schemas.microsoft.com/office/drawing/2016/5/14/chartex" xmlns:mc="http://schemas.openxmlformats.org/markup-compatibility/2006" xmlns:aink="http://schemas.microsoft.com/office/drawing/2016/ink" xmlns:am3d="http://schemas.microsoft.com/office/drawing/2017/model3d" xmlns:o="urn:schemas-microsoft-com:office:office" xmlns:oel="http://schemas.microsoft.com/office/2019/extlst" xmlns:r="http://schemas.openxmlformats.org/officeDocument/2006/relationships" xmlns:m="http://schemas.openxmlformats.org/officeDocument/2006/math" xmlns:v="urn:schemas-microsoft-com:vml" xmlns:wp14="http://schemas.microsoft.com/office/word/2010/wordprocessingDrawing" xmlns:wp="http://schemas.openxmlformats.org/drawingml/2006/wordprocessingDrawing" xmlns:w10="urn:schemas-microsoft-com:office:word" xmlns:w="http://schemas.openxmlformats.org/wordprocessingml/2006/main" xmlns:w14="http://schemas.microsoft.com/office/word/2010/wordml" xmlns:w15="http://schemas.microsoft.com/office/word/2012/wordml" xmlns:w16cex="http://schemas.microsoft.com/office/word/2018/wordml/cex" xmlns:w16cid="http://schemas.microsoft.com/office/word/2016/wordml/cid" xmlns:w16="http://schemas.microsoft.com/office/word/2018/wordml" xmlns:w16du="http://schemas.microsoft.com/office/word/2023/wordml/word16du" xmlns:w16sdtdh="http://schemas.microsoft.com/office/word/2020/wordml/sdtdatahash" xmlns:w16sdtfl="http://schemas.microsoft.com/office/word/2024/wordml/sdtformatlock" xmlns:w16se="http://schemas.microsoft.com/office/word/2015/wordml/symex" xmlns:wpg="http://schemas.microsoft.com/office/word/2010/wordprocessingGroup" xmlns:wpi="http://schemas.microsoft.com/office/word/2010/wordprocessingInk" xmlns:wne="http://schemas.microsoft.com/office/word/2006/wordml" xmlns:wps="http://schemas.microsoft.com/office/word/2010/wordprocessingShape" mc:Ignorable="w14 w15 w16se w16cid w16 w16cex w16sdtdh w16sdtfl w16du wp14">
   <w:body>
     <w:p>
       <w:pPr>
@@ -30,6 +30,60 @@
       </w:pPr>
       <w:r>
         <w:rPr>
+          <w:noProof/>
+        </w:rPr>
+        <w:drawing>
+          <wp:anchor distT="0" distB="0" distL="114300" distR="114300" simplePos="0" relativeHeight="251699200" behindDoc="0" locked="0" layoutInCell="1" allowOverlap="1" wp14:anchorId="731885A3" wp14:editId="5F5DFE15">
+            <wp:simplePos x="0" y="0"/>
+            <wp:positionH relativeFrom="margin">
+              <wp:posOffset>1365885</wp:posOffset>
+            </wp:positionH>
+            <wp:positionV relativeFrom="paragraph">
+              <wp:posOffset>1235075</wp:posOffset>
+            </wp:positionV>
+            <wp:extent cx="2004060" cy="1775460"/>
+            <wp:effectExtent l="0" t="0" r="0" b="0"/>
+            <wp:wrapTopAndBottom/>
+            <wp:docPr id="14" name="图片 14"/>
+            <wp:cNvGraphicFramePr>
+              <a:graphicFrameLocks xmlns:a="http://schemas.openxmlformats.org/drawingml/2006/main" noChangeAspect="1"/>
+            </wp:cNvGraphicFramePr>
+            <a:graphic xmlns:a="http://schemas.openxmlformats.org/drawingml/2006/main">
+              <a:graphicData uri="http://schemas.openxmlformats.org/drawingml/2006/picture">
+                <pic:pic xmlns:pic="http://schemas.openxmlformats.org/drawingml/2006/picture">
+                  <pic:nvPicPr>
+                    <pic:cNvPr id="1" name=""/>
+                    <pic:cNvPicPr/>
+                  </pic:nvPicPr>
+                  <pic:blipFill>
+                    <a:blip r:embed="rId4"/>
+                    <a:stretch>
+                      <a:fillRect/>
+                    </a:stretch>
+                  </pic:blipFill>
+                  <pic:spPr>
+                    <a:xfrm>
+                      <a:off x="0" y="0"/>
+                      <a:ext cx="2004060" cy="1775460"/>
+                    </a:xfrm>
+                    <a:prstGeom prst="rect">
+                      <a:avLst/>
+                    </a:prstGeom>
+                  </pic:spPr>
+                </pic:pic>
+              </a:graphicData>
+            </a:graphic>
+            <wp14:sizeRelH relativeFrom="margin">
+              <wp14:pctWidth>0</wp14:pctWidth>
+            </wp14:sizeRelH>
+            <wp14:sizeRelV relativeFrom="margin">
+              <wp14:pctHeight>0</wp14:pctHeight>
+            </wp14:sizeRelV>
+          </wp:anchor>
+        </w:drawing>
+      </w:r>
+      <w:r>
+        <w:rPr>
           <w:rFonts w:hint="eastAsia"/>
           <w:color w:val="FF0000"/>
         </w:rPr>
@@ -50,12 +104,23 @@
         <w:rPr>
           <w:rFonts w:hint="eastAsia"/>
         </w:rPr>
+        <w:t>原理</w:t>
+      </w:r>
+    </w:p>
+    <w:p>
+      <w:pPr>
+        <w:pStyle w:val="2"/>
+      </w:pPr>
+      <w:r>
+        <w:rPr>
+          <w:rFonts w:hint="eastAsia"/>
+        </w:rPr>
         <w:t>神经元模型</w:t>
       </w:r>
     </w:p>
     <w:p>
       <w:pPr>
-        <w:pStyle w:val="2"/>
+        <w:pStyle w:val="3"/>
       </w:pPr>
       <w:r>
         <w:rPr>
@@ -113,7 +178,7 @@
                     <pic:cNvPicPr/>
                   </pic:nvPicPr>
                   <pic:blipFill>
-                    <a:blip r:embed="rId4"/>
+                    <a:blip r:embed="rId5"/>
                     <a:stretch>
                       <a:fillRect/>
                     </a:stretch>
@@ -143,12 +208,19 @@
         <w:rPr>
           <w:rFonts w:hint="eastAsia"/>
         </w:rPr>
-        <w:t>相似地，在神经网络中，在收到输入的信号之后，神经元通过处理，然后把结果输出给其它的神经元或者直接作为最终的输出。</w:t>
-      </w:r>
-    </w:p>
-    <w:p>
-      <w:pPr>
-        <w:pStyle w:val="2"/>
+        <w:t>相似地，在神经网络中，在收到输入的信号之后，神经元通过处理，然后把</w:t>
+      </w:r>
+      <w:r>
+        <w:rPr>
+          <w:rFonts w:hint="eastAsia"/>
+        </w:rPr>
+        <w:lastRenderedPageBreak/>
+        <w:t>结果输出给其它的神经元或者直接作为最终的输出。</w:t>
+      </w:r>
+    </w:p>
+    <w:p>
+      <w:pPr>
+        <w:pStyle w:val="3"/>
       </w:pPr>
       <w:r>
         <w:rPr>
@@ -194,14 +266,7 @@
         <w:rPr>
           <w:rFonts w:hint="eastAsia"/>
         </w:rPr>
-        <w:t>在经过训练后的神经网络中，一个输入具有的权重因子越高，往往意味着它</w:t>
-      </w:r>
-      <w:r>
-        <w:rPr>
-          <w:rFonts w:hint="eastAsia"/>
-        </w:rPr>
-        <w:lastRenderedPageBreak/>
-        <w:t>的重要性更高，对输出的影响越大。另一方面，当权重因子为</w:t>
+        <w:t>在经过训练后的神经网络中，一个输入具有的权重因子越高，往往意味着它的重要性更高，对输出的影响越大。另一方面，当权重因子为</w:t>
       </w:r>
       <w:r>
         <w:rPr>
@@ -248,21 +313,7 @@
         <w:rPr>
           <w:rFonts w:hint="eastAsia"/>
         </w:rPr>
-        <w:t>。那么通过赋权节点</w:t>
-      </w:r>
-      <w:proofErr w:type="gramStart"/>
-      <w:r>
-        <w:rPr>
-          <w:rFonts w:hint="eastAsia"/>
-        </w:rPr>
-        <w:t>后相应</w:t>
-      </w:r>
-      <w:proofErr w:type="gramEnd"/>
-      <w:r>
-        <w:rPr>
-          <w:rFonts w:hint="eastAsia"/>
-        </w:rPr>
-        <w:t>的输入应变为</w:t>
+        <w:t>。那么通过赋权节点后相应的输入应变为</w:t>
       </w:r>
       <w:r>
         <w:rPr>
@@ -279,7 +330,7 @@
     </w:p>
     <w:p>
       <w:pPr>
-        <w:pStyle w:val="2"/>
+        <w:pStyle w:val="3"/>
       </w:pPr>
       <w:r>
         <w:rPr>
@@ -343,7 +394,7 @@
     </w:p>
     <w:p>
       <w:pPr>
-        <w:pStyle w:val="2"/>
+        <w:pStyle w:val="3"/>
       </w:pPr>
       <w:r>
         <w:rPr>
@@ -421,14 +472,12 @@
         </w:rPr>
         <w:t>…</w:t>
       </w:r>
-      <w:proofErr w:type="spellStart"/>
       <w:r>
         <w:rPr>
           <w:rFonts w:hint="eastAsia"/>
         </w:rPr>
         <w:t>Xn</w:t>
       </w:r>
-      <w:proofErr w:type="spellEnd"/>
       <w:r>
         <w:rPr>
           <w:rFonts w:hint="eastAsia"/>
@@ -441,19 +490,11 @@
         </w:rPr>
         <w:t>n</w:t>
       </w:r>
-      <w:proofErr w:type="gramStart"/>
-      <w:r>
-        <w:rPr>
-          <w:rFonts w:hint="eastAsia"/>
-        </w:rPr>
-        <w:t>个</w:t>
-      </w:r>
-      <w:proofErr w:type="gramEnd"/>
-      <w:r>
-        <w:rPr>
-          <w:rFonts w:hint="eastAsia"/>
-        </w:rPr>
-        <w:t>输入分别对应着权重因子</w:t>
+      <w:r>
+        <w:rPr>
+          <w:rFonts w:hint="eastAsia"/>
+        </w:rPr>
+        <w:t>个输入分别对应着权重因子</w:t>
       </w:r>
       <w:r>
         <w:rPr>
@@ -467,14 +508,12 @@
         </w:rPr>
         <w:t>…</w:t>
       </w:r>
-      <w:proofErr w:type="spellStart"/>
       <w:r>
         <w:rPr>
           <w:rFonts w:hint="eastAsia"/>
         </w:rPr>
         <w:t>Wkn</w:t>
       </w:r>
-      <w:proofErr w:type="spellEnd"/>
       <w:r>
         <w:rPr>
           <w:rFonts w:hint="eastAsia"/>
@@ -493,14 +532,12 @@
         </w:rPr>
         <w:t>…</w:t>
       </w:r>
-      <w:proofErr w:type="spellStart"/>
       <w:r>
         <w:rPr>
           <w:rFonts w:hint="eastAsia"/>
         </w:rPr>
         <w:t>bn</w:t>
       </w:r>
-      <w:proofErr w:type="spellEnd"/>
       <w:r>
         <w:rPr>
           <w:rFonts w:hint="eastAsia"/>
@@ -519,14 +556,12 @@
         </w:rPr>
         <w:t>乘以对应的权重因子</w:t>
       </w:r>
-      <w:proofErr w:type="spellStart"/>
       <w:r>
         <w:rPr>
           <w:rFonts w:hint="eastAsia"/>
         </w:rPr>
         <w:t>Wki</w:t>
       </w:r>
-      <w:proofErr w:type="spellEnd"/>
       <w:r>
         <w:rPr>
           <w:rFonts w:hint="eastAsia"/>
@@ -584,17 +619,8 @@
           <w:rFonts w:hint="eastAsia"/>
           <w:color w:val="FF0000"/>
         </w:rPr>
-        <w:t>w*</w:t>
-      </w:r>
-      <w:proofErr w:type="spellStart"/>
-      <w:r>
-        <w:rPr>
-          <w:rFonts w:hint="eastAsia"/>
-          <w:color w:val="FF0000"/>
-        </w:rPr>
-        <w:t>x+b</w:t>
-      </w:r>
-      <w:proofErr w:type="spellEnd"/>
+        <w:t>w*x+b</w:t>
+      </w:r>
     </w:p>
     <w:p>
       <w:pPr>
@@ -628,7 +654,7 @@
                     <pic:cNvPicPr/>
                   </pic:nvPicPr>
                   <pic:blipFill>
-                    <a:blip r:embed="rId5"/>
+                    <a:blip r:embed="rId6"/>
                     <a:stretch>
                       <a:fillRect/>
                     </a:stretch>
@@ -684,19 +710,11 @@
         </w:rPr>
         <w:t>上的，也就是说这个神经元最终的输出结果为</w:t>
       </w:r>
-      <w:proofErr w:type="spellStart"/>
-      <w:r>
-        <w:rPr>
-          <w:rFonts w:hint="eastAsia"/>
-        </w:rPr>
-        <w:t>yk</w:t>
-      </w:r>
-      <w:proofErr w:type="spellEnd"/>
-      <w:r>
-        <w:rPr>
-          <w:rFonts w:hint="eastAsia"/>
-        </w:rPr>
-        <w:t xml:space="preserve"> = f(u)</w:t>
+      <w:r>
+        <w:rPr>
+          <w:rFonts w:hint="eastAsia"/>
+        </w:rPr>
+        <w:t>yk = f(u)</w:t>
       </w:r>
     </w:p>
     <w:p>
@@ -728,45 +746,27 @@
           <w:rFonts w:hint="eastAsia"/>
           <w:color w:val="FF0000"/>
         </w:rPr>
-        <w:t>(</w:t>
-      </w:r>
-      <w:proofErr w:type="spellStart"/>
+        <w:t>(ReLU)</w:t>
+      </w:r>
       <w:r>
         <w:rPr>
           <w:rFonts w:hint="eastAsia"/>
           <w:color w:val="FF0000"/>
         </w:rPr>
-        <w:t>ReLU</w:t>
-      </w:r>
-      <w:proofErr w:type="spellEnd"/>
+        <w:t>和</w:t>
+      </w:r>
       <w:r>
         <w:rPr>
           <w:rFonts w:hint="eastAsia"/>
           <w:color w:val="FF0000"/>
         </w:rPr>
-        <w:t>)</w:t>
+        <w:t>softmax</w:t>
       </w:r>
       <w:r>
         <w:rPr>
           <w:rFonts w:hint="eastAsia"/>
           <w:color w:val="FF0000"/>
         </w:rPr>
-        <w:t>和</w:t>
-      </w:r>
-      <w:proofErr w:type="spellStart"/>
-      <w:r>
-        <w:rPr>
-          <w:rFonts w:hint="eastAsia"/>
-          <w:color w:val="FF0000"/>
-        </w:rPr>
-        <w:t>softmax</w:t>
-      </w:r>
-      <w:proofErr w:type="spellEnd"/>
-      <w:r>
-        <w:rPr>
-          <w:rFonts w:hint="eastAsia"/>
-          <w:color w:val="FF0000"/>
-        </w:rPr>
         <w:t>函数</w:t>
       </w:r>
       <w:r>
@@ -778,12 +778,13 @@
     </w:p>
     <w:p>
       <w:pPr>
-        <w:pStyle w:val="3"/>
-      </w:pPr>
-      <w:r>
-        <w:rPr>
-          <w:rFonts w:hint="eastAsia"/>
-        </w:rPr>
+        <w:pStyle w:val="4"/>
+      </w:pPr>
+      <w:r>
+        <w:rPr>
+          <w:rFonts w:hint="eastAsia"/>
+        </w:rPr>
+        <w:lastRenderedPageBreak/>
         <w:t>Sigmoid</w:t>
       </w:r>
       <w:r>
@@ -825,7 +826,7 @@
                     <pic:cNvPicPr/>
                   </pic:nvPicPr>
                   <pic:blipFill>
-                    <a:blip r:embed="rId6"/>
+                    <a:blip r:embed="rId7"/>
                     <a:stretch>
                       <a:fillRect/>
                     </a:stretch>
@@ -866,7 +867,6 @@
         <w:rPr>
           <w:rFonts w:hint="eastAsia"/>
         </w:rPr>
-        <w:lastRenderedPageBreak/>
         <w:t>sigmoid</w:t>
       </w:r>
       <w:r>
@@ -938,7 +938,7 @@
     </w:p>
     <w:p>
       <w:pPr>
-        <w:pStyle w:val="3"/>
+        <w:pStyle w:val="4"/>
       </w:pPr>
       <w:r>
         <w:rPr>
@@ -950,41 +950,31 @@
         <w:rPr>
           <w:rFonts w:hint="eastAsia"/>
         </w:rPr>
-        <w:t>(</w:t>
-      </w:r>
-      <w:proofErr w:type="spellStart"/>
+        <w:t>(ReLU</w:t>
+      </w:r>
+      <w:r>
+        <w:rPr>
+          <w:rFonts w:hint="eastAsia"/>
+        </w:rPr>
+        <w:t>)</w:t>
+      </w:r>
+    </w:p>
+    <w:p>
+      <w:pPr>
+        <w:ind w:firstLine="420"/>
+      </w:pPr>
+      <w:r>
+        <w:rPr>
+          <w:rFonts w:hint="eastAsia"/>
+        </w:rPr>
+        <w:t>近来的神经网络倾向于使用</w:t>
+      </w:r>
       <w:r>
         <w:rPr>
           <w:rFonts w:hint="eastAsia"/>
         </w:rPr>
         <w:t>ReLU</w:t>
       </w:r>
-      <w:proofErr w:type="spellEnd"/>
-      <w:r>
-        <w:rPr>
-          <w:rFonts w:hint="eastAsia"/>
-        </w:rPr>
-        <w:t>)</w:t>
-      </w:r>
-    </w:p>
-    <w:p>
-      <w:pPr>
-        <w:ind w:firstLine="420"/>
-      </w:pPr>
-      <w:r>
-        <w:rPr>
-          <w:rFonts w:hint="eastAsia"/>
-        </w:rPr>
-        <w:t>近来的神经网络倾向于使用</w:t>
-      </w:r>
-      <w:proofErr w:type="spellStart"/>
-      <w:r>
-        <w:rPr>
-          <w:rFonts w:hint="eastAsia"/>
-        </w:rPr>
-        <w:t>ReLU</w:t>
-      </w:r>
-      <w:proofErr w:type="spellEnd"/>
       <w:r>
         <w:rPr>
           <w:rFonts w:hint="eastAsia"/>
@@ -1016,34 +1006,15 @@
         <w:rPr>
           <w:rFonts w:hint="eastAsia"/>
         </w:rPr>
-        <w:t>函数</w:t>
-      </w:r>
-      <w:proofErr w:type="gramStart"/>
-      <w:r>
-        <w:rPr>
-          <w:rFonts w:hint="eastAsia"/>
-        </w:rPr>
-        <w:t>作为隐层的</w:t>
-      </w:r>
-      <w:proofErr w:type="gramEnd"/>
-      <w:r>
-        <w:rPr>
-          <w:rFonts w:hint="eastAsia"/>
-        </w:rPr>
-        <w:t>激活函数，它的定义如下：</w:t>
-      </w:r>
-    </w:p>
-    <w:p>
-      <w:pPr>
-        <w:ind w:firstLine="420"/>
-      </w:pPr>
-      <w:proofErr w:type="gramStart"/>
-      <w:r>
-        <w:t>f(</w:t>
-      </w:r>
-      <w:proofErr w:type="gramEnd"/>
-      <w:r>
-        <w:t>x) = max(x,0).</w:t>
+        <w:t>函数作为隐层的激活函数，它的定义如下：</w:t>
+      </w:r>
+    </w:p>
+    <w:p>
+      <w:pPr>
+        <w:ind w:firstLine="420"/>
+      </w:pPr>
+      <w:r>
+        <w:t>f(x) = max(x,0).</w:t>
       </w:r>
     </w:p>
     <w:p>
@@ -1078,7 +1049,7 @@
                     <pic:cNvPicPr/>
                   </pic:nvPicPr>
                   <pic:blipFill>
-                    <a:blip r:embed="rId7"/>
+                    <a:blip r:embed="rId8"/>
                     <a:stretch>
                       <a:fillRect/>
                     </a:stretch>
@@ -1169,14 +1140,12 @@
         </w:rPr>
         <w:t>使用</w:t>
       </w:r>
-      <w:proofErr w:type="spellStart"/>
       <w:r>
         <w:rPr>
           <w:rFonts w:hint="eastAsia"/>
         </w:rPr>
         <w:t>ReLU</w:t>
       </w:r>
-      <w:proofErr w:type="spellEnd"/>
       <w:r>
         <w:rPr>
           <w:rFonts w:hint="eastAsia"/>
@@ -1198,16 +1167,14 @@
     </w:p>
     <w:p>
       <w:pPr>
-        <w:pStyle w:val="3"/>
-      </w:pPr>
-      <w:proofErr w:type="spellStart"/>
+        <w:pStyle w:val="4"/>
+      </w:pPr>
       <w:r>
         <w:rPr>
           <w:rFonts w:hint="eastAsia"/>
         </w:rPr>
         <w:t>softmax</w:t>
       </w:r>
-      <w:proofErr w:type="spellEnd"/>
       <w:r>
         <w:rPr>
           <w:rFonts w:hint="eastAsia"/>
@@ -1219,14 +1186,12 @@
       <w:pPr>
         <w:ind w:firstLine="420"/>
       </w:pPr>
-      <w:proofErr w:type="spellStart"/>
       <w:r>
         <w:rPr>
           <w:rFonts w:hint="eastAsia"/>
         </w:rPr>
         <w:t>softmax</w:t>
       </w:r>
-      <w:proofErr w:type="spellEnd"/>
       <w:r>
         <w:rPr>
           <w:rFonts w:hint="eastAsia"/>
@@ -1256,14 +1221,12 @@
         </w:rPr>
         <w:t>函数相似，唯一的不同是</w:t>
       </w:r>
-      <w:proofErr w:type="spellStart"/>
       <w:r>
         <w:rPr>
           <w:rFonts w:hint="eastAsia"/>
         </w:rPr>
         <w:t>softmax</w:t>
       </w:r>
-      <w:proofErr w:type="spellEnd"/>
       <w:r>
         <w:rPr>
           <w:rFonts w:hint="eastAsia"/>
@@ -1282,14 +1245,12 @@
         </w:rPr>
         <w:t>函数能够在双输出的时候奏效，但当面对多种类分类问题的时候，</w:t>
       </w:r>
-      <w:proofErr w:type="spellStart"/>
       <w:r>
         <w:rPr>
           <w:rFonts w:hint="eastAsia"/>
         </w:rPr>
         <w:t>softmax</w:t>
       </w:r>
-      <w:proofErr w:type="spellEnd"/>
       <w:r>
         <w:rPr>
           <w:rFonts w:hint="eastAsia"/>
@@ -1299,12 +1260,13 @@
     </w:p>
     <w:p>
       <w:pPr>
-        <w:pStyle w:val="1"/>
+        <w:pStyle w:val="2"/>
       </w:pPr>
       <w:r>
         <w:rPr>
           <w:noProof/>
         </w:rPr>
+        <w:lastRenderedPageBreak/>
         <w:drawing>
           <wp:anchor distT="0" distB="0" distL="114300" distR="114300" simplePos="0" relativeHeight="251689984" behindDoc="0" locked="0" layoutInCell="1" allowOverlap="1" wp14:anchorId="4FF76BA4" wp14:editId="312C7C9F">
             <wp:simplePos x="0" y="0"/>
@@ -1329,7 +1291,7 @@
                     <pic:cNvPicPr/>
                   </pic:nvPicPr>
                   <pic:blipFill>
-                    <a:blip r:embed="rId8"/>
+                    <a:blip r:embed="rId9"/>
                     <a:stretch>
                       <a:fillRect/>
                     </a:stretch>
@@ -1433,16 +1395,10 @@
       </w:r>
     </w:p>
     <w:p>
-      <w:pPr>
-        <w:rPr>
-          <w:rFonts w:hint="eastAsia"/>
-        </w:rPr>
-      </w:pPr>
       <w:r>
         <w:rPr>
           <w:noProof/>
         </w:rPr>
-        <w:lastRenderedPageBreak/>
         <w:drawing>
           <wp:anchor distT="0" distB="0" distL="114300" distR="114300" simplePos="0" relativeHeight="251692032" behindDoc="0" locked="0" layoutInCell="1" allowOverlap="1" wp14:anchorId="731187F6" wp14:editId="4923A92A">
             <wp:simplePos x="0" y="0"/>
@@ -1467,7 +1423,7 @@
                     <pic:cNvPicPr/>
                   </pic:nvPicPr>
                   <pic:blipFill>
-                    <a:blip r:embed="rId9"/>
+                    <a:blip r:embed="rId10"/>
                     <a:stretch>
                       <a:fillRect/>
                     </a:stretch>
@@ -1502,12 +1458,10 @@
         </w:rPr>
         <w:t>这样的好处在于进行矩阵运算的时候比较方便。</w:t>
       </w:r>
-      <w:bookmarkStart w:id="0" w:name="_GoBack"/>
-      <w:bookmarkEnd w:id="0"/>
-    </w:p>
-    <w:p>
-      <w:pPr>
-        <w:pStyle w:val="1"/>
+    </w:p>
+    <w:p>
+      <w:pPr>
+        <w:pStyle w:val="2"/>
       </w:pPr>
       <w:r>
         <w:rPr>
@@ -1518,7 +1472,7 @@
     </w:p>
     <w:p>
       <w:pPr>
-        <w:pStyle w:val="2"/>
+        <w:pStyle w:val="3"/>
       </w:pPr>
       <w:r>
         <w:rPr>
@@ -1594,7 +1548,7 @@
                     <pic:cNvPicPr/>
                   </pic:nvPicPr>
                   <pic:blipFill>
-                    <a:blip r:embed="rId10"/>
+                    <a:blip r:embed="rId11"/>
                     <a:stretch>
                       <a:fillRect/>
                     </a:stretch>
@@ -1629,12 +1583,13 @@
     </w:p>
     <w:p>
       <w:pPr>
-        <w:pStyle w:val="2"/>
-      </w:pPr>
-      <w:r>
-        <w:rPr>
-          <w:rFonts w:hint="eastAsia"/>
-        </w:rPr>
+        <w:pStyle w:val="3"/>
+      </w:pPr>
+      <w:r>
+        <w:rPr>
+          <w:rFonts w:hint="eastAsia"/>
+        </w:rPr>
+        <w:lastRenderedPageBreak/>
         <w:t>正向传播</w:t>
       </w:r>
       <w:r>
@@ -1657,7 +1612,7 @@
     </w:p>
     <w:p>
       <w:pPr>
-        <w:pStyle w:val="2"/>
+        <w:pStyle w:val="3"/>
       </w:pPr>
       <w:r>
         <w:rPr>
@@ -1692,23 +1647,7 @@
           <w:rFonts w:hint="eastAsia"/>
           <w:color w:val="FF0000"/>
         </w:rPr>
-        <w:t>神经网络的目标是增加预测的准确性从而减少误差，即最小</w:t>
-      </w:r>
-      <w:proofErr w:type="gramStart"/>
-      <w:r>
-        <w:rPr>
-          <w:rFonts w:hint="eastAsia"/>
-          <w:color w:val="FF0000"/>
-        </w:rPr>
-        <w:t>化成本</w:t>
-      </w:r>
-      <w:proofErr w:type="gramEnd"/>
-      <w:r>
-        <w:rPr>
-          <w:rFonts w:hint="eastAsia"/>
-          <w:color w:val="FF0000"/>
-        </w:rPr>
-        <w:t>函数</w:t>
+        <w:t>神经网络的目标是增加预测的准确性从而减少误差，即最小化成本函数</w:t>
       </w:r>
       <w:r>
         <w:rPr>
@@ -1808,155 +1747,124 @@
         <w:rPr>
           <w:rFonts w:hint="eastAsia"/>
         </w:rPr>
+        <w:t>模型学习的过程就是围绕着最小化成本而进行的。</w:t>
+      </w:r>
+    </w:p>
+    <w:p>
+      <w:pPr>
+        <w:pStyle w:val="3"/>
+      </w:pPr>
+      <w:r>
+        <w:rPr>
+          <w:rFonts w:hint="eastAsia"/>
+        </w:rPr>
+        <w:t>梯度下降</w:t>
+      </w:r>
+      <w:r>
+        <w:rPr>
+          <w:rFonts w:hint="eastAsia"/>
+        </w:rPr>
+        <w:t>(gradient descent)</w:t>
+      </w:r>
+    </w:p>
+    <w:p>
+      <w:pPr>
+        <w:ind w:firstLine="420"/>
+      </w:pPr>
+      <w:r>
+        <w:rPr>
+          <w:rFonts w:hint="eastAsia"/>
+        </w:rPr>
+        <w:t>梯度下降是一种最小化成本函数的优化算法。</w:t>
+      </w:r>
+    </w:p>
+    <w:p>
+      <w:pPr>
+        <w:ind w:firstLine="420"/>
+      </w:pPr>
+      <w:r>
+        <w:rPr>
+          <w:rFonts w:hint="eastAsia"/>
+        </w:rPr>
+        <w:t>在梯度下降中，从起始点</w:t>
+      </w:r>
+      <w:r>
+        <w:rPr>
+          <w:rFonts w:hint="eastAsia"/>
+        </w:rPr>
+        <w:t>x</w:t>
+      </w:r>
+      <w:r>
+        <w:rPr>
+          <w:rFonts w:hint="eastAsia"/>
+        </w:rPr>
+        <w:t>开始，一次移动一点，比如说移动</w:t>
+      </w:r>
+      <w:r>
+        <w:rPr>
+          <w:rFonts w:hint="eastAsia"/>
+        </w:rPr>
+        <w:t>delta h</w:t>
+      </w:r>
+      <w:r>
+        <w:rPr>
+          <w:rFonts w:hint="eastAsia"/>
+        </w:rPr>
+        <w:t>，然后将位置信息更换为</w:t>
+      </w:r>
+      <w:r>
+        <w:rPr>
+          <w:rFonts w:hint="eastAsia"/>
+        </w:rPr>
+        <w:t>x-delta h</w:t>
+      </w:r>
+      <w:r>
+        <w:rPr>
+          <w:rFonts w:hint="eastAsia"/>
+        </w:rPr>
+        <w:t>，如此重复下去，直到达到局部的极小值，此时认为极小值就是成本最小的地方。</w:t>
+      </w:r>
+    </w:p>
+    <w:p>
+      <w:pPr>
+        <w:pStyle w:val="3"/>
+      </w:pPr>
+      <w:r>
+        <w:rPr>
+          <w:rFonts w:hint="eastAsia"/>
+        </w:rPr>
+        <w:t>学习速率</w:t>
+      </w:r>
+      <w:r>
+        <w:rPr>
+          <w:rFonts w:hint="eastAsia"/>
+        </w:rPr>
+        <w:t>(learning rate)</w:t>
+      </w:r>
+    </w:p>
+    <w:p>
+      <w:pPr>
+        <w:ind w:firstLine="420"/>
+        <w:rPr>
+          <w:rFonts w:hint="eastAsia"/>
+        </w:rPr>
+      </w:pPr>
+      <w:r>
+        <w:rPr>
+          <w:rFonts w:hint="eastAsia"/>
+        </w:rPr>
+        <w:t>学习速率定义为在每次迭代过程中对成本函数的最小化次数。简单来说，学习速率就是指朝着成本函数最小值的下降速率。选择学习速率需要很谨慎，过大会导致可能越过最优解，过小会导致收敛花费太多的时间。</w:t>
+      </w:r>
+    </w:p>
+    <w:p>
+      <w:pPr>
+        <w:pStyle w:val="3"/>
+      </w:pPr>
+      <w:r>
+        <w:rPr>
+          <w:noProof/>
+        </w:rPr>
         <w:lastRenderedPageBreak/>
-        <w:t>模型学习的过程就是围绕着最小</w:t>
-      </w:r>
-      <w:proofErr w:type="gramStart"/>
-      <w:r>
-        <w:rPr>
-          <w:rFonts w:hint="eastAsia"/>
-        </w:rPr>
-        <w:t>化成本</w:t>
-      </w:r>
-      <w:proofErr w:type="gramEnd"/>
-      <w:r>
-        <w:rPr>
-          <w:rFonts w:hint="eastAsia"/>
-        </w:rPr>
-        <w:t>而进行的。</w:t>
-      </w:r>
-    </w:p>
-    <w:p>
-      <w:pPr>
-        <w:pStyle w:val="2"/>
-      </w:pPr>
-      <w:r>
-        <w:rPr>
-          <w:rFonts w:hint="eastAsia"/>
-        </w:rPr>
-        <w:t>梯度下降</w:t>
-      </w:r>
-      <w:r>
-        <w:rPr>
-          <w:rFonts w:hint="eastAsia"/>
-        </w:rPr>
-        <w:t>(gradient descent)</w:t>
-      </w:r>
-    </w:p>
-    <w:p>
-      <w:pPr>
-        <w:ind w:firstLine="420"/>
-      </w:pPr>
-      <w:r>
-        <w:rPr>
-          <w:rFonts w:hint="eastAsia"/>
-        </w:rPr>
-        <w:t>梯度下降是一种最小</w:t>
-      </w:r>
-      <w:proofErr w:type="gramStart"/>
-      <w:r>
-        <w:rPr>
-          <w:rFonts w:hint="eastAsia"/>
-        </w:rPr>
-        <w:t>化成本</w:t>
-      </w:r>
-      <w:proofErr w:type="gramEnd"/>
-      <w:r>
-        <w:rPr>
-          <w:rFonts w:hint="eastAsia"/>
-        </w:rPr>
-        <w:t>函数的优化算法。</w:t>
-      </w:r>
-    </w:p>
-    <w:p>
-      <w:pPr>
-        <w:ind w:firstLine="420"/>
-      </w:pPr>
-      <w:r>
-        <w:rPr>
-          <w:rFonts w:hint="eastAsia"/>
-        </w:rPr>
-        <w:t>在梯度下降中，从起始点</w:t>
-      </w:r>
-      <w:r>
-        <w:rPr>
-          <w:rFonts w:hint="eastAsia"/>
-        </w:rPr>
-        <w:t>x</w:t>
-      </w:r>
-      <w:r>
-        <w:rPr>
-          <w:rFonts w:hint="eastAsia"/>
-        </w:rPr>
-        <w:t>开始，一次移动一点，比如说移动</w:t>
-      </w:r>
-      <w:r>
-        <w:rPr>
-          <w:rFonts w:hint="eastAsia"/>
-        </w:rPr>
-        <w:t>delta h</w:t>
-      </w:r>
-      <w:r>
-        <w:rPr>
-          <w:rFonts w:hint="eastAsia"/>
-        </w:rPr>
-        <w:t>，然后将位置信息更换为</w:t>
-      </w:r>
-      <w:r>
-        <w:rPr>
-          <w:rFonts w:hint="eastAsia"/>
-        </w:rPr>
-        <w:t>x-delta h</w:t>
-      </w:r>
-      <w:r>
-        <w:rPr>
-          <w:rFonts w:hint="eastAsia"/>
-        </w:rPr>
-        <w:t>，如此重复下去，直到达到局部的极小值，此时认为极小值就是成本最小的地方。</w:t>
-      </w:r>
-    </w:p>
-    <w:p>
-      <w:pPr>
-        <w:pStyle w:val="2"/>
-      </w:pPr>
-      <w:r>
-        <w:rPr>
-          <w:rFonts w:hint="eastAsia"/>
-        </w:rPr>
-        <w:t>学习速率</w:t>
-      </w:r>
-      <w:r>
-        <w:rPr>
-          <w:rFonts w:hint="eastAsia"/>
-        </w:rPr>
-        <w:t>(learning rate)</w:t>
-      </w:r>
-    </w:p>
-    <w:p>
-      <w:pPr>
-        <w:ind w:firstLine="420"/>
-      </w:pPr>
-      <w:r>
-        <w:rPr>
-          <w:rFonts w:hint="eastAsia"/>
-        </w:rPr>
-        <w:t>学习速率定义为在每次迭代过程中对成本函数的最小化次数。简单来说，学习速率就是指朝着成本函数最小值的下降速率。选择学习速率需要很谨慎，过大会导致可能越过最优解，过小会导致收敛花费太多的时间。</w:t>
-      </w:r>
-    </w:p>
-    <w:p/>
-    <w:p>
-      <w:pPr>
-        <w:ind w:firstLine="420"/>
-      </w:pPr>
-    </w:p>
-    <w:p>
-      <w:pPr>
-        <w:pStyle w:val="2"/>
-      </w:pPr>
-      <w:r>
-        <w:rPr>
-          <w:noProof/>
-        </w:rPr>
         <w:drawing>
           <wp:anchor distT="0" distB="0" distL="114300" distR="114300" simplePos="0" relativeHeight="251681792" behindDoc="0" locked="0" layoutInCell="1" allowOverlap="1" wp14:anchorId="260549DF" wp14:editId="301EF412">
             <wp:simplePos x="0" y="0"/>
@@ -1981,7 +1889,7 @@
                     <pic:cNvPicPr/>
                   </pic:nvPicPr>
                   <pic:blipFill>
-                    <a:blip r:embed="rId11"/>
+                    <a:blip r:embed="rId12"/>
                     <a:stretch>
                       <a:fillRect/>
                     </a:stretch>
@@ -2056,140 +1964,146 @@
     </w:p>
     <w:p>
       <w:pPr>
-        <w:pStyle w:val="2"/>
-      </w:pPr>
+        <w:pStyle w:val="3"/>
+      </w:pPr>
+      <w:r>
+        <w:rPr>
+          <w:rFonts w:hint="eastAsia"/>
+        </w:rPr>
+        <w:t>分批</w:t>
+      </w:r>
+      <w:r>
+        <w:rPr>
+          <w:rFonts w:hint="eastAsia"/>
+        </w:rPr>
+        <w:t>(Batches)</w:t>
+      </w:r>
+    </w:p>
+    <w:p>
+      <w:pPr>
+        <w:ind w:firstLine="420"/>
+      </w:pPr>
+      <w:r>
+        <w:rPr>
+          <w:rFonts w:hint="eastAsia"/>
+        </w:rPr>
+        <w:t>当在训练一个神经网络的时候，相对于一次性将所有的数据全输入进去，有一个更好的方法：先将数据随机地分为几个大小一致的数据块，再分批次输入。跟一次性训练出来的模型相比，分批训练能够使模型的适用性更好</w:t>
+      </w:r>
+      <w:r>
+        <w:rPr>
+          <w:rFonts w:hint="eastAsia"/>
+        </w:rPr>
+        <w:t xml:space="preserve"> </w:t>
+      </w:r>
+      <w:r>
+        <w:rPr>
+          <w:rFonts w:hint="eastAsia"/>
+        </w:rPr>
+        <w:t>。</w:t>
+      </w:r>
+    </w:p>
+    <w:p>
+      <w:pPr>
+        <w:pStyle w:val="3"/>
+      </w:pPr>
+      <w:r>
+        <w:rPr>
+          <w:rFonts w:hint="eastAsia"/>
+        </w:rPr>
+        <w:t>周期</w:t>
+      </w:r>
+      <w:r>
+        <w:rPr>
+          <w:rFonts w:hint="eastAsia"/>
+        </w:rPr>
+        <w:t>(epochs)</w:t>
+      </w:r>
+    </w:p>
+    <w:p>
+      <w:pPr>
+        <w:ind w:firstLine="420"/>
+      </w:pPr>
+      <w:r>
+        <w:rPr>
+          <w:rFonts w:hint="eastAsia"/>
+        </w:rPr>
+        <w:t>一个周期表示对所有的数据批次都进行了一次迭代，包括一次正向传播和一次反向传播，所以一个周期</w:t>
+      </w:r>
+      <w:r>
+        <w:rPr>
+          <w:rFonts w:hint="eastAsia"/>
+        </w:rPr>
+        <w:t>/</w:t>
+      </w:r>
+      <w:r>
+        <w:rPr>
+          <w:rFonts w:hint="eastAsia"/>
+        </w:rPr>
+        <w:t>纪元就意味着对所有的输入数据分别进行一次正向传播和反向传播。</w:t>
+      </w:r>
+    </w:p>
+    <w:p>
+      <w:pPr>
+        <w:ind w:firstLine="420"/>
+      </w:pPr>
+      <w:r>
+        <w:rPr>
+          <w:rFonts w:hint="eastAsia"/>
+        </w:rPr>
+        <w:t>训练网络周期的次数是可以选择的，往往周期数越高，模型的准确性就越高，但是，耗时往往就越长。同样你还需要考虑如果周期</w:t>
+      </w:r>
+      <w:r>
+        <w:rPr>
+          <w:rFonts w:hint="eastAsia"/>
+        </w:rPr>
+        <w:t>/</w:t>
+      </w:r>
+      <w:r>
+        <w:rPr>
+          <w:rFonts w:hint="eastAsia"/>
+        </w:rPr>
+        <w:t>纪元的次数过高，那么可能会出现过拟合的情况。</w:t>
+      </w:r>
+    </w:p>
+    <w:p>
+      <w:pPr>
+        <w:pStyle w:val="3"/>
+      </w:pPr>
+      <w:r>
+        <w:rPr>
+          <w:rFonts w:hint="eastAsia"/>
+        </w:rPr>
+        <w:t>Dropout</w:t>
+      </w:r>
+      <w:r>
+        <w:rPr>
+          <w:rFonts w:hint="eastAsia"/>
+        </w:rPr>
+        <w:t>方法</w:t>
+      </w:r>
+    </w:p>
+    <w:p>
+      <w:pPr>
+        <w:ind w:firstLine="420"/>
+      </w:pPr>
+      <w:r>
+        <w:rPr>
+          <w:rFonts w:hint="eastAsia"/>
+        </w:rPr>
+        <w:t>Dropout</w:t>
+      </w:r>
+      <w:r>
+        <w:rPr>
+          <w:rFonts w:hint="eastAsia"/>
+        </w:rPr>
+        <w:t>是一个可以阻止网络过拟合的规则化方法。就像它的名字那样，在</w:t>
+      </w:r>
       <w:r>
         <w:rPr>
           <w:rFonts w:hint="eastAsia"/>
         </w:rPr>
         <w:lastRenderedPageBreak/>
-        <w:t>分批</w:t>
-      </w:r>
-      <w:r>
-        <w:rPr>
-          <w:rFonts w:hint="eastAsia"/>
-        </w:rPr>
-        <w:t>(Batches)</w:t>
-      </w:r>
-    </w:p>
-    <w:p>
-      <w:pPr>
-        <w:ind w:firstLine="420"/>
-      </w:pPr>
-      <w:r>
-        <w:rPr>
-          <w:rFonts w:hint="eastAsia"/>
-        </w:rPr>
-        <w:t>当在训练一个神经网络的时候，相对于一次性将所有的数据全输入进去，有一个更好的方法：先将数据随机地分为几个大小一致的数据块，再分批次输入。跟一次性训练出来的模型相比，分批训练能够使模型的适用性更好</w:t>
-      </w:r>
-      <w:r>
-        <w:rPr>
-          <w:rFonts w:hint="eastAsia"/>
-        </w:rPr>
-        <w:t xml:space="preserve"> </w:t>
-      </w:r>
-      <w:r>
-        <w:rPr>
-          <w:rFonts w:hint="eastAsia"/>
-        </w:rPr>
-        <w:t>。</w:t>
-      </w:r>
-    </w:p>
-    <w:p>
-      <w:pPr>
-        <w:pStyle w:val="2"/>
-      </w:pPr>
-      <w:r>
-        <w:rPr>
-          <w:rFonts w:hint="eastAsia"/>
-        </w:rPr>
-        <w:t>周期</w:t>
-      </w:r>
-      <w:r>
-        <w:rPr>
-          <w:rFonts w:hint="eastAsia"/>
-        </w:rPr>
-        <w:t>(epochs)</w:t>
-      </w:r>
-    </w:p>
-    <w:p>
-      <w:pPr>
-        <w:ind w:firstLine="420"/>
-      </w:pPr>
-      <w:r>
-        <w:rPr>
-          <w:rFonts w:hint="eastAsia"/>
-        </w:rPr>
-        <w:t>一个周期表示对所有的数据批次都进行了一次迭代，包括一次正向传播和一次反向传播，所以一个周期</w:t>
-      </w:r>
-      <w:r>
-        <w:rPr>
-          <w:rFonts w:hint="eastAsia"/>
-        </w:rPr>
-        <w:t>/</w:t>
-      </w:r>
-      <w:r>
-        <w:rPr>
-          <w:rFonts w:hint="eastAsia"/>
-        </w:rPr>
-        <w:t>纪元就意味着对所有的输入数据分别进行一次正向传播和反向传播。</w:t>
-      </w:r>
-    </w:p>
-    <w:p>
-      <w:pPr>
-        <w:ind w:firstLine="420"/>
-      </w:pPr>
-      <w:r>
-        <w:rPr>
-          <w:rFonts w:hint="eastAsia"/>
-        </w:rPr>
-        <w:t>训练网络周期的次数是可以选择的，往往周期数越高，模型的准确性就越高，但是，耗时往往就越长。同样你还需要考虑如果周期</w:t>
-      </w:r>
-      <w:r>
-        <w:rPr>
-          <w:rFonts w:hint="eastAsia"/>
-        </w:rPr>
-        <w:t>/</w:t>
-      </w:r>
-      <w:r>
-        <w:rPr>
-          <w:rFonts w:hint="eastAsia"/>
-        </w:rPr>
-        <w:t>纪元的次数过高，那么可能会出现过拟合的情况。</w:t>
-      </w:r>
-    </w:p>
-    <w:p>
-      <w:pPr>
-        <w:pStyle w:val="2"/>
-      </w:pPr>
-      <w:r>
-        <w:rPr>
-          <w:rFonts w:hint="eastAsia"/>
-        </w:rPr>
-        <w:t>Dropout</w:t>
-      </w:r>
-      <w:r>
-        <w:rPr>
-          <w:rFonts w:hint="eastAsia"/>
-        </w:rPr>
-        <w:t>方法</w:t>
-      </w:r>
-    </w:p>
-    <w:p>
-      <w:pPr>
-        <w:ind w:firstLine="420"/>
-      </w:pPr>
-      <w:r>
-        <w:rPr>
-          <w:rFonts w:hint="eastAsia"/>
-        </w:rPr>
-        <w:t>Dropout</w:t>
-      </w:r>
-      <w:r>
-        <w:rPr>
-          <w:rFonts w:hint="eastAsia"/>
-        </w:rPr>
-        <w:t>是一个可以阻止网络过拟合的规则化方法。就像它的名字那样，在训练过程中隐藏的某些特定神经元会被忽略掉</w:t>
+        <w:t>训练过程中隐藏的某些特定神经元会被忽略掉</w:t>
       </w:r>
       <w:r>
         <w:rPr>
@@ -2236,7 +2150,7 @@
                     <pic:cNvPicPr/>
                   </pic:nvPicPr>
                   <pic:blipFill>
-                    <a:blip r:embed="rId12"/>
+                    <a:blip r:embed="rId13"/>
                     <a:stretch>
                       <a:fillRect/>
                     </a:stretch>
@@ -2283,13 +2197,12 @@
     </w:p>
     <w:p>
       <w:pPr>
-        <w:pStyle w:val="2"/>
-      </w:pPr>
-      <w:r>
-        <w:rPr>
-          <w:rFonts w:hint="eastAsia"/>
-        </w:rPr>
-        <w:lastRenderedPageBreak/>
+        <w:pStyle w:val="3"/>
+      </w:pPr>
+      <w:r>
+        <w:rPr>
+          <w:rFonts w:hint="eastAsia"/>
+        </w:rPr>
         <w:t>分批标准化</w:t>
       </w:r>
       <w:r>
@@ -2331,7 +2244,7 @@
                     <pic:cNvPicPr/>
                   </pic:nvPicPr>
                   <pic:blipFill>
-                    <a:blip r:embed="rId13"/>
+                    <a:blip r:embed="rId14"/>
                     <a:stretch>
                       <a:fillRect/>
                     </a:stretch>
@@ -2378,429 +2291,346 @@
     <w:p/>
     <w:p>
       <w:pPr>
+        <w:pStyle w:val="1"/>
+        <w:rPr>
+          <w:rFonts w:hint="eastAsia"/>
+        </w:rPr>
+      </w:pPr>
+      <w:r>
+        <w:rPr>
+          <w:rFonts w:hint="eastAsia"/>
+        </w:rPr>
+        <w:lastRenderedPageBreak/>
+        <w:t>多层感知器</w:t>
+      </w:r>
+    </w:p>
+    <w:p>
+      <w:pPr>
         <w:pStyle w:val="2"/>
       </w:pPr>
       <w:r>
         <w:rPr>
+          <w:rFonts w:hint="eastAsia"/>
+        </w:rPr>
+        <w:t>DNN</w:t>
+      </w:r>
+    </w:p>
+    <w:p>
+      <w:pPr>
+        <w:pStyle w:val="2"/>
+      </w:pPr>
+      <w:r>
+        <w:rPr>
+          <w:rFonts w:hint="eastAsia"/>
+        </w:rPr>
+        <w:t>CNN</w:t>
+      </w:r>
+    </w:p>
+    <w:p>
+      <w:pPr>
+        <w:ind w:firstLine="420"/>
+      </w:pPr>
+      <w:r>
+        <w:rPr>
+          <w:rFonts w:hint="eastAsia"/>
+        </w:rPr>
+        <w:t>CNN(</w:t>
+      </w:r>
+      <w:r>
+        <w:rPr>
+          <w:rFonts w:hint="eastAsia"/>
+        </w:rPr>
+        <w:t>卷积神经网络</w:t>
+      </w:r>
+      <w:r>
+        <w:rPr>
+          <w:rFonts w:hint="eastAsia"/>
+        </w:rPr>
+        <w:t>)</w:t>
+      </w:r>
+    </w:p>
+    <w:p>
+      <w:pPr>
+        <w:ind w:firstLine="420"/>
+      </w:pPr>
+      <w:r>
+        <w:rPr>
+          <w:rFonts w:hint="eastAsia"/>
+        </w:rPr>
+        <w:t>卷积神经网络通常用来处理图像数据，假设输入数据的形状为</w:t>
+      </w:r>
+      <w:r>
+        <w:rPr>
+          <w:rFonts w:hint="eastAsia"/>
+        </w:rPr>
+        <w:t>28</w:t>
+      </w:r>
+      <w:r>
+        <w:rPr>
+          <w:rFonts w:hint="eastAsia"/>
+        </w:rPr>
+        <w:t>×</w:t>
+      </w:r>
+      <w:r>
+        <w:rPr>
+          <w:rFonts w:hint="eastAsia"/>
+        </w:rPr>
+        <w:t>28</w:t>
+      </w:r>
+      <w:r>
+        <w:rPr>
+          <w:rFonts w:hint="eastAsia"/>
+        </w:rPr>
+        <w:t>×</w:t>
+      </w:r>
+      <w:r>
+        <w:rPr>
+          <w:rFonts w:hint="eastAsia"/>
+        </w:rPr>
+        <w:t>3(28pixels</w:t>
+      </w:r>
+      <w:r>
+        <w:rPr>
+          <w:rFonts w:hint="eastAsia"/>
+        </w:rPr>
+        <w:t>×</w:t>
+      </w:r>
+      <w:r>
+        <w:rPr>
+          <w:rFonts w:hint="eastAsia"/>
+        </w:rPr>
+        <w:t>28pixels</w:t>
+      </w:r>
+      <w:r>
+        <w:rPr>
+          <w:rFonts w:hint="eastAsia"/>
+        </w:rPr>
+        <w:t>×</w:t>
+      </w:r>
+      <w:r>
+        <w:rPr>
+          <w:rFonts w:hint="eastAsia"/>
+        </w:rPr>
+        <w:t>RGB Value)</w:t>
+      </w:r>
+      <w:r>
+        <w:rPr>
+          <w:rFonts w:hint="eastAsia"/>
+        </w:rPr>
+        <w:t>，那么对于传统的神经网络来说就会有</w:t>
+      </w:r>
+      <w:r>
+        <w:rPr>
+          <w:rFonts w:hint="eastAsia"/>
+        </w:rPr>
+        <w:t>2352(28</w:t>
+      </w:r>
+      <w:r>
+        <w:rPr>
+          <w:rFonts w:hint="eastAsia"/>
+        </w:rPr>
+        <w:t>×</w:t>
+      </w:r>
+      <w:r>
+        <w:rPr>
+          <w:rFonts w:hint="eastAsia"/>
+        </w:rPr>
+        <w:t>28</w:t>
+      </w:r>
+      <w:r>
+        <w:rPr>
+          <w:rFonts w:hint="eastAsia"/>
+        </w:rPr>
+        <w:t>×</w:t>
+      </w:r>
+      <w:r>
+        <w:rPr>
+          <w:rFonts w:hint="eastAsia"/>
+        </w:rPr>
+        <w:t>3)</w:t>
+      </w:r>
+      <w:r>
+        <w:rPr>
+          <w:rFonts w:hint="eastAsia"/>
+        </w:rPr>
+        <w:t>个变量。随着图像尺寸的增加，那么变量的数量就会急剧增加。</w:t>
+      </w:r>
+    </w:p>
+    <w:p>
+      <w:pPr>
+        <w:ind w:firstLine="420"/>
+      </w:pPr>
+      <w:r>
+        <w:rPr>
+          <w:rFonts w:hint="eastAsia"/>
+        </w:rPr>
+        <w:t>因此，通过对图片进行卷积，可以减少变量的数目。随着过滤器沿着图像上宽和高的两个方向滑动，就会产生一个相应的</w:t>
+      </w:r>
+      <w:r>
+        <w:rPr>
+          <w:rFonts w:hint="eastAsia"/>
+        </w:rPr>
+        <w:t>2</w:t>
+      </w:r>
+      <w:r>
+        <w:rPr>
+          <w:rFonts w:hint="eastAsia"/>
+        </w:rPr>
+        <w:t>维激活映射，最后再沿纵向将所有的激活映射堆叠在一起，就产生了最后的输出。</w:t>
+      </w:r>
+    </w:p>
+    <w:p>
+      <w:pPr>
+        <w:pStyle w:val="3"/>
+      </w:pPr>
+      <w:r>
+        <w:rPr>
+          <w:rFonts w:hint="eastAsia"/>
+        </w:rPr>
+        <w:t>过滤器</w:t>
+      </w:r>
+      <w:r>
+        <w:rPr>
+          <w:rFonts w:hint="eastAsia"/>
+        </w:rPr>
+        <w:t>/</w:t>
+      </w:r>
+      <w:r>
+        <w:rPr>
+          <w:rFonts w:hint="eastAsia"/>
+        </w:rPr>
+        <w:t>滤波器</w:t>
+      </w:r>
+      <w:r>
+        <w:rPr>
+          <w:rFonts w:hint="eastAsia"/>
+        </w:rPr>
+        <w:t>(Filter)</w:t>
+      </w:r>
+    </w:p>
+    <w:p>
+      <w:pPr>
+        <w:ind w:firstLine="420"/>
+      </w:pPr>
+      <w:r>
+        <w:rPr>
+          <w:rFonts w:hint="eastAsia"/>
+        </w:rPr>
+        <w:t>CNN</w:t>
+      </w:r>
+      <w:r>
+        <w:rPr>
+          <w:rFonts w:hint="eastAsia"/>
+        </w:rPr>
+        <w:t>中的滤波器，具体是指将一个</w:t>
+      </w:r>
+      <w:r>
+        <w:rPr>
+          <w:rFonts w:hint="eastAsia"/>
+          <w:color w:val="FF0000"/>
+        </w:rPr>
+        <w:t>权重矩阵</w:t>
+      </w:r>
+      <w:r>
+        <w:rPr>
+          <w:rFonts w:hint="eastAsia"/>
+        </w:rPr>
+        <w:t>，我们用它乘以输入图像的一部分，产生相应的卷积输出。</w:t>
+      </w:r>
+    </w:p>
+    <w:p>
+      <w:pPr>
+        <w:ind w:firstLine="420"/>
+      </w:pPr>
+      <w:r>
+        <w:rPr>
+          <w:rFonts w:hint="eastAsia"/>
+        </w:rPr>
+        <w:t>比方说，对于一个</w:t>
+      </w:r>
+      <w:r>
+        <w:rPr>
+          <w:rFonts w:hint="eastAsia"/>
+        </w:rPr>
+        <w:t>28</w:t>
+      </w:r>
+      <w:r>
+        <w:rPr>
+          <w:rFonts w:hint="eastAsia"/>
+        </w:rPr>
+        <w:t>×</w:t>
+      </w:r>
+      <w:r>
+        <w:rPr>
+          <w:rFonts w:hint="eastAsia"/>
+        </w:rPr>
+        <w:t>28</w:t>
+      </w:r>
+      <w:r>
+        <w:rPr>
+          <w:rFonts w:hint="eastAsia"/>
+        </w:rPr>
+        <w:t>的图片，将一个</w:t>
+      </w:r>
+      <w:r>
+        <w:rPr>
+          <w:rFonts w:hint="eastAsia"/>
+        </w:rPr>
+        <w:t>3</w:t>
+      </w:r>
+      <w:r>
+        <w:rPr>
+          <w:rFonts w:hint="eastAsia"/>
+        </w:rPr>
+        <w:t>×</w:t>
+      </w:r>
+      <w:r>
+        <w:rPr>
+          <w:rFonts w:hint="eastAsia"/>
+        </w:rPr>
+        <w:t>3</w:t>
+      </w:r>
+      <w:r>
+        <w:rPr>
+          <w:rFonts w:hint="eastAsia"/>
+        </w:rPr>
+        <w:t>的滤波器与图片中</w:t>
+      </w:r>
+      <w:r>
+        <w:rPr>
+          <w:rFonts w:hint="eastAsia"/>
+        </w:rPr>
+        <w:t>3</w:t>
+      </w:r>
+      <w:r>
+        <w:rPr>
+          <w:rFonts w:hint="eastAsia"/>
+        </w:rPr>
+        <w:t>×</w:t>
+      </w:r>
+      <w:r>
+        <w:rPr>
+          <w:rFonts w:hint="eastAsia"/>
+        </w:rPr>
+        <w:t>3</w:t>
+      </w:r>
+      <w:r>
+        <w:rPr>
+          <w:rFonts w:hint="eastAsia"/>
+        </w:rPr>
+        <w:t>的矩阵依次相乘，从而得到相应的卷积输出。滤波器的尺寸通常比原始图片要小，与权重相似，在最小化成本的反向传播中，滤波器也会被更新。</w:t>
+      </w:r>
+    </w:p>
+    <w:p>
+      <w:pPr>
+        <w:ind w:firstLine="420"/>
+      </w:pPr>
+      <w:r>
+        <w:rPr>
           <w:noProof/>
         </w:rPr>
         <w:drawing>
-          <wp:anchor distT="0" distB="0" distL="114300" distR="114300" simplePos="0" relativeHeight="251687936" behindDoc="0" locked="0" layoutInCell="1" allowOverlap="1" wp14:anchorId="4B6A81E2" wp14:editId="275EC250">
-            <wp:simplePos x="0" y="0"/>
-            <wp:positionH relativeFrom="margin">
-              <wp:align>center</wp:align>
-            </wp:positionH>
-            <wp:positionV relativeFrom="paragraph">
-              <wp:posOffset>47349</wp:posOffset>
-            </wp:positionV>
-            <wp:extent cx="2540000" cy="2250440"/>
-            <wp:effectExtent l="0" t="0" r="0" b="0"/>
-            <wp:wrapTopAndBottom/>
-            <wp:docPr id="14" name="图片 14"/>
-            <wp:cNvGraphicFramePr>
-              <a:graphicFrameLocks xmlns:a="http://schemas.openxmlformats.org/drawingml/2006/main" noChangeAspect="1"/>
-            </wp:cNvGraphicFramePr>
-            <a:graphic xmlns:a="http://schemas.openxmlformats.org/drawingml/2006/main">
-              <a:graphicData uri="http://schemas.openxmlformats.org/drawingml/2006/picture">
-                <pic:pic xmlns:pic="http://schemas.openxmlformats.org/drawingml/2006/picture">
-                  <pic:nvPicPr>
-                    <pic:cNvPr id="1" name=""/>
-                    <pic:cNvPicPr/>
-                  </pic:nvPicPr>
-                  <pic:blipFill>
-                    <a:blip r:embed="rId14"/>
-                    <a:stretch>
-                      <a:fillRect/>
-                    </a:stretch>
-                  </pic:blipFill>
-                  <pic:spPr>
-                    <a:xfrm>
-                      <a:off x="0" y="0"/>
-                      <a:ext cx="2540000" cy="2250440"/>
-                    </a:xfrm>
-                    <a:prstGeom prst="rect">
-                      <a:avLst/>
-                    </a:prstGeom>
-                  </pic:spPr>
-                </pic:pic>
-              </a:graphicData>
-            </a:graphic>
-            <wp14:sizeRelH relativeFrom="margin">
-              <wp14:pctWidth>0</wp14:pctWidth>
-            </wp14:sizeRelH>
-            <wp14:sizeRelV relativeFrom="margin">
-              <wp14:pctHeight>0</wp14:pctHeight>
-            </wp14:sizeRelV>
-          </wp:anchor>
-        </w:drawing>
-      </w:r>
-      <w:r>
-        <w:rPr>
-          <w:rFonts w:hint="eastAsia"/>
-        </w:rPr>
-        <w:t>----</w:t>
-      </w:r>
-    </w:p>
-    <w:p>
-      <w:pPr>
-        <w:pStyle w:val="2"/>
-      </w:pPr>
-      <w:r>
-        <w:rPr>
-          <w:rFonts w:hint="eastAsia"/>
-        </w:rPr>
-        <w:t>DNN</w:t>
-      </w:r>
-    </w:p>
-    <w:p>
-      <w:pPr>
-        <w:pStyle w:val="2"/>
-      </w:pPr>
-      <w:r>
-        <w:rPr>
-          <w:rFonts w:hint="eastAsia"/>
-        </w:rPr>
-        <w:t>CNN</w:t>
-      </w:r>
-    </w:p>
-    <w:p>
-      <w:pPr>
-        <w:ind w:firstLine="420"/>
-      </w:pPr>
-      <w:r>
-        <w:rPr>
-          <w:rFonts w:hint="eastAsia"/>
-        </w:rPr>
-        <w:t>CNN(</w:t>
-      </w:r>
-      <w:r>
-        <w:rPr>
-          <w:rFonts w:hint="eastAsia"/>
-        </w:rPr>
-        <w:t>卷积神经网络</w:t>
-      </w:r>
-      <w:r>
-        <w:rPr>
-          <w:rFonts w:hint="eastAsia"/>
-        </w:rPr>
-        <w:t>)</w:t>
-      </w:r>
-    </w:p>
-    <w:p>
-      <w:pPr>
-        <w:ind w:firstLine="420"/>
-      </w:pPr>
-      <w:r>
-        <w:rPr>
-          <w:rFonts w:hint="eastAsia"/>
-        </w:rPr>
-        <w:t>卷积神经网络通常用来处理图像数据，假设输入数据的形状为</w:t>
-      </w:r>
-      <w:proofErr w:type="gramStart"/>
-      <w:r>
-        <w:rPr>
-          <w:rFonts w:hint="eastAsia"/>
-        </w:rPr>
-        <w:t>28</w:t>
-      </w:r>
-      <w:r>
-        <w:rPr>
-          <w:rFonts w:hint="eastAsia"/>
-        </w:rPr>
-        <w:t>×</w:t>
-      </w:r>
-      <w:r>
-        <w:rPr>
-          <w:rFonts w:hint="eastAsia"/>
-        </w:rPr>
-        <w:t>28</w:t>
-      </w:r>
-      <w:r>
-        <w:rPr>
-          <w:rFonts w:hint="eastAsia"/>
-        </w:rPr>
-        <w:t>×</w:t>
-      </w:r>
-      <w:proofErr w:type="gramEnd"/>
-      <w:r>
-        <w:rPr>
-          <w:rFonts w:hint="eastAsia"/>
-        </w:rPr>
-        <w:lastRenderedPageBreak/>
-        <w:t>3(28pixels</w:t>
-      </w:r>
-      <w:r>
-        <w:rPr>
-          <w:rFonts w:hint="eastAsia"/>
-        </w:rPr>
-        <w:t>×</w:t>
-      </w:r>
-      <w:r>
-        <w:rPr>
-          <w:rFonts w:hint="eastAsia"/>
-        </w:rPr>
-        <w:t>28pixels</w:t>
-      </w:r>
-      <w:r>
-        <w:rPr>
-          <w:rFonts w:hint="eastAsia"/>
-        </w:rPr>
-        <w:t>×</w:t>
-      </w:r>
-      <w:r>
-        <w:rPr>
-          <w:rFonts w:hint="eastAsia"/>
-        </w:rPr>
-        <w:t>RGB Value)</w:t>
-      </w:r>
-      <w:r>
-        <w:rPr>
-          <w:rFonts w:hint="eastAsia"/>
-        </w:rPr>
-        <w:t>，那么对于传统的神经网络来说就会有</w:t>
-      </w:r>
-      <w:r>
-        <w:rPr>
-          <w:rFonts w:hint="eastAsia"/>
-        </w:rPr>
-        <w:t>2352(</w:t>
-      </w:r>
-      <w:proofErr w:type="gramStart"/>
-      <w:r>
-        <w:rPr>
-          <w:rFonts w:hint="eastAsia"/>
-        </w:rPr>
-        <w:t>28</w:t>
-      </w:r>
-      <w:r>
-        <w:rPr>
-          <w:rFonts w:hint="eastAsia"/>
-        </w:rPr>
-        <w:t>×</w:t>
-      </w:r>
-      <w:r>
-        <w:rPr>
-          <w:rFonts w:hint="eastAsia"/>
-        </w:rPr>
-        <w:t>28</w:t>
-      </w:r>
-      <w:r>
-        <w:rPr>
-          <w:rFonts w:hint="eastAsia"/>
-        </w:rPr>
-        <w:t>×</w:t>
-      </w:r>
-      <w:proofErr w:type="gramEnd"/>
-      <w:r>
-        <w:rPr>
-          <w:rFonts w:hint="eastAsia"/>
-        </w:rPr>
-        <w:t>3)</w:t>
-      </w:r>
-      <w:proofErr w:type="gramStart"/>
-      <w:r>
-        <w:rPr>
-          <w:rFonts w:hint="eastAsia"/>
-        </w:rPr>
-        <w:t>个</w:t>
-      </w:r>
-      <w:proofErr w:type="gramEnd"/>
-      <w:r>
-        <w:rPr>
-          <w:rFonts w:hint="eastAsia"/>
-        </w:rPr>
-        <w:t>变量。随着图像尺寸的增加，那么变量的数量就会急剧增加。</w:t>
-      </w:r>
-    </w:p>
-    <w:p>
-      <w:pPr>
-        <w:ind w:firstLine="420"/>
-      </w:pPr>
-      <w:r>
-        <w:rPr>
-          <w:rFonts w:hint="eastAsia"/>
-        </w:rPr>
-        <w:t>因此，通过对图片进行卷积，可以减少变量的数目。随着过滤器沿着图像上宽和高的两个方向滑动，就会产生一个相应的</w:t>
-      </w:r>
-      <w:r>
-        <w:rPr>
-          <w:rFonts w:hint="eastAsia"/>
-        </w:rPr>
-        <w:t>2</w:t>
-      </w:r>
-      <w:r>
-        <w:rPr>
-          <w:rFonts w:hint="eastAsia"/>
-        </w:rPr>
-        <w:t>维激活映射，最后再沿纵向将所有的激活映射堆叠在一起，就产生了最后的输出。</w:t>
-      </w:r>
-    </w:p>
-    <w:p>
-      <w:pPr>
-        <w:pStyle w:val="3"/>
-      </w:pPr>
-      <w:r>
-        <w:rPr>
-          <w:rFonts w:hint="eastAsia"/>
-        </w:rPr>
-        <w:t>过滤器</w:t>
-      </w:r>
-      <w:r>
-        <w:rPr>
-          <w:rFonts w:hint="eastAsia"/>
-        </w:rPr>
-        <w:t>/</w:t>
-      </w:r>
-      <w:r>
-        <w:rPr>
-          <w:rFonts w:hint="eastAsia"/>
-        </w:rPr>
-        <w:t>滤波器</w:t>
-      </w:r>
-      <w:r>
-        <w:rPr>
-          <w:rFonts w:hint="eastAsia"/>
-        </w:rPr>
-        <w:t>(Filter)</w:t>
-      </w:r>
-    </w:p>
-    <w:p>
-      <w:pPr>
-        <w:ind w:firstLine="420"/>
-      </w:pPr>
-      <w:r>
-        <w:rPr>
-          <w:rFonts w:hint="eastAsia"/>
-        </w:rPr>
-        <w:t>CNN</w:t>
-      </w:r>
-      <w:r>
-        <w:rPr>
-          <w:rFonts w:hint="eastAsia"/>
-        </w:rPr>
-        <w:t>中的滤波器，具体是指将一个</w:t>
-      </w:r>
-      <w:r>
-        <w:rPr>
-          <w:rFonts w:hint="eastAsia"/>
-          <w:color w:val="FF0000"/>
-        </w:rPr>
-        <w:t>权重矩阵</w:t>
-      </w:r>
-      <w:r>
-        <w:rPr>
-          <w:rFonts w:hint="eastAsia"/>
-        </w:rPr>
-        <w:t>，我们用它乘以输入图像的一部分，产生相应的卷积输出。</w:t>
-      </w:r>
-    </w:p>
-    <w:p>
-      <w:pPr>
-        <w:ind w:firstLine="420"/>
-      </w:pPr>
-      <w:r>
-        <w:rPr>
-          <w:rFonts w:hint="eastAsia"/>
-        </w:rPr>
-        <w:t>比方说，对于一个</w:t>
-      </w:r>
-      <w:r>
-        <w:rPr>
-          <w:rFonts w:hint="eastAsia"/>
-        </w:rPr>
-        <w:t>28</w:t>
-      </w:r>
-      <w:r>
-        <w:rPr>
-          <w:rFonts w:hint="eastAsia"/>
-        </w:rPr>
-        <w:t>×</w:t>
-      </w:r>
-      <w:r>
-        <w:rPr>
-          <w:rFonts w:hint="eastAsia"/>
-        </w:rPr>
-        <w:t>28</w:t>
-      </w:r>
-      <w:r>
-        <w:rPr>
-          <w:rFonts w:hint="eastAsia"/>
-        </w:rPr>
-        <w:t>的图片，将一个</w:t>
-      </w:r>
-      <w:r>
-        <w:rPr>
-          <w:rFonts w:hint="eastAsia"/>
-        </w:rPr>
-        <w:t>3</w:t>
-      </w:r>
-      <w:r>
-        <w:rPr>
-          <w:rFonts w:hint="eastAsia"/>
-        </w:rPr>
-        <w:t>×</w:t>
-      </w:r>
-      <w:r>
-        <w:rPr>
-          <w:rFonts w:hint="eastAsia"/>
-        </w:rPr>
-        <w:t>3</w:t>
-      </w:r>
-      <w:r>
-        <w:rPr>
-          <w:rFonts w:hint="eastAsia"/>
-        </w:rPr>
-        <w:t>的滤波器与图片中</w:t>
-      </w:r>
-      <w:r>
-        <w:rPr>
-          <w:rFonts w:hint="eastAsia"/>
-        </w:rPr>
-        <w:t>3</w:t>
-      </w:r>
-      <w:r>
-        <w:rPr>
-          <w:rFonts w:hint="eastAsia"/>
-        </w:rPr>
-        <w:t>×</w:t>
-      </w:r>
-      <w:r>
-        <w:rPr>
-          <w:rFonts w:hint="eastAsia"/>
-        </w:rPr>
-        <w:t>3</w:t>
-      </w:r>
-      <w:r>
-        <w:rPr>
-          <w:rFonts w:hint="eastAsia"/>
-        </w:rPr>
-        <w:t>的矩阵依次相乘，从而得到相应的卷积输出。滤波器的尺寸通常比原始图片要小，与权重相似，在最小</w:t>
-      </w:r>
-      <w:proofErr w:type="gramStart"/>
-      <w:r>
-        <w:rPr>
-          <w:rFonts w:hint="eastAsia"/>
-        </w:rPr>
-        <w:t>化成本</w:t>
-      </w:r>
-      <w:proofErr w:type="gramEnd"/>
-      <w:r>
-        <w:rPr>
-          <w:rFonts w:hint="eastAsia"/>
-        </w:rPr>
-        <w:t>的反向传播中，滤波器也会被更新。</w:t>
-      </w:r>
-    </w:p>
-    <w:p>
-      <w:pPr>
-        <w:ind w:firstLine="420"/>
-      </w:pPr>
-      <w:r>
-        <w:rPr>
-          <w:noProof/>
-        </w:rPr>
-        <w:drawing>
-          <wp:anchor distT="0" distB="0" distL="114300" distR="114300" simplePos="0" relativeHeight="251671552" behindDoc="0" locked="0" layoutInCell="1" allowOverlap="1" wp14:anchorId="7952F39C" wp14:editId="7E5895E3">
+          <wp:anchor distT="0" distB="0" distL="114300" distR="114300" simplePos="0" relativeHeight="251702272" behindDoc="0" locked="0" layoutInCell="1" allowOverlap="1" wp14:anchorId="083A3D61" wp14:editId="3D5177FF">
             <wp:simplePos x="0" y="0"/>
             <wp:positionH relativeFrom="margin">
               <wp:align>center</wp:align>
@@ -2877,7 +2707,14 @@
         <w:rPr>
           <w:rFonts w:hint="eastAsia"/>
         </w:rPr>
-        <w:t>的分块，从而产生卷积的结果。</w:t>
+        <w:t>的分</w:t>
+      </w:r>
+      <w:r>
+        <w:rPr>
+          <w:rFonts w:hint="eastAsia"/>
+        </w:rPr>
+        <w:lastRenderedPageBreak/>
+        <w:t>块，从而产生卷积的结果。</w:t>
       </w:r>
     </w:p>
     <w:p>
@@ -2961,9 +2798,8 @@
         <w:rPr>
           <w:noProof/>
         </w:rPr>
-        <w:lastRenderedPageBreak/>
         <w:drawing>
-          <wp:anchor distT="0" distB="0" distL="114300" distR="114300" simplePos="0" relativeHeight="251673600" behindDoc="0" locked="0" layoutInCell="1" allowOverlap="1" wp14:anchorId="1F6F0683" wp14:editId="1AB25CDF">
+          <wp:anchor distT="0" distB="0" distL="114300" distR="114300" simplePos="0" relativeHeight="251703296" behindDoc="0" locked="0" layoutInCell="1" allowOverlap="1" wp14:anchorId="79754F98" wp14:editId="247B71E2">
             <wp:simplePos x="0" y="0"/>
             <wp:positionH relativeFrom="margin">
               <wp:align>center</wp:align>
@@ -3060,7 +2896,7 @@
           <w:noProof/>
         </w:rPr>
         <w:drawing>
-          <wp:anchor distT="0" distB="0" distL="114300" distR="114300" simplePos="0" relativeHeight="251675648" behindDoc="0" locked="0" layoutInCell="1" allowOverlap="1" wp14:anchorId="2FB6D6B2" wp14:editId="6E9C0C32">
+          <wp:anchor distT="0" distB="0" distL="114300" distR="114300" simplePos="0" relativeHeight="251704320" behindDoc="0" locked="0" layoutInCell="1" allowOverlap="1" wp14:anchorId="2ECCA1BA" wp14:editId="7B652001">
             <wp:simplePos x="0" y="0"/>
             <wp:positionH relativeFrom="margin">
               <wp:align>center</wp:align>
@@ -3313,8 +3149,9 @@
         <w:rPr>
           <w:noProof/>
         </w:rPr>
+        <w:lastRenderedPageBreak/>
         <w:drawing>
-          <wp:anchor distT="0" distB="0" distL="114300" distR="114300" simplePos="0" relativeHeight="251677696" behindDoc="0" locked="0" layoutInCell="1" allowOverlap="1" wp14:anchorId="5C24EF29" wp14:editId="0FF7EA3D">
+          <wp:anchor distT="0" distB="0" distL="114300" distR="114300" simplePos="0" relativeHeight="251705344" behindDoc="0" locked="0" layoutInCell="1" allowOverlap="1" wp14:anchorId="7189B27B" wp14:editId="4A911D15">
             <wp:simplePos x="0" y="0"/>
             <wp:positionH relativeFrom="margin">
               <wp:posOffset>1647494</wp:posOffset>
@@ -3378,7 +3215,6 @@
         <w:rPr>
           <w:rFonts w:hint="eastAsia"/>
         </w:rPr>
-        <w:lastRenderedPageBreak/>
         <w:t>CNN(</w:t>
       </w:r>
       <w:r>
@@ -3438,7 +3274,7 @@
           <w:noProof/>
         </w:rPr>
         <w:drawing>
-          <wp:anchor distT="0" distB="0" distL="114300" distR="114300" simplePos="0" relativeHeight="251669504" behindDoc="0" locked="0" layoutInCell="1" allowOverlap="1" wp14:anchorId="04FD94C0" wp14:editId="0F404B64">
+          <wp:anchor distT="0" distB="0" distL="114300" distR="114300" simplePos="0" relativeHeight="251701248" behindDoc="0" locked="0" layoutInCell="1" allowOverlap="1" wp14:anchorId="3C1586F8" wp14:editId="20E7B7DB">
             <wp:simplePos x="0" y="0"/>
             <wp:positionH relativeFrom="margin">
               <wp:align>center</wp:align>
@@ -3491,21 +3327,7 @@
         <w:rPr>
           <w:rFonts w:hint="eastAsia"/>
         </w:rPr>
-        <w:t>对于递归神经元来说，经由它自己处理过的数据会变成自身下一次的输入，这个过程</w:t>
-      </w:r>
-      <w:proofErr w:type="gramStart"/>
-      <w:r>
-        <w:rPr>
-          <w:rFonts w:hint="eastAsia"/>
-        </w:rPr>
-        <w:t>总共会</w:t>
-      </w:r>
-      <w:proofErr w:type="gramEnd"/>
-      <w:r>
-        <w:rPr>
-          <w:rFonts w:hint="eastAsia"/>
-        </w:rPr>
-        <w:t>进行</w:t>
+        <w:t>对于递归神经元来说，经由它自己处理过的数据会变成自身下一次的输入，这个过程总共会进行</w:t>
       </w:r>
       <w:r>
         <w:rPr>
@@ -3525,19 +3347,11 @@
         </w:rPr>
         <w:t>t</w:t>
       </w:r>
-      <w:proofErr w:type="gramStart"/>
-      <w:r>
-        <w:rPr>
-          <w:rFonts w:hint="eastAsia"/>
-        </w:rPr>
-        <w:t>个</w:t>
-      </w:r>
-      <w:proofErr w:type="gramEnd"/>
-      <w:r>
-        <w:rPr>
-          <w:rFonts w:hint="eastAsia"/>
-        </w:rPr>
-        <w:t>不同的神经元串联起来，这种神经元的长处是能够产生一个更全面的输出结果。</w:t>
+      <w:r>
+        <w:rPr>
+          <w:rFonts w:hint="eastAsia"/>
+        </w:rPr>
+        <w:t>个不同的神经元串联起来，这种神经元的长处是能够产生一个更全面的输出结果。</w:t>
       </w:r>
     </w:p>
     <w:p>
@@ -3647,21 +3461,14 @@
         <w:rPr>
           <w:rFonts w:hint="eastAsia"/>
         </w:rPr>
-        <w:t>当激活函数的梯度</w:t>
-      </w:r>
-      <w:proofErr w:type="gramStart"/>
-      <w:r>
-        <w:rPr>
-          <w:rFonts w:hint="eastAsia"/>
-        </w:rPr>
-        <w:t>很</w:t>
-      </w:r>
-      <w:proofErr w:type="gramEnd"/>
-      <w:r>
-        <w:rPr>
-          <w:rFonts w:hint="eastAsia"/>
-        </w:rPr>
-        <w:t>小时就会发生梯度消失问题。在反向传播的过程中，权重因子会被多次乘以这些小的梯度，因此会越变越小，随着递归的深入趋于“消失”，使得神经网络失去了长程可靠性。这在递归神经网络中是一个较普遍的问题。</w:t>
+        <w:t>当激活函数的梯度很小时就会发生梯度消失问题。在反向传播的过程中，权</w:t>
+      </w:r>
+      <w:r>
+        <w:rPr>
+          <w:rFonts w:hint="eastAsia"/>
+        </w:rPr>
+        <w:lastRenderedPageBreak/>
+        <w:t>重因子会被多次乘以这些小的梯度，因此会越变越小，随着递归的深入趋于“消失”，使得神经网络失去了长程可靠性。这在递归神经网络中是一个较普遍的问题。</w:t>
       </w:r>
     </w:p>
     <w:p>
@@ -3683,14 +3490,7 @@
         <w:rPr>
           <w:rFonts w:hint="eastAsia"/>
         </w:rPr>
-        <w:t>与梯度消失问题对应，当激活函数的梯度较大时，就会发生梯度爆炸问题。在反向传播的过程中，部分节点的大梯度使得他们的权重变得非常大，从而削弱</w:t>
-      </w:r>
-      <w:r>
-        <w:rPr>
-          <w:rFonts w:hint="eastAsia"/>
-        </w:rPr>
-        <w:lastRenderedPageBreak/>
-        <w:t>了其他节点对于结果的影响，这个问题可以通过截断</w:t>
+        <w:t>与梯度消失问题对应，当激活函数的梯度较大时，就会发生梯度爆炸问题。在反向传播的过程中，部分节点的大梯度使得他们的权重变得非常大，从而削弱了其他节点对于结果的影响，这个问题可以通过截断</w:t>
       </w:r>
       <w:r>
         <w:rPr>
@@ -3727,6 +3527,13 @@
         </w:rPr>
         <w:t>LSTM</w:t>
       </w:r>
+    </w:p>
+    <w:p>
+      <w:pPr>
+        <w:rPr>
+          <w:rFonts w:hint="eastAsia"/>
+        </w:rPr>
+      </w:pPr>
     </w:p>
     <w:sectPr>
       <w:pgSz w:w="11906" w:h="16838"/>
@@ -3739,7 +3546,7 @@
 </file>
 
 <file path=word/styles.xml><?xml version="1.0" encoding="utf-8"?>
-<w:styles xmlns:mc="http://schemas.openxmlformats.org/markup-compatibility/2006" xmlns:r="http://schemas.openxmlformats.org/officeDocument/2006/relationships" xmlns:w="http://schemas.openxmlformats.org/wordprocessingml/2006/main" xmlns:w14="http://schemas.microsoft.com/office/word/2010/wordml" xmlns:w15="http://schemas.microsoft.com/office/word/2012/wordml" xmlns:w16se="http://schemas.microsoft.com/office/word/2015/wordml/symex" mc:Ignorable="w14 w15 w16se">
+<w:styles xmlns:mc="http://schemas.openxmlformats.org/markup-compatibility/2006" xmlns:r="http://schemas.openxmlformats.org/officeDocument/2006/relationships" xmlns:w="http://schemas.openxmlformats.org/wordprocessingml/2006/main" xmlns:w14="http://schemas.microsoft.com/office/word/2010/wordml" xmlns:w15="http://schemas.microsoft.com/office/word/2012/wordml" xmlns:w16cex="http://schemas.microsoft.com/office/word/2018/wordml/cex" xmlns:w16cid="http://schemas.microsoft.com/office/word/2016/wordml/cid" xmlns:w16="http://schemas.microsoft.com/office/word/2018/wordml" xmlns:w16du="http://schemas.microsoft.com/office/word/2023/wordml/word16du" xmlns:w16sdtdh="http://schemas.microsoft.com/office/word/2020/wordml/sdtdatahash" xmlns:w16sdtfl="http://schemas.microsoft.com/office/word/2024/wordml/sdtformatlock" xmlns:w16se="http://schemas.microsoft.com/office/word/2015/wordml/symex" mc:Ignorable="w14 w15 w16se w16cid w16 w16cex w16sdtdh w16sdtfl w16du">
   <w:docDefaults>
     <w:rPrDefault>
       <w:rPr>
@@ -3752,7 +3559,7 @@
     </w:rPrDefault>
     <w:pPrDefault/>
   </w:docDefaults>
-  <w:latentStyles w:defLockedState="0" w:defUIPriority="99" w:defSemiHidden="0" w:defUnhideWhenUsed="0" w:defQFormat="0" w:count="371">
+  <w:latentStyles w:defLockedState="0" w:defUIPriority="99" w:defSemiHidden="0" w:defUnhideWhenUsed="0" w:defQFormat="0" w:count="376">
     <w:lsdException w:name="Normal" w:uiPriority="0" w:qFormat="1"/>
     <w:lsdException w:name="heading 1" w:uiPriority="9" w:qFormat="1"/>
     <w:lsdException w:name="heading 2" w:semiHidden="1" w:uiPriority="0" w:unhideWhenUsed="1" w:qFormat="1"/>
@@ -4124,6 +3931,11 @@
     <w:lsdException w:name="List Table 5 Dark Accent 6" w:uiPriority="50"/>
     <w:lsdException w:name="List Table 6 Colorful Accent 6" w:uiPriority="51"/>
     <w:lsdException w:name="List Table 7 Colorful Accent 6" w:uiPriority="52"/>
+    <w:lsdException w:name="Mention" w:semiHidden="1" w:unhideWhenUsed="1"/>
+    <w:lsdException w:name="Smart Hyperlink" w:semiHidden="1" w:unhideWhenUsed="1"/>
+    <w:lsdException w:name="Hashtag" w:semiHidden="1" w:unhideWhenUsed="1"/>
+    <w:lsdException w:name="Unresolved Mention" w:semiHidden="1" w:unhideWhenUsed="1"/>
+    <w:lsdException w:name="Smart Link" w:semiHidden="1" w:unhideWhenUsed="1"/>
   </w:latentStyles>
   <w:style w:type="paragraph" w:default="1" w:styleId="a">
     <w:name w:val="Normal"/>

--- a/3. 深度学习/1. 神经网络/神经网络概述.docx
+++ b/3. 深度学习/1. 神经网络/神经网络概述.docx
@@ -2,6 +2,135 @@
 <file path=word/document.xml><?xml version="1.0" encoding="utf-8"?>
 <w:document xmlns:wpc="http://schemas.microsoft.com/office/word/2010/wordprocessingCanvas" xmlns:cx="http://schemas.microsoft.com/office/drawing/2014/chartex" xmlns:cx1="http://schemas.microsoft.com/office/drawing/2015/9/8/chartex" xmlns:cx2="http://schemas.microsoft.com/office/drawing/2015/10/21/chartex" xmlns:cx3="http://schemas.microsoft.com/office/drawing/2016/5/9/chartex" xmlns:cx4="http://schemas.microsoft.com/office/drawing/2016/5/10/chartex" xmlns:cx5="http://schemas.microsoft.com/office/drawing/2016/5/11/chartex" xmlns:cx6="http://schemas.microsoft.com/office/drawing/2016/5/12/chartex" xmlns:cx7="http://schemas.microsoft.com/office/drawing/2016/5/13/chartex" xmlns:cx8="http://schemas.microsoft.com/office/drawing/2016/5/14/chartex" xmlns:mc="http://schemas.openxmlformats.org/markup-compatibility/2006" xmlns:aink="http://schemas.microsoft.com/office/drawing/2016/ink" xmlns:am3d="http://schemas.microsoft.com/office/drawing/2017/model3d" xmlns:o="urn:schemas-microsoft-com:office:office" xmlns:oel="http://schemas.microsoft.com/office/2019/extlst" xmlns:r="http://schemas.openxmlformats.org/officeDocument/2006/relationships" xmlns:m="http://schemas.openxmlformats.org/officeDocument/2006/math" xmlns:v="urn:schemas-microsoft-com:vml" xmlns:wp14="http://schemas.microsoft.com/office/word/2010/wordprocessingDrawing" xmlns:wp="http://schemas.openxmlformats.org/drawingml/2006/wordprocessingDrawing" xmlns:w10="urn:schemas-microsoft-com:office:word" xmlns:w="http://schemas.openxmlformats.org/wordprocessingml/2006/main" xmlns:w14="http://schemas.microsoft.com/office/word/2010/wordml" xmlns:w15="http://schemas.microsoft.com/office/word/2012/wordml" xmlns:w16cex="http://schemas.microsoft.com/office/word/2018/wordml/cex" xmlns:w16cid="http://schemas.microsoft.com/office/word/2016/wordml/cid" xmlns:w16="http://schemas.microsoft.com/office/word/2018/wordml" xmlns:w16du="http://schemas.microsoft.com/office/word/2023/wordml/word16du" xmlns:w16sdtdh="http://schemas.microsoft.com/office/word/2020/wordml/sdtdatahash" xmlns:w16sdtfl="http://schemas.microsoft.com/office/word/2024/wordml/sdtformatlock" xmlns:w16se="http://schemas.microsoft.com/office/word/2015/wordml/symex" xmlns:wpg="http://schemas.microsoft.com/office/word/2010/wordprocessingGroup" xmlns:wpi="http://schemas.microsoft.com/office/word/2010/wordprocessingInk" xmlns:wne="http://schemas.microsoft.com/office/word/2006/wordml" xmlns:wps="http://schemas.microsoft.com/office/word/2010/wordprocessingShape" mc:Ignorable="w14 w15 w16se w16cid w16 w16cex w16sdtdh w16sdtfl w16du wp14">
   <w:body>
+    <w:p>
+      <w:pPr>
+        <w:pStyle w:val="1"/>
+      </w:pPr>
+      <w:r>
+        <w:rPr>
+          <w:rFonts w:hint="eastAsia"/>
+        </w:rPr>
+        <w:t>背景</w:t>
+      </w:r>
+    </w:p>
+    <w:p>
+      <w:r>
+        <w:tab/>
+      </w:r>
+      <w:r>
+        <w:rPr>
+          <w:rFonts w:hint="eastAsia"/>
+        </w:rPr>
+        <w:t>传统的机器学习有一个比较明显的短板，只能处理</w:t>
+      </w:r>
+      <w:r>
+        <w:rPr>
+          <w:rFonts w:hint="eastAsia"/>
+          <w:color w:val="EE0000"/>
+        </w:rPr>
+        <w:t>结构化数据</w:t>
+      </w:r>
+      <w:r>
+        <w:rPr>
+          <w:rFonts w:hint="eastAsia"/>
+        </w:rPr>
+        <w:t>。</w:t>
+      </w:r>
+      <w:r>
+        <w:rPr>
+          <w:rFonts w:hint="eastAsia"/>
+        </w:rPr>
+        <w:t>但是，随着音频、视频、文本数据的出现，这个弊端就非常明显了。</w:t>
+      </w:r>
+      <w:r>
+        <w:rPr>
+          <w:rFonts w:hint="eastAsia"/>
+        </w:rPr>
+        <w:t>比如一个猫的图片，全是密密麻麻的像素点，这样就很难提取特征</w:t>
+      </w:r>
+      <w:r>
+        <w:rPr>
+          <w:rFonts w:hint="eastAsia"/>
+        </w:rPr>
+        <w:t>1,2</w:t>
+      </w:r>
+      <w:r>
+        <w:t>…</w:t>
+      </w:r>
+      <w:r>
+        <w:rPr>
+          <w:rFonts w:hint="eastAsia"/>
+        </w:rPr>
+        <w:t>N</w:t>
+      </w:r>
+      <w:r>
+        <w:rPr>
+          <w:rFonts w:hint="eastAsia"/>
+        </w:rPr>
+        <w:t>。如果使用传统机器学习的方法处理，则需要人手动提取特征，但是这种操作很容易遗漏信息。此时，就引入神经网络，即让机器自动识别（模拟人的神经网络）</w:t>
+      </w:r>
+      <w:r>
+        <w:rPr>
+          <w:rFonts w:hint="eastAsia"/>
+          <w:color w:val="EE0000"/>
+        </w:rPr>
+        <w:t>非结构化数据</w:t>
+      </w:r>
+      <w:r>
+        <w:rPr>
+          <w:rFonts w:hint="eastAsia"/>
+        </w:rPr>
+        <w:t>。</w:t>
+      </w:r>
+    </w:p>
+    <w:p>
+      <w:pPr>
+        <w:jc w:val="center"/>
+        <w:rPr>
+          <w:rFonts w:hint="eastAsia"/>
+        </w:rPr>
+      </w:pPr>
+      <w:r>
+        <w:rPr>
+          <w:noProof/>
+        </w:rPr>
+        <w:drawing>
+          <wp:inline distT="0" distB="0" distL="0" distR="0" wp14:anchorId="2781EBF7" wp14:editId="64B23F12">
+            <wp:extent cx="4381855" cy="2002064"/>
+            <wp:effectExtent l="0" t="0" r="0" b="0"/>
+            <wp:docPr id="443745625" name="图片 1"/>
+            <wp:cNvGraphicFramePr>
+              <a:graphicFrameLocks xmlns:a="http://schemas.openxmlformats.org/drawingml/2006/main" noChangeAspect="1"/>
+            </wp:cNvGraphicFramePr>
+            <a:graphic xmlns:a="http://schemas.openxmlformats.org/drawingml/2006/main">
+              <a:graphicData uri="http://schemas.openxmlformats.org/drawingml/2006/picture">
+                <pic:pic xmlns:pic="http://schemas.openxmlformats.org/drawingml/2006/picture">
+                  <pic:nvPicPr>
+                    <pic:cNvPr id="443745625" name=""/>
+                    <pic:cNvPicPr/>
+                  </pic:nvPicPr>
+                  <pic:blipFill>
+                    <a:blip r:embed="rId5"/>
+                    <a:stretch>
+                      <a:fillRect/>
+                    </a:stretch>
+                  </pic:blipFill>
+                  <pic:spPr>
+                    <a:xfrm>
+                      <a:off x="0" y="0"/>
+                      <a:ext cx="4390529" cy="2006027"/>
+                    </a:xfrm>
+                    <a:prstGeom prst="rect">
+                      <a:avLst/>
+                    </a:prstGeom>
+                  </pic:spPr>
+                </pic:pic>
+              </a:graphicData>
+            </a:graphic>
+          </wp:inline>
+        </w:drawing>
+      </w:r>
+    </w:p>
     <w:p>
       <w:pPr>
         <w:pStyle w:val="1"/>
@@ -56,7 +185,7 @@
                     <pic:cNvPicPr/>
                   </pic:nvPicPr>
                   <pic:blipFill>
-                    <a:blip r:embed="rId4"/>
+                    <a:blip r:embed="rId6"/>
                     <a:stretch>
                       <a:fillRect/>
                     </a:stretch>
@@ -104,6 +233,7 @@
         <w:rPr>
           <w:rFonts w:hint="eastAsia"/>
         </w:rPr>
+        <w:lastRenderedPageBreak/>
         <w:t>原理</w:t>
       </w:r>
     </w:p>
@@ -132,7 +262,19 @@
         <w:rPr>
           <w:rFonts w:hint="eastAsia"/>
         </w:rPr>
-        <w:t>(Neuron)</w:t>
+        <w:t>（</w:t>
+      </w:r>
+      <w:r>
+        <w:rPr>
+          <w:rFonts w:hint="eastAsia"/>
+        </w:rPr>
+        <w:t>Neuron</w:t>
+      </w:r>
+      <w:r>
+        <w:rPr>
+          <w:rFonts w:hint="eastAsia"/>
+        </w:rPr>
+        <w:t>）</w:t>
       </w:r>
     </w:p>
     <w:p>
@@ -178,7 +320,7 @@
                     <pic:cNvPicPr/>
                   </pic:nvPicPr>
                   <pic:blipFill>
-                    <a:blip r:embed="rId5"/>
+                    <a:blip r:embed="rId7"/>
                     <a:stretch>
                       <a:fillRect/>
                     </a:stretch>
@@ -208,43 +350,252 @@
         <w:rPr>
           <w:rFonts w:hint="eastAsia"/>
         </w:rPr>
-        <w:t>相似地，在神经网络中，在收到输入的信号之后，神经元通过处理，然后把</w:t>
-      </w:r>
+        <w:t>相似地，在神经网络中，在收到输入的信号之后，神经元通过处理，然后把结果输出给其它的神经元或者直接作为最终的输出。</w:t>
+      </w:r>
+    </w:p>
+    <w:p>
+      <w:pPr>
+        <w:pStyle w:val="3"/>
+      </w:pPr>
+      <w:r>
+        <w:rPr>
+          <w:rFonts w:hint="eastAsia"/>
+        </w:rPr>
+        <w:t>加权</w:t>
+      </w:r>
+      <w:r>
+        <w:rPr>
+          <w:rFonts w:hint="eastAsia"/>
+        </w:rPr>
+        <w:t>/</w:t>
+      </w:r>
+      <w:r>
+        <w:rPr>
+          <w:rFonts w:hint="eastAsia"/>
+        </w:rPr>
+        <w:t>权重</w:t>
+      </w:r>
+      <w:r>
+        <w:rPr>
+          <w:rFonts w:hint="eastAsia"/>
+        </w:rPr>
+        <w:t>（</w:t>
+      </w:r>
+      <w:r>
+        <w:rPr>
+          <w:rFonts w:hint="eastAsia"/>
+        </w:rPr>
+        <w:t>Weights</w:t>
+      </w:r>
+      <w:r>
+        <w:rPr>
+          <w:rFonts w:hint="eastAsia"/>
+        </w:rPr>
+        <w:t>）</w:t>
+      </w:r>
+    </w:p>
+    <w:p>
+      <w:pPr>
+        <w:ind w:firstLine="420"/>
+      </w:pPr>
+      <w:r>
+        <w:rPr>
+          <w:rFonts w:hint="eastAsia"/>
+        </w:rPr>
+        <w:t>当输入信号进入到神经元后，会被乘以相应的</w:t>
+      </w:r>
+      <w:r>
+        <w:rPr>
+          <w:rFonts w:hint="eastAsia"/>
+          <w:color w:val="EE0000"/>
+        </w:rPr>
+        <w:t>权重因子</w:t>
+      </w:r>
+      <w:r>
+        <w:rPr>
+          <w:rFonts w:hint="eastAsia"/>
+        </w:rPr>
+        <w:t>。举例来说，假设一个神经元有两个输入信号，那么每个输入将会存在着一个与之相应的权重因子。在初始化网络的时候，这些权重会被随机设置，然后在训练模型的过程中再不断地发生更改。</w:t>
+      </w:r>
+    </w:p>
+    <w:p>
+      <w:pPr>
+        <w:ind w:firstLine="420"/>
+      </w:pPr>
+      <w:r>
+        <w:rPr>
+          <w:rFonts w:hint="eastAsia"/>
+        </w:rPr>
+        <w:t>在经过训练后的神经网络中，</w:t>
+      </w:r>
+      <w:r>
+        <w:rPr>
+          <w:rFonts w:hint="eastAsia"/>
+          <w:color w:val="EE0000"/>
+        </w:rPr>
+        <w:t>一个输入具有的权重因子越高，往往意味着它的重要性更高，对输出的影响越大。另一方面，当权重因子为</w:t>
+      </w:r>
+      <w:r>
+        <w:rPr>
+          <w:rFonts w:hint="eastAsia"/>
+          <w:color w:val="EE0000"/>
+        </w:rPr>
+        <w:t>0</w:t>
+      </w:r>
+      <w:r>
+        <w:rPr>
+          <w:rFonts w:hint="eastAsia"/>
+          <w:color w:val="EE0000"/>
+        </w:rPr>
+        <w:t>时意味着这个输入是无价值的。</w:t>
+      </w:r>
+    </w:p>
+    <w:p>
+      <w:pPr>
+        <w:ind w:firstLine="420"/>
+      </w:pPr>
+      <w:r>
+        <w:rPr>
+          <w:rFonts w:hint="eastAsia"/>
+        </w:rPr>
+        <w:t>假设输入为</w:t>
+      </w:r>
+      <w:r>
+        <w:rPr>
+          <w:rFonts w:hint="eastAsia"/>
+        </w:rPr>
+        <w:t>a</w:t>
+      </w:r>
+      <w:r>
+        <w:rPr>
+          <w:rFonts w:hint="eastAsia"/>
+        </w:rPr>
+        <w:t>，相应的权重为</w:t>
+      </w:r>
+      <w:r>
+        <w:rPr>
+          <w:rFonts w:hint="eastAsia"/>
+        </w:rPr>
+        <w:t>W1</w:t>
+      </w:r>
+      <w:r>
+        <w:rPr>
+          <w:rFonts w:hint="eastAsia"/>
+        </w:rPr>
+        <w:t>。那么通过赋权节点后相应的输入应变为</w:t>
+      </w:r>
+      <w:r>
+        <w:rPr>
+          <w:rFonts w:hint="eastAsia"/>
+        </w:rPr>
+        <w:t>a*W1</w:t>
+      </w:r>
+      <w:r>
+        <w:rPr>
+          <w:rFonts w:hint="eastAsia"/>
+        </w:rPr>
+        <w:t>。</w:t>
+      </w:r>
+    </w:p>
+    <w:p>
+      <w:pPr>
+        <w:pStyle w:val="3"/>
+      </w:pPr>
+      <w:r>
+        <w:rPr>
+          <w:rFonts w:hint="eastAsia"/>
+        </w:rPr>
+        <w:t>偏置</w:t>
+      </w:r>
+      <w:r>
+        <w:rPr>
+          <w:rFonts w:hint="eastAsia"/>
+        </w:rPr>
+        <w:t>/</w:t>
+      </w:r>
+      <w:r>
+        <w:rPr>
+          <w:rFonts w:hint="eastAsia"/>
+        </w:rPr>
+        <w:t>偏倚</w:t>
+      </w:r>
+      <w:r>
+        <w:rPr>
+          <w:rFonts w:hint="eastAsia"/>
+        </w:rPr>
+        <w:t>（</w:t>
+      </w:r>
+      <w:r>
+        <w:rPr>
+          <w:rFonts w:hint="eastAsia"/>
+        </w:rPr>
+        <w:t>Bias</w:t>
+      </w:r>
+      <w:r>
+        <w:rPr>
+          <w:rFonts w:hint="eastAsia"/>
+        </w:rPr>
+        <w:t>）</w:t>
+      </w:r>
+    </w:p>
+    <w:p>
+      <w:pPr>
+        <w:ind w:firstLine="420"/>
+      </w:pPr>
+      <w:r>
+        <w:rPr>
+          <w:rFonts w:hint="eastAsia"/>
+        </w:rPr>
+        <w:t>除了权重之外，输入还需要经过另外一种线性处理，叫做</w:t>
+      </w:r>
+      <w:r>
+        <w:rPr>
+          <w:rFonts w:hint="eastAsia"/>
+          <w:color w:val="EE0000"/>
+        </w:rPr>
+        <w:t>偏置</w:t>
+      </w:r>
+      <w:r>
+        <w:rPr>
+          <w:rFonts w:hint="eastAsia"/>
+        </w:rPr>
+        <w:t>。通过把偏置</w:t>
+      </w:r>
+      <w:r>
+        <w:rPr>
+          <w:rFonts w:hint="eastAsia"/>
+        </w:rPr>
+        <w:t>b</w:t>
+      </w:r>
+      <w:r>
+        <w:rPr>
+          <w:rFonts w:hint="eastAsia"/>
+        </w:rPr>
+        <w:t>与加权后的输入信号</w:t>
+      </w:r>
+      <w:r>
+        <w:rPr>
+          <w:rFonts w:hint="eastAsia"/>
+        </w:rPr>
+        <w:t>a*W1</w:t>
+      </w:r>
+      <w:r>
+        <w:rPr>
+          <w:rFonts w:hint="eastAsia"/>
+        </w:rPr>
+        <w:t>直接相加，以此作为激活函数的输入信号。</w:t>
+      </w:r>
+    </w:p>
+    <w:p>
+      <w:pPr>
+        <w:pStyle w:val="3"/>
+      </w:pPr>
       <w:r>
         <w:rPr>
           <w:rFonts w:hint="eastAsia"/>
         </w:rPr>
         <w:lastRenderedPageBreak/>
-        <w:t>结果输出给其它的神经元或者直接作为最终的输出。</w:t>
-      </w:r>
-    </w:p>
-    <w:p>
-      <w:pPr>
-        <w:pStyle w:val="3"/>
-      </w:pPr>
-      <w:r>
-        <w:rPr>
-          <w:rFonts w:hint="eastAsia"/>
-        </w:rPr>
-        <w:t>加权</w:t>
-      </w:r>
-      <w:r>
-        <w:rPr>
-          <w:rFonts w:hint="eastAsia"/>
-        </w:rPr>
-        <w:t>/</w:t>
-      </w:r>
-      <w:r>
-        <w:rPr>
-          <w:rFonts w:hint="eastAsia"/>
-        </w:rPr>
-        <w:t>权重</w:t>
-      </w:r>
-      <w:r>
-        <w:rPr>
-          <w:rFonts w:hint="eastAsia"/>
-        </w:rPr>
-        <w:t>(Weights)</w:t>
+        <w:t>激活函数</w:t>
       </w:r>
     </w:p>
     <w:p>
@@ -254,8 +605,40 @@
       <w:r>
         <w:rPr>
           <w:rFonts w:hint="eastAsia"/>
-        </w:rPr>
-        <w:t>当输入信号进入到神经元后，会被乘以相应的权重因子。举例来说，假设一个神经元有两个输入信号，那么每个输入将会存在着一个与之相应的权重因子。在初始化网络的时候，这些权重会被随机设置，然后在训练模型的过程中再不断地发生更改。</w:t>
+          <w:color w:val="EE0000"/>
+          <w:u w:val="single"/>
+        </w:rPr>
+        <w:t>之前线性处理之后的输入信号通过激活函数进行非线性变换，从而得到输出信号</w:t>
+      </w:r>
+      <w:r>
+        <w:rPr>
+          <w:rFonts w:hint="eastAsia"/>
+        </w:rPr>
+        <w:t>。即最后输出的信号具有</w:t>
+      </w:r>
+      <w:r>
+        <w:rPr>
+          <w:rFonts w:hint="eastAsia"/>
+        </w:rPr>
+        <w:t>f(a*W1+b)</w:t>
+      </w:r>
+      <w:r>
+        <w:rPr>
+          <w:rFonts w:hint="eastAsia"/>
+        </w:rPr>
+        <w:t>的形式，其中</w:t>
+      </w:r>
+      <w:r>
+        <w:rPr>
+          <w:rFonts w:hint="eastAsia"/>
+        </w:rPr>
+        <w:t>f()</w:t>
+      </w:r>
+      <w:r>
+        <w:rPr>
+          <w:rFonts w:hint="eastAsia"/>
+        </w:rPr>
+        <w:t>为激活函数。</w:t>
       </w:r>
     </w:p>
     <w:p>
@@ -266,106 +649,107 @@
         <w:rPr>
           <w:rFonts w:hint="eastAsia"/>
         </w:rPr>
-        <w:t>在经过训练后的神经网络中，一个输入具有的权重因子越高，往往意味着它的重要性更高，对输出的影响越大。另一方面，当权重因子为</w:t>
-      </w:r>
-      <w:r>
-        <w:rPr>
-          <w:rFonts w:hint="eastAsia"/>
-        </w:rPr>
-        <w:t>0</w:t>
-      </w:r>
-      <w:r>
-        <w:rPr>
-          <w:rFonts w:hint="eastAsia"/>
-        </w:rPr>
-        <w:t>时意味着这个输入是无价值的。</w:t>
-      </w:r>
-    </w:p>
-    <w:p>
-      <w:pPr>
-        <w:ind w:firstLine="420"/>
-      </w:pPr>
-      <w:r>
-        <w:rPr>
-          <w:rFonts w:hint="eastAsia"/>
-        </w:rPr>
-        <w:t>假设输入为</w:t>
-      </w:r>
-      <w:r>
-        <w:rPr>
-          <w:rFonts w:hint="eastAsia"/>
-        </w:rPr>
-        <w:t>a</w:t>
-      </w:r>
-      <w:r>
-        <w:rPr>
-          <w:rFonts w:hint="eastAsia"/>
-        </w:rPr>
-        <w:t>，相应的权重为</w:t>
-      </w:r>
-      <w:r>
-        <w:rPr>
-          <w:rFonts w:hint="eastAsia"/>
-        </w:rPr>
-        <w:t>W1</w:t>
-      </w:r>
-      <w:r>
-        <w:rPr>
-          <w:rFonts w:hint="eastAsia"/>
-        </w:rPr>
-        <w:t>。那么通过赋权节点后相应的输入应变为</w:t>
-      </w:r>
-      <w:r>
-        <w:rPr>
-          <w:rFonts w:hint="eastAsia"/>
-        </w:rPr>
-        <w:t>a*W1</w:t>
-      </w:r>
-      <w:r>
-        <w:rPr>
-          <w:rFonts w:hint="eastAsia"/>
-        </w:rPr>
-        <w:t>。</w:t>
-      </w:r>
-    </w:p>
-    <w:p>
-      <w:pPr>
-        <w:pStyle w:val="3"/>
-      </w:pPr>
-      <w:r>
-        <w:rPr>
-          <w:rFonts w:hint="eastAsia"/>
-        </w:rPr>
-        <w:t>偏置</w:t>
-      </w:r>
-      <w:r>
-        <w:rPr>
-          <w:rFonts w:hint="eastAsia"/>
-        </w:rPr>
-        <w:t>/</w:t>
-      </w:r>
-      <w:r>
-        <w:rPr>
-          <w:rFonts w:hint="eastAsia"/>
-        </w:rPr>
-        <w:t>偏倚</w:t>
-      </w:r>
-      <w:r>
-        <w:rPr>
-          <w:rFonts w:hint="eastAsia"/>
-        </w:rPr>
-        <w:t>(Bias)</w:t>
-      </w:r>
-    </w:p>
-    <w:p>
-      <w:pPr>
-        <w:ind w:firstLine="420"/>
-      </w:pPr>
-      <w:r>
-        <w:rPr>
-          <w:rFonts w:hint="eastAsia"/>
-        </w:rPr>
-        <w:t>除了权重之外，输入还需要经过另外一种线性处理，叫做偏置。通过把偏置</w:t>
+        <w:t>在下面的示意图中，</w:t>
+      </w:r>
+      <w:r>
+        <w:rPr>
+          <w:rFonts w:hint="eastAsia"/>
+        </w:rPr>
+        <w:t xml:space="preserve"> </w:t>
+      </w:r>
+      <w:r>
+        <w:rPr>
+          <w:rFonts w:hint="eastAsia"/>
+        </w:rPr>
+        <w:t>设</w:t>
+      </w:r>
+      <w:r>
+        <w:rPr>
+          <w:rFonts w:hint="eastAsia"/>
+        </w:rPr>
+        <w:t>X</w:t>
+      </w:r>
+      <w:r>
+        <w:rPr>
+          <w:rFonts w:hint="eastAsia"/>
+          <w:vertAlign w:val="subscript"/>
+        </w:rPr>
+        <w:t>1</w:t>
+      </w:r>
+      <w:r>
+        <w:rPr>
+          <w:rFonts w:hint="eastAsia"/>
+        </w:rPr>
+        <w:t>…</w:t>
+      </w:r>
+      <w:r>
+        <w:rPr>
+          <w:rFonts w:hint="eastAsia"/>
+        </w:rPr>
+        <w:t>X</w:t>
+      </w:r>
+      <w:r>
+        <w:rPr>
+          <w:rFonts w:hint="eastAsia"/>
+          <w:vertAlign w:val="subscript"/>
+        </w:rPr>
+        <w:t>n</w:t>
+      </w:r>
+      <w:r>
+        <w:rPr>
+          <w:rFonts w:hint="eastAsia"/>
+        </w:rPr>
+        <w:t>等</w:t>
+      </w:r>
+      <w:r>
+        <w:rPr>
+          <w:rFonts w:hint="eastAsia"/>
+        </w:rPr>
+        <w:t>n</w:t>
+      </w:r>
+      <w:r>
+        <w:rPr>
+          <w:rFonts w:hint="eastAsia"/>
+        </w:rPr>
+        <w:t>个输入分别对应着权重因子</w:t>
+      </w:r>
+      <w:r>
+        <w:rPr>
+          <w:rFonts w:hint="eastAsia"/>
+        </w:rPr>
+        <w:t>W</w:t>
+      </w:r>
+      <w:r>
+        <w:rPr>
+          <w:rFonts w:hint="eastAsia"/>
+          <w:vertAlign w:val="subscript"/>
+        </w:rPr>
+        <w:t>k1</w:t>
+      </w:r>
+      <w:r>
+        <w:rPr>
+          <w:rFonts w:hint="eastAsia"/>
+        </w:rPr>
+        <w:t>…</w:t>
+      </w:r>
+      <w:r>
+        <w:rPr>
+          <w:rFonts w:hint="eastAsia"/>
+        </w:rPr>
+        <w:t>W</w:t>
+      </w:r>
+      <w:r>
+        <w:rPr>
+          <w:rFonts w:hint="eastAsia"/>
+          <w:vertAlign w:val="subscript"/>
+        </w:rPr>
+        <w:t>kn</w:t>
+      </w:r>
+      <w:r>
+        <w:rPr>
+          <w:rFonts w:hint="eastAsia"/>
+        </w:rPr>
+        <w:t>以及相应的偏置</w:t>
       </w:r>
       <w:r>
         <w:rPr>
@@ -376,95 +760,9 @@
       <w:r>
         <w:rPr>
           <w:rFonts w:hint="eastAsia"/>
-        </w:rPr>
-        <w:t>与加权后的输入信号</w:t>
-      </w:r>
-      <w:r>
-        <w:rPr>
-          <w:rFonts w:hint="eastAsia"/>
-        </w:rPr>
-        <w:t>a*W1</w:t>
-      </w:r>
-      <w:r>
-        <w:rPr>
-          <w:rFonts w:hint="eastAsia"/>
-        </w:rPr>
-        <w:t>直接相加，以此作为激活函数的输入信号。</w:t>
-      </w:r>
-    </w:p>
-    <w:p>
-      <w:pPr>
-        <w:pStyle w:val="3"/>
-      </w:pPr>
-      <w:r>
-        <w:rPr>
-          <w:rFonts w:hint="eastAsia"/>
-        </w:rPr>
-        <w:t>激活函数</w:t>
-      </w:r>
-    </w:p>
-    <w:p>
-      <w:pPr>
-        <w:ind w:firstLine="420"/>
-      </w:pPr>
-      <w:r>
-        <w:rPr>
-          <w:rFonts w:hint="eastAsia"/>
-        </w:rPr>
-        <w:t>之前线性处理之后的输入信号通过激活函数进行非线性变换，从而得到输出信号。即最后输出的信号具有</w:t>
-      </w:r>
-      <w:r>
-        <w:rPr>
-          <w:rFonts w:hint="eastAsia"/>
-        </w:rPr>
-        <w:t>f(a*W1+b)</w:t>
-      </w:r>
-      <w:r>
-        <w:rPr>
-          <w:rFonts w:hint="eastAsia"/>
-        </w:rPr>
-        <w:t>的形式，其中</w:t>
-      </w:r>
-      <w:r>
-        <w:rPr>
-          <w:rFonts w:hint="eastAsia"/>
-        </w:rPr>
-        <w:t>f()</w:t>
-      </w:r>
-      <w:r>
-        <w:rPr>
-          <w:rFonts w:hint="eastAsia"/>
-        </w:rPr>
-        <w:t>为激活函数。</w:t>
-      </w:r>
-    </w:p>
-    <w:p>
-      <w:pPr>
-        <w:ind w:firstLine="420"/>
-      </w:pPr>
-      <w:r>
-        <w:rPr>
-          <w:rFonts w:hint="eastAsia"/>
-        </w:rPr>
-        <w:t>在下面的示意图中，</w:t>
-      </w:r>
-      <w:r>
-        <w:rPr>
-          <w:rFonts w:hint="eastAsia"/>
-        </w:rPr>
-        <w:t xml:space="preserve"> </w:t>
-      </w:r>
-      <w:r>
-        <w:rPr>
-          <w:rFonts w:hint="eastAsia"/>
-        </w:rPr>
-        <w:t>设</w:t>
-      </w:r>
-      <w:r>
-        <w:rPr>
-          <w:rFonts w:hint="eastAsia"/>
-        </w:rPr>
-        <w:t>X1</w:t>
+          <w:vertAlign w:val="subscript"/>
+        </w:rPr>
+        <w:t>1</w:t>
       </w:r>
       <w:r>
         <w:rPr>
@@ -476,17 +774,12 @@
         <w:rPr>
           <w:rFonts w:hint="eastAsia"/>
         </w:rPr>
-        <w:t>Xn</w:t>
-      </w:r>
-      <w:r>
-        <w:rPr>
-          <w:rFonts w:hint="eastAsia"/>
-        </w:rPr>
-        <w:t>等</w:t>
-      </w:r>
-      <w:r>
-        <w:rPr>
-          <w:rFonts w:hint="eastAsia"/>
+        <w:t>b</w:t>
+      </w:r>
+      <w:r>
+        <w:rPr>
+          <w:rFonts w:hint="eastAsia"/>
+          <w:vertAlign w:val="subscript"/>
         </w:rPr>
         <w:t>n</w:t>
       </w:r>
@@ -494,61 +787,20 @@
         <w:rPr>
           <w:rFonts w:hint="eastAsia"/>
         </w:rPr>
-        <w:t>个输入分别对应着权重因子</w:t>
-      </w:r>
-      <w:r>
-        <w:rPr>
-          <w:rFonts w:hint="eastAsia"/>
-        </w:rPr>
-        <w:t>Wk1</w:t>
-      </w:r>
-      <w:r>
-        <w:rPr>
-          <w:rFonts w:hint="eastAsia"/>
-        </w:rPr>
-        <w:t>…</w:t>
-      </w:r>
-      <w:r>
-        <w:rPr>
-          <w:rFonts w:hint="eastAsia"/>
-        </w:rPr>
-        <w:t>Wkn</w:t>
-      </w:r>
-      <w:r>
-        <w:rPr>
-          <w:rFonts w:hint="eastAsia"/>
-        </w:rPr>
-        <w:t>以及相应的偏置</w:t>
-      </w:r>
-      <w:r>
-        <w:rPr>
-          <w:rFonts w:hint="eastAsia"/>
-        </w:rPr>
-        <w:t>b1</w:t>
-      </w:r>
-      <w:r>
-        <w:rPr>
-          <w:rFonts w:hint="eastAsia"/>
-        </w:rPr>
-        <w:t>…</w:t>
-      </w:r>
-      <w:r>
-        <w:rPr>
-          <w:rFonts w:hint="eastAsia"/>
-        </w:rPr>
-        <w:t>bn</w:t>
-      </w:r>
-      <w:r>
-        <w:rPr>
-          <w:rFonts w:hint="eastAsia"/>
-        </w:rPr>
         <w:t>。我们把输入</w:t>
       </w:r>
       <w:r>
         <w:rPr>
           <w:rFonts w:hint="eastAsia"/>
         </w:rPr>
-        <w:t>Xi</w:t>
+        <w:t>X</w:t>
+      </w:r>
+      <w:r>
+        <w:rPr>
+          <w:rFonts w:hint="eastAsia"/>
+          <w:vertAlign w:val="subscript"/>
+        </w:rPr>
+        <w:t>i</w:t>
       </w:r>
       <w:r>
         <w:rPr>
@@ -560,7 +812,14 @@
         <w:rPr>
           <w:rFonts w:hint="eastAsia"/>
         </w:rPr>
-        <w:t>Wki</w:t>
+        <w:t>W</w:t>
+      </w:r>
+      <w:r>
+        <w:rPr>
+          <w:rFonts w:hint="eastAsia"/>
+          <w:vertAlign w:val="subscript"/>
+        </w:rPr>
+        <w:t>ki</w:t>
       </w:r>
       <w:r>
         <w:rPr>
@@ -572,7 +831,14 @@
         <w:rPr>
           <w:rFonts w:hint="eastAsia"/>
         </w:rPr>
-        <w:t>bi</w:t>
+        <w:t>b</w:t>
+      </w:r>
+      <w:r>
+        <w:rPr>
+          <w:rFonts w:hint="eastAsia"/>
+          <w:vertAlign w:val="subscript"/>
+        </w:rPr>
+        <w:t>i</w:t>
       </w:r>
       <w:r>
         <w:rPr>
@@ -654,7 +920,7 @@
                     <pic:cNvPicPr/>
                   </pic:nvPicPr>
                   <pic:blipFill>
-                    <a:blip r:embed="rId6"/>
+                    <a:blip r:embed="rId8"/>
                     <a:stretch>
                       <a:fillRect/>
                     </a:stretch>
@@ -784,7 +1050,6 @@
         <w:rPr>
           <w:rFonts w:hint="eastAsia"/>
         </w:rPr>
-        <w:lastRenderedPageBreak/>
         <w:t>Sigmoid</w:t>
       </w:r>
       <w:r>
@@ -826,7 +1091,7 @@
                     <pic:cNvPicPr/>
                   </pic:nvPicPr>
                   <pic:blipFill>
-                    <a:blip r:embed="rId7"/>
+                    <a:blip r:embed="rId9"/>
                     <a:stretch>
                       <a:fillRect/>
                     </a:stretch>
@@ -903,7 +1168,7 @@
         <w:rPr>
           <w:rFonts w:hint="eastAsia"/>
         </w:rPr>
-        <w:t>(</w:t>
+        <w:t>（</w:t>
       </w:r>
       <w:r>
         <w:rPr>
@@ -927,7 +1192,7 @@
         <w:rPr>
           <w:rFonts w:hint="eastAsia"/>
         </w:rPr>
-        <w:t>)</w:t>
+        <w:t>）</w:t>
       </w:r>
       <w:r>
         <w:rPr>
@@ -950,13 +1215,19 @@
         <w:rPr>
           <w:rFonts w:hint="eastAsia"/>
         </w:rPr>
-        <w:t>(ReLU</w:t>
-      </w:r>
-      <w:r>
-        <w:rPr>
-          <w:rFonts w:hint="eastAsia"/>
-        </w:rPr>
-        <w:t>)</w:t>
+        <w:t>（</w:t>
+      </w:r>
+      <w:r>
+        <w:rPr>
+          <w:rFonts w:hint="eastAsia"/>
+        </w:rPr>
+        <w:t>ReLU</w:t>
+      </w:r>
+      <w:r>
+        <w:rPr>
+          <w:rFonts w:hint="eastAsia"/>
+        </w:rPr>
+        <w:t>）</w:t>
       </w:r>
     </w:p>
     <w:p>
@@ -1025,6 +1296,7 @@
         <w:rPr>
           <w:noProof/>
         </w:rPr>
+        <w:lastRenderedPageBreak/>
         <w:drawing>
           <wp:anchor distT="0" distB="0" distL="114300" distR="114300" simplePos="0" relativeHeight="251663360" behindDoc="0" locked="0" layoutInCell="1" allowOverlap="1" wp14:anchorId="5B7E3E35" wp14:editId="5C1655EC">
             <wp:simplePos x="0" y="0"/>
@@ -1049,7 +1321,7 @@
                     <pic:cNvPicPr/>
                   </pic:nvPicPr>
                   <pic:blipFill>
-                    <a:blip r:embed="rId8"/>
+                    <a:blip r:embed="rId10"/>
                     <a:stretch>
                       <a:fillRect/>
                     </a:stretch>
@@ -1266,7 +1538,6 @@
         <w:rPr>
           <w:noProof/>
         </w:rPr>
-        <w:lastRenderedPageBreak/>
         <w:drawing>
           <wp:anchor distT="0" distB="0" distL="114300" distR="114300" simplePos="0" relativeHeight="251689984" behindDoc="0" locked="0" layoutInCell="1" allowOverlap="1" wp14:anchorId="4FF76BA4" wp14:editId="312C7C9F">
             <wp:simplePos x="0" y="0"/>
@@ -1291,7 +1562,7 @@
                     <pic:cNvPicPr/>
                   </pic:nvPicPr>
                   <pic:blipFill>
-                    <a:blip r:embed="rId9"/>
+                    <a:blip r:embed="rId11"/>
                     <a:stretch>
                       <a:fillRect/>
                     </a:stretch>
@@ -1399,6 +1670,7 @@
         <w:rPr>
           <w:noProof/>
         </w:rPr>
+        <w:lastRenderedPageBreak/>
         <w:drawing>
           <wp:anchor distT="0" distB="0" distL="114300" distR="114300" simplePos="0" relativeHeight="251692032" behindDoc="0" locked="0" layoutInCell="1" allowOverlap="1" wp14:anchorId="731187F6" wp14:editId="4923A92A">
             <wp:simplePos x="0" y="0"/>
@@ -1423,7 +1695,7 @@
                     <pic:cNvPicPr/>
                   </pic:nvPicPr>
                   <pic:blipFill>
-                    <a:blip r:embed="rId10"/>
+                    <a:blip r:embed="rId12"/>
                     <a:stretch>
                       <a:fillRect/>
                     </a:stretch>
@@ -1471,6 +1743,359 @@
       </w:r>
     </w:p>
     <w:p>
+      <w:r>
+        <w:tab/>
+      </w:r>
+      <w:r>
+        <w:rPr>
+          <w:rFonts w:hint="eastAsia"/>
+        </w:rPr>
+        <w:t>单层感知机只能处理线性可分的问题，如果遇到异或问题，则线性就很难区分开（即很难用一条直接切分开）。</w:t>
+      </w:r>
+    </w:p>
+    <w:p>
+      <w:pPr>
+        <w:jc w:val="center"/>
+      </w:pPr>
+      <w:r>
+        <w:rPr>
+          <w:noProof/>
+        </w:rPr>
+        <w:drawing>
+          <wp:inline distT="0" distB="0" distL="0" distR="0" wp14:anchorId="2D09DCE7" wp14:editId="07286B76">
+            <wp:extent cx="2633472" cy="1940453"/>
+            <wp:effectExtent l="0" t="0" r="0" b="3175"/>
+            <wp:docPr id="1485801879" name="图片 1"/>
+            <wp:cNvGraphicFramePr>
+              <a:graphicFrameLocks xmlns:a="http://schemas.openxmlformats.org/drawingml/2006/main" noChangeAspect="1"/>
+            </wp:cNvGraphicFramePr>
+            <a:graphic xmlns:a="http://schemas.openxmlformats.org/drawingml/2006/main">
+              <a:graphicData uri="http://schemas.openxmlformats.org/drawingml/2006/picture">
+                <pic:pic xmlns:pic="http://schemas.openxmlformats.org/drawingml/2006/picture">
+                  <pic:nvPicPr>
+                    <pic:cNvPr id="1485801879" name=""/>
+                    <pic:cNvPicPr/>
+                  </pic:nvPicPr>
+                  <pic:blipFill>
+                    <a:blip r:embed="rId13"/>
+                    <a:stretch>
+                      <a:fillRect/>
+                    </a:stretch>
+                  </pic:blipFill>
+                  <pic:spPr>
+                    <a:xfrm>
+                      <a:off x="0" y="0"/>
+                      <a:ext cx="2636687" cy="1942822"/>
+                    </a:xfrm>
+                    <a:prstGeom prst="rect">
+                      <a:avLst/>
+                    </a:prstGeom>
+                  </pic:spPr>
+                </pic:pic>
+              </a:graphicData>
+            </a:graphic>
+          </wp:inline>
+        </w:drawing>
+      </w:r>
+    </w:p>
+    <w:p>
+      <w:r>
+        <w:tab/>
+      </w:r>
+      <w:r>
+        <w:rPr>
+          <w:rFonts w:hint="eastAsia"/>
+        </w:rPr>
+        <w:t>于是，我们思考是否可以将这些比较难分类的点</w:t>
+      </w:r>
+      <w:r>
+        <w:rPr>
+          <w:rFonts w:hint="eastAsia"/>
+          <w:color w:val="EE0000"/>
+        </w:rPr>
+        <w:t>变换一下位置</w:t>
+      </w:r>
+      <w:r>
+        <w:rPr>
+          <w:rFonts w:hint="eastAsia"/>
+        </w:rPr>
+        <w:t>，比如把红色点上移，蓝色点下移，此时再用一条直线就能比较轻松切分开了。</w:t>
+      </w:r>
+    </w:p>
+    <w:p>
+      <w:pPr>
+        <w:jc w:val="center"/>
+      </w:pPr>
+      <w:r>
+        <w:rPr>
+          <w:noProof/>
+        </w:rPr>
+        <w:drawing>
+          <wp:inline distT="0" distB="0" distL="0" distR="0" wp14:anchorId="143D4D4E" wp14:editId="6CBF02F6">
+            <wp:extent cx="3708806" cy="2852355"/>
+            <wp:effectExtent l="0" t="0" r="6350" b="5715"/>
+            <wp:docPr id="423362313" name="图片 1"/>
+            <wp:cNvGraphicFramePr>
+              <a:graphicFrameLocks xmlns:a="http://schemas.openxmlformats.org/drawingml/2006/main" noChangeAspect="1"/>
+            </wp:cNvGraphicFramePr>
+            <a:graphic xmlns:a="http://schemas.openxmlformats.org/drawingml/2006/main">
+              <a:graphicData uri="http://schemas.openxmlformats.org/drawingml/2006/picture">
+                <pic:pic xmlns:pic="http://schemas.openxmlformats.org/drawingml/2006/picture">
+                  <pic:nvPicPr>
+                    <pic:cNvPr id="423362313" name=""/>
+                    <pic:cNvPicPr/>
+                  </pic:nvPicPr>
+                  <pic:blipFill>
+                    <a:blip r:embed="rId14"/>
+                    <a:stretch>
+                      <a:fillRect/>
+                    </a:stretch>
+                  </pic:blipFill>
+                  <pic:spPr>
+                    <a:xfrm>
+                      <a:off x="0" y="0"/>
+                      <a:ext cx="3716045" cy="2857922"/>
+                    </a:xfrm>
+                    <a:prstGeom prst="rect">
+                      <a:avLst/>
+                    </a:prstGeom>
+                  </pic:spPr>
+                </pic:pic>
+              </a:graphicData>
+            </a:graphic>
+          </wp:inline>
+        </w:drawing>
+      </w:r>
+    </w:p>
+    <w:p>
+      <w:r>
+        <w:lastRenderedPageBreak/>
+        <w:tab/>
+      </w:r>
+      <w:r>
+        <w:rPr>
+          <w:rFonts w:hint="eastAsia"/>
+        </w:rPr>
+        <w:t>但是拉点的这个操作，单层感知机是做不到的，因为它没有处理点位置的中间环节（即隐藏层，因为它只有一层），这时候多层感知机的概念就提出来了。</w:t>
+      </w:r>
+      <w:r>
+        <w:rPr>
+          <w:rFonts w:hint="eastAsia"/>
+        </w:rPr>
+        <w:t>因为它增加了一个隐藏层，这个层主要就是负责上面所述的“拉点”的工作，把原始的数据做进一步的转换，然后再输出。</w:t>
+      </w:r>
+    </w:p>
+    <w:p>
+      <w:pPr>
+        <w:jc w:val="center"/>
+      </w:pPr>
+      <w:r>
+        <w:rPr>
+          <w:noProof/>
+        </w:rPr>
+        <w:drawing>
+          <wp:inline distT="0" distB="0" distL="0" distR="0" wp14:anchorId="4BFF0156" wp14:editId="23420C6D">
+            <wp:extent cx="3789274" cy="2832464"/>
+            <wp:effectExtent l="0" t="0" r="1905" b="6350"/>
+            <wp:docPr id="797370324" name="图片 1"/>
+            <wp:cNvGraphicFramePr>
+              <a:graphicFrameLocks xmlns:a="http://schemas.openxmlformats.org/drawingml/2006/main" noChangeAspect="1"/>
+            </wp:cNvGraphicFramePr>
+            <a:graphic xmlns:a="http://schemas.openxmlformats.org/drawingml/2006/main">
+              <a:graphicData uri="http://schemas.openxmlformats.org/drawingml/2006/picture">
+                <pic:pic xmlns:pic="http://schemas.openxmlformats.org/drawingml/2006/picture">
+                  <pic:nvPicPr>
+                    <pic:cNvPr id="797370324" name=""/>
+                    <pic:cNvPicPr/>
+                  </pic:nvPicPr>
+                  <pic:blipFill>
+                    <a:blip r:embed="rId15"/>
+                    <a:stretch>
+                      <a:fillRect/>
+                    </a:stretch>
+                  </pic:blipFill>
+                  <pic:spPr>
+                    <a:xfrm>
+                      <a:off x="0" y="0"/>
+                      <a:ext cx="3792941" cy="2835205"/>
+                    </a:xfrm>
+                    <a:prstGeom prst="rect">
+                      <a:avLst/>
+                    </a:prstGeom>
+                  </pic:spPr>
+                </pic:pic>
+              </a:graphicData>
+            </a:graphic>
+          </wp:inline>
+        </w:drawing>
+      </w:r>
+    </w:p>
+    <w:p>
+      <w:r>
+        <w:tab/>
+      </w:r>
+      <w:r>
+        <w:rPr>
+          <w:rFonts w:hint="eastAsia"/>
+        </w:rPr>
+        <w:t>那么有了多层感知机后，不同层之间的权重怎么确定？这里的权重可以理解为每一层的解题步骤，早起就是凑数试错，非常繁琐。直到</w:t>
+      </w:r>
+      <w:r>
+        <w:rPr>
+          <w:rFonts w:hint="eastAsia"/>
+        </w:rPr>
+        <w:t>Hilton</w:t>
+      </w:r>
+      <w:r>
+        <w:rPr>
+          <w:rFonts w:hint="eastAsia"/>
+        </w:rPr>
+        <w:t>提出</w:t>
+      </w:r>
+      <w:r>
+        <w:rPr>
+          <w:rFonts w:hint="eastAsia"/>
+        </w:rPr>
+        <w:t>BP</w:t>
+      </w:r>
+      <w:r>
+        <w:rPr>
+          <w:rFonts w:hint="eastAsia"/>
+        </w:rPr>
+        <w:t>算法，一开始随机一个输入，然后根据误差反馈不断调整参数。这样就能很快找到每一层合适的参数</w:t>
+      </w:r>
+      <w:r>
+        <w:rPr>
+          <w:rFonts w:hint="eastAsia"/>
+        </w:rPr>
+        <w:t>/</w:t>
+      </w:r>
+      <w:r>
+        <w:rPr>
+          <w:rFonts w:hint="eastAsia"/>
+        </w:rPr>
+        <w:t>权重，因此网络的深度可以不断增加。</w:t>
+      </w:r>
+    </w:p>
+    <w:p>
+      <w:pPr>
+        <w:rPr>
+          <w:rFonts w:hint="eastAsia"/>
+        </w:rPr>
+      </w:pPr>
+      <w:r>
+        <w:tab/>
+      </w:r>
+      <w:r>
+        <w:rPr>
+          <w:rFonts w:hint="eastAsia"/>
+        </w:rPr>
+        <w:t>但是，随着网络层的增加，会出现梯度消失和梯度爆炸问题，</w:t>
+      </w:r>
+      <w:r>
+        <w:rPr>
+          <w:rFonts w:hint="eastAsia"/>
+        </w:rPr>
+        <w:t>Hilton</w:t>
+      </w:r>
+      <w:r>
+        <w:rPr>
+          <w:rFonts w:hint="eastAsia"/>
+        </w:rPr>
+        <w:t>提出</w:t>
+      </w:r>
+      <w:r>
+        <w:rPr>
+          <w:rFonts w:hint="eastAsia"/>
+          <w:color w:val="EE0000"/>
+        </w:rPr>
+        <w:t>深度信念网络</w:t>
+      </w:r>
+      <w:r>
+        <w:rPr>
+          <w:rFonts w:hint="eastAsia"/>
+        </w:rPr>
+        <w:t>，即基于</w:t>
+      </w:r>
+      <w:r>
+        <w:rPr>
+          <w:rFonts w:hint="eastAsia"/>
+          <w:color w:val="EE0000"/>
+        </w:rPr>
+        <w:t>预训练</w:t>
+      </w:r>
+      <w:r>
+        <w:rPr>
+          <w:rFonts w:hint="eastAsia"/>
+          <w:color w:val="EE0000"/>
+        </w:rPr>
+        <w:t>+</w:t>
+      </w:r>
+      <w:r>
+        <w:rPr>
+          <w:rFonts w:hint="eastAsia"/>
+          <w:color w:val="EE0000"/>
+        </w:rPr>
+        <w:t>微调技术</w:t>
+      </w:r>
+      <w:r>
+        <w:rPr>
+          <w:rFonts w:hint="eastAsia"/>
+        </w:rPr>
+        <w:t>实现。基本实现思路是，先把预训练分为两步，第一步先给神经网络做一个逐层预训练，比如先训练输入层和第一层隐藏层，用</w:t>
+      </w:r>
+      <w:r>
+        <w:rPr>
+          <w:rFonts w:hint="eastAsia"/>
+          <w:color w:val="EE0000"/>
+        </w:rPr>
+        <w:t>无监督学习</w:t>
+      </w:r>
+      <w:r>
+        <w:rPr>
+          <w:rFonts w:hint="eastAsia"/>
+        </w:rPr>
+        <w:t>，让这两层练会抓数据基础特征，然后把第一层训练好之后，再以此为输入再和第二层模块接着训练，一层一层进行，避免一上来全部训练导致权重无法收敛。等每一层都比较稳定了，再用</w:t>
+      </w:r>
+      <w:r>
+        <w:rPr>
+          <w:rFonts w:hint="eastAsia"/>
+        </w:rPr>
+        <w:t>BP</w:t>
+      </w:r>
+      <w:r>
+        <w:rPr>
+          <w:rFonts w:hint="eastAsia"/>
+        </w:rPr>
+        <w:t>算法进行整体微调。此时，由于每一层的权重有了一个比较靠谱的初始值，梯度就不太容易消失或爆炸</w:t>
+      </w:r>
+      <w:r>
+        <w:rPr>
+          <w:rFonts w:hint="eastAsia"/>
+        </w:rPr>
+        <w:t>，能够精准调参，这样网络就能做的更深</w:t>
+      </w:r>
+      <w:r>
+        <w:rPr>
+          <w:rFonts w:hint="eastAsia"/>
+        </w:rPr>
+        <w:t>，</w:t>
+      </w:r>
+      <w:r>
+        <w:rPr>
+          <w:rFonts w:hint="eastAsia"/>
+          <w:color w:val="EE0000"/>
+        </w:rPr>
+        <w:t>深度学习</w:t>
+      </w:r>
+      <w:r>
+        <w:rPr>
+          <w:rFonts w:hint="eastAsia"/>
+        </w:rPr>
+        <w:t>的概念由此诞生。</w:t>
+      </w:r>
+    </w:p>
+    <w:p>
       <w:pPr>
         <w:pStyle w:val="3"/>
       </w:pPr>
@@ -1513,7 +2138,14 @@
         <w:rPr>
           <w:rFonts w:hint="eastAsia"/>
         </w:rPr>
-        <w:t>从名字中就能看出，输入层代表接受输入数据的一层，基本上是网络的第一层；输出层是产生输出的一层，或者是网络的最后一层，而网络中间的处理层叫做隐藏层。</w:t>
+        <w:t>从名字中就能看出，输入层代表接受输入数据的一层，基本上是网络的第一层；输出层是产生输出的一层，或者是网络的最后一层，而网络中间的处理层叫</w:t>
+      </w:r>
+      <w:r>
+        <w:rPr>
+          <w:rFonts w:hint="eastAsia"/>
+        </w:rPr>
+        <w:lastRenderedPageBreak/>
+        <w:t>做隐藏层。</w:t>
       </w:r>
     </w:p>
     <w:p>
@@ -1548,7 +2180,7 @@
                     <pic:cNvPicPr/>
                   </pic:nvPicPr>
                   <pic:blipFill>
-                    <a:blip r:embed="rId11"/>
+                    <a:blip r:embed="rId16"/>
                     <a:stretch>
                       <a:fillRect/>
                     </a:stretch>
@@ -1589,14 +2221,25 @@
         <w:rPr>
           <w:rFonts w:hint="eastAsia"/>
         </w:rPr>
-        <w:lastRenderedPageBreak/>
         <w:t>正向传播</w:t>
       </w:r>
       <w:r>
         <w:rPr>
           <w:rFonts w:hint="eastAsia"/>
         </w:rPr>
-        <w:t>(forward propagation)</w:t>
+        <w:t>（</w:t>
+      </w:r>
+      <w:r>
+        <w:rPr>
+          <w:rFonts w:hint="eastAsia"/>
+        </w:rPr>
+        <w:t>forward propagation</w:t>
+      </w:r>
+      <w:r>
+        <w:rPr>
+          <w:rFonts w:hint="eastAsia"/>
+        </w:rPr>
+        <w:t>）</w:t>
       </w:r>
     </w:p>
     <w:p>
@@ -1624,7 +2267,19 @@
         <w:rPr>
           <w:rFonts w:hint="eastAsia"/>
         </w:rPr>
-        <w:t>(cost function)</w:t>
+        <w:t>（</w:t>
+      </w:r>
+      <w:r>
+        <w:rPr>
+          <w:rFonts w:hint="eastAsia"/>
+        </w:rPr>
+        <w:t>cost function</w:t>
+      </w:r>
+      <w:r>
+        <w:rPr>
+          <w:rFonts w:hint="eastAsia"/>
+        </w:rPr>
+        <w:t>）</w:t>
       </w:r>
     </w:p>
     <w:p>
@@ -1764,7 +2419,19 @@
         <w:rPr>
           <w:rFonts w:hint="eastAsia"/>
         </w:rPr>
-        <w:t>(gradient descent)</w:t>
+        <w:t>（</w:t>
+      </w:r>
+      <w:r>
+        <w:rPr>
+          <w:rFonts w:hint="eastAsia"/>
+        </w:rPr>
+        <w:t>gradient descent</w:t>
+      </w:r>
+      <w:r>
+        <w:rPr>
+          <w:rFonts w:hint="eastAsia"/>
+        </w:rPr>
+        <w:t>）</w:t>
       </w:r>
     </w:p>
     <w:p>
@@ -1839,15 +2506,24 @@
         <w:rPr>
           <w:rFonts w:hint="eastAsia"/>
         </w:rPr>
-        <w:t>(learning rate)</w:t>
+        <w:t>（</w:t>
+      </w:r>
+      <w:r>
+        <w:rPr>
+          <w:rFonts w:hint="eastAsia"/>
+        </w:rPr>
+        <w:t>learning rate</w:t>
+      </w:r>
+      <w:r>
+        <w:rPr>
+          <w:rFonts w:hint="eastAsia"/>
+        </w:rPr>
+        <w:t>）</w:t>
       </w:r>
     </w:p>
     <w:p>
       <w:pPr>
         <w:ind w:firstLine="420"/>
-        <w:rPr>
-          <w:rFonts w:hint="eastAsia"/>
-        </w:rPr>
       </w:pPr>
       <w:r>
         <w:rPr>
@@ -1889,7 +2565,7 @@
                     <pic:cNvPicPr/>
                   </pic:nvPicPr>
                   <pic:blipFill>
-                    <a:blip r:embed="rId12"/>
+                    <a:blip r:embed="rId17"/>
                     <a:stretch>
                       <a:fillRect/>
                     </a:stretch>
@@ -1925,7 +2601,19 @@
         <w:rPr>
           <w:rFonts w:hint="eastAsia"/>
         </w:rPr>
-        <w:t>(back propagation)</w:t>
+        <w:t>（</w:t>
+      </w:r>
+      <w:r>
+        <w:rPr>
+          <w:rFonts w:hint="eastAsia"/>
+        </w:rPr>
+        <w:t>back propagation</w:t>
+      </w:r>
+      <w:r>
+        <w:rPr>
+          <w:rFonts w:hint="eastAsia"/>
+        </w:rPr>
+        <w:t>）</w:t>
       </w:r>
     </w:p>
     <w:p>
@@ -2016,7 +2704,19 @@
         <w:rPr>
           <w:rFonts w:hint="eastAsia"/>
         </w:rPr>
-        <w:t>(epochs)</w:t>
+        <w:t>（</w:t>
+      </w:r>
+      <w:r>
+        <w:rPr>
+          <w:rFonts w:hint="eastAsia"/>
+        </w:rPr>
+        <w:t>epochs</w:t>
+      </w:r>
+      <w:r>
+        <w:rPr>
+          <w:rFonts w:hint="eastAsia"/>
+        </w:rPr>
+        <w:t>）</w:t>
       </w:r>
     </w:p>
     <w:p>
@@ -2150,7 +2850,7 @@
                     <pic:cNvPicPr/>
                   </pic:nvPicPr>
                   <pic:blipFill>
-                    <a:blip r:embed="rId13"/>
+                    <a:blip r:embed="rId18"/>
                     <a:stretch>
                       <a:fillRect/>
                     </a:stretch>
@@ -2209,7 +2909,19 @@
         <w:rPr>
           <w:rFonts w:hint="eastAsia"/>
         </w:rPr>
-        <w:t>(Batch Normalization)</w:t>
+        <w:t>（</w:t>
+      </w:r>
+      <w:r>
+        <w:rPr>
+          <w:rFonts w:hint="eastAsia"/>
+        </w:rPr>
+        <w:t>Batch Normalization</w:t>
+      </w:r>
+      <w:r>
+        <w:rPr>
+          <w:rFonts w:hint="eastAsia"/>
+        </w:rPr>
+        <w:t>）</w:t>
       </w:r>
     </w:p>
     <w:p>
@@ -2244,7 +2956,7 @@
                     <pic:cNvPicPr/>
                   </pic:nvPicPr>
                   <pic:blipFill>
-                    <a:blip r:embed="rId14"/>
+                    <a:blip r:embed="rId19"/>
                     <a:stretch>
                       <a:fillRect/>
                     </a:stretch>
@@ -2292,16 +3004,13 @@
     <w:p>
       <w:pPr>
         <w:pStyle w:val="1"/>
-        <w:rPr>
-          <w:rFonts w:hint="eastAsia"/>
-        </w:rPr>
       </w:pPr>
       <w:r>
         <w:rPr>
           <w:rFonts w:hint="eastAsia"/>
         </w:rPr>
         <w:lastRenderedPageBreak/>
-        <w:t>多层感知器</w:t>
+        <w:t>分类</w:t>
       </w:r>
     </w:p>
     <w:p>
@@ -2325,6 +3034,136 @@
         </w:rPr>
         <w:t>CNN</w:t>
       </w:r>
+      <w:r>
+        <w:rPr>
+          <w:rFonts w:hint="eastAsia"/>
+        </w:rPr>
+        <w:t>（</w:t>
+      </w:r>
+      <w:r>
+        <w:rPr>
+          <w:rFonts w:hint="eastAsia"/>
+        </w:rPr>
+        <w:t>卷积神经网络</w:t>
+      </w:r>
+      <w:r>
+        <w:rPr>
+          <w:rFonts w:hint="eastAsia"/>
+        </w:rPr>
+        <w:t>）</w:t>
+      </w:r>
+    </w:p>
+    <w:p>
+      <w:r>
+        <w:tab/>
+      </w:r>
+      <w:r>
+        <w:rPr>
+          <w:rFonts w:hint="eastAsia"/>
+        </w:rPr>
+        <w:t>比如在图像识别中，</w:t>
+      </w:r>
+      <w:r>
+        <w:rPr>
+          <w:rFonts w:hint="eastAsia"/>
+        </w:rPr>
+        <w:t>CNN</w:t>
+      </w:r>
+      <w:r>
+        <w:rPr>
+          <w:rFonts w:hint="eastAsia"/>
+        </w:rPr>
+        <w:t>会用一个个小的探测器（</w:t>
+      </w:r>
+      <w:r>
+        <w:rPr>
+          <w:rFonts w:hint="eastAsia"/>
+          <w:color w:val="EE0000"/>
+        </w:rPr>
+        <w:t>卷积核</w:t>
+      </w:r>
+      <w:r>
+        <w:rPr>
+          <w:rFonts w:hint="eastAsia"/>
+        </w:rPr>
+        <w:t>）在图像中移动，有的探测器专门负责找边缘，有的探测器专门找眼睛，有的探测器专门找毛发纹理。它每移动到一个地方就会打分，区分匹配度高低，这个过程就叫做</w:t>
+      </w:r>
+      <w:r>
+        <w:rPr>
+          <w:rFonts w:hint="eastAsia"/>
+          <w:color w:val="EE0000"/>
+        </w:rPr>
+        <w:t>卷积</w:t>
+      </w:r>
+      <w:r>
+        <w:rPr>
+          <w:rFonts w:hint="eastAsia"/>
+        </w:rPr>
+        <w:t>。即用小窗口扫描全局，去抓取局部特征。</w:t>
+      </w:r>
+      <w:r>
+        <w:t xml:space="preserve"> </w:t>
+      </w:r>
+    </w:p>
+    <w:p>
+      <w:pPr>
+        <w:rPr>
+          <w:rFonts w:hint="eastAsia"/>
+        </w:rPr>
+      </w:pPr>
+      <w:r>
+        <w:tab/>
+      </w:r>
+      <w:r>
+        <w:rPr>
+          <w:rFonts w:hint="eastAsia"/>
+        </w:rPr>
+        <w:t>卷积神经网络还有一个</w:t>
+      </w:r>
+      <w:r>
+        <w:rPr>
+          <w:rFonts w:hint="eastAsia"/>
+          <w:color w:val="EE0000"/>
+        </w:rPr>
+        <w:t>池化</w:t>
+      </w:r>
+      <w:r>
+        <w:rPr>
+          <w:rFonts w:hint="eastAsia"/>
+        </w:rPr>
+        <w:t>的概念，简单来说就是压缩照片，比如把像素矩阵</w:t>
+      </w:r>
+      <w:r>
+        <w:rPr>
+          <w:rFonts w:hint="eastAsia"/>
+        </w:rPr>
+        <w:t>4*4</w:t>
+      </w:r>
+      <w:r>
+        <w:rPr>
+          <w:rFonts w:hint="eastAsia"/>
+        </w:rPr>
+        <w:t>的缩小为</w:t>
+      </w:r>
+      <w:r>
+        <w:rPr>
+          <w:rFonts w:hint="eastAsia"/>
+        </w:rPr>
+        <w:t>1*1</w:t>
+      </w:r>
+      <w:r>
+        <w:rPr>
+          <w:rFonts w:hint="eastAsia"/>
+        </w:rPr>
+        <w:t>，只保留最亮的那一个格子，这样图片变小了计算快了，但是关键信息还在。</w:t>
+      </w:r>
+    </w:p>
+    <w:p>
+      <w:pPr>
+        <w:rPr>
+          <w:rFonts w:hint="eastAsia"/>
+        </w:rPr>
+      </w:pPr>
     </w:p>
     <w:p>
       <w:pPr>
@@ -2334,19 +3173,103 @@
         <w:rPr>
           <w:rFonts w:hint="eastAsia"/>
         </w:rPr>
-        <w:t>CNN(</w:t>
-      </w:r>
-      <w:r>
-        <w:rPr>
-          <w:rFonts w:hint="eastAsia"/>
-        </w:rPr>
-        <w:t>卷积神经网络</w:t>
-      </w:r>
-      <w:r>
-        <w:rPr>
-          <w:rFonts w:hint="eastAsia"/>
-        </w:rPr>
-        <w:t>)</w:t>
+        <w:t>卷积神经网络通常用来处理图像数据，假设输入数据的形状为</w:t>
+      </w:r>
+      <w:r>
+        <w:rPr>
+          <w:rFonts w:hint="eastAsia"/>
+        </w:rPr>
+        <w:t>28</w:t>
+      </w:r>
+      <w:r>
+        <w:rPr>
+          <w:rFonts w:hint="eastAsia"/>
+        </w:rPr>
+        <w:t>×</w:t>
+      </w:r>
+      <w:r>
+        <w:rPr>
+          <w:rFonts w:hint="eastAsia"/>
+        </w:rPr>
+        <w:t>28</w:t>
+      </w:r>
+      <w:r>
+        <w:rPr>
+          <w:rFonts w:hint="eastAsia"/>
+        </w:rPr>
+        <w:t>×</w:t>
+      </w:r>
+      <w:r>
+        <w:rPr>
+          <w:rFonts w:hint="eastAsia"/>
+        </w:rPr>
+        <w:t>3(28pixels</w:t>
+      </w:r>
+      <w:r>
+        <w:rPr>
+          <w:rFonts w:hint="eastAsia"/>
+        </w:rPr>
+        <w:t>×</w:t>
+      </w:r>
+      <w:r>
+        <w:rPr>
+          <w:rFonts w:hint="eastAsia"/>
+        </w:rPr>
+        <w:t>28pixels</w:t>
+      </w:r>
+      <w:r>
+        <w:rPr>
+          <w:rFonts w:hint="eastAsia"/>
+        </w:rPr>
+        <w:t>×</w:t>
+      </w:r>
+      <w:r>
+        <w:rPr>
+          <w:rFonts w:hint="eastAsia"/>
+        </w:rPr>
+        <w:t>RGB Value)</w:t>
+      </w:r>
+      <w:r>
+        <w:rPr>
+          <w:rFonts w:hint="eastAsia"/>
+        </w:rPr>
+        <w:t>，那么对于传统的神经网络来说就会有</w:t>
+      </w:r>
+      <w:r>
+        <w:rPr>
+          <w:rFonts w:hint="eastAsia"/>
+        </w:rPr>
+        <w:t>2352(28</w:t>
+      </w:r>
+      <w:r>
+        <w:rPr>
+          <w:rFonts w:hint="eastAsia"/>
+        </w:rPr>
+        <w:t>×</w:t>
+      </w:r>
+      <w:r>
+        <w:rPr>
+          <w:rFonts w:hint="eastAsia"/>
+        </w:rPr>
+        <w:t>28</w:t>
+      </w:r>
+      <w:r>
+        <w:rPr>
+          <w:rFonts w:hint="eastAsia"/>
+        </w:rPr>
+        <w:t>×</w:t>
+      </w:r>
+      <w:r>
+        <w:rPr>
+          <w:rFonts w:hint="eastAsia"/>
+        </w:rPr>
+        <w:t>3)</w:t>
+      </w:r>
+      <w:r>
+        <w:rPr>
+          <w:rFonts w:hint="eastAsia"/>
+        </w:rPr>
+        <w:t>个变量。随着图像尺寸的增加，那么变量的数量就会急剧增加。</w:t>
       </w:r>
     </w:p>
     <w:p>
@@ -2357,7 +3280,113 @@
         <w:rPr>
           <w:rFonts w:hint="eastAsia"/>
         </w:rPr>
-        <w:t>卷积神经网络通常用来处理图像数据，假设输入数据的形状为</w:t>
+        <w:t>因此，通过对图片进行卷积，可以减少变量的数目。随着过滤器沿着图像上宽和高的两个方向滑动，就会产生一个相应的</w:t>
+      </w:r>
+      <w:r>
+        <w:rPr>
+          <w:rFonts w:hint="eastAsia"/>
+        </w:rPr>
+        <w:t>2</w:t>
+      </w:r>
+      <w:r>
+        <w:rPr>
+          <w:rFonts w:hint="eastAsia"/>
+        </w:rPr>
+        <w:t>维激活映射，最后再沿纵向将所有的激活映射堆叠在一起，就产生了最后的输出。</w:t>
+      </w:r>
+    </w:p>
+    <w:p>
+      <w:pPr>
+        <w:pStyle w:val="3"/>
+      </w:pPr>
+      <w:r>
+        <w:rPr>
+          <w:rFonts w:hint="eastAsia"/>
+        </w:rPr>
+        <w:t>原理</w:t>
+      </w:r>
+    </w:p>
+    <w:p>
+      <w:pPr>
+        <w:pStyle w:val="4"/>
+      </w:pPr>
+      <w:r>
+        <w:rPr>
+          <w:rFonts w:hint="eastAsia"/>
+        </w:rPr>
+        <w:t>过滤器</w:t>
+      </w:r>
+      <w:r>
+        <w:rPr>
+          <w:rFonts w:hint="eastAsia"/>
+        </w:rPr>
+        <w:t>/</w:t>
+      </w:r>
+      <w:r>
+        <w:rPr>
+          <w:rFonts w:hint="eastAsia"/>
+        </w:rPr>
+        <w:t>滤波器</w:t>
+      </w:r>
+      <w:r>
+        <w:rPr>
+          <w:rFonts w:hint="eastAsia"/>
+        </w:rPr>
+        <w:t>(Filter)</w:t>
+      </w:r>
+    </w:p>
+    <w:p>
+      <w:pPr>
+        <w:ind w:firstLine="420"/>
+      </w:pPr>
+      <w:r>
+        <w:rPr>
+          <w:rFonts w:hint="eastAsia"/>
+        </w:rPr>
+        <w:t>CNN</w:t>
+      </w:r>
+      <w:r>
+        <w:rPr>
+          <w:rFonts w:hint="eastAsia"/>
+        </w:rPr>
+        <w:t>中的滤波器，具体是指将一个</w:t>
+      </w:r>
+      <w:r>
+        <w:rPr>
+          <w:rFonts w:hint="eastAsia"/>
+          <w:color w:val="FF0000"/>
+        </w:rPr>
+        <w:t>权重矩阵</w:t>
+      </w:r>
+      <w:r>
+        <w:rPr>
+          <w:rFonts w:hint="eastAsia"/>
+        </w:rPr>
+        <w:t>，我们用它乘以输入图像的一部分，产生相应的</w:t>
+      </w:r>
+      <w:r>
+        <w:rPr>
+          <w:rFonts w:hint="eastAsia"/>
+          <w:color w:val="EE0000"/>
+        </w:rPr>
+        <w:t>卷积输出</w:t>
+      </w:r>
+      <w:r>
+        <w:rPr>
+          <w:rFonts w:hint="eastAsia"/>
+        </w:rPr>
+        <w:t>。</w:t>
+      </w:r>
+    </w:p>
+    <w:p>
+      <w:pPr>
+        <w:ind w:firstLine="420"/>
+      </w:pPr>
+      <w:r>
+        <w:rPr>
+          <w:rFonts w:hint="eastAsia"/>
+        </w:rPr>
+        <w:t>比方说，对于一个</w:t>
       </w:r>
       <w:r>
         <w:rPr>
@@ -2381,13 +3410,37 @@
         <w:rPr>
           <w:rFonts w:hint="eastAsia"/>
         </w:rPr>
+        <w:t>的图片，将一个</w:t>
+      </w:r>
+      <w:r>
+        <w:rPr>
+          <w:rFonts w:hint="eastAsia"/>
+        </w:rPr>
+        <w:t>3</w:t>
+      </w:r>
+      <w:r>
+        <w:rPr>
+          <w:rFonts w:hint="eastAsia"/>
+        </w:rPr>
         <w:t>×</w:t>
       </w:r>
       <w:r>
         <w:rPr>
           <w:rFonts w:hint="eastAsia"/>
         </w:rPr>
-        <w:t>3(28pixels</w:t>
+        <w:t>3</w:t>
+      </w:r>
+      <w:r>
+        <w:rPr>
+          <w:rFonts w:hint="eastAsia"/>
+        </w:rPr>
+        <w:t>的滤波器与图片中</w:t>
+      </w:r>
+      <w:r>
+        <w:rPr>
+          <w:rFonts w:hint="eastAsia"/>
+        </w:rPr>
+        <w:t>3</w:t>
       </w:r>
       <w:r>
         <w:rPr>
@@ -2399,61 +3452,13 @@
         <w:rPr>
           <w:rFonts w:hint="eastAsia"/>
         </w:rPr>
-        <w:t>28pixels</w:t>
-      </w:r>
-      <w:r>
-        <w:rPr>
-          <w:rFonts w:hint="eastAsia"/>
-        </w:rPr>
-        <w:t>×</w:t>
-      </w:r>
-      <w:r>
-        <w:rPr>
-          <w:rFonts w:hint="eastAsia"/>
-        </w:rPr>
-        <w:t>RGB Value)</w:t>
-      </w:r>
-      <w:r>
-        <w:rPr>
-          <w:rFonts w:hint="eastAsia"/>
-        </w:rPr>
-        <w:t>，那么对于传统的神经网络来说就会有</w:t>
-      </w:r>
-      <w:r>
-        <w:rPr>
-          <w:rFonts w:hint="eastAsia"/>
-        </w:rPr>
-        <w:t>2352(28</w:t>
-      </w:r>
-      <w:r>
-        <w:rPr>
-          <w:rFonts w:hint="eastAsia"/>
-        </w:rPr>
-        <w:t>×</w:t>
-      </w:r>
-      <w:r>
-        <w:rPr>
-          <w:rFonts w:hint="eastAsia"/>
-        </w:rPr>
-        <w:t>28</w:t>
-      </w:r>
-      <w:r>
-        <w:rPr>
-          <w:rFonts w:hint="eastAsia"/>
-        </w:rPr>
-        <w:t>×</w:t>
-      </w:r>
-      <w:r>
-        <w:rPr>
-          <w:rFonts w:hint="eastAsia"/>
-        </w:rPr>
-        <w:t>3)</w:t>
-      </w:r>
-      <w:r>
-        <w:rPr>
-          <w:rFonts w:hint="eastAsia"/>
-        </w:rPr>
-        <w:t>个变量。随着图像尺寸的增加，那么变量的数量就会急剧增加。</w:t>
+        <w:t>3</w:t>
+      </w:r>
+      <w:r>
+        <w:rPr>
+          <w:rFonts w:hint="eastAsia"/>
+        </w:rPr>
+        <w:t>的矩阵依次相乘，从而得到相应的卷积输出。滤波器的尺寸通常比原始图片要小，与权重相似，在最小化成本的反向传播中，滤波器也会被更新。</w:t>
       </w:r>
     </w:p>
     <w:p>
@@ -2462,173 +3467,9 @@
       </w:pPr>
       <w:r>
         <w:rPr>
-          <w:rFonts w:hint="eastAsia"/>
-        </w:rPr>
-        <w:t>因此，通过对图片进行卷积，可以减少变量的数目。随着过滤器沿着图像上宽和高的两个方向滑动，就会产生一个相应的</w:t>
-      </w:r>
-      <w:r>
-        <w:rPr>
-          <w:rFonts w:hint="eastAsia"/>
-        </w:rPr>
-        <w:t>2</w:t>
-      </w:r>
-      <w:r>
-        <w:rPr>
-          <w:rFonts w:hint="eastAsia"/>
-        </w:rPr>
-        <w:t>维激活映射，最后再沿纵向将所有的激活映射堆叠在一起，就产生了最后的输出。</w:t>
-      </w:r>
-    </w:p>
-    <w:p>
-      <w:pPr>
-        <w:pStyle w:val="3"/>
-      </w:pPr>
-      <w:r>
-        <w:rPr>
-          <w:rFonts w:hint="eastAsia"/>
-        </w:rPr>
-        <w:t>过滤器</w:t>
-      </w:r>
-      <w:r>
-        <w:rPr>
-          <w:rFonts w:hint="eastAsia"/>
-        </w:rPr>
-        <w:t>/</w:t>
-      </w:r>
-      <w:r>
-        <w:rPr>
-          <w:rFonts w:hint="eastAsia"/>
-        </w:rPr>
-        <w:t>滤波器</w:t>
-      </w:r>
-      <w:r>
-        <w:rPr>
-          <w:rFonts w:hint="eastAsia"/>
-        </w:rPr>
-        <w:t>(Filter)</w:t>
-      </w:r>
-    </w:p>
-    <w:p>
-      <w:pPr>
-        <w:ind w:firstLine="420"/>
-      </w:pPr>
-      <w:r>
-        <w:rPr>
-          <w:rFonts w:hint="eastAsia"/>
-        </w:rPr>
-        <w:t>CNN</w:t>
-      </w:r>
-      <w:r>
-        <w:rPr>
-          <w:rFonts w:hint="eastAsia"/>
-        </w:rPr>
-        <w:t>中的滤波器，具体是指将一个</w:t>
-      </w:r>
-      <w:r>
-        <w:rPr>
-          <w:rFonts w:hint="eastAsia"/>
-          <w:color w:val="FF0000"/>
-        </w:rPr>
-        <w:t>权重矩阵</w:t>
-      </w:r>
-      <w:r>
-        <w:rPr>
-          <w:rFonts w:hint="eastAsia"/>
-        </w:rPr>
-        <w:t>，我们用它乘以输入图像的一部分，产生相应的卷积输出。</w:t>
-      </w:r>
-    </w:p>
-    <w:p>
-      <w:pPr>
-        <w:ind w:firstLine="420"/>
-      </w:pPr>
-      <w:r>
-        <w:rPr>
-          <w:rFonts w:hint="eastAsia"/>
-        </w:rPr>
-        <w:t>比方说，对于一个</w:t>
-      </w:r>
-      <w:r>
-        <w:rPr>
-          <w:rFonts w:hint="eastAsia"/>
-        </w:rPr>
-        <w:t>28</w:t>
-      </w:r>
-      <w:r>
-        <w:rPr>
-          <w:rFonts w:hint="eastAsia"/>
-        </w:rPr>
-        <w:t>×</w:t>
-      </w:r>
-      <w:r>
-        <w:rPr>
-          <w:rFonts w:hint="eastAsia"/>
-        </w:rPr>
-        <w:t>28</w:t>
-      </w:r>
-      <w:r>
-        <w:rPr>
-          <w:rFonts w:hint="eastAsia"/>
-        </w:rPr>
-        <w:t>的图片，将一个</w:t>
-      </w:r>
-      <w:r>
-        <w:rPr>
-          <w:rFonts w:hint="eastAsia"/>
-        </w:rPr>
-        <w:t>3</w:t>
-      </w:r>
-      <w:r>
-        <w:rPr>
-          <w:rFonts w:hint="eastAsia"/>
-        </w:rPr>
-        <w:t>×</w:t>
-      </w:r>
-      <w:r>
-        <w:rPr>
-          <w:rFonts w:hint="eastAsia"/>
-        </w:rPr>
-        <w:t>3</w:t>
-      </w:r>
-      <w:r>
-        <w:rPr>
-          <w:rFonts w:hint="eastAsia"/>
-        </w:rPr>
-        <w:t>的滤波器与图片中</w:t>
-      </w:r>
-      <w:r>
-        <w:rPr>
-          <w:rFonts w:hint="eastAsia"/>
-        </w:rPr>
-        <w:t>3</w:t>
-      </w:r>
-      <w:r>
-        <w:rPr>
-          <w:rFonts w:hint="eastAsia"/>
-        </w:rPr>
-        <w:t>×</w:t>
-      </w:r>
-      <w:r>
-        <w:rPr>
-          <w:rFonts w:hint="eastAsia"/>
-        </w:rPr>
-        <w:t>3</w:t>
-      </w:r>
-      <w:r>
-        <w:rPr>
-          <w:rFonts w:hint="eastAsia"/>
-        </w:rPr>
-        <w:t>的矩阵依次相乘，从而得到相应的卷积输出。滤波器的尺寸通常比原始图片要小，与权重相似，在最小化成本的反向传播中，滤波器也会被更新。</w:t>
-      </w:r>
-    </w:p>
-    <w:p>
-      <w:pPr>
-        <w:ind w:firstLine="420"/>
-      </w:pPr>
-      <w:r>
-        <w:rPr>
           <w:noProof/>
         </w:rPr>
+        <w:lastRenderedPageBreak/>
         <w:drawing>
           <wp:anchor distT="0" distB="0" distL="114300" distR="114300" simplePos="0" relativeHeight="251702272" behindDoc="0" locked="0" layoutInCell="1" allowOverlap="1" wp14:anchorId="083A3D61" wp14:editId="3D5177FF">
             <wp:simplePos x="0" y="0"/>
@@ -2653,7 +3494,7 @@
                     <pic:cNvPicPr/>
                   </pic:nvPicPr>
                   <pic:blipFill>
-                    <a:blip r:embed="rId15"/>
+                    <a:blip r:embed="rId20"/>
                     <a:stretch>
                       <a:fillRect/>
                     </a:stretch>
@@ -2707,19 +3548,12 @@
         <w:rPr>
           <w:rFonts w:hint="eastAsia"/>
         </w:rPr>
-        <w:t>的分</w:t>
-      </w:r>
-      <w:r>
-        <w:rPr>
-          <w:rFonts w:hint="eastAsia"/>
-        </w:rPr>
-        <w:lastRenderedPageBreak/>
-        <w:t>块，从而产生卷积的结果。</w:t>
-      </w:r>
-    </w:p>
-    <w:p>
-      <w:pPr>
-        <w:pStyle w:val="3"/>
+        <w:t>的分块，从而产生卷积的结果。</w:t>
+      </w:r>
+    </w:p>
+    <w:p>
+      <w:pPr>
+        <w:pStyle w:val="4"/>
       </w:pPr>
       <w:r>
         <w:rPr>
@@ -2742,11 +3576,19 @@
         <w:rPr>
           <w:rFonts w:hint="eastAsia"/>
         </w:rPr>
-        <w:t>为了进一步减少变量的数目同时防止过拟合，一种常见的做法是在卷积层中引入池化层</w:t>
-      </w:r>
-      <w:r>
-        <w:rPr>
-          <w:rFonts w:hint="eastAsia"/>
+        <w:t>为了进一步减少变量的数目同时防止过拟合，一种常见的做法是在卷积层中引入</w:t>
+      </w:r>
+      <w:r>
+        <w:rPr>
+          <w:rFonts w:hint="eastAsia"/>
+          <w:color w:val="EE0000"/>
+        </w:rPr>
+        <w:t>池化层</w:t>
+      </w:r>
+      <w:r>
+        <w:rPr>
+          <w:rFonts w:hint="eastAsia"/>
+          <w:color w:val="EE0000"/>
         </w:rPr>
         <w:t>(pooling layer)</w:t>
       </w:r>
@@ -2822,7 +3664,7 @@
                     <pic:cNvPicPr/>
                   </pic:nvPicPr>
                   <pic:blipFill>
-                    <a:blip r:embed="rId16"/>
+                    <a:blip r:embed="rId21"/>
                     <a:stretch>
                       <a:fillRect/>
                     </a:stretch>
@@ -2872,12 +3714,13 @@
     </w:p>
     <w:p>
       <w:pPr>
-        <w:pStyle w:val="3"/>
-      </w:pPr>
-      <w:r>
-        <w:rPr>
-          <w:rFonts w:hint="eastAsia"/>
-        </w:rPr>
+        <w:pStyle w:val="4"/>
+      </w:pPr>
+      <w:r>
+        <w:rPr>
+          <w:rFonts w:hint="eastAsia"/>
+        </w:rPr>
+        <w:lastRenderedPageBreak/>
         <w:t>补白</w:t>
       </w:r>
       <w:r>
@@ -2919,7 +3762,7 @@
                     <pic:cNvPicPr/>
                   </pic:nvPicPr>
                   <pic:blipFill>
-                    <a:blip r:embed="rId17"/>
+                    <a:blip r:embed="rId22"/>
                     <a:stretch>
                       <a:fillRect/>
                     </a:stretch>
@@ -3103,7 +3946,7 @@
     </w:p>
     <w:p>
       <w:pPr>
-        <w:pStyle w:val="3"/>
+        <w:pStyle w:val="4"/>
       </w:pPr>
       <w:r>
         <w:rPr>
@@ -3149,7 +3992,6 @@
         <w:rPr>
           <w:noProof/>
         </w:rPr>
-        <w:lastRenderedPageBreak/>
         <w:drawing>
           <wp:anchor distT="0" distB="0" distL="114300" distR="114300" simplePos="0" relativeHeight="251705344" behindDoc="0" locked="0" layoutInCell="1" allowOverlap="1" wp14:anchorId="7189B27B" wp14:editId="4A911D15">
             <wp:simplePos x="0" y="0"/>
@@ -3174,7 +4016,7 @@
                     <pic:cNvPicPr/>
                   </pic:nvPicPr>
                   <pic:blipFill>
-                    <a:blip r:embed="rId18"/>
+                    <a:blip r:embed="rId23"/>
                     <a:stretch>
                       <a:fillRect/>
                     </a:stretch>
@@ -3209,31 +4051,114 @@
     </w:p>
     <w:p>
       <w:pPr>
+        <w:pStyle w:val="4"/>
+      </w:pPr>
+      <w:r>
+        <w:rPr>
+          <w:rFonts w:hint="eastAsia"/>
+        </w:rPr>
+        <w:t>CNN(</w:t>
+      </w:r>
+      <w:r>
+        <w:rPr>
+          <w:rFonts w:hint="eastAsia"/>
+        </w:rPr>
+        <w:t>卷积神经网络</w:t>
+      </w:r>
+      <w:r>
+        <w:rPr>
+          <w:rFonts w:hint="eastAsia"/>
+        </w:rPr>
+        <w:t>)</w:t>
+      </w:r>
+    </w:p>
+    <w:p>
+      <w:pPr>
         <w:pStyle w:val="3"/>
       </w:pPr>
       <w:r>
         <w:rPr>
           <w:rFonts w:hint="eastAsia"/>
         </w:rPr>
-        <w:t>CNN(</w:t>
-      </w:r>
-      <w:r>
-        <w:rPr>
-          <w:rFonts w:hint="eastAsia"/>
-        </w:rPr>
-        <w:t>卷积神经网络</w:t>
-      </w:r>
-      <w:r>
-        <w:rPr>
-          <w:rFonts w:hint="eastAsia"/>
-        </w:rPr>
-        <w:t>)</w:t>
-      </w:r>
-    </w:p>
-    <w:p>
-      <w:pPr>
-        <w:ind w:firstLine="420"/>
-      </w:pPr>
+        <w:t>特点</w:t>
+      </w:r>
+    </w:p>
+    <w:p>
+      <w:pPr>
+        <w:pStyle w:val="4"/>
+      </w:pPr>
+      <w:r>
+        <w:rPr>
+          <w:rFonts w:hint="eastAsia"/>
+        </w:rPr>
+        <w:t>优点</w:t>
+      </w:r>
+    </w:p>
+    <w:p>
+      <w:pPr>
+        <w:pStyle w:val="4"/>
+      </w:pPr>
+      <w:r>
+        <w:rPr>
+          <w:rFonts w:hint="eastAsia"/>
+        </w:rPr>
+        <w:t>缺点</w:t>
+      </w:r>
+    </w:p>
+    <w:p>
+      <w:pPr>
+        <w:rPr>
+          <w:rFonts w:hint="eastAsia"/>
+        </w:rPr>
+      </w:pPr>
+      <w:r>
+        <w:tab/>
+      </w:r>
+      <w:r>
+        <w:rPr>
+          <w:rFonts w:hint="eastAsia"/>
+        </w:rPr>
+        <w:t>卷积神经网络看不懂文字。因为文字不是局部特征的组合，二是</w:t>
+      </w:r>
+      <w:r>
+        <w:rPr>
+          <w:rFonts w:hint="eastAsia"/>
+          <w:color w:val="EE0000"/>
+        </w:rPr>
+        <w:t>顺序决定意义</w:t>
+      </w:r>
+      <w:r>
+        <w:rPr>
+          <w:rFonts w:hint="eastAsia"/>
+        </w:rPr>
+        <w:t>。</w:t>
+      </w:r>
+    </w:p>
+    <w:p>
+      <w:pPr>
+        <w:pStyle w:val="3"/>
+      </w:pPr>
+      <w:r>
+        <w:rPr>
+          <w:rFonts w:hint="eastAsia"/>
+        </w:rPr>
+        <w:lastRenderedPageBreak/>
+        <w:t>算法</w:t>
+      </w:r>
+    </w:p>
+    <w:p>
+      <w:pPr>
+        <w:pStyle w:val="4"/>
+        <w:rPr>
+          <w:rFonts w:hint="eastAsia"/>
+        </w:rPr>
+      </w:pPr>
+      <w:r>
+        <w:rPr>
+          <w:rFonts w:hint="eastAsia"/>
+        </w:rPr>
+        <w:t>AlexNet</w:t>
+      </w:r>
     </w:p>
     <w:p>
       <w:pPr>
@@ -3245,6 +4170,223 @@
         </w:rPr>
         <w:t>RNN</w:t>
       </w:r>
+      <w:r>
+        <w:rPr>
+          <w:rFonts w:hint="eastAsia"/>
+        </w:rPr>
+        <w:t>（</w:t>
+      </w:r>
+      <w:r>
+        <w:t>Recurrent Neural Network</w:t>
+      </w:r>
+      <w:r>
+        <w:rPr>
+          <w:rFonts w:hint="eastAsia"/>
+        </w:rPr>
+        <w:t>）</w:t>
+      </w:r>
+    </w:p>
+    <w:p>
+      <w:r>
+        <w:tab/>
+      </w:r>
+      <w:r>
+        <w:rPr>
+          <w:rFonts w:hint="eastAsia"/>
+        </w:rPr>
+        <w:t>由于</w:t>
+      </w:r>
+      <w:r>
+        <w:rPr>
+          <w:rFonts w:hint="eastAsia"/>
+        </w:rPr>
+        <w:t>CNN</w:t>
+      </w:r>
+      <w:r>
+        <w:rPr>
+          <w:rFonts w:hint="eastAsia"/>
+        </w:rPr>
+        <w:t>没有办法处理序列问题，因此引入了循环神经网络</w:t>
+      </w:r>
+      <w:r>
+        <w:rPr>
+          <w:rFonts w:hint="eastAsia"/>
+        </w:rPr>
+        <w:t>RNN</w:t>
+      </w:r>
+      <w:r>
+        <w:rPr>
+          <w:rFonts w:hint="eastAsia"/>
+        </w:rPr>
+        <w:t>。可以这么理解，</w:t>
+      </w:r>
+      <w:r>
+        <w:rPr>
+          <w:rFonts w:hint="eastAsia"/>
+        </w:rPr>
+        <w:t>RNN</w:t>
+      </w:r>
+      <w:r>
+        <w:rPr>
+          <w:rFonts w:hint="eastAsia"/>
+        </w:rPr>
+        <w:t>类似人一样，一边读一边记笔记，这个“笔记”的学名叫做</w:t>
+      </w:r>
+      <w:r>
+        <w:rPr>
+          <w:rFonts w:hint="eastAsia"/>
+          <w:color w:val="EE0000"/>
+        </w:rPr>
+        <w:t>隐藏状态</w:t>
+      </w:r>
+      <w:r>
+        <w:rPr>
+          <w:rFonts w:hint="eastAsia"/>
+        </w:rPr>
+        <w:t>。</w:t>
+      </w:r>
+      <w:r>
+        <w:rPr>
+          <w:rFonts w:hint="eastAsia"/>
+        </w:rPr>
+        <w:t>RNN</w:t>
+      </w:r>
+      <w:r>
+        <w:rPr>
+          <w:rFonts w:hint="eastAsia"/>
+        </w:rPr>
+        <w:t>在处理文本时，它会按照词的顺序一个一个算，每处理一个词就把这个词存到隐藏状态里。</w:t>
+      </w:r>
+      <w:r>
+        <w:rPr>
+          <w:rFonts w:hint="eastAsia"/>
+        </w:rPr>
+        <w:t>下一个词的计算，必须用到这个隐藏状态。</w:t>
+      </w:r>
+      <w:r>
+        <w:rPr>
+          <w:rFonts w:hint="eastAsia"/>
+        </w:rPr>
+        <w:t>因此</w:t>
+      </w:r>
+      <w:r>
+        <w:rPr>
+          <w:rFonts w:hint="eastAsia"/>
+        </w:rPr>
+        <w:t>RNN</w:t>
+      </w:r>
+      <w:r>
+        <w:rPr>
+          <w:rFonts w:hint="eastAsia"/>
+        </w:rPr>
+        <w:t>可以做翻译、写摘要、判断情感等。</w:t>
+      </w:r>
+    </w:p>
+    <w:p>
+      <w:r>
+        <w:tab/>
+      </w:r>
+      <w:r>
+        <w:rPr>
+          <w:rFonts w:hint="eastAsia"/>
+        </w:rPr>
+        <w:t>但是</w:t>
+      </w:r>
+      <w:r>
+        <w:rPr>
+          <w:rFonts w:hint="eastAsia"/>
+        </w:rPr>
+        <w:t>RNN</w:t>
+      </w:r>
+      <w:r>
+        <w:rPr>
+          <w:rFonts w:hint="eastAsia"/>
+        </w:rPr>
+        <w:t>也存在一些问题：</w:t>
+      </w:r>
+    </w:p>
+    <w:p>
+      <w:pPr>
+        <w:pStyle w:val="a5"/>
+        <w:numPr>
+          <w:ilvl w:val="0"/>
+          <w:numId w:val="1"/>
+        </w:numPr>
+        <w:ind w:firstLineChars="0"/>
+      </w:pPr>
+      <w:r>
+        <w:rPr>
+          <w:rFonts w:hint="eastAsia"/>
+        </w:rPr>
+        <w:t>太慢，无法并行</w:t>
+      </w:r>
+    </w:p>
+    <w:p>
+      <w:pPr>
+        <w:pStyle w:val="a5"/>
+        <w:numPr>
+          <w:ilvl w:val="0"/>
+          <w:numId w:val="1"/>
+        </w:numPr>
+        <w:ind w:firstLineChars="0"/>
+      </w:pPr>
+      <w:r>
+        <w:rPr>
+          <w:rFonts w:hint="eastAsia"/>
+        </w:rPr>
+        <w:t>记性差，太长的句子无法很好支持</w:t>
+      </w:r>
+      <w:r>
+        <w:rPr>
+          <w:rFonts w:hint="eastAsia"/>
+        </w:rPr>
+        <w:t>，即</w:t>
+      </w:r>
+      <w:r>
+        <w:rPr>
+          <w:rFonts w:hint="eastAsia"/>
+          <w:color w:val="EE0000"/>
+        </w:rPr>
+        <w:t>长距离依赖问题</w:t>
+      </w:r>
+    </w:p>
+    <w:p>
+      <w:pPr>
+        <w:ind w:left="420"/>
+        <w:rPr>
+          <w:rFonts w:hint="eastAsia"/>
+        </w:rPr>
+      </w:pPr>
+      <w:r>
+        <w:rPr>
+          <w:rFonts w:hint="eastAsia"/>
+        </w:rPr>
+        <w:t>为了解决上述的问题，提出了</w:t>
+      </w:r>
+      <w:r>
+        <w:rPr>
+          <w:rFonts w:hint="eastAsia"/>
+        </w:rPr>
+        <w:t>Transformer</w:t>
+      </w:r>
+      <w:r>
+        <w:rPr>
+          <w:rFonts w:hint="eastAsia"/>
+        </w:rPr>
+        <w:t>机制</w:t>
+      </w:r>
+      <w:r>
+        <w:rPr>
+          <w:rFonts w:hint="eastAsia"/>
+        </w:rPr>
+        <w:t>（注意力机制）</w:t>
+      </w:r>
+      <w:r>
+        <w:rPr>
+          <w:rFonts w:hint="eastAsia"/>
+        </w:rPr>
+        <w:t>。</w:t>
+      </w:r>
     </w:p>
     <w:p>
       <w:pPr>
@@ -3254,15 +4396,18 @@
         <w:rPr>
           <w:rFonts w:hint="eastAsia"/>
         </w:rPr>
+        <w:t>原理</w:t>
+      </w:r>
+    </w:p>
+    <w:p>
+      <w:pPr>
+        <w:pStyle w:val="4"/>
+      </w:pPr>
+      <w:r>
+        <w:rPr>
+          <w:rFonts w:hint="eastAsia"/>
+        </w:rPr>
         <w:t>递归神经元</w:t>
-      </w:r>
-    </w:p>
-    <w:p>
-      <w:r>
-        <w:tab/>
-      </w:r>
-      <w:r>
-        <w:t>(Recurrent Neural Network)</w:t>
       </w:r>
     </w:p>
     <w:p>
@@ -3297,7 +4442,7 @@
                     <pic:cNvPicPr/>
                   </pic:nvPicPr>
                   <pic:blipFill>
-                    <a:blip r:embed="rId19"/>
+                    <a:blip r:embed="rId24"/>
                     <a:stretch>
                       <a:fillRect/>
                     </a:stretch>
@@ -3356,13 +4501,237 @@
     </w:p>
     <w:p>
       <w:pPr>
+        <w:pStyle w:val="4"/>
+      </w:pPr>
+      <w:r>
+        <w:rPr>
+          <w:rFonts w:hint="eastAsia"/>
+        </w:rPr>
+        <w:t>递归神经网络</w:t>
+      </w:r>
+    </w:p>
+    <w:p>
+      <w:r>
+        <w:tab/>
+      </w:r>
+      <w:r>
+        <w:t>(RNN-Recurrent Neural Network)</w:t>
+      </w:r>
+    </w:p>
+    <w:p>
+      <w:pPr>
+        <w:ind w:firstLine="420"/>
+      </w:pPr>
+      <w:r>
+        <w:rPr>
+          <w:rFonts w:hint="eastAsia"/>
+        </w:rPr>
+        <w:t>递归神经网络通常被用于处理序列化的数据，即前一项的输出是用来预测下一项的</w:t>
+      </w:r>
+      <w:r>
+        <w:rPr>
+          <w:rFonts w:hint="eastAsia"/>
+        </w:rPr>
+        <w:t xml:space="preserve"> </w:t>
+      </w:r>
+      <w:r>
+        <w:rPr>
+          <w:rFonts w:hint="eastAsia"/>
+        </w:rPr>
+        <w:t>。</w:t>
+      </w:r>
+    </w:p>
+    <w:p>
+      <w:pPr>
+        <w:ind w:firstLine="420"/>
+      </w:pPr>
+      <w:r>
+        <w:rPr>
+          <w:rFonts w:hint="eastAsia"/>
+        </w:rPr>
+        <w:t>递归神经网络中存在环的结构，这些神经元上的环状结构使得它们能够存储之前的数据一段时间，从而使得能够预测输出。</w:t>
+      </w:r>
+    </w:p>
+    <w:p>
+      <w:pPr>
+        <w:ind w:firstLine="420"/>
+      </w:pPr>
+      <w:r>
+        <w:rPr>
+          <w:rFonts w:hint="eastAsia"/>
+        </w:rPr>
+        <w:t>与递归神经元相似，在</w:t>
+      </w:r>
+      <w:r>
+        <w:rPr>
+          <w:rFonts w:hint="eastAsia"/>
+        </w:rPr>
+        <w:t>RNN</w:t>
+      </w:r>
+      <w:r>
+        <w:rPr>
+          <w:rFonts w:hint="eastAsia"/>
+        </w:rPr>
+        <w:t>中隐藏层的输出会作为下一次的输入，如此往复经历</w:t>
+      </w:r>
+      <w:r>
+        <w:rPr>
+          <w:rFonts w:hint="eastAsia"/>
+        </w:rPr>
+        <w:t>t</w:t>
+      </w:r>
+      <w:r>
+        <w:rPr>
+          <w:rFonts w:hint="eastAsia"/>
+        </w:rPr>
+        <w:t>次，再将输出的结果传递到下一层网络中。这样，最终输出的结果会更</w:t>
+      </w:r>
+      <w:r>
+        <w:rPr>
+          <w:rFonts w:hint="eastAsia"/>
+        </w:rPr>
+        <w:lastRenderedPageBreak/>
+        <w:t>全面，而且之前训练的信息被保持的时间会更久。</w:t>
+      </w:r>
+    </w:p>
+    <w:p>
+      <w:pPr>
+        <w:pStyle w:val="4"/>
+      </w:pPr>
+      <w:r>
+        <w:rPr>
+          <w:rFonts w:hint="eastAsia"/>
+        </w:rPr>
+        <w:t>梯度消失问题</w:t>
+      </w:r>
+    </w:p>
+    <w:p>
+      <w:pPr>
+        <w:ind w:firstLine="420"/>
+      </w:pPr>
+      <w:r>
+        <w:rPr>
+          <w:rFonts w:hint="eastAsia"/>
+        </w:rPr>
+        <w:t>当激活函数的梯度很小时就会发生梯度消失问题。在反向传播的过程中，权重因子会被多次乘以这些小的梯度，因此会越变越小，随着递归的深入趋于“消失”，使得神经网络失去了长程可靠性。这在递归神经网络中是一个较普遍的问题。</w:t>
+      </w:r>
+    </w:p>
+    <w:p>
+      <w:pPr>
+        <w:pStyle w:val="4"/>
+      </w:pPr>
+      <w:r>
+        <w:rPr>
+          <w:rFonts w:hint="eastAsia"/>
+        </w:rPr>
+        <w:t>梯度爆炸问题</w:t>
+      </w:r>
+    </w:p>
+    <w:p>
+      <w:pPr>
+        <w:ind w:firstLine="420"/>
+      </w:pPr>
+      <w:r>
+        <w:rPr>
+          <w:rFonts w:hint="eastAsia"/>
+        </w:rPr>
+        <w:t>与梯度消失问题对应，当激活函数的梯度较大时，就会发生梯度爆炸问题。在反向传播的过程中，部分节点的大梯度使得他们的权重变得非常大，从而削弱了其他节点对于结果的影响，这个问题可以通过截断</w:t>
+      </w:r>
+      <w:r>
+        <w:rPr>
+          <w:rFonts w:hint="eastAsia"/>
+        </w:rPr>
+        <w:t>(</w:t>
+      </w:r>
+      <w:r>
+        <w:rPr>
+          <w:rFonts w:hint="eastAsia"/>
+        </w:rPr>
+        <w:t>即设置一个梯度允许的最大值</w:t>
+      </w:r>
+      <w:r>
+        <w:rPr>
+          <w:rFonts w:hint="eastAsia"/>
+        </w:rPr>
+        <w:t>)</w:t>
+      </w:r>
+      <w:r>
+        <w:rPr>
+          <w:rFonts w:hint="eastAsia"/>
+        </w:rPr>
+        <w:t>的方式来有效避免。</w:t>
+      </w:r>
+    </w:p>
+    <w:p>
+      <w:pPr>
         <w:pStyle w:val="3"/>
       </w:pPr>
       <w:r>
         <w:rPr>
           <w:rFonts w:hint="eastAsia"/>
         </w:rPr>
-        <w:t>递归神经网络</w:t>
+        <w:t>特点</w:t>
+      </w:r>
+    </w:p>
+    <w:p>
+      <w:pPr>
+        <w:pStyle w:val="4"/>
+      </w:pPr>
+      <w:r>
+        <w:rPr>
+          <w:rFonts w:hint="eastAsia"/>
+        </w:rPr>
+        <w:t>优点</w:t>
+      </w:r>
+    </w:p>
+    <w:p>
+      <w:pPr>
+        <w:pStyle w:val="4"/>
+        <w:rPr>
+          <w:rFonts w:hint="eastAsia"/>
+        </w:rPr>
+      </w:pPr>
+      <w:r>
+        <w:rPr>
+          <w:rFonts w:hint="eastAsia"/>
+        </w:rPr>
+        <w:t>缺点</w:t>
+      </w:r>
+    </w:p>
+    <w:p>
+      <w:pPr>
+        <w:pStyle w:val="3"/>
+        <w:rPr>
+          <w:rFonts w:hint="eastAsia"/>
+        </w:rPr>
+      </w:pPr>
+      <w:r>
+        <w:rPr>
+          <w:rFonts w:hint="eastAsia"/>
+        </w:rPr>
+        <w:t>算法</w:t>
+      </w:r>
+    </w:p>
+    <w:p>
+      <w:pPr>
+        <w:pStyle w:val="2"/>
+      </w:pPr>
+      <w:r>
+        <w:rPr>
+          <w:rFonts w:hint="eastAsia"/>
+        </w:rPr>
+        <w:t>LSTM</w:t>
+      </w:r>
+    </w:p>
+    <w:p>
+      <w:pPr>
+        <w:pStyle w:val="2"/>
+      </w:pPr>
+      <w:r>
+        <w:rPr>
+          <w:rFonts w:hint="eastAsia"/>
+        </w:rPr>
+        <w:t>Transformer</w:t>
       </w:r>
     </w:p>
     <w:p>
@@ -3370,7 +4739,356 @@
         <w:tab/>
       </w:r>
       <w:r>
-        <w:t>(RNN-Recurrent Neural Network)</w:t>
+        <w:rPr>
+          <w:rFonts w:hint="eastAsia"/>
+        </w:rPr>
+        <w:t>RNN</w:t>
+      </w:r>
+      <w:r>
+        <w:rPr>
+          <w:rFonts w:hint="eastAsia"/>
+        </w:rPr>
+        <w:t>虽然有文本记忆的功能，但是速度很慢，无法并行，且存在长文本依赖问题，因此提出了并行计算</w:t>
+      </w:r>
+      <w:r>
+        <w:rPr>
+          <w:rFonts w:hint="eastAsia"/>
+        </w:rPr>
+        <w:t>+</w:t>
+      </w:r>
+      <w:r>
+        <w:rPr>
+          <w:rFonts w:hint="eastAsia"/>
+        </w:rPr>
+        <w:t>注意力依赖的</w:t>
+      </w:r>
+      <w:r>
+        <w:rPr>
+          <w:rFonts w:hint="eastAsia"/>
+        </w:rPr>
+        <w:t>Transformer</w:t>
+      </w:r>
+      <w:r>
+        <w:rPr>
+          <w:rFonts w:hint="eastAsia"/>
+        </w:rPr>
+        <w:t>架构。</w:t>
+      </w:r>
+    </w:p>
+    <w:p>
+      <w:r>
+        <w:tab/>
+      </w:r>
+      <w:r>
+        <w:rPr>
+          <w:rFonts w:hint="eastAsia"/>
+        </w:rPr>
+        <w:t>注意力机制就是抓重点（类似人看图片的时候眼球会抓重点），</w:t>
+      </w:r>
+      <w:r>
+        <w:rPr>
+          <w:rFonts w:hint="eastAsia"/>
+        </w:rPr>
+        <w:t>能够给更重要的词更高的关注度的权重，比如“我爱中国，你呢”这句话，在翻译“爱”这个词的时候，注意力会先计算“爱”和其他词的关联度。比如“爱”和“我”相关吗？结果：相关，主谓关系，这个打分就是高分。“爱”和“中国”相关吗？结果：相关，动宾关系</w:t>
+      </w:r>
+      <w:r>
+        <w:rPr>
+          <w:rFonts w:hint="eastAsia"/>
+        </w:rPr>
+        <w:t>，这个打分也是高分</w:t>
+      </w:r>
+      <w:r>
+        <w:rPr>
+          <w:rFonts w:hint="eastAsia"/>
+        </w:rPr>
+        <w:t>。</w:t>
+      </w:r>
+      <w:r>
+        <w:rPr>
+          <w:rFonts w:hint="eastAsia"/>
+        </w:rPr>
+        <w:t>“爱”和“你呢”相关吗？结果：没啥直接关系。这样，机器在翻译“我爱中国，你呢”这句话的时候，就会重点关注“我”和“中国”，然后给其他无关的词语权重就更小。</w:t>
+      </w:r>
+    </w:p>
+    <w:p>
+      <w:r>
+        <w:tab/>
+      </w:r>
+      <w:r>
+        <w:rPr>
+          <w:rFonts w:hint="eastAsia"/>
+        </w:rPr>
+        <w:t>注意力机制还支持并行计算，比如处理“我爱中国”这四个词，它能一次性算出“我”和“爱中国”的关联度，“爱”和“我中国”的关联度，以及“中国”和“我爱”的关联度，它不用等前一个词算完，这就好像从单窗口办事变成多窗</w:t>
+      </w:r>
+      <w:r>
+        <w:rPr>
+          <w:rFonts w:hint="eastAsia"/>
+        </w:rPr>
+        <w:lastRenderedPageBreak/>
+        <w:t>口</w:t>
+      </w:r>
+      <w:r>
+        <w:rPr>
+          <w:rFonts w:hint="eastAsia"/>
+        </w:rPr>
+        <w:t>同时办公。</w:t>
+      </w:r>
+      <w:r>
+        <w:rPr>
+          <w:rFonts w:hint="eastAsia"/>
+        </w:rPr>
+        <w:t>此时，</w:t>
+      </w:r>
+      <w:r>
+        <w:rPr>
+          <w:rFonts w:hint="eastAsia"/>
+        </w:rPr>
+        <w:t>RNN</w:t>
+      </w:r>
+      <w:r>
+        <w:rPr>
+          <w:rFonts w:hint="eastAsia"/>
+        </w:rPr>
+        <w:t>无法并行的问题被很好的解决了。</w:t>
+      </w:r>
+    </w:p>
+    <w:p>
+      <w:r>
+        <w:tab/>
+      </w:r>
+      <w:r>
+        <w:rPr>
+          <w:rFonts w:hint="eastAsia"/>
+        </w:rPr>
+        <w:t>那么又有一个问题：</w:t>
+      </w:r>
+      <w:r>
+        <w:rPr>
+          <w:rFonts w:hint="eastAsia"/>
+        </w:rPr>
+        <w:t>所有</w:t>
+      </w:r>
+      <w:r>
+        <w:rPr>
+          <w:rFonts w:hint="eastAsia"/>
+        </w:rPr>
+        <w:t>的</w:t>
+      </w:r>
+      <w:r>
+        <w:rPr>
+          <w:rFonts w:hint="eastAsia"/>
+        </w:rPr>
+        <w:t>位置一起</w:t>
+      </w:r>
+      <w:r>
+        <w:rPr>
+          <w:rFonts w:hint="eastAsia"/>
+        </w:rPr>
+        <w:t>并行计</w:t>
+      </w:r>
+      <w:r>
+        <w:rPr>
+          <w:rFonts w:hint="eastAsia"/>
+        </w:rPr>
+        <w:t>算，怎么知道顺序？</w:t>
+      </w:r>
+      <w:r>
+        <w:rPr>
+          <w:rFonts w:hint="eastAsia"/>
+        </w:rPr>
+        <w:t>比如怎么避免“我吃苹果”和“苹果吃我”没有办法区分的困境呢？</w:t>
+      </w:r>
+      <w:r>
+        <w:rPr>
+          <w:rFonts w:hint="eastAsia"/>
+        </w:rPr>
+        <w:t>Transformer</w:t>
+      </w:r>
+      <w:r>
+        <w:rPr>
+          <w:rFonts w:hint="eastAsia"/>
+        </w:rPr>
+        <w:t>的办法非常巧妙：它会给每个词加一个座位号，比如“我吃苹果”这个短语，它会给“我”“吃”“苹果”每个词一个</w:t>
+      </w:r>
+      <w:r>
+        <w:rPr>
+          <w:rFonts w:hint="eastAsia"/>
+          <w:color w:val="EE0000"/>
+        </w:rPr>
+        <w:t>位置编码</w:t>
+      </w:r>
+      <w:r>
+        <w:rPr>
+          <w:rFonts w:hint="eastAsia"/>
+        </w:rPr>
+        <w:t>，最后，模型会把词的语义信息</w:t>
+      </w:r>
+      <w:r>
+        <w:rPr>
+          <w:rFonts w:hint="eastAsia"/>
+        </w:rPr>
+        <w:t>和位置编码打包，一起输入到网络里去训练</w:t>
+      </w:r>
+      <w:r>
+        <w:rPr>
+          <w:rFonts w:hint="eastAsia"/>
+        </w:rPr>
+        <w:t>。</w:t>
+      </w:r>
+      <w:r>
+        <w:rPr>
+          <w:rFonts w:hint="eastAsia"/>
+        </w:rPr>
+        <w:t>这样机器既能够并行去计算词的关联度，又能够通过位置标签知道是“我”在吃苹果，而不是“苹果在吃我”，位置不能颠倒。</w:t>
+      </w:r>
+    </w:p>
+    <w:p>
+      <w:pPr>
+        <w:jc w:val="center"/>
+        <w:rPr>
+          <w:rFonts w:hint="eastAsia"/>
+        </w:rPr>
+      </w:pPr>
+      <w:r>
+        <w:rPr>
+          <w:noProof/>
+        </w:rPr>
+        <w:drawing>
+          <wp:inline distT="0" distB="0" distL="0" distR="0" wp14:anchorId="3869C0EF" wp14:editId="656826E6">
+            <wp:extent cx="3635655" cy="1727630"/>
+            <wp:effectExtent l="0" t="0" r="3175" b="6350"/>
+            <wp:docPr id="4639767" name="图片 1"/>
+            <wp:cNvGraphicFramePr>
+              <a:graphicFrameLocks xmlns:a="http://schemas.openxmlformats.org/drawingml/2006/main" noChangeAspect="1"/>
+            </wp:cNvGraphicFramePr>
+            <a:graphic xmlns:a="http://schemas.openxmlformats.org/drawingml/2006/main">
+              <a:graphicData uri="http://schemas.openxmlformats.org/drawingml/2006/picture">
+                <pic:pic xmlns:pic="http://schemas.openxmlformats.org/drawingml/2006/picture">
+                  <pic:nvPicPr>
+                    <pic:cNvPr id="4639767" name=""/>
+                    <pic:cNvPicPr/>
+                  </pic:nvPicPr>
+                  <pic:blipFill>
+                    <a:blip r:embed="rId25"/>
+                    <a:stretch>
+                      <a:fillRect/>
+                    </a:stretch>
+                  </pic:blipFill>
+                  <pic:spPr>
+                    <a:xfrm>
+                      <a:off x="0" y="0"/>
+                      <a:ext cx="3652690" cy="1735725"/>
+                    </a:xfrm>
+                    <a:prstGeom prst="rect">
+                      <a:avLst/>
+                    </a:prstGeom>
+                  </pic:spPr>
+                </pic:pic>
+              </a:graphicData>
+            </a:graphic>
+          </wp:inline>
+        </w:drawing>
+      </w:r>
+    </w:p>
+    <w:p>
+      <w:r>
+        <w:tab/>
+      </w:r>
+      <w:r>
+        <w:rPr>
+          <w:rFonts w:hint="eastAsia"/>
+        </w:rPr>
+        <w:t>Transformer</w:t>
+      </w:r>
+      <w:r>
+        <w:rPr>
+          <w:rFonts w:hint="eastAsia"/>
+        </w:rPr>
+        <w:t>通过</w:t>
+      </w:r>
+      <w:r>
+        <w:rPr>
+          <w:rFonts w:hint="eastAsia"/>
+          <w:color w:val="EE0000"/>
+        </w:rPr>
+        <w:t>注意力机制</w:t>
+      </w:r>
+      <w:r>
+        <w:rPr>
+          <w:rFonts w:hint="eastAsia"/>
+        </w:rPr>
+        <w:t>以及</w:t>
+      </w:r>
+      <w:r>
+        <w:rPr>
+          <w:rFonts w:hint="eastAsia"/>
+          <w:color w:val="EE0000"/>
+        </w:rPr>
+        <w:t>位置编码</w:t>
+      </w:r>
+      <w:r>
+        <w:rPr>
+          <w:rFonts w:hint="eastAsia"/>
+        </w:rPr>
+        <w:t>，既实现了对序列中关键信息的精准捕捉，又保留了词语在句子中的位置关系，从而突破了传统模型在长距离依赖处理和并行计算上的局限，为高效理解上下文语义奠定了基础。</w:t>
+      </w:r>
+    </w:p>
+    <w:p>
+      <w:pPr>
+        <w:pStyle w:val="3"/>
+      </w:pPr>
+      <w:r>
+        <w:rPr>
+          <w:rFonts w:hint="eastAsia"/>
+        </w:rPr>
+        <w:t>原理</w:t>
+      </w:r>
+    </w:p>
+    <w:p>
+      <w:r>
+        <w:tab/>
+      </w:r>
+      <w:r>
+        <w:rPr>
+          <w:rFonts w:hint="eastAsia"/>
+        </w:rPr>
+        <w:t>Transformer</w:t>
+      </w:r>
+      <w:r>
+        <w:rPr>
+          <w:rFonts w:hint="eastAsia"/>
+        </w:rPr>
+        <w:t>可以氛围编码器</w:t>
+      </w:r>
+      <w:r>
+        <w:rPr>
+          <w:rFonts w:hint="eastAsia"/>
+        </w:rPr>
+        <w:t>Encoder</w:t>
+      </w:r>
+      <w:r>
+        <w:rPr>
+          <w:rFonts w:hint="eastAsia"/>
+        </w:rPr>
+        <w:t>和解码器</w:t>
+      </w:r>
+      <w:r>
+        <w:rPr>
+          <w:rFonts w:hint="eastAsia"/>
+        </w:rPr>
+        <w:t>Decoder</w:t>
+      </w:r>
+      <w:r>
+        <w:rPr>
+          <w:rFonts w:hint="eastAsia"/>
+        </w:rPr>
+        <w:t>两部分，各自负责不同的任务。现在使用的大模型工具，基本上是沿着其中某一个分支演化的</w:t>
+      </w:r>
+      <w:r>
+        <w:rPr>
+          <w:rFonts w:hint="eastAsia"/>
+        </w:rPr>
+        <w:t>，也有部分少量模型两侧都考虑。</w:t>
       </w:r>
     </w:p>
     <w:p>
@@ -3381,65 +5099,345 @@
         <w:rPr>
           <w:rFonts w:hint="eastAsia"/>
         </w:rPr>
-        <w:t>递归神经网络通常被用于处理序列化的数据，即前一项的输出是用来预测下一项的</w:t>
-      </w:r>
-      <w:r>
-        <w:rPr>
-          <w:rFonts w:hint="eastAsia"/>
-        </w:rPr>
-        <w:t xml:space="preserve"> </w:t>
-      </w:r>
-      <w:r>
-        <w:rPr>
-          <w:rFonts w:hint="eastAsia"/>
-        </w:rPr>
-        <w:t>。</w:t>
+        <w:t>像</w:t>
+      </w:r>
+      <w:r>
+        <w:rPr>
+          <w:rFonts w:hint="eastAsia"/>
+        </w:rPr>
+        <w:t>Bert</w:t>
+      </w:r>
+      <w:r>
+        <w:rPr>
+          <w:rFonts w:hint="eastAsia"/>
+        </w:rPr>
+        <w:t>以后后续的一些变体，主要关注的就是编码器侧的优化，他们不仅在预训练任务的设计上持续迭代，还在模型轻量化的方向上不断突破，使得模型语义理解能力越来越强。</w:t>
       </w:r>
     </w:p>
     <w:p>
       <w:pPr>
         <w:ind w:firstLine="420"/>
-      </w:pPr>
-      <w:r>
-        <w:rPr>
-          <w:rFonts w:hint="eastAsia"/>
-        </w:rPr>
-        <w:t>递归神经网络中存在环的结构，这些神经元上的环状结构使得它们能够存储之前的数据一段时间，从而使得能够预测输出。</w:t>
-      </w:r>
-    </w:p>
-    <w:p>
-      <w:pPr>
-        <w:ind w:firstLine="420"/>
-      </w:pPr>
-      <w:r>
-        <w:rPr>
-          <w:rFonts w:hint="eastAsia"/>
-        </w:rPr>
-        <w:t>与递归神经元相似，在</w:t>
-      </w:r>
-      <w:r>
-        <w:rPr>
-          <w:rFonts w:hint="eastAsia"/>
-        </w:rPr>
-        <w:t>RNN</w:t>
-      </w:r>
-      <w:r>
-        <w:rPr>
-          <w:rFonts w:hint="eastAsia"/>
-        </w:rPr>
-        <w:t>中隐藏层的输出会作为下一次的输入，如此往复经历</w:t>
-      </w:r>
-      <w:r>
-        <w:rPr>
-          <w:rFonts w:hint="eastAsia"/>
-        </w:rPr>
-        <w:t>t</w:t>
-      </w:r>
-      <w:r>
-        <w:rPr>
-          <w:rFonts w:hint="eastAsia"/>
-        </w:rPr>
-        <w:t>次，再将输出的结果传递到下一层网络中。这样，最终输出的结果会更全面，而且之前训练的信息被保持的时间会更久。</w:t>
+        <w:rPr>
+          <w:rFonts w:hint="eastAsia"/>
+        </w:rPr>
+      </w:pPr>
+      <w:r>
+        <w:rPr>
+          <w:rFonts w:hint="eastAsia"/>
+        </w:rPr>
+        <w:t>而</w:t>
+      </w:r>
+      <w:r>
+        <w:rPr>
+          <w:rFonts w:hint="eastAsia"/>
+        </w:rPr>
+        <w:t>GPT</w:t>
+      </w:r>
+      <w:r>
+        <w:rPr>
+          <w:rFonts w:hint="eastAsia"/>
+        </w:rPr>
+        <w:t>系列主要是选择的解码器系列，它主要突破的是模型的规模，不断优化训练数据的质量，将文本的生成能力达到了出神入化的境界。</w:t>
+      </w:r>
+    </w:p>
+    <w:p>
+      <w:r>
+        <w:tab/>
+      </w:r>
+      <w:r>
+        <w:rPr>
+          <w:rFonts w:hint="eastAsia"/>
+        </w:rPr>
+        <w:t>编码器和解码器在处理文本上的区别是什么？</w:t>
+      </w:r>
+    </w:p>
+    <w:p>
+      <w:r>
+        <w:tab/>
+      </w:r>
+      <w:r>
+        <w:rPr>
+          <w:rFonts w:hint="eastAsia"/>
+        </w:rPr>
+        <w:t>Bert</w:t>
+      </w:r>
+      <w:r>
+        <w:rPr>
+          <w:rFonts w:hint="eastAsia"/>
+        </w:rPr>
+        <w:t>就像一个语言理解大师，</w:t>
+      </w:r>
+      <w:r>
+        <w:rPr>
+          <w:rFonts w:hint="eastAsia"/>
+        </w:rPr>
+        <w:t>只用</w:t>
+      </w:r>
+      <w:r>
+        <w:rPr>
+          <w:rFonts w:hint="eastAsia"/>
+        </w:rPr>
+        <w:t>Transformer</w:t>
+      </w:r>
+      <w:r>
+        <w:rPr>
+          <w:rFonts w:hint="eastAsia"/>
+        </w:rPr>
+        <w:t>的编码器部分</w:t>
+      </w:r>
+      <w:r>
+        <w:rPr>
+          <w:rFonts w:hint="eastAsia"/>
+        </w:rPr>
+        <w:t>，</w:t>
+      </w:r>
+      <w:r>
+        <w:rPr>
+          <w:rFonts w:hint="eastAsia"/>
+        </w:rPr>
+        <w:t>特点就是：在解析文本时可以</w:t>
+      </w:r>
+      <w:r>
+        <w:rPr>
+          <w:rFonts w:hint="eastAsia"/>
+          <w:color w:val="EE0000"/>
+        </w:rPr>
+        <w:t>双向看上下文</w:t>
+      </w:r>
+      <w:r>
+        <w:rPr>
+          <w:rFonts w:hint="eastAsia"/>
+        </w:rPr>
+        <w:t>。比如：他在</w:t>
+      </w:r>
+      <w:r>
+        <w:rPr>
+          <w:rFonts w:hint="eastAsia"/>
+        </w:rPr>
+        <w:t>__</w:t>
+      </w:r>
+      <w:r>
+        <w:rPr>
+          <w:rFonts w:hint="eastAsia"/>
+        </w:rPr>
+        <w:t>吃午饭，那么</w:t>
+      </w:r>
+      <w:r>
+        <w:rPr>
+          <w:rFonts w:hint="eastAsia"/>
+        </w:rPr>
+        <w:t>Bert</w:t>
+      </w:r>
+      <w:r>
+        <w:rPr>
+          <w:rFonts w:hint="eastAsia"/>
+        </w:rPr>
+        <w:t>就会同时看左边有“他在”，右边有“吃午饭”，猜出他可能是在公司或者家里，这就是双向看上</w:t>
+      </w:r>
+      <w:r>
+        <w:rPr>
+          <w:rFonts w:hint="eastAsia"/>
+        </w:rPr>
+        <w:lastRenderedPageBreak/>
+        <w:t>下文的功能。有了这个功能，他在大段文本的理解方面就很强，所以他很擅长文本分类、关键词提取、语义匹配等。</w:t>
+      </w:r>
+    </w:p>
+    <w:p>
+      <w:pPr>
+        <w:rPr>
+          <w:rFonts w:hint="eastAsia"/>
+        </w:rPr>
+      </w:pPr>
+      <w:r>
+        <w:tab/>
+      </w:r>
+      <w:r>
+        <w:rPr>
+          <w:rFonts w:hint="eastAsia"/>
+        </w:rPr>
+        <w:t>GPT</w:t>
+      </w:r>
+      <w:r>
+        <w:rPr>
+          <w:rFonts w:hint="eastAsia"/>
+        </w:rPr>
+        <w:t>主要侧重于解码器侧，它更像一个文本生成大师，特点：单向生成，不能看未来。他用的是</w:t>
+      </w:r>
+      <w:r>
+        <w:rPr>
+          <w:rFonts w:hint="eastAsia"/>
+          <w:color w:val="EE0000"/>
+        </w:rPr>
+        <w:t>单向注意力</w:t>
+      </w:r>
+      <w:r>
+        <w:rPr>
+          <w:rFonts w:hint="eastAsia"/>
+        </w:rPr>
+        <w:t>，也叫</w:t>
+      </w:r>
+      <w:r>
+        <w:rPr>
+          <w:rFonts w:hint="eastAsia"/>
+          <w:color w:val="EE0000"/>
+        </w:rPr>
+        <w:t>因果注意力</w:t>
+      </w:r>
+      <w:r>
+        <w:rPr>
+          <w:rFonts w:hint="eastAsia"/>
+        </w:rPr>
+        <w:t>。当你生成当前词的时候，只能看“前面已经生成的词”，不能提前看“后面还没写的词”。另外一方面，解码器还有</w:t>
+      </w:r>
+      <w:r>
+        <w:rPr>
+          <w:rFonts w:hint="eastAsia"/>
+          <w:color w:val="EE0000"/>
+        </w:rPr>
+        <w:t>掩码机制</w:t>
+      </w:r>
+      <w:r>
+        <w:rPr>
+          <w:rFonts w:hint="eastAsia"/>
+        </w:rPr>
+        <w:t>，用来屏蔽未来词，符合时序的逻辑。</w:t>
+      </w:r>
+      <w:r>
+        <w:rPr>
+          <w:rFonts w:hint="eastAsia"/>
+        </w:rPr>
+        <w:t>当然，</w:t>
+      </w:r>
+      <w:r>
+        <w:rPr>
+          <w:rFonts w:hint="eastAsia"/>
+        </w:rPr>
+        <w:t>Transformer</w:t>
+      </w:r>
+      <w:r>
+        <w:rPr>
+          <w:rFonts w:hint="eastAsia"/>
+        </w:rPr>
+        <w:t>也离不开</w:t>
+      </w:r>
+      <w:r>
+        <w:rPr>
+          <w:rFonts w:hint="eastAsia"/>
+          <w:color w:val="EE0000"/>
+        </w:rPr>
+        <w:t>预训练</w:t>
+      </w:r>
+      <w:r>
+        <w:rPr>
+          <w:rFonts w:hint="eastAsia"/>
+          <w:color w:val="EE0000"/>
+        </w:rPr>
+        <w:t>+</w:t>
+      </w:r>
+      <w:r>
+        <w:rPr>
+          <w:rFonts w:hint="eastAsia"/>
+          <w:color w:val="EE0000"/>
+        </w:rPr>
+        <w:t>微调</w:t>
+      </w:r>
+      <w:r>
+        <w:rPr>
+          <w:rFonts w:hint="eastAsia"/>
+        </w:rPr>
+        <w:t>，在预训练阶段，工程师会用海量的文本数据喂给</w:t>
+      </w:r>
+      <w:r>
+        <w:rPr>
+          <w:rFonts w:hint="eastAsia"/>
+        </w:rPr>
+        <w:t>GPT</w:t>
+      </w:r>
+      <w:r>
+        <w:rPr>
+          <w:rFonts w:hint="eastAsia"/>
+        </w:rPr>
+        <w:t>，主要是学习一般性的词语搭配、语法规则、常规知识，通过训练就可以得到“夏天”经过和“炎热”“空调”“西瓜”一起出现，这个时候</w:t>
+      </w:r>
+      <w:r>
+        <w:rPr>
+          <w:rFonts w:hint="eastAsia"/>
+        </w:rPr>
+        <w:t>GPT</w:t>
+      </w:r>
+      <w:r>
+        <w:rPr>
+          <w:rFonts w:hint="eastAsia"/>
+        </w:rPr>
+        <w:t>就训练出来</w:t>
+      </w:r>
+      <w:r>
+        <w:rPr>
+          <w:rFonts w:hint="eastAsia"/>
+          <w:color w:val="EE0000"/>
+        </w:rPr>
+        <w:t>通用能力</w:t>
+      </w:r>
+      <w:r>
+        <w:rPr>
+          <w:rFonts w:hint="eastAsia"/>
+        </w:rPr>
+        <w:t>，让它能够具备基本的知识储备和文本生成能力。到了微调阶段，主要是针对具体任务给</w:t>
+      </w:r>
+      <w:r>
+        <w:rPr>
+          <w:rFonts w:hint="eastAsia"/>
+        </w:rPr>
+        <w:t>GPT</w:t>
+      </w:r>
+      <w:r>
+        <w:rPr>
+          <w:rFonts w:hint="eastAsia"/>
+        </w:rPr>
+        <w:t>做</w:t>
+      </w:r>
+      <w:r>
+        <w:rPr>
+          <w:rFonts w:hint="eastAsia"/>
+          <w:color w:val="EE0000"/>
+        </w:rPr>
+        <w:t>专项训练</w:t>
+      </w:r>
+      <w:r>
+        <w:rPr>
+          <w:rFonts w:hint="eastAsia"/>
+        </w:rPr>
+        <w:t>，比如想要他编码，就需要用</w:t>
+      </w:r>
+      <w:r>
+        <w:rPr>
+          <w:rFonts w:hint="eastAsia"/>
+        </w:rPr>
+        <w:t>GitHub</w:t>
+      </w:r>
+      <w:r>
+        <w:rPr>
+          <w:rFonts w:hint="eastAsia"/>
+        </w:rPr>
+        <w:t>的开源代码做微调。</w:t>
+      </w:r>
+      <w:r>
+        <w:rPr>
+          <w:rFonts w:hint="eastAsia"/>
+        </w:rPr>
+        <w:t>通过这种方式，</w:t>
+      </w:r>
+      <w:r>
+        <w:rPr>
+          <w:rFonts w:hint="eastAsia"/>
+        </w:rPr>
+        <w:t>GPT</w:t>
+      </w:r>
+      <w:r>
+        <w:rPr>
+          <w:rFonts w:hint="eastAsia"/>
+        </w:rPr>
+        <w:t>就能够快速适配不同的工作场景。</w:t>
       </w:r>
     </w:p>
     <w:p>
@@ -3450,90 +5448,47 @@
         <w:rPr>
           <w:rFonts w:hint="eastAsia"/>
         </w:rPr>
-        <w:t>梯度消失问题</w:t>
-      </w:r>
-    </w:p>
-    <w:p>
-      <w:pPr>
-        <w:ind w:firstLine="420"/>
-      </w:pPr>
-      <w:r>
-        <w:rPr>
-          <w:rFonts w:hint="eastAsia"/>
-        </w:rPr>
-        <w:t>当激活函数的梯度很小时就会发生梯度消失问题。在反向传播的过程中，权</w:t>
-      </w:r>
-      <w:r>
-        <w:rPr>
-          <w:rFonts w:hint="eastAsia"/>
-        </w:rPr>
-        <w:lastRenderedPageBreak/>
-        <w:t>重因子会被多次乘以这些小的梯度，因此会越变越小，随着递归的深入趋于“消失”，使得神经网络失去了长程可靠性。这在递归神经网络中是一个较普遍的问题。</w:t>
+        <w:t>特点</w:t>
+      </w:r>
+    </w:p>
+    <w:p>
+      <w:pPr>
+        <w:pStyle w:val="4"/>
+      </w:pPr>
+      <w:r>
+        <w:rPr>
+          <w:rFonts w:hint="eastAsia"/>
+        </w:rPr>
+        <w:t>优点</w:t>
+      </w:r>
+    </w:p>
+    <w:p>
+      <w:pPr>
+        <w:pStyle w:val="4"/>
+        <w:rPr>
+          <w:rFonts w:hint="eastAsia"/>
+        </w:rPr>
+      </w:pPr>
+      <w:r>
+        <w:rPr>
+          <w:rFonts w:hint="eastAsia"/>
+        </w:rPr>
+        <w:t>缺点</w:t>
       </w:r>
     </w:p>
     <w:p>
       <w:pPr>
         <w:pStyle w:val="3"/>
-      </w:pPr>
-      <w:r>
-        <w:rPr>
-          <w:rFonts w:hint="eastAsia"/>
-        </w:rPr>
-        <w:t>梯度爆炸问题</w:t>
-      </w:r>
-    </w:p>
-    <w:p>
-      <w:pPr>
-        <w:ind w:firstLine="420"/>
-      </w:pPr>
-      <w:r>
-        <w:rPr>
-          <w:rFonts w:hint="eastAsia"/>
-        </w:rPr>
-        <w:t>与梯度消失问题对应，当激活函数的梯度较大时，就会发生梯度爆炸问题。在反向传播的过程中，部分节点的大梯度使得他们的权重变得非常大，从而削弱了其他节点对于结果的影响，这个问题可以通过截断</w:t>
-      </w:r>
-      <w:r>
-        <w:rPr>
-          <w:rFonts w:hint="eastAsia"/>
-        </w:rPr>
-        <w:t>(</w:t>
-      </w:r>
-      <w:r>
-        <w:rPr>
-          <w:rFonts w:hint="eastAsia"/>
-        </w:rPr>
-        <w:t>即设置一个梯度允许的最大值</w:t>
-      </w:r>
-      <w:r>
-        <w:rPr>
-          <w:rFonts w:hint="eastAsia"/>
-        </w:rPr>
-        <w:t>)</w:t>
-      </w:r>
-      <w:r>
-        <w:rPr>
-          <w:rFonts w:hint="eastAsia"/>
-        </w:rPr>
-        <w:t>的方式来有效避免。</w:t>
-      </w:r>
-    </w:p>
-    <w:p>
-      <w:pPr>
-        <w:pStyle w:val="2"/>
-      </w:pPr>
-      <w:r>
-        <w:rPr>
-          <w:rFonts w:hint="eastAsia"/>
-        </w:rPr>
-        <w:t>LSTM</w:t>
-      </w:r>
-    </w:p>
-    <w:p>
-      <w:pPr>
-        <w:rPr>
-          <w:rFonts w:hint="eastAsia"/>
-        </w:rPr>
-      </w:pPr>
+        <w:rPr>
+          <w:rFonts w:hint="eastAsia"/>
+        </w:rPr>
+      </w:pPr>
+      <w:r>
+        <w:rPr>
+          <w:rFonts w:hint="eastAsia"/>
+        </w:rPr>
+        <w:t>算法</w:t>
+      </w:r>
     </w:p>
     <w:sectPr>
       <w:pgSz w:w="11906" w:h="16838"/>
@@ -3543,6 +5498,103 @@
     </w:sectPr>
   </w:body>
 </w:document>
+</file>
+
+<file path=word/numbering.xml><?xml version="1.0" encoding="utf-8"?>
+<w:numbering xmlns:wpc="http://schemas.microsoft.com/office/word/2010/wordprocessingCanvas" xmlns:cx="http://schemas.microsoft.com/office/drawing/2014/chartex" xmlns:cx1="http://schemas.microsoft.com/office/drawing/2015/9/8/chartex" xmlns:cx2="http://schemas.microsoft.com/office/drawing/2015/10/21/chartex" xmlns:cx3="http://schemas.microsoft.com/office/drawing/2016/5/9/chartex" xmlns:cx4="http://schemas.microsoft.com/office/drawing/2016/5/10/chartex" xmlns:cx5="http://schemas.microsoft.com/office/drawing/2016/5/11/chartex" xmlns:cx6="http://schemas.microsoft.com/office/drawing/2016/5/12/chartex" xmlns:cx7="http://schemas.microsoft.com/office/drawing/2016/5/13/chartex" xmlns:cx8="http://schemas.microsoft.com/office/drawing/2016/5/14/chartex" xmlns:mc="http://schemas.openxmlformats.org/markup-compatibility/2006" xmlns:aink="http://schemas.microsoft.com/office/drawing/2016/ink" xmlns:am3d="http://schemas.microsoft.com/office/drawing/2017/model3d" xmlns:o="urn:schemas-microsoft-com:office:office" xmlns:oel="http://schemas.microsoft.com/office/2019/extlst" xmlns:r="http://schemas.openxmlformats.org/officeDocument/2006/relationships" xmlns:m="http://schemas.openxmlformats.org/officeDocument/2006/math" xmlns:v="urn:schemas-microsoft-com:vml" xmlns:wp14="http://schemas.microsoft.com/office/word/2010/wordprocessingDrawing" xmlns:wp="http://schemas.openxmlformats.org/drawingml/2006/wordprocessingDrawing" xmlns:w10="urn:schemas-microsoft-com:office:word" xmlns:w="http://schemas.openxmlformats.org/wordprocessingml/2006/main" xmlns:w14="http://schemas.microsoft.com/office/word/2010/wordml" xmlns:w15="http://schemas.microsoft.com/office/word/2012/wordml" xmlns:w16cex="http://schemas.microsoft.com/office/word/2018/wordml/cex" xmlns:w16cid="http://schemas.microsoft.com/office/word/2016/wordml/cid" xmlns:w16="http://schemas.microsoft.com/office/word/2018/wordml" xmlns:w16du="http://schemas.microsoft.com/office/word/2023/wordml/word16du" xmlns:w16sdtdh="http://schemas.microsoft.com/office/word/2020/wordml/sdtdatahash" xmlns:w16sdtfl="http://schemas.microsoft.com/office/word/2024/wordml/sdtformatlock" xmlns:w16se="http://schemas.microsoft.com/office/word/2015/wordml/symex" xmlns:wpg="http://schemas.microsoft.com/office/word/2010/wordprocessingGroup" xmlns:wpi="http://schemas.microsoft.com/office/word/2010/wordprocessingInk" xmlns:wne="http://schemas.microsoft.com/office/word/2006/wordml" xmlns:wps="http://schemas.microsoft.com/office/word/2010/wordprocessingShape" mc:Ignorable="w14 w15 w16se w16cid w16 w16cex w16sdtdh w16sdtfl w16du wp14">
+  <w:abstractNum w:abstractNumId="0" w15:restartNumberingAfterBreak="0">
+    <w:nsid w:val="2AB9232E"/>
+    <w:multiLevelType w:val="hybridMultilevel"/>
+    <w:tmpl w:val="C964897E"/>
+    <w:lvl w:ilvl="0" w:tplc="DFC40108">
+      <w:start w:val="1"/>
+      <w:numFmt w:val="decimal"/>
+      <w:lvlText w:val="%1、"/>
+      <w:lvlJc w:val="left"/>
+      <w:pPr>
+        <w:ind w:left="780" w:hanging="360"/>
+      </w:pPr>
+      <w:rPr>
+        <w:rFonts w:hint="default"/>
+      </w:rPr>
+    </w:lvl>
+    <w:lvl w:ilvl="1" w:tplc="04090019" w:tentative="1">
+      <w:start w:val="1"/>
+      <w:numFmt w:val="lowerLetter"/>
+      <w:lvlText w:val="%2)"/>
+      <w:lvlJc w:val="left"/>
+      <w:pPr>
+        <w:ind w:left="1300" w:hanging="440"/>
+      </w:pPr>
+    </w:lvl>
+    <w:lvl w:ilvl="2" w:tplc="0409001B" w:tentative="1">
+      <w:start w:val="1"/>
+      <w:numFmt w:val="lowerRoman"/>
+      <w:lvlText w:val="%3."/>
+      <w:lvlJc w:val="right"/>
+      <w:pPr>
+        <w:ind w:left="1740" w:hanging="440"/>
+      </w:pPr>
+    </w:lvl>
+    <w:lvl w:ilvl="3" w:tplc="0409000F" w:tentative="1">
+      <w:start w:val="1"/>
+      <w:numFmt w:val="decimal"/>
+      <w:lvlText w:val="%4."/>
+      <w:lvlJc w:val="left"/>
+      <w:pPr>
+        <w:ind w:left="2180" w:hanging="440"/>
+      </w:pPr>
+    </w:lvl>
+    <w:lvl w:ilvl="4" w:tplc="04090019" w:tentative="1">
+      <w:start w:val="1"/>
+      <w:numFmt w:val="lowerLetter"/>
+      <w:lvlText w:val="%5)"/>
+      <w:lvlJc w:val="left"/>
+      <w:pPr>
+        <w:ind w:left="2620" w:hanging="440"/>
+      </w:pPr>
+    </w:lvl>
+    <w:lvl w:ilvl="5" w:tplc="0409001B" w:tentative="1">
+      <w:start w:val="1"/>
+      <w:numFmt w:val="lowerRoman"/>
+      <w:lvlText w:val="%6."/>
+      <w:lvlJc w:val="right"/>
+      <w:pPr>
+        <w:ind w:left="3060" w:hanging="440"/>
+      </w:pPr>
+    </w:lvl>
+    <w:lvl w:ilvl="6" w:tplc="0409000F" w:tentative="1">
+      <w:start w:val="1"/>
+      <w:numFmt w:val="decimal"/>
+      <w:lvlText w:val="%7."/>
+      <w:lvlJc w:val="left"/>
+      <w:pPr>
+        <w:ind w:left="3500" w:hanging="440"/>
+      </w:pPr>
+    </w:lvl>
+    <w:lvl w:ilvl="7" w:tplc="04090019" w:tentative="1">
+      <w:start w:val="1"/>
+      <w:numFmt w:val="lowerLetter"/>
+      <w:lvlText w:val="%8)"/>
+      <w:lvlJc w:val="left"/>
+      <w:pPr>
+        <w:ind w:left="3940" w:hanging="440"/>
+      </w:pPr>
+    </w:lvl>
+    <w:lvl w:ilvl="8" w:tplc="0409001B" w:tentative="1">
+      <w:start w:val="1"/>
+      <w:numFmt w:val="lowerRoman"/>
+      <w:lvlText w:val="%9."/>
+      <w:lvlJc w:val="right"/>
+      <w:pPr>
+        <w:ind w:left="4380" w:hanging="440"/>
+      </w:pPr>
+    </w:lvl>
+  </w:abstractNum>
+  <w:num w:numId="1" w16cid:durableId="1477605770">
+    <w:abstractNumId w:val="0"/>
+  </w:num>
+</w:numbering>
 </file>
 
 <file path=word/styles.xml><?xml version="1.0" encoding="utf-8"?>
@@ -4277,6 +6329,16 @@
       <w:szCs w:val="24"/>
     </w:rPr>
   </w:style>
+  <w:style w:type="paragraph" w:styleId="a5">
+    <w:name w:val="List Paragraph"/>
+    <w:basedOn w:val="a"/>
+    <w:uiPriority w:val="34"/>
+    <w:qFormat/>
+    <w:rsid w:val="00AF3B8C"/>
+    <w:pPr>
+      <w:ind w:firstLineChars="200" w:firstLine="420"/>
+    </w:pPr>
+  </w:style>
 </w:styles>
 </file>
 

--- a/3. 深度学习/1. 神经网络/神经网络概述.docx
+++ b/3. 深度学习/1. 神经网络/神经网络概述.docx
@@ -86,9 +86,6 @@
     <w:p>
       <w:pPr>
         <w:jc w:val="center"/>
-        <w:rPr>
-          <w:rFonts w:hint="eastAsia"/>
-        </w:rPr>
       </w:pPr>
       <w:r>
         <w:rPr>
@@ -234,6 +231,1514 @@
           <w:rFonts w:hint="eastAsia"/>
         </w:rPr>
         <w:lastRenderedPageBreak/>
+        <w:t>发展历史</w:t>
+      </w:r>
+    </w:p>
+    <w:p>
+      <w:pPr>
+        <w:ind w:firstLine="420"/>
+        <w:rPr>
+          <w:rFonts w:hint="eastAsia"/>
+        </w:rPr>
+      </w:pPr>
+      <w:r>
+        <w:t>神经网络的发展大致分为萌芽期、第一次寒冬、复兴期、第二次寒冬、深度学习爆发、现代发展六个阶段，核心是模仿人脑神经元</w:t>
+      </w:r>
+      <w:r>
+        <w:t>→</w:t>
+      </w:r>
+      <w:r>
+        <w:t>算法瓶颈</w:t>
+      </w:r>
+      <w:r>
+        <w:t>→</w:t>
+      </w:r>
+      <w:proofErr w:type="gramStart"/>
+      <w:r>
+        <w:t>算力</w:t>
+      </w:r>
+      <w:proofErr w:type="gramEnd"/>
+      <w:r>
+        <w:t>/</w:t>
+      </w:r>
+      <w:r>
+        <w:t>数据突破</w:t>
+      </w:r>
+      <w:r>
+        <w:t>→</w:t>
+      </w:r>
+      <w:r>
+        <w:t>深度学习崛起的完整脉络。</w:t>
+      </w:r>
+    </w:p>
+    <w:p>
+      <w:pPr>
+        <w:pStyle w:val="2"/>
+      </w:pPr>
+      <w:r>
+        <w:t>萌芽期：思想诞生（</w:t>
+      </w:r>
+      <w:r>
+        <w:t>1943–1969</w:t>
+      </w:r>
+      <w:r>
+        <w:t>）</w:t>
+      </w:r>
+      <w:r>
+        <w:t>——</w:t>
+      </w:r>
+      <w:r>
+        <w:t>最早的</w:t>
+      </w:r>
+      <w:r>
+        <w:t>“</w:t>
+      </w:r>
+      <w:r>
+        <w:t>人工神经元</w:t>
+      </w:r>
+      <w:r>
+        <w:t>”</w:t>
+      </w:r>
+    </w:p>
+    <w:p>
+      <w:pPr>
+        <w:ind w:firstLine="420"/>
+      </w:pPr>
+      <w:r>
+        <w:rPr>
+          <w:rFonts w:hint="eastAsia"/>
+        </w:rPr>
+        <w:t>1</w:t>
+      </w:r>
+      <w:r>
+        <w:rPr>
+          <w:rFonts w:hint="eastAsia"/>
+        </w:rPr>
+        <w:t>、</w:t>
+      </w:r>
+      <w:r>
+        <w:t>1943</w:t>
+      </w:r>
+      <w:r>
+        <w:t>：神经元模型诞生</w:t>
+      </w:r>
+    </w:p>
+    <w:p>
+      <w:pPr>
+        <w:ind w:firstLine="420"/>
+      </w:pPr>
+      <w:r>
+        <w:t>麦卡洛克（</w:t>
+      </w:r>
+      <w:r>
+        <w:t>McCulloch</w:t>
+      </w:r>
+      <w:r>
+        <w:t>）和皮</w:t>
+      </w:r>
+      <w:proofErr w:type="gramStart"/>
+      <w:r>
+        <w:t>茨</w:t>
+      </w:r>
+      <w:proofErr w:type="gramEnd"/>
+      <w:r>
+        <w:t>（</w:t>
+      </w:r>
+      <w:r>
+        <w:t>Pitts</w:t>
+      </w:r>
+      <w:r>
+        <w:t>）提出</w:t>
+      </w:r>
+      <w:r>
+        <w:rPr>
+          <w:color w:val="EE0000"/>
+        </w:rPr>
+        <w:t>M</w:t>
+      </w:r>
+      <w:r>
+        <w:rPr>
+          <w:color w:val="EE0000"/>
+        </w:rPr>
+        <w:noBreakHyphen/>
+        <w:t>P</w:t>
+      </w:r>
+      <w:r>
+        <w:rPr>
+          <w:color w:val="EE0000"/>
+        </w:rPr>
+        <w:t>神经元模型</w:t>
+      </w:r>
+      <w:r>
+        <w:t>，首次用数学公式模拟人脑神经元的</w:t>
+      </w:r>
+      <w:r>
+        <w:t>“</w:t>
+      </w:r>
+      <w:r>
+        <w:t>接收信号、加权、激活、输出</w:t>
+      </w:r>
+      <w:r>
+        <w:t>”</w:t>
+      </w:r>
+      <w:r>
+        <w:t>，是神经网络的理论起点。</w:t>
+      </w:r>
+    </w:p>
+    <w:p>
+      <w:pPr>
+        <w:ind w:firstLine="420"/>
+      </w:pPr>
+      <w:r>
+        <w:rPr>
+          <w:rFonts w:hint="eastAsia"/>
+        </w:rPr>
+        <w:t>2</w:t>
+      </w:r>
+      <w:r>
+        <w:rPr>
+          <w:rFonts w:hint="eastAsia"/>
+        </w:rPr>
+        <w:t>、</w:t>
+      </w:r>
+      <w:r>
+        <w:t>1949</w:t>
+      </w:r>
+      <w:r>
+        <w:t>：赫布学习规则</w:t>
+      </w:r>
+    </w:p>
+    <w:p>
+      <w:pPr>
+        <w:ind w:firstLine="420"/>
+      </w:pPr>
+      <w:r>
+        <w:t>唐纳德</w:t>
+      </w:r>
+      <w:r>
+        <w:t>·</w:t>
+      </w:r>
+      <w:r>
+        <w:t>赫布提出</w:t>
+      </w:r>
+      <w:r>
+        <w:rPr>
+          <w:color w:val="EE0000"/>
+        </w:rPr>
+        <w:t>赫布理论</w:t>
+      </w:r>
+      <w:r>
+        <w:t>：神经元同时激活时，连接会变强，奠定</w:t>
+      </w:r>
+      <w:r>
+        <w:rPr>
+          <w:color w:val="EE0000"/>
+        </w:rPr>
+        <w:t>无监督学习</w:t>
+      </w:r>
+      <w:r>
+        <w:t>基础，是最早的神经网络学习机制。</w:t>
+      </w:r>
+    </w:p>
+    <w:p>
+      <w:pPr>
+        <w:ind w:firstLine="420"/>
+      </w:pPr>
+      <w:r>
+        <w:rPr>
+          <w:rFonts w:hint="eastAsia"/>
+        </w:rPr>
+        <w:t>3</w:t>
+      </w:r>
+      <w:r>
+        <w:rPr>
+          <w:rFonts w:hint="eastAsia"/>
+        </w:rPr>
+        <w:t>、</w:t>
+      </w:r>
+      <w:r>
+        <w:t>1958</w:t>
+      </w:r>
+      <w:r>
+        <w:t>：感知机（</w:t>
+      </w:r>
+      <w:r>
+        <w:t>Perceptron</w:t>
+      </w:r>
+      <w:r>
+        <w:t>）</w:t>
+      </w:r>
+    </w:p>
+    <w:p>
+      <w:pPr>
+        <w:ind w:firstLine="420"/>
+      </w:pPr>
+      <w:r>
+        <w:t>罗森布拉特发明</w:t>
+      </w:r>
+      <w:r>
+        <w:rPr>
+          <w:color w:val="EE0000"/>
+        </w:rPr>
+        <w:t>单层感知机</w:t>
+      </w:r>
+      <w:r>
+        <w:t>，实现</w:t>
+      </w:r>
+      <w:r>
+        <w:rPr>
+          <w:color w:val="EE0000"/>
+        </w:rPr>
+        <w:t>有监督二分类</w:t>
+      </w:r>
+      <w:r>
+        <w:t>，能简单识别图形、文字，是第一个可实际运行的神经网络。</w:t>
+      </w:r>
+    </w:p>
+    <w:p>
+      <w:pPr>
+        <w:ind w:firstLine="420"/>
+      </w:pPr>
+      <w:r>
+        <w:t>当时舆论狂热，认为机器很快拥有智能。</w:t>
+      </w:r>
+    </w:p>
+    <w:p>
+      <w:pPr>
+        <w:ind w:firstLine="420"/>
+      </w:pPr>
+      <w:r>
+        <w:rPr>
+          <w:rFonts w:hint="eastAsia"/>
+        </w:rPr>
+        <w:t>4</w:t>
+      </w:r>
+      <w:r>
+        <w:rPr>
+          <w:rFonts w:hint="eastAsia"/>
+        </w:rPr>
+        <w:t>、</w:t>
+      </w:r>
+      <w:r>
+        <w:t>1969</w:t>
+      </w:r>
+      <w:r>
+        <w:t>：第一次危机伏笔</w:t>
+      </w:r>
+    </w:p>
+    <w:p>
+      <w:pPr>
+        <w:ind w:firstLine="420"/>
+        <w:rPr>
+          <w:rFonts w:hint="eastAsia"/>
+        </w:rPr>
+      </w:pPr>
+      <w:r>
+        <w:t>明斯基（</w:t>
+      </w:r>
+      <w:r>
+        <w:t>Minsky</w:t>
+      </w:r>
+      <w:r>
+        <w:t>）证明：</w:t>
+      </w:r>
+      <w:r>
+        <w:rPr>
+          <w:color w:val="EE0000"/>
+        </w:rPr>
+        <w:t>单层感知机无法解决异或（</w:t>
+      </w:r>
+      <w:r>
+        <w:rPr>
+          <w:color w:val="EE0000"/>
+        </w:rPr>
+        <w:t>XOR</w:t>
+      </w:r>
+      <w:r>
+        <w:rPr>
+          <w:color w:val="EE0000"/>
+        </w:rPr>
+        <w:t>）问题</w:t>
+      </w:r>
+      <w:r>
+        <w:t>，且多层网络无有效训练方法，神经网络开始遇冷。</w:t>
+      </w:r>
+    </w:p>
+    <w:p>
+      <w:pPr>
+        <w:pStyle w:val="2"/>
+      </w:pPr>
+      <w:r>
+        <w:t>第一次寒冬（</w:t>
+      </w:r>
+      <w:r>
+        <w:t>1970–1982</w:t>
+      </w:r>
+      <w:r>
+        <w:t>）</w:t>
+      </w:r>
+      <w:r>
+        <w:t>——</w:t>
+      </w:r>
+      <w:r>
+        <w:t>理论缺陷</w:t>
+      </w:r>
+      <w:r>
+        <w:t>+</w:t>
+      </w:r>
+      <w:proofErr w:type="gramStart"/>
+      <w:r>
+        <w:t>算力不足</w:t>
+      </w:r>
+      <w:proofErr w:type="gramEnd"/>
+    </w:p>
+    <w:p>
+      <w:pPr>
+        <w:ind w:firstLine="420"/>
+      </w:pPr>
+      <w:r>
+        <w:t xml:space="preserve">- </w:t>
+      </w:r>
+      <w:r>
+        <w:t>单层网络能力有限，多层网络缺少训练算法；</w:t>
+      </w:r>
+    </w:p>
+    <w:p>
+      <w:pPr>
+        <w:ind w:firstLine="420"/>
+      </w:pPr>
+      <w:r>
+        <w:t xml:space="preserve">- </w:t>
+      </w:r>
+      <w:proofErr w:type="gramStart"/>
+      <w:r>
+        <w:t>计算机算力极低</w:t>
+      </w:r>
+      <w:proofErr w:type="gramEnd"/>
+      <w:r>
+        <w:t>，无法支撑复杂计算；</w:t>
+      </w:r>
+    </w:p>
+    <w:p>
+      <w:pPr>
+        <w:ind w:firstLine="420"/>
+        <w:rPr>
+          <w:rFonts w:hint="eastAsia"/>
+        </w:rPr>
+      </w:pPr>
+      <w:r>
+        <w:t xml:space="preserve">- </w:t>
+      </w:r>
+      <w:r>
+        <w:t>政府科研经费大幅削减，神经网络研究陷入低谷，符号主义（专家系统）成为主流</w:t>
+      </w:r>
+      <w:r>
+        <w:t>AI</w:t>
+      </w:r>
+      <w:r>
+        <w:t>方向。</w:t>
+      </w:r>
+    </w:p>
+    <w:p>
+      <w:pPr>
+        <w:pStyle w:val="2"/>
+      </w:pPr>
+      <w:r>
+        <w:t>复兴期：反向传播诞生（</w:t>
+      </w:r>
+      <w:r>
+        <w:t>1982–1994</w:t>
+      </w:r>
+      <w:r>
+        <w:t>）</w:t>
+      </w:r>
+      <w:r>
+        <w:t>——</w:t>
+      </w:r>
+      <w:r>
+        <w:t>多层网络可行了</w:t>
+      </w:r>
+    </w:p>
+    <w:p>
+      <w:pPr>
+        <w:ind w:firstLine="420"/>
+      </w:pPr>
+      <w:r>
+        <w:rPr>
+          <w:rFonts w:hint="eastAsia"/>
+        </w:rPr>
+        <w:t>1</w:t>
+      </w:r>
+      <w:r>
+        <w:rPr>
+          <w:rFonts w:hint="eastAsia"/>
+        </w:rPr>
+        <w:t>、</w:t>
+      </w:r>
+      <w:r>
+        <w:t>1982</w:t>
+      </w:r>
+      <w:r>
+        <w:t>：</w:t>
+      </w:r>
+      <w:r>
+        <w:t>Hopfield</w:t>
+      </w:r>
+      <w:r>
+        <w:t>网络</w:t>
+      </w:r>
+    </w:p>
+    <w:p>
+      <w:pPr>
+        <w:ind w:firstLine="420"/>
+      </w:pPr>
+      <w:r>
+        <w:t>霍普菲尔德提出</w:t>
+      </w:r>
+      <w:r>
+        <w:rPr>
+          <w:color w:val="EE0000"/>
+        </w:rPr>
+        <w:t>循环神经网络（</w:t>
+      </w:r>
+      <w:r>
+        <w:rPr>
+          <w:color w:val="EE0000"/>
+        </w:rPr>
+        <w:t>Hopfield</w:t>
+      </w:r>
+      <w:r>
+        <w:rPr>
+          <w:color w:val="EE0000"/>
+        </w:rPr>
+        <w:t>）</w:t>
+      </w:r>
+      <w:r>
+        <w:t>，可做联想记忆、优化计算，重新点燃神经网络热度。</w:t>
+      </w:r>
+    </w:p>
+    <w:p>
+      <w:pPr>
+        <w:ind w:firstLine="420"/>
+      </w:pPr>
+      <w:r>
+        <w:rPr>
+          <w:rFonts w:hint="eastAsia"/>
+        </w:rPr>
+        <w:t>2</w:t>
+      </w:r>
+      <w:r>
+        <w:rPr>
+          <w:rFonts w:hint="eastAsia"/>
+        </w:rPr>
+        <w:t>、</w:t>
+      </w:r>
+      <w:r>
+        <w:t>1986</w:t>
+      </w:r>
+      <w:r>
+        <w:t>：反向传播（</w:t>
+      </w:r>
+      <w:r>
+        <w:t>BP</w:t>
+      </w:r>
+      <w:r>
+        <w:t>算法）</w:t>
+      </w:r>
+      <w:r>
+        <w:t>——</w:t>
+      </w:r>
+      <w:r>
+        <w:t>里程碑</w:t>
+      </w:r>
+    </w:p>
+    <w:p>
+      <w:pPr>
+        <w:ind w:firstLine="420"/>
+      </w:pPr>
+      <w:r>
+        <w:t>鲁梅尔哈特、辛顿、威廉姆斯正式提出</w:t>
+      </w:r>
+      <w:r>
+        <w:rPr>
+          <w:color w:val="EE0000"/>
+        </w:rPr>
+        <w:t>误差反向传播算法（</w:t>
+      </w:r>
+      <w:r>
+        <w:rPr>
+          <w:color w:val="EE0000"/>
+        </w:rPr>
+        <w:t>BP</w:t>
+      </w:r>
+      <w:r>
+        <w:rPr>
+          <w:color w:val="EE0000"/>
+        </w:rPr>
+        <w:t>）</w:t>
+      </w:r>
+      <w:r>
+        <w:t>，解决了多</w:t>
+      </w:r>
+      <w:r>
+        <w:lastRenderedPageBreak/>
+        <w:t>层神经网络训练难题：</w:t>
+      </w:r>
+    </w:p>
+    <w:p>
+      <w:pPr>
+        <w:ind w:firstLine="420"/>
+      </w:pPr>
+      <w:r>
+        <w:t xml:space="preserve">- </w:t>
+      </w:r>
+      <w:r>
+        <w:t>前向传播计算输出</w:t>
+      </w:r>
+    </w:p>
+    <w:p>
+      <w:pPr>
+        <w:ind w:firstLine="420"/>
+      </w:pPr>
+      <w:r>
+        <w:t xml:space="preserve">- </w:t>
+      </w:r>
+      <w:r>
+        <w:t>反向传播更新权重</w:t>
+      </w:r>
+    </w:p>
+    <w:p>
+      <w:pPr>
+        <w:ind w:firstLine="420"/>
+      </w:pPr>
+      <w:r>
+        <w:t>从此</w:t>
+      </w:r>
+      <w:r>
+        <w:rPr>
+          <w:color w:val="EE0000"/>
+        </w:rPr>
+        <w:t>多层感知机（</w:t>
+      </w:r>
+      <w:r>
+        <w:rPr>
+          <w:color w:val="EE0000"/>
+        </w:rPr>
+        <w:t>MLP</w:t>
+      </w:r>
+      <w:r>
+        <w:rPr>
+          <w:color w:val="EE0000"/>
+        </w:rPr>
+        <w:t>）</w:t>
+      </w:r>
+      <w:r>
+        <w:t>广泛使用。</w:t>
+      </w:r>
+    </w:p>
+    <w:p>
+      <w:pPr>
+        <w:ind w:firstLine="420"/>
+      </w:pPr>
+      <w:r>
+        <w:rPr>
+          <w:rFonts w:hint="eastAsia"/>
+        </w:rPr>
+        <w:t>3</w:t>
+      </w:r>
+      <w:r>
+        <w:rPr>
+          <w:rFonts w:hint="eastAsia"/>
+        </w:rPr>
+        <w:t>、</w:t>
+      </w:r>
+      <w:r>
+        <w:t>1989</w:t>
+      </w:r>
+      <w:r>
+        <w:t>：通用逼近定理</w:t>
+      </w:r>
+    </w:p>
+    <w:p>
+      <w:pPr>
+        <w:ind w:firstLine="420"/>
+        <w:rPr>
+          <w:rFonts w:hint="eastAsia"/>
+        </w:rPr>
+      </w:pPr>
+      <w:r>
+        <w:t>证明：只要有足够多神经元，单层隐藏层的神经网络可以拟合任意连续函数。</w:t>
+      </w:r>
+    </w:p>
+    <w:p>
+      <w:pPr>
+        <w:ind w:firstLine="420"/>
+      </w:pPr>
+      <w:r>
+        <w:rPr>
+          <w:rFonts w:hint="eastAsia"/>
+        </w:rPr>
+        <w:t>4</w:t>
+      </w:r>
+      <w:r>
+        <w:rPr>
+          <w:rFonts w:hint="eastAsia"/>
+        </w:rPr>
+        <w:t>、</w:t>
+      </w:r>
+      <w:r>
+        <w:t xml:space="preserve"> 90</w:t>
+      </w:r>
+      <w:r>
+        <w:t>年代初：经典网络出现</w:t>
+      </w:r>
+    </w:p>
+    <w:p>
+      <w:pPr>
+        <w:ind w:firstLine="420"/>
+      </w:pPr>
+      <w:r>
+        <w:t>- 1989</w:t>
+      </w:r>
+      <w:r>
+        <w:t>：</w:t>
+      </w:r>
+      <w:r>
+        <w:t>LeCun</w:t>
+      </w:r>
+      <w:r>
+        <w:t>提出</w:t>
+      </w:r>
+      <w:r>
+        <w:rPr>
+          <w:color w:val="EE0000"/>
+        </w:rPr>
+        <w:t>卷积神经网络雏形</w:t>
+      </w:r>
+      <w:r>
+        <w:t>，用于手写数字识别；</w:t>
+      </w:r>
+    </w:p>
+    <w:p>
+      <w:pPr>
+        <w:ind w:firstLine="420"/>
+        <w:rPr>
+          <w:rFonts w:hint="eastAsia"/>
+        </w:rPr>
+      </w:pPr>
+      <w:r>
+        <w:t>- 1990s</w:t>
+      </w:r>
+      <w:r>
+        <w:t>：</w:t>
+      </w:r>
+      <w:r>
+        <w:t>RNN</w:t>
+      </w:r>
+      <w:r>
+        <w:t>循环神经网络出现，用于时序数据。</w:t>
+      </w:r>
+    </w:p>
+    <w:p>
+      <w:pPr>
+        <w:pStyle w:val="2"/>
+      </w:pPr>
+      <w:r>
+        <w:t>第二次寒冬（</w:t>
+      </w:r>
+      <w:r>
+        <w:t>1995–2005</w:t>
+      </w:r>
+      <w:r>
+        <w:t>）</w:t>
+      </w:r>
+      <w:r>
+        <w:t>——</w:t>
+      </w:r>
+      <w:r>
+        <w:t>算力、数据、梯度消失三大瓶颈</w:t>
+      </w:r>
+    </w:p>
+    <w:p>
+      <w:pPr>
+        <w:ind w:firstLine="420"/>
+      </w:pPr>
+      <w:r>
+        <w:t>BP</w:t>
+      </w:r>
+      <w:r>
+        <w:t>算法很快暴露致命问题：</w:t>
+      </w:r>
+    </w:p>
+    <w:p>
+      <w:pPr>
+        <w:ind w:firstLine="420"/>
+      </w:pPr>
+      <w:r>
+        <w:rPr>
+          <w:rFonts w:hint="eastAsia"/>
+        </w:rPr>
+        <w:t>1</w:t>
+      </w:r>
+      <w:r>
+        <w:rPr>
+          <w:rFonts w:hint="eastAsia"/>
+        </w:rPr>
+        <w:t>、</w:t>
+      </w:r>
+      <w:r>
+        <w:t>梯度消失</w:t>
+      </w:r>
+      <w:r>
+        <w:t>/</w:t>
+      </w:r>
+      <w:r>
+        <w:t>梯度爆炸：深层网络无法训练；</w:t>
+      </w:r>
+    </w:p>
+    <w:p>
+      <w:pPr>
+        <w:ind w:firstLine="420"/>
+      </w:pPr>
+      <w:r>
+        <w:rPr>
+          <w:rFonts w:hint="eastAsia"/>
+        </w:rPr>
+        <w:t>2</w:t>
+      </w:r>
+      <w:r>
+        <w:rPr>
+          <w:rFonts w:hint="eastAsia"/>
+        </w:rPr>
+        <w:t>、</w:t>
+      </w:r>
+      <w:proofErr w:type="gramStart"/>
+      <w:r>
+        <w:t>算力不足</w:t>
+      </w:r>
+      <w:proofErr w:type="gramEnd"/>
+      <w:r>
+        <w:t>，无法训练深层网络；</w:t>
+      </w:r>
+    </w:p>
+    <w:p>
+      <w:pPr>
+        <w:ind w:firstLine="420"/>
+      </w:pPr>
+      <w:r>
+        <w:rPr>
+          <w:rFonts w:hint="eastAsia"/>
+        </w:rPr>
+        <w:t>3</w:t>
+      </w:r>
+      <w:r>
+        <w:rPr>
+          <w:rFonts w:hint="eastAsia"/>
+        </w:rPr>
+        <w:t>、</w:t>
+      </w:r>
+      <w:r>
+        <w:t>数据量太小，容易过拟合；</w:t>
+      </w:r>
+    </w:p>
+    <w:p>
+      <w:pPr>
+        <w:ind w:firstLine="420"/>
+      </w:pPr>
+      <w:r>
+        <w:rPr>
+          <w:rFonts w:hint="eastAsia"/>
+        </w:rPr>
+        <w:t>4</w:t>
+      </w:r>
+      <w:r>
+        <w:rPr>
+          <w:rFonts w:hint="eastAsia"/>
+        </w:rPr>
+        <w:t>、</w:t>
+      </w:r>
+      <w:r>
+        <w:t>SVM</w:t>
+      </w:r>
+      <w:r>
+        <w:t>、决策树等传统机器学习算法效果更好、更稳定，神经网络再次被冷落。</w:t>
+      </w:r>
+    </w:p>
+    <w:p>
+      <w:pPr>
+        <w:ind w:firstLine="420"/>
+        <w:rPr>
+          <w:rFonts w:hint="eastAsia"/>
+        </w:rPr>
+      </w:pPr>
+      <w:r>
+        <w:t>辛顿等少数研究者坚持深耕，被称为</w:t>
+      </w:r>
+      <w:r>
+        <w:t>“</w:t>
+      </w:r>
+      <w:r>
+        <w:t>神经网络隐士</w:t>
+      </w:r>
+      <w:r>
+        <w:t>”</w:t>
+      </w:r>
+      <w:r>
+        <w:t>。</w:t>
+      </w:r>
+    </w:p>
+    <w:p>
+      <w:pPr>
+        <w:pStyle w:val="2"/>
+      </w:pPr>
+      <w:r>
+        <w:t>深度学习爆发（</w:t>
+      </w:r>
+      <w:r>
+        <w:t>2006–2012</w:t>
+      </w:r>
+      <w:r>
+        <w:t>）</w:t>
+      </w:r>
+      <w:r>
+        <w:t>——</w:t>
+      </w:r>
+      <w:r>
+        <w:t>三大条件成熟</w:t>
+      </w:r>
+    </w:p>
+    <w:p>
+      <w:pPr>
+        <w:ind w:firstLine="420"/>
+      </w:pPr>
+      <w:r>
+        <w:rPr>
+          <w:rFonts w:hint="eastAsia"/>
+        </w:rPr>
+        <w:t>1</w:t>
+      </w:r>
+      <w:r>
+        <w:rPr>
+          <w:rFonts w:hint="eastAsia"/>
+        </w:rPr>
+        <w:t>、</w:t>
+      </w:r>
+      <w:r>
+        <w:t>2006</w:t>
+      </w:r>
+      <w:r>
+        <w:t>：深度学习元年</w:t>
+      </w:r>
+    </w:p>
+    <w:p>
+      <w:pPr>
+        <w:ind w:firstLine="420"/>
+      </w:pPr>
+      <w:r>
+        <w:t>辛顿提出</w:t>
+      </w:r>
+      <w:r>
+        <w:rPr>
+          <w:color w:val="EE0000"/>
+        </w:rPr>
+        <w:t>逐层</w:t>
+      </w:r>
+      <w:proofErr w:type="gramStart"/>
+      <w:r>
+        <w:rPr>
+          <w:color w:val="EE0000"/>
+        </w:rPr>
+        <w:t>预训练</w:t>
+      </w:r>
+      <w:proofErr w:type="gramEnd"/>
+      <w:r>
+        <w:rPr>
+          <w:color w:val="EE0000"/>
+        </w:rPr>
+        <w:t>+</w:t>
+      </w:r>
+      <w:r>
+        <w:rPr>
+          <w:color w:val="EE0000"/>
+        </w:rPr>
+        <w:t>深度信念网络</w:t>
+      </w:r>
+      <w:r>
+        <w:rPr>
+          <w:color w:val="EE0000"/>
+        </w:rPr>
+        <w:t>DBN</w:t>
+      </w:r>
+      <w:r>
+        <w:t>，解决梯度消失问题，正式提出</w:t>
+      </w:r>
+      <w:r>
+        <w:t>Deep Learning</w:t>
+      </w:r>
+      <w:r>
+        <w:t>（深度学习）概念。</w:t>
+      </w:r>
+    </w:p>
+    <w:p>
+      <w:pPr>
+        <w:ind w:firstLine="420"/>
+      </w:pPr>
+      <w:r>
+        <w:t>同时三大核心条件成熟：</w:t>
+      </w:r>
+    </w:p>
+    <w:p>
+      <w:pPr>
+        <w:ind w:firstLine="420"/>
+      </w:pPr>
+      <w:r>
+        <w:t>- GPU</w:t>
+      </w:r>
+      <w:r>
+        <w:t>：显卡并行计算，</w:t>
+      </w:r>
+      <w:proofErr w:type="gramStart"/>
+      <w:r>
+        <w:t>算力暴涨</w:t>
+      </w:r>
+      <w:proofErr w:type="gramEnd"/>
+      <w:r>
+        <w:t>；</w:t>
+      </w:r>
+    </w:p>
+    <w:p>
+      <w:pPr>
+        <w:ind w:firstLine="420"/>
+      </w:pPr>
+      <w:r>
+        <w:t xml:space="preserve">- </w:t>
+      </w:r>
+      <w:r>
+        <w:t>大数据：互联网产生海量图像、文本数据；</w:t>
+      </w:r>
+    </w:p>
+    <w:p>
+      <w:pPr>
+        <w:ind w:firstLine="420"/>
+      </w:pPr>
+      <w:r>
+        <w:t xml:space="preserve">- </w:t>
+      </w:r>
+      <w:r>
+        <w:t>算法改进：</w:t>
+      </w:r>
+      <w:proofErr w:type="spellStart"/>
+      <w:r>
+        <w:t>ReLU</w:t>
+      </w:r>
+      <w:proofErr w:type="spellEnd"/>
+      <w:r>
+        <w:t>激活函数、</w:t>
+      </w:r>
+      <w:r>
+        <w:t>Dropout</w:t>
+      </w:r>
+      <w:r>
+        <w:t>、归一化。</w:t>
+      </w:r>
+    </w:p>
+    <w:p>
+      <w:pPr>
+        <w:ind w:firstLine="420"/>
+      </w:pPr>
+      <w:r>
+        <w:rPr>
+          <w:rFonts w:hint="eastAsia"/>
+        </w:rPr>
+        <w:t>2</w:t>
+      </w:r>
+      <w:r>
+        <w:rPr>
+          <w:rFonts w:hint="eastAsia"/>
+        </w:rPr>
+        <w:t>、</w:t>
+      </w:r>
+      <w:r>
+        <w:t>2012</w:t>
+      </w:r>
+      <w:r>
+        <w:t>：</w:t>
+      </w:r>
+      <w:proofErr w:type="spellStart"/>
+      <w:r>
+        <w:t>AlexNet</w:t>
+      </w:r>
+      <w:proofErr w:type="spellEnd"/>
+      <w:r>
+        <w:t>——</w:t>
+      </w:r>
+      <w:r>
+        <w:t>划时代胜利</w:t>
+      </w:r>
+    </w:p>
+    <w:p>
+      <w:pPr>
+        <w:ind w:firstLine="420"/>
+      </w:pPr>
+      <w:proofErr w:type="spellStart"/>
+      <w:r>
+        <w:t>AlexNet</w:t>
+      </w:r>
+      <w:proofErr w:type="spellEnd"/>
+      <w:r>
+        <w:t>在</w:t>
+      </w:r>
+      <w:r>
+        <w:t>ImageNet</w:t>
+      </w:r>
+      <w:r>
+        <w:t>图像识别比赛中，错误率比第二名低近</w:t>
+      </w:r>
+      <w:r>
+        <w:t>10%</w:t>
+      </w:r>
+      <w:r>
+        <w:t>，碾压所有传统算法，直接引爆全球深度学习浪潮。</w:t>
+      </w:r>
+    </w:p>
+    <w:p>
+      <w:pPr>
+        <w:ind w:firstLine="420"/>
+        <w:rPr>
+          <w:rFonts w:hint="eastAsia"/>
+        </w:rPr>
+      </w:pPr>
+      <w:r>
+        <w:t>从此：</w:t>
+      </w:r>
+      <w:r>
+        <w:rPr>
+          <w:color w:val="EE0000"/>
+        </w:rPr>
+        <w:t>卷积神经网络</w:t>
+      </w:r>
+      <w:r>
+        <w:rPr>
+          <w:color w:val="EE0000"/>
+        </w:rPr>
+        <w:t>CNN</w:t>
+      </w:r>
+      <w:r>
+        <w:rPr>
+          <w:color w:val="EE0000"/>
+        </w:rPr>
+        <w:t>统治计算机视觉</w:t>
+      </w:r>
+      <w:r>
+        <w:t>。</w:t>
+      </w:r>
+    </w:p>
+    <w:p>
+      <w:pPr>
+        <w:pStyle w:val="2"/>
+      </w:pPr>
+      <w:r>
+        <w:lastRenderedPageBreak/>
+        <w:t>全面繁荣时代（</w:t>
+      </w:r>
+      <w:r>
+        <w:t>2013–</w:t>
+      </w:r>
+      <w:r>
+        <w:t>至今）</w:t>
+      </w:r>
+      <w:r>
+        <w:t>——</w:t>
+      </w:r>
+      <w:proofErr w:type="spellStart"/>
+      <w:r>
+        <w:t>CNN→RNN→Transformer</w:t>
+      </w:r>
+      <w:proofErr w:type="spellEnd"/>
+      <w:r>
+        <w:t>→</w:t>
+      </w:r>
+      <w:r>
+        <w:t>大模型</w:t>
+      </w:r>
+    </w:p>
+    <w:p>
+      <w:pPr>
+        <w:ind w:firstLine="420"/>
+      </w:pPr>
+      <w:r>
+        <w:rPr>
+          <w:rFonts w:hint="eastAsia"/>
+        </w:rPr>
+        <w:t>1</w:t>
+      </w:r>
+      <w:r>
+        <w:rPr>
+          <w:rFonts w:hint="eastAsia"/>
+        </w:rPr>
+        <w:t>、</w:t>
+      </w:r>
+      <w:r>
+        <w:t>计算机视觉（</w:t>
+      </w:r>
+      <w:r>
+        <w:t>CNN</w:t>
+      </w:r>
+      <w:r>
+        <w:t>）快速迭代</w:t>
+      </w:r>
+    </w:p>
+    <w:p>
+      <w:pPr>
+        <w:ind w:firstLine="420"/>
+      </w:pPr>
+      <w:r>
+        <w:t>- 2014</w:t>
+      </w:r>
+      <w:r>
+        <w:t>：</w:t>
+      </w:r>
+      <w:r>
+        <w:t>VGG</w:t>
+      </w:r>
+      <w:r>
+        <w:t>、</w:t>
+      </w:r>
+      <w:proofErr w:type="spellStart"/>
+      <w:r>
+        <w:t>GoogLeNet</w:t>
+      </w:r>
+      <w:proofErr w:type="spellEnd"/>
+      <w:r>
+        <w:t>；</w:t>
+      </w:r>
+    </w:p>
+    <w:p>
+      <w:pPr>
+        <w:ind w:firstLine="420"/>
+      </w:pPr>
+      <w:r>
+        <w:t>- 2015</w:t>
+      </w:r>
+      <w:r>
+        <w:t>：</w:t>
+      </w:r>
+      <w:proofErr w:type="spellStart"/>
+      <w:r>
+        <w:t>ResNet</w:t>
+      </w:r>
+      <w:proofErr w:type="spellEnd"/>
+      <w:r>
+        <w:t>残差网络，真正实现</w:t>
+      </w:r>
+      <w:r>
+        <w:rPr>
+          <w:color w:val="EE0000"/>
+        </w:rPr>
+        <w:t>超深层网络训练</w:t>
+      </w:r>
+      <w:r>
+        <w:t>；</w:t>
+      </w:r>
+    </w:p>
+    <w:p>
+      <w:pPr>
+        <w:ind w:firstLine="420"/>
+      </w:pPr>
+      <w:r>
+        <w:t xml:space="preserve">- </w:t>
+      </w:r>
+      <w:r>
+        <w:t>后续：</w:t>
+      </w:r>
+      <w:proofErr w:type="spellStart"/>
+      <w:r>
+        <w:t>MobileNet</w:t>
+      </w:r>
+      <w:proofErr w:type="spellEnd"/>
+      <w:r>
+        <w:t>、</w:t>
+      </w:r>
+      <w:r>
+        <w:t>YOLO</w:t>
+      </w:r>
+      <w:r>
+        <w:t>、</w:t>
+      </w:r>
+      <w:r>
+        <w:t>U</w:t>
+      </w:r>
+      <w:r>
+        <w:noBreakHyphen/>
+        <w:t>Net</w:t>
+      </w:r>
+      <w:r>
+        <w:t>、</w:t>
+      </w:r>
+      <w:proofErr w:type="spellStart"/>
+      <w:r>
+        <w:t>ViT</w:t>
+      </w:r>
+      <w:proofErr w:type="spellEnd"/>
+      <w:r>
+        <w:t>视觉</w:t>
+      </w:r>
+      <w:r>
+        <w:t>Transformer</w:t>
+      </w:r>
+      <w:r>
+        <w:t>。</w:t>
+      </w:r>
+    </w:p>
+    <w:p>
+      <w:pPr>
+        <w:ind w:firstLine="420"/>
+      </w:pPr>
+      <w:r>
+        <w:rPr>
+          <w:rFonts w:hint="eastAsia"/>
+        </w:rPr>
+        <w:t>2</w:t>
+      </w:r>
+      <w:r>
+        <w:rPr>
+          <w:rFonts w:hint="eastAsia"/>
+        </w:rPr>
+        <w:t>、</w:t>
+      </w:r>
+      <w:r>
+        <w:t>自然语言处理：从</w:t>
+      </w:r>
+      <w:r>
+        <w:t>RNN</w:t>
+      </w:r>
+      <w:r>
+        <w:t>到</w:t>
+      </w:r>
+      <w:r>
+        <w:t>Transformer</w:t>
+      </w:r>
+    </w:p>
+    <w:p>
+      <w:pPr>
+        <w:ind w:firstLine="420"/>
+      </w:pPr>
+      <w:r>
+        <w:t xml:space="preserve">- </w:t>
+      </w:r>
+      <w:r>
+        <w:t>早期：</w:t>
+      </w:r>
+      <w:r>
+        <w:t>RNN</w:t>
+      </w:r>
+      <w:r>
+        <w:t>、</w:t>
+      </w:r>
+      <w:r>
+        <w:t>LSTM</w:t>
+      </w:r>
+      <w:r>
+        <w:t>、</w:t>
+      </w:r>
+      <w:r>
+        <w:t>GRU</w:t>
+      </w:r>
+      <w:r>
+        <w:t>处理文本；</w:t>
+      </w:r>
+    </w:p>
+    <w:p>
+      <w:pPr>
+        <w:ind w:firstLine="420"/>
+      </w:pPr>
+      <w:r>
+        <w:t xml:space="preserve">- </w:t>
+      </w:r>
+      <w:r>
+        <w:rPr>
+          <w:color w:val="EE0000"/>
+        </w:rPr>
+        <w:t>2017</w:t>
+      </w:r>
+      <w:r>
+        <w:rPr>
+          <w:color w:val="EE0000"/>
+        </w:rPr>
+        <w:t>：</w:t>
+      </w:r>
+      <w:r>
+        <w:rPr>
+          <w:color w:val="EE0000"/>
+        </w:rPr>
+        <w:t>Transformer</w:t>
+      </w:r>
+      <w:r>
+        <w:rPr>
+          <w:color w:val="EE0000"/>
+        </w:rPr>
+        <w:t>诞生，用自注意力机制彻底革新</w:t>
+      </w:r>
+      <w:r>
+        <w:rPr>
+          <w:color w:val="EE0000"/>
+        </w:rPr>
+        <w:t>NLP</w:t>
+      </w:r>
+      <w:r>
+        <w:t>；</w:t>
+      </w:r>
+    </w:p>
+    <w:p>
+      <w:pPr>
+        <w:ind w:firstLine="420"/>
+      </w:pPr>
+      <w:r>
+        <w:t>- 2018</w:t>
+      </w:r>
+      <w:r>
+        <w:t>：</w:t>
+      </w:r>
+      <w:r>
+        <w:t>BERT</w:t>
+      </w:r>
+      <w:proofErr w:type="gramStart"/>
+      <w:r>
+        <w:t>预训练</w:t>
+      </w:r>
+      <w:proofErr w:type="gramEnd"/>
+      <w:r>
+        <w:t>模型，开启</w:t>
+      </w:r>
+      <w:proofErr w:type="gramStart"/>
+      <w:r>
+        <w:t>预训练</w:t>
+      </w:r>
+      <w:proofErr w:type="gramEnd"/>
+      <w:r>
+        <w:t>大模型时代。</w:t>
+      </w:r>
+    </w:p>
+    <w:p>
+      <w:pPr>
+        <w:ind w:firstLine="420"/>
+      </w:pPr>
+      <w:r>
+        <w:rPr>
+          <w:rFonts w:hint="eastAsia"/>
+        </w:rPr>
+        <w:t>3</w:t>
+      </w:r>
+      <w:r>
+        <w:rPr>
+          <w:rFonts w:hint="eastAsia"/>
+        </w:rPr>
+        <w:t>、</w:t>
+      </w:r>
+      <w:r>
+        <w:t>大语言模型爆发（</w:t>
+      </w:r>
+      <w:r>
+        <w:t>2020–</w:t>
+      </w:r>
+      <w:r>
+        <w:t>至今）</w:t>
+      </w:r>
+    </w:p>
+    <w:p>
+      <w:pPr>
+        <w:ind w:firstLine="420"/>
+      </w:pPr>
+      <w:r>
+        <w:t>- GPT</w:t>
+      </w:r>
+      <w:r>
+        <w:t>系列：</w:t>
+      </w:r>
+      <w:r>
+        <w:t>GPT</w:t>
+      </w:r>
+      <w:r>
+        <w:noBreakHyphen/>
+        <w:t>1→GPT</w:t>
+      </w:r>
+      <w:r>
+        <w:noBreakHyphen/>
+        <w:t>2→GPT</w:t>
+      </w:r>
+      <w:r>
+        <w:noBreakHyphen/>
+        <w:t>3→GPT</w:t>
+      </w:r>
+      <w:r>
+        <w:noBreakHyphen/>
+        <w:t>4</w:t>
+      </w:r>
+      <w:r>
+        <w:t>；</w:t>
+      </w:r>
+    </w:p>
+    <w:p>
+      <w:pPr>
+        <w:ind w:firstLine="420"/>
+      </w:pPr>
+      <w:r>
+        <w:t xml:space="preserve">- </w:t>
+      </w:r>
+      <w:r>
+        <w:t>国内：文心一言、通义千问、</w:t>
+      </w:r>
+      <w:r>
+        <w:t>DeepSeek</w:t>
+      </w:r>
+      <w:r>
+        <w:t>等；</w:t>
+      </w:r>
+    </w:p>
+    <w:p>
+      <w:pPr>
+        <w:ind w:firstLine="420"/>
+        <w:rPr>
+          <w:rFonts w:hint="eastAsia"/>
+        </w:rPr>
+      </w:pPr>
+      <w:r>
+        <w:t xml:space="preserve">- </w:t>
+      </w:r>
+      <w:r>
+        <w:t>多模态：</w:t>
+      </w:r>
+      <w:r>
+        <w:t>GPT</w:t>
+      </w:r>
+      <w:r>
+        <w:noBreakHyphen/>
+        <w:t>4V</w:t>
+      </w:r>
+      <w:r>
+        <w:t>、</w:t>
+      </w:r>
+      <w:r>
+        <w:t>Gemini</w:t>
+      </w:r>
+      <w:r>
+        <w:t>、</w:t>
+      </w:r>
+      <w:r>
+        <w:t>Sora</w:t>
+      </w:r>
+      <w:r>
+        <w:t>文生视频，神经网络走向通用人工智能。</w:t>
+      </w:r>
+    </w:p>
+    <w:p>
+      <w:pPr>
+        <w:pStyle w:val="1"/>
+      </w:pPr>
+      <w:r>
+        <w:rPr>
+          <w:rFonts w:hint="eastAsia"/>
+        </w:rPr>
         <w:t>原理</w:t>
       </w:r>
     </w:p>
@@ -361,6 +1866,7 @@
         <w:rPr>
           <w:rFonts w:hint="eastAsia"/>
         </w:rPr>
+        <w:lastRenderedPageBreak/>
         <w:t>加权</w:t>
       </w:r>
       <w:r>
@@ -482,7 +1988,21 @@
         <w:rPr>
           <w:rFonts w:hint="eastAsia"/>
         </w:rPr>
-        <w:t>。那么通过赋权节点后相应的输入应变为</w:t>
+        <w:t>。那么通过赋权节点</w:t>
+      </w:r>
+      <w:proofErr w:type="gramStart"/>
+      <w:r>
+        <w:rPr>
+          <w:rFonts w:hint="eastAsia"/>
+        </w:rPr>
+        <w:t>后相应</w:t>
+      </w:r>
+      <w:proofErr w:type="gramEnd"/>
+      <w:r>
+        <w:rPr>
+          <w:rFonts w:hint="eastAsia"/>
+        </w:rPr>
+        <w:t>的输入应变为</w:t>
       </w:r>
       <w:r>
         <w:rPr>
@@ -594,299 +2114,575 @@
         <w:rPr>
           <w:rFonts w:hint="eastAsia"/>
         </w:rPr>
+        <w:t>误差函数</w:t>
+      </w:r>
+    </w:p>
+    <w:p>
+      <w:pPr>
+        <w:rPr>
+          <w:rFonts w:hint="eastAsia"/>
+        </w:rPr>
+      </w:pPr>
+      <w:r>
+        <w:tab/>
+      </w:r>
+      <w:r>
+        <w:rPr>
+          <w:rFonts w:hint="eastAsia"/>
+        </w:rPr>
+        <w:t>衡量网络预测值与真实标签之间的差距，</w:t>
+      </w:r>
+      <w:r>
+        <w:rPr>
+          <w:rFonts w:hint="eastAsia"/>
+          <w:color w:val="EE0000"/>
+        </w:rPr>
+        <w:t>反向传播就是最小化误差函数</w:t>
+      </w:r>
+      <w:r>
+        <w:rPr>
+          <w:rFonts w:hint="eastAsia"/>
+        </w:rPr>
+        <w:t>。</w:t>
+      </w:r>
+      <w:r>
+        <w:rPr>
+          <w:rFonts w:hint="eastAsia"/>
+        </w:rPr>
+        <w:t xml:space="preserve">BP </w:t>
+      </w:r>
+      <w:r>
+        <w:rPr>
+          <w:rFonts w:hint="eastAsia"/>
+        </w:rPr>
+        <w:t>算法的核心目标：最小化误差函数。</w:t>
+      </w:r>
+    </w:p>
+    <w:p>
+      <w:pPr>
+        <w:ind w:firstLine="420"/>
+        <w:rPr>
+          <w:rFonts w:hint="eastAsia"/>
+        </w:rPr>
+      </w:pPr>
+      <w:r>
+        <w:rPr>
+          <w:rFonts w:hint="eastAsia"/>
+        </w:rPr>
+        <w:t>常见类型</w:t>
+      </w:r>
+      <w:r>
+        <w:rPr>
+          <w:rFonts w:hint="eastAsia"/>
+        </w:rPr>
+        <w:t>：</w:t>
+      </w:r>
+    </w:p>
+    <w:p>
+      <w:pPr>
+        <w:ind w:firstLine="420"/>
+      </w:pPr>
+      <w:r>
+        <w:rPr>
+          <w:rFonts w:hint="eastAsia"/>
+        </w:rPr>
+        <w:t>均方误差</w:t>
+      </w:r>
+      <w:r>
+        <w:rPr>
+          <w:rFonts w:hint="eastAsia"/>
+        </w:rPr>
+        <w:t xml:space="preserve"> MSE</w:t>
+      </w:r>
+      <w:r>
+        <w:rPr>
+          <w:rFonts w:hint="eastAsia"/>
+        </w:rPr>
+        <w:t>：回归问题</w:t>
+      </w:r>
+    </w:p>
+    <w:p>
+      <w:pPr>
+        <w:jc w:val="center"/>
+        <w:rPr>
+          <w:rFonts w:hint="eastAsia"/>
+        </w:rPr>
+      </w:pPr>
+      <w:r>
+        <w:rPr>
+          <w:noProof/>
+        </w:rPr>
+        <w:drawing>
+          <wp:inline distT="0" distB="0" distL="0" distR="0" wp14:anchorId="6F533DDE" wp14:editId="621ECDEC">
+            <wp:extent cx="1572768" cy="314554"/>
+            <wp:effectExtent l="0" t="0" r="0" b="9525"/>
+            <wp:docPr id="1030984326" name="图片 1"/>
+            <wp:cNvGraphicFramePr>
+              <a:graphicFrameLocks xmlns:a="http://schemas.openxmlformats.org/drawingml/2006/main" noChangeAspect="1"/>
+            </wp:cNvGraphicFramePr>
+            <a:graphic xmlns:a="http://schemas.openxmlformats.org/drawingml/2006/main">
+              <a:graphicData uri="http://schemas.openxmlformats.org/drawingml/2006/picture">
+                <pic:pic xmlns:pic="http://schemas.openxmlformats.org/drawingml/2006/picture">
+                  <pic:nvPicPr>
+                    <pic:cNvPr id="1030984326" name=""/>
+                    <pic:cNvPicPr/>
+                  </pic:nvPicPr>
+                  <pic:blipFill>
+                    <a:blip r:embed="rId8"/>
+                    <a:stretch>
+                      <a:fillRect/>
+                    </a:stretch>
+                  </pic:blipFill>
+                  <pic:spPr>
+                    <a:xfrm>
+                      <a:off x="0" y="0"/>
+                      <a:ext cx="1578622" cy="315725"/>
+                    </a:xfrm>
+                    <a:prstGeom prst="rect">
+                      <a:avLst/>
+                    </a:prstGeom>
+                  </pic:spPr>
+                </pic:pic>
+              </a:graphicData>
+            </a:graphic>
+          </wp:inline>
+        </w:drawing>
+      </w:r>
+    </w:p>
+    <w:p>
+      <w:pPr>
+        <w:ind w:firstLine="420"/>
+        <w:rPr>
+          <w:rFonts w:hint="eastAsia"/>
+        </w:rPr>
+      </w:pPr>
+      <w:r>
+        <w:rPr>
+          <w:rFonts w:hint="eastAsia"/>
+        </w:rPr>
+        <w:t>交叉</w:t>
+      </w:r>
+      <w:proofErr w:type="gramStart"/>
+      <w:r>
+        <w:rPr>
+          <w:rFonts w:hint="eastAsia"/>
+        </w:rPr>
+        <w:t>熵</w:t>
+      </w:r>
+      <w:proofErr w:type="gramEnd"/>
+      <w:r>
+        <w:rPr>
+          <w:rFonts w:hint="eastAsia"/>
+        </w:rPr>
+        <w:t>误差：分类问题，配合</w:t>
+      </w:r>
+      <w:r>
+        <w:rPr>
+          <w:rFonts w:hint="eastAsia"/>
+        </w:rPr>
+        <w:t xml:space="preserve"> sigmoid/</w:t>
+      </w:r>
+      <w:proofErr w:type="spellStart"/>
+      <w:r>
+        <w:rPr>
+          <w:rFonts w:hint="eastAsia"/>
+        </w:rPr>
+        <w:t>softmax</w:t>
+      </w:r>
+      <w:proofErr w:type="spellEnd"/>
+    </w:p>
+    <w:p>
+      <w:pPr>
+        <w:ind w:firstLine="420"/>
+      </w:pPr>
+      <w:r>
+        <w:rPr>
+          <w:rFonts w:hint="eastAsia"/>
+        </w:rPr>
+        <w:t>一句话：用来算</w:t>
+      </w:r>
+      <w:r>
+        <w:rPr>
+          <w:rFonts w:hint="eastAsia"/>
+        </w:rPr>
+        <w:t xml:space="preserve"> </w:t>
+      </w:r>
+      <w:r>
+        <w:rPr>
+          <w:rFonts w:hint="eastAsia"/>
+        </w:rPr>
+        <w:t>“预测错多少”，指导权重怎么更新。</w:t>
+      </w:r>
+    </w:p>
+    <w:p>
+      <w:pPr>
+        <w:pStyle w:val="4"/>
+      </w:pPr>
+      <w:r>
+        <w:rPr>
+          <w:rFonts w:hint="eastAsia"/>
+        </w:rPr>
+        <w:t>均方误差</w:t>
+      </w:r>
+      <w:r>
+        <w:rPr>
+          <w:rFonts w:hint="eastAsia"/>
+        </w:rPr>
+        <w:t xml:space="preserve"> MSE</w:t>
+      </w:r>
+    </w:p>
+    <w:p>
+      <w:pPr>
+        <w:pStyle w:val="4"/>
+        <w:rPr>
+          <w:rFonts w:hint="eastAsia"/>
+        </w:rPr>
+      </w:pPr>
+      <w:r>
+        <w:rPr>
+          <w:rFonts w:hint="eastAsia"/>
+        </w:rPr>
+        <w:t>交叉</w:t>
+      </w:r>
+      <w:proofErr w:type="gramStart"/>
+      <w:r>
+        <w:rPr>
+          <w:rFonts w:hint="eastAsia"/>
+        </w:rPr>
+        <w:t>熵</w:t>
+      </w:r>
+      <w:proofErr w:type="gramEnd"/>
+      <w:r>
+        <w:rPr>
+          <w:rFonts w:hint="eastAsia"/>
+        </w:rPr>
+        <w:t>误差</w:t>
+      </w:r>
+    </w:p>
+    <w:p>
+      <w:pPr>
+        <w:pStyle w:val="3"/>
+      </w:pPr>
+      <w:r>
+        <w:rPr>
+          <w:rFonts w:hint="eastAsia"/>
+        </w:rPr>
+        <w:t>激活函数</w:t>
+      </w:r>
+    </w:p>
+    <w:p>
+      <w:pPr>
+        <w:ind w:firstLine="420"/>
+      </w:pPr>
+      <w:r>
+        <w:rPr>
+          <w:rFonts w:hint="eastAsia"/>
+          <w:color w:val="EE0000"/>
+          <w:u w:val="single"/>
+        </w:rPr>
+        <w:t>之前线性处理之后的输入信号通过激活函数进行非线性变换，从而得到输出信号</w:t>
+      </w:r>
+      <w:r>
+        <w:rPr>
+          <w:rFonts w:hint="eastAsia"/>
+        </w:rPr>
+        <w:t>。即最后输出的信号具有</w:t>
+      </w:r>
+      <w:r>
+        <w:rPr>
+          <w:rFonts w:hint="eastAsia"/>
+        </w:rPr>
+        <w:t>f(a*W1+b)</w:t>
+      </w:r>
+      <w:r>
+        <w:rPr>
+          <w:rFonts w:hint="eastAsia"/>
+        </w:rPr>
+        <w:t>的形式，其中</w:t>
+      </w:r>
+      <w:r>
+        <w:rPr>
+          <w:rFonts w:hint="eastAsia"/>
+        </w:rPr>
+        <w:t>f()</w:t>
+      </w:r>
+      <w:r>
+        <w:rPr>
+          <w:rFonts w:hint="eastAsia"/>
+        </w:rPr>
+        <w:t>为激活函数。</w:t>
+      </w:r>
+    </w:p>
+    <w:p>
+      <w:pPr>
+        <w:ind w:firstLine="420"/>
+      </w:pPr>
+      <w:r>
+        <w:rPr>
+          <w:rFonts w:hint="eastAsia"/>
+        </w:rPr>
+        <w:t>在下面的示意图中，</w:t>
+      </w:r>
+      <w:r>
+        <w:rPr>
+          <w:rFonts w:hint="eastAsia"/>
+        </w:rPr>
+        <w:t xml:space="preserve"> </w:t>
+      </w:r>
+      <w:r>
+        <w:rPr>
+          <w:rFonts w:hint="eastAsia"/>
+        </w:rPr>
+        <w:t>设</w:t>
+      </w:r>
+      <w:r>
+        <w:rPr>
+          <w:rFonts w:hint="eastAsia"/>
+        </w:rPr>
+        <w:t>X</w:t>
+      </w:r>
+      <w:r>
+        <w:rPr>
+          <w:rFonts w:hint="eastAsia"/>
+          <w:vertAlign w:val="subscript"/>
+        </w:rPr>
+        <w:t>1</w:t>
+      </w:r>
+      <w:r>
+        <w:rPr>
+          <w:rFonts w:hint="eastAsia"/>
+        </w:rPr>
+        <w:t>…</w:t>
+      </w:r>
+      <w:proofErr w:type="spellStart"/>
+      <w:r>
+        <w:rPr>
+          <w:rFonts w:hint="eastAsia"/>
+        </w:rPr>
+        <w:t>X</w:t>
+      </w:r>
+      <w:r>
+        <w:rPr>
+          <w:rFonts w:hint="eastAsia"/>
+          <w:vertAlign w:val="subscript"/>
+        </w:rPr>
+        <w:t>n</w:t>
+      </w:r>
+      <w:proofErr w:type="spellEnd"/>
+      <w:r>
+        <w:rPr>
+          <w:rFonts w:hint="eastAsia"/>
+        </w:rPr>
+        <w:t>等</w:t>
+      </w:r>
+      <w:r>
+        <w:rPr>
+          <w:rFonts w:hint="eastAsia"/>
+        </w:rPr>
+        <w:t>n</w:t>
+      </w:r>
+      <w:proofErr w:type="gramStart"/>
+      <w:r>
+        <w:rPr>
+          <w:rFonts w:hint="eastAsia"/>
+        </w:rPr>
+        <w:t>个</w:t>
+      </w:r>
+      <w:proofErr w:type="gramEnd"/>
+      <w:r>
+        <w:rPr>
+          <w:rFonts w:hint="eastAsia"/>
+        </w:rPr>
+        <w:t>输入分别对应着权重因子</w:t>
+      </w:r>
+      <w:r>
+        <w:rPr>
+          <w:rFonts w:hint="eastAsia"/>
+        </w:rPr>
+        <w:t>W</w:t>
+      </w:r>
+      <w:r>
+        <w:rPr>
+          <w:rFonts w:hint="eastAsia"/>
+          <w:vertAlign w:val="subscript"/>
+        </w:rPr>
+        <w:t>k1</w:t>
+      </w:r>
+      <w:r>
+        <w:rPr>
+          <w:rFonts w:hint="eastAsia"/>
+        </w:rPr>
+        <w:t>…</w:t>
+      </w:r>
+      <w:proofErr w:type="spellStart"/>
+      <w:r>
+        <w:rPr>
+          <w:rFonts w:hint="eastAsia"/>
+        </w:rPr>
+        <w:t>W</w:t>
+      </w:r>
+      <w:r>
+        <w:rPr>
+          <w:rFonts w:hint="eastAsia"/>
+          <w:vertAlign w:val="subscript"/>
+        </w:rPr>
+        <w:t>kn</w:t>
+      </w:r>
+      <w:proofErr w:type="spellEnd"/>
+      <w:r>
+        <w:rPr>
+          <w:rFonts w:hint="eastAsia"/>
+        </w:rPr>
+        <w:t>以及相应的偏置</w:t>
+      </w:r>
+      <w:r>
+        <w:rPr>
+          <w:rFonts w:hint="eastAsia"/>
+        </w:rPr>
+        <w:t>b</w:t>
+      </w:r>
+      <w:r>
+        <w:rPr>
+          <w:rFonts w:hint="eastAsia"/>
+          <w:vertAlign w:val="subscript"/>
+        </w:rPr>
+        <w:t>1</w:t>
+      </w:r>
+      <w:r>
+        <w:rPr>
+          <w:rFonts w:hint="eastAsia"/>
+        </w:rPr>
+        <w:t>…</w:t>
+      </w:r>
+      <w:r>
+        <w:rPr>
+          <w:rFonts w:hint="eastAsia"/>
+        </w:rPr>
+        <w:t>b</w:t>
+      </w:r>
+      <w:r>
+        <w:rPr>
+          <w:rFonts w:hint="eastAsia"/>
+          <w:vertAlign w:val="subscript"/>
+        </w:rPr>
+        <w:t>n</w:t>
+      </w:r>
+      <w:r>
+        <w:rPr>
+          <w:rFonts w:hint="eastAsia"/>
+        </w:rPr>
+        <w:t>。我们把输入</w:t>
+      </w:r>
+      <w:r>
+        <w:rPr>
+          <w:rFonts w:hint="eastAsia"/>
+        </w:rPr>
+        <w:t>X</w:t>
+      </w:r>
+      <w:r>
+        <w:rPr>
+          <w:rFonts w:hint="eastAsia"/>
+          <w:vertAlign w:val="subscript"/>
+        </w:rPr>
+        <w:t>i</w:t>
+      </w:r>
+      <w:r>
+        <w:rPr>
+          <w:rFonts w:hint="eastAsia"/>
+        </w:rPr>
+        <w:t>乘以对应的权重因子</w:t>
+      </w:r>
+      <w:proofErr w:type="spellStart"/>
+      <w:r>
+        <w:rPr>
+          <w:rFonts w:hint="eastAsia"/>
+        </w:rPr>
+        <w:t>W</w:t>
+      </w:r>
+      <w:r>
+        <w:rPr>
+          <w:rFonts w:hint="eastAsia"/>
+          <w:vertAlign w:val="subscript"/>
+        </w:rPr>
+        <w:t>ki</w:t>
+      </w:r>
+      <w:proofErr w:type="spellEnd"/>
+      <w:r>
+        <w:rPr>
+          <w:rFonts w:hint="eastAsia"/>
+        </w:rPr>
+        <w:t>再加上</w:t>
+      </w:r>
+      <w:r>
+        <w:rPr>
+          <w:rFonts w:hint="eastAsia"/>
+        </w:rPr>
+        <w:t>b</w:t>
+      </w:r>
+      <w:r>
+        <w:rPr>
+          <w:rFonts w:hint="eastAsia"/>
+          <w:vertAlign w:val="subscript"/>
+        </w:rPr>
+        <w:t>i</w:t>
+      </w:r>
+      <w:r>
+        <w:rPr>
+          <w:rFonts w:hint="eastAsia"/>
+        </w:rPr>
+        <w:t>的结果称为</w:t>
+      </w:r>
+      <w:r>
+        <w:rPr>
+          <w:rFonts w:hint="eastAsia"/>
+        </w:rPr>
+        <w:t>u</w:t>
+      </w:r>
+      <w:r>
+        <w:rPr>
+          <w:rFonts w:hint="eastAsia"/>
+        </w:rPr>
+        <w:t>。</w:t>
+      </w:r>
+    </w:p>
+    <w:p>
+      <w:pPr>
+        <w:ind w:firstLine="420"/>
+        <w:rPr>
+          <w:color w:val="FF0000"/>
+        </w:rPr>
+      </w:pPr>
+      <w:r>
+        <w:rPr>
+          <w:rFonts w:hint="eastAsia"/>
+          <w:color w:val="FF0000"/>
+        </w:rPr>
         <w:lastRenderedPageBreak/>
-        <w:t>激活函数</w:t>
-      </w:r>
-    </w:p>
-    <w:p>
-      <w:pPr>
-        <w:ind w:firstLine="420"/>
-      </w:pPr>
-      <w:r>
-        <w:rPr>
-          <w:rFonts w:hint="eastAsia"/>
-          <w:color w:val="EE0000"/>
-          <w:u w:val="single"/>
-        </w:rPr>
-        <w:t>之前线性处理之后的输入信号通过激活函数进行非线性变换，从而得到输出信号</w:t>
-      </w:r>
-      <w:r>
-        <w:rPr>
-          <w:rFonts w:hint="eastAsia"/>
-        </w:rPr>
-        <w:t>。即最后输出的信号具有</w:t>
-      </w:r>
-      <w:r>
-        <w:rPr>
-          <w:rFonts w:hint="eastAsia"/>
-        </w:rPr>
-        <w:t>f(a*W1+b)</w:t>
-      </w:r>
-      <w:r>
-        <w:rPr>
-          <w:rFonts w:hint="eastAsia"/>
-        </w:rPr>
-        <w:t>的形式，其中</w:t>
-      </w:r>
-      <w:r>
-        <w:rPr>
-          <w:rFonts w:hint="eastAsia"/>
-        </w:rPr>
-        <w:t>f()</w:t>
-      </w:r>
-      <w:r>
-        <w:rPr>
-          <w:rFonts w:hint="eastAsia"/>
-        </w:rPr>
-        <w:t>为激活函数。</w:t>
-      </w:r>
-    </w:p>
-    <w:p>
-      <w:pPr>
-        <w:ind w:firstLine="420"/>
-      </w:pPr>
-      <w:r>
-        <w:rPr>
-          <w:rFonts w:hint="eastAsia"/>
-        </w:rPr>
-        <w:t>在下面的示意图中，</w:t>
-      </w:r>
-      <w:r>
-        <w:rPr>
-          <w:rFonts w:hint="eastAsia"/>
-        </w:rPr>
-        <w:t xml:space="preserve"> </w:t>
-      </w:r>
-      <w:r>
-        <w:rPr>
-          <w:rFonts w:hint="eastAsia"/>
-        </w:rPr>
-        <w:t>设</w:t>
-      </w:r>
-      <w:r>
-        <w:rPr>
-          <w:rFonts w:hint="eastAsia"/>
-        </w:rPr>
-        <w:t>X</w:t>
-      </w:r>
-      <w:r>
-        <w:rPr>
-          <w:rFonts w:hint="eastAsia"/>
-          <w:vertAlign w:val="subscript"/>
-        </w:rPr>
-        <w:t>1</w:t>
-      </w:r>
-      <w:r>
-        <w:rPr>
-          <w:rFonts w:hint="eastAsia"/>
-        </w:rPr>
-        <w:t>…</w:t>
-      </w:r>
-      <w:r>
-        <w:rPr>
-          <w:rFonts w:hint="eastAsia"/>
-        </w:rPr>
-        <w:t>X</w:t>
-      </w:r>
-      <w:r>
-        <w:rPr>
-          <w:rFonts w:hint="eastAsia"/>
-          <w:vertAlign w:val="subscript"/>
-        </w:rPr>
-        <w:t>n</w:t>
-      </w:r>
-      <w:r>
-        <w:rPr>
-          <w:rFonts w:hint="eastAsia"/>
-        </w:rPr>
-        <w:t>等</w:t>
-      </w:r>
-      <w:r>
-        <w:rPr>
-          <w:rFonts w:hint="eastAsia"/>
-        </w:rPr>
-        <w:t>n</w:t>
-      </w:r>
-      <w:r>
-        <w:rPr>
-          <w:rFonts w:hint="eastAsia"/>
-        </w:rPr>
-        <w:t>个输入分别对应着权重因子</w:t>
-      </w:r>
-      <w:r>
-        <w:rPr>
-          <w:rFonts w:hint="eastAsia"/>
-        </w:rPr>
-        <w:t>W</w:t>
-      </w:r>
-      <w:r>
-        <w:rPr>
-          <w:rFonts w:hint="eastAsia"/>
-          <w:vertAlign w:val="subscript"/>
-        </w:rPr>
-        <w:t>k1</w:t>
-      </w:r>
-      <w:r>
-        <w:rPr>
-          <w:rFonts w:hint="eastAsia"/>
-        </w:rPr>
-        <w:t>…</w:t>
-      </w:r>
-      <w:r>
-        <w:rPr>
-          <w:rFonts w:hint="eastAsia"/>
-        </w:rPr>
-        <w:t>W</w:t>
-      </w:r>
-      <w:r>
-        <w:rPr>
-          <w:rFonts w:hint="eastAsia"/>
-          <w:vertAlign w:val="subscript"/>
-        </w:rPr>
-        <w:t>kn</w:t>
-      </w:r>
-      <w:r>
-        <w:rPr>
-          <w:rFonts w:hint="eastAsia"/>
-        </w:rPr>
-        <w:t>以及相应的偏置</w:t>
-      </w:r>
-      <w:r>
-        <w:rPr>
-          <w:rFonts w:hint="eastAsia"/>
-        </w:rPr>
-        <w:t>b</w:t>
-      </w:r>
-      <w:r>
-        <w:rPr>
-          <w:rFonts w:hint="eastAsia"/>
-          <w:vertAlign w:val="subscript"/>
-        </w:rPr>
-        <w:t>1</w:t>
-      </w:r>
-      <w:r>
-        <w:rPr>
-          <w:rFonts w:hint="eastAsia"/>
-        </w:rPr>
-        <w:t>…</w:t>
-      </w:r>
-      <w:r>
-        <w:rPr>
-          <w:rFonts w:hint="eastAsia"/>
-        </w:rPr>
-        <w:t>b</w:t>
-      </w:r>
-      <w:r>
-        <w:rPr>
-          <w:rFonts w:hint="eastAsia"/>
-          <w:vertAlign w:val="subscript"/>
-        </w:rPr>
-        <w:t>n</w:t>
-      </w:r>
-      <w:r>
-        <w:rPr>
-          <w:rFonts w:hint="eastAsia"/>
-        </w:rPr>
-        <w:t>。我们把输入</w:t>
-      </w:r>
-      <w:r>
-        <w:rPr>
-          <w:rFonts w:hint="eastAsia"/>
-        </w:rPr>
-        <w:t>X</w:t>
-      </w:r>
-      <w:r>
-        <w:rPr>
-          <w:rFonts w:hint="eastAsia"/>
-          <w:vertAlign w:val="subscript"/>
-        </w:rPr>
-        <w:t>i</w:t>
-      </w:r>
-      <w:r>
-        <w:rPr>
-          <w:rFonts w:hint="eastAsia"/>
-        </w:rPr>
-        <w:t>乘以对应的权重因子</w:t>
-      </w:r>
-      <w:r>
-        <w:rPr>
-          <w:rFonts w:hint="eastAsia"/>
-        </w:rPr>
-        <w:t>W</w:t>
-      </w:r>
-      <w:r>
-        <w:rPr>
-          <w:rFonts w:hint="eastAsia"/>
-          <w:vertAlign w:val="subscript"/>
-        </w:rPr>
-        <w:t>ki</w:t>
-      </w:r>
-      <w:r>
-        <w:rPr>
-          <w:rFonts w:hint="eastAsia"/>
-        </w:rPr>
-        <w:t>再加上</w:t>
-      </w:r>
-      <w:r>
-        <w:rPr>
-          <w:rFonts w:hint="eastAsia"/>
-        </w:rPr>
-        <w:t>b</w:t>
-      </w:r>
-      <w:r>
-        <w:rPr>
-          <w:rFonts w:hint="eastAsia"/>
-          <w:vertAlign w:val="subscript"/>
-        </w:rPr>
-        <w:t>i</w:t>
-      </w:r>
-      <w:r>
-        <w:rPr>
-          <w:rFonts w:hint="eastAsia"/>
-        </w:rPr>
-        <w:t>的结果称为</w:t>
-      </w:r>
-      <w:r>
-        <w:rPr>
-          <w:rFonts w:hint="eastAsia"/>
-        </w:rPr>
-        <w:t>u</w:t>
-      </w:r>
-      <w:r>
-        <w:rPr>
-          <w:rFonts w:hint="eastAsia"/>
-        </w:rPr>
-        <w:t>。</w:t>
-      </w:r>
-    </w:p>
-    <w:p>
-      <w:pPr>
-        <w:ind w:firstLine="420"/>
-        <w:rPr>
+        <w:t>u=</w:t>
+      </w:r>
+      <w:r>
+        <w:rPr>
+          <w:rFonts w:hint="eastAsia"/>
           <w:color w:val="FF0000"/>
         </w:rPr>
-      </w:pPr>
+        <w:t>∑</w:t>
+      </w:r>
       <w:r>
         <w:rPr>
           <w:rFonts w:hint="eastAsia"/>
           <w:color w:val="FF0000"/>
         </w:rPr>
-        <w:t>u=</w:t>
-      </w:r>
+        <w:t>w*</w:t>
+      </w:r>
+      <w:proofErr w:type="spellStart"/>
       <w:r>
         <w:rPr>
           <w:rFonts w:hint="eastAsia"/>
           <w:color w:val="FF0000"/>
         </w:rPr>
-        <w:t>∑</w:t>
-      </w:r>
-      <w:r>
-        <w:rPr>
-          <w:rFonts w:hint="eastAsia"/>
-          <w:color w:val="FF0000"/>
-        </w:rPr>
-        <w:t>w*x+b</w:t>
-      </w:r>
+        <w:t>x+b</w:t>
+      </w:r>
+      <w:proofErr w:type="spellEnd"/>
     </w:p>
     <w:p>
       <w:pPr>
@@ -920,7 +2716,7 @@
                     <pic:cNvPicPr/>
                   </pic:nvPicPr>
                   <pic:blipFill>
-                    <a:blip r:embed="rId8"/>
+                    <a:blip r:embed="rId9"/>
                     <a:stretch>
                       <a:fillRect/>
                     </a:stretch>
@@ -976,11 +2772,19 @@
         </w:rPr>
         <w:t>上的，也就是说这个神经元最终的输出结果为</w:t>
       </w:r>
-      <w:r>
-        <w:rPr>
-          <w:rFonts w:hint="eastAsia"/>
-        </w:rPr>
-        <w:t>yk = f(u)</w:t>
+      <w:proofErr w:type="spellStart"/>
+      <w:r>
+        <w:rPr>
+          <w:rFonts w:hint="eastAsia"/>
+        </w:rPr>
+        <w:t>yk</w:t>
+      </w:r>
+      <w:proofErr w:type="spellEnd"/>
+      <w:r>
+        <w:rPr>
+          <w:rFonts w:hint="eastAsia"/>
+        </w:rPr>
+        <w:t xml:space="preserve"> = f(u)</w:t>
       </w:r>
     </w:p>
     <w:p>
@@ -1012,15 +2816,32 @@
           <w:rFonts w:hint="eastAsia"/>
           <w:color w:val="FF0000"/>
         </w:rPr>
-        <w:t>(ReLU)</w:t>
-      </w:r>
+        <w:t>(</w:t>
+      </w:r>
+      <w:proofErr w:type="spellStart"/>
       <w:r>
         <w:rPr>
           <w:rFonts w:hint="eastAsia"/>
           <w:color w:val="FF0000"/>
         </w:rPr>
+        <w:t>ReLU</w:t>
+      </w:r>
+      <w:proofErr w:type="spellEnd"/>
+      <w:r>
+        <w:rPr>
+          <w:rFonts w:hint="eastAsia"/>
+          <w:color w:val="FF0000"/>
+        </w:rPr>
+        <w:t>)</w:t>
+      </w:r>
+      <w:r>
+        <w:rPr>
+          <w:rFonts w:hint="eastAsia"/>
+          <w:color w:val="FF0000"/>
+        </w:rPr>
         <w:t>和</w:t>
       </w:r>
+      <w:proofErr w:type="spellStart"/>
       <w:r>
         <w:rPr>
           <w:rFonts w:hint="eastAsia"/>
@@ -1028,6 +2849,7 @@
         </w:rPr>
         <w:t>softmax</w:t>
       </w:r>
+      <w:proofErr w:type="spellEnd"/>
       <w:r>
         <w:rPr>
           <w:rFonts w:hint="eastAsia"/>
@@ -1091,7 +2913,7 @@
                     <pic:cNvPicPr/>
                   </pic:nvPicPr>
                   <pic:blipFill>
-                    <a:blip r:embed="rId9"/>
+                    <a:blip r:embed="rId10"/>
                     <a:stretch>
                       <a:fillRect/>
                     </a:stretch>
@@ -1168,19 +2990,102 @@
         <w:rPr>
           <w:rFonts w:hint="eastAsia"/>
         </w:rPr>
+        <w:t>（比如</w:t>
+      </w:r>
+      <w:r>
+        <w:rPr>
+          <w:rFonts w:hint="eastAsia"/>
+        </w:rPr>
+        <w:t>Sigmoid</w:t>
+      </w:r>
+      <w:r>
+        <w:rPr>
+          <w:rFonts w:hint="eastAsia"/>
+        </w:rPr>
+        <w:t>函数）</w:t>
+      </w:r>
+      <w:r>
+        <w:rPr>
+          <w:rFonts w:hint="eastAsia"/>
+        </w:rPr>
+        <w:t>的表现更好。</w:t>
+      </w:r>
+    </w:p>
+    <w:p>
+      <w:pPr>
+        <w:pStyle w:val="4"/>
+      </w:pPr>
+      <w:r>
+        <w:rPr>
+          <w:rFonts w:hint="eastAsia"/>
+        </w:rPr>
+        <w:t>线性整流函数</w:t>
+      </w:r>
+      <w:r>
+        <w:rPr>
+          <w:rFonts w:hint="eastAsia"/>
+        </w:rPr>
         <w:t>（</w:t>
       </w:r>
-      <w:r>
-        <w:rPr>
-          <w:rFonts w:hint="eastAsia"/>
-        </w:rPr>
-        <w:t>比如</w:t>
-      </w:r>
-      <w:r>
-        <w:rPr>
-          <w:rFonts w:hint="eastAsia"/>
-        </w:rPr>
-        <w:t>Sigmoid</w:t>
+      <w:proofErr w:type="spellStart"/>
+      <w:r>
+        <w:rPr>
+          <w:rFonts w:hint="eastAsia"/>
+        </w:rPr>
+        <w:t>ReLU</w:t>
+      </w:r>
+      <w:proofErr w:type="spellEnd"/>
+      <w:r>
+        <w:rPr>
+          <w:rFonts w:hint="eastAsia"/>
+        </w:rPr>
+        <w:t>）</w:t>
+      </w:r>
+    </w:p>
+    <w:p>
+      <w:pPr>
+        <w:ind w:firstLine="420"/>
+      </w:pPr>
+      <w:r>
+        <w:rPr>
+          <w:rFonts w:hint="eastAsia"/>
+        </w:rPr>
+        <w:t>近来的神经网络倾向于使用</w:t>
+      </w:r>
+      <w:proofErr w:type="spellStart"/>
+      <w:r>
+        <w:rPr>
+          <w:rFonts w:hint="eastAsia"/>
+        </w:rPr>
+        <w:t>ReLU</w:t>
+      </w:r>
+      <w:proofErr w:type="spellEnd"/>
+      <w:r>
+        <w:rPr>
+          <w:rFonts w:hint="eastAsia"/>
+        </w:rPr>
+        <w:t>（</w:t>
+      </w:r>
+      <w:r>
+        <w:t>Rectified Linear Units</w:t>
+      </w:r>
+      <w:r>
+        <w:rPr>
+          <w:rFonts w:hint="eastAsia"/>
+        </w:rPr>
+        <w:t>）</w:t>
+      </w:r>
+      <w:r>
+        <w:rPr>
+          <w:rFonts w:hint="eastAsia"/>
+        </w:rPr>
+        <w:t>替代掉</w:t>
+      </w:r>
+      <w:r>
+        <w:rPr>
+          <w:rFonts w:hint="eastAsia"/>
+        </w:rPr>
+        <w:t>sigmoid</w:t>
       </w:r>
       <w:r>
         <w:rPr>
@@ -1188,96 +3093,19 @@
         </w:rPr>
         <w:t>函数</w:t>
       </w:r>
-      <w:r>
-        <w:rPr>
-          <w:rFonts w:hint="eastAsia"/>
-        </w:rPr>
-        <w:t>）</w:t>
-      </w:r>
-      <w:r>
-        <w:rPr>
-          <w:rFonts w:hint="eastAsia"/>
-        </w:rPr>
-        <w:t>的表现更好。</w:t>
-      </w:r>
-    </w:p>
-    <w:p>
-      <w:pPr>
-        <w:pStyle w:val="4"/>
-      </w:pPr>
-      <w:r>
-        <w:rPr>
-          <w:rFonts w:hint="eastAsia"/>
-        </w:rPr>
-        <w:t>线性整流函数</w:t>
-      </w:r>
-      <w:r>
-        <w:rPr>
-          <w:rFonts w:hint="eastAsia"/>
-        </w:rPr>
-        <w:t>（</w:t>
-      </w:r>
-      <w:r>
-        <w:rPr>
-          <w:rFonts w:hint="eastAsia"/>
-        </w:rPr>
-        <w:t>ReLU</w:t>
-      </w:r>
-      <w:r>
-        <w:rPr>
-          <w:rFonts w:hint="eastAsia"/>
-        </w:rPr>
-        <w:t>）</w:t>
-      </w:r>
-    </w:p>
-    <w:p>
-      <w:pPr>
-        <w:ind w:firstLine="420"/>
-      </w:pPr>
-      <w:r>
-        <w:rPr>
-          <w:rFonts w:hint="eastAsia"/>
-        </w:rPr>
-        <w:t>近来的神经网络倾向于使用</w:t>
-      </w:r>
-      <w:r>
-        <w:rPr>
-          <w:rFonts w:hint="eastAsia"/>
-        </w:rPr>
-        <w:t>ReLU</w:t>
-      </w:r>
-      <w:r>
-        <w:rPr>
-          <w:rFonts w:hint="eastAsia"/>
-        </w:rPr>
-        <w:t>（</w:t>
-      </w:r>
-      <w:r>
-        <w:t>Rectified Linear Units</w:t>
-      </w:r>
-      <w:r>
-        <w:rPr>
-          <w:rFonts w:hint="eastAsia"/>
-        </w:rPr>
-        <w:t>）</w:t>
-      </w:r>
-      <w:r>
-        <w:rPr>
-          <w:rFonts w:hint="eastAsia"/>
-        </w:rPr>
-        <w:t>替代掉</w:t>
-      </w:r>
-      <w:r>
-        <w:rPr>
-          <w:rFonts w:hint="eastAsia"/>
-        </w:rPr>
-        <w:t>sigmoid</w:t>
-      </w:r>
-      <w:r>
-        <w:rPr>
-          <w:rFonts w:hint="eastAsia"/>
-        </w:rPr>
-        <w:t>函数作为隐层的激活函数，它的定义如下：</w:t>
+      <w:proofErr w:type="gramStart"/>
+      <w:r>
+        <w:rPr>
+          <w:rFonts w:hint="eastAsia"/>
+        </w:rPr>
+        <w:t>作为隐层的</w:t>
+      </w:r>
+      <w:proofErr w:type="gramEnd"/>
+      <w:r>
+        <w:rPr>
+          <w:rFonts w:hint="eastAsia"/>
+        </w:rPr>
+        <w:t>激活函数，它的定义如下：</w:t>
       </w:r>
     </w:p>
     <w:p>
@@ -1296,7 +3124,6 @@
         <w:rPr>
           <w:noProof/>
         </w:rPr>
-        <w:lastRenderedPageBreak/>
         <w:drawing>
           <wp:anchor distT="0" distB="0" distL="114300" distR="114300" simplePos="0" relativeHeight="251663360" behindDoc="0" locked="0" layoutInCell="1" allowOverlap="1" wp14:anchorId="5B7E3E35" wp14:editId="5C1655EC">
             <wp:simplePos x="0" y="0"/>
@@ -1321,7 +3148,7 @@
                     <pic:cNvPicPr/>
                   </pic:nvPicPr>
                   <pic:blipFill>
-                    <a:blip r:embed="rId10"/>
+                    <a:blip r:embed="rId11"/>
                     <a:stretch>
                       <a:fillRect/>
                     </a:stretch>
@@ -1410,14 +3237,17 @@
         <w:rPr>
           <w:rFonts w:hint="eastAsia"/>
         </w:rPr>
+        <w:lastRenderedPageBreak/>
         <w:t>使用</w:t>
       </w:r>
+      <w:proofErr w:type="spellStart"/>
       <w:r>
         <w:rPr>
           <w:rFonts w:hint="eastAsia"/>
         </w:rPr>
         <w:t>ReLU</w:t>
       </w:r>
+      <w:proofErr w:type="spellEnd"/>
       <w:r>
         <w:rPr>
           <w:rFonts w:hint="eastAsia"/>
@@ -1441,12 +3271,14 @@
       <w:pPr>
         <w:pStyle w:val="4"/>
       </w:pPr>
+      <w:proofErr w:type="spellStart"/>
       <w:r>
         <w:rPr>
           <w:rFonts w:hint="eastAsia"/>
         </w:rPr>
         <w:t>softmax</w:t>
       </w:r>
+      <w:proofErr w:type="spellEnd"/>
       <w:r>
         <w:rPr>
           <w:rFonts w:hint="eastAsia"/>
@@ -1458,12 +3290,14 @@
       <w:pPr>
         <w:ind w:firstLine="420"/>
       </w:pPr>
+      <w:proofErr w:type="spellStart"/>
       <w:r>
         <w:rPr>
           <w:rFonts w:hint="eastAsia"/>
         </w:rPr>
         <w:t>softmax</w:t>
       </w:r>
+      <w:proofErr w:type="spellEnd"/>
       <w:r>
         <w:rPr>
           <w:rFonts w:hint="eastAsia"/>
@@ -1493,12 +3327,14 @@
         </w:rPr>
         <w:t>函数相似，唯一的不同是</w:t>
       </w:r>
+      <w:proofErr w:type="spellStart"/>
       <w:r>
         <w:rPr>
           <w:rFonts w:hint="eastAsia"/>
         </w:rPr>
         <w:t>softmax</w:t>
       </w:r>
+      <w:proofErr w:type="spellEnd"/>
       <w:r>
         <w:rPr>
           <w:rFonts w:hint="eastAsia"/>
@@ -1517,17 +3353,219 @@
         </w:rPr>
         <w:t>函数能够在双输出的时候奏效，但当面对多种类分类问题的时候，</w:t>
       </w:r>
+      <w:proofErr w:type="spellStart"/>
       <w:r>
         <w:rPr>
           <w:rFonts w:hint="eastAsia"/>
         </w:rPr>
         <w:t>softmax</w:t>
       </w:r>
+      <w:proofErr w:type="spellEnd"/>
       <w:r>
         <w:rPr>
           <w:rFonts w:hint="eastAsia"/>
         </w:rPr>
         <w:t>函数可以方便地直接将各个分类出现的概率算出。</w:t>
+      </w:r>
+    </w:p>
+    <w:p>
+      <w:pPr>
+        <w:pStyle w:val="3"/>
+        <w:rPr>
+          <w:rFonts w:hint="eastAsia"/>
+        </w:rPr>
+      </w:pPr>
+      <w:r>
+        <w:rPr>
+          <w:rFonts w:hint="eastAsia"/>
+        </w:rPr>
+        <w:t>似然函数（</w:t>
+      </w:r>
+      <w:r>
+        <w:rPr>
+          <w:rFonts w:hint="eastAsia"/>
+        </w:rPr>
+        <w:t>Likelihood Function</w:t>
+      </w:r>
+      <w:r>
+        <w:rPr>
+          <w:rFonts w:hint="eastAsia"/>
+        </w:rPr>
+        <w:t>）</w:t>
+      </w:r>
+    </w:p>
+    <w:p>
+      <w:pPr>
+        <w:ind w:firstLine="420"/>
+        <w:rPr>
+          <w:rFonts w:hint="eastAsia"/>
+        </w:rPr>
+      </w:pPr>
+      <w:r>
+        <w:rPr>
+          <w:rFonts w:hint="eastAsia"/>
+        </w:rPr>
+        <w:t>从概率角度描述：在当前参数下，训练样本出现的概率。神经网络训练本质：</w:t>
+      </w:r>
+      <w:r>
+        <w:rPr>
+          <w:rFonts w:hint="eastAsia"/>
+          <w:color w:val="EE0000"/>
+        </w:rPr>
+        <w:t>最大化似然</w:t>
+      </w:r>
+      <w:r>
+        <w:rPr>
+          <w:rFonts w:hint="eastAsia"/>
+          <w:color w:val="EE0000"/>
+        </w:rPr>
+        <w:t xml:space="preserve"> </w:t>
+      </w:r>
+      <w:r>
+        <w:rPr>
+          <w:rFonts w:hint="eastAsia"/>
+          <w:color w:val="EE0000"/>
+        </w:rPr>
+        <w:t>→</w:t>
+      </w:r>
+      <w:r>
+        <w:rPr>
+          <w:rFonts w:hint="eastAsia"/>
+          <w:color w:val="EE0000"/>
+        </w:rPr>
+        <w:t xml:space="preserve"> </w:t>
+      </w:r>
+      <w:r>
+        <w:rPr>
+          <w:rFonts w:hint="eastAsia"/>
+          <w:color w:val="EE0000"/>
+        </w:rPr>
+        <w:t>等价于最小化交叉</w:t>
+      </w:r>
+      <w:proofErr w:type="gramStart"/>
+      <w:r>
+        <w:rPr>
+          <w:rFonts w:hint="eastAsia"/>
+          <w:color w:val="EE0000"/>
+        </w:rPr>
+        <w:t>熵</w:t>
+      </w:r>
+      <w:proofErr w:type="gramEnd"/>
+      <w:r>
+        <w:rPr>
+          <w:rFonts w:hint="eastAsia"/>
+          <w:color w:val="EE0000"/>
+        </w:rPr>
+        <w:t>误差</w:t>
+      </w:r>
+      <w:r>
+        <w:rPr>
+          <w:rFonts w:hint="eastAsia"/>
+        </w:rPr>
+        <w:t>。</w:t>
+      </w:r>
+    </w:p>
+    <w:p>
+      <w:pPr>
+        <w:ind w:firstLine="420"/>
+        <w:rPr>
+          <w:rFonts w:hint="eastAsia"/>
+        </w:rPr>
+      </w:pPr>
+      <w:r>
+        <w:rPr>
+          <w:rFonts w:hint="eastAsia"/>
+        </w:rPr>
+        <w:t>最大似然估计：调整参数，让训练数据最可能发生</w:t>
+      </w:r>
+    </w:p>
+    <w:p>
+      <w:pPr>
+        <w:ind w:firstLine="420"/>
+        <w:rPr>
+          <w:rFonts w:hint="eastAsia"/>
+        </w:rPr>
+      </w:pPr>
+      <w:r>
+        <w:rPr>
+          <w:rFonts w:hint="eastAsia"/>
+        </w:rPr>
+        <w:t>取负对数后，就变成交叉</w:t>
+      </w:r>
+      <w:proofErr w:type="gramStart"/>
+      <w:r>
+        <w:rPr>
+          <w:rFonts w:hint="eastAsia"/>
+        </w:rPr>
+        <w:t>熵</w:t>
+      </w:r>
+      <w:proofErr w:type="gramEnd"/>
+      <w:r>
+        <w:rPr>
+          <w:rFonts w:hint="eastAsia"/>
+        </w:rPr>
+        <w:t>误差函数</w:t>
+      </w:r>
+    </w:p>
+    <w:p>
+      <w:pPr>
+        <w:ind w:firstLine="420"/>
+      </w:pPr>
+      <w:r>
+        <w:rPr>
+          <w:rFonts w:hint="eastAsia"/>
+        </w:rPr>
+        <w:t>一句话：概率视角的目标函数，</w:t>
+      </w:r>
+      <w:r>
+        <w:rPr>
+          <w:rFonts w:hint="eastAsia"/>
+          <w:color w:val="EE0000"/>
+        </w:rPr>
+        <w:t>最大化似然</w:t>
+      </w:r>
+      <w:r>
+        <w:rPr>
+          <w:rFonts w:hint="eastAsia"/>
+          <w:color w:val="EE0000"/>
+        </w:rPr>
+        <w:t xml:space="preserve"> = </w:t>
+      </w:r>
+      <w:r>
+        <w:rPr>
+          <w:rFonts w:hint="eastAsia"/>
+          <w:color w:val="EE0000"/>
+        </w:rPr>
+        <w:t>最小化误差</w:t>
+      </w:r>
+      <w:r>
+        <w:rPr>
+          <w:rFonts w:hint="eastAsia"/>
+        </w:rPr>
+        <w:t>。</w:t>
+      </w:r>
+    </w:p>
+    <w:p>
+      <w:pPr>
+        <w:ind w:firstLine="420"/>
+        <w:rPr>
+          <w:rFonts w:hint="eastAsia"/>
+        </w:rPr>
+      </w:pPr>
+      <w:r>
+        <w:rPr>
+          <w:b/>
+          <w:bCs/>
+          <w:color w:val="EE0000"/>
+          <w:u w:val="single"/>
+        </w:rPr>
+        <w:t>似然函数：概率角度衡量模型好坏，最大化</w:t>
+      </w:r>
+      <w:r>
+        <w:rPr>
+          <w:rFonts w:hint="eastAsia"/>
+        </w:rPr>
+        <w:t>。</w:t>
       </w:r>
     </w:p>
     <w:p>
@@ -1562,7 +3600,7 @@
                     <pic:cNvPicPr/>
                   </pic:nvPicPr>
                   <pic:blipFill>
-                    <a:blip r:embed="rId11"/>
+                    <a:blip r:embed="rId12"/>
                     <a:stretch>
                       <a:fillRect/>
                     </a:stretch>
@@ -1695,7 +3733,7 @@
                     <pic:cNvPicPr/>
                   </pic:nvPicPr>
                   <pic:blipFill>
-                    <a:blip r:embed="rId12"/>
+                    <a:blip r:embed="rId13"/>
                     <a:stretch>
                       <a:fillRect/>
                     </a:stretch>
@@ -1750,7 +3788,56 @@
         <w:rPr>
           <w:rFonts w:hint="eastAsia"/>
         </w:rPr>
-        <w:t>单层感知机只能处理线性可分的问题，如果遇到异或问题，则线性就很难区分开（即很难用一条直接切分开）。</w:t>
+        <w:t>单层感知机只能处理线性可分的问题，如果遇到</w:t>
+      </w:r>
+      <w:r>
+        <w:rPr>
+          <w:rFonts w:hint="eastAsia"/>
+          <w:color w:val="EE0000"/>
+        </w:rPr>
+        <w:t>异或问题</w:t>
+      </w:r>
+      <w:r>
+        <w:rPr>
+          <w:rFonts w:hint="eastAsia"/>
+        </w:rPr>
+        <w:t>，则线性就很难区分开（即很难用一条直接切分开）。</w:t>
+      </w:r>
+      <w:r>
+        <w:rPr>
+          <w:rFonts w:hint="eastAsia"/>
+          <w:b/>
+          <w:bCs/>
+          <w:color w:val="EE0000"/>
+          <w:u w:val="single"/>
+        </w:rPr>
+        <w:t>为了解决线性不可分等更复杂的问题，人们提出了多层感知机（</w:t>
+      </w:r>
+      <w:r>
+        <w:rPr>
+          <w:rFonts w:hint="eastAsia"/>
+          <w:b/>
+          <w:bCs/>
+          <w:color w:val="EE0000"/>
+          <w:u w:val="single"/>
+        </w:rPr>
+        <w:t>multilayer perceptron</w:t>
+      </w:r>
+      <w:r>
+        <w:rPr>
+          <w:rFonts w:hint="eastAsia"/>
+          <w:b/>
+          <w:bCs/>
+          <w:color w:val="EE0000"/>
+          <w:u w:val="single"/>
+        </w:rPr>
+        <w:t>）模型</w:t>
+      </w:r>
+      <w:r>
+        <w:rPr>
+          <w:rFonts w:hint="eastAsia"/>
+        </w:rPr>
+        <w:t>。</w:t>
       </w:r>
     </w:p>
     <w:p>
@@ -1777,7 +3864,7 @@
                     <pic:cNvPicPr/>
                   </pic:nvPicPr>
                   <pic:blipFill>
-                    <a:blip r:embed="rId13"/>
+                    <a:blip r:embed="rId14"/>
                     <a:stretch>
                       <a:fillRect/>
                     </a:stretch>
@@ -1830,6 +3917,7 @@
         <w:rPr>
           <w:noProof/>
         </w:rPr>
+        <w:lastRenderedPageBreak/>
         <w:drawing>
           <wp:inline distT="0" distB="0" distL="0" distR="0" wp14:anchorId="143D4D4E" wp14:editId="6CBF02F6">
             <wp:extent cx="3708806" cy="2852355"/>
@@ -1846,7 +3934,7 @@
                     <pic:cNvPicPr/>
                   </pic:nvPicPr>
                   <pic:blipFill>
-                    <a:blip r:embed="rId14"/>
+                    <a:blip r:embed="rId15"/>
                     <a:stretch>
                       <a:fillRect/>
                     </a:stretch>
@@ -1869,7 +3957,6 @@
     </w:p>
     <w:p>
       <w:r>
-        <w:lastRenderedPageBreak/>
         <w:tab/>
       </w:r>
       <w:r>
@@ -1909,7 +3996,7 @@
                     <pic:cNvPicPr/>
                   </pic:nvPicPr>
                   <pic:blipFill>
-                    <a:blip r:embed="rId15"/>
+                    <a:blip r:embed="rId16"/>
                     <a:stretch>
                       <a:fillRect/>
                     </a:stretch>
@@ -1978,11 +4065,6 @@
       </w:r>
     </w:p>
     <w:p>
-      <w:pPr>
-        <w:rPr>
-          <w:rFonts w:hint="eastAsia"/>
-        </w:rPr>
-      </w:pPr>
       <w:r>
         <w:tab/>
       </w:r>
@@ -2009,7 +4091,15 @@
           <w:rFonts w:hint="eastAsia"/>
           <w:color w:val="EE0000"/>
         </w:rPr>
-        <w:t>深度信念网络</w:t>
+        <w:t>深</w:t>
+      </w:r>
+      <w:r>
+        <w:rPr>
+          <w:rFonts w:hint="eastAsia"/>
+          <w:color w:val="EE0000"/>
+        </w:rPr>
+        <w:lastRenderedPageBreak/>
+        <w:t>度信念网络</w:t>
       </w:r>
       <w:r>
         <w:rPr>
@@ -2017,6 +4107,7 @@
         </w:rPr>
         <w:t>，即基于</w:t>
       </w:r>
+      <w:proofErr w:type="gramStart"/>
       <w:r>
         <w:rPr>
           <w:rFonts w:hint="eastAsia"/>
@@ -2024,6 +4115,7 @@
         </w:rPr>
         <w:t>预训练</w:t>
       </w:r>
+      <w:proofErr w:type="gramEnd"/>
       <w:r>
         <w:rPr>
           <w:rFonts w:hint="eastAsia"/>
@@ -2042,7 +4134,21 @@
         <w:rPr>
           <w:rFonts w:hint="eastAsia"/>
         </w:rPr>
-        <w:t>实现。基本实现思路是，先把预训练分为两步，第一步先给神经网络做一个逐层预训练，比如先训练输入层和第一层隐藏层，用</w:t>
+        <w:t>实现。基本实现思路是，先把</w:t>
+      </w:r>
+      <w:proofErr w:type="gramStart"/>
+      <w:r>
+        <w:rPr>
+          <w:rFonts w:hint="eastAsia"/>
+        </w:rPr>
+        <w:t>预训练</w:t>
+      </w:r>
+      <w:proofErr w:type="gramEnd"/>
+      <w:r>
+        <w:rPr>
+          <w:rFonts w:hint="eastAsia"/>
+        </w:rPr>
+        <w:t>分为两步，第一步先给神经网络做一个逐层预训练，比如先训练输入层和第一层隐藏层，用</w:t>
       </w:r>
       <w:r>
         <w:rPr>
@@ -2055,7 +4161,35 @@
         <w:rPr>
           <w:rFonts w:hint="eastAsia"/>
         </w:rPr>
-        <w:t>，让这两层练会抓数据基础特征，然后把第一层训练好之后，再以此为输入再和第二层模块接着训练，一层一层进行，避免一上来全部训练导致权重无法收敛。等每一层都比较稳定了，再用</w:t>
+        <w:t>，让这两层练会</w:t>
+      </w:r>
+      <w:proofErr w:type="gramStart"/>
+      <w:r>
+        <w:rPr>
+          <w:rFonts w:hint="eastAsia"/>
+        </w:rPr>
+        <w:t>抓数据</w:t>
+      </w:r>
+      <w:proofErr w:type="gramEnd"/>
+      <w:r>
+        <w:rPr>
+          <w:rFonts w:hint="eastAsia"/>
+        </w:rPr>
+        <w:t>基础特征，然后把第一层训练好之后，再以此为输入再和第二层模块接着训练，一层一层进行，避免</w:t>
+      </w:r>
+      <w:proofErr w:type="gramStart"/>
+      <w:r>
+        <w:rPr>
+          <w:rFonts w:hint="eastAsia"/>
+        </w:rPr>
+        <w:t>一</w:t>
+      </w:r>
+      <w:proofErr w:type="gramEnd"/>
+      <w:r>
+        <w:rPr>
+          <w:rFonts w:hint="eastAsia"/>
+        </w:rPr>
+        <w:t>上来全部训练导致权重无法收敛。等每一层都比较稳定了，再用</w:t>
       </w:r>
       <w:r>
         <w:rPr>
@@ -2067,7 +4201,21 @@
         <w:rPr>
           <w:rFonts w:hint="eastAsia"/>
         </w:rPr>
-        <w:t>算法进行整体微调。此时，由于每一层的权重有了一个比较靠谱的初始值，梯度就不太容易消失或爆炸</w:t>
+        <w:t>算法进行整体微调。此时，由于每一层的权重有了一个</w:t>
+      </w:r>
+      <w:proofErr w:type="gramStart"/>
+      <w:r>
+        <w:rPr>
+          <w:rFonts w:hint="eastAsia"/>
+        </w:rPr>
+        <w:t>比较靠谱的</w:t>
+      </w:r>
+      <w:proofErr w:type="gramEnd"/>
+      <w:r>
+        <w:rPr>
+          <w:rFonts w:hint="eastAsia"/>
+        </w:rPr>
+        <w:t>初始值，梯度就不太容易消失或爆炸</w:t>
       </w:r>
       <w:r>
         <w:rPr>
@@ -2138,14 +4286,7 @@
         <w:rPr>
           <w:rFonts w:hint="eastAsia"/>
         </w:rPr>
-        <w:t>从名字中就能看出，输入层代表接受输入数据的一层，基本上是网络的第一层；输出层是产生输出的一层，或者是网络的最后一层，而网络中间的处理层叫</w:t>
-      </w:r>
-      <w:r>
-        <w:rPr>
-          <w:rFonts w:hint="eastAsia"/>
-        </w:rPr>
-        <w:lastRenderedPageBreak/>
-        <w:t>做隐藏层。</w:t>
+        <w:t>从名字中就能看出，输入层代表接受输入数据的一层，基本上是网络的第一层；输出层是产生输出的一层，或者是网络的最后一层，而网络中间的处理层叫做隐藏层。</w:t>
       </w:r>
     </w:p>
     <w:p>
@@ -2180,7 +4321,7 @@
                     <pic:cNvPicPr/>
                   </pic:nvPicPr>
                   <pic:blipFill>
-                    <a:blip r:embed="rId16"/>
+                    <a:blip r:embed="rId17"/>
                     <a:stretch>
                       <a:fillRect/>
                     </a:stretch>
@@ -2302,7 +4443,23 @@
           <w:rFonts w:hint="eastAsia"/>
           <w:color w:val="FF0000"/>
         </w:rPr>
-        <w:t>神经网络的目标是增加预测的准确性从而减少误差，即最小化成本函数</w:t>
+        <w:t>神经网络的目标是增加预测的准确性从而减少误差，即最小</w:t>
+      </w:r>
+      <w:proofErr w:type="gramStart"/>
+      <w:r>
+        <w:rPr>
+          <w:rFonts w:hint="eastAsia"/>
+          <w:color w:val="FF0000"/>
+        </w:rPr>
+        <w:t>化成本</w:t>
+      </w:r>
+      <w:proofErr w:type="gramEnd"/>
+      <w:r>
+        <w:rPr>
+          <w:rFonts w:hint="eastAsia"/>
+          <w:color w:val="FF0000"/>
+        </w:rPr>
+        <w:t>函数</w:t>
       </w:r>
       <w:r>
         <w:rPr>
@@ -2349,7 +4506,14 @@
         <w:rPr>
           <w:rFonts w:hint="eastAsia"/>
         </w:rPr>
-        <w:t>a)2</w:t>
+        <w:t>a)</w:t>
+      </w:r>
+      <w:r>
+        <w:rPr>
+          <w:rFonts w:hint="eastAsia"/>
+          <w:vertAlign w:val="superscript"/>
+        </w:rPr>
+        <w:t>2</w:t>
       </w:r>
       <w:r>
         <w:rPr>
@@ -2402,7 +4566,21 @@
         <w:rPr>
           <w:rFonts w:hint="eastAsia"/>
         </w:rPr>
-        <w:t>模型学习的过程就是围绕着最小化成本而进行的。</w:t>
+        <w:t>模型学习的过程就是围绕着最小</w:t>
+      </w:r>
+      <w:proofErr w:type="gramStart"/>
+      <w:r>
+        <w:rPr>
+          <w:rFonts w:hint="eastAsia"/>
+        </w:rPr>
+        <w:t>化成本</w:t>
+      </w:r>
+      <w:proofErr w:type="gramEnd"/>
+      <w:r>
+        <w:rPr>
+          <w:rFonts w:hint="eastAsia"/>
+        </w:rPr>
+        <w:t>而进行的。</w:t>
       </w:r>
     </w:p>
     <w:p>
@@ -2413,6 +4591,7 @@
         <w:rPr>
           <w:rFonts w:hint="eastAsia"/>
         </w:rPr>
+        <w:lastRenderedPageBreak/>
         <w:t>梯度下降</w:t>
       </w:r>
       <w:r>
@@ -2442,7 +4621,21 @@
         <w:rPr>
           <w:rFonts w:hint="eastAsia"/>
         </w:rPr>
-        <w:t>梯度下降是一种最小化成本函数的优化算法。</w:t>
+        <w:t>梯度下降是一种最小</w:t>
+      </w:r>
+      <w:proofErr w:type="gramStart"/>
+      <w:r>
+        <w:rPr>
+          <w:rFonts w:hint="eastAsia"/>
+        </w:rPr>
+        <w:t>化成本</w:t>
+      </w:r>
+      <w:proofErr w:type="gramEnd"/>
+      <w:r>
+        <w:rPr>
+          <w:rFonts w:hint="eastAsia"/>
+        </w:rPr>
+        <w:t>函数的优化算法。</w:t>
       </w:r>
     </w:p>
     <w:p>
@@ -2494,6 +4687,696 @@
     </w:p>
     <w:p>
       <w:pPr>
+        <w:ind w:firstLine="420"/>
+      </w:pPr>
+    </w:p>
+    <w:p>
+      <w:pPr>
+        <w:ind w:firstLine="420"/>
+        <w:rPr>
+          <w:rFonts w:hint="eastAsia"/>
+        </w:rPr>
+      </w:pPr>
+      <w:r>
+        <w:rPr>
+          <w:rFonts w:hint="eastAsia"/>
+        </w:rPr>
+        <w:t>根据每次输入训练样本的数量、参数更新时机，误差反向传播（</w:t>
+      </w:r>
+      <w:r>
+        <w:rPr>
+          <w:rFonts w:hint="eastAsia"/>
+        </w:rPr>
+        <w:t>BP</w:t>
+      </w:r>
+      <w:r>
+        <w:rPr>
+          <w:rFonts w:hint="eastAsia"/>
+        </w:rPr>
+        <w:t>）对应的梯度下降方式分为三类：批量学习、在线学习、小批量梯度下降法。</w:t>
+      </w:r>
+    </w:p>
+    <w:p>
+      <w:pPr>
+        <w:pStyle w:val="4"/>
+        <w:rPr>
+          <w:rFonts w:hint="eastAsia"/>
+        </w:rPr>
+      </w:pPr>
+      <w:r>
+        <w:rPr>
+          <w:rFonts w:hint="eastAsia"/>
+        </w:rPr>
+        <w:t>批量学习（</w:t>
+      </w:r>
+      <w:r>
+        <w:rPr>
+          <w:rFonts w:hint="eastAsia"/>
+        </w:rPr>
+        <w:t>Batch Learning</w:t>
+      </w:r>
+      <w:r>
+        <w:rPr>
+          <w:rFonts w:hint="eastAsia"/>
+        </w:rPr>
+        <w:t>，全批量梯度下降）</w:t>
+      </w:r>
+    </w:p>
+    <w:p>
+      <w:pPr>
+        <w:ind w:firstLine="420"/>
+        <w:rPr>
+          <w:b/>
+          <w:bCs/>
+        </w:rPr>
+      </w:pPr>
+      <w:r>
+        <w:rPr>
+          <w:rFonts w:hint="eastAsia"/>
+          <w:b/>
+          <w:bCs/>
+        </w:rPr>
+        <w:t>定义：</w:t>
+      </w:r>
+    </w:p>
+    <w:p>
+      <w:pPr>
+        <w:ind w:firstLine="420"/>
+        <w:rPr>
+          <w:rFonts w:hint="eastAsia"/>
+        </w:rPr>
+      </w:pPr>
+      <w:r>
+        <w:rPr>
+          <w:rFonts w:hint="eastAsia"/>
+        </w:rPr>
+        <w:t>将全部训练数据一次性输入神经网络，计算所有样本的总损失，遍历完所有样本之后，统一更新一次权重和偏置。</w:t>
+      </w:r>
+    </w:p>
+    <w:p>
+      <w:pPr>
+        <w:ind w:firstLine="420"/>
+        <w:rPr>
+          <w:rFonts w:hint="eastAsia"/>
+        </w:rPr>
+      </w:pPr>
+      <w:r>
+        <w:rPr>
+          <w:rFonts w:hint="eastAsia"/>
+        </w:rPr>
+        <w:t>更新时机：一个</w:t>
+      </w:r>
+      <w:r>
+        <w:rPr>
+          <w:rFonts w:hint="eastAsia"/>
+        </w:rPr>
+        <w:t xml:space="preserve"> epoch </w:t>
+      </w:r>
+      <w:r>
+        <w:rPr>
+          <w:rFonts w:hint="eastAsia"/>
+        </w:rPr>
+        <w:t>结束后更新一次</w:t>
+      </w:r>
+    </w:p>
+    <w:p>
+      <w:pPr>
+        <w:ind w:firstLine="420"/>
+        <w:rPr>
+          <w:rFonts w:hint="eastAsia"/>
+        </w:rPr>
+      </w:pPr>
+      <w:r>
+        <w:rPr>
+          <w:rFonts w:hint="eastAsia"/>
+        </w:rPr>
+        <w:t>梯度：使用全部样本的平均梯度</w:t>
+      </w:r>
+    </w:p>
+    <w:p>
+      <w:pPr>
+        <w:ind w:firstLine="420"/>
+        <w:rPr>
+          <w:rFonts w:hint="eastAsia"/>
+          <w:b/>
+          <w:bCs/>
+        </w:rPr>
+      </w:pPr>
+      <w:r>
+        <w:rPr>
+          <w:rFonts w:hint="eastAsia"/>
+          <w:b/>
+          <w:bCs/>
+        </w:rPr>
+        <w:t>特点</w:t>
+      </w:r>
+      <w:r>
+        <w:rPr>
+          <w:rFonts w:hint="eastAsia"/>
+          <w:b/>
+          <w:bCs/>
+        </w:rPr>
+        <w:t>：</w:t>
+      </w:r>
+    </w:p>
+    <w:p>
+      <w:pPr>
+        <w:ind w:firstLine="420"/>
+        <w:rPr>
+          <w:rFonts w:hint="eastAsia"/>
+        </w:rPr>
+      </w:pPr>
+      <w:r>
+        <w:rPr>
+          <w:rFonts w:hint="eastAsia"/>
+        </w:rPr>
+        <w:t>参数更新方向稳定，收敛平滑；</w:t>
+      </w:r>
+    </w:p>
+    <w:p>
+      <w:pPr>
+        <w:ind w:firstLine="420"/>
+        <w:rPr>
+          <w:rFonts w:hint="eastAsia"/>
+        </w:rPr>
+      </w:pPr>
+      <w:r>
+        <w:rPr>
+          <w:rFonts w:hint="eastAsia"/>
+        </w:rPr>
+        <w:t>大数据集时计算量大、内存消耗高、训练速度慢；</w:t>
+      </w:r>
+    </w:p>
+    <w:p>
+      <w:pPr>
+        <w:ind w:firstLine="420"/>
+        <w:rPr>
+          <w:rFonts w:hint="eastAsia"/>
+        </w:rPr>
+      </w:pPr>
+      <w:r>
+        <w:rPr>
+          <w:rFonts w:hint="eastAsia"/>
+          <w:color w:val="EE0000"/>
+        </w:rPr>
+        <w:t>容易陷入局部最优解</w:t>
+      </w:r>
+      <w:r>
+        <w:rPr>
+          <w:rFonts w:hint="eastAsia"/>
+        </w:rPr>
+        <w:t>。</w:t>
+      </w:r>
+    </w:p>
+    <w:p>
+      <w:pPr>
+        <w:pStyle w:val="4"/>
+      </w:pPr>
+      <w:r>
+        <w:rPr>
+          <w:rFonts w:hint="eastAsia"/>
+        </w:rPr>
+        <w:t>随机梯度下降法（</w:t>
+      </w:r>
+      <w:proofErr w:type="spellStart"/>
+      <w:r>
+        <w:rPr>
+          <w:rFonts w:hint="eastAsia"/>
+        </w:rPr>
+        <w:t>Stocastic</w:t>
+      </w:r>
+      <w:proofErr w:type="spellEnd"/>
+      <w:r>
+        <w:rPr>
+          <w:rFonts w:hint="eastAsia"/>
+        </w:rPr>
+        <w:t xml:space="preserve"> Gradient Descent</w:t>
+      </w:r>
+      <w:r>
+        <w:rPr>
+          <w:rFonts w:hint="eastAsia"/>
+        </w:rPr>
+        <w:t>，</w:t>
+      </w:r>
+      <w:r>
+        <w:rPr>
+          <w:rFonts w:hint="eastAsia"/>
+        </w:rPr>
+        <w:t>SGD</w:t>
+      </w:r>
+      <w:r>
+        <w:rPr>
+          <w:rFonts w:hint="eastAsia"/>
+        </w:rPr>
+        <w:t>）</w:t>
+      </w:r>
+    </w:p>
+    <w:p>
+      <w:pPr>
+        <w:rPr>
+          <w:rFonts w:hint="eastAsia"/>
+        </w:rPr>
+      </w:pPr>
+      <w:r>
+        <w:tab/>
+      </w:r>
+      <w:r>
+        <w:rPr>
+          <w:rFonts w:hint="eastAsia"/>
+        </w:rPr>
+        <w:t>小批量梯度下降法和在线学习都是使用部分训练样本进行迭代计算，这种方法也</w:t>
+      </w:r>
+      <w:proofErr w:type="gramStart"/>
+      <w:r>
+        <w:rPr>
+          <w:rFonts w:hint="eastAsia"/>
+        </w:rPr>
+        <w:t>叫作</w:t>
+      </w:r>
+      <w:proofErr w:type="gramEnd"/>
+      <w:r>
+        <w:rPr>
+          <w:rFonts w:hint="eastAsia"/>
+        </w:rPr>
+        <w:t>随机梯度下降法（</w:t>
+      </w:r>
+      <w:proofErr w:type="spellStart"/>
+      <w:r>
+        <w:rPr>
+          <w:rFonts w:hint="eastAsia"/>
+        </w:rPr>
+        <w:t>Stocastic</w:t>
+      </w:r>
+      <w:proofErr w:type="spellEnd"/>
+      <w:r>
+        <w:rPr>
+          <w:rFonts w:hint="eastAsia"/>
+        </w:rPr>
+        <w:t xml:space="preserve"> Gradient Descent</w:t>
+      </w:r>
+      <w:r>
+        <w:rPr>
+          <w:rFonts w:hint="eastAsia"/>
+        </w:rPr>
+        <w:t>，</w:t>
+      </w:r>
+      <w:r>
+        <w:rPr>
+          <w:rFonts w:hint="eastAsia"/>
+        </w:rPr>
+        <w:t>SGD</w:t>
+      </w:r>
+      <w:r>
+        <w:rPr>
+          <w:rFonts w:hint="eastAsia"/>
+        </w:rPr>
+        <w:t>）。由于随机梯度下降法只使用部分训练样本，每次迭代后样本集的趋势都会发生变化，所以</w:t>
+      </w:r>
+      <w:r>
+        <w:rPr>
+          <w:rFonts w:hint="eastAsia"/>
+          <w:b/>
+          <w:bCs/>
+          <w:color w:val="EE0000"/>
+          <w:u w:val="single"/>
+        </w:rPr>
+        <w:t>减少了迭代结果陷入局部最优解的情况</w:t>
+      </w:r>
+      <w:r>
+        <w:rPr>
+          <w:rFonts w:hint="eastAsia"/>
+        </w:rPr>
+        <w:t>。</w:t>
+      </w:r>
+      <w:r>
+        <w:rPr>
+          <w:rFonts w:hint="eastAsia"/>
+          <w:color w:val="EE0000"/>
+        </w:rPr>
+        <w:t>应用小批量梯度下降法的随机梯度下降法已经称为当前深度学习的主要算法</w:t>
+      </w:r>
+      <w:r>
+        <w:rPr>
+          <w:rFonts w:hint="eastAsia"/>
+        </w:rPr>
+        <w:t>。</w:t>
+      </w:r>
+    </w:p>
+    <w:p>
+      <w:pPr>
+        <w:pStyle w:val="5"/>
+        <w:rPr>
+          <w:rFonts w:hint="eastAsia"/>
+        </w:rPr>
+      </w:pPr>
+      <w:r>
+        <w:rPr>
+          <w:rFonts w:hint="eastAsia"/>
+        </w:rPr>
+        <w:t>在线学习（</w:t>
+      </w:r>
+      <w:r>
+        <w:rPr>
+          <w:rFonts w:hint="eastAsia"/>
+        </w:rPr>
+        <w:t>Online Learning</w:t>
+      </w:r>
+      <w:r>
+        <w:rPr>
+          <w:rFonts w:hint="eastAsia"/>
+        </w:rPr>
+        <w:t>，随机梯度下降</w:t>
+      </w:r>
+      <w:r>
+        <w:rPr>
+          <w:rFonts w:hint="eastAsia"/>
+        </w:rPr>
+        <w:t xml:space="preserve"> SGD</w:t>
+      </w:r>
+      <w:r>
+        <w:rPr>
+          <w:rFonts w:hint="eastAsia"/>
+        </w:rPr>
+        <w:t>）</w:t>
+      </w:r>
+    </w:p>
+    <w:p>
+      <w:pPr>
+        <w:ind w:firstLine="420"/>
+        <w:rPr>
+          <w:b/>
+          <w:bCs/>
+        </w:rPr>
+      </w:pPr>
+      <w:r>
+        <w:rPr>
+          <w:rFonts w:hint="eastAsia"/>
+          <w:b/>
+          <w:bCs/>
+        </w:rPr>
+        <w:t>定义</w:t>
+      </w:r>
+      <w:r>
+        <w:rPr>
+          <w:rFonts w:hint="eastAsia"/>
+          <w:b/>
+          <w:bCs/>
+        </w:rPr>
+        <w:t>：</w:t>
+      </w:r>
+    </w:p>
+    <w:p>
+      <w:pPr>
+        <w:ind w:firstLine="420"/>
+        <w:rPr>
+          <w:rFonts w:hint="eastAsia"/>
+        </w:rPr>
+      </w:pPr>
+      <w:r>
+        <w:rPr>
+          <w:rFonts w:hint="eastAsia"/>
+        </w:rPr>
+        <w:t>每次只输入</w:t>
+      </w:r>
+      <w:r>
+        <w:rPr>
+          <w:rFonts w:hint="eastAsia"/>
+        </w:rPr>
+        <w:t xml:space="preserve"> 1 </w:t>
+      </w:r>
+      <w:proofErr w:type="gramStart"/>
+      <w:r>
+        <w:rPr>
+          <w:rFonts w:hint="eastAsia"/>
+        </w:rPr>
+        <w:t>个</w:t>
+      </w:r>
+      <w:proofErr w:type="gramEnd"/>
+      <w:r>
+        <w:rPr>
+          <w:rFonts w:hint="eastAsia"/>
+        </w:rPr>
+        <w:t>样本，计算该样本的损失后，立即反向传播更新参数，再输入下一个样本。也叫逐个学习。</w:t>
+      </w:r>
+    </w:p>
+    <w:p>
+      <w:pPr>
+        <w:ind w:firstLine="420"/>
+        <w:rPr>
+          <w:rFonts w:hint="eastAsia"/>
+          <w:b/>
+          <w:bCs/>
+        </w:rPr>
+      </w:pPr>
+      <w:r>
+        <w:rPr>
+          <w:rFonts w:hint="eastAsia"/>
+          <w:b/>
+          <w:bCs/>
+        </w:rPr>
+        <w:t>特点</w:t>
+      </w:r>
+      <w:r>
+        <w:rPr>
+          <w:rFonts w:hint="eastAsia"/>
+          <w:b/>
+          <w:bCs/>
+        </w:rPr>
+        <w:t>：</w:t>
+      </w:r>
+    </w:p>
+    <w:p>
+      <w:pPr>
+        <w:ind w:firstLine="420"/>
+        <w:rPr>
+          <w:rFonts w:hint="eastAsia"/>
+        </w:rPr>
+      </w:pPr>
+      <w:r>
+        <w:rPr>
+          <w:rFonts w:hint="eastAsia"/>
+        </w:rPr>
+        <w:lastRenderedPageBreak/>
+        <w:t>参数更新频繁，收敛速度快；</w:t>
+      </w:r>
+    </w:p>
+    <w:p>
+      <w:pPr>
+        <w:ind w:firstLine="420"/>
+        <w:rPr>
+          <w:rFonts w:hint="eastAsia"/>
+        </w:rPr>
+      </w:pPr>
+      <w:r>
+        <w:rPr>
+          <w:rFonts w:hint="eastAsia"/>
+        </w:rPr>
+        <w:t>单个样本梯度噪声大，损失震荡明显；</w:t>
+      </w:r>
+    </w:p>
+    <w:p>
+      <w:pPr>
+        <w:ind w:firstLine="420"/>
+        <w:rPr>
+          <w:rFonts w:hint="eastAsia"/>
+        </w:rPr>
+      </w:pPr>
+      <w:r>
+        <w:rPr>
+          <w:rFonts w:hint="eastAsia"/>
+        </w:rPr>
+        <w:t>随机更新带来的噪声有助于跳出局部最优；</w:t>
+      </w:r>
+    </w:p>
+    <w:p>
+      <w:pPr>
+        <w:ind w:firstLine="420"/>
+        <w:rPr>
+          <w:rFonts w:hint="eastAsia"/>
+        </w:rPr>
+      </w:pPr>
+      <w:r>
+        <w:rPr>
+          <w:rFonts w:hint="eastAsia"/>
+        </w:rPr>
+        <w:t>适合流式数据、实时在线学习场景。</w:t>
+      </w:r>
+    </w:p>
+    <w:p>
+      <w:pPr>
+        <w:pStyle w:val="5"/>
+      </w:pPr>
+      <w:r>
+        <w:rPr>
+          <w:rFonts w:hint="eastAsia"/>
+        </w:rPr>
+        <w:t>小批量梯度下降法（</w:t>
+      </w:r>
+      <w:r>
+        <w:t>Mini‑batch Gradient Descent</w:t>
+      </w:r>
+      <w:r>
+        <w:rPr>
+          <w:rFonts w:hint="eastAsia"/>
+        </w:rPr>
+        <w:t>）</w:t>
+      </w:r>
+    </w:p>
+    <w:p>
+      <w:pPr>
+        <w:ind w:firstLine="420"/>
+        <w:rPr>
+          <w:b/>
+          <w:bCs/>
+        </w:rPr>
+      </w:pPr>
+      <w:r>
+        <w:rPr>
+          <w:rFonts w:hint="eastAsia"/>
+          <w:b/>
+          <w:bCs/>
+        </w:rPr>
+        <w:t>定义</w:t>
+      </w:r>
+      <w:r>
+        <w:rPr>
+          <w:rFonts w:hint="eastAsia"/>
+          <w:b/>
+          <w:bCs/>
+        </w:rPr>
+        <w:t>：</w:t>
+      </w:r>
+    </w:p>
+    <w:p>
+      <w:pPr>
+        <w:ind w:firstLine="420"/>
+      </w:pPr>
+      <w:r>
+        <w:rPr>
+          <w:rFonts w:hint="eastAsia"/>
+        </w:rPr>
+        <w:t>将训练集随机划分为若干个小批量（</w:t>
+      </w:r>
+      <w:r>
+        <w:t>mini‑batch</w:t>
+      </w:r>
+      <w:r>
+        <w:rPr>
+          <w:rFonts w:hint="eastAsia"/>
+        </w:rPr>
+        <w:t>），每次输入一批少量样本，计算该批次平均损失，每完成一个小</w:t>
+      </w:r>
+      <w:proofErr w:type="gramStart"/>
+      <w:r>
+        <w:rPr>
+          <w:rFonts w:hint="eastAsia"/>
+        </w:rPr>
+        <w:t>批量就</w:t>
+      </w:r>
+      <w:proofErr w:type="gramEnd"/>
+      <w:r>
+        <w:rPr>
+          <w:rFonts w:hint="eastAsia"/>
+        </w:rPr>
+        <w:t>更新一次参数。是深度学习实际使用的主流方法。</w:t>
+      </w:r>
+    </w:p>
+    <w:p>
+      <w:pPr>
+        <w:ind w:firstLine="420"/>
+        <w:rPr>
+          <w:rFonts w:hint="eastAsia"/>
+          <w:b/>
+          <w:bCs/>
+        </w:rPr>
+      </w:pPr>
+      <w:r>
+        <w:rPr>
+          <w:rFonts w:hint="eastAsia"/>
+          <w:b/>
+          <w:bCs/>
+        </w:rPr>
+        <w:t>特点</w:t>
+      </w:r>
+      <w:r>
+        <w:rPr>
+          <w:rFonts w:hint="eastAsia"/>
+          <w:b/>
+          <w:bCs/>
+        </w:rPr>
+        <w:t>：</w:t>
+      </w:r>
+    </w:p>
+    <w:p>
+      <w:pPr>
+        <w:ind w:firstLine="420"/>
+        <w:rPr>
+          <w:rFonts w:hint="eastAsia"/>
+        </w:rPr>
+      </w:pPr>
+      <w:r>
+        <w:rPr>
+          <w:rFonts w:hint="eastAsia"/>
+        </w:rPr>
+        <w:t>折中批量学习与在线学习的优点；</w:t>
+      </w:r>
+    </w:p>
+    <w:p>
+      <w:pPr>
+        <w:ind w:firstLine="420"/>
+        <w:rPr>
+          <w:rFonts w:hint="eastAsia"/>
+        </w:rPr>
+      </w:pPr>
+      <w:r>
+        <w:rPr>
+          <w:rFonts w:hint="eastAsia"/>
+        </w:rPr>
+        <w:t>梯度相对平稳，训练速度快；</w:t>
+      </w:r>
+    </w:p>
+    <w:p>
+      <w:pPr>
+        <w:ind w:firstLine="420"/>
+        <w:rPr>
+          <w:rFonts w:hint="eastAsia"/>
+        </w:rPr>
+      </w:pPr>
+      <w:r>
+        <w:rPr>
+          <w:rFonts w:hint="eastAsia"/>
+        </w:rPr>
+        <w:t>可利用</w:t>
+      </w:r>
+      <w:r>
+        <w:rPr>
+          <w:rFonts w:hint="eastAsia"/>
+        </w:rPr>
+        <w:t xml:space="preserve"> GPU </w:t>
+      </w:r>
+      <w:r>
+        <w:rPr>
+          <w:rFonts w:hint="eastAsia"/>
+        </w:rPr>
+        <w:t>并行计算；</w:t>
+      </w:r>
+    </w:p>
+    <w:p>
+      <w:pPr>
+        <w:ind w:firstLine="420"/>
+        <w:rPr>
+          <w:rFonts w:hint="eastAsia"/>
+        </w:rPr>
+      </w:pPr>
+      <w:r>
+        <w:rPr>
+          <w:rFonts w:hint="eastAsia"/>
+        </w:rPr>
+        <w:t>适当的噪声避免陷入局部最优，是深度网络的标准训练方式。</w:t>
+      </w:r>
+    </w:p>
+    <w:p>
+      <w:pPr>
         <w:pStyle w:val="3"/>
       </w:pPr>
       <w:r>
@@ -2540,7 +5423,6 @@
         <w:rPr>
           <w:noProof/>
         </w:rPr>
-        <w:lastRenderedPageBreak/>
         <w:drawing>
           <wp:anchor distT="0" distB="0" distL="114300" distR="114300" simplePos="0" relativeHeight="251681792" behindDoc="0" locked="0" layoutInCell="1" allowOverlap="1" wp14:anchorId="260549DF" wp14:editId="301EF412">
             <wp:simplePos x="0" y="0"/>
@@ -2565,7 +5447,7 @@
                     <pic:cNvPicPr/>
                   </pic:nvPicPr>
                   <pic:blipFill>
-                    <a:blip r:embed="rId17"/>
+                    <a:blip r:embed="rId18"/>
                     <a:stretch>
                       <a:fillRect/>
                     </a:stretch>
@@ -2618,6 +5500,80 @@
     </w:p>
     <w:p>
       <w:pPr>
+        <w:rPr>
+          <w:rFonts w:hint="eastAsia"/>
+        </w:rPr>
+      </w:pPr>
+      <w:r>
+        <w:tab/>
+      </w:r>
+      <w:r>
+        <w:rPr>
+          <w:rFonts w:hint="eastAsia"/>
+        </w:rPr>
+        <w:t>单层感知器是通过误差修正学习确定输入层与输出层之间的连接权重的。同</w:t>
+      </w:r>
+      <w:r>
+        <w:rPr>
+          <w:rFonts w:hint="eastAsia"/>
+        </w:rPr>
+        <w:lastRenderedPageBreak/>
+        <w:t>样地，多层感知器也可以通过误差修正学习确定两层之间的连接权重。误差修正学习是根据输入数据的期望输出和实际输出之间的误差来调整连接权重，但是</w:t>
+      </w:r>
+      <w:proofErr w:type="gramStart"/>
+      <w:r>
+        <w:rPr>
+          <w:rFonts w:hint="eastAsia"/>
+          <w:color w:val="EE0000"/>
+        </w:rPr>
+        <w:t>不能跨层调整</w:t>
+      </w:r>
+      <w:proofErr w:type="gramEnd"/>
+      <w:r>
+        <w:rPr>
+          <w:rFonts w:hint="eastAsia"/>
+          <w:color w:val="EE0000"/>
+        </w:rPr>
+        <w:t>，所以无法进行多层训练</w:t>
+      </w:r>
+      <w:r>
+        <w:rPr>
+          <w:rFonts w:hint="eastAsia"/>
+        </w:rPr>
+        <w:t>。因此，初期的多层感知器使用</w:t>
+      </w:r>
+      <w:r>
+        <w:rPr>
+          <w:rFonts w:hint="eastAsia"/>
+          <w:color w:val="EE0000"/>
+        </w:rPr>
+        <w:t>随机数</w:t>
+      </w:r>
+      <w:r>
+        <w:rPr>
+          <w:rFonts w:hint="eastAsia"/>
+        </w:rPr>
+        <w:t>确定输入层与中间层之间的连接权重，只对中间层与输出层之间的连接权重进行误差修正学习。所以，就</w:t>
+      </w:r>
+      <w:r>
+        <w:rPr>
+          <w:rFonts w:hint="eastAsia"/>
+          <w:b/>
+          <w:bCs/>
+          <w:color w:val="EE0000"/>
+          <w:u w:val="single"/>
+        </w:rPr>
+        <w:t>会出现输入数据虽然不同，但是中间层的输出值却相同，以至于无法准确分类的情况</w:t>
+      </w:r>
+      <w:r>
+        <w:rPr>
+          <w:rFonts w:hint="eastAsia"/>
+        </w:rPr>
+        <w:t>。那么，多层网络中应该如何训练连接权重呢？人们提出了误差反向传播算法。</w:t>
+      </w:r>
+    </w:p>
+    <w:p>
+      <w:pPr>
         <w:ind w:firstLine="420"/>
       </w:pPr>
       <w:r>
@@ -2636,7 +5592,33 @@
         <w:rPr>
           <w:rFonts w:hint="eastAsia"/>
         </w:rPr>
-        <w:t>每个节点会被随机地分配权重和偏置。一次迭代后，我们可以根据产生的结果计算出整个网络的偏差，然后用偏差结合成本函数的梯度，对权重因子进行相应的调整，使得下次迭代的过程中偏差变小。这样一个结合成本函数的梯度来调整权重因子的过程就叫做反向传播。</w:t>
+        <w:t>每个节点会被随机地分配权重和偏置。一次迭代后，我们可以根据产生的结果计算出整个网络的偏差，然后用偏差结合成本函数的梯度，对权重因子进行相应的调整，使得</w:t>
+      </w:r>
+      <w:r>
+        <w:rPr>
+          <w:rFonts w:hint="eastAsia"/>
+          <w:color w:val="EE0000"/>
+        </w:rPr>
+        <w:t>下次迭代的过程中偏差变小</w:t>
+      </w:r>
+      <w:r>
+        <w:rPr>
+          <w:rFonts w:hint="eastAsia"/>
+        </w:rPr>
+        <w:t>。这样一个结合成本函数的梯度来调整权重因子的过程就叫做</w:t>
+      </w:r>
+      <w:r>
+        <w:rPr>
+          <w:rFonts w:hint="eastAsia"/>
+          <w:color w:val="EE0000"/>
+        </w:rPr>
+        <w:t>反向传播</w:t>
+      </w:r>
+      <w:r>
+        <w:rPr>
+          <w:rFonts w:hint="eastAsia"/>
+        </w:rPr>
+        <w:t>。</w:t>
       </w:r>
     </w:p>
     <w:p>
@@ -2796,36 +5778,55 @@
         <w:rPr>
           <w:rFonts w:hint="eastAsia"/>
         </w:rPr>
-        <w:t>是一个可以阻止网络过拟合的规则化方法。就像它的名字那样，在</w:t>
-      </w:r>
-      <w:r>
-        <w:rPr>
-          <w:rFonts w:hint="eastAsia"/>
+        <w:t>是一个可以阻止网络</w:t>
+      </w:r>
+      <w:r>
+        <w:rPr>
+          <w:rFonts w:hint="eastAsia"/>
+          <w:color w:val="EE0000"/>
+        </w:rPr>
+        <w:t>过拟合</w:t>
+      </w:r>
+      <w:r>
+        <w:rPr>
+          <w:rFonts w:hint="eastAsia"/>
+        </w:rPr>
+        <w:t>的规则化方法。就像它的名字那样，在训练过程中隐藏的某些特定神经元会被忽略掉</w:t>
+      </w:r>
+      <w:r>
+        <w:rPr>
+          <w:rFonts w:hint="eastAsia"/>
+        </w:rPr>
+        <w:t>（</w:t>
+      </w:r>
+      <w:r>
+        <w:rPr>
+          <w:rFonts w:hint="eastAsia"/>
+        </w:rPr>
+        <w:t>drop</w:t>
+      </w:r>
+      <w:r>
+        <w:rPr>
+          <w:rFonts w:hint="eastAsia"/>
+        </w:rPr>
+        <w:t>）</w:t>
+      </w:r>
+      <w:r>
+        <w:rPr>
+          <w:rFonts w:hint="eastAsia"/>
+        </w:rPr>
+        <w:t>。这意味着网络的训练是在几个不同的结构上完成的。</w:t>
+      </w:r>
+    </w:p>
+    <w:p>
+      <w:pPr>
+        <w:ind w:firstLine="420"/>
+      </w:pPr>
+      <w:r>
+        <w:rPr>
+          <w:noProof/>
         </w:rPr>
         <w:lastRenderedPageBreak/>
-        <w:t>训练过程中隐藏的某些特定神经元会被忽略掉</w:t>
-      </w:r>
-      <w:r>
-        <w:rPr>
-          <w:rFonts w:hint="eastAsia"/>
-        </w:rPr>
-        <w:t>(drop)</w:t>
-      </w:r>
-      <w:r>
-        <w:rPr>
-          <w:rFonts w:hint="eastAsia"/>
-        </w:rPr>
-        <w:t>。这意味着网络的训练是在几个不同的结构上完成的。</w:t>
-      </w:r>
-    </w:p>
-    <w:p>
-      <w:pPr>
-        <w:ind w:firstLine="420"/>
-      </w:pPr>
-      <w:r>
-        <w:rPr>
-          <w:noProof/>
-        </w:rPr>
         <w:drawing>
           <wp:anchor distT="0" distB="0" distL="114300" distR="114300" simplePos="0" relativeHeight="251683840" behindDoc="0" locked="0" layoutInCell="1" allowOverlap="1" wp14:anchorId="4A962A01" wp14:editId="05AD467C">
             <wp:simplePos x="0" y="0"/>
@@ -2850,7 +5851,7 @@
                     <pic:cNvPicPr/>
                   </pic:nvPicPr>
                   <pic:blipFill>
-                    <a:blip r:embed="rId18"/>
+                    <a:blip r:embed="rId19"/>
                     <a:stretch>
                       <a:fillRect/>
                     </a:stretch>
@@ -2956,7 +5957,7 @@
                     <pic:cNvPicPr/>
                   </pic:nvPicPr>
                   <pic:blipFill>
-                    <a:blip r:embed="rId19"/>
+                    <a:blip r:embed="rId20"/>
                     <a:stretch>
                       <a:fillRect/>
                     </a:stretch>
@@ -2990,6 +5991,11 @@
       </w:r>
     </w:p>
     <w:p>
+      <w:pPr>
+        <w:rPr>
+          <w:rFonts w:hint="eastAsia"/>
+        </w:rPr>
+      </w:pPr>
       <w:r>
         <w:tab/>
       </w:r>
@@ -3000,7 +6006,6 @@
         <w:t>但是下一层网络希望能够得到与之前分布相似的数据，因此在每一次数据传递前都需要对数据进行一次正则化处理。</w:t>
       </w:r>
     </w:p>
-    <w:p/>
     <w:p>
       <w:pPr>
         <w:pStyle w:val="1"/>
@@ -3023,6 +6028,92 @@
         </w:rPr>
         <w:t>DNN</w:t>
       </w:r>
+      <w:r>
+        <w:rPr>
+          <w:rFonts w:hint="eastAsia"/>
+        </w:rPr>
+        <w:t>（深度信念网络）</w:t>
+      </w:r>
+    </w:p>
+    <w:p>
+      <w:pPr>
+        <w:pStyle w:val="3"/>
+      </w:pPr>
+      <w:r>
+        <w:rPr>
+          <w:rFonts w:hint="eastAsia"/>
+        </w:rPr>
+        <w:t>概述</w:t>
+      </w:r>
+    </w:p>
+    <w:p>
+      <w:pPr>
+        <w:pStyle w:val="3"/>
+      </w:pPr>
+      <w:r>
+        <w:rPr>
+          <w:rFonts w:hint="eastAsia"/>
+        </w:rPr>
+        <w:t>原理</w:t>
+      </w:r>
+    </w:p>
+    <w:p>
+      <w:pPr>
+        <w:pStyle w:val="4"/>
+      </w:pPr>
+      <w:r>
+        <w:rPr>
+          <w:rFonts w:hint="eastAsia"/>
+        </w:rPr>
+        <w:t>输入层、输出层及隐层</w:t>
+      </w:r>
+    </w:p>
+    <w:p>
+      <w:pPr>
+        <w:pStyle w:val="4"/>
+      </w:pPr>
+      <w:r>
+        <w:rPr>
+          <w:rFonts w:hint="eastAsia"/>
+        </w:rPr>
+        <w:t>目标函数的选取</w:t>
+      </w:r>
+    </w:p>
+    <w:p>
+      <w:pPr>
+        <w:pStyle w:val="4"/>
+      </w:pPr>
+      <w:r>
+        <w:rPr>
+          <w:rFonts w:hint="eastAsia"/>
+        </w:rPr>
+        <w:t>前向传播</w:t>
+      </w:r>
+    </w:p>
+    <w:p>
+      <w:pPr>
+        <w:pStyle w:val="4"/>
+      </w:pPr>
+      <w:r>
+        <w:rPr>
+          <w:rFonts w:hint="eastAsia"/>
+        </w:rPr>
+        <w:t>后向传播</w:t>
+      </w:r>
+    </w:p>
+    <w:p>
+      <w:pPr>
+        <w:pStyle w:val="4"/>
+        <w:rPr>
+          <w:rFonts w:hint="eastAsia"/>
+        </w:rPr>
+      </w:pPr>
+      <w:r>
+        <w:rPr>
+          <w:rFonts w:hint="eastAsia"/>
+        </w:rPr>
+        <w:t>参数更新</w:t>
+      </w:r>
     </w:p>
     <w:p>
       <w:pPr>
@@ -3038,13 +6129,435 @@
         <w:rPr>
           <w:rFonts w:hint="eastAsia"/>
         </w:rPr>
+        <w:t>（卷积神经网络）</w:t>
+      </w:r>
+    </w:p>
+    <w:p>
+      <w:pPr>
+        <w:pStyle w:val="3"/>
+      </w:pPr>
+      <w:r>
+        <w:rPr>
+          <w:rFonts w:hint="eastAsia"/>
+        </w:rPr>
+        <w:t>概述</w:t>
+      </w:r>
+    </w:p>
+    <w:p>
+      <w:pPr>
+        <w:pStyle w:val="4"/>
+      </w:pPr>
+      <w:r>
+        <w:rPr>
+          <w:rFonts w:hint="eastAsia"/>
+        </w:rPr>
+        <w:t>卷积</w:t>
+      </w:r>
+    </w:p>
+    <w:p>
+      <w:pPr>
+        <w:pStyle w:val="4"/>
+      </w:pPr>
+      <w:r>
+        <w:rPr>
+          <w:rFonts w:hint="eastAsia"/>
+        </w:rPr>
+        <w:t>卷积核</w:t>
+      </w:r>
+    </w:p>
+    <w:p>
+      <w:pPr>
+        <w:pStyle w:val="5"/>
+      </w:pPr>
+      <w:r>
+        <w:rPr>
+          <w:rFonts w:hint="eastAsia"/>
+        </w:rPr>
+        <w:t>同一化核（</w:t>
+      </w:r>
+      <w:r>
+        <w:rPr>
+          <w:rFonts w:hint="eastAsia"/>
+        </w:rPr>
+        <w:t>Identity</w:t>
+      </w:r>
+      <w:r>
+        <w:rPr>
+          <w:rFonts w:hint="eastAsia"/>
+        </w:rPr>
+        <w:t>）</w:t>
+      </w:r>
+    </w:p>
+    <w:p>
+      <w:pPr>
+        <w:pStyle w:val="5"/>
+      </w:pPr>
+      <w:r>
+        <w:rPr>
+          <w:rFonts w:hint="eastAsia"/>
+        </w:rPr>
+        <w:t>边缘检测核（</w:t>
+      </w:r>
+      <w:r>
+        <w:rPr>
+          <w:rFonts w:hint="eastAsia"/>
+        </w:rPr>
+        <w:t>Edge Detection</w:t>
+      </w:r>
+      <w:r>
+        <w:rPr>
+          <w:rFonts w:hint="eastAsia"/>
+        </w:rPr>
+        <w:t>）</w:t>
+      </w:r>
+    </w:p>
+    <w:p>
+      <w:pPr>
+        <w:pStyle w:val="5"/>
+      </w:pPr>
+      <w:r>
+        <w:rPr>
+          <w:rFonts w:hint="eastAsia"/>
+        </w:rPr>
+        <w:t>图像锐化核（</w:t>
+      </w:r>
+      <w:r>
+        <w:rPr>
+          <w:rFonts w:hint="eastAsia"/>
+        </w:rPr>
+        <w:t>Sharpness Filter</w:t>
+      </w:r>
+      <w:r>
+        <w:rPr>
+          <w:rFonts w:hint="eastAsia"/>
+        </w:rPr>
+        <w:t>）</w:t>
+      </w:r>
+    </w:p>
+    <w:p>
+      <w:pPr>
+        <w:pStyle w:val="5"/>
+        <w:rPr>
+          <w:rFonts w:hint="eastAsia"/>
+        </w:rPr>
+      </w:pPr>
+      <w:r>
+        <w:rPr>
+          <w:rFonts w:hint="eastAsia"/>
+        </w:rPr>
+        <w:t>均值模糊（</w:t>
+      </w:r>
+      <w:r>
+        <w:rPr>
+          <w:rFonts w:hint="eastAsia"/>
+        </w:rPr>
+        <w:t>Box Blur/Averaging</w:t>
+      </w:r>
+      <w:r>
+        <w:rPr>
+          <w:rFonts w:hint="eastAsia"/>
+        </w:rPr>
+        <w:t>）</w:t>
+      </w:r>
+    </w:p>
+    <w:p>
+      <w:pPr>
+        <w:pStyle w:val="3"/>
+      </w:pPr>
+      <w:r>
+        <w:rPr>
+          <w:rFonts w:hint="eastAsia"/>
+        </w:rPr>
+        <w:t>原理</w:t>
+      </w:r>
+    </w:p>
+    <w:p>
+      <w:r>
+        <w:tab/>
+      </w:r>
+      <w:r>
+        <w:rPr>
+          <w:rFonts w:hint="eastAsia"/>
+        </w:rPr>
+        <w:t>比如在图像识别中，</w:t>
+      </w:r>
+      <w:r>
+        <w:rPr>
+          <w:rFonts w:hint="eastAsia"/>
+        </w:rPr>
+        <w:t>CNN</w:t>
+      </w:r>
+      <w:r>
+        <w:rPr>
+          <w:rFonts w:hint="eastAsia"/>
+        </w:rPr>
+        <w:t>会用一个个小的</w:t>
+      </w:r>
+      <w:r>
+        <w:rPr>
+          <w:rFonts w:hint="eastAsia"/>
+          <w:b/>
+          <w:bCs/>
+          <w:color w:val="EE0000"/>
+          <w:u w:val="single"/>
+        </w:rPr>
+        <w:t>探测器</w:t>
+      </w:r>
+      <w:r>
+        <w:rPr>
+          <w:rFonts w:hint="eastAsia"/>
+        </w:rPr>
         <w:t>（</w:t>
       </w:r>
       <w:r>
         <w:rPr>
           <w:rFonts w:hint="eastAsia"/>
-        </w:rPr>
-        <w:t>卷积神经网络</w:t>
+          <w:color w:val="EE0000"/>
+        </w:rPr>
+        <w:t>卷积核</w:t>
+      </w:r>
+      <w:r>
+        <w:rPr>
+          <w:rFonts w:hint="eastAsia"/>
+        </w:rPr>
+        <w:t>）在图像中移动，有的探测器专门负责找边缘，有的探测器专门找眼睛，有的探测器专门找毛发纹理。它每移动到一个地方就会打分，区分匹配度高低，这个过程就叫做</w:t>
+      </w:r>
+      <w:r>
+        <w:rPr>
+          <w:rFonts w:hint="eastAsia"/>
+          <w:color w:val="EE0000"/>
+        </w:rPr>
+        <w:t>卷积</w:t>
+      </w:r>
+      <w:r>
+        <w:rPr>
+          <w:rFonts w:hint="eastAsia"/>
+        </w:rPr>
+        <w:t>。即用小窗口扫描全局，去抓取局部特征。</w:t>
+      </w:r>
+      <w:r>
+        <w:t xml:space="preserve"> </w:t>
+      </w:r>
+    </w:p>
+    <w:p>
+      <w:r>
+        <w:tab/>
+      </w:r>
+      <w:r>
+        <w:rPr>
+          <w:rFonts w:hint="eastAsia"/>
+        </w:rPr>
+        <w:t>卷积神经网络还有一个</w:t>
+      </w:r>
+      <w:r>
+        <w:rPr>
+          <w:rFonts w:hint="eastAsia"/>
+          <w:b/>
+          <w:bCs/>
+          <w:color w:val="EE0000"/>
+          <w:u w:val="single"/>
+        </w:rPr>
+        <w:t>池化</w:t>
+      </w:r>
+      <w:r>
+        <w:rPr>
+          <w:rFonts w:hint="eastAsia"/>
+        </w:rPr>
+        <w:t>的概念，简单来说就是压缩照片，比如把像素矩阵</w:t>
+      </w:r>
+      <w:r>
+        <w:rPr>
+          <w:rFonts w:hint="eastAsia"/>
+        </w:rPr>
+        <w:t>4*4</w:t>
+      </w:r>
+      <w:r>
+        <w:rPr>
+          <w:rFonts w:hint="eastAsia"/>
+        </w:rPr>
+        <w:t>的缩小为</w:t>
+      </w:r>
+      <w:r>
+        <w:rPr>
+          <w:rFonts w:hint="eastAsia"/>
+        </w:rPr>
+        <w:t>1*1</w:t>
+      </w:r>
+      <w:r>
+        <w:rPr>
+          <w:rFonts w:hint="eastAsia"/>
+        </w:rPr>
+        <w:t>，只保留最亮的那一个格子，这样图片变小了计算快了，但是关键信息还在。</w:t>
+      </w:r>
+    </w:p>
+    <w:p/>
+    <w:p>
+      <w:pPr>
+        <w:ind w:firstLine="420"/>
+      </w:pPr>
+      <w:r>
+        <w:rPr>
+          <w:rFonts w:hint="eastAsia"/>
+        </w:rPr>
+        <w:t>卷积神经网络通常用来处理图像数据，假设输入数据的形状为</w:t>
+      </w:r>
+      <w:proofErr w:type="gramStart"/>
+      <w:r>
+        <w:rPr>
+          <w:rFonts w:hint="eastAsia"/>
+        </w:rPr>
+        <w:t>28</w:t>
+      </w:r>
+      <w:r>
+        <w:rPr>
+          <w:rFonts w:hint="eastAsia"/>
+        </w:rPr>
+        <w:t>×</w:t>
+      </w:r>
+      <w:r>
+        <w:rPr>
+          <w:rFonts w:hint="eastAsia"/>
+        </w:rPr>
+        <w:t>28</w:t>
+      </w:r>
+      <w:r>
+        <w:rPr>
+          <w:rFonts w:hint="eastAsia"/>
+        </w:rPr>
+        <w:t>×</w:t>
+      </w:r>
+      <w:proofErr w:type="gramEnd"/>
+      <w:r>
+        <w:rPr>
+          <w:rFonts w:hint="eastAsia"/>
+        </w:rPr>
+        <w:t>3(28pixels</w:t>
+      </w:r>
+      <w:r>
+        <w:rPr>
+          <w:rFonts w:hint="eastAsia"/>
+        </w:rPr>
+        <w:t>×</w:t>
+      </w:r>
+      <w:r>
+        <w:rPr>
+          <w:rFonts w:hint="eastAsia"/>
+        </w:rPr>
+        <w:t>28pixels</w:t>
+      </w:r>
+      <w:r>
+        <w:rPr>
+          <w:rFonts w:hint="eastAsia"/>
+        </w:rPr>
+        <w:t>×</w:t>
+      </w:r>
+      <w:r>
+        <w:rPr>
+          <w:rFonts w:hint="eastAsia"/>
+        </w:rPr>
+        <w:t>RGB Value)</w:t>
+      </w:r>
+      <w:r>
+        <w:rPr>
+          <w:rFonts w:hint="eastAsia"/>
+        </w:rPr>
+        <w:t>，那么对于传统的神经网络来说就会有</w:t>
+      </w:r>
+      <w:r>
+        <w:rPr>
+          <w:rFonts w:hint="eastAsia"/>
+        </w:rPr>
+        <w:t>2352(</w:t>
+      </w:r>
+      <w:proofErr w:type="gramStart"/>
+      <w:r>
+        <w:rPr>
+          <w:rFonts w:hint="eastAsia"/>
+        </w:rPr>
+        <w:t>28</w:t>
+      </w:r>
+      <w:r>
+        <w:rPr>
+          <w:rFonts w:hint="eastAsia"/>
+        </w:rPr>
+        <w:t>×</w:t>
+      </w:r>
+      <w:r>
+        <w:rPr>
+          <w:rFonts w:hint="eastAsia"/>
+        </w:rPr>
+        <w:t>28</w:t>
+      </w:r>
+      <w:r>
+        <w:rPr>
+          <w:rFonts w:hint="eastAsia"/>
+        </w:rPr>
+        <w:t>×</w:t>
+      </w:r>
+      <w:proofErr w:type="gramEnd"/>
+      <w:r>
+        <w:rPr>
+          <w:rFonts w:hint="eastAsia"/>
+        </w:rPr>
+        <w:t>3)</w:t>
+      </w:r>
+      <w:proofErr w:type="gramStart"/>
+      <w:r>
+        <w:rPr>
+          <w:rFonts w:hint="eastAsia"/>
+        </w:rPr>
+        <w:t>个</w:t>
+      </w:r>
+      <w:proofErr w:type="gramEnd"/>
+      <w:r>
+        <w:rPr>
+          <w:rFonts w:hint="eastAsia"/>
+        </w:rPr>
+        <w:t>变量。随着图像尺寸的增加，那么变量的数量就会急剧增加。</w:t>
+      </w:r>
+    </w:p>
+    <w:p>
+      <w:pPr>
+        <w:ind w:firstLine="420"/>
+        <w:rPr>
+          <w:rFonts w:hint="eastAsia"/>
+        </w:rPr>
+      </w:pPr>
+      <w:r>
+        <w:rPr>
+          <w:rFonts w:hint="eastAsia"/>
+        </w:rPr>
+        <w:lastRenderedPageBreak/>
+        <w:t>因此，通过对图片进行卷积，可以减少变量的数目。随着过滤器沿着图像上宽和高的两个方向滑动，就会产生一个相应的</w:t>
+      </w:r>
+      <w:r>
+        <w:rPr>
+          <w:rFonts w:hint="eastAsia"/>
+        </w:rPr>
+        <w:t>2</w:t>
+      </w:r>
+      <w:r>
+        <w:rPr>
+          <w:rFonts w:hint="eastAsia"/>
+        </w:rPr>
+        <w:t>维激活映射，最后再沿纵向将所有的激活映射堆叠在一起，就产生了最后的输出。</w:t>
+      </w:r>
+    </w:p>
+    <w:p>
+      <w:pPr>
+        <w:pStyle w:val="4"/>
+      </w:pPr>
+      <w:r>
+        <w:rPr>
+          <w:rFonts w:hint="eastAsia"/>
+        </w:rPr>
+        <w:t>输入层（</w:t>
+      </w:r>
+      <w:r>
+        <w:rPr>
+          <w:rFonts w:hint="eastAsia"/>
+        </w:rPr>
+        <w:t>input layer</w:t>
       </w:r>
       <w:r>
         <w:rPr>
@@ -3054,15 +6567,62 @@
       </w:r>
     </w:p>
     <w:p>
-      <w:r>
-        <w:tab/>
-      </w:r>
-      <w:r>
-        <w:rPr>
-          <w:rFonts w:hint="eastAsia"/>
-        </w:rPr>
-        <w:t>比如在图像识别中，</w:t>
-      </w:r>
+      <w:pPr>
+        <w:pStyle w:val="4"/>
+      </w:pPr>
+      <w:r>
+        <w:rPr>
+          <w:rFonts w:hint="eastAsia"/>
+        </w:rPr>
+        <w:t>过滤器</w:t>
+      </w:r>
+      <w:r>
+        <w:rPr>
+          <w:rFonts w:hint="eastAsia"/>
+        </w:rPr>
+        <w:t>/</w:t>
+      </w:r>
+      <w:r>
+        <w:rPr>
+          <w:rFonts w:hint="eastAsia"/>
+        </w:rPr>
+        <w:t>滤波器</w:t>
+      </w:r>
+      <w:r>
+        <w:rPr>
+          <w:rFonts w:hint="eastAsia"/>
+        </w:rPr>
+        <w:t>(Filter)</w:t>
+      </w:r>
+      <w:r>
+        <w:rPr>
+          <w:rFonts w:hint="eastAsia"/>
+        </w:rPr>
+        <w:t>/</w:t>
+      </w:r>
+      <w:r>
+        <w:rPr>
+          <w:rFonts w:hint="eastAsia"/>
+        </w:rPr>
+        <w:t>卷积层</w:t>
+      </w:r>
+      <w:r>
+        <w:rPr>
+          <w:rFonts w:hint="eastAsia"/>
+        </w:rPr>
+        <w:t>/</w:t>
+      </w:r>
+      <w:r>
+        <w:rPr>
+          <w:rFonts w:hint="eastAsia"/>
+        </w:rPr>
+        <w:t>卷积核</w:t>
+      </w:r>
+    </w:p>
+    <w:p>
+      <w:pPr>
+        <w:ind w:firstLine="420"/>
+      </w:pPr>
       <w:r>
         <w:rPr>
           <w:rFonts w:hint="eastAsia"/>
@@ -3073,107 +6633,44 @@
         <w:rPr>
           <w:rFonts w:hint="eastAsia"/>
         </w:rPr>
-        <w:t>会用一个个小的探测器（</w:t>
-      </w:r>
-      <w:r>
-        <w:rPr>
-          <w:rFonts w:hint="eastAsia"/>
-          <w:color w:val="EE0000"/>
-        </w:rPr>
-        <w:t>卷积核</w:t>
-      </w:r>
-      <w:r>
-        <w:rPr>
-          <w:rFonts w:hint="eastAsia"/>
-        </w:rPr>
-        <w:t>）在图像中移动，有的探测器专门负责找边缘，有的探测器专门找眼睛，有的探测器专门找毛发纹理。它每移动到一个地方就会打分，区分匹配度高低，这个过程就叫做</w:t>
-      </w:r>
-      <w:r>
-        <w:rPr>
-          <w:rFonts w:hint="eastAsia"/>
-          <w:color w:val="EE0000"/>
-        </w:rPr>
-        <w:t>卷积</w:t>
-      </w:r>
-      <w:r>
-        <w:rPr>
-          <w:rFonts w:hint="eastAsia"/>
-        </w:rPr>
-        <w:t>。即用小窗口扫描全局，去抓取局部特征。</w:t>
-      </w:r>
-      <w:r>
-        <w:t xml:space="preserve"> </w:t>
-      </w:r>
-    </w:p>
-    <w:p>
-      <w:pPr>
-        <w:rPr>
-          <w:rFonts w:hint="eastAsia"/>
-        </w:rPr>
-      </w:pPr>
-      <w:r>
-        <w:tab/>
-      </w:r>
-      <w:r>
-        <w:rPr>
-          <w:rFonts w:hint="eastAsia"/>
-        </w:rPr>
-        <w:t>卷积神经网络还有一个</w:t>
-      </w:r>
-      <w:r>
-        <w:rPr>
-          <w:rFonts w:hint="eastAsia"/>
-          <w:color w:val="EE0000"/>
-        </w:rPr>
-        <w:t>池化</w:t>
-      </w:r>
-      <w:r>
-        <w:rPr>
-          <w:rFonts w:hint="eastAsia"/>
-        </w:rPr>
-        <w:t>的概念，简单来说就是压缩照片，比如把像素矩阵</w:t>
-      </w:r>
-      <w:r>
-        <w:rPr>
-          <w:rFonts w:hint="eastAsia"/>
-        </w:rPr>
-        <w:t>4*4</w:t>
-      </w:r>
-      <w:r>
-        <w:rPr>
-          <w:rFonts w:hint="eastAsia"/>
-        </w:rPr>
-        <w:t>的缩小为</w:t>
-      </w:r>
-      <w:r>
-        <w:rPr>
-          <w:rFonts w:hint="eastAsia"/>
-        </w:rPr>
-        <w:t>1*1</w:t>
-      </w:r>
-      <w:r>
-        <w:rPr>
-          <w:rFonts w:hint="eastAsia"/>
-        </w:rPr>
-        <w:t>，只保留最亮的那一个格子，这样图片变小了计算快了，但是关键信息还在。</w:t>
-      </w:r>
-    </w:p>
-    <w:p>
-      <w:pPr>
-        <w:rPr>
-          <w:rFonts w:hint="eastAsia"/>
-        </w:rPr>
-      </w:pPr>
-    </w:p>
-    <w:p>
-      <w:pPr>
-        <w:ind w:firstLine="420"/>
-      </w:pPr>
-      <w:r>
-        <w:rPr>
-          <w:rFonts w:hint="eastAsia"/>
-        </w:rPr>
-        <w:t>卷积神经网络通常用来处理图像数据，假设输入数据的形状为</w:t>
+        <w:t>中的滤波器，具体是指将一个</w:t>
+      </w:r>
+      <w:r>
+        <w:rPr>
+          <w:rFonts w:hint="eastAsia"/>
+          <w:color w:val="FF0000"/>
+        </w:rPr>
+        <w:t>权重矩阵</w:t>
+      </w:r>
+      <w:r>
+        <w:rPr>
+          <w:rFonts w:hint="eastAsia"/>
+        </w:rPr>
+        <w:t>，我们用它乘以输入图像的一部分，产生相应的</w:t>
+      </w:r>
+      <w:r>
+        <w:rPr>
+          <w:rFonts w:hint="eastAsia"/>
+          <w:color w:val="EE0000"/>
+        </w:rPr>
+        <w:t>卷积输出</w:t>
+      </w:r>
+      <w:r>
+        <w:rPr>
+          <w:rFonts w:hint="eastAsia"/>
+        </w:rPr>
+        <w:t>。</w:t>
+      </w:r>
+    </w:p>
+    <w:p>
+      <w:pPr>
+        <w:ind w:firstLine="420"/>
+      </w:pPr>
+      <w:r>
+        <w:rPr>
+          <w:rFonts w:hint="eastAsia"/>
+        </w:rPr>
+        <w:t>比方说，对于一个</w:t>
       </w:r>
       <w:r>
         <w:rPr>
@@ -3197,13 +6694,37 @@
         <w:rPr>
           <w:rFonts w:hint="eastAsia"/>
         </w:rPr>
+        <w:t>的图片，将一个</w:t>
+      </w:r>
+      <w:r>
+        <w:rPr>
+          <w:rFonts w:hint="eastAsia"/>
+        </w:rPr>
+        <w:t>3</w:t>
+      </w:r>
+      <w:r>
+        <w:rPr>
+          <w:rFonts w:hint="eastAsia"/>
+        </w:rPr>
         <w:t>×</w:t>
       </w:r>
       <w:r>
         <w:rPr>
           <w:rFonts w:hint="eastAsia"/>
         </w:rPr>
-        <w:t>3(28pixels</w:t>
+        <w:t>3</w:t>
+      </w:r>
+      <w:r>
+        <w:rPr>
+          <w:rFonts w:hint="eastAsia"/>
+        </w:rPr>
+        <w:t>的滤波器与图片中</w:t>
+      </w:r>
+      <w:r>
+        <w:rPr>
+          <w:rFonts w:hint="eastAsia"/>
+        </w:rPr>
+        <w:t>3</w:t>
       </w:r>
       <w:r>
         <w:rPr>
@@ -3215,250 +6736,27 @@
         <w:rPr>
           <w:rFonts w:hint="eastAsia"/>
         </w:rPr>
-        <w:t>28pixels</w:t>
-      </w:r>
-      <w:r>
-        <w:rPr>
-          <w:rFonts w:hint="eastAsia"/>
-        </w:rPr>
-        <w:t>×</w:t>
-      </w:r>
-      <w:r>
-        <w:rPr>
-          <w:rFonts w:hint="eastAsia"/>
-        </w:rPr>
-        <w:t>RGB Value)</w:t>
-      </w:r>
-      <w:r>
-        <w:rPr>
-          <w:rFonts w:hint="eastAsia"/>
-        </w:rPr>
-        <w:t>，那么对于传统的神经网络来说就会有</w:t>
-      </w:r>
-      <w:r>
-        <w:rPr>
-          <w:rFonts w:hint="eastAsia"/>
-        </w:rPr>
-        <w:t>2352(28</w:t>
-      </w:r>
-      <w:r>
-        <w:rPr>
-          <w:rFonts w:hint="eastAsia"/>
-        </w:rPr>
-        <w:t>×</w:t>
-      </w:r>
-      <w:r>
-        <w:rPr>
-          <w:rFonts w:hint="eastAsia"/>
-        </w:rPr>
-        <w:t>28</w:t>
-      </w:r>
-      <w:r>
-        <w:rPr>
-          <w:rFonts w:hint="eastAsia"/>
-        </w:rPr>
-        <w:t>×</w:t>
-      </w:r>
-      <w:r>
-        <w:rPr>
-          <w:rFonts w:hint="eastAsia"/>
-        </w:rPr>
-        <w:t>3)</w:t>
-      </w:r>
-      <w:r>
-        <w:rPr>
-          <w:rFonts w:hint="eastAsia"/>
-        </w:rPr>
-        <w:t>个变量。随着图像尺寸的增加，那么变量的数量就会急剧增加。</w:t>
-      </w:r>
-    </w:p>
-    <w:p>
-      <w:pPr>
-        <w:ind w:firstLine="420"/>
-      </w:pPr>
-      <w:r>
-        <w:rPr>
-          <w:rFonts w:hint="eastAsia"/>
-        </w:rPr>
-        <w:t>因此，通过对图片进行卷积，可以减少变量的数目。随着过滤器沿着图像上宽和高的两个方向滑动，就会产生一个相应的</w:t>
-      </w:r>
-      <w:r>
-        <w:rPr>
-          <w:rFonts w:hint="eastAsia"/>
-        </w:rPr>
-        <w:t>2</w:t>
-      </w:r>
-      <w:r>
-        <w:rPr>
-          <w:rFonts w:hint="eastAsia"/>
-        </w:rPr>
-        <w:t>维激活映射，最后再沿纵向将所有的激活映射堆叠在一起，就产生了最后的输出。</w:t>
-      </w:r>
-    </w:p>
-    <w:p>
-      <w:pPr>
-        <w:pStyle w:val="3"/>
-      </w:pPr>
-      <w:r>
-        <w:rPr>
-          <w:rFonts w:hint="eastAsia"/>
-        </w:rPr>
-        <w:t>原理</w:t>
-      </w:r>
-    </w:p>
-    <w:p>
-      <w:pPr>
-        <w:pStyle w:val="4"/>
-      </w:pPr>
-      <w:r>
-        <w:rPr>
-          <w:rFonts w:hint="eastAsia"/>
-        </w:rPr>
-        <w:t>过滤器</w:t>
-      </w:r>
-      <w:r>
-        <w:rPr>
-          <w:rFonts w:hint="eastAsia"/>
-        </w:rPr>
-        <w:t>/</w:t>
-      </w:r>
-      <w:r>
-        <w:rPr>
-          <w:rFonts w:hint="eastAsia"/>
-        </w:rPr>
-        <w:t>滤波器</w:t>
-      </w:r>
-      <w:r>
-        <w:rPr>
-          <w:rFonts w:hint="eastAsia"/>
-        </w:rPr>
-        <w:t>(Filter)</w:t>
-      </w:r>
-    </w:p>
-    <w:p>
-      <w:pPr>
-        <w:ind w:firstLine="420"/>
-      </w:pPr>
-      <w:r>
-        <w:rPr>
-          <w:rFonts w:hint="eastAsia"/>
-        </w:rPr>
-        <w:t>CNN</w:t>
-      </w:r>
-      <w:r>
-        <w:rPr>
-          <w:rFonts w:hint="eastAsia"/>
-        </w:rPr>
-        <w:t>中的滤波器，具体是指将一个</w:t>
-      </w:r>
-      <w:r>
-        <w:rPr>
-          <w:rFonts w:hint="eastAsia"/>
-          <w:color w:val="FF0000"/>
-        </w:rPr>
-        <w:t>权重矩阵</w:t>
-      </w:r>
-      <w:r>
-        <w:rPr>
-          <w:rFonts w:hint="eastAsia"/>
-        </w:rPr>
-        <w:t>，我们用它乘以输入图像的一部分，产生相应的</w:t>
-      </w:r>
-      <w:r>
-        <w:rPr>
-          <w:rFonts w:hint="eastAsia"/>
-          <w:color w:val="EE0000"/>
-        </w:rPr>
-        <w:t>卷积输出</w:t>
-      </w:r>
-      <w:r>
-        <w:rPr>
-          <w:rFonts w:hint="eastAsia"/>
-        </w:rPr>
-        <w:t>。</w:t>
-      </w:r>
-    </w:p>
-    <w:p>
-      <w:pPr>
-        <w:ind w:firstLine="420"/>
-      </w:pPr>
-      <w:r>
-        <w:rPr>
-          <w:rFonts w:hint="eastAsia"/>
-        </w:rPr>
-        <w:t>比方说，对于一个</w:t>
-      </w:r>
-      <w:r>
-        <w:rPr>
-          <w:rFonts w:hint="eastAsia"/>
-        </w:rPr>
-        <w:t>28</w:t>
-      </w:r>
-      <w:r>
-        <w:rPr>
-          <w:rFonts w:hint="eastAsia"/>
-        </w:rPr>
-        <w:t>×</w:t>
-      </w:r>
-      <w:r>
-        <w:rPr>
-          <w:rFonts w:hint="eastAsia"/>
-        </w:rPr>
-        <w:t>28</w:t>
-      </w:r>
-      <w:r>
-        <w:rPr>
-          <w:rFonts w:hint="eastAsia"/>
-        </w:rPr>
-        <w:t>的图片，将一个</w:t>
-      </w:r>
-      <w:r>
-        <w:rPr>
-          <w:rFonts w:hint="eastAsia"/>
-        </w:rPr>
         <w:t>3</w:t>
       </w:r>
       <w:r>
         <w:rPr>
           <w:rFonts w:hint="eastAsia"/>
         </w:rPr>
-        <w:t>×</w:t>
-      </w:r>
-      <w:r>
-        <w:rPr>
-          <w:rFonts w:hint="eastAsia"/>
-        </w:rPr>
-        <w:t>3</w:t>
-      </w:r>
-      <w:r>
-        <w:rPr>
-          <w:rFonts w:hint="eastAsia"/>
-        </w:rPr>
-        <w:t>的滤波器与图片中</w:t>
-      </w:r>
-      <w:r>
-        <w:rPr>
-          <w:rFonts w:hint="eastAsia"/>
-        </w:rPr>
-        <w:t>3</w:t>
-      </w:r>
-      <w:r>
-        <w:rPr>
-          <w:rFonts w:hint="eastAsia"/>
-        </w:rPr>
-        <w:t>×</w:t>
-      </w:r>
-      <w:r>
-        <w:rPr>
-          <w:rFonts w:hint="eastAsia"/>
-        </w:rPr>
-        <w:t>3</w:t>
-      </w:r>
-      <w:r>
-        <w:rPr>
-          <w:rFonts w:hint="eastAsia"/>
-        </w:rPr>
-        <w:t>的矩阵依次相乘，从而得到相应的卷积输出。滤波器的尺寸通常比原始图片要小，与权重相似，在最小化成本的反向传播中，滤波器也会被更新。</w:t>
+        <w:t>的矩阵依次相乘，从而得到相应的卷积输出。滤波器的尺寸通常比原始图片要小，与权重相似，在最小</w:t>
+      </w:r>
+      <w:proofErr w:type="gramStart"/>
+      <w:r>
+        <w:rPr>
+          <w:rFonts w:hint="eastAsia"/>
+        </w:rPr>
+        <w:t>化成本</w:t>
+      </w:r>
+      <w:proofErr w:type="gramEnd"/>
+      <w:r>
+        <w:rPr>
+          <w:rFonts w:hint="eastAsia"/>
+        </w:rPr>
+        <w:t>的反向传播中，滤波器也会被更新。</w:t>
       </w:r>
     </w:p>
     <w:p>
@@ -3469,7 +6767,6 @@
         <w:rPr>
           <w:noProof/>
         </w:rPr>
-        <w:lastRenderedPageBreak/>
         <w:drawing>
           <wp:anchor distT="0" distB="0" distL="114300" distR="114300" simplePos="0" relativeHeight="251702272" behindDoc="0" locked="0" layoutInCell="1" allowOverlap="1" wp14:anchorId="083A3D61" wp14:editId="3D5177FF">
             <wp:simplePos x="0" y="0"/>
@@ -3494,7 +6791,7 @@
                     <pic:cNvPicPr/>
                   </pic:nvPicPr>
                   <pic:blipFill>
-                    <a:blip r:embed="rId20"/>
+                    <a:blip r:embed="rId21"/>
                     <a:stretch>
                       <a:fillRect/>
                     </a:stretch>
@@ -3553,193 +6850,93 @@
     </w:p>
     <w:p>
       <w:pPr>
-        <w:pStyle w:val="4"/>
-      </w:pPr>
-      <w:r>
-        <w:rPr>
-          <w:rFonts w:hint="eastAsia"/>
-        </w:rPr>
-        <w:t>池化</w:t>
-      </w:r>
-      <w:r>
-        <w:rPr>
-          <w:rFonts w:hint="eastAsia"/>
-        </w:rPr>
-        <w:t>(pooling)</w:t>
-      </w:r>
-    </w:p>
-    <w:p>
-      <w:pPr>
-        <w:ind w:firstLine="420"/>
-      </w:pPr>
-      <w:r>
-        <w:rPr>
-          <w:rFonts w:hint="eastAsia"/>
-        </w:rPr>
-        <w:t>为了进一步减少变量的数目同时防止过拟合，一种常见的做法是在卷积层中引入</w:t>
-      </w:r>
-      <w:r>
-        <w:rPr>
-          <w:rFonts w:hint="eastAsia"/>
-          <w:color w:val="EE0000"/>
-        </w:rPr>
-        <w:t>池化层</w:t>
-      </w:r>
-      <w:r>
-        <w:rPr>
-          <w:rFonts w:hint="eastAsia"/>
-          <w:color w:val="EE0000"/>
-        </w:rPr>
-        <w:t>(pooling layer)</w:t>
-      </w:r>
-      <w:r>
-        <w:rPr>
-          <w:rFonts w:hint="eastAsia"/>
-        </w:rPr>
-        <w:t>。如下图所示，最常用的池化层的操作是将原始图片中每个</w:t>
-      </w:r>
-      <w:r>
-        <w:rPr>
-          <w:rFonts w:hint="eastAsia"/>
-        </w:rPr>
-        <w:t>4</w:t>
-      </w:r>
-      <w:r>
-        <w:rPr>
-          <w:rFonts w:hint="eastAsia"/>
-        </w:rPr>
-        <w:t>×</w:t>
-      </w:r>
-      <w:r>
-        <w:rPr>
-          <w:rFonts w:hint="eastAsia"/>
-        </w:rPr>
-        <w:t>4</w:t>
-      </w:r>
-      <w:r>
-        <w:rPr>
-          <w:rFonts w:hint="eastAsia"/>
-        </w:rPr>
-        <w:t>分块取最大值形成一个新的矩阵，这叫做最大值池化</w:t>
-      </w:r>
-      <w:r>
-        <w:rPr>
-          <w:rFonts w:hint="eastAsia"/>
-        </w:rPr>
-        <w:t>(max pooling)</w:t>
-      </w:r>
-      <w:r>
-        <w:rPr>
-          <w:rFonts w:hint="eastAsia"/>
-        </w:rPr>
-        <w:t>。</w:t>
-      </w:r>
-    </w:p>
-    <w:p>
+        <w:pStyle w:val="5"/>
+      </w:pPr>
+      <w:r>
+        <w:rPr>
+          <w:rFonts w:hint="eastAsia"/>
+        </w:rPr>
+        <w:lastRenderedPageBreak/>
+        <w:t>卷积核深度（</w:t>
+      </w:r>
+      <w:r>
+        <w:rPr>
+          <w:rFonts w:hint="eastAsia"/>
+        </w:rPr>
+        <w:t>depth</w:t>
+      </w:r>
+      <w:r>
+        <w:rPr>
+          <w:rFonts w:hint="eastAsia"/>
+        </w:rPr>
+        <w:t>）</w:t>
+      </w:r>
+    </w:p>
+    <w:p>
+      <w:pPr>
+        <w:pStyle w:val="5"/>
+        <w:rPr>
+          <w:rFonts w:hint="eastAsia"/>
+        </w:rPr>
+      </w:pPr>
+      <w:r>
+        <w:rPr>
+          <w:rFonts w:hint="eastAsia"/>
+        </w:rPr>
+        <w:t>步幅（</w:t>
+      </w:r>
+      <w:r>
+        <w:rPr>
+          <w:rFonts w:hint="eastAsia"/>
+        </w:rPr>
+        <w:t>stride</w:t>
+      </w:r>
+      <w:r>
+        <w:rPr>
+          <w:rFonts w:hint="eastAsia"/>
+        </w:rPr>
+        <w:t>）</w:t>
+      </w:r>
+    </w:p>
+    <w:p>
+      <w:pPr>
+        <w:pStyle w:val="5"/>
+      </w:pPr>
+      <w:r>
+        <w:rPr>
+          <w:rFonts w:hint="eastAsia"/>
+        </w:rPr>
+        <w:t>补零</w:t>
+      </w:r>
+      <w:r>
+        <w:rPr>
+          <w:rFonts w:hint="eastAsia"/>
+        </w:rPr>
+        <w:t>/</w:t>
+      </w:r>
+      <w:r>
+        <w:rPr>
+          <w:rFonts w:hint="eastAsia"/>
+        </w:rPr>
+        <w:t>补白</w:t>
+      </w:r>
+      <w:r>
+        <w:rPr>
+          <w:rFonts w:hint="eastAsia"/>
+        </w:rPr>
+        <w:t>(padding)</w:t>
+      </w:r>
+    </w:p>
+    <w:p>
+      <w:pPr>
+        <w:ind w:firstLine="420"/>
+      </w:pPr>
       <w:r>
         <w:rPr>
           <w:noProof/>
         </w:rPr>
         <w:drawing>
-          <wp:anchor distT="0" distB="0" distL="114300" distR="114300" simplePos="0" relativeHeight="251703296" behindDoc="0" locked="0" layoutInCell="1" allowOverlap="1" wp14:anchorId="79754F98" wp14:editId="247B71E2">
-            <wp:simplePos x="0" y="0"/>
-            <wp:positionH relativeFrom="margin">
-              <wp:align>center</wp:align>
-            </wp:positionH>
-            <wp:positionV relativeFrom="paragraph">
-              <wp:posOffset>0</wp:posOffset>
-            </wp:positionV>
-            <wp:extent cx="3538220" cy="1382395"/>
-            <wp:effectExtent l="0" t="0" r="5080" b="8255"/>
-            <wp:wrapTopAndBottom/>
-            <wp:docPr id="8" name="图片 8"/>
-            <wp:cNvGraphicFramePr>
-              <a:graphicFrameLocks xmlns:a="http://schemas.openxmlformats.org/drawingml/2006/main" noChangeAspect="1"/>
-            </wp:cNvGraphicFramePr>
-            <a:graphic xmlns:a="http://schemas.openxmlformats.org/drawingml/2006/main">
-              <a:graphicData uri="http://schemas.openxmlformats.org/drawingml/2006/picture">
-                <pic:pic xmlns:pic="http://schemas.openxmlformats.org/drawingml/2006/picture">
-                  <pic:nvPicPr>
-                    <pic:cNvPr id="1" name=""/>
-                    <pic:cNvPicPr/>
-                  </pic:nvPicPr>
-                  <pic:blipFill>
-                    <a:blip r:embed="rId21"/>
-                    <a:stretch>
-                      <a:fillRect/>
-                    </a:stretch>
-                  </pic:blipFill>
-                  <pic:spPr>
-                    <a:xfrm>
-                      <a:off x="0" y="0"/>
-                      <a:ext cx="3538220" cy="1382395"/>
-                    </a:xfrm>
-                    <a:prstGeom prst="rect">
-                      <a:avLst/>
-                    </a:prstGeom>
-                  </pic:spPr>
-                </pic:pic>
-              </a:graphicData>
-            </a:graphic>
-            <wp14:sizeRelH relativeFrom="margin">
-              <wp14:pctWidth>0</wp14:pctWidth>
-            </wp14:sizeRelH>
-            <wp14:sizeRelV relativeFrom="margin">
-              <wp14:pctHeight>0</wp14:pctHeight>
-            </wp14:sizeRelV>
-          </wp:anchor>
-        </w:drawing>
-      </w:r>
-      <w:r>
-        <w:tab/>
-      </w:r>
-      <w:r>
-        <w:rPr>
-          <w:rFonts w:hint="eastAsia"/>
-        </w:rPr>
-        <w:t>当然也有人尝试诸如平均池化</w:t>
-      </w:r>
-      <w:r>
-        <w:rPr>
-          <w:rFonts w:hint="eastAsia"/>
-        </w:rPr>
-        <w:t>(average pooling)</w:t>
-      </w:r>
-      <w:r>
-        <w:rPr>
-          <w:rFonts w:hint="eastAsia"/>
-        </w:rPr>
-        <w:t>之类的方式，但在实际情况中最大化池化拥有更好的效果。</w:t>
-      </w:r>
-    </w:p>
-    <w:p>
-      <w:pPr>
-        <w:pStyle w:val="4"/>
-      </w:pPr>
-      <w:r>
-        <w:rPr>
-          <w:rFonts w:hint="eastAsia"/>
-        </w:rPr>
-        <w:lastRenderedPageBreak/>
-        <w:t>补白</w:t>
-      </w:r>
-      <w:r>
-        <w:rPr>
-          <w:rFonts w:hint="eastAsia"/>
-        </w:rPr>
-        <w:t>(padding)</w:t>
-      </w:r>
-    </w:p>
-    <w:p>
-      <w:pPr>
-        <w:ind w:firstLine="420"/>
-      </w:pPr>
-      <w:r>
-        <w:rPr>
-          <w:noProof/>
-        </w:rPr>
-        <w:drawing>
-          <wp:anchor distT="0" distB="0" distL="114300" distR="114300" simplePos="0" relativeHeight="251704320" behindDoc="0" locked="0" layoutInCell="1" allowOverlap="1" wp14:anchorId="2ECCA1BA" wp14:editId="7B652001">
+          <wp:anchor distT="0" distB="0" distL="114300" distR="114300" simplePos="0" relativeHeight="251707392" behindDoc="0" locked="0" layoutInCell="1" allowOverlap="1" wp14:anchorId="08A09464" wp14:editId="136983B1">
             <wp:simplePos x="0" y="0"/>
             <wp:positionH relativeFrom="margin">
               <wp:align>center</wp:align>
@@ -3946,7 +7143,7 @@
     </w:p>
     <w:p>
       <w:pPr>
-        <w:pStyle w:val="4"/>
+        <w:pStyle w:val="5"/>
       </w:pPr>
       <w:r>
         <w:rPr>
@@ -3986,14 +7183,16 @@
     </w:p>
     <w:p>
       <w:pPr>
-        <w:ind w:firstLine="420"/>
+        <w:rPr>
+          <w:rFonts w:hint="eastAsia"/>
+        </w:rPr>
       </w:pPr>
       <w:r>
         <w:rPr>
           <w:noProof/>
         </w:rPr>
         <w:drawing>
-          <wp:anchor distT="0" distB="0" distL="114300" distR="114300" simplePos="0" relativeHeight="251705344" behindDoc="0" locked="0" layoutInCell="1" allowOverlap="1" wp14:anchorId="7189B27B" wp14:editId="4A911D15">
+          <wp:anchor distT="0" distB="0" distL="114300" distR="114300" simplePos="0" relativeHeight="251709440" behindDoc="0" locked="0" layoutInCell="1" allowOverlap="1" wp14:anchorId="5E2B77A7" wp14:editId="449A2F96">
             <wp:simplePos x="0" y="0"/>
             <wp:positionH relativeFrom="margin">
               <wp:posOffset>1647494</wp:posOffset>
@@ -4046,30 +7245,410 @@
         <w:rPr>
           <w:rFonts w:hint="eastAsia"/>
         </w:rPr>
-        <w:t>比如在说数字识别中，我们遇到的数字可能是倾斜或旋转的，因此如果将训练的图片进行适度的旋转，增大训练量，那么模型的准确性就可能会得到提高。通过“旋转”的操作，训练数据的品质得到了提升，这种过程被称作数据增强。</w:t>
+        <w:t>比如在说数字识别中，我们遇到的数字可能是倾斜或旋转的，因此如果将训练的图片进行适度的旋转，增大训练量，那么模型的准确性就可能会得到提高。通过“旋转”的操作，训练数据的品质得到了提升，这种过程</w:t>
       </w:r>
     </w:p>
     <w:p>
       <w:pPr>
         <w:pStyle w:val="4"/>
-      </w:pPr>
-      <w:r>
-        <w:rPr>
-          <w:rFonts w:hint="eastAsia"/>
-        </w:rPr>
-        <w:t>CNN(</w:t>
-      </w:r>
-      <w:r>
-        <w:rPr>
-          <w:rFonts w:hint="eastAsia"/>
-        </w:rPr>
-        <w:t>卷积神经网络</w:t>
-      </w:r>
-      <w:r>
-        <w:rPr>
-          <w:rFonts w:hint="eastAsia"/>
-        </w:rPr>
-        <w:t>)</w:t>
+        <w:rPr>
+          <w:rFonts w:hint="eastAsia"/>
+        </w:rPr>
+      </w:pPr>
+      <w:r>
+        <w:rPr>
+          <w:rFonts w:hint="eastAsia"/>
+        </w:rPr>
+        <w:t>激活层</w:t>
+      </w:r>
+    </w:p>
+    <w:p>
+      <w:pPr>
+        <w:pStyle w:val="4"/>
+        <w:rPr>
+          <w:rFonts w:hint="eastAsia"/>
+        </w:rPr>
+      </w:pPr>
+      <w:r>
+        <w:rPr>
+          <w:rFonts w:hint="eastAsia"/>
+        </w:rPr>
+        <w:t>池化</w:t>
+      </w:r>
+      <w:r>
+        <w:rPr>
+          <w:rFonts w:hint="eastAsia"/>
+        </w:rPr>
+        <w:t>(pooling)</w:t>
+      </w:r>
+      <w:r>
+        <w:rPr>
+          <w:rFonts w:hint="eastAsia"/>
+        </w:rPr>
+        <w:t>层</w:t>
+      </w:r>
+    </w:p>
+    <w:p>
+      <w:pPr>
+        <w:ind w:firstLine="420"/>
+      </w:pPr>
+      <w:r>
+        <w:rPr>
+          <w:rFonts w:hint="eastAsia"/>
+        </w:rPr>
+        <w:t>为了进一步</w:t>
+      </w:r>
+      <w:r>
+        <w:rPr>
+          <w:rFonts w:hint="eastAsia"/>
+          <w:b/>
+          <w:bCs/>
+          <w:color w:val="EE0000"/>
+          <w:u w:val="single"/>
+        </w:rPr>
+        <w:t>减少变量的数目</w:t>
+      </w:r>
+      <w:r>
+        <w:rPr>
+          <w:rFonts w:hint="eastAsia"/>
+        </w:rPr>
+        <w:t>同时</w:t>
+      </w:r>
+      <w:r>
+        <w:rPr>
+          <w:rFonts w:hint="eastAsia"/>
+          <w:b/>
+          <w:bCs/>
+          <w:color w:val="EE0000"/>
+          <w:u w:val="single"/>
+        </w:rPr>
+        <w:t>防止过拟合</w:t>
+      </w:r>
+      <w:r>
+        <w:rPr>
+          <w:rFonts w:hint="eastAsia"/>
+        </w:rPr>
+        <w:t>，一种常见的做法是在卷积层中引入</w:t>
+      </w:r>
+      <w:r>
+        <w:rPr>
+          <w:rFonts w:hint="eastAsia"/>
+          <w:color w:val="EE0000"/>
+        </w:rPr>
+        <w:t>池化层</w:t>
+      </w:r>
+      <w:r>
+        <w:rPr>
+          <w:rFonts w:hint="eastAsia"/>
+          <w:color w:val="EE0000"/>
+        </w:rPr>
+        <w:t>(pooling layer)</w:t>
+      </w:r>
+      <w:r>
+        <w:rPr>
+          <w:rFonts w:hint="eastAsia"/>
+        </w:rPr>
+        <w:t>。</w:t>
+      </w:r>
+      <w:r>
+        <w:rPr>
+          <w:rFonts w:hint="eastAsia"/>
+        </w:rPr>
+        <w:t>池化层的作用是</w:t>
+      </w:r>
+      <w:r>
+        <w:rPr>
+          <w:rFonts w:hint="eastAsia"/>
+          <w:color w:val="EE0000"/>
+          <w:u w:val="single"/>
+        </w:rPr>
+        <w:t>减少卷积层产生的特征图的尺寸</w:t>
+      </w:r>
+      <w:r>
+        <w:rPr>
+          <w:rFonts w:hint="eastAsia"/>
+        </w:rPr>
+        <w:t>。选取一个区域，根据该区域的特征</w:t>
+      </w:r>
+      <w:proofErr w:type="gramStart"/>
+      <w:r>
+        <w:rPr>
+          <w:rFonts w:hint="eastAsia"/>
+        </w:rPr>
+        <w:t>图得到</w:t>
+      </w:r>
+      <w:proofErr w:type="gramEnd"/>
+      <w:r>
+        <w:rPr>
+          <w:rFonts w:hint="eastAsia"/>
+        </w:rPr>
+        <w:t>新的特征图，这个过程就成为</w:t>
+      </w:r>
+      <w:r>
+        <w:rPr>
+          <w:rFonts w:hint="eastAsia"/>
+          <w:color w:val="EE0000"/>
+        </w:rPr>
+        <w:t>池化操作</w:t>
+      </w:r>
+      <w:r>
+        <w:rPr>
+          <w:rFonts w:hint="eastAsia"/>
+        </w:rPr>
+        <w:t>。</w:t>
+      </w:r>
+    </w:p>
+    <w:p>
+      <w:pPr>
+        <w:ind w:firstLine="420"/>
+      </w:pPr>
+      <w:r>
+        <w:rPr>
+          <w:rFonts w:hint="eastAsia"/>
+        </w:rPr>
+        <w:lastRenderedPageBreak/>
+        <w:t>如下图所示，最常用的池化层的操作是将原始图片中每个</w:t>
+      </w:r>
+      <w:r>
+        <w:rPr>
+          <w:rFonts w:hint="eastAsia"/>
+        </w:rPr>
+        <w:t>4</w:t>
+      </w:r>
+      <w:r>
+        <w:rPr>
+          <w:rFonts w:hint="eastAsia"/>
+        </w:rPr>
+        <w:t>×</w:t>
+      </w:r>
+      <w:r>
+        <w:rPr>
+          <w:rFonts w:hint="eastAsia"/>
+        </w:rPr>
+        <w:t>4</w:t>
+      </w:r>
+      <w:r>
+        <w:rPr>
+          <w:rFonts w:hint="eastAsia"/>
+        </w:rPr>
+        <w:t>分块取最大值形成一个新的矩阵，这叫做</w:t>
+      </w:r>
+      <w:r>
+        <w:rPr>
+          <w:rFonts w:hint="eastAsia"/>
+          <w:color w:val="EE0000"/>
+        </w:rPr>
+        <w:t>最大值池化</w:t>
+      </w:r>
+      <w:r>
+        <w:rPr>
+          <w:rFonts w:hint="eastAsia"/>
+          <w:color w:val="EE0000"/>
+        </w:rPr>
+        <w:t>(max pooling)</w:t>
+      </w:r>
+      <w:r>
+        <w:rPr>
+          <w:rFonts w:hint="eastAsia"/>
+        </w:rPr>
+        <w:t>。</w:t>
+      </w:r>
+    </w:p>
+    <w:p>
+      <w:r>
+        <w:rPr>
+          <w:noProof/>
+        </w:rPr>
+        <w:drawing>
+          <wp:anchor distT="0" distB="0" distL="114300" distR="114300" simplePos="0" relativeHeight="251703296" behindDoc="0" locked="0" layoutInCell="1" allowOverlap="1" wp14:anchorId="79754F98" wp14:editId="247B71E2">
+            <wp:simplePos x="0" y="0"/>
+            <wp:positionH relativeFrom="margin">
+              <wp:align>center</wp:align>
+            </wp:positionH>
+            <wp:positionV relativeFrom="paragraph">
+              <wp:posOffset>0</wp:posOffset>
+            </wp:positionV>
+            <wp:extent cx="3538220" cy="1382395"/>
+            <wp:effectExtent l="0" t="0" r="5080" b="8255"/>
+            <wp:wrapTopAndBottom/>
+            <wp:docPr id="8" name="图片 8"/>
+            <wp:cNvGraphicFramePr>
+              <a:graphicFrameLocks xmlns:a="http://schemas.openxmlformats.org/drawingml/2006/main" noChangeAspect="1"/>
+            </wp:cNvGraphicFramePr>
+            <a:graphic xmlns:a="http://schemas.openxmlformats.org/drawingml/2006/main">
+              <a:graphicData uri="http://schemas.openxmlformats.org/drawingml/2006/picture">
+                <pic:pic xmlns:pic="http://schemas.openxmlformats.org/drawingml/2006/picture">
+                  <pic:nvPicPr>
+                    <pic:cNvPr id="1" name=""/>
+                    <pic:cNvPicPr/>
+                  </pic:nvPicPr>
+                  <pic:blipFill>
+                    <a:blip r:embed="rId24"/>
+                    <a:stretch>
+                      <a:fillRect/>
+                    </a:stretch>
+                  </pic:blipFill>
+                  <pic:spPr>
+                    <a:xfrm>
+                      <a:off x="0" y="0"/>
+                      <a:ext cx="3538220" cy="1382395"/>
+                    </a:xfrm>
+                    <a:prstGeom prst="rect">
+                      <a:avLst/>
+                    </a:prstGeom>
+                  </pic:spPr>
+                </pic:pic>
+              </a:graphicData>
+            </a:graphic>
+            <wp14:sizeRelH relativeFrom="margin">
+              <wp14:pctWidth>0</wp14:pctWidth>
+            </wp14:sizeRelH>
+            <wp14:sizeRelV relativeFrom="margin">
+              <wp14:pctHeight>0</wp14:pctHeight>
+            </wp14:sizeRelV>
+          </wp:anchor>
+        </w:drawing>
+      </w:r>
+      <w:r>
+        <w:tab/>
+      </w:r>
+      <w:r>
+        <w:rPr>
+          <w:rFonts w:hint="eastAsia"/>
+        </w:rPr>
+        <w:t>当然也有人尝试诸如平均池化</w:t>
+      </w:r>
+      <w:r>
+        <w:rPr>
+          <w:rFonts w:hint="eastAsia"/>
+        </w:rPr>
+        <w:t>(average pooling)</w:t>
+      </w:r>
+      <w:r>
+        <w:rPr>
+          <w:rFonts w:hint="eastAsia"/>
+        </w:rPr>
+        <w:t>之类的方式，但</w:t>
+      </w:r>
+      <w:r>
+        <w:rPr>
+          <w:rFonts w:hint="eastAsia"/>
+          <w:color w:val="EE0000"/>
+        </w:rPr>
+        <w:t>在实际情况中最大化池化拥有更好的效果</w:t>
+      </w:r>
+      <w:r>
+        <w:rPr>
+          <w:rFonts w:hint="eastAsia"/>
+        </w:rPr>
+        <w:t>。</w:t>
+      </w:r>
+    </w:p>
+    <w:p>
+      <w:pPr>
+        <w:pStyle w:val="5"/>
+      </w:pPr>
+      <w:r>
+        <w:rPr>
+          <w:rFonts w:hint="eastAsia"/>
+        </w:rPr>
+        <w:t>最大池化</w:t>
+      </w:r>
+    </w:p>
+    <w:p>
+      <w:pPr>
+        <w:pStyle w:val="5"/>
+      </w:pPr>
+      <w:r>
+        <w:rPr>
+          <w:rFonts w:hint="eastAsia"/>
+        </w:rPr>
+        <w:t>平均池化</w:t>
+      </w:r>
+    </w:p>
+    <w:p>
+      <w:pPr>
+        <w:pStyle w:val="5"/>
+        <w:rPr>
+          <w:rFonts w:hint="eastAsia"/>
+        </w:rPr>
+      </w:pPr>
+      <w:proofErr w:type="spellStart"/>
+      <w:r>
+        <w:rPr>
+          <w:rFonts w:hint="eastAsia"/>
+        </w:rPr>
+        <w:t>Lp</w:t>
+      </w:r>
+      <w:proofErr w:type="spellEnd"/>
+      <w:r>
+        <w:rPr>
+          <w:rFonts w:hint="eastAsia"/>
+        </w:rPr>
+        <w:t>池化</w:t>
+      </w:r>
+    </w:p>
+    <w:p>
+      <w:pPr>
+        <w:pStyle w:val="4"/>
+        <w:rPr>
+          <w:rFonts w:hint="eastAsia"/>
+        </w:rPr>
+      </w:pPr>
+      <w:r>
+        <w:rPr>
+          <w:rFonts w:hint="eastAsia"/>
+        </w:rPr>
+        <w:t>全连接层（</w:t>
+      </w:r>
+      <w:r>
+        <w:rPr>
+          <w:rFonts w:hint="eastAsia"/>
+        </w:rPr>
+        <w:t>fully connected layer</w:t>
+      </w:r>
+      <w:r>
+        <w:rPr>
+          <w:rFonts w:hint="eastAsia"/>
+        </w:rPr>
+        <w:t>）</w:t>
+      </w:r>
+    </w:p>
+    <w:p>
+      <w:pPr>
+        <w:pStyle w:val="4"/>
+        <w:rPr>
+          <w:rFonts w:hint="eastAsia"/>
+        </w:rPr>
+      </w:pPr>
+      <w:r>
+        <w:rPr>
+          <w:rFonts w:hint="eastAsia"/>
+        </w:rPr>
+        <w:t>输出层（</w:t>
+      </w:r>
+      <w:r>
+        <w:rPr>
+          <w:rFonts w:hint="eastAsia"/>
+        </w:rPr>
+        <w:t>output layer</w:t>
+      </w:r>
+      <w:r>
+        <w:rPr>
+          <w:rFonts w:hint="eastAsia"/>
+        </w:rPr>
+        <w:t>）</w:t>
+      </w:r>
+    </w:p>
+    <w:p>
+      <w:pPr>
+        <w:ind w:firstLine="420"/>
+      </w:pPr>
+      <w:r>
+        <w:rPr>
+          <w:rFonts w:hint="eastAsia"/>
+        </w:rPr>
+        <w:t>被称作数据增强。</w:t>
       </w:r>
     </w:p>
     <w:p>
@@ -4106,11 +7685,6 @@
       </w:r>
     </w:p>
     <w:p>
-      <w:pPr>
-        <w:rPr>
-          <w:rFonts w:hint="eastAsia"/>
-        </w:rPr>
-      </w:pPr>
       <w:r>
         <w:tab/>
       </w:r>
@@ -4142,144 +7716,189 @@
         <w:rPr>
           <w:rFonts w:hint="eastAsia"/>
         </w:rPr>
+        <w:t>应用</w:t>
+      </w:r>
+    </w:p>
+    <w:p>
+      <w:pPr>
+        <w:pStyle w:val="4"/>
+      </w:pPr>
+      <w:proofErr w:type="spellStart"/>
+      <w:r>
+        <w:rPr>
+          <w:rFonts w:hint="eastAsia"/>
+        </w:rPr>
+        <w:t>AlexNet</w:t>
+      </w:r>
+      <w:proofErr w:type="spellEnd"/>
+    </w:p>
+    <w:p>
+      <w:pPr>
+        <w:pStyle w:val="4"/>
+      </w:pPr>
+      <w:proofErr w:type="spellStart"/>
+      <w:r>
+        <w:rPr>
+          <w:rFonts w:hint="eastAsia"/>
+        </w:rPr>
+        <w:t>VGGNet</w:t>
+      </w:r>
+      <w:proofErr w:type="spellEnd"/>
+    </w:p>
+    <w:p>
+      <w:pPr>
+        <w:pStyle w:val="4"/>
+      </w:pPr>
+      <w:r>
+        <w:rPr>
+          <w:rFonts w:hint="eastAsia"/>
+        </w:rPr>
+        <w:t>Google Inception Net</w:t>
+      </w:r>
+    </w:p>
+    <w:p>
+      <w:pPr>
+        <w:pStyle w:val="4"/>
+        <w:rPr>
+          <w:rFonts w:hint="eastAsia"/>
+        </w:rPr>
+      </w:pPr>
+      <w:proofErr w:type="spellStart"/>
+      <w:r>
+        <w:rPr>
+          <w:rFonts w:hint="eastAsia"/>
+        </w:rPr>
+        <w:t>ResNet</w:t>
+      </w:r>
+      <w:proofErr w:type="spellEnd"/>
+    </w:p>
+    <w:p>
+      <w:pPr>
+        <w:pStyle w:val="2"/>
+      </w:pPr>
+      <w:r>
+        <w:rPr>
+          <w:rFonts w:hint="eastAsia"/>
+        </w:rPr>
+        <w:t>RNN</w:t>
+      </w:r>
+      <w:r>
+        <w:rPr>
+          <w:rFonts w:hint="eastAsia"/>
+        </w:rPr>
+        <w:t>（</w:t>
+      </w:r>
+      <w:r>
+        <w:t>Recurrent Neural Network</w:t>
+      </w:r>
+      <w:r>
+        <w:rPr>
+          <w:rFonts w:hint="eastAsia"/>
+        </w:rPr>
+        <w:t>）</w:t>
+      </w:r>
+    </w:p>
+    <w:p>
+      <w:r>
+        <w:tab/>
+      </w:r>
+      <w:r>
+        <w:rPr>
+          <w:rFonts w:hint="eastAsia"/>
+        </w:rPr>
+        <w:t>由于</w:t>
+      </w:r>
+      <w:r>
+        <w:rPr>
+          <w:rFonts w:hint="eastAsia"/>
+        </w:rPr>
+        <w:t>CNN</w:t>
+      </w:r>
+      <w:r>
+        <w:rPr>
+          <w:rFonts w:hint="eastAsia"/>
+        </w:rPr>
+        <w:t>没有办法处理序列问题，因此引入了循环神经网络</w:t>
+      </w:r>
+      <w:r>
+        <w:rPr>
+          <w:rFonts w:hint="eastAsia"/>
+        </w:rPr>
+        <w:t>RNN</w:t>
+      </w:r>
+      <w:r>
+        <w:rPr>
+          <w:rFonts w:hint="eastAsia"/>
+        </w:rPr>
+        <w:t>。可以这么理解，</w:t>
+      </w:r>
+      <w:r>
+        <w:rPr>
+          <w:rFonts w:hint="eastAsia"/>
+        </w:rPr>
+        <w:t>RNN</w:t>
+      </w:r>
+      <w:r>
+        <w:rPr>
+          <w:rFonts w:hint="eastAsia"/>
+        </w:rPr>
+        <w:t>类似人一样，一边读一边记笔记，这个“笔记”的学名叫做</w:t>
+      </w:r>
+      <w:r>
+        <w:rPr>
+          <w:rFonts w:hint="eastAsia"/>
+          <w:color w:val="EE0000"/>
+        </w:rPr>
+        <w:t>隐藏状态</w:t>
+      </w:r>
+      <w:r>
+        <w:rPr>
+          <w:rFonts w:hint="eastAsia"/>
+        </w:rPr>
+        <w:t>。</w:t>
+      </w:r>
+      <w:r>
+        <w:rPr>
+          <w:rFonts w:hint="eastAsia"/>
+        </w:rPr>
+        <w:t>RNN</w:t>
+      </w:r>
+      <w:r>
+        <w:rPr>
+          <w:rFonts w:hint="eastAsia"/>
+        </w:rPr>
+        <w:t>在处理文本时，它会按照词的顺序一个一个算，每处理一个词就把这个词存到隐藏状态里。</w:t>
+      </w:r>
+      <w:r>
+        <w:rPr>
+          <w:rFonts w:hint="eastAsia"/>
+        </w:rPr>
+        <w:t>下一个词的计算，必须用到这个隐藏状态。</w:t>
+      </w:r>
+      <w:r>
+        <w:rPr>
+          <w:rFonts w:hint="eastAsia"/>
+        </w:rPr>
+        <w:t>因此</w:t>
+      </w:r>
+      <w:r>
+        <w:rPr>
+          <w:rFonts w:hint="eastAsia"/>
+        </w:rPr>
+        <w:t>RNN</w:t>
+      </w:r>
+      <w:r>
+        <w:rPr>
+          <w:rFonts w:hint="eastAsia"/>
+        </w:rPr>
+        <w:t>可</w:t>
+      </w:r>
+      <w:r>
+        <w:rPr>
+          <w:rFonts w:hint="eastAsia"/>
+        </w:rPr>
         <w:lastRenderedPageBreak/>
-        <w:t>算法</w:t>
-      </w:r>
-    </w:p>
-    <w:p>
-      <w:pPr>
-        <w:pStyle w:val="4"/>
-        <w:rPr>
-          <w:rFonts w:hint="eastAsia"/>
-        </w:rPr>
-      </w:pPr>
-      <w:r>
-        <w:rPr>
-          <w:rFonts w:hint="eastAsia"/>
-        </w:rPr>
-        <w:t>AlexNet</w:t>
-      </w:r>
-    </w:p>
-    <w:p>
-      <w:pPr>
-        <w:pStyle w:val="2"/>
-      </w:pPr>
-      <w:r>
-        <w:rPr>
-          <w:rFonts w:hint="eastAsia"/>
-        </w:rPr>
-        <w:t>RNN</w:t>
-      </w:r>
-      <w:r>
-        <w:rPr>
-          <w:rFonts w:hint="eastAsia"/>
-        </w:rPr>
-        <w:t>（</w:t>
-      </w:r>
-      <w:r>
-        <w:t>Recurrent Neural Network</w:t>
-      </w:r>
-      <w:r>
-        <w:rPr>
-          <w:rFonts w:hint="eastAsia"/>
-        </w:rPr>
-        <w:t>）</w:t>
-      </w:r>
-    </w:p>
-    <w:p>
-      <w:r>
-        <w:tab/>
-      </w:r>
-      <w:r>
-        <w:rPr>
-          <w:rFonts w:hint="eastAsia"/>
-        </w:rPr>
-        <w:t>由于</w:t>
-      </w:r>
-      <w:r>
-        <w:rPr>
-          <w:rFonts w:hint="eastAsia"/>
-        </w:rPr>
-        <w:t>CNN</w:t>
-      </w:r>
-      <w:r>
-        <w:rPr>
-          <w:rFonts w:hint="eastAsia"/>
-        </w:rPr>
-        <w:t>没有办法处理序列问题，因此引入了循环神经网络</w:t>
-      </w:r>
-      <w:r>
-        <w:rPr>
-          <w:rFonts w:hint="eastAsia"/>
-        </w:rPr>
-        <w:t>RNN</w:t>
-      </w:r>
-      <w:r>
-        <w:rPr>
-          <w:rFonts w:hint="eastAsia"/>
-        </w:rPr>
-        <w:t>。可以这么理解，</w:t>
-      </w:r>
-      <w:r>
-        <w:rPr>
-          <w:rFonts w:hint="eastAsia"/>
-        </w:rPr>
-        <w:t>RNN</w:t>
-      </w:r>
-      <w:r>
-        <w:rPr>
-          <w:rFonts w:hint="eastAsia"/>
-        </w:rPr>
-        <w:t>类似人一样，一边读一边记笔记，这个“笔记”的学名叫做</w:t>
-      </w:r>
-      <w:r>
-        <w:rPr>
-          <w:rFonts w:hint="eastAsia"/>
-          <w:color w:val="EE0000"/>
-        </w:rPr>
-        <w:t>隐藏状态</w:t>
-      </w:r>
-      <w:r>
-        <w:rPr>
-          <w:rFonts w:hint="eastAsia"/>
-        </w:rPr>
-        <w:t>。</w:t>
-      </w:r>
-      <w:r>
-        <w:rPr>
-          <w:rFonts w:hint="eastAsia"/>
-        </w:rPr>
-        <w:t>RNN</w:t>
-      </w:r>
-      <w:r>
-        <w:rPr>
-          <w:rFonts w:hint="eastAsia"/>
-        </w:rPr>
-        <w:t>在处理文本时，它会按照词的顺序一个一个算，每处理一个词就把这个词存到隐藏状态里。</w:t>
-      </w:r>
-      <w:r>
-        <w:rPr>
-          <w:rFonts w:hint="eastAsia"/>
-        </w:rPr>
-        <w:t>下一个词的计算，必须用到这个隐藏状态。</w:t>
-      </w:r>
-      <w:r>
-        <w:rPr>
-          <w:rFonts w:hint="eastAsia"/>
-        </w:rPr>
-        <w:t>因此</w:t>
-      </w:r>
-      <w:r>
-        <w:rPr>
-          <w:rFonts w:hint="eastAsia"/>
-        </w:rPr>
-        <w:t>RNN</w:t>
-      </w:r>
-      <w:r>
-        <w:rPr>
-          <w:rFonts w:hint="eastAsia"/>
-        </w:rPr>
-        <w:t>可以做翻译、写摘要、判断情感等。</w:t>
+        <w:t>以做翻译、写摘要、判断情感等。</w:t>
       </w:r>
     </w:p>
     <w:p>
@@ -4353,9 +7972,6 @@
     <w:p>
       <w:pPr>
         <w:ind w:left="420"/>
-        <w:rPr>
-          <w:rFonts w:hint="eastAsia"/>
-        </w:rPr>
       </w:pPr>
       <w:r>
         <w:rPr>
@@ -4396,7 +8012,168 @@
         <w:rPr>
           <w:rFonts w:hint="eastAsia"/>
         </w:rPr>
-        <w:t>原理</w:t>
+        <w:t>概述</w:t>
+      </w:r>
+    </w:p>
+    <w:p>
+      <w:r>
+        <w:tab/>
+      </w:r>
+      <w:r>
+        <w:rPr>
+          <w:rFonts w:hint="eastAsia"/>
+        </w:rPr>
+        <w:t>标准神经网络存在着不容忽视的内在缺陷。其中最显著的不足莫过于，他们模型的构建，都基于这样一个假设，即训练集和测试集彼此都是独立的。如果数据之间真是彼此独立的倒也无妨，但是在真实的世界里，很多样</w:t>
+      </w:r>
+      <w:proofErr w:type="gramStart"/>
+      <w:r>
+        <w:rPr>
+          <w:rFonts w:hint="eastAsia"/>
+        </w:rPr>
+        <w:t>例之间</w:t>
+      </w:r>
+      <w:proofErr w:type="gramEnd"/>
+      <w:r>
+        <w:rPr>
+          <w:rFonts w:hint="eastAsia"/>
+        </w:rPr>
+        <w:t>彼此有着千丝万缕的关联。</w:t>
+      </w:r>
+    </w:p>
+    <w:p>
+      <w:r>
+        <w:tab/>
+      </w:r>
+      <w:r>
+        <w:rPr>
+          <w:rFonts w:hint="eastAsia"/>
+        </w:rPr>
+        <w:t>CNN</w:t>
+      </w:r>
+      <w:r>
+        <w:rPr>
+          <w:rFonts w:hint="eastAsia"/>
+        </w:rPr>
+        <w:t>非常擅长图像的识别，但文本数据和图像数据差别非常大，最明显的莫过于，文本数据对文字的前后次序非常敏感。</w:t>
+      </w:r>
+    </w:p>
+    <w:p>
+      <w:pPr>
+        <w:rPr>
+          <w:rFonts w:hint="eastAsia"/>
+        </w:rPr>
+      </w:pPr>
+      <w:r>
+        <w:tab/>
+      </w:r>
+      <w:r>
+        <w:rPr>
+          <w:rFonts w:hint="eastAsia"/>
+          <w:color w:val="EE0000"/>
+        </w:rPr>
+        <w:t>除了对有依赖特征的数据处理起来比较困难之外，标准神经网络还存在一个短板，即标准神经网络（前馈神经网络、</w:t>
+      </w:r>
+      <w:r>
+        <w:rPr>
+          <w:rFonts w:hint="eastAsia"/>
+          <w:color w:val="EE0000"/>
+        </w:rPr>
+        <w:t>CNN</w:t>
+      </w:r>
+      <w:r>
+        <w:rPr>
+          <w:rFonts w:hint="eastAsia"/>
+          <w:color w:val="EE0000"/>
+        </w:rPr>
+        <w:t>和</w:t>
+      </w:r>
+      <w:r>
+        <w:rPr>
+          <w:rFonts w:hint="eastAsia"/>
+          <w:color w:val="EE0000"/>
+        </w:rPr>
+        <w:t>DNN</w:t>
+      </w:r>
+      <w:r>
+        <w:rPr>
+          <w:rFonts w:hint="eastAsia"/>
+          <w:color w:val="EE0000"/>
+        </w:rPr>
+        <w:t>等），都是标准的等长向量。而文本（视频、音频）等数据的长度并不固定，可长可短</w:t>
+      </w:r>
+      <w:r>
+        <w:rPr>
+          <w:rFonts w:hint="eastAsia"/>
+        </w:rPr>
+        <w:t>。即使通过截取、填充等技术手段勉强将文本（视频、音频）数据</w:t>
+      </w:r>
+      <w:proofErr w:type="gramStart"/>
+      <w:r>
+        <w:rPr>
+          <w:rFonts w:hint="eastAsia"/>
+        </w:rPr>
+        <w:t>“</w:t>
+      </w:r>
+      <w:proofErr w:type="gramEnd"/>
+      <w:r>
+        <w:rPr>
+          <w:rFonts w:hint="eastAsia"/>
+        </w:rPr>
+        <w:t>归一化“到一个固定长度，但由于标准网络的输入节点之间是独立的，他无法感知相邻数据（或者说在时间序列数据）之间的依赖关系。</w:t>
+      </w:r>
+    </w:p>
+    <w:p>
+      <w:pPr>
+        <w:pStyle w:val="4"/>
+        <w:rPr>
+          <w:rFonts w:hint="eastAsia"/>
+        </w:rPr>
+      </w:pPr>
+      <w:r>
+        <w:rPr>
+          <w:rFonts w:hint="eastAsia"/>
+        </w:rPr>
+        <w:t>Hopfield</w:t>
+      </w:r>
+      <w:r>
+        <w:rPr>
+          <w:rFonts w:hint="eastAsia"/>
+        </w:rPr>
+        <w:t>网络</w:t>
+      </w:r>
+    </w:p>
+    <w:p>
+      <w:pPr>
+        <w:pStyle w:val="4"/>
+      </w:pPr>
+      <w:r>
+        <w:rPr>
+          <w:rFonts w:hint="eastAsia"/>
+        </w:rPr>
+        <w:t>Jordan</w:t>
+      </w:r>
+      <w:r>
+        <w:rPr>
+          <w:rFonts w:hint="eastAsia"/>
+        </w:rPr>
+        <w:t>递归神经网络</w:t>
+      </w:r>
+    </w:p>
+    <w:p>
+      <w:pPr>
+        <w:pStyle w:val="4"/>
+      </w:pPr>
+      <w:r>
+        <w:rPr>
+          <w:rFonts w:hint="eastAsia"/>
+        </w:rPr>
+        <w:t>Elman</w:t>
+      </w:r>
+      <w:r>
+        <w:rPr>
+          <w:rFonts w:hint="eastAsia"/>
+        </w:rPr>
+        <w:t>递归神经网络</w:t>
       </w:r>
     </w:p>
     <w:p>
@@ -4442,7 +8219,7 @@
                     <pic:cNvPicPr/>
                   </pic:nvPicPr>
                   <pic:blipFill>
-                    <a:blip r:embed="rId24"/>
+                    <a:blip r:embed="rId25"/>
                     <a:stretch>
                       <a:fillRect/>
                     </a:stretch>
@@ -4472,7 +8249,21 @@
         <w:rPr>
           <w:rFonts w:hint="eastAsia"/>
         </w:rPr>
-        <w:t>对于递归神经元来说，经由它自己处理过的数据会变成自身下一次的输入，这个过程总共会进行</w:t>
+        <w:t>对于递归神经元来说，经由它自己处理过的数据会变成自身下一次的输入，这个过程</w:t>
+      </w:r>
+      <w:proofErr w:type="gramStart"/>
+      <w:r>
+        <w:rPr>
+          <w:rFonts w:hint="eastAsia"/>
+        </w:rPr>
+        <w:t>总共会</w:t>
+      </w:r>
+      <w:proofErr w:type="gramEnd"/>
+      <w:r>
+        <w:rPr>
+          <w:rFonts w:hint="eastAsia"/>
+        </w:rPr>
+        <w:t>进行</w:t>
       </w:r>
       <w:r>
         <w:rPr>
@@ -4492,11 +8283,19 @@
         </w:rPr>
         <w:t>t</w:t>
       </w:r>
-      <w:r>
-        <w:rPr>
-          <w:rFonts w:hint="eastAsia"/>
-        </w:rPr>
-        <w:t>个不同的神经元串联起来，这种神经元的长处是能够产生一个更全面的输出结果。</w:t>
+      <w:proofErr w:type="gramStart"/>
+      <w:r>
+        <w:rPr>
+          <w:rFonts w:hint="eastAsia"/>
+        </w:rPr>
+        <w:t>个</w:t>
+      </w:r>
+      <w:proofErr w:type="gramEnd"/>
+      <w:r>
+        <w:rPr>
+          <w:rFonts w:hint="eastAsia"/>
+        </w:rPr>
+        <w:t>不同的神经元串联起来，这种神经元的长处是能够产生一个更全面的输出结果。</w:t>
       </w:r>
     </w:p>
     <w:p>
@@ -4507,15 +8306,89 @@
         <w:rPr>
           <w:rFonts w:hint="eastAsia"/>
         </w:rPr>
+        <w:lastRenderedPageBreak/>
         <w:t>递归神经网络</w:t>
       </w:r>
-    </w:p>
-    <w:p>
+      <w:r>
+        <w:rPr>
+          <w:rFonts w:hint="eastAsia"/>
+        </w:rPr>
+        <w:t>（</w:t>
+      </w:r>
+      <w:r>
+        <w:t>RNN</w:t>
+      </w:r>
+      <w:r>
+        <w:rPr>
+          <w:rFonts w:hint="eastAsia"/>
+        </w:rPr>
+        <w:t>）</w:t>
+      </w:r>
+    </w:p>
+    <w:p>
+      <w:pPr>
+        <w:rPr>
+          <w:rFonts w:hint="eastAsia"/>
+        </w:rPr>
+      </w:pPr>
       <w:r>
         <w:tab/>
       </w:r>
       <w:r>
-        <w:t>(RNN-Recurrent Neural Network)</w:t>
+        <w:rPr>
+          <w:rFonts w:hint="eastAsia"/>
+        </w:rPr>
+        <w:t>循环神经网络（</w:t>
+      </w:r>
+      <w:r>
+        <w:rPr>
+          <w:rFonts w:hint="eastAsia"/>
+        </w:rPr>
+        <w:t>RNN</w:t>
+      </w:r>
+      <w:r>
+        <w:rPr>
+          <w:rFonts w:hint="eastAsia"/>
+        </w:rPr>
+        <w:t>）之所以称为循环（</w:t>
+      </w:r>
+      <w:r>
+        <w:rPr>
+          <w:rFonts w:hint="eastAsia"/>
+        </w:rPr>
+        <w:t>Recurrent</w:t>
+      </w:r>
+      <w:r>
+        <w:rPr>
+          <w:rFonts w:hint="eastAsia"/>
+        </w:rPr>
+        <w:t>），就是因为它的网络表现形式有循环结构，从而使得过去输出的信息能够作为</w:t>
+      </w:r>
+      <w:proofErr w:type="gramStart"/>
+      <w:r>
+        <w:rPr>
+          <w:rFonts w:hint="eastAsia"/>
+        </w:rPr>
+        <w:t>“</w:t>
+      </w:r>
+      <w:proofErr w:type="gramEnd"/>
+      <w:r>
+        <w:rPr>
+          <w:rFonts w:hint="eastAsia"/>
+        </w:rPr>
+        <w:t>记忆“被保留下来，并可应用于的输出计算中。也就是说，</w:t>
+      </w:r>
+      <w:r>
+        <w:rPr>
+          <w:rFonts w:hint="eastAsia"/>
+        </w:rPr>
+        <w:t>RNN</w:t>
+      </w:r>
+      <w:r>
+        <w:rPr>
+          <w:rFonts w:hint="eastAsia"/>
+        </w:rPr>
+        <w:t>的统一隐含层之间的节点是有连接的（这个和前馈神经网络有显著不同）。</w:t>
       </w:r>
     </w:p>
     <w:p>
@@ -4584,14 +8457,244 @@
         <w:rPr>
           <w:rFonts w:hint="eastAsia"/>
         </w:rPr>
-        <w:t>次，再将输出的结果传递到下一层网络中。这样，最终输出的结果会更</w:t>
-      </w:r>
+        <w:t>次，再将输出的结果传递到下一层网络中。这样，最终输出的结果会更全面，而且之前训练的信息被保持的时间会更久。</w:t>
+      </w:r>
+    </w:p>
+    <w:p>
+      <w:pPr>
+        <w:pStyle w:val="4"/>
+      </w:pPr>
+      <w:r>
+        <w:rPr>
+          <w:rFonts w:hint="eastAsia"/>
+        </w:rPr>
+        <w:t>梯度消失问题</w:t>
+      </w:r>
+    </w:p>
+    <w:p>
+      <w:pPr>
+        <w:ind w:firstLine="420"/>
+      </w:pPr>
+      <w:r>
+        <w:rPr>
+          <w:rFonts w:hint="eastAsia"/>
+        </w:rPr>
+        <w:t>当激活函数的梯度</w:t>
+      </w:r>
+      <w:proofErr w:type="gramStart"/>
+      <w:r>
+        <w:rPr>
+          <w:rFonts w:hint="eastAsia"/>
+        </w:rPr>
+        <w:t>很</w:t>
+      </w:r>
+      <w:proofErr w:type="gramEnd"/>
+      <w:r>
+        <w:rPr>
+          <w:rFonts w:hint="eastAsia"/>
+        </w:rPr>
+        <w:t>小时就会发生梯度消失问题。在反向传播的过程中，权重因子会被多次乘以这些小的梯度，因此会越变越小，随着递归的深入趋于“消失”，使得神经网络失去了长程可靠性。这在递归神经网络中是一个较普遍的问题。</w:t>
+      </w:r>
+    </w:p>
+    <w:p>
+      <w:pPr>
+        <w:pStyle w:val="4"/>
+      </w:pPr>
+      <w:r>
+        <w:rPr>
+          <w:rFonts w:hint="eastAsia"/>
+        </w:rPr>
+        <w:t>梯度爆炸问题</w:t>
+      </w:r>
+    </w:p>
+    <w:p>
+      <w:pPr>
+        <w:ind w:firstLine="420"/>
+      </w:pPr>
+      <w:r>
+        <w:rPr>
+          <w:rFonts w:hint="eastAsia"/>
+        </w:rPr>
+        <w:t>与梯度消失问题对应，当激活函数的梯度较大时，就会发生梯度爆炸问题。在反向传播的过程中，部分节点的大梯度使得他们的权重变得非常大，从而削弱了其他节点对于结果的影响，</w:t>
+      </w:r>
+      <w:r>
+        <w:rPr>
+          <w:rFonts w:hint="eastAsia"/>
+          <w:color w:val="EE0000"/>
+        </w:rPr>
+        <w:t>这个问题可以通过</w:t>
+      </w:r>
+      <w:r>
+        <w:rPr>
+          <w:rFonts w:hint="eastAsia"/>
+          <w:color w:val="EE0000"/>
+        </w:rPr>
+        <w:t>Dropout</w:t>
+      </w:r>
+      <w:r>
+        <w:rPr>
+          <w:rFonts w:hint="eastAsia"/>
+          <w:color w:val="EE0000"/>
+        </w:rPr>
+        <w:t>截断</w:t>
+      </w:r>
+      <w:r>
+        <w:rPr>
+          <w:rFonts w:hint="eastAsia"/>
+          <w:color w:val="EE0000"/>
+        </w:rPr>
+        <w:t>（</w:t>
+      </w:r>
+      <w:r>
+        <w:rPr>
+          <w:rFonts w:hint="eastAsia"/>
+          <w:color w:val="EE0000"/>
+        </w:rPr>
+        <w:t>即设置一个梯度允许的最大值</w:t>
+      </w:r>
+      <w:r>
+        <w:rPr>
+          <w:rFonts w:hint="eastAsia"/>
+          <w:color w:val="EE0000"/>
+        </w:rPr>
+        <w:t>）</w:t>
+      </w:r>
+      <w:r>
+        <w:rPr>
+          <w:rFonts w:hint="eastAsia"/>
+          <w:color w:val="EE0000"/>
+        </w:rPr>
+        <w:t>的方式来有效避免</w:t>
+      </w:r>
+      <w:r>
+        <w:rPr>
+          <w:rFonts w:hint="eastAsia"/>
+        </w:rPr>
+        <w:t>。</w:t>
+      </w:r>
+    </w:p>
+    <w:p>
+      <w:pPr>
+        <w:pStyle w:val="3"/>
+      </w:pPr>
+      <w:r>
+        <w:rPr>
+          <w:rFonts w:hint="eastAsia"/>
+        </w:rPr>
+        <w:t>结构</w:t>
+      </w:r>
+    </w:p>
+    <w:p>
+      <w:r>
+        <w:tab/>
+      </w:r>
+      <w:r>
+        <w:rPr>
+          <w:rFonts w:hint="eastAsia"/>
+        </w:rPr>
+        <w:t>根据不同的业务场景，</w:t>
+      </w:r>
+      <w:r>
+        <w:rPr>
+          <w:rFonts w:hint="eastAsia"/>
+        </w:rPr>
+        <w:t>RNN</w:t>
+      </w:r>
+      <w:r>
+        <w:rPr>
+          <w:rFonts w:hint="eastAsia"/>
+        </w:rPr>
+        <w:t>有很多不同的拓扑结构。从输入、输出是否为固定长度来区分，它可以被分为</w:t>
+      </w:r>
+      <w:r>
+        <w:rPr>
+          <w:rFonts w:hint="eastAsia"/>
+        </w:rPr>
+        <w:t>5</w:t>
+      </w:r>
+      <w:r>
+        <w:rPr>
+          <w:rFonts w:hint="eastAsia"/>
+        </w:rPr>
+        <w:t>类：</w:t>
+      </w:r>
+      <w:r>
+        <w:rPr>
+          <w:rFonts w:hint="eastAsia"/>
+        </w:rPr>
+        <w:t>one to one</w:t>
+      </w:r>
+      <w:r>
+        <w:rPr>
+          <w:rFonts w:hint="eastAsia"/>
+        </w:rPr>
+        <w:t>（一对一）、</w:t>
+      </w:r>
+      <w:r>
+        <w:rPr>
+          <w:rFonts w:hint="eastAsia"/>
+        </w:rPr>
+        <w:t>one to many</w:t>
+      </w:r>
+      <w:r>
+        <w:rPr>
+          <w:rFonts w:hint="eastAsia"/>
+        </w:rPr>
+        <w:t>（一对多）、</w:t>
+      </w:r>
+      <w:r>
+        <w:rPr>
+          <w:rFonts w:hint="eastAsia"/>
+        </w:rPr>
+        <w:t>many to one</w:t>
+      </w:r>
+      <w:r>
+        <w:rPr>
+          <w:rFonts w:hint="eastAsia"/>
+        </w:rPr>
+        <w:t>（多对一）、</w:t>
+      </w:r>
+      <w:r>
+        <w:rPr>
+          <w:rFonts w:hint="eastAsia"/>
+        </w:rPr>
+        <w:t>many to many</w:t>
+      </w:r>
+      <w:r>
+        <w:rPr>
+          <w:rFonts w:hint="eastAsia"/>
+        </w:rPr>
+        <w:t>（多对多，异步）和</w:t>
+      </w:r>
+      <w:r>
+        <w:rPr>
+          <w:rFonts w:hint="eastAsia"/>
+        </w:rPr>
+        <w:t>many to many</w:t>
+      </w:r>
+      <w:r>
+        <w:rPr>
+          <w:rFonts w:hint="eastAsia"/>
+        </w:rPr>
+        <w:t>（多对多，同步）。</w:t>
+      </w:r>
+    </w:p>
+    <w:p>
+      <w:pPr>
+        <w:pStyle w:val="4"/>
+      </w:pPr>
       <w:r>
         <w:rPr>
           <w:rFonts w:hint="eastAsia"/>
         </w:rPr>
         <w:lastRenderedPageBreak/>
-        <w:t>全面，而且之前训练的信息被保持的时间会更久。</w:t>
+        <w:t>one to one</w:t>
+      </w:r>
+      <w:r>
+        <w:rPr>
+          <w:rFonts w:hint="eastAsia"/>
+        </w:rPr>
+        <w:t>（一对一）</w:t>
       </w:r>
     </w:p>
     <w:p>
@@ -4602,18 +8705,13 @@
         <w:rPr>
           <w:rFonts w:hint="eastAsia"/>
         </w:rPr>
-        <w:t>梯度消失问题</w:t>
-      </w:r>
-    </w:p>
-    <w:p>
-      <w:pPr>
-        <w:ind w:firstLine="420"/>
-      </w:pPr>
-      <w:r>
-        <w:rPr>
-          <w:rFonts w:hint="eastAsia"/>
-        </w:rPr>
-        <w:t>当激活函数的梯度很小时就会发生梯度消失问题。在反向传播的过程中，权重因子会被多次乘以这些小的梯度，因此会越变越小，随着递归的深入趋于“消失”，使得神经网络失去了长程可靠性。这在递归神经网络中是一个较普遍的问题。</w:t>
+        <w:t>one to many</w:t>
+      </w:r>
+      <w:r>
+        <w:rPr>
+          <w:rFonts w:hint="eastAsia"/>
+        </w:rPr>
+        <w:t>（一对多）</w:t>
       </w:r>
     </w:p>
     <w:p>
@@ -4624,42 +8722,82 @@
         <w:rPr>
           <w:rFonts w:hint="eastAsia"/>
         </w:rPr>
-        <w:t>梯度爆炸问题</w:t>
-      </w:r>
-    </w:p>
-    <w:p>
-      <w:pPr>
-        <w:ind w:firstLine="420"/>
-      </w:pPr>
-      <w:r>
-        <w:rPr>
-          <w:rFonts w:hint="eastAsia"/>
-        </w:rPr>
-        <w:t>与梯度消失问题对应，当激活函数的梯度较大时，就会发生梯度爆炸问题。在反向传播的过程中，部分节点的大梯度使得他们的权重变得非常大，从而削弱了其他节点对于结果的影响，这个问题可以通过截断</w:t>
-      </w:r>
-      <w:r>
-        <w:rPr>
-          <w:rFonts w:hint="eastAsia"/>
-        </w:rPr>
-        <w:t>(</w:t>
-      </w:r>
-      <w:r>
-        <w:rPr>
-          <w:rFonts w:hint="eastAsia"/>
-        </w:rPr>
-        <w:t>即设置一个梯度允许的最大值</w:t>
-      </w:r>
-      <w:r>
-        <w:rPr>
-          <w:rFonts w:hint="eastAsia"/>
-        </w:rPr>
-        <w:t>)</w:t>
-      </w:r>
-      <w:r>
-        <w:rPr>
-          <w:rFonts w:hint="eastAsia"/>
-        </w:rPr>
-        <w:t>的方式来有效避免。</w:t>
+        <w:t>many to one</w:t>
+      </w:r>
+      <w:r>
+        <w:rPr>
+          <w:rFonts w:hint="eastAsia"/>
+        </w:rPr>
+        <w:t>（多对一）</w:t>
+      </w:r>
+    </w:p>
+    <w:p>
+      <w:pPr>
+        <w:pStyle w:val="4"/>
+      </w:pPr>
+      <w:r>
+        <w:rPr>
+          <w:rFonts w:hint="eastAsia"/>
+        </w:rPr>
+        <w:t>many to many</w:t>
+      </w:r>
+      <w:r>
+        <w:rPr>
+          <w:rFonts w:hint="eastAsia"/>
+        </w:rPr>
+        <w:t>（多对多，异步）</w:t>
+      </w:r>
+    </w:p>
+    <w:p>
+      <w:pPr>
+        <w:pStyle w:val="5"/>
+        <w:rPr>
+          <w:rFonts w:hint="eastAsia"/>
+        </w:rPr>
+      </w:pPr>
+      <w:r>
+        <w:rPr>
+          <w:rFonts w:hint="eastAsia"/>
+        </w:rPr>
+        <w:t>Encoder-Decoder</w:t>
+      </w:r>
+      <w:r>
+        <w:rPr>
+          <w:rFonts w:hint="eastAsia"/>
+        </w:rPr>
+        <w:t>（编码</w:t>
+      </w:r>
+      <w:r>
+        <w:rPr>
+          <w:rFonts w:hint="eastAsia"/>
+        </w:rPr>
+        <w:t>-</w:t>
+      </w:r>
+      <w:r>
+        <w:rPr>
+          <w:rFonts w:hint="eastAsia"/>
+        </w:rPr>
+        <w:t>解码）架构</w:t>
+      </w:r>
+    </w:p>
+    <w:p>
+      <w:pPr>
+        <w:pStyle w:val="4"/>
+        <w:rPr>
+          <w:rFonts w:hint="eastAsia"/>
+        </w:rPr>
+      </w:pPr>
+      <w:r>
+        <w:rPr>
+          <w:rFonts w:hint="eastAsia"/>
+        </w:rPr>
+        <w:t>many to many</w:t>
+      </w:r>
+      <w:r>
+        <w:rPr>
+          <w:rFonts w:hint="eastAsia"/>
+        </w:rPr>
+        <w:t>（多对多，同步）</w:t>
       </w:r>
     </w:p>
     <w:p>
@@ -4687,9 +8825,6 @@
     <w:p>
       <w:pPr>
         <w:pStyle w:val="4"/>
-        <w:rPr>
-          <w:rFonts w:hint="eastAsia"/>
-        </w:rPr>
       </w:pPr>
       <w:r>
         <w:rPr>
@@ -4701,15 +8836,104 @@
     <w:p>
       <w:pPr>
         <w:pStyle w:val="3"/>
-        <w:rPr>
-          <w:rFonts w:hint="eastAsia"/>
-        </w:rPr>
-      </w:pPr>
-      <w:r>
-        <w:rPr>
-          <w:rFonts w:hint="eastAsia"/>
-        </w:rPr>
-        <w:t>算法</w:t>
+      </w:pPr>
+      <w:r>
+        <w:rPr>
+          <w:rFonts w:hint="eastAsia"/>
+        </w:rPr>
+        <w:t>应用</w:t>
+      </w:r>
+    </w:p>
+    <w:p>
+      <w:pPr>
+        <w:pStyle w:val="4"/>
+      </w:pPr>
+      <w:r>
+        <w:rPr>
+          <w:rFonts w:hint="eastAsia"/>
+        </w:rPr>
+        <w:t>Elman RNN</w:t>
+      </w:r>
+    </w:p>
+    <w:p>
+      <w:pPr>
+        <w:ind w:firstLine="420"/>
+        <w:rPr>
+          <w:rFonts w:hint="eastAsia"/>
+        </w:rPr>
+      </w:pPr>
+      <w:r>
+        <w:rPr>
+          <w:rFonts w:hint="eastAsia"/>
+        </w:rPr>
+        <w:t>Elman RNN</w:t>
+      </w:r>
+      <w:r>
+        <w:rPr>
+          <w:rFonts w:hint="eastAsia"/>
+        </w:rPr>
+        <w:t>（基础循环神经网络）：时序预测、简单文本序列处理</w:t>
+      </w:r>
+    </w:p>
+    <w:p>
+      <w:pPr>
+        <w:pStyle w:val="4"/>
+      </w:pPr>
+      <w:r>
+        <w:rPr>
+          <w:rFonts w:hint="eastAsia"/>
+        </w:rPr>
+        <w:t>BRNN</w:t>
+      </w:r>
+      <w:r>
+        <w:rPr>
+          <w:rFonts w:hint="eastAsia"/>
+        </w:rPr>
+        <w:t>（双向</w:t>
+      </w:r>
+      <w:r>
+        <w:rPr>
+          <w:rFonts w:hint="eastAsia"/>
+        </w:rPr>
+        <w:t xml:space="preserve"> RNN</w:t>
+      </w:r>
+      <w:r>
+        <w:rPr>
+          <w:rFonts w:hint="eastAsia"/>
+        </w:rPr>
+        <w:t>）</w:t>
+      </w:r>
+    </w:p>
+    <w:p>
+      <w:pPr>
+        <w:ind w:firstLine="420"/>
+        <w:rPr>
+          <w:rFonts w:hint="eastAsia"/>
+        </w:rPr>
+      </w:pPr>
+      <w:r>
+        <w:rPr>
+          <w:rFonts w:hint="eastAsia"/>
+        </w:rPr>
+        <w:t>BRNN</w:t>
+      </w:r>
+      <w:r>
+        <w:rPr>
+          <w:rFonts w:hint="eastAsia"/>
+        </w:rPr>
+        <w:t>（双向</w:t>
+      </w:r>
+      <w:r>
+        <w:rPr>
+          <w:rFonts w:hint="eastAsia"/>
+        </w:rPr>
+        <w:t xml:space="preserve"> RNN</w:t>
+      </w:r>
+      <w:r>
+        <w:rPr>
+          <w:rFonts w:hint="eastAsia"/>
+        </w:rPr>
+        <w:t>）：文本分类、命名实体识别</w:t>
       </w:r>
     </w:p>
     <w:p>
@@ -4725,6 +8949,328 @@
     </w:p>
     <w:p>
       <w:pPr>
+        <w:pStyle w:val="3"/>
+      </w:pPr>
+      <w:r>
+        <w:rPr>
+          <w:rFonts w:hint="eastAsia"/>
+        </w:rPr>
+        <w:t>概述</w:t>
+      </w:r>
+    </w:p>
+    <w:p>
+      <w:pPr>
+        <w:rPr>
+          <w:rFonts w:hint="eastAsia"/>
+        </w:rPr>
+      </w:pPr>
+      <w:r>
+        <w:tab/>
+      </w:r>
+      <w:r>
+        <w:rPr>
+          <w:rFonts w:hint="eastAsia"/>
+        </w:rPr>
+        <w:t>传统</w:t>
+      </w:r>
+      <w:r>
+        <w:rPr>
+          <w:rFonts w:hint="eastAsia"/>
+        </w:rPr>
+        <w:t>RNN</w:t>
+      </w:r>
+      <w:r>
+        <w:rPr>
+          <w:rFonts w:hint="eastAsia"/>
+        </w:rPr>
+        <w:t>多采用反向传播时间（</w:t>
+      </w:r>
+      <w:r>
+        <w:rPr>
+          <w:rFonts w:hint="eastAsia"/>
+        </w:rPr>
+        <w:t>BPTT</w:t>
+      </w:r>
+      <w:r>
+        <w:rPr>
+          <w:rFonts w:hint="eastAsia"/>
+        </w:rPr>
+        <w:t>）算法，这种算法的弊端在于，</w:t>
+      </w:r>
+      <w:r>
+        <w:rPr>
+          <w:rFonts w:hint="eastAsia"/>
+          <w:color w:val="EE0000"/>
+        </w:rPr>
+        <w:t>随着时间的流逝，网络层数的增加，会产生梯度消失或梯度膨胀等问题</w:t>
+      </w:r>
+      <w:r>
+        <w:rPr>
+          <w:rFonts w:hint="eastAsia"/>
+        </w:rPr>
+        <w:t>。</w:t>
+      </w:r>
+    </w:p>
+    <w:p>
+      <w:pPr>
+        <w:pStyle w:val="3"/>
+      </w:pPr>
+      <w:r>
+        <w:rPr>
+          <w:rFonts w:hint="eastAsia"/>
+        </w:rPr>
+        <w:t>前向计算</w:t>
+      </w:r>
+    </w:p>
+    <w:p>
+      <w:pPr>
+        <w:pStyle w:val="4"/>
+      </w:pPr>
+      <w:r>
+        <w:rPr>
+          <w:rFonts w:hint="eastAsia"/>
+        </w:rPr>
+        <w:t>遗忘门</w:t>
+      </w:r>
+    </w:p>
+    <w:p>
+      <w:pPr>
+        <w:pStyle w:val="4"/>
+      </w:pPr>
+      <w:r>
+        <w:rPr>
+          <w:rFonts w:hint="eastAsia"/>
+        </w:rPr>
+        <w:t>输入门</w:t>
+      </w:r>
+    </w:p>
+    <w:p>
+      <w:pPr>
+        <w:pStyle w:val="4"/>
+      </w:pPr>
+      <w:r>
+        <w:rPr>
+          <w:rFonts w:hint="eastAsia"/>
+        </w:rPr>
+        <w:t>候选门</w:t>
+      </w:r>
+    </w:p>
+    <w:p>
+      <w:pPr>
+        <w:pStyle w:val="4"/>
+        <w:rPr>
+          <w:rFonts w:hint="eastAsia"/>
+        </w:rPr>
+      </w:pPr>
+      <w:r>
+        <w:rPr>
+          <w:rFonts w:hint="eastAsia"/>
+        </w:rPr>
+        <w:t>输出门</w:t>
+      </w:r>
+    </w:p>
+    <w:p>
+      <w:pPr>
+        <w:pStyle w:val="3"/>
+      </w:pPr>
+      <w:r>
+        <w:rPr>
+          <w:rFonts w:hint="eastAsia"/>
+        </w:rPr>
+        <w:t>特点</w:t>
+      </w:r>
+    </w:p>
+    <w:p>
+      <w:pPr>
+        <w:pStyle w:val="3"/>
+      </w:pPr>
+      <w:r>
+        <w:rPr>
+          <w:rFonts w:hint="eastAsia"/>
+        </w:rPr>
+        <w:t>应用</w:t>
+      </w:r>
+    </w:p>
+    <w:p>
+      <w:pPr>
+        <w:pStyle w:val="4"/>
+      </w:pPr>
+      <w:r>
+        <w:t>Bi‑LSTM</w:t>
+      </w:r>
+      <w:r>
+        <w:rPr>
+          <w:rFonts w:hint="eastAsia"/>
+        </w:rPr>
+        <w:t>（双向</w:t>
+      </w:r>
+      <w:r>
+        <w:t xml:space="preserve"> LSTM</w:t>
+      </w:r>
+      <w:r>
+        <w:rPr>
+          <w:rFonts w:hint="eastAsia"/>
+        </w:rPr>
+        <w:t>）</w:t>
+      </w:r>
+    </w:p>
+    <w:p>
+      <w:pPr>
+        <w:ind w:firstLine="420"/>
+      </w:pPr>
+      <w:r>
+        <w:t>Bi‑LSTM</w:t>
+      </w:r>
+      <w:r>
+        <w:rPr>
+          <w:rFonts w:hint="eastAsia"/>
+        </w:rPr>
+        <w:t>（双向</w:t>
+      </w:r>
+      <w:r>
+        <w:t xml:space="preserve"> LSTM</w:t>
+      </w:r>
+      <w:r>
+        <w:rPr>
+          <w:rFonts w:hint="eastAsia"/>
+        </w:rPr>
+        <w:t>）：情感分析、命名实体识别</w:t>
+      </w:r>
+      <w:r>
+        <w:t xml:space="preserve"> NER</w:t>
+      </w:r>
+      <w:r>
+        <w:rPr>
+          <w:rFonts w:hint="eastAsia"/>
+        </w:rPr>
+        <w:t>、机器翻译</w:t>
+      </w:r>
+    </w:p>
+    <w:p>
+      <w:pPr>
+        <w:pStyle w:val="4"/>
+      </w:pPr>
+      <w:r>
+        <w:rPr>
+          <w:rFonts w:hint="eastAsia"/>
+        </w:rPr>
+        <w:t>Stacked LSTM</w:t>
+      </w:r>
+      <w:r>
+        <w:rPr>
+          <w:rFonts w:hint="eastAsia"/>
+        </w:rPr>
+        <w:t>（堆叠深层</w:t>
+      </w:r>
+      <w:r>
+        <w:rPr>
+          <w:rFonts w:hint="eastAsia"/>
+        </w:rPr>
+        <w:t xml:space="preserve"> LSTM</w:t>
+      </w:r>
+      <w:r>
+        <w:rPr>
+          <w:rFonts w:hint="eastAsia"/>
+        </w:rPr>
+        <w:t>）</w:t>
+      </w:r>
+    </w:p>
+    <w:p>
+      <w:pPr>
+        <w:ind w:firstLine="420"/>
+        <w:rPr>
+          <w:rFonts w:hint="eastAsia"/>
+        </w:rPr>
+      </w:pPr>
+      <w:r>
+        <w:rPr>
+          <w:rFonts w:hint="eastAsia"/>
+        </w:rPr>
+        <w:t>Stacked LSTM</w:t>
+      </w:r>
+      <w:r>
+        <w:rPr>
+          <w:rFonts w:hint="eastAsia"/>
+        </w:rPr>
+        <w:t>（堆叠深层</w:t>
+      </w:r>
+      <w:r>
+        <w:rPr>
+          <w:rFonts w:hint="eastAsia"/>
+        </w:rPr>
+        <w:t xml:space="preserve"> LSTM</w:t>
+      </w:r>
+      <w:r>
+        <w:rPr>
+          <w:rFonts w:hint="eastAsia"/>
+        </w:rPr>
+        <w:t>）：长文本建模、语音合成</w:t>
+      </w:r>
+    </w:p>
+    <w:p>
+      <w:pPr>
+        <w:pStyle w:val="4"/>
+      </w:pPr>
+      <w:r>
+        <w:rPr>
+          <w:rFonts w:hint="eastAsia"/>
+        </w:rPr>
+        <w:lastRenderedPageBreak/>
+        <w:t>GRU</w:t>
+      </w:r>
+      <w:r>
+        <w:rPr>
+          <w:rFonts w:hint="eastAsia"/>
+        </w:rPr>
+        <w:t>（门控循环单元，</w:t>
+      </w:r>
+      <w:r>
+        <w:rPr>
+          <w:rFonts w:hint="eastAsia"/>
+        </w:rPr>
+        <w:t xml:space="preserve">LSTM </w:t>
+      </w:r>
+      <w:r>
+        <w:rPr>
+          <w:rFonts w:hint="eastAsia"/>
+        </w:rPr>
+        <w:t>简化版）</w:t>
+      </w:r>
+    </w:p>
+    <w:p>
+      <w:pPr>
+        <w:ind w:firstLine="420"/>
+        <w:rPr>
+          <w:rFonts w:hint="eastAsia"/>
+        </w:rPr>
+      </w:pPr>
+      <w:r>
+        <w:rPr>
+          <w:rFonts w:hint="eastAsia"/>
+        </w:rPr>
+        <w:t>GRU</w:t>
+      </w:r>
+      <w:r>
+        <w:rPr>
+          <w:rFonts w:hint="eastAsia"/>
+        </w:rPr>
+        <w:t>（门控循环单元，</w:t>
+      </w:r>
+      <w:r>
+        <w:rPr>
+          <w:rFonts w:hint="eastAsia"/>
+        </w:rPr>
+        <w:t xml:space="preserve">LSTM </w:t>
+      </w:r>
+      <w:r>
+        <w:rPr>
+          <w:rFonts w:hint="eastAsia"/>
+        </w:rPr>
+        <w:t>简化版）：轻量化时序建模</w:t>
+      </w:r>
+    </w:p>
+    <w:p>
+      <w:pPr>
         <w:pStyle w:val="2"/>
       </w:pPr>
       <w:r>
@@ -4818,14 +9364,7 @@
         <w:rPr>
           <w:rFonts w:hint="eastAsia"/>
         </w:rPr>
-        <w:t>注意力机制还支持并行计算，比如处理“我爱中国”这四个词，它能一次性算出“我”和“爱中国”的关联度，“爱”和“我中国”的关联度，以及“中国”和“我爱”的关联度，它不用等前一个词算完，这就好像从单窗口办事变成多窗</w:t>
-      </w:r>
-      <w:r>
-        <w:rPr>
-          <w:rFonts w:hint="eastAsia"/>
-        </w:rPr>
-        <w:lastRenderedPageBreak/>
-        <w:t>口</w:t>
+        <w:t>注意力机制还支持并行计算，比如处理“我爱中国”这四个词，它能一次性算出“我”和“爱中国”的关联度，“爱”和“我中国”的关联度，以及“中国”和“我爱”的关联度，它不用等前一个词算完，这就好像从单窗口办事变成多窗口</w:t>
       </w:r>
       <w:r>
         <w:rPr>
@@ -4945,9 +9484,6 @@
     <w:p>
       <w:pPr>
         <w:jc w:val="center"/>
-        <w:rPr>
-          <w:rFonts w:hint="eastAsia"/>
-        </w:rPr>
       </w:pPr>
       <w:r>
         <w:rPr>
@@ -4969,7 +9505,7 @@
                     <pic:cNvPicPr/>
                   </pic:nvPicPr>
                   <pic:blipFill>
-                    <a:blip r:embed="rId25"/>
+                    <a:blip r:embed="rId26"/>
                     <a:stretch>
                       <a:fillRect/>
                     </a:stretch>
@@ -5030,7 +9566,14 @@
         <w:rPr>
           <w:rFonts w:hint="eastAsia"/>
         </w:rPr>
-        <w:t>，既实现了对序列中关键信息的精准捕捉，又保留了词语在句子中的位置关系，从而突破了传统模型在长距离依赖处理和并行计算上的局限，为高效理解上下文语义奠定了基础。</w:t>
+        <w:t>，既实现了对序列中关键信息的精</w:t>
+      </w:r>
+      <w:r>
+        <w:rPr>
+          <w:rFonts w:hint="eastAsia"/>
+        </w:rPr>
+        <w:lastRenderedPageBreak/>
+        <w:t>准捕捉，又保留了词语在句子中的位置关系，从而突破了传统模型在长距离依赖处理和并行计算上的局限，为高效理解上下文语义奠定了基础。</w:t>
       </w:r>
     </w:p>
     <w:p>
@@ -5111,15 +9654,26 @@
         <w:rPr>
           <w:rFonts w:hint="eastAsia"/>
         </w:rPr>
-        <w:t>以后后续的一些变体，主要关注的就是编码器侧的优化，他们不仅在预训练任务的设计上持续迭代，还在模型轻量化的方向上不断突破，使得模型语义理解能力越来越强。</w:t>
-      </w:r>
-    </w:p>
-    <w:p>
-      <w:pPr>
-        <w:ind w:firstLine="420"/>
-        <w:rPr>
-          <w:rFonts w:hint="eastAsia"/>
-        </w:rPr>
+        <w:t>以后后续的一些变体，主要关注的就是编码器侧的优化，他们不仅在</w:t>
+      </w:r>
+      <w:proofErr w:type="gramStart"/>
+      <w:r>
+        <w:rPr>
+          <w:rFonts w:hint="eastAsia"/>
+        </w:rPr>
+        <w:t>预训练</w:t>
+      </w:r>
+      <w:proofErr w:type="gramEnd"/>
+      <w:r>
+        <w:rPr>
+          <w:rFonts w:hint="eastAsia"/>
+        </w:rPr>
+        <w:t>任务的设计上持续迭代，还在模型轻量化的方向上不断突破，使得模型语义理解能力越来越强。</w:t>
+      </w:r>
+    </w:p>
+    <w:p>
+      <w:pPr>
+        <w:ind w:firstLine="420"/>
       </w:pPr>
       <w:r>
         <w:rPr>
@@ -5165,13 +9719,7 @@
         <w:rPr>
           <w:rFonts w:hint="eastAsia"/>
         </w:rPr>
-        <w:t>就像一个语言理解大师，</w:t>
-      </w:r>
-      <w:r>
-        <w:rPr>
-          <w:rFonts w:hint="eastAsia"/>
-        </w:rPr>
-        <w:t>只用</w:t>
+        <w:t>就像一个语言理解大师，只用</w:t>
       </w:r>
       <w:r>
         <w:rPr>
@@ -5183,19 +9731,7 @@
         <w:rPr>
           <w:rFonts w:hint="eastAsia"/>
         </w:rPr>
-        <w:t>的编码器部分</w:t>
-      </w:r>
-      <w:r>
-        <w:rPr>
-          <w:rFonts w:hint="eastAsia"/>
-        </w:rPr>
-        <w:t>，</w:t>
-      </w:r>
-      <w:r>
-        <w:rPr>
-          <w:rFonts w:hint="eastAsia"/>
-        </w:rPr>
-        <w:t>特点就是：在解析文本时可以</w:t>
+        <w:t>的编码器部分，特点就是：在解析文本时可以</w:t>
       </w:r>
       <w:r>
         <w:rPr>
@@ -5232,234 +9768,311 @@
         <w:rPr>
           <w:rFonts w:hint="eastAsia"/>
         </w:rPr>
-        <w:t>就会同时看左边有“他在”，右边有“吃午饭”，猜出他可能是在公司或者家里，这就是双向看上</w:t>
-      </w:r>
+        <w:t>就会同时看左边有“他在”，右边有“吃午饭”，猜出他可能是在公司或者家里，这就是双向看上下文的功能。有了这个功能，他在大段文本的理解方面就很强，所以他很擅长文本分类、关键词提取、语义匹配等。</w:t>
+      </w:r>
+    </w:p>
+    <w:p>
+      <w:r>
+        <w:tab/>
+      </w:r>
+      <w:r>
+        <w:rPr>
+          <w:rFonts w:hint="eastAsia"/>
+        </w:rPr>
+        <w:t>GPT</w:t>
+      </w:r>
+      <w:r>
+        <w:rPr>
+          <w:rFonts w:hint="eastAsia"/>
+        </w:rPr>
+        <w:t>主要侧重于解码器侧，它更像一个文本生成大师，特点：单向生成，不能看未来。他用的是</w:t>
+      </w:r>
+      <w:r>
+        <w:rPr>
+          <w:rFonts w:hint="eastAsia"/>
+          <w:color w:val="EE0000"/>
+        </w:rPr>
+        <w:t>单向注意力</w:t>
+      </w:r>
+      <w:r>
+        <w:rPr>
+          <w:rFonts w:hint="eastAsia"/>
+        </w:rPr>
+        <w:t>，也叫</w:t>
+      </w:r>
+      <w:r>
+        <w:rPr>
+          <w:rFonts w:hint="eastAsia"/>
+          <w:color w:val="EE0000"/>
+        </w:rPr>
+        <w:t>因果注意力</w:t>
+      </w:r>
+      <w:r>
+        <w:rPr>
+          <w:rFonts w:hint="eastAsia"/>
+        </w:rPr>
+        <w:t>。当你生成</w:t>
+      </w:r>
+      <w:proofErr w:type="gramStart"/>
+      <w:r>
+        <w:rPr>
+          <w:rFonts w:hint="eastAsia"/>
+        </w:rPr>
+        <w:t>当前词</w:t>
+      </w:r>
+      <w:proofErr w:type="gramEnd"/>
+      <w:r>
+        <w:rPr>
+          <w:rFonts w:hint="eastAsia"/>
+        </w:rPr>
+        <w:t>的时候，只能看“前面已经生成的词”，不能提前看“后面还没写的词”。另外一方面，解码器还有</w:t>
+      </w:r>
+      <w:r>
+        <w:rPr>
+          <w:rFonts w:hint="eastAsia"/>
+          <w:color w:val="EE0000"/>
+        </w:rPr>
+        <w:t>掩码机制</w:t>
+      </w:r>
+      <w:r>
+        <w:rPr>
+          <w:rFonts w:hint="eastAsia"/>
+        </w:rPr>
+        <w:t>，用来屏蔽未来词，符合时序的逻辑。</w:t>
+      </w:r>
+      <w:r>
+        <w:rPr>
+          <w:rFonts w:hint="eastAsia"/>
+        </w:rPr>
+        <w:t>当然，</w:t>
+      </w:r>
+      <w:r>
+        <w:rPr>
+          <w:rFonts w:hint="eastAsia"/>
+        </w:rPr>
+        <w:t>Transformer</w:t>
+      </w:r>
+      <w:r>
+        <w:rPr>
+          <w:rFonts w:hint="eastAsia"/>
+        </w:rPr>
+        <w:t>也离不开</w:t>
+      </w:r>
+      <w:proofErr w:type="gramStart"/>
+      <w:r>
+        <w:rPr>
+          <w:rFonts w:hint="eastAsia"/>
+          <w:color w:val="EE0000"/>
+        </w:rPr>
+        <w:t>预训练</w:t>
+      </w:r>
+      <w:proofErr w:type="gramEnd"/>
+      <w:r>
+        <w:rPr>
+          <w:rFonts w:hint="eastAsia"/>
+          <w:color w:val="EE0000"/>
+        </w:rPr>
+        <w:t>+</w:t>
+      </w:r>
+      <w:r>
+        <w:rPr>
+          <w:rFonts w:hint="eastAsia"/>
+          <w:color w:val="EE0000"/>
+        </w:rPr>
+        <w:t>微调</w:t>
+      </w:r>
+      <w:r>
+        <w:rPr>
+          <w:rFonts w:hint="eastAsia"/>
+        </w:rPr>
+        <w:t>，在</w:t>
+      </w:r>
+      <w:proofErr w:type="gramStart"/>
+      <w:r>
+        <w:rPr>
+          <w:rFonts w:hint="eastAsia"/>
+        </w:rPr>
+        <w:t>预训练</w:t>
+      </w:r>
+      <w:proofErr w:type="gramEnd"/>
+      <w:r>
+        <w:rPr>
+          <w:rFonts w:hint="eastAsia"/>
+        </w:rPr>
+        <w:t>阶段，工程师会用海量的文本数据喂给</w:t>
+      </w:r>
+      <w:r>
+        <w:rPr>
+          <w:rFonts w:hint="eastAsia"/>
+        </w:rPr>
+        <w:t>GPT</w:t>
+      </w:r>
+      <w:r>
+        <w:rPr>
+          <w:rFonts w:hint="eastAsia"/>
+        </w:rPr>
+        <w:t>，主要是学习一般性的词语搭配、语法规则、常规知识，通过训练就可以得到“夏天”经过和“炎热”“空调”“西瓜”一起出现，这个时候</w:t>
+      </w:r>
+      <w:r>
+        <w:rPr>
+          <w:rFonts w:hint="eastAsia"/>
+        </w:rPr>
+        <w:t>GPT</w:t>
+      </w:r>
+      <w:r>
+        <w:rPr>
+          <w:rFonts w:hint="eastAsia"/>
+        </w:rPr>
+        <w:t>就训练出来</w:t>
+      </w:r>
+      <w:r>
+        <w:rPr>
+          <w:rFonts w:hint="eastAsia"/>
+          <w:color w:val="EE0000"/>
+        </w:rPr>
+        <w:t>通用能力</w:t>
+      </w:r>
+      <w:r>
+        <w:rPr>
+          <w:rFonts w:hint="eastAsia"/>
+        </w:rPr>
+        <w:t>，让它能够具备基本的知识储备和文本生成能力。到了微调阶段，主要是针对具体任务给</w:t>
+      </w:r>
+      <w:r>
+        <w:rPr>
+          <w:rFonts w:hint="eastAsia"/>
+        </w:rPr>
+        <w:t>GPT</w:t>
+      </w:r>
+      <w:r>
+        <w:rPr>
+          <w:rFonts w:hint="eastAsia"/>
+        </w:rPr>
+        <w:t>做</w:t>
+      </w:r>
+      <w:r>
+        <w:rPr>
+          <w:rFonts w:hint="eastAsia"/>
+          <w:color w:val="EE0000"/>
+        </w:rPr>
+        <w:t>专项训练</w:t>
+      </w:r>
+      <w:r>
+        <w:rPr>
+          <w:rFonts w:hint="eastAsia"/>
+        </w:rPr>
+        <w:t>，比如想要他编码，就需要用</w:t>
+      </w:r>
+      <w:r>
+        <w:rPr>
+          <w:rFonts w:hint="eastAsia"/>
+        </w:rPr>
+        <w:t>GitHub</w:t>
+      </w:r>
+      <w:r>
+        <w:rPr>
+          <w:rFonts w:hint="eastAsia"/>
+        </w:rPr>
+        <w:t>的开源代码做微调。</w:t>
+      </w:r>
+      <w:r>
+        <w:rPr>
+          <w:rFonts w:hint="eastAsia"/>
+        </w:rPr>
+        <w:t>通过这种方式，</w:t>
+      </w:r>
+      <w:r>
+        <w:rPr>
+          <w:rFonts w:hint="eastAsia"/>
+        </w:rPr>
+        <w:t>GPT</w:t>
+      </w:r>
+      <w:r>
+        <w:rPr>
+          <w:rFonts w:hint="eastAsia"/>
+        </w:rPr>
+        <w:t>就能够快速适配不同的工作场景。</w:t>
+      </w:r>
+    </w:p>
+    <w:p>
+      <w:pPr>
+        <w:pStyle w:val="3"/>
+      </w:pPr>
       <w:r>
         <w:rPr>
           <w:rFonts w:hint="eastAsia"/>
         </w:rPr>
         <w:lastRenderedPageBreak/>
-        <w:t>下文的功能。有了这个功能，他在大段文本的理解方面就很强，所以他很擅长文本分类、关键词提取、语义匹配等。</w:t>
-      </w:r>
-    </w:p>
-    <w:p>
-      <w:pPr>
-        <w:rPr>
-          <w:rFonts w:hint="eastAsia"/>
-        </w:rPr>
-      </w:pPr>
-      <w:r>
-        <w:tab/>
-      </w:r>
+        <w:t>特点</w:t>
+      </w:r>
+    </w:p>
+    <w:p>
+      <w:pPr>
+        <w:pStyle w:val="4"/>
+      </w:pPr>
+      <w:r>
+        <w:rPr>
+          <w:rFonts w:hint="eastAsia"/>
+        </w:rPr>
+        <w:t>优点</w:t>
+      </w:r>
+    </w:p>
+    <w:p>
+      <w:pPr>
+        <w:pStyle w:val="4"/>
+      </w:pPr>
+      <w:r>
+        <w:rPr>
+          <w:rFonts w:hint="eastAsia"/>
+        </w:rPr>
+        <w:t>缺点</w:t>
+      </w:r>
+    </w:p>
+    <w:p>
+      <w:pPr>
+        <w:pStyle w:val="3"/>
+      </w:pPr>
+      <w:r>
+        <w:rPr>
+          <w:rFonts w:hint="eastAsia"/>
+        </w:rPr>
+        <w:t>应用</w:t>
+      </w:r>
+    </w:p>
+    <w:p>
+      <w:pPr>
+        <w:pStyle w:val="4"/>
+      </w:pPr>
+      <w:r>
+        <w:rPr>
+          <w:rFonts w:hint="eastAsia"/>
+        </w:rPr>
+        <w:t>BERT</w:t>
+      </w:r>
+    </w:p>
+    <w:p>
+      <w:pPr>
+        <w:pStyle w:val="4"/>
+      </w:pPr>
       <w:r>
         <w:rPr>
           <w:rFonts w:hint="eastAsia"/>
         </w:rPr>
         <w:t>GPT</w:t>
       </w:r>
-      <w:r>
-        <w:rPr>
-          <w:rFonts w:hint="eastAsia"/>
-        </w:rPr>
-        <w:t>主要侧重于解码器侧，它更像一个文本生成大师，特点：单向生成，不能看未来。他用的是</w:t>
-      </w:r>
-      <w:r>
-        <w:rPr>
-          <w:rFonts w:hint="eastAsia"/>
-          <w:color w:val="EE0000"/>
-        </w:rPr>
-        <w:t>单向注意力</w:t>
-      </w:r>
-      <w:r>
-        <w:rPr>
-          <w:rFonts w:hint="eastAsia"/>
-        </w:rPr>
-        <w:t>，也叫</w:t>
-      </w:r>
-      <w:r>
-        <w:rPr>
-          <w:rFonts w:hint="eastAsia"/>
-          <w:color w:val="EE0000"/>
-        </w:rPr>
-        <w:t>因果注意力</w:t>
-      </w:r>
-      <w:r>
-        <w:rPr>
-          <w:rFonts w:hint="eastAsia"/>
-        </w:rPr>
-        <w:t>。当你生成当前词的时候，只能看“前面已经生成的词”，不能提前看“后面还没写的词”。另外一方面，解码器还有</w:t>
-      </w:r>
-      <w:r>
-        <w:rPr>
-          <w:rFonts w:hint="eastAsia"/>
-          <w:color w:val="EE0000"/>
-        </w:rPr>
-        <w:t>掩码机制</w:t>
-      </w:r>
-      <w:r>
-        <w:rPr>
-          <w:rFonts w:hint="eastAsia"/>
-        </w:rPr>
-        <w:t>，用来屏蔽未来词，符合时序的逻辑。</w:t>
-      </w:r>
-      <w:r>
-        <w:rPr>
-          <w:rFonts w:hint="eastAsia"/>
-        </w:rPr>
-        <w:t>当然，</w:t>
-      </w:r>
-      <w:r>
-        <w:rPr>
-          <w:rFonts w:hint="eastAsia"/>
-        </w:rPr>
-        <w:t>Transformer</w:t>
-      </w:r>
-      <w:r>
-        <w:rPr>
-          <w:rFonts w:hint="eastAsia"/>
-        </w:rPr>
-        <w:t>也离不开</w:t>
-      </w:r>
-      <w:r>
-        <w:rPr>
-          <w:rFonts w:hint="eastAsia"/>
-          <w:color w:val="EE0000"/>
-        </w:rPr>
-        <w:t>预训练</w:t>
-      </w:r>
-      <w:r>
-        <w:rPr>
-          <w:rFonts w:hint="eastAsia"/>
-          <w:color w:val="EE0000"/>
-        </w:rPr>
-        <w:t>+</w:t>
-      </w:r>
-      <w:r>
-        <w:rPr>
-          <w:rFonts w:hint="eastAsia"/>
-          <w:color w:val="EE0000"/>
-        </w:rPr>
-        <w:t>微调</w:t>
-      </w:r>
-      <w:r>
-        <w:rPr>
-          <w:rFonts w:hint="eastAsia"/>
-        </w:rPr>
-        <w:t>，在预训练阶段，工程师会用海量的文本数据喂给</w:t>
-      </w:r>
-      <w:r>
-        <w:rPr>
-          <w:rFonts w:hint="eastAsia"/>
-        </w:rPr>
-        <w:t>GPT</w:t>
-      </w:r>
-      <w:r>
-        <w:rPr>
-          <w:rFonts w:hint="eastAsia"/>
-        </w:rPr>
-        <w:t>，主要是学习一般性的词语搭配、语法规则、常规知识，通过训练就可以得到“夏天”经过和“炎热”“空调”“西瓜”一起出现，这个时候</w:t>
-      </w:r>
-      <w:r>
-        <w:rPr>
-          <w:rFonts w:hint="eastAsia"/>
-        </w:rPr>
-        <w:t>GPT</w:t>
-      </w:r>
-      <w:r>
-        <w:rPr>
-          <w:rFonts w:hint="eastAsia"/>
-        </w:rPr>
-        <w:t>就训练出来</w:t>
-      </w:r>
-      <w:r>
-        <w:rPr>
-          <w:rFonts w:hint="eastAsia"/>
-          <w:color w:val="EE0000"/>
-        </w:rPr>
-        <w:t>通用能力</w:t>
-      </w:r>
-      <w:r>
-        <w:rPr>
-          <w:rFonts w:hint="eastAsia"/>
-        </w:rPr>
-        <w:t>，让它能够具备基本的知识储备和文本生成能力。到了微调阶段，主要是针对具体任务给</w:t>
-      </w:r>
-      <w:r>
-        <w:rPr>
-          <w:rFonts w:hint="eastAsia"/>
-        </w:rPr>
-        <w:t>GPT</w:t>
-      </w:r>
-      <w:r>
-        <w:rPr>
-          <w:rFonts w:hint="eastAsia"/>
-        </w:rPr>
-        <w:t>做</w:t>
-      </w:r>
-      <w:r>
-        <w:rPr>
-          <w:rFonts w:hint="eastAsia"/>
-          <w:color w:val="EE0000"/>
-        </w:rPr>
-        <w:t>专项训练</w:t>
-      </w:r>
-      <w:r>
-        <w:rPr>
-          <w:rFonts w:hint="eastAsia"/>
-        </w:rPr>
-        <w:t>，比如想要他编码，就需要用</w:t>
-      </w:r>
-      <w:r>
-        <w:rPr>
-          <w:rFonts w:hint="eastAsia"/>
-        </w:rPr>
-        <w:t>GitHub</w:t>
-      </w:r>
-      <w:r>
-        <w:rPr>
-          <w:rFonts w:hint="eastAsia"/>
-        </w:rPr>
-        <w:t>的开源代码做微调。</w:t>
-      </w:r>
-      <w:r>
-        <w:rPr>
-          <w:rFonts w:hint="eastAsia"/>
-        </w:rPr>
-        <w:t>通过这种方式，</w:t>
-      </w:r>
-      <w:r>
-        <w:rPr>
-          <w:rFonts w:hint="eastAsia"/>
-        </w:rPr>
-        <w:t>GPT</w:t>
-      </w:r>
-      <w:r>
-        <w:rPr>
-          <w:rFonts w:hint="eastAsia"/>
-        </w:rPr>
-        <w:t>就能够快速适配不同的工作场景。</w:t>
-      </w:r>
-    </w:p>
-    <w:p>
-      <w:pPr>
-        <w:pStyle w:val="3"/>
-      </w:pPr>
-      <w:r>
-        <w:rPr>
-          <w:rFonts w:hint="eastAsia"/>
-        </w:rPr>
-        <w:t>特点</w:t>
-      </w:r>
     </w:p>
     <w:p>
       <w:pPr>
         <w:pStyle w:val="4"/>
-      </w:pPr>
-      <w:r>
-        <w:rPr>
-          <w:rFonts w:hint="eastAsia"/>
-        </w:rPr>
-        <w:t>优点</w:t>
+        <w:rPr>
+          <w:rFonts w:hint="eastAsia"/>
+        </w:rPr>
+      </w:pPr>
+      <w:r>
+        <w:rPr>
+          <w:rFonts w:hint="eastAsia"/>
+        </w:rPr>
+        <w:t>T5</w:t>
       </w:r>
     </w:p>
     <w:p>
@@ -5469,26 +10082,14 @@
           <w:rFonts w:hint="eastAsia"/>
         </w:rPr>
       </w:pPr>
-      <w:r>
-        <w:rPr>
-          <w:rFonts w:hint="eastAsia"/>
-        </w:rPr>
-        <w:t>缺点</w:t>
-      </w:r>
-    </w:p>
-    <w:p>
-      <w:pPr>
-        <w:pStyle w:val="3"/>
-        <w:rPr>
-          <w:rFonts w:hint="eastAsia"/>
-        </w:rPr>
-      </w:pPr>
-      <w:r>
-        <w:rPr>
-          <w:rFonts w:hint="eastAsia"/>
-        </w:rPr>
-        <w:t>算法</w:t>
-      </w:r>
+      <w:proofErr w:type="spellStart"/>
+      <w:r>
+        <w:rPr>
+          <w:rFonts w:hint="eastAsia"/>
+        </w:rPr>
+        <w:t>ViT</w:t>
+      </w:r>
+      <w:proofErr w:type="spellEnd"/>
     </w:p>
     <w:sectPr>
       <w:pgSz w:w="11906" w:h="16838"/>
@@ -6090,17 +10691,15 @@
     <w:uiPriority w:val="9"/>
     <w:unhideWhenUsed/>
     <w:qFormat/>
-    <w:rsid w:val="00613CE9"/>
+    <w:rsid w:val="001228EC"/>
     <w:pPr>
       <w:keepNext/>
       <w:keepLines/>
       <w:outlineLvl w:val="4"/>
     </w:pPr>
     <w:rPr>
-      <w:rFonts w:eastAsia="华文宋体"/>
       <w:b/>
       <w:bCs/>
-      <w:sz w:val="28"/>
       <w:szCs w:val="28"/>
     </w:rPr>
   </w:style>
@@ -6165,7 +10764,6 @@
   <w:style w:type="character" w:default="1" w:styleId="a0">
     <w:name w:val="Default Paragraph Font"/>
     <w:uiPriority w:val="1"/>
-    <w:semiHidden/>
     <w:unhideWhenUsed/>
   </w:style>
   <w:style w:type="table" w:default="1" w:styleId="a1">
@@ -6247,12 +10845,12 @@
     <w:basedOn w:val="a0"/>
     <w:link w:val="5"/>
     <w:uiPriority w:val="9"/>
-    <w:rsid w:val="00613CE9"/>
+    <w:rsid w:val="001228EC"/>
     <w:rPr>
-      <w:rFonts w:ascii="Times New Roman" w:eastAsia="华文宋体" w:hAnsi="Times New Roman"/>
+      <w:rFonts w:ascii="Times New Roman" w:eastAsia="仿宋" w:hAnsi="Times New Roman"/>
       <w:b/>
       <w:bCs/>
-      <w:sz w:val="28"/>
+      <w:sz w:val="24"/>
       <w:szCs w:val="28"/>
     </w:rPr>
   </w:style>

--- a/3. 深度学习/1. 神经网络/神经网络概述.docx
+++ b/3. 深度学习/1. 神经网络/神经网络概述.docx
@@ -107,7 +107,7 @@
                     <pic:cNvPicPr/>
                   </pic:nvPicPr>
                   <pic:blipFill>
-                    <a:blip r:embed="rId5"/>
+                    <a:blip r:embed="rId7"/>
                     <a:stretch>
                       <a:fillRect/>
                     </a:stretch>
@@ -182,7 +182,7 @@
                     <pic:cNvPicPr/>
                   </pic:nvPicPr>
                   <pic:blipFill>
-                    <a:blip r:embed="rId6"/>
+                    <a:blip r:embed="rId8"/>
                     <a:stretch>
                       <a:fillRect/>
                     </a:stretch>
@@ -237,9 +237,6 @@
     <w:p>
       <w:pPr>
         <w:ind w:firstLine="420"/>
-        <w:rPr>
-          <w:rFonts w:hint="eastAsia"/>
-        </w:rPr>
       </w:pPr>
       <w:r>
         <w:t>神经网络的发展大致分为萌芽期、第一次寒冬、复兴期、第二次寒冬、深度学习爆发、现代发展六个阶段，核心是模仿人脑神经元</w:t>
@@ -529,9 +526,6 @@
     <w:p>
       <w:pPr>
         <w:ind w:firstLine="420"/>
-        <w:rPr>
-          <w:rFonts w:hint="eastAsia"/>
-        </w:rPr>
       </w:pPr>
       <w:r>
         <w:t>明斯基（</w:t>
@@ -622,9 +616,6 @@
     <w:p>
       <w:pPr>
         <w:ind w:firstLine="420"/>
-        <w:rPr>
-          <w:rFonts w:hint="eastAsia"/>
-        </w:rPr>
       </w:pPr>
       <w:r>
         <w:t xml:space="preserve">- </w:t>
@@ -862,9 +853,6 @@
     <w:p>
       <w:pPr>
         <w:ind w:firstLine="420"/>
-        <w:rPr>
-          <w:rFonts w:hint="eastAsia"/>
-        </w:rPr>
       </w:pPr>
       <w:r>
         <w:t>证明：只要有足够多神经元，单层隐藏层的神经网络可以拟合任意连续函数。</w:t>
@@ -922,9 +910,6 @@
     <w:p>
       <w:pPr>
         <w:ind w:firstLine="420"/>
-        <w:rPr>
-          <w:rFonts w:hint="eastAsia"/>
-        </w:rPr>
       </w:pPr>
       <w:r>
         <w:t>- 1990s</w:t>
@@ -1067,9 +1052,6 @@
     <w:p>
       <w:pPr>
         <w:ind w:firstLine="420"/>
-        <w:rPr>
-          <w:rFonts w:hint="eastAsia"/>
-        </w:rPr>
       </w:pPr>
       <w:r>
         <w:t>辛顿等少数研究者坚持深耕，被称为</w:t>
@@ -1304,9 +1286,6 @@
     <w:p>
       <w:pPr>
         <w:ind w:firstLine="420"/>
-        <w:rPr>
-          <w:rFonts w:hint="eastAsia"/>
-        </w:rPr>
       </w:pPr>
       <w:r>
         <w:t>从此：</w:t>
@@ -1698,9 +1677,6 @@
     <w:p>
       <w:pPr>
         <w:ind w:firstLine="420"/>
-        <w:rPr>
-          <w:rFonts w:hint="eastAsia"/>
-        </w:rPr>
       </w:pPr>
       <w:r>
         <w:t xml:space="preserve">- </w:t>
@@ -1825,7 +1801,7 @@
                     <pic:cNvPicPr/>
                   </pic:nvPicPr>
                   <pic:blipFill>
-                    <a:blip r:embed="rId7"/>
+                    <a:blip r:embed="rId9"/>
                     <a:stretch>
                       <a:fillRect/>
                     </a:stretch>
@@ -2118,11 +2094,6 @@
       </w:r>
     </w:p>
     <w:p>
-      <w:pPr>
-        <w:rPr>
-          <w:rFonts w:hint="eastAsia"/>
-        </w:rPr>
-      </w:pPr>
       <w:r>
         <w:tab/>
       </w:r>
@@ -2161,21 +2132,12 @@
     <w:p>
       <w:pPr>
         <w:ind w:firstLine="420"/>
-        <w:rPr>
-          <w:rFonts w:hint="eastAsia"/>
-        </w:rPr>
-      </w:pPr>
-      <w:r>
-        <w:rPr>
-          <w:rFonts w:hint="eastAsia"/>
-        </w:rPr>
-        <w:t>常见类型</w:t>
-      </w:r>
-      <w:r>
-        <w:rPr>
-          <w:rFonts w:hint="eastAsia"/>
-        </w:rPr>
-        <w:t>：</w:t>
+      </w:pPr>
+      <w:r>
+        <w:rPr>
+          <w:rFonts w:hint="eastAsia"/>
+        </w:rPr>
+        <w:t>常见类型：</w:t>
       </w:r>
     </w:p>
     <w:p>
@@ -2204,9 +2166,6 @@
     <w:p>
       <w:pPr>
         <w:jc w:val="center"/>
-        <w:rPr>
-          <w:rFonts w:hint="eastAsia"/>
-        </w:rPr>
       </w:pPr>
       <w:r>
         <w:rPr>
@@ -2228,7 +2187,7 @@
                     <pic:cNvPicPr/>
                   </pic:nvPicPr>
                   <pic:blipFill>
-                    <a:blip r:embed="rId8"/>
+                    <a:blip r:embed="rId10"/>
                     <a:stretch>
                       <a:fillRect/>
                     </a:stretch>
@@ -2252,9 +2211,6 @@
     <w:p>
       <w:pPr>
         <w:ind w:firstLine="420"/>
-        <w:rPr>
-          <w:rFonts w:hint="eastAsia"/>
-        </w:rPr>
       </w:pPr>
       <w:r>
         <w:rPr>
@@ -2334,9 +2290,6 @@
     <w:p>
       <w:pPr>
         <w:pStyle w:val="4"/>
-        <w:rPr>
-          <w:rFonts w:hint="eastAsia"/>
-        </w:rPr>
       </w:pPr>
       <w:r>
         <w:rPr>
@@ -2716,7 +2669,7 @@
                     <pic:cNvPicPr/>
                   </pic:nvPicPr>
                   <pic:blipFill>
-                    <a:blip r:embed="rId9"/>
+                    <a:blip r:embed="rId11"/>
                     <a:stretch>
                       <a:fillRect/>
                     </a:stretch>
@@ -2913,7 +2866,7 @@
                     <pic:cNvPicPr/>
                   </pic:nvPicPr>
                   <pic:blipFill>
-                    <a:blip r:embed="rId10"/>
+                    <a:blip r:embed="rId12"/>
                     <a:stretch>
                       <a:fillRect/>
                     </a:stretch>
@@ -3148,7 +3101,7 @@
                     <pic:cNvPicPr/>
                   </pic:nvPicPr>
                   <pic:blipFill>
-                    <a:blip r:embed="rId11"/>
+                    <a:blip r:embed="rId13"/>
                     <a:stretch>
                       <a:fillRect/>
                     </a:stretch>
@@ -3371,9 +3324,6 @@
     <w:p>
       <w:pPr>
         <w:pStyle w:val="3"/>
-        <w:rPr>
-          <w:rFonts w:hint="eastAsia"/>
-        </w:rPr>
       </w:pPr>
       <w:r>
         <w:rPr>
@@ -3397,9 +3347,6 @@
     <w:p>
       <w:pPr>
         <w:ind w:firstLine="420"/>
-        <w:rPr>
-          <w:rFonts w:hint="eastAsia"/>
-        </w:rPr>
       </w:pPr>
       <w:r>
         <w:rPr>
@@ -3468,9 +3415,6 @@
     <w:p>
       <w:pPr>
         <w:ind w:firstLine="420"/>
-        <w:rPr>
-          <w:rFonts w:hint="eastAsia"/>
-        </w:rPr>
       </w:pPr>
       <w:r>
         <w:rPr>
@@ -3482,9 +3426,6 @@
     <w:p>
       <w:pPr>
         <w:ind w:firstLine="420"/>
-        <w:rPr>
-          <w:rFonts w:hint="eastAsia"/>
-        </w:rPr>
       </w:pPr>
       <w:r>
         <w:rPr>
@@ -3548,9 +3489,6 @@
     <w:p>
       <w:pPr>
         <w:ind w:firstLine="420"/>
-        <w:rPr>
-          <w:rFonts w:hint="eastAsia"/>
-        </w:rPr>
       </w:pPr>
       <w:r>
         <w:rPr>
@@ -3600,7 +3538,7 @@
                     <pic:cNvPicPr/>
                   </pic:nvPicPr>
                   <pic:blipFill>
-                    <a:blip r:embed="rId12"/>
+                    <a:blip r:embed="rId14"/>
                     <a:stretch>
                       <a:fillRect/>
                     </a:stretch>
@@ -3733,7 +3671,7 @@
                     <pic:cNvPicPr/>
                   </pic:nvPicPr>
                   <pic:blipFill>
-                    <a:blip r:embed="rId13"/>
+                    <a:blip r:embed="rId15"/>
                     <a:stretch>
                       <a:fillRect/>
                     </a:stretch>
@@ -3864,7 +3802,7 @@
                     <pic:cNvPicPr/>
                   </pic:nvPicPr>
                   <pic:blipFill>
-                    <a:blip r:embed="rId14"/>
+                    <a:blip r:embed="rId16"/>
                     <a:stretch>
                       <a:fillRect/>
                     </a:stretch>
@@ -3934,7 +3872,7 @@
                     <pic:cNvPicPr/>
                   </pic:nvPicPr>
                   <pic:blipFill>
-                    <a:blip r:embed="rId15"/>
+                    <a:blip r:embed="rId17"/>
                     <a:stretch>
                       <a:fillRect/>
                     </a:stretch>
@@ -3996,7 +3934,7 @@
                     <pic:cNvPicPr/>
                   </pic:nvPicPr>
                   <pic:blipFill>
-                    <a:blip r:embed="rId16"/>
+                    <a:blip r:embed="rId18"/>
                     <a:stretch>
                       <a:fillRect/>
                     </a:stretch>
@@ -4321,7 +4259,7 @@
                     <pic:cNvPicPr/>
                   </pic:nvPicPr>
                   <pic:blipFill>
-                    <a:blip r:embed="rId17"/>
+                    <a:blip r:embed="rId19"/>
                     <a:stretch>
                       <a:fillRect/>
                     </a:stretch>
@@ -4693,9 +4631,6 @@
     <w:p>
       <w:pPr>
         <w:ind w:firstLine="420"/>
-        <w:rPr>
-          <w:rFonts w:hint="eastAsia"/>
-        </w:rPr>
       </w:pPr>
       <w:r>
         <w:rPr>
@@ -4719,9 +4654,6 @@
     <w:p>
       <w:pPr>
         <w:pStyle w:val="4"/>
-        <w:rPr>
-          <w:rFonts w:hint="eastAsia"/>
-        </w:rPr>
       </w:pPr>
       <w:r>
         <w:rPr>
@@ -4762,9 +4694,6 @@
     <w:p>
       <w:pPr>
         <w:ind w:firstLine="420"/>
-        <w:rPr>
-          <w:rFonts w:hint="eastAsia"/>
-        </w:rPr>
       </w:pPr>
       <w:r>
         <w:rPr>
@@ -4776,9 +4705,6 @@
     <w:p>
       <w:pPr>
         <w:ind w:firstLine="420"/>
-        <w:rPr>
-          <w:rFonts w:hint="eastAsia"/>
-        </w:rPr>
       </w:pPr>
       <w:r>
         <w:rPr>
@@ -4802,9 +4728,6 @@
     <w:p>
       <w:pPr>
         <w:ind w:firstLine="420"/>
-        <w:rPr>
-          <w:rFonts w:hint="eastAsia"/>
-        </w:rPr>
       </w:pPr>
       <w:r>
         <w:rPr>
@@ -4817,7 +4740,6 @@
       <w:pPr>
         <w:ind w:firstLine="420"/>
         <w:rPr>
-          <w:rFonts w:hint="eastAsia"/>
           <w:b/>
           <w:bCs/>
         </w:rPr>
@@ -4828,58 +4750,157 @@
           <w:b/>
           <w:bCs/>
         </w:rPr>
-        <w:t>特点</w:t>
+        <w:t>特点：</w:t>
+      </w:r>
+    </w:p>
+    <w:p>
+      <w:pPr>
+        <w:ind w:firstLine="420"/>
+      </w:pPr>
+      <w:r>
+        <w:rPr>
+          <w:rFonts w:hint="eastAsia"/>
+        </w:rPr>
+        <w:t>参数更新方向稳定，收敛平滑；</w:t>
+      </w:r>
+    </w:p>
+    <w:p>
+      <w:pPr>
+        <w:ind w:firstLine="420"/>
+      </w:pPr>
+      <w:r>
+        <w:rPr>
+          <w:rFonts w:hint="eastAsia"/>
+        </w:rPr>
+        <w:t>大数据集时计算量大、内存消耗高、训练速度慢；</w:t>
+      </w:r>
+    </w:p>
+    <w:p>
+      <w:pPr>
+        <w:ind w:firstLine="420"/>
+      </w:pPr>
+      <w:r>
+        <w:rPr>
+          <w:rFonts w:hint="eastAsia"/>
+          <w:color w:val="EE0000"/>
+        </w:rPr>
+        <w:t>容易陷入局部最优解</w:t>
+      </w:r>
+      <w:r>
+        <w:rPr>
+          <w:rFonts w:hint="eastAsia"/>
+        </w:rPr>
+        <w:t>。</w:t>
+      </w:r>
+    </w:p>
+    <w:p>
+      <w:pPr>
+        <w:pStyle w:val="4"/>
+      </w:pPr>
+      <w:r>
+        <w:rPr>
+          <w:rFonts w:hint="eastAsia"/>
+        </w:rPr>
+        <w:t>随机梯度下降法（</w:t>
+      </w:r>
+      <w:proofErr w:type="spellStart"/>
+      <w:r>
+        <w:rPr>
+          <w:rFonts w:hint="eastAsia"/>
+        </w:rPr>
+        <w:t>Stocastic</w:t>
+      </w:r>
+      <w:proofErr w:type="spellEnd"/>
+      <w:r>
+        <w:rPr>
+          <w:rFonts w:hint="eastAsia"/>
+        </w:rPr>
+        <w:t xml:space="preserve"> Gradient Descent</w:t>
+      </w:r>
+      <w:r>
+        <w:rPr>
+          <w:rFonts w:hint="eastAsia"/>
+        </w:rPr>
+        <w:t>，</w:t>
+      </w:r>
+      <w:r>
+        <w:rPr>
+          <w:rFonts w:hint="eastAsia"/>
+        </w:rPr>
+        <w:t>SGD</w:t>
+      </w:r>
+      <w:r>
+        <w:rPr>
+          <w:rFonts w:hint="eastAsia"/>
+        </w:rPr>
+        <w:t>）</w:t>
+      </w:r>
+    </w:p>
+    <w:p>
+      <w:r>
+        <w:tab/>
+      </w:r>
+      <w:r>
+        <w:rPr>
+          <w:rFonts w:hint="eastAsia"/>
+        </w:rPr>
+        <w:t>小批量梯度下降法和在线学习都是使用部分训练样本进行迭代计算，这种方法也</w:t>
+      </w:r>
+      <w:proofErr w:type="gramStart"/>
+      <w:r>
+        <w:rPr>
+          <w:rFonts w:hint="eastAsia"/>
+        </w:rPr>
+        <w:t>叫作</w:t>
+      </w:r>
+      <w:proofErr w:type="gramEnd"/>
+      <w:r>
+        <w:rPr>
+          <w:rFonts w:hint="eastAsia"/>
+        </w:rPr>
+        <w:t>随机梯度下降法（</w:t>
+      </w:r>
+      <w:proofErr w:type="spellStart"/>
+      <w:r>
+        <w:rPr>
+          <w:rFonts w:hint="eastAsia"/>
+        </w:rPr>
+        <w:t>Stocastic</w:t>
+      </w:r>
+      <w:proofErr w:type="spellEnd"/>
+      <w:r>
+        <w:rPr>
+          <w:rFonts w:hint="eastAsia"/>
+        </w:rPr>
+        <w:t xml:space="preserve"> Gradient Descent</w:t>
+      </w:r>
+      <w:r>
+        <w:rPr>
+          <w:rFonts w:hint="eastAsia"/>
+        </w:rPr>
+        <w:t>，</w:t>
+      </w:r>
+      <w:r>
+        <w:rPr>
+          <w:rFonts w:hint="eastAsia"/>
+        </w:rPr>
+        <w:t>SGD</w:t>
+      </w:r>
+      <w:r>
+        <w:rPr>
+          <w:rFonts w:hint="eastAsia"/>
+        </w:rPr>
+        <w:t>）。由于随机梯度下降法只使用部分训练样本，每次迭代后样本集的趋势都会发生变化，所以</w:t>
       </w:r>
       <w:r>
         <w:rPr>
           <w:rFonts w:hint="eastAsia"/>
           <w:b/>
           <w:bCs/>
-        </w:rPr>
-        <w:t>：</w:t>
-      </w:r>
-    </w:p>
-    <w:p>
-      <w:pPr>
-        <w:ind w:firstLine="420"/>
-        <w:rPr>
-          <w:rFonts w:hint="eastAsia"/>
-        </w:rPr>
-      </w:pPr>
-      <w:r>
-        <w:rPr>
-          <w:rFonts w:hint="eastAsia"/>
-        </w:rPr>
-        <w:t>参数更新方向稳定，收敛平滑；</w:t>
-      </w:r>
-    </w:p>
-    <w:p>
-      <w:pPr>
-        <w:ind w:firstLine="420"/>
-        <w:rPr>
-          <w:rFonts w:hint="eastAsia"/>
-        </w:rPr>
-      </w:pPr>
-      <w:r>
-        <w:rPr>
-          <w:rFonts w:hint="eastAsia"/>
-        </w:rPr>
-        <w:t>大数据集时计算量大、内存消耗高、训练速度慢；</w:t>
-      </w:r>
-    </w:p>
-    <w:p>
-      <w:pPr>
-        <w:ind w:firstLine="420"/>
-        <w:rPr>
-          <w:rFonts w:hint="eastAsia"/>
-        </w:rPr>
-      </w:pPr>
-      <w:r>
-        <w:rPr>
-          <w:rFonts w:hint="eastAsia"/>
-          <w:color w:val="EE0000"/>
-        </w:rPr>
-        <w:t>容易陷入局部最优解</w:t>
+          <w:color w:val="EE0000"/>
+          <w:u w:val="single"/>
+        </w:rPr>
+        <w:t>减少了迭代结果陷入局部最优解的情况</w:t>
       </w:r>
       <w:r>
         <w:rPr>
@@ -4887,42 +4908,47 @@
         </w:rPr>
         <w:t>。</w:t>
       </w:r>
-    </w:p>
-    <w:p>
-      <w:pPr>
-        <w:pStyle w:val="4"/>
-      </w:pPr>
-      <w:r>
-        <w:rPr>
-          <w:rFonts w:hint="eastAsia"/>
-        </w:rPr>
-        <w:t>随机梯度下降法（</w:t>
-      </w:r>
-      <w:proofErr w:type="spellStart"/>
-      <w:r>
-        <w:rPr>
-          <w:rFonts w:hint="eastAsia"/>
-        </w:rPr>
-        <w:t>Stocastic</w:t>
-      </w:r>
-      <w:proofErr w:type="spellEnd"/>
-      <w:r>
-        <w:rPr>
-          <w:rFonts w:hint="eastAsia"/>
-        </w:rPr>
-        <w:t xml:space="preserve"> Gradient Descent</w:t>
-      </w:r>
-      <w:r>
-        <w:rPr>
-          <w:rFonts w:hint="eastAsia"/>
-        </w:rPr>
-        <w:t>，</w:t>
-      </w:r>
-      <w:r>
-        <w:rPr>
-          <w:rFonts w:hint="eastAsia"/>
-        </w:rPr>
-        <w:t>SGD</w:t>
+      <w:r>
+        <w:rPr>
+          <w:rFonts w:hint="eastAsia"/>
+          <w:color w:val="EE0000"/>
+        </w:rPr>
+        <w:t>应用小批量梯度下降法的随机梯度下降法已经称为当前深度学习的主要算法</w:t>
+      </w:r>
+      <w:r>
+        <w:rPr>
+          <w:rFonts w:hint="eastAsia"/>
+        </w:rPr>
+        <w:t>。</w:t>
+      </w:r>
+    </w:p>
+    <w:p>
+      <w:pPr>
+        <w:pStyle w:val="5"/>
+      </w:pPr>
+      <w:r>
+        <w:rPr>
+          <w:rFonts w:hint="eastAsia"/>
+        </w:rPr>
+        <w:t>在线学习（</w:t>
+      </w:r>
+      <w:r>
+        <w:rPr>
+          <w:rFonts w:hint="eastAsia"/>
+        </w:rPr>
+        <w:t>Online Learning</w:t>
+      </w:r>
+      <w:r>
+        <w:rPr>
+          <w:rFonts w:hint="eastAsia"/>
+        </w:rPr>
+        <w:t>，随机梯度下降</w:t>
+      </w:r>
+      <w:r>
+        <w:rPr>
+          <w:rFonts w:hint="eastAsia"/>
+        </w:rPr>
+        <w:t xml:space="preserve"> SGD</w:t>
       </w:r>
       <w:r>
         <w:rPr>
@@ -4933,197 +4959,138 @@
     </w:p>
     <w:p>
       <w:pPr>
-        <w:rPr>
-          <w:rFonts w:hint="eastAsia"/>
-        </w:rPr>
-      </w:pPr>
-      <w:r>
-        <w:tab/>
-      </w:r>
-      <w:r>
-        <w:rPr>
-          <w:rFonts w:hint="eastAsia"/>
-        </w:rPr>
-        <w:t>小批量梯度下降法和在线学习都是使用部分训练样本进行迭代计算，这种方法也</w:t>
-      </w:r>
-      <w:proofErr w:type="gramStart"/>
-      <w:r>
-        <w:rPr>
-          <w:rFonts w:hint="eastAsia"/>
-        </w:rPr>
-        <w:t>叫作</w:t>
-      </w:r>
-      <w:proofErr w:type="gramEnd"/>
-      <w:r>
-        <w:rPr>
-          <w:rFonts w:hint="eastAsia"/>
-        </w:rPr>
-        <w:t>随机梯度下降法（</w:t>
-      </w:r>
-      <w:proofErr w:type="spellStart"/>
-      <w:r>
-        <w:rPr>
-          <w:rFonts w:hint="eastAsia"/>
-        </w:rPr>
-        <w:t>Stocastic</w:t>
-      </w:r>
-      <w:proofErr w:type="spellEnd"/>
-      <w:r>
-        <w:rPr>
-          <w:rFonts w:hint="eastAsia"/>
-        </w:rPr>
-        <w:t xml:space="preserve"> Gradient Descent</w:t>
-      </w:r>
-      <w:r>
-        <w:rPr>
-          <w:rFonts w:hint="eastAsia"/>
-        </w:rPr>
-        <w:t>，</w:t>
-      </w:r>
-      <w:r>
-        <w:rPr>
-          <w:rFonts w:hint="eastAsia"/>
-        </w:rPr>
-        <w:t>SGD</w:t>
-      </w:r>
-      <w:r>
-        <w:rPr>
-          <w:rFonts w:hint="eastAsia"/>
-        </w:rPr>
-        <w:t>）。由于随机梯度下降法只使用部分训练样本，每次迭代后样本集的趋势都会发生变化，所以</w:t>
-      </w:r>
-      <w:r>
-        <w:rPr>
-          <w:rFonts w:hint="eastAsia"/>
+        <w:ind w:firstLine="420"/>
+        <w:rPr>
           <w:b/>
           <w:bCs/>
-          <w:color w:val="EE0000"/>
-          <w:u w:val="single"/>
-        </w:rPr>
-        <w:t>减少了迭代结果陷入局部最优解的情况</w:t>
-      </w:r>
-      <w:r>
-        <w:rPr>
-          <w:rFonts w:hint="eastAsia"/>
-        </w:rPr>
-        <w:t>。</w:t>
-      </w:r>
-      <w:r>
-        <w:rPr>
-          <w:rFonts w:hint="eastAsia"/>
-          <w:color w:val="EE0000"/>
-        </w:rPr>
-        <w:t>应用小批量梯度下降法的随机梯度下降法已经称为当前深度学习的主要算法</w:t>
-      </w:r>
-      <w:r>
-        <w:rPr>
-          <w:rFonts w:hint="eastAsia"/>
-        </w:rPr>
-        <w:t>。</w:t>
-      </w:r>
-    </w:p>
-    <w:p>
-      <w:pPr>
-        <w:pStyle w:val="5"/>
-        <w:rPr>
-          <w:rFonts w:hint="eastAsia"/>
-        </w:rPr>
-      </w:pPr>
-      <w:r>
-        <w:rPr>
-          <w:rFonts w:hint="eastAsia"/>
-        </w:rPr>
-        <w:t>在线学习（</w:t>
-      </w:r>
-      <w:r>
-        <w:rPr>
-          <w:rFonts w:hint="eastAsia"/>
-        </w:rPr>
-        <w:t>Online Learning</w:t>
-      </w:r>
-      <w:r>
-        <w:rPr>
-          <w:rFonts w:hint="eastAsia"/>
-        </w:rPr>
-        <w:t>，随机梯度下降</w:t>
-      </w:r>
-      <w:r>
-        <w:rPr>
-          <w:rFonts w:hint="eastAsia"/>
-        </w:rPr>
-        <w:t xml:space="preserve"> SGD</w:t>
-      </w:r>
-      <w:r>
-        <w:rPr>
-          <w:rFonts w:hint="eastAsia"/>
-        </w:rPr>
-        <w:t>）</w:t>
-      </w:r>
-    </w:p>
-    <w:p>
-      <w:pPr>
-        <w:ind w:firstLine="420"/>
-        <w:rPr>
+        </w:rPr>
+      </w:pPr>
+      <w:r>
+        <w:rPr>
+          <w:rFonts w:hint="eastAsia"/>
           <w:b/>
           <w:bCs/>
         </w:rPr>
-      </w:pPr>
-      <w:r>
-        <w:rPr>
-          <w:rFonts w:hint="eastAsia"/>
+        <w:t>定义：</w:t>
+      </w:r>
+    </w:p>
+    <w:p>
+      <w:pPr>
+        <w:ind w:firstLine="420"/>
+      </w:pPr>
+      <w:r>
+        <w:rPr>
+          <w:rFonts w:hint="eastAsia"/>
+        </w:rPr>
+        <w:t>每次只输入</w:t>
+      </w:r>
+      <w:r>
+        <w:rPr>
+          <w:rFonts w:hint="eastAsia"/>
+        </w:rPr>
+        <w:t xml:space="preserve"> 1 </w:t>
+      </w:r>
+      <w:proofErr w:type="gramStart"/>
+      <w:r>
+        <w:rPr>
+          <w:rFonts w:hint="eastAsia"/>
+        </w:rPr>
+        <w:t>个</w:t>
+      </w:r>
+      <w:proofErr w:type="gramEnd"/>
+      <w:r>
+        <w:rPr>
+          <w:rFonts w:hint="eastAsia"/>
+        </w:rPr>
+        <w:t>样本，计算该样本的损失后，立即反向传播更新参数，再输入下一个样本。也叫逐个学习。</w:t>
+      </w:r>
+    </w:p>
+    <w:p>
+      <w:pPr>
+        <w:ind w:firstLine="420"/>
+        <w:rPr>
           <w:b/>
           <w:bCs/>
         </w:rPr>
-        <w:t>定义</w:t>
-      </w:r>
+      </w:pPr>
       <w:r>
         <w:rPr>
           <w:rFonts w:hint="eastAsia"/>
           <w:b/>
           <w:bCs/>
         </w:rPr>
-        <w:t>：</w:t>
-      </w:r>
-    </w:p>
-    <w:p>
-      <w:pPr>
-        <w:ind w:firstLine="420"/>
-        <w:rPr>
-          <w:rFonts w:hint="eastAsia"/>
-        </w:rPr>
-      </w:pPr>
-      <w:r>
-        <w:rPr>
-          <w:rFonts w:hint="eastAsia"/>
-        </w:rPr>
-        <w:t>每次只输入</w:t>
-      </w:r>
-      <w:r>
-        <w:rPr>
-          <w:rFonts w:hint="eastAsia"/>
-        </w:rPr>
-        <w:t xml:space="preserve"> 1 </w:t>
-      </w:r>
-      <w:proofErr w:type="gramStart"/>
-      <w:r>
-        <w:rPr>
-          <w:rFonts w:hint="eastAsia"/>
-        </w:rPr>
-        <w:t>个</w:t>
-      </w:r>
-      <w:proofErr w:type="gramEnd"/>
-      <w:r>
-        <w:rPr>
-          <w:rFonts w:hint="eastAsia"/>
-        </w:rPr>
-        <w:t>样本，计算该样本的损失后，立即反向传播更新参数，再输入下一个样本。也叫逐个学习。</w:t>
-      </w:r>
-    </w:p>
-    <w:p>
-      <w:pPr>
-        <w:ind w:firstLine="420"/>
-        <w:rPr>
-          <w:rFonts w:hint="eastAsia"/>
+        <w:t>特点：</w:t>
+      </w:r>
+    </w:p>
+    <w:p>
+      <w:pPr>
+        <w:ind w:firstLine="420"/>
+      </w:pPr>
+      <w:r>
+        <w:rPr>
+          <w:rFonts w:hint="eastAsia"/>
+        </w:rPr>
+        <w:lastRenderedPageBreak/>
+        <w:t>参数更新频繁，收敛速度快；</w:t>
+      </w:r>
+    </w:p>
+    <w:p>
+      <w:pPr>
+        <w:ind w:firstLine="420"/>
+      </w:pPr>
+      <w:r>
+        <w:rPr>
+          <w:rFonts w:hint="eastAsia"/>
+        </w:rPr>
+        <w:t>单个样本梯度噪声大，损失震荡明显；</w:t>
+      </w:r>
+    </w:p>
+    <w:p>
+      <w:pPr>
+        <w:ind w:firstLine="420"/>
+      </w:pPr>
+      <w:r>
+        <w:rPr>
+          <w:rFonts w:hint="eastAsia"/>
+        </w:rPr>
+        <w:t>随机更新带来的噪声有助于跳出局部最优；</w:t>
+      </w:r>
+    </w:p>
+    <w:p>
+      <w:pPr>
+        <w:ind w:firstLine="420"/>
+      </w:pPr>
+      <w:r>
+        <w:rPr>
+          <w:rFonts w:hint="eastAsia"/>
+        </w:rPr>
+        <w:t>适合流式数据、实时在线学习场景。</w:t>
+      </w:r>
+    </w:p>
+    <w:p>
+      <w:pPr>
+        <w:pStyle w:val="5"/>
+      </w:pPr>
+      <w:r>
+        <w:rPr>
+          <w:rFonts w:hint="eastAsia"/>
+        </w:rPr>
+        <w:t>小批量梯度下降法（</w:t>
+      </w:r>
+      <w:r>
+        <w:t>Mini‑batch Gradient Descent</w:t>
+      </w:r>
+      <w:r>
+        <w:rPr>
+          <w:rFonts w:hint="eastAsia"/>
+        </w:rPr>
+        <w:t>）</w:t>
+      </w:r>
+    </w:p>
+    <w:p>
+      <w:pPr>
+        <w:ind w:firstLine="420"/>
+        <w:rPr>
           <w:b/>
           <w:bCs/>
         </w:rPr>
@@ -5134,185 +5101,63 @@
           <w:b/>
           <w:bCs/>
         </w:rPr>
-        <w:t>特点</w:t>
-      </w:r>
-      <w:r>
-        <w:rPr>
-          <w:rFonts w:hint="eastAsia"/>
+        <w:t>定义：</w:t>
+      </w:r>
+    </w:p>
+    <w:p>
+      <w:pPr>
+        <w:ind w:firstLine="420"/>
+      </w:pPr>
+      <w:r>
+        <w:rPr>
+          <w:rFonts w:hint="eastAsia"/>
+        </w:rPr>
+        <w:t>将训练集随机划分为若干个小批量（</w:t>
+      </w:r>
+      <w:r>
+        <w:t>mini‑batch</w:t>
+      </w:r>
+      <w:r>
+        <w:rPr>
+          <w:rFonts w:hint="eastAsia"/>
+        </w:rPr>
+        <w:t>），每次输入一批少量样本，计算该批次平均损失，每完成一个小</w:t>
+      </w:r>
+      <w:proofErr w:type="gramStart"/>
+      <w:r>
+        <w:rPr>
+          <w:rFonts w:hint="eastAsia"/>
+        </w:rPr>
+        <w:t>批量就</w:t>
+      </w:r>
+      <w:proofErr w:type="gramEnd"/>
+      <w:r>
+        <w:rPr>
+          <w:rFonts w:hint="eastAsia"/>
+        </w:rPr>
+        <w:t>更新一次参数。是深度学习实际使用的主流方法。</w:t>
+      </w:r>
+    </w:p>
+    <w:p>
+      <w:pPr>
+        <w:ind w:firstLine="420"/>
+        <w:rPr>
           <w:b/>
           <w:bCs/>
         </w:rPr>
-        <w:t>：</w:t>
-      </w:r>
-    </w:p>
-    <w:p>
-      <w:pPr>
-        <w:ind w:firstLine="420"/>
-        <w:rPr>
-          <w:rFonts w:hint="eastAsia"/>
-        </w:rPr>
-      </w:pPr>
-      <w:r>
-        <w:rPr>
-          <w:rFonts w:hint="eastAsia"/>
-        </w:rPr>
-        <w:lastRenderedPageBreak/>
-        <w:t>参数更新频繁，收敛速度快；</w:t>
-      </w:r>
-    </w:p>
-    <w:p>
-      <w:pPr>
-        <w:ind w:firstLine="420"/>
-        <w:rPr>
-          <w:rFonts w:hint="eastAsia"/>
-        </w:rPr>
-      </w:pPr>
-      <w:r>
-        <w:rPr>
-          <w:rFonts w:hint="eastAsia"/>
-        </w:rPr>
-        <w:t>单个样本梯度噪声大，损失震荡明显；</w:t>
-      </w:r>
-    </w:p>
-    <w:p>
-      <w:pPr>
-        <w:ind w:firstLine="420"/>
-        <w:rPr>
-          <w:rFonts w:hint="eastAsia"/>
-        </w:rPr>
-      </w:pPr>
-      <w:r>
-        <w:rPr>
-          <w:rFonts w:hint="eastAsia"/>
-        </w:rPr>
-        <w:t>随机更新带来的噪声有助于跳出局部最优；</w:t>
-      </w:r>
-    </w:p>
-    <w:p>
-      <w:pPr>
-        <w:ind w:firstLine="420"/>
-        <w:rPr>
-          <w:rFonts w:hint="eastAsia"/>
-        </w:rPr>
-      </w:pPr>
-      <w:r>
-        <w:rPr>
-          <w:rFonts w:hint="eastAsia"/>
-        </w:rPr>
-        <w:t>适合流式数据、实时在线学习场景。</w:t>
-      </w:r>
-    </w:p>
-    <w:p>
-      <w:pPr>
-        <w:pStyle w:val="5"/>
-      </w:pPr>
-      <w:r>
-        <w:rPr>
-          <w:rFonts w:hint="eastAsia"/>
-        </w:rPr>
-        <w:t>小批量梯度下降法（</w:t>
-      </w:r>
-      <w:r>
-        <w:t>Mini‑batch Gradient Descent</w:t>
-      </w:r>
-      <w:r>
-        <w:rPr>
-          <w:rFonts w:hint="eastAsia"/>
-        </w:rPr>
-        <w:t>）</w:t>
-      </w:r>
-    </w:p>
-    <w:p>
-      <w:pPr>
-        <w:ind w:firstLine="420"/>
-        <w:rPr>
+      </w:pPr>
+      <w:r>
+        <w:rPr>
+          <w:rFonts w:hint="eastAsia"/>
           <w:b/>
           <w:bCs/>
         </w:rPr>
-      </w:pPr>
-      <w:r>
-        <w:rPr>
-          <w:rFonts w:hint="eastAsia"/>
-          <w:b/>
-          <w:bCs/>
-        </w:rPr>
-        <w:t>定义</w:t>
-      </w:r>
-      <w:r>
-        <w:rPr>
-          <w:rFonts w:hint="eastAsia"/>
-          <w:b/>
-          <w:bCs/>
-        </w:rPr>
-        <w:t>：</w:t>
-      </w:r>
-    </w:p>
-    <w:p>
-      <w:pPr>
-        <w:ind w:firstLine="420"/>
-      </w:pPr>
-      <w:r>
-        <w:rPr>
-          <w:rFonts w:hint="eastAsia"/>
-        </w:rPr>
-        <w:t>将训练集随机划分为若干个小批量（</w:t>
-      </w:r>
-      <w:r>
-        <w:t>mini‑batch</w:t>
-      </w:r>
-      <w:r>
-        <w:rPr>
-          <w:rFonts w:hint="eastAsia"/>
-        </w:rPr>
-        <w:t>），每次输入一批少量样本，计算该批次平均损失，每完成一个小</w:t>
-      </w:r>
-      <w:proofErr w:type="gramStart"/>
-      <w:r>
-        <w:rPr>
-          <w:rFonts w:hint="eastAsia"/>
-        </w:rPr>
-        <w:t>批量就</w:t>
-      </w:r>
-      <w:proofErr w:type="gramEnd"/>
-      <w:r>
-        <w:rPr>
-          <w:rFonts w:hint="eastAsia"/>
-        </w:rPr>
-        <w:t>更新一次参数。是深度学习实际使用的主流方法。</w:t>
-      </w:r>
-    </w:p>
-    <w:p>
-      <w:pPr>
-        <w:ind w:firstLine="420"/>
-        <w:rPr>
-          <w:rFonts w:hint="eastAsia"/>
-          <w:b/>
-          <w:bCs/>
-        </w:rPr>
-      </w:pPr>
-      <w:r>
-        <w:rPr>
-          <w:rFonts w:hint="eastAsia"/>
-          <w:b/>
-          <w:bCs/>
-        </w:rPr>
-        <w:t>特点</w:t>
-      </w:r>
-      <w:r>
-        <w:rPr>
-          <w:rFonts w:hint="eastAsia"/>
-          <w:b/>
-          <w:bCs/>
-        </w:rPr>
-        <w:t>：</w:t>
-      </w:r>
-    </w:p>
-    <w:p>
-      <w:pPr>
-        <w:ind w:firstLine="420"/>
-        <w:rPr>
-          <w:rFonts w:hint="eastAsia"/>
-        </w:rPr>
+        <w:t>特点：</w:t>
+      </w:r>
+    </w:p>
+    <w:p>
+      <w:pPr>
+        <w:ind w:firstLine="420"/>
       </w:pPr>
       <w:r>
         <w:rPr>
@@ -5324,9 +5169,6 @@
     <w:p>
       <w:pPr>
         <w:ind w:firstLine="420"/>
-        <w:rPr>
-          <w:rFonts w:hint="eastAsia"/>
-        </w:rPr>
       </w:pPr>
       <w:r>
         <w:rPr>
@@ -5338,9 +5180,6 @@
     <w:p>
       <w:pPr>
         <w:ind w:firstLine="420"/>
-        <w:rPr>
-          <w:rFonts w:hint="eastAsia"/>
-        </w:rPr>
       </w:pPr>
       <w:r>
         <w:rPr>
@@ -5364,9 +5203,6 @@
     <w:p>
       <w:pPr>
         <w:ind w:firstLine="420"/>
-        <w:rPr>
-          <w:rFonts w:hint="eastAsia"/>
-        </w:rPr>
       </w:pPr>
       <w:r>
         <w:rPr>
@@ -5447,7 +5283,7 @@
                     <pic:cNvPicPr/>
                   </pic:nvPicPr>
                   <pic:blipFill>
-                    <a:blip r:embed="rId18"/>
+                    <a:blip r:embed="rId20"/>
                     <a:stretch>
                       <a:fillRect/>
                     </a:stretch>
@@ -5499,11 +5335,6 @@
       </w:r>
     </w:p>
     <w:p>
-      <w:pPr>
-        <w:rPr>
-          <w:rFonts w:hint="eastAsia"/>
-        </w:rPr>
-      </w:pPr>
       <w:r>
         <w:tab/>
       </w:r>
@@ -5851,7 +5682,7 @@
                     <pic:cNvPicPr/>
                   </pic:nvPicPr>
                   <pic:blipFill>
-                    <a:blip r:embed="rId19"/>
+                    <a:blip r:embed="rId21"/>
                     <a:stretch>
                       <a:fillRect/>
                     </a:stretch>
@@ -5957,7 +5788,7 @@
                     <pic:cNvPicPr/>
                   </pic:nvPicPr>
                   <pic:blipFill>
-                    <a:blip r:embed="rId20"/>
+                    <a:blip r:embed="rId22"/>
                     <a:stretch>
                       <a:fillRect/>
                     </a:stretch>
@@ -5991,11 +5822,6 @@
       </w:r>
     </w:p>
     <w:p>
-      <w:pPr>
-        <w:rPr>
-          <w:rFonts w:hint="eastAsia"/>
-        </w:rPr>
-      </w:pPr>
       <w:r>
         <w:tab/>
       </w:r>
@@ -6104,9 +5930,6 @@
     <w:p>
       <w:pPr>
         <w:pStyle w:val="4"/>
-        <w:rPr>
-          <w:rFonts w:hint="eastAsia"/>
-        </w:rPr>
       </w:pPr>
       <w:r>
         <w:rPr>
@@ -6237,9 +6060,6 @@
     <w:p>
       <w:pPr>
         <w:pStyle w:val="5"/>
-        <w:rPr>
-          <w:rFonts w:hint="eastAsia"/>
-        </w:rPr>
       </w:pPr>
       <w:r>
         <w:rPr>
@@ -6519,9 +6339,6 @@
     <w:p>
       <w:pPr>
         <w:ind w:firstLine="420"/>
-        <w:rPr>
-          <w:rFonts w:hint="eastAsia"/>
-        </w:rPr>
       </w:pPr>
       <w:r>
         <w:rPr>
@@ -6791,7 +6608,7 @@
                     <pic:cNvPicPr/>
                   </pic:nvPicPr>
                   <pic:blipFill>
-                    <a:blip r:embed="rId21"/>
+                    <a:blip r:embed="rId23"/>
                     <a:stretch>
                       <a:fillRect/>
                     </a:stretch>
@@ -6875,9 +6692,6 @@
     <w:p>
       <w:pPr>
         <w:pStyle w:val="5"/>
-        <w:rPr>
-          <w:rFonts w:hint="eastAsia"/>
-        </w:rPr>
       </w:pPr>
       <w:r>
         <w:rPr>
@@ -6959,7 +6773,7 @@
                     <pic:cNvPicPr/>
                   </pic:nvPicPr>
                   <pic:blipFill>
-                    <a:blip r:embed="rId22"/>
+                    <a:blip r:embed="rId24"/>
                     <a:stretch>
                       <a:fillRect/>
                     </a:stretch>
@@ -7182,11 +6996,6 @@
       </w:r>
     </w:p>
     <w:p>
-      <w:pPr>
-        <w:rPr>
-          <w:rFonts w:hint="eastAsia"/>
-        </w:rPr>
-      </w:pPr>
       <w:r>
         <w:rPr>
           <w:noProof/>
@@ -7215,7 +7024,7 @@
                     <pic:cNvPicPr/>
                   </pic:nvPicPr>
                   <pic:blipFill>
-                    <a:blip r:embed="rId23"/>
+                    <a:blip r:embed="rId25"/>
                     <a:stretch>
                       <a:fillRect/>
                     </a:stretch>
@@ -7251,9 +7060,6 @@
     <w:p>
       <w:pPr>
         <w:pStyle w:val="4"/>
-        <w:rPr>
-          <w:rFonts w:hint="eastAsia"/>
-        </w:rPr>
       </w:pPr>
       <w:r>
         <w:rPr>
@@ -7265,9 +7071,6 @@
     <w:p>
       <w:pPr>
         <w:pStyle w:val="4"/>
-        <w:rPr>
-          <w:rFonts w:hint="eastAsia"/>
-        </w:rPr>
       </w:pPr>
       <w:r>
         <w:rPr>
@@ -7382,7 +7185,14 @@
         <w:rPr>
           <w:rFonts w:hint="eastAsia"/>
         </w:rPr>
-        <w:t>新的特征图，这个过程就成为</w:t>
+        <w:t>新的特征图，这个过程就</w:t>
+      </w:r>
+      <w:proofErr w:type="gramStart"/>
+      <w:r>
+        <w:rPr>
+          <w:rFonts w:hint="eastAsia"/>
+        </w:rPr>
+        <w:t>成为</w:t>
       </w:r>
       <w:r>
         <w:rPr>
@@ -7391,6 +7201,7 @@
         </w:rPr>
         <w:t>池化操作</w:t>
       </w:r>
+      <w:proofErr w:type="gramEnd"/>
       <w:r>
         <w:rPr>
           <w:rFonts w:hint="eastAsia"/>
@@ -7483,7 +7294,7 @@
                     <pic:cNvPicPr/>
                   </pic:nvPicPr>
                   <pic:blipFill>
-                    <a:blip r:embed="rId24"/>
+                    <a:blip r:embed="rId26"/>
                     <a:stretch>
                       <a:fillRect/>
                     </a:stretch>
@@ -7569,9 +7380,6 @@
     <w:p>
       <w:pPr>
         <w:pStyle w:val="5"/>
-        <w:rPr>
-          <w:rFonts w:hint="eastAsia"/>
-        </w:rPr>
       </w:pPr>
       <w:proofErr w:type="spellStart"/>
       <w:r>
@@ -7591,9 +7399,6 @@
     <w:p>
       <w:pPr>
         <w:pStyle w:val="4"/>
-        <w:rPr>
-          <w:rFonts w:hint="eastAsia"/>
-        </w:rPr>
       </w:pPr>
       <w:r>
         <w:rPr>
@@ -7617,9 +7422,6 @@
     <w:p>
       <w:pPr>
         <w:pStyle w:val="4"/>
-        <w:rPr>
-          <w:rFonts w:hint="eastAsia"/>
-        </w:rPr>
       </w:pPr>
       <w:r>
         <w:rPr>
@@ -7759,9 +7561,6 @@
     <w:p>
       <w:pPr>
         <w:pStyle w:val="4"/>
-        <w:rPr>
-          <w:rFonts w:hint="eastAsia"/>
-        </w:rPr>
       </w:pPr>
       <w:proofErr w:type="spellStart"/>
       <w:r>
@@ -8058,11 +7857,6 @@
       </w:r>
     </w:p>
     <w:p>
-      <w:pPr>
-        <w:rPr>
-          <w:rFonts w:hint="eastAsia"/>
-        </w:rPr>
-      </w:pPr>
       <w:r>
         <w:tab/>
       </w:r>
@@ -8125,9 +7919,6 @@
     <w:p>
       <w:pPr>
         <w:pStyle w:val="4"/>
-        <w:rPr>
-          <w:rFonts w:hint="eastAsia"/>
-        </w:rPr>
       </w:pPr>
       <w:r>
         <w:rPr>
@@ -8219,7 +8010,7 @@
                     <pic:cNvPicPr/>
                   </pic:nvPicPr>
                   <pic:blipFill>
-                    <a:blip r:embed="rId25"/>
+                    <a:blip r:embed="rId27"/>
                     <a:stretch>
                       <a:fillRect/>
                     </a:stretch>
@@ -8326,11 +8117,6 @@
       </w:r>
     </w:p>
     <w:p>
-      <w:pPr>
-        <w:rPr>
-          <w:rFonts w:hint="eastAsia"/>
-        </w:rPr>
-      </w:pPr>
       <w:r>
         <w:tab/>
       </w:r>
@@ -8543,21 +8329,7 @@
           <w:rFonts w:hint="eastAsia"/>
           <w:color w:val="EE0000"/>
         </w:rPr>
-        <w:t>（</w:t>
-      </w:r>
-      <w:r>
-        <w:rPr>
-          <w:rFonts w:hint="eastAsia"/>
-          <w:color w:val="EE0000"/>
-        </w:rPr>
-        <w:t>即设置一个梯度允许的最大值</w:t>
-      </w:r>
-      <w:r>
-        <w:rPr>
-          <w:rFonts w:hint="eastAsia"/>
-          <w:color w:val="EE0000"/>
-        </w:rPr>
-        <w:t>）</w:t>
+        <w:t>（即设置一个梯度允许的最大值）</w:t>
       </w:r>
       <w:r>
         <w:rPr>
@@ -8751,9 +8523,6 @@
     <w:p>
       <w:pPr>
         <w:pStyle w:val="5"/>
-        <w:rPr>
-          <w:rFonts w:hint="eastAsia"/>
-        </w:rPr>
       </w:pPr>
       <w:r>
         <w:rPr>
@@ -8783,9 +8552,6 @@
     <w:p>
       <w:pPr>
         <w:pStyle w:val="4"/>
-        <w:rPr>
-          <w:rFonts w:hint="eastAsia"/>
-        </w:rPr>
       </w:pPr>
       <w:r>
         <w:rPr>
@@ -8858,9 +8624,6 @@
     <w:p>
       <w:pPr>
         <w:ind w:firstLine="420"/>
-        <w:rPr>
-          <w:rFonts w:hint="eastAsia"/>
-        </w:rPr>
       </w:pPr>
       <w:r>
         <w:rPr>
@@ -8907,9 +8670,6 @@
     <w:p>
       <w:pPr>
         <w:ind w:firstLine="420"/>
-        <w:rPr>
-          <w:rFonts w:hint="eastAsia"/>
-        </w:rPr>
       </w:pPr>
       <w:r>
         <w:rPr>
@@ -8959,11 +8719,6 @@
       </w:r>
     </w:p>
     <w:p>
-      <w:pPr>
-        <w:rPr>
-          <w:rFonts w:hint="eastAsia"/>
-        </w:rPr>
-      </w:pPr>
       <w:r>
         <w:tab/>
       </w:r>
@@ -9058,9 +8813,6 @@
     <w:p>
       <w:pPr>
         <w:pStyle w:val="4"/>
-        <w:rPr>
-          <w:rFonts w:hint="eastAsia"/>
-        </w:rPr>
       </w:pPr>
       <w:r>
         <w:rPr>
@@ -9178,9 +8930,6 @@
     <w:p>
       <w:pPr>
         <w:ind w:firstLine="420"/>
-        <w:rPr>
-          <w:rFonts w:hint="eastAsia"/>
-        </w:rPr>
       </w:pPr>
       <w:r>
         <w:rPr>
@@ -9240,9 +8989,6 @@
     <w:p>
       <w:pPr>
         <w:ind w:firstLine="420"/>
-        <w:rPr>
-          <w:rFonts w:hint="eastAsia"/>
-        </w:rPr>
       </w:pPr>
       <w:r>
         <w:rPr>
@@ -9277,6 +9023,78 @@
         <w:rPr>
           <w:rFonts w:hint="eastAsia"/>
         </w:rPr>
+        <w:t>GAN</w:t>
+      </w:r>
+      <w:r>
+        <w:rPr>
+          <w:rFonts w:hint="eastAsia"/>
+        </w:rPr>
+        <w:t>（生成对抗网络）</w:t>
+      </w:r>
+    </w:p>
+    <w:p>
+      <w:r>
+        <w:rPr>
+          <w:rFonts w:hint="eastAsia"/>
+        </w:rPr>
+        <w:t>概述</w:t>
+      </w:r>
+    </w:p>
+    <w:p>
+      <w:pPr>
+        <w:rPr>
+          <w:rFonts w:hint="eastAsia"/>
+        </w:rPr>
+      </w:pPr>
+    </w:p>
+    <w:p>
+      <w:pPr>
+        <w:pStyle w:val="2"/>
+        <w:rPr>
+          <w:rFonts w:hint="eastAsia"/>
+        </w:rPr>
+      </w:pPr>
+      <w:r>
+        <w:rPr>
+          <w:rFonts w:hint="eastAsia"/>
+        </w:rPr>
+        <w:t>DDPM</w:t>
+      </w:r>
+      <w:r>
+        <w:rPr>
+          <w:rFonts w:hint="eastAsia"/>
+        </w:rPr>
+        <w:t>（</w:t>
+      </w:r>
+      <w:proofErr w:type="gramStart"/>
+      <w:r>
+        <w:rPr>
+          <w:rFonts w:hint="eastAsia"/>
+        </w:rPr>
+        <w:t>去噪扩散</w:t>
+      </w:r>
+      <w:proofErr w:type="gramEnd"/>
+      <w:r>
+        <w:rPr>
+          <w:rFonts w:hint="eastAsia"/>
+        </w:rPr>
+        <w:t>概率模型</w:t>
+      </w:r>
+      <w:r>
+        <w:rPr>
+          <w:rFonts w:hint="eastAsia"/>
+        </w:rPr>
+        <w:t>）</w:t>
+      </w:r>
+    </w:p>
+    <w:p>
+      <w:pPr>
+        <w:pStyle w:val="2"/>
+      </w:pPr>
+      <w:r>
+        <w:rPr>
+          <w:rFonts w:hint="eastAsia"/>
+        </w:rPr>
         <w:t>Transformer</w:t>
       </w:r>
     </w:p>
@@ -9489,6 +9307,7 @@
         <w:rPr>
           <w:noProof/>
         </w:rPr>
+        <w:lastRenderedPageBreak/>
         <w:drawing>
           <wp:inline distT="0" distB="0" distL="0" distR="0" wp14:anchorId="3869C0EF" wp14:editId="656826E6">
             <wp:extent cx="3635655" cy="1727630"/>
@@ -9505,7 +9324,7 @@
                     <pic:cNvPicPr/>
                   </pic:nvPicPr>
                   <pic:blipFill>
-                    <a:blip r:embed="rId26"/>
+                    <a:blip r:embed="rId28"/>
                     <a:stretch>
                       <a:fillRect/>
                     </a:stretch>
@@ -9566,14 +9385,432 @@
         <w:rPr>
           <w:rFonts w:hint="eastAsia"/>
         </w:rPr>
-        <w:t>，既实现了对序列中关键信息的精</w:t>
+        <w:t>，既实现了对序列中关键信息的精准捕捉，又保留了词语在句子中的位置关系，从而突破了传统模型在长距离依赖处理和并行计算上的局限，为高效理解上下文语义奠定了基础。</w:t>
+      </w:r>
+    </w:p>
+    <w:p>
+      <w:pPr>
+        <w:pStyle w:val="3"/>
+      </w:pPr>
+      <w:r>
+        <w:rPr>
+          <w:rFonts w:hint="eastAsia"/>
+        </w:rPr>
+        <w:t>原理</w:t>
+      </w:r>
+    </w:p>
+    <w:p>
+      <w:r>
+        <w:tab/>
+      </w:r>
+      <w:r>
+        <w:rPr>
+          <w:rFonts w:hint="eastAsia"/>
+        </w:rPr>
+        <w:t>Transformer</w:t>
+      </w:r>
+      <w:r>
+        <w:rPr>
+          <w:rFonts w:hint="eastAsia"/>
+        </w:rPr>
+        <w:t>可以氛围编码器</w:t>
+      </w:r>
+      <w:r>
+        <w:rPr>
+          <w:rFonts w:hint="eastAsia"/>
+        </w:rPr>
+        <w:t>Encoder</w:t>
+      </w:r>
+      <w:r>
+        <w:rPr>
+          <w:rFonts w:hint="eastAsia"/>
+        </w:rPr>
+        <w:t>和解码器</w:t>
+      </w:r>
+      <w:r>
+        <w:rPr>
+          <w:rFonts w:hint="eastAsia"/>
+        </w:rPr>
+        <w:t>Decoder</w:t>
+      </w:r>
+      <w:r>
+        <w:rPr>
+          <w:rFonts w:hint="eastAsia"/>
+        </w:rPr>
+        <w:t>两部分，各自负责不同的任务。现在使用的大模型工具，基本上是沿着其中某一个分支演化的</w:t>
+      </w:r>
+      <w:r>
+        <w:rPr>
+          <w:rFonts w:hint="eastAsia"/>
+        </w:rPr>
+        <w:t>，也有部分少量模型两侧都考虑。</w:t>
+      </w:r>
+    </w:p>
+    <w:p>
+      <w:pPr>
+        <w:ind w:firstLine="420"/>
+      </w:pPr>
+      <w:r>
+        <w:rPr>
+          <w:rFonts w:hint="eastAsia"/>
+        </w:rPr>
+        <w:t>像</w:t>
+      </w:r>
+      <w:r>
+        <w:rPr>
+          <w:rFonts w:hint="eastAsia"/>
+        </w:rPr>
+        <w:t>Bert</w:t>
+      </w:r>
+      <w:r>
+        <w:rPr>
+          <w:rFonts w:hint="eastAsia"/>
+        </w:rPr>
+        <w:t>以后后续的一些变体，主要关注的就是编码器侧的优化，他们不仅在</w:t>
+      </w:r>
+      <w:proofErr w:type="gramStart"/>
+      <w:r>
+        <w:rPr>
+          <w:rFonts w:hint="eastAsia"/>
+        </w:rPr>
+        <w:t>预训练</w:t>
+      </w:r>
+      <w:proofErr w:type="gramEnd"/>
+      <w:r>
+        <w:rPr>
+          <w:rFonts w:hint="eastAsia"/>
+        </w:rPr>
+        <w:t>任务的设计上持续迭代，还在模型轻量化的方向上不断突破，使得模型语义理解能力越来越强。</w:t>
+      </w:r>
+    </w:p>
+    <w:p>
+      <w:pPr>
+        <w:ind w:firstLine="420"/>
+      </w:pPr>
+      <w:r>
+        <w:rPr>
+          <w:rFonts w:hint="eastAsia"/>
+        </w:rPr>
+        <w:t>而</w:t>
+      </w:r>
+      <w:r>
+        <w:rPr>
+          <w:rFonts w:hint="eastAsia"/>
+        </w:rPr>
+        <w:t>GPT</w:t>
+      </w:r>
+      <w:r>
+        <w:rPr>
+          <w:rFonts w:hint="eastAsia"/>
+        </w:rPr>
+        <w:t>系列主要是选择的解码器系列，它主要突破的是模型的规模，不断优化训练数据的质量，将文本的生成能力达到了出神入化的境界。</w:t>
+      </w:r>
+    </w:p>
+    <w:p>
+      <w:r>
+        <w:tab/>
+      </w:r>
+      <w:r>
+        <w:rPr>
+          <w:rFonts w:hint="eastAsia"/>
+        </w:rPr>
+        <w:t>编码器和解码器在处理文本上的区别是什么？</w:t>
+      </w:r>
+    </w:p>
+    <w:p>
+      <w:r>
+        <w:tab/>
+      </w:r>
+      <w:r>
+        <w:rPr>
+          <w:rFonts w:hint="eastAsia"/>
+        </w:rPr>
+        <w:t>Bert</w:t>
+      </w:r>
+      <w:r>
+        <w:rPr>
+          <w:rFonts w:hint="eastAsia"/>
+        </w:rPr>
+        <w:t>就像一个语言理解大师，只用</w:t>
+      </w:r>
+      <w:r>
+        <w:rPr>
+          <w:rFonts w:hint="eastAsia"/>
+        </w:rPr>
+        <w:t>Transformer</w:t>
+      </w:r>
+      <w:r>
+        <w:rPr>
+          <w:rFonts w:hint="eastAsia"/>
+        </w:rPr>
+        <w:t>的编码器部分，特点就是：在解析文本时可以</w:t>
+      </w:r>
+      <w:r>
+        <w:rPr>
+          <w:rFonts w:hint="eastAsia"/>
+          <w:color w:val="EE0000"/>
+        </w:rPr>
+        <w:t>双向看上下文</w:t>
+      </w:r>
+      <w:r>
+        <w:rPr>
+          <w:rFonts w:hint="eastAsia"/>
+        </w:rPr>
+        <w:t>。比如：他在</w:t>
+      </w:r>
+      <w:r>
+        <w:rPr>
+          <w:rFonts w:hint="eastAsia"/>
+        </w:rPr>
+        <w:t>__</w:t>
+      </w:r>
+      <w:r>
+        <w:rPr>
+          <w:rFonts w:hint="eastAsia"/>
+        </w:rPr>
+        <w:t>吃午饭，那么</w:t>
+      </w:r>
+      <w:r>
+        <w:rPr>
+          <w:rFonts w:hint="eastAsia"/>
+        </w:rPr>
+        <w:t>Bert</w:t>
+      </w:r>
+      <w:r>
+        <w:rPr>
+          <w:rFonts w:hint="eastAsia"/>
+        </w:rPr>
+        <w:t>就会同时看左边有“他在”，右边有“吃午饭”，猜出他可能是在公司或者家里，这就是双向看上下文的功能。有了这个功能，他在大段文本的理解方面就很强，所以他很擅长文本分类、关键词提取、语义匹配等。</w:t>
+      </w:r>
+    </w:p>
+    <w:p>
+      <w:r>
+        <w:tab/>
+      </w:r>
+      <w:r>
+        <w:rPr>
+          <w:rFonts w:hint="eastAsia"/>
+        </w:rPr>
+        <w:t>GPT</w:t>
+      </w:r>
+      <w:r>
+        <w:rPr>
+          <w:rFonts w:hint="eastAsia"/>
+        </w:rPr>
+        <w:t>主要侧重于解码器侧，它更像一个文本生成大师，特点：单向生成，不能看未来。他用的是</w:t>
+      </w:r>
+      <w:r>
+        <w:rPr>
+          <w:rFonts w:hint="eastAsia"/>
+          <w:color w:val="EE0000"/>
+        </w:rPr>
+        <w:t>单向注意力</w:t>
+      </w:r>
+      <w:r>
+        <w:rPr>
+          <w:rFonts w:hint="eastAsia"/>
+        </w:rPr>
+        <w:t>，也叫</w:t>
+      </w:r>
+      <w:r>
+        <w:rPr>
+          <w:rFonts w:hint="eastAsia"/>
+          <w:color w:val="EE0000"/>
+        </w:rPr>
+        <w:t>因果注意力</w:t>
+      </w:r>
+      <w:r>
+        <w:rPr>
+          <w:rFonts w:hint="eastAsia"/>
+        </w:rPr>
+        <w:t>。当你生成</w:t>
+      </w:r>
+      <w:proofErr w:type="gramStart"/>
+      <w:r>
+        <w:rPr>
+          <w:rFonts w:hint="eastAsia"/>
+        </w:rPr>
+        <w:t>当前词</w:t>
+      </w:r>
+      <w:proofErr w:type="gramEnd"/>
+      <w:r>
+        <w:rPr>
+          <w:rFonts w:hint="eastAsia"/>
+        </w:rPr>
+        <w:t>的时候，只能看“前面已经生成的词”，不能提前看“后面还没写的词”。另外一方面，解码器还有</w:t>
+      </w:r>
+      <w:r>
+        <w:rPr>
+          <w:rFonts w:hint="eastAsia"/>
+          <w:color w:val="EE0000"/>
+        </w:rPr>
+        <w:t>掩码机制</w:t>
+      </w:r>
+      <w:r>
+        <w:rPr>
+          <w:rFonts w:hint="eastAsia"/>
+        </w:rPr>
+        <w:t>，用来屏蔽未来词，符合时序的逻辑。</w:t>
+      </w:r>
+      <w:r>
+        <w:rPr>
+          <w:rFonts w:hint="eastAsia"/>
+        </w:rPr>
+        <w:t>当然，</w:t>
+      </w:r>
+      <w:r>
+        <w:rPr>
+          <w:rFonts w:hint="eastAsia"/>
+        </w:rPr>
+        <w:t>Transformer</w:t>
+      </w:r>
+      <w:r>
+        <w:rPr>
+          <w:rFonts w:hint="eastAsia"/>
+        </w:rPr>
+        <w:t>也离不开</w:t>
+      </w:r>
+      <w:proofErr w:type="gramStart"/>
+      <w:r>
+        <w:rPr>
+          <w:rFonts w:hint="eastAsia"/>
+          <w:color w:val="EE0000"/>
+        </w:rPr>
+        <w:t>预训练</w:t>
+      </w:r>
+      <w:proofErr w:type="gramEnd"/>
+      <w:r>
+        <w:rPr>
+          <w:rFonts w:hint="eastAsia"/>
+          <w:color w:val="EE0000"/>
+        </w:rPr>
+        <w:t>+</w:t>
+      </w:r>
+      <w:r>
+        <w:rPr>
+          <w:rFonts w:hint="eastAsia"/>
+          <w:color w:val="EE0000"/>
+        </w:rPr>
+        <w:t>微调</w:t>
+      </w:r>
+      <w:r>
+        <w:rPr>
+          <w:rFonts w:hint="eastAsia"/>
+        </w:rPr>
+        <w:t>，在</w:t>
+      </w:r>
+      <w:proofErr w:type="gramStart"/>
+      <w:r>
+        <w:rPr>
+          <w:rFonts w:hint="eastAsia"/>
+        </w:rPr>
+        <w:t>预训练</w:t>
+      </w:r>
+      <w:proofErr w:type="gramEnd"/>
+      <w:r>
+        <w:rPr>
+          <w:rFonts w:hint="eastAsia"/>
+        </w:rPr>
+        <w:t>阶段，工程师会用海量的文本数据喂给</w:t>
+      </w:r>
+      <w:r>
+        <w:rPr>
+          <w:rFonts w:hint="eastAsia"/>
+        </w:rPr>
+        <w:t>GPT</w:t>
+      </w:r>
+      <w:r>
+        <w:rPr>
+          <w:rFonts w:hint="eastAsia"/>
+        </w:rPr>
+        <w:t>，主要是</w:t>
       </w:r>
       <w:r>
         <w:rPr>
           <w:rFonts w:hint="eastAsia"/>
         </w:rPr>
         <w:lastRenderedPageBreak/>
-        <w:t>准捕捉，又保留了词语在句子中的位置关系，从而突破了传统模型在长距离依赖处理和并行计算上的局限，为高效理解上下文语义奠定了基础。</w:t>
+        <w:t>学习一般性的词语搭配、语法规则、常规知识，通过训练就可以得到“夏天”经过和“炎热”“空调”“西瓜”一起出现，这个时候</w:t>
+      </w:r>
+      <w:r>
+        <w:rPr>
+          <w:rFonts w:hint="eastAsia"/>
+        </w:rPr>
+        <w:t>GPT</w:t>
+      </w:r>
+      <w:r>
+        <w:rPr>
+          <w:rFonts w:hint="eastAsia"/>
+        </w:rPr>
+        <w:t>就训练出来</w:t>
+      </w:r>
+      <w:r>
+        <w:rPr>
+          <w:rFonts w:hint="eastAsia"/>
+          <w:color w:val="EE0000"/>
+        </w:rPr>
+        <w:t>通用能力</w:t>
+      </w:r>
+      <w:r>
+        <w:rPr>
+          <w:rFonts w:hint="eastAsia"/>
+        </w:rPr>
+        <w:t>，让它能够具备基本的知识储备和文本生成能力。到了微调阶段，主要是针对具体任务给</w:t>
+      </w:r>
+      <w:r>
+        <w:rPr>
+          <w:rFonts w:hint="eastAsia"/>
+        </w:rPr>
+        <w:t>GPT</w:t>
+      </w:r>
+      <w:r>
+        <w:rPr>
+          <w:rFonts w:hint="eastAsia"/>
+        </w:rPr>
+        <w:t>做</w:t>
+      </w:r>
+      <w:r>
+        <w:rPr>
+          <w:rFonts w:hint="eastAsia"/>
+          <w:color w:val="EE0000"/>
+        </w:rPr>
+        <w:t>专项训练</w:t>
+      </w:r>
+      <w:r>
+        <w:rPr>
+          <w:rFonts w:hint="eastAsia"/>
+        </w:rPr>
+        <w:t>，比如想要他编码，就需要用</w:t>
+      </w:r>
+      <w:r>
+        <w:rPr>
+          <w:rFonts w:hint="eastAsia"/>
+        </w:rPr>
+        <w:t>GitHub</w:t>
+      </w:r>
+      <w:r>
+        <w:rPr>
+          <w:rFonts w:hint="eastAsia"/>
+        </w:rPr>
+        <w:t>的开源代码做微调。</w:t>
+      </w:r>
+      <w:r>
+        <w:rPr>
+          <w:rFonts w:hint="eastAsia"/>
+        </w:rPr>
+        <w:t>通过这种方式，</w:t>
+      </w:r>
+      <w:r>
+        <w:rPr>
+          <w:rFonts w:hint="eastAsia"/>
+        </w:rPr>
+        <w:t>GPT</w:t>
+      </w:r>
+      <w:r>
+        <w:rPr>
+          <w:rFonts w:hint="eastAsia"/>
+        </w:rPr>
+        <w:t>就能够快速适配不同的工作场景。</w:t>
       </w:r>
     </w:p>
     <w:p>
@@ -9584,427 +9821,63 @@
         <w:rPr>
           <w:rFonts w:hint="eastAsia"/>
         </w:rPr>
-        <w:t>原理</w:t>
-      </w:r>
-    </w:p>
-    <w:p>
-      <w:r>
-        <w:tab/>
-      </w:r>
-      <w:r>
-        <w:rPr>
-          <w:rFonts w:hint="eastAsia"/>
-        </w:rPr>
-        <w:t>Transformer</w:t>
-      </w:r>
-      <w:r>
-        <w:rPr>
-          <w:rFonts w:hint="eastAsia"/>
-        </w:rPr>
-        <w:t>可以氛围编码器</w:t>
-      </w:r>
-      <w:r>
-        <w:rPr>
-          <w:rFonts w:hint="eastAsia"/>
-        </w:rPr>
-        <w:t>Encoder</w:t>
-      </w:r>
-      <w:r>
-        <w:rPr>
-          <w:rFonts w:hint="eastAsia"/>
-        </w:rPr>
-        <w:t>和解码器</w:t>
-      </w:r>
-      <w:r>
-        <w:rPr>
-          <w:rFonts w:hint="eastAsia"/>
-        </w:rPr>
-        <w:t>Decoder</w:t>
-      </w:r>
-      <w:r>
-        <w:rPr>
-          <w:rFonts w:hint="eastAsia"/>
-        </w:rPr>
-        <w:t>两部分，各自负责不同的任务。现在使用的大模型工具，基本上是沿着其中某一个分支演化的</w:t>
-      </w:r>
-      <w:r>
-        <w:rPr>
-          <w:rFonts w:hint="eastAsia"/>
-        </w:rPr>
-        <w:t>，也有部分少量模型两侧都考虑。</w:t>
-      </w:r>
-    </w:p>
-    <w:p>
-      <w:pPr>
-        <w:ind w:firstLine="420"/>
-      </w:pPr>
-      <w:r>
-        <w:rPr>
-          <w:rFonts w:hint="eastAsia"/>
-        </w:rPr>
-        <w:t>像</w:t>
-      </w:r>
-      <w:r>
-        <w:rPr>
-          <w:rFonts w:hint="eastAsia"/>
-        </w:rPr>
-        <w:t>Bert</w:t>
-      </w:r>
-      <w:r>
-        <w:rPr>
-          <w:rFonts w:hint="eastAsia"/>
-        </w:rPr>
-        <w:t>以后后续的一些变体，主要关注的就是编码器侧的优化，他们不仅在</w:t>
-      </w:r>
-      <w:proofErr w:type="gramStart"/>
-      <w:r>
-        <w:rPr>
-          <w:rFonts w:hint="eastAsia"/>
-        </w:rPr>
-        <w:t>预训练</w:t>
-      </w:r>
-      <w:proofErr w:type="gramEnd"/>
-      <w:r>
-        <w:rPr>
-          <w:rFonts w:hint="eastAsia"/>
-        </w:rPr>
-        <w:t>任务的设计上持续迭代，还在模型轻量化的方向上不断突破，使得模型语义理解能力越来越强。</w:t>
-      </w:r>
-    </w:p>
-    <w:p>
-      <w:pPr>
-        <w:ind w:firstLine="420"/>
-      </w:pPr>
-      <w:r>
-        <w:rPr>
-          <w:rFonts w:hint="eastAsia"/>
-        </w:rPr>
-        <w:t>而</w:t>
-      </w:r>
+        <w:t>特点</w:t>
+      </w:r>
+    </w:p>
+    <w:p>
+      <w:pPr>
+        <w:pStyle w:val="4"/>
+      </w:pPr>
+      <w:r>
+        <w:rPr>
+          <w:rFonts w:hint="eastAsia"/>
+        </w:rPr>
+        <w:t>优点</w:t>
+      </w:r>
+    </w:p>
+    <w:p>
+      <w:pPr>
+        <w:pStyle w:val="4"/>
+      </w:pPr>
+      <w:r>
+        <w:rPr>
+          <w:rFonts w:hint="eastAsia"/>
+        </w:rPr>
+        <w:t>缺点</w:t>
+      </w:r>
+    </w:p>
+    <w:p>
+      <w:pPr>
+        <w:pStyle w:val="3"/>
+      </w:pPr>
+      <w:r>
+        <w:rPr>
+          <w:rFonts w:hint="eastAsia"/>
+        </w:rPr>
+        <w:t>应用</w:t>
+      </w:r>
+    </w:p>
+    <w:p>
+      <w:pPr>
+        <w:pStyle w:val="4"/>
+      </w:pPr>
+      <w:r>
+        <w:rPr>
+          <w:rFonts w:hint="eastAsia"/>
+        </w:rPr>
+        <w:t>BERT</w:t>
+      </w:r>
+    </w:p>
+    <w:p>
+      <w:pPr>
+        <w:pStyle w:val="4"/>
+      </w:pPr>
       <w:r>
         <w:rPr>
           <w:rFonts w:hint="eastAsia"/>
         </w:rPr>
         <w:t>GPT</w:t>
       </w:r>
-      <w:r>
-        <w:rPr>
-          <w:rFonts w:hint="eastAsia"/>
-        </w:rPr>
-        <w:t>系列主要是选择的解码器系列，它主要突破的是模型的规模，不断优化训练数据的质量，将文本的生成能力达到了出神入化的境界。</w:t>
-      </w:r>
-    </w:p>
-    <w:p>
-      <w:r>
-        <w:tab/>
-      </w:r>
-      <w:r>
-        <w:rPr>
-          <w:rFonts w:hint="eastAsia"/>
-        </w:rPr>
-        <w:t>编码器和解码器在处理文本上的区别是什么？</w:t>
-      </w:r>
-    </w:p>
-    <w:p>
-      <w:r>
-        <w:tab/>
-      </w:r>
-      <w:r>
-        <w:rPr>
-          <w:rFonts w:hint="eastAsia"/>
-        </w:rPr>
-        <w:t>Bert</w:t>
-      </w:r>
-      <w:r>
-        <w:rPr>
-          <w:rFonts w:hint="eastAsia"/>
-        </w:rPr>
-        <w:t>就像一个语言理解大师，只用</w:t>
-      </w:r>
-      <w:r>
-        <w:rPr>
-          <w:rFonts w:hint="eastAsia"/>
-        </w:rPr>
-        <w:t>Transformer</w:t>
-      </w:r>
-      <w:r>
-        <w:rPr>
-          <w:rFonts w:hint="eastAsia"/>
-        </w:rPr>
-        <w:t>的编码器部分，特点就是：在解析文本时可以</w:t>
-      </w:r>
-      <w:r>
-        <w:rPr>
-          <w:rFonts w:hint="eastAsia"/>
-          <w:color w:val="EE0000"/>
-        </w:rPr>
-        <w:t>双向看上下文</w:t>
-      </w:r>
-      <w:r>
-        <w:rPr>
-          <w:rFonts w:hint="eastAsia"/>
-        </w:rPr>
-        <w:t>。比如：他在</w:t>
-      </w:r>
-      <w:r>
-        <w:rPr>
-          <w:rFonts w:hint="eastAsia"/>
-        </w:rPr>
-        <w:t>__</w:t>
-      </w:r>
-      <w:r>
-        <w:rPr>
-          <w:rFonts w:hint="eastAsia"/>
-        </w:rPr>
-        <w:t>吃午饭，那么</w:t>
-      </w:r>
-      <w:r>
-        <w:rPr>
-          <w:rFonts w:hint="eastAsia"/>
-        </w:rPr>
-        <w:t>Bert</w:t>
-      </w:r>
-      <w:r>
-        <w:rPr>
-          <w:rFonts w:hint="eastAsia"/>
-        </w:rPr>
-        <w:t>就会同时看左边有“他在”，右边有“吃午饭”，猜出他可能是在公司或者家里，这就是双向看上下文的功能。有了这个功能，他在大段文本的理解方面就很强，所以他很擅长文本分类、关键词提取、语义匹配等。</w:t>
-      </w:r>
-    </w:p>
-    <w:p>
-      <w:r>
-        <w:tab/>
-      </w:r>
-      <w:r>
-        <w:rPr>
-          <w:rFonts w:hint="eastAsia"/>
-        </w:rPr>
-        <w:t>GPT</w:t>
-      </w:r>
-      <w:r>
-        <w:rPr>
-          <w:rFonts w:hint="eastAsia"/>
-        </w:rPr>
-        <w:t>主要侧重于解码器侧，它更像一个文本生成大师，特点：单向生成，不能看未来。他用的是</w:t>
-      </w:r>
-      <w:r>
-        <w:rPr>
-          <w:rFonts w:hint="eastAsia"/>
-          <w:color w:val="EE0000"/>
-        </w:rPr>
-        <w:t>单向注意力</w:t>
-      </w:r>
-      <w:r>
-        <w:rPr>
-          <w:rFonts w:hint="eastAsia"/>
-        </w:rPr>
-        <w:t>，也叫</w:t>
-      </w:r>
-      <w:r>
-        <w:rPr>
-          <w:rFonts w:hint="eastAsia"/>
-          <w:color w:val="EE0000"/>
-        </w:rPr>
-        <w:t>因果注意力</w:t>
-      </w:r>
-      <w:r>
-        <w:rPr>
-          <w:rFonts w:hint="eastAsia"/>
-        </w:rPr>
-        <w:t>。当你生成</w:t>
-      </w:r>
-      <w:proofErr w:type="gramStart"/>
-      <w:r>
-        <w:rPr>
-          <w:rFonts w:hint="eastAsia"/>
-        </w:rPr>
-        <w:t>当前词</w:t>
-      </w:r>
-      <w:proofErr w:type="gramEnd"/>
-      <w:r>
-        <w:rPr>
-          <w:rFonts w:hint="eastAsia"/>
-        </w:rPr>
-        <w:t>的时候，只能看“前面已经生成的词”，不能提前看“后面还没写的词”。另外一方面，解码器还有</w:t>
-      </w:r>
-      <w:r>
-        <w:rPr>
-          <w:rFonts w:hint="eastAsia"/>
-          <w:color w:val="EE0000"/>
-        </w:rPr>
-        <w:t>掩码机制</w:t>
-      </w:r>
-      <w:r>
-        <w:rPr>
-          <w:rFonts w:hint="eastAsia"/>
-        </w:rPr>
-        <w:t>，用来屏蔽未来词，符合时序的逻辑。</w:t>
-      </w:r>
-      <w:r>
-        <w:rPr>
-          <w:rFonts w:hint="eastAsia"/>
-        </w:rPr>
-        <w:t>当然，</w:t>
-      </w:r>
-      <w:r>
-        <w:rPr>
-          <w:rFonts w:hint="eastAsia"/>
-        </w:rPr>
-        <w:t>Transformer</w:t>
-      </w:r>
-      <w:r>
-        <w:rPr>
-          <w:rFonts w:hint="eastAsia"/>
-        </w:rPr>
-        <w:t>也离不开</w:t>
-      </w:r>
-      <w:proofErr w:type="gramStart"/>
-      <w:r>
-        <w:rPr>
-          <w:rFonts w:hint="eastAsia"/>
-          <w:color w:val="EE0000"/>
-        </w:rPr>
-        <w:t>预训练</w:t>
-      </w:r>
-      <w:proofErr w:type="gramEnd"/>
-      <w:r>
-        <w:rPr>
-          <w:rFonts w:hint="eastAsia"/>
-          <w:color w:val="EE0000"/>
-        </w:rPr>
-        <w:t>+</w:t>
-      </w:r>
-      <w:r>
-        <w:rPr>
-          <w:rFonts w:hint="eastAsia"/>
-          <w:color w:val="EE0000"/>
-        </w:rPr>
-        <w:t>微调</w:t>
-      </w:r>
-      <w:r>
-        <w:rPr>
-          <w:rFonts w:hint="eastAsia"/>
-        </w:rPr>
-        <w:t>，在</w:t>
-      </w:r>
-      <w:proofErr w:type="gramStart"/>
-      <w:r>
-        <w:rPr>
-          <w:rFonts w:hint="eastAsia"/>
-        </w:rPr>
-        <w:t>预训练</w:t>
-      </w:r>
-      <w:proofErr w:type="gramEnd"/>
-      <w:r>
-        <w:rPr>
-          <w:rFonts w:hint="eastAsia"/>
-        </w:rPr>
-        <w:t>阶段，工程师会用海量的文本数据喂给</w:t>
-      </w:r>
-      <w:r>
-        <w:rPr>
-          <w:rFonts w:hint="eastAsia"/>
-        </w:rPr>
-        <w:t>GPT</w:t>
-      </w:r>
-      <w:r>
-        <w:rPr>
-          <w:rFonts w:hint="eastAsia"/>
-        </w:rPr>
-        <w:t>，主要是学习一般性的词语搭配、语法规则、常规知识，通过训练就可以得到“夏天”经过和“炎热”“空调”“西瓜”一起出现，这个时候</w:t>
-      </w:r>
-      <w:r>
-        <w:rPr>
-          <w:rFonts w:hint="eastAsia"/>
-        </w:rPr>
-        <w:t>GPT</w:t>
-      </w:r>
-      <w:r>
-        <w:rPr>
-          <w:rFonts w:hint="eastAsia"/>
-        </w:rPr>
-        <w:t>就训练出来</w:t>
-      </w:r>
-      <w:r>
-        <w:rPr>
-          <w:rFonts w:hint="eastAsia"/>
-          <w:color w:val="EE0000"/>
-        </w:rPr>
-        <w:t>通用能力</w:t>
-      </w:r>
-      <w:r>
-        <w:rPr>
-          <w:rFonts w:hint="eastAsia"/>
-        </w:rPr>
-        <w:t>，让它能够具备基本的知识储备和文本生成能力。到了微调阶段，主要是针对具体任务给</w:t>
-      </w:r>
-      <w:r>
-        <w:rPr>
-          <w:rFonts w:hint="eastAsia"/>
-        </w:rPr>
-        <w:t>GPT</w:t>
-      </w:r>
-      <w:r>
-        <w:rPr>
-          <w:rFonts w:hint="eastAsia"/>
-        </w:rPr>
-        <w:t>做</w:t>
-      </w:r>
-      <w:r>
-        <w:rPr>
-          <w:rFonts w:hint="eastAsia"/>
-          <w:color w:val="EE0000"/>
-        </w:rPr>
-        <w:t>专项训练</w:t>
-      </w:r>
-      <w:r>
-        <w:rPr>
-          <w:rFonts w:hint="eastAsia"/>
-        </w:rPr>
-        <w:t>，比如想要他编码，就需要用</w:t>
-      </w:r>
-      <w:r>
-        <w:rPr>
-          <w:rFonts w:hint="eastAsia"/>
-        </w:rPr>
-        <w:t>GitHub</w:t>
-      </w:r>
-      <w:r>
-        <w:rPr>
-          <w:rFonts w:hint="eastAsia"/>
-        </w:rPr>
-        <w:t>的开源代码做微调。</w:t>
-      </w:r>
-      <w:r>
-        <w:rPr>
-          <w:rFonts w:hint="eastAsia"/>
-        </w:rPr>
-        <w:t>通过这种方式，</w:t>
-      </w:r>
-      <w:r>
-        <w:rPr>
-          <w:rFonts w:hint="eastAsia"/>
-        </w:rPr>
-        <w:t>GPT</w:t>
-      </w:r>
-      <w:r>
-        <w:rPr>
-          <w:rFonts w:hint="eastAsia"/>
-        </w:rPr>
-        <w:t>就能够快速适配不同的工作场景。</w:t>
-      </w:r>
-    </w:p>
-    <w:p>
-      <w:pPr>
-        <w:pStyle w:val="3"/>
-      </w:pPr>
-      <w:r>
-        <w:rPr>
-          <w:rFonts w:hint="eastAsia"/>
-        </w:rPr>
-        <w:lastRenderedPageBreak/>
-        <w:t>特点</w:t>
-      </w:r>
     </w:p>
     <w:p>
       <w:pPr>
@@ -10014,73 +9887,12 @@
         <w:rPr>
           <w:rFonts w:hint="eastAsia"/>
         </w:rPr>
-        <w:t>优点</w:t>
+        <w:t>T5</w:t>
       </w:r>
     </w:p>
     <w:p>
       <w:pPr>
         <w:pStyle w:val="4"/>
-      </w:pPr>
-      <w:r>
-        <w:rPr>
-          <w:rFonts w:hint="eastAsia"/>
-        </w:rPr>
-        <w:t>缺点</w:t>
-      </w:r>
-    </w:p>
-    <w:p>
-      <w:pPr>
-        <w:pStyle w:val="3"/>
-      </w:pPr>
-      <w:r>
-        <w:rPr>
-          <w:rFonts w:hint="eastAsia"/>
-        </w:rPr>
-        <w:t>应用</w:t>
-      </w:r>
-    </w:p>
-    <w:p>
-      <w:pPr>
-        <w:pStyle w:val="4"/>
-      </w:pPr>
-      <w:r>
-        <w:rPr>
-          <w:rFonts w:hint="eastAsia"/>
-        </w:rPr>
-        <w:t>BERT</w:t>
-      </w:r>
-    </w:p>
-    <w:p>
-      <w:pPr>
-        <w:pStyle w:val="4"/>
-      </w:pPr>
-      <w:r>
-        <w:rPr>
-          <w:rFonts w:hint="eastAsia"/>
-        </w:rPr>
-        <w:t>GPT</w:t>
-      </w:r>
-    </w:p>
-    <w:p>
-      <w:pPr>
-        <w:pStyle w:val="4"/>
-        <w:rPr>
-          <w:rFonts w:hint="eastAsia"/>
-        </w:rPr>
-      </w:pPr>
-      <w:r>
-        <w:rPr>
-          <w:rFonts w:hint="eastAsia"/>
-        </w:rPr>
-        <w:t>T5</w:t>
-      </w:r>
-    </w:p>
-    <w:p>
-      <w:pPr>
-        <w:pStyle w:val="4"/>
-        <w:rPr>
-          <w:rFonts w:hint="eastAsia"/>
-        </w:rPr>
       </w:pPr>
       <w:proofErr w:type="spellStart"/>
       <w:r>
@@ -10099,6 +9911,56 @@
     </w:sectPr>
   </w:body>
 </w:document>
+</file>
+
+<file path=word/endnotes.xml><?xml version="1.0" encoding="utf-8"?>
+<w:endnotes xmlns:wpc="http://schemas.microsoft.com/office/word/2010/wordprocessingCanvas" xmlns:cx="http://schemas.microsoft.com/office/drawing/2014/chartex" xmlns:cx1="http://schemas.microsoft.com/office/drawing/2015/9/8/chartex" xmlns:cx2="http://schemas.microsoft.com/office/drawing/2015/10/21/chartex" xmlns:cx3="http://schemas.microsoft.com/office/drawing/2016/5/9/chartex" xmlns:cx4="http://schemas.microsoft.com/office/drawing/2016/5/10/chartex" xmlns:cx5="http://schemas.microsoft.com/office/drawing/2016/5/11/chartex" xmlns:cx6="http://schemas.microsoft.com/office/drawing/2016/5/12/chartex" xmlns:cx7="http://schemas.microsoft.com/office/drawing/2016/5/13/chartex" xmlns:cx8="http://schemas.microsoft.com/office/drawing/2016/5/14/chartex" xmlns:mc="http://schemas.openxmlformats.org/markup-compatibility/2006" xmlns:aink="http://schemas.microsoft.com/office/drawing/2016/ink" xmlns:am3d="http://schemas.microsoft.com/office/drawing/2017/model3d" xmlns:o="urn:schemas-microsoft-com:office:office" xmlns:oel="http://schemas.microsoft.com/office/2019/extlst" xmlns:r="http://schemas.openxmlformats.org/officeDocument/2006/relationships" xmlns:m="http://schemas.openxmlformats.org/officeDocument/2006/math" xmlns:v="urn:schemas-microsoft-com:vml" xmlns:wp14="http://schemas.microsoft.com/office/word/2010/wordprocessingDrawing" xmlns:wp="http://schemas.openxmlformats.org/drawingml/2006/wordprocessingDrawing" xmlns:w10="urn:schemas-microsoft-com:office:word" xmlns:w="http://schemas.openxmlformats.org/wordprocessingml/2006/main" xmlns:w14="http://schemas.microsoft.com/office/word/2010/wordml" xmlns:w15="http://schemas.microsoft.com/office/word/2012/wordml" xmlns:w16cex="http://schemas.microsoft.com/office/word/2018/wordml/cex" xmlns:w16cid="http://schemas.microsoft.com/office/word/2016/wordml/cid" xmlns:w16="http://schemas.microsoft.com/office/word/2018/wordml" xmlns:w16du="http://schemas.microsoft.com/office/word/2023/wordml/word16du" xmlns:w16sdtdh="http://schemas.microsoft.com/office/word/2020/wordml/sdtdatahash" xmlns:w16sdtfl="http://schemas.microsoft.com/office/word/2024/wordml/sdtformatlock" xmlns:w16se="http://schemas.microsoft.com/office/word/2015/wordml/symex" xmlns:wpg="http://schemas.microsoft.com/office/word/2010/wordprocessingGroup" xmlns:wpi="http://schemas.microsoft.com/office/word/2010/wordprocessingInk" xmlns:wne="http://schemas.microsoft.com/office/word/2006/wordml" xmlns:wps="http://schemas.microsoft.com/office/word/2010/wordprocessingShape" mc:Ignorable="w14 w15 w16se w16cid w16 w16cex w16sdtdh w16sdtfl w16du wp14">
+  <w:endnote w:type="separator" w:id="-1">
+    <w:p>
+      <w:pPr>
+        <w:spacing w:line="240" w:lineRule="auto"/>
+      </w:pPr>
+      <w:r>
+        <w:separator/>
+      </w:r>
+    </w:p>
+  </w:endnote>
+  <w:endnote w:type="continuationSeparator" w:id="0">
+    <w:p>
+      <w:pPr>
+        <w:spacing w:line="240" w:lineRule="auto"/>
+      </w:pPr>
+      <w:r>
+        <w:continuationSeparator/>
+      </w:r>
+    </w:p>
+  </w:endnote>
+</w:endnotes>
+</file>
+
+<file path=word/footnotes.xml><?xml version="1.0" encoding="utf-8"?>
+<w:footnotes xmlns:wpc="http://schemas.microsoft.com/office/word/2010/wordprocessingCanvas" xmlns:cx="http://schemas.microsoft.com/office/drawing/2014/chartex" xmlns:cx1="http://schemas.microsoft.com/office/drawing/2015/9/8/chartex" xmlns:cx2="http://schemas.microsoft.com/office/drawing/2015/10/21/chartex" xmlns:cx3="http://schemas.microsoft.com/office/drawing/2016/5/9/chartex" xmlns:cx4="http://schemas.microsoft.com/office/drawing/2016/5/10/chartex" xmlns:cx5="http://schemas.microsoft.com/office/drawing/2016/5/11/chartex" xmlns:cx6="http://schemas.microsoft.com/office/drawing/2016/5/12/chartex" xmlns:cx7="http://schemas.microsoft.com/office/drawing/2016/5/13/chartex" xmlns:cx8="http://schemas.microsoft.com/office/drawing/2016/5/14/chartex" xmlns:mc="http://schemas.openxmlformats.org/markup-compatibility/2006" xmlns:aink="http://schemas.microsoft.com/office/drawing/2016/ink" xmlns:am3d="http://schemas.microsoft.com/office/drawing/2017/model3d" xmlns:o="urn:schemas-microsoft-com:office:office" xmlns:oel="http://schemas.microsoft.com/office/2019/extlst" xmlns:r="http://schemas.openxmlformats.org/officeDocument/2006/relationships" xmlns:m="http://schemas.openxmlformats.org/officeDocument/2006/math" xmlns:v="urn:schemas-microsoft-com:vml" xmlns:wp14="http://schemas.microsoft.com/office/word/2010/wordprocessingDrawing" xmlns:wp="http://schemas.openxmlformats.org/drawingml/2006/wordprocessingDrawing" xmlns:w10="urn:schemas-microsoft-com:office:word" xmlns:w="http://schemas.openxmlformats.org/wordprocessingml/2006/main" xmlns:w14="http://schemas.microsoft.com/office/word/2010/wordml" xmlns:w15="http://schemas.microsoft.com/office/word/2012/wordml" xmlns:w16cex="http://schemas.microsoft.com/office/word/2018/wordml/cex" xmlns:w16cid="http://schemas.microsoft.com/office/word/2016/wordml/cid" xmlns:w16="http://schemas.microsoft.com/office/word/2018/wordml" xmlns:w16du="http://schemas.microsoft.com/office/word/2023/wordml/word16du" xmlns:w16sdtdh="http://schemas.microsoft.com/office/word/2020/wordml/sdtdatahash" xmlns:w16sdtfl="http://schemas.microsoft.com/office/word/2024/wordml/sdtformatlock" xmlns:w16se="http://schemas.microsoft.com/office/word/2015/wordml/symex" xmlns:wpg="http://schemas.microsoft.com/office/word/2010/wordprocessingGroup" xmlns:wpi="http://schemas.microsoft.com/office/word/2010/wordprocessingInk" xmlns:wne="http://schemas.microsoft.com/office/word/2006/wordml" xmlns:wps="http://schemas.microsoft.com/office/word/2010/wordprocessingShape" mc:Ignorable="w14 w15 w16se w16cid w16 w16cex w16sdtdh w16sdtfl w16du wp14">
+  <w:footnote w:type="separator" w:id="-1">
+    <w:p>
+      <w:pPr>
+        <w:spacing w:line="240" w:lineRule="auto"/>
+      </w:pPr>
+      <w:r>
+        <w:separator/>
+      </w:r>
+    </w:p>
+  </w:footnote>
+  <w:footnote w:type="continuationSeparator" w:id="0">
+    <w:p>
+      <w:pPr>
+        <w:spacing w:line="240" w:lineRule="auto"/>
+      </w:pPr>
+      <w:r>
+        <w:continuationSeparator/>
+      </w:r>
+    </w:p>
+  </w:footnote>
+</w:footnotes>
 </file>
 
 <file path=word/numbering.xml><?xml version="1.0" encoding="utf-8"?>
@@ -10764,6 +10626,7 @@
   <w:style w:type="character" w:default="1" w:styleId="a0">
     <w:name w:val="Default Paragraph Font"/>
     <w:uiPriority w:val="1"/>
+    <w:semiHidden/>
     <w:unhideWhenUsed/>
   </w:style>
   <w:style w:type="table" w:default="1" w:styleId="a1">
@@ -10936,6 +10799,72 @@
     <w:pPr>
       <w:ind w:firstLineChars="200" w:firstLine="420"/>
     </w:pPr>
+  </w:style>
+  <w:style w:type="paragraph" w:styleId="a6">
+    <w:name w:val="header"/>
+    <w:basedOn w:val="a"/>
+    <w:link w:val="a7"/>
+    <w:uiPriority w:val="99"/>
+    <w:unhideWhenUsed/>
+    <w:rsid w:val="009C0704"/>
+    <w:pPr>
+      <w:tabs>
+        <w:tab w:val="center" w:pos="4153"/>
+        <w:tab w:val="right" w:pos="8306"/>
+      </w:tabs>
+      <w:snapToGrid w:val="0"/>
+      <w:spacing w:line="240" w:lineRule="auto"/>
+      <w:jc w:val="center"/>
+    </w:pPr>
+    <w:rPr>
+      <w:sz w:val="18"/>
+      <w:szCs w:val="18"/>
+    </w:rPr>
+  </w:style>
+  <w:style w:type="character" w:customStyle="1" w:styleId="a7">
+    <w:name w:val="页眉 字符"/>
+    <w:basedOn w:val="a0"/>
+    <w:link w:val="a6"/>
+    <w:uiPriority w:val="99"/>
+    <w:rsid w:val="009C0704"/>
+    <w:rPr>
+      <w:rFonts w:ascii="Times New Roman" w:eastAsia="仿宋" w:hAnsi="Times New Roman"/>
+      <w:sz w:val="18"/>
+      <w:szCs w:val="18"/>
+    </w:rPr>
+  </w:style>
+  <w:style w:type="paragraph" w:styleId="a8">
+    <w:name w:val="footer"/>
+    <w:basedOn w:val="a"/>
+    <w:link w:val="a9"/>
+    <w:uiPriority w:val="99"/>
+    <w:unhideWhenUsed/>
+    <w:rsid w:val="009C0704"/>
+    <w:pPr>
+      <w:tabs>
+        <w:tab w:val="center" w:pos="4153"/>
+        <w:tab w:val="right" w:pos="8306"/>
+      </w:tabs>
+      <w:snapToGrid w:val="0"/>
+      <w:spacing w:line="240" w:lineRule="auto"/>
+      <w:jc w:val="left"/>
+    </w:pPr>
+    <w:rPr>
+      <w:sz w:val="18"/>
+      <w:szCs w:val="18"/>
+    </w:rPr>
+  </w:style>
+  <w:style w:type="character" w:customStyle="1" w:styleId="a9">
+    <w:name w:val="页脚 字符"/>
+    <w:basedOn w:val="a0"/>
+    <w:link w:val="a8"/>
+    <w:uiPriority w:val="99"/>
+    <w:rsid w:val="009C0704"/>
+    <w:rPr>
+      <w:rFonts w:ascii="Times New Roman" w:eastAsia="仿宋" w:hAnsi="Times New Roman"/>
+      <w:sz w:val="18"/>
+      <w:szCs w:val="18"/>
+    </w:rPr>
   </w:style>
 </w:styles>
 </file>

--- a/3. 深度学习/1. 神经网络/神经网络概述.docx
+++ b/3. 深度学习/1. 神经网络/神经网络概述.docx
@@ -1715,6 +1715,2498 @@
         <w:rPr>
           <w:rFonts w:hint="eastAsia"/>
         </w:rPr>
+        <w:t>分类</w:t>
+      </w:r>
+    </w:p>
+    <w:p>
+      <w:pPr>
+        <w:pStyle w:val="2"/>
+      </w:pPr>
+      <w:r>
+        <w:rPr>
+          <w:rFonts w:hint="eastAsia"/>
+        </w:rPr>
+        <w:t>第</w:t>
+      </w:r>
+      <w:r>
+        <w:rPr>
+          <w:rFonts w:hint="eastAsia"/>
+        </w:rPr>
+        <w:t>1</w:t>
+      </w:r>
+      <w:r>
+        <w:rPr>
+          <w:rFonts w:hint="eastAsia"/>
+        </w:rPr>
+        <w:t>代：远古奠基期（</w:t>
+      </w:r>
+      <w:r>
+        <w:rPr>
+          <w:rFonts w:hint="eastAsia"/>
+        </w:rPr>
+        <w:t>1958~2006</w:t>
+      </w:r>
+      <w:r>
+        <w:rPr>
+          <w:rFonts w:hint="eastAsia"/>
+        </w:rPr>
+        <w:t>）——</w:t>
+      </w:r>
+      <w:r>
+        <w:rPr>
+          <w:rFonts w:hint="eastAsia"/>
+        </w:rPr>
+        <w:t xml:space="preserve"> </w:t>
+      </w:r>
+      <w:r>
+        <w:rPr>
+          <w:rFonts w:hint="eastAsia"/>
+        </w:rPr>
+        <w:t>深度学习的祖宗原型</w:t>
+      </w:r>
+    </w:p>
+    <w:p>
+      <w:pPr>
+        <w:ind w:firstLine="420"/>
+      </w:pPr>
+      <w:r>
+        <w:rPr>
+          <w:rFonts w:hint="eastAsia"/>
+        </w:rPr>
+        <w:t>深度学习还没被命名，全部是浅层神经网络，是所有后续网络的底层基石。</w:t>
+      </w:r>
+    </w:p>
+    <w:p>
+      <w:pPr>
+        <w:pStyle w:val="3"/>
+      </w:pPr>
+      <w:r>
+        <w:rPr>
+          <w:rFonts w:hint="eastAsia"/>
+        </w:rPr>
+        <w:t>感知器</w:t>
+      </w:r>
+      <w:r>
+        <w:rPr>
+          <w:rFonts w:hint="eastAsia"/>
+        </w:rPr>
+        <w:t xml:space="preserve"> Perceptron</w:t>
+      </w:r>
+      <w:r>
+        <w:rPr>
+          <w:rFonts w:hint="eastAsia"/>
+        </w:rPr>
+        <w:t>（</w:t>
+      </w:r>
+      <w:r>
+        <w:rPr>
+          <w:rFonts w:hint="eastAsia"/>
+        </w:rPr>
+        <w:t>1958</w:t>
+      </w:r>
+      <w:r>
+        <w:rPr>
+          <w:rFonts w:hint="eastAsia"/>
+        </w:rPr>
+        <w:t>）</w:t>
+      </w:r>
+    </w:p>
+    <w:p>
+      <w:r>
+        <w:rPr>
+          <w:rFonts w:hint="eastAsia"/>
+        </w:rPr>
+        <w:t xml:space="preserve">    </w:t>
+      </w:r>
+      <w:r>
+        <w:rPr>
+          <w:rFonts w:hint="eastAsia"/>
+        </w:rPr>
+        <w:t>深度学习最原始单元，</w:t>
+      </w:r>
+      <w:r>
+        <w:rPr>
+          <w:rFonts w:hint="eastAsia"/>
+          <w:color w:val="EE0000"/>
+        </w:rPr>
+        <w:t>单层神经网络</w:t>
+      </w:r>
+      <w:r>
+        <w:rPr>
+          <w:rFonts w:hint="eastAsia"/>
+        </w:rPr>
+        <w:t>，仅输入</w:t>
+      </w:r>
+      <w:r>
+        <w:rPr>
+          <w:rFonts w:hint="eastAsia"/>
+        </w:rPr>
+        <w:t>+</w:t>
+      </w:r>
+      <w:r>
+        <w:rPr>
+          <w:rFonts w:hint="eastAsia"/>
+        </w:rPr>
+        <w:t>输出层，无隐藏层，只能解决线性可分问题。</w:t>
+      </w:r>
+    </w:p>
+    <w:p>
+      <w:r>
+        <w:rPr>
+          <w:rFonts w:hint="eastAsia"/>
+        </w:rPr>
+        <w:t xml:space="preserve">    </w:t>
+      </w:r>
+      <w:proofErr w:type="gramStart"/>
+      <w:r>
+        <w:rPr>
+          <w:rFonts w:hint="eastAsia"/>
+        </w:rPr>
+        <w:t>你导图</w:t>
+      </w:r>
+      <w:proofErr w:type="gramEnd"/>
+      <w:r>
+        <w:rPr>
+          <w:rFonts w:hint="eastAsia"/>
+        </w:rPr>
+        <w:t>线性模型分类分支的起点，所有神经网络的始祖。</w:t>
+      </w:r>
+    </w:p>
+    <w:p>
+      <w:pPr>
+        <w:pStyle w:val="3"/>
+      </w:pPr>
+      <w:r>
+        <w:rPr>
+          <w:rFonts w:hint="eastAsia"/>
+        </w:rPr>
+        <w:t>MLP</w:t>
+      </w:r>
+      <w:r>
+        <w:rPr>
+          <w:rFonts w:hint="eastAsia"/>
+        </w:rPr>
+        <w:t>多层感知机（</w:t>
+      </w:r>
+      <w:r>
+        <w:rPr>
+          <w:rFonts w:hint="eastAsia"/>
+        </w:rPr>
+        <w:t>1986</w:t>
+      </w:r>
+      <w:r>
+        <w:rPr>
+          <w:rFonts w:hint="eastAsia"/>
+        </w:rPr>
+        <w:t>，</w:t>
+      </w:r>
+      <w:r>
+        <w:rPr>
+          <w:rFonts w:hint="eastAsia"/>
+        </w:rPr>
+        <w:t>BP</w:t>
+      </w:r>
+      <w:r>
+        <w:rPr>
+          <w:rFonts w:hint="eastAsia"/>
+        </w:rPr>
+        <w:t>反向传播算法提出）</w:t>
+      </w:r>
+    </w:p>
+    <w:p>
+      <w:r>
+        <w:rPr>
+          <w:rFonts w:hint="eastAsia"/>
+        </w:rPr>
+        <w:t xml:space="preserve">    </w:t>
+      </w:r>
+      <w:r>
+        <w:rPr>
+          <w:rFonts w:hint="eastAsia"/>
+        </w:rPr>
+        <w:t>堆叠多层感知器，带少量隐藏层的全连接神经网络</w:t>
+      </w:r>
+      <w:r>
+        <w:rPr>
+          <w:rFonts w:hint="eastAsia"/>
+        </w:rPr>
+        <w:t>ANN</w:t>
+      </w:r>
+      <w:r>
+        <w:rPr>
+          <w:rFonts w:hint="eastAsia"/>
+        </w:rPr>
+        <w:t>，是</w:t>
+      </w:r>
+      <w:r>
+        <w:rPr>
+          <w:rFonts w:hint="eastAsia"/>
+          <w:color w:val="EE0000"/>
+        </w:rPr>
+        <w:t>所有深度学习网络的通用底座</w:t>
+      </w:r>
+      <w:r>
+        <w:rPr>
+          <w:rFonts w:hint="eastAsia"/>
+        </w:rPr>
+        <w:t>。</w:t>
+      </w:r>
+    </w:p>
+    <w:p>
+      <w:r>
+        <w:rPr>
+          <w:rFonts w:hint="eastAsia"/>
+        </w:rPr>
+        <w:t xml:space="preserve">    </w:t>
+      </w:r>
+      <w:proofErr w:type="gramStart"/>
+      <w:r>
+        <w:rPr>
+          <w:rFonts w:hint="eastAsia"/>
+        </w:rPr>
+        <w:t>你导图里</w:t>
+      </w:r>
+      <w:proofErr w:type="gramEnd"/>
+      <w:r>
+        <w:rPr>
+          <w:rFonts w:hint="eastAsia"/>
+        </w:rPr>
+        <w:t>的</w:t>
+      </w:r>
+      <w:r>
+        <w:rPr>
+          <w:rFonts w:hint="eastAsia"/>
+        </w:rPr>
+        <w:t>ANN/MLP</w:t>
+      </w:r>
+      <w:r>
+        <w:rPr>
+          <w:rFonts w:hint="eastAsia"/>
+        </w:rPr>
+        <w:t>，深度学习</w:t>
+      </w:r>
+      <w:proofErr w:type="gramStart"/>
+      <w:r>
+        <w:rPr>
+          <w:rFonts w:hint="eastAsia"/>
+        </w:rPr>
+        <w:t>最</w:t>
+      </w:r>
+      <w:proofErr w:type="gramEnd"/>
+      <w:r>
+        <w:rPr>
+          <w:rFonts w:hint="eastAsia"/>
+        </w:rPr>
+        <w:t>基础骨架，后续</w:t>
+      </w:r>
+      <w:r>
+        <w:rPr>
+          <w:rFonts w:hint="eastAsia"/>
+        </w:rPr>
+        <w:t>CNN</w:t>
+      </w:r>
+      <w:r>
+        <w:rPr>
+          <w:rFonts w:hint="eastAsia"/>
+        </w:rPr>
+        <w:t>、</w:t>
+      </w:r>
+      <w:r>
+        <w:rPr>
+          <w:rFonts w:hint="eastAsia"/>
+        </w:rPr>
+        <w:t>RNN</w:t>
+      </w:r>
+      <w:r>
+        <w:rPr>
+          <w:rFonts w:hint="eastAsia"/>
+        </w:rPr>
+        <w:t>、</w:t>
+      </w:r>
+      <w:r>
+        <w:rPr>
+          <w:rFonts w:hint="eastAsia"/>
+        </w:rPr>
+        <w:t>GAN</w:t>
+      </w:r>
+      <w:r>
+        <w:rPr>
+          <w:rFonts w:hint="eastAsia"/>
+        </w:rPr>
+        <w:t>全都是在</w:t>
+      </w:r>
+      <w:r>
+        <w:rPr>
+          <w:rFonts w:hint="eastAsia"/>
+        </w:rPr>
+        <w:t>MLP</w:t>
+      </w:r>
+      <w:r>
+        <w:rPr>
+          <w:rFonts w:hint="eastAsia"/>
+        </w:rPr>
+        <w:t>基础上</w:t>
+      </w:r>
+      <w:proofErr w:type="gramStart"/>
+      <w:r>
+        <w:rPr>
+          <w:rFonts w:hint="eastAsia"/>
+        </w:rPr>
+        <w:t>改结构</w:t>
+      </w:r>
+      <w:proofErr w:type="gramEnd"/>
+      <w:r>
+        <w:rPr>
+          <w:rFonts w:hint="eastAsia"/>
+        </w:rPr>
+        <w:t>而来。</w:t>
+      </w:r>
+    </w:p>
+    <w:p>
+      <w:r>
+        <w:rPr>
+          <w:rFonts w:hint="eastAsia"/>
+        </w:rPr>
+        <w:t xml:space="preserve">    </w:t>
+      </w:r>
+      <w:r>
+        <w:rPr>
+          <w:rFonts w:hint="eastAsia"/>
+        </w:rPr>
+        <w:t>局限：层数稍微加深就会梯度消失，无法做深层网络训练，因此</w:t>
+      </w:r>
+      <w:proofErr w:type="gramStart"/>
+      <w:r>
+        <w:rPr>
+          <w:rFonts w:hint="eastAsia"/>
+        </w:rPr>
+        <w:t>沉寂近</w:t>
+      </w:r>
+      <w:proofErr w:type="gramEnd"/>
+      <w:r>
+        <w:rPr>
+          <w:rFonts w:hint="eastAsia"/>
+        </w:rPr>
+        <w:t>20</w:t>
+      </w:r>
+      <w:r>
+        <w:rPr>
+          <w:rFonts w:hint="eastAsia"/>
+        </w:rPr>
+        <w:t>年。</w:t>
+      </w:r>
+    </w:p>
+    <w:p>
+      <w:pPr>
+        <w:pStyle w:val="2"/>
+      </w:pPr>
+      <w:r>
+        <w:rPr>
+          <w:rFonts w:hint="eastAsia"/>
+        </w:rPr>
+        <w:t>第</w:t>
+      </w:r>
+      <w:r>
+        <w:rPr>
+          <w:rFonts w:hint="eastAsia"/>
+        </w:rPr>
+        <w:t>2</w:t>
+      </w:r>
+      <w:r>
+        <w:rPr>
+          <w:rFonts w:hint="eastAsia"/>
+        </w:rPr>
+        <w:t>代：深度学习正式诞生期（</w:t>
+      </w:r>
+      <w:r>
+        <w:rPr>
+          <w:rFonts w:hint="eastAsia"/>
+        </w:rPr>
+        <w:t>2006~2012</w:t>
+      </w:r>
+      <w:r>
+        <w:rPr>
+          <w:rFonts w:hint="eastAsia"/>
+        </w:rPr>
+        <w:t>）——</w:t>
+      </w:r>
+      <w:r>
+        <w:rPr>
+          <w:rFonts w:hint="eastAsia"/>
+        </w:rPr>
+        <w:t xml:space="preserve"> </w:t>
+      </w:r>
+      <w:r>
+        <w:rPr>
+          <w:rFonts w:hint="eastAsia"/>
+        </w:rPr>
+        <w:t>深度网络解锁</w:t>
+      </w:r>
+    </w:p>
+    <w:p>
+      <w:pPr>
+        <w:ind w:firstLine="420"/>
+      </w:pPr>
+      <w:r>
+        <w:rPr>
+          <w:rFonts w:hint="eastAsia"/>
+        </w:rPr>
+        <w:t>Hinton</w:t>
+      </w:r>
+      <w:r>
+        <w:rPr>
+          <w:rFonts w:hint="eastAsia"/>
+        </w:rPr>
+        <w:t>正式提出深度学习概念，解决梯度消失问题，解锁「多层隐藏深层网</w:t>
+      </w:r>
+      <w:r>
+        <w:rPr>
+          <w:rFonts w:hint="eastAsia"/>
+        </w:rPr>
+        <w:lastRenderedPageBreak/>
+        <w:t>络」训练，</w:t>
+      </w:r>
+      <w:proofErr w:type="gramStart"/>
+      <w:r>
+        <w:rPr>
+          <w:rFonts w:hint="eastAsia"/>
+        </w:rPr>
+        <w:t>对应你导图里</w:t>
+      </w:r>
+      <w:proofErr w:type="gramEnd"/>
+      <w:r>
+        <w:rPr>
+          <w:rFonts w:hint="eastAsia"/>
+        </w:rPr>
+        <w:t>的早期深度置信网络全家桶</w:t>
+      </w:r>
+    </w:p>
+    <w:p>
+      <w:pPr>
+        <w:pStyle w:val="3"/>
+      </w:pPr>
+      <w:r>
+        <w:rPr>
+          <w:rFonts w:hint="eastAsia"/>
+        </w:rPr>
+        <w:t xml:space="preserve">RBM </w:t>
+      </w:r>
+      <w:r>
+        <w:rPr>
+          <w:rFonts w:hint="eastAsia"/>
+        </w:rPr>
+        <w:t>受限玻尔兹曼机（</w:t>
+      </w:r>
+      <w:r>
+        <w:rPr>
+          <w:rFonts w:hint="eastAsia"/>
+        </w:rPr>
+        <w:t>2006</w:t>
+      </w:r>
+      <w:r>
+        <w:rPr>
+          <w:rFonts w:hint="eastAsia"/>
+        </w:rPr>
+        <w:t>）</w:t>
+      </w:r>
+    </w:p>
+    <w:p>
+      <w:r>
+        <w:rPr>
+          <w:rFonts w:hint="eastAsia"/>
+        </w:rPr>
+        <w:t xml:space="preserve">    </w:t>
+      </w:r>
+      <w:r>
+        <w:rPr>
+          <w:rFonts w:hint="eastAsia"/>
+        </w:rPr>
+        <w:t>两层无监督神经网络，深度网络</w:t>
+      </w:r>
+      <w:proofErr w:type="gramStart"/>
+      <w:r>
+        <w:rPr>
+          <w:rFonts w:hint="eastAsia"/>
+        </w:rPr>
+        <w:t>预训练</w:t>
+      </w:r>
+      <w:proofErr w:type="gramEnd"/>
+      <w:r>
+        <w:rPr>
+          <w:rFonts w:hint="eastAsia"/>
+        </w:rPr>
+        <w:t>的基础单元</w:t>
+      </w:r>
+    </w:p>
+    <w:p>
+      <w:pPr>
+        <w:pStyle w:val="3"/>
+      </w:pPr>
+      <w:r>
+        <w:rPr>
+          <w:rFonts w:hint="eastAsia"/>
+        </w:rPr>
+        <w:t xml:space="preserve">DBM </w:t>
+      </w:r>
+      <w:r>
+        <w:rPr>
+          <w:rFonts w:hint="eastAsia"/>
+        </w:rPr>
+        <w:t>深度玻尔兹曼机</w:t>
+      </w:r>
+    </w:p>
+    <w:p>
+      <w:r>
+        <w:rPr>
+          <w:rFonts w:hint="eastAsia"/>
+        </w:rPr>
+        <w:t xml:space="preserve">    </w:t>
+      </w:r>
+      <w:r>
+        <w:rPr>
+          <w:rFonts w:hint="eastAsia"/>
+        </w:rPr>
+        <w:t>堆叠多层</w:t>
+      </w:r>
+      <w:r>
+        <w:rPr>
+          <w:rFonts w:hint="eastAsia"/>
+        </w:rPr>
+        <w:t>RBM</w:t>
+      </w:r>
+      <w:r>
+        <w:rPr>
+          <w:rFonts w:hint="eastAsia"/>
+        </w:rPr>
+        <w:t>得到的深层网络</w:t>
+      </w:r>
+    </w:p>
+    <w:p>
+      <w:pPr>
+        <w:pStyle w:val="3"/>
+      </w:pPr>
+      <w:r>
+        <w:rPr>
+          <w:rFonts w:hint="eastAsia"/>
+        </w:rPr>
+        <w:t xml:space="preserve">DBN </w:t>
+      </w:r>
+      <w:r>
+        <w:rPr>
+          <w:rFonts w:hint="eastAsia"/>
+        </w:rPr>
+        <w:t>深度信念网络（</w:t>
+      </w:r>
+      <w:r>
+        <w:rPr>
+          <w:rFonts w:hint="eastAsia"/>
+        </w:rPr>
+        <w:t>2006</w:t>
+      </w:r>
+      <w:r>
+        <w:rPr>
+          <w:rFonts w:hint="eastAsia"/>
+        </w:rPr>
+        <w:t>，深度学习元年标志）</w:t>
+      </w:r>
+    </w:p>
+    <w:p>
+      <w:r>
+        <w:rPr>
+          <w:rFonts w:hint="eastAsia"/>
+        </w:rPr>
+        <w:t xml:space="preserve">    </w:t>
+      </w:r>
+      <w:r>
+        <w:rPr>
+          <w:rFonts w:hint="eastAsia"/>
+        </w:rPr>
+        <w:t>多层</w:t>
+      </w:r>
+      <w:r>
+        <w:rPr>
+          <w:rFonts w:hint="eastAsia"/>
+        </w:rPr>
+        <w:t>RBM</w:t>
+      </w:r>
+      <w:r>
+        <w:rPr>
+          <w:rFonts w:hint="eastAsia"/>
+        </w:rPr>
+        <w:t>堆叠而成，</w:t>
+      </w:r>
+      <w:r>
+        <w:rPr>
+          <w:rFonts w:hint="eastAsia"/>
+          <w:color w:val="EE0000"/>
+        </w:rPr>
+        <w:t>人类第一个真正可用的深度神经网络</w:t>
+      </w:r>
+      <w:r>
+        <w:rPr>
+          <w:rFonts w:hint="eastAsia"/>
+        </w:rPr>
+        <w:t>，正式宣告深度学习诞生。</w:t>
+      </w:r>
+    </w:p>
+    <w:p>
+      <w:r>
+        <w:rPr>
+          <w:rFonts w:hint="eastAsia"/>
+        </w:rPr>
+        <w:t xml:space="preserve">    </w:t>
+      </w:r>
+      <w:r>
+        <w:rPr>
+          <w:rFonts w:hint="eastAsia"/>
+        </w:rPr>
+        <w:t>意义：解决了深层网络梯度消失问题，证明深层网络拟合能力远强于浅层网络。</w:t>
+      </w:r>
+    </w:p>
+    <w:p>
+      <w:pPr>
+        <w:pStyle w:val="3"/>
+      </w:pPr>
+      <w:r>
+        <w:rPr>
+          <w:rFonts w:hint="eastAsia"/>
+        </w:rPr>
+        <w:t xml:space="preserve">AE </w:t>
+      </w:r>
+      <w:r>
+        <w:rPr>
+          <w:rFonts w:hint="eastAsia"/>
+        </w:rPr>
+        <w:t>自编码器</w:t>
+      </w:r>
+      <w:r>
+        <w:rPr>
+          <w:rFonts w:hint="eastAsia"/>
+        </w:rPr>
+        <w:t xml:space="preserve"> </w:t>
+      </w:r>
+      <w:proofErr w:type="spellStart"/>
+      <w:r>
+        <w:rPr>
+          <w:rFonts w:hint="eastAsia"/>
+        </w:rPr>
+        <w:t>AutoEncoder</w:t>
+      </w:r>
+      <w:proofErr w:type="spellEnd"/>
+    </w:p>
+    <w:p>
+      <w:r>
+        <w:rPr>
+          <w:rFonts w:hint="eastAsia"/>
+        </w:rPr>
+        <w:t xml:space="preserve">    </w:t>
+      </w:r>
+      <w:r>
+        <w:rPr>
+          <w:rFonts w:hint="eastAsia"/>
+        </w:rPr>
+        <w:t>无监督深度生成网络，输入还原输出，用于特征压缩、去噪，</w:t>
+      </w:r>
+      <w:r>
+        <w:rPr>
+          <w:rFonts w:hint="eastAsia"/>
+        </w:rPr>
+        <w:t>GAN</w:t>
+      </w:r>
+      <w:r>
+        <w:rPr>
+          <w:rFonts w:hint="eastAsia"/>
+        </w:rPr>
+        <w:t>的前代生成模型。</w:t>
+      </w:r>
+    </w:p>
+    <w:p>
+      <w:pPr>
+        <w:pStyle w:val="2"/>
+      </w:pPr>
+      <w:r>
+        <w:rPr>
+          <w:rFonts w:hint="eastAsia"/>
+        </w:rPr>
+        <w:t>第</w:t>
+      </w:r>
+      <w:r>
+        <w:rPr>
+          <w:rFonts w:hint="eastAsia"/>
+        </w:rPr>
+        <w:t>3</w:t>
+      </w:r>
+      <w:r>
+        <w:rPr>
+          <w:rFonts w:hint="eastAsia"/>
+        </w:rPr>
+        <w:t>代：深度学习爆发元年（</w:t>
+      </w:r>
+      <w:r>
+        <w:rPr>
+          <w:rFonts w:hint="eastAsia"/>
+        </w:rPr>
+        <w:t>2012</w:t>
+      </w:r>
+      <w:r>
+        <w:rPr>
+          <w:rFonts w:hint="eastAsia"/>
+        </w:rPr>
+        <w:t>）——</w:t>
+      </w:r>
+      <w:r>
+        <w:rPr>
+          <w:rFonts w:hint="eastAsia"/>
+        </w:rPr>
+        <w:t xml:space="preserve"> </w:t>
+      </w:r>
+      <w:r>
+        <w:rPr>
+          <w:rFonts w:hint="eastAsia"/>
+        </w:rPr>
+        <w:t>卷积网络</w:t>
+      </w:r>
+      <w:r>
+        <w:rPr>
+          <w:rFonts w:hint="eastAsia"/>
+        </w:rPr>
+        <w:t>CNN</w:t>
+      </w:r>
+      <w:r>
+        <w:rPr>
+          <w:rFonts w:hint="eastAsia"/>
+        </w:rPr>
+        <w:t>统治视觉领域</w:t>
+      </w:r>
+    </w:p>
+    <w:p>
+      <w:pPr>
+        <w:pStyle w:val="3"/>
+      </w:pPr>
+      <w:proofErr w:type="spellStart"/>
+      <w:r>
+        <w:rPr>
+          <w:rFonts w:hint="eastAsia"/>
+        </w:rPr>
+        <w:t>AlexNet</w:t>
+      </w:r>
+      <w:proofErr w:type="spellEnd"/>
+      <w:r>
+        <w:rPr>
+          <w:rFonts w:hint="eastAsia"/>
+        </w:rPr>
+        <w:t>（</w:t>
+      </w:r>
+      <w:r>
+        <w:rPr>
+          <w:rFonts w:hint="eastAsia"/>
+        </w:rPr>
+        <w:t>2012</w:t>
+      </w:r>
+      <w:r>
+        <w:rPr>
+          <w:rFonts w:hint="eastAsia"/>
+        </w:rPr>
+        <w:t>）</w:t>
+      </w:r>
+    </w:p>
+    <w:p>
+      <w:pPr>
+        <w:ind w:firstLine="420"/>
+      </w:pPr>
+      <w:r>
+        <w:rPr>
+          <w:rFonts w:hint="eastAsia"/>
+        </w:rPr>
+        <w:t>真正让深度学习全球爆火的里程碑模型</w:t>
+      </w:r>
+    </w:p>
+    <w:p>
+      <w:pPr>
+        <w:ind w:firstLine="420"/>
+      </w:pPr>
+      <w:r>
+        <w:rPr>
+          <w:rFonts w:hint="eastAsia"/>
+        </w:rPr>
+        <w:t xml:space="preserve">- </w:t>
+      </w:r>
+      <w:r>
+        <w:rPr>
+          <w:rFonts w:hint="eastAsia"/>
+        </w:rPr>
+        <w:t>基于卷积结构改造</w:t>
+      </w:r>
+      <w:r>
+        <w:rPr>
+          <w:rFonts w:hint="eastAsia"/>
+        </w:rPr>
+        <w:t>MLP</w:t>
+      </w:r>
+      <w:r>
+        <w:rPr>
+          <w:rFonts w:hint="eastAsia"/>
+        </w:rPr>
+        <w:t>，</w:t>
+      </w:r>
+      <w:r>
+        <w:rPr>
+          <w:rFonts w:hint="eastAsia"/>
+          <w:color w:val="EE0000"/>
+        </w:rPr>
+        <w:t>CNN</w:t>
+      </w:r>
+      <w:r>
+        <w:rPr>
+          <w:rFonts w:hint="eastAsia"/>
+          <w:color w:val="EE0000"/>
+        </w:rPr>
+        <w:t>卷积神经网络正式商用</w:t>
+      </w:r>
+    </w:p>
+    <w:p>
+      <w:pPr>
+        <w:ind w:firstLine="420"/>
+      </w:pPr>
+      <w:r>
+        <w:rPr>
+          <w:rFonts w:hint="eastAsia"/>
+        </w:rPr>
+        <w:t xml:space="preserve">- </w:t>
+      </w:r>
+      <w:r>
+        <w:rPr>
+          <w:rFonts w:hint="eastAsia"/>
+        </w:rPr>
+        <w:t>解决全连接</w:t>
+      </w:r>
+      <w:r>
+        <w:rPr>
+          <w:rFonts w:hint="eastAsia"/>
+        </w:rPr>
+        <w:t>MLP</w:t>
+      </w:r>
+      <w:r>
+        <w:rPr>
+          <w:rFonts w:hint="eastAsia"/>
+        </w:rPr>
+        <w:t>参数爆炸、无法处理图像空间结构的痛点</w:t>
+      </w:r>
+    </w:p>
+    <w:p>
+      <w:pPr>
+        <w:ind w:firstLine="420"/>
+      </w:pPr>
+      <w:r>
+        <w:rPr>
+          <w:rFonts w:hint="eastAsia"/>
+        </w:rPr>
+        <w:t xml:space="preserve">- </w:t>
+      </w:r>
+      <w:r>
+        <w:rPr>
+          <w:rFonts w:hint="eastAsia"/>
+        </w:rPr>
+        <w:t>后续所有图像模型的祖宗：</w:t>
+      </w:r>
+      <w:r>
+        <w:rPr>
+          <w:rFonts w:hint="eastAsia"/>
+        </w:rPr>
+        <w:t>VGG</w:t>
+      </w:r>
+      <w:r>
+        <w:rPr>
+          <w:rFonts w:hint="eastAsia"/>
+        </w:rPr>
+        <w:t>、</w:t>
+      </w:r>
+      <w:proofErr w:type="spellStart"/>
+      <w:r>
+        <w:rPr>
+          <w:rFonts w:hint="eastAsia"/>
+        </w:rPr>
+        <w:t>GoogLeNet</w:t>
+      </w:r>
+      <w:proofErr w:type="spellEnd"/>
+      <w:r>
+        <w:rPr>
+          <w:rFonts w:hint="eastAsia"/>
+        </w:rPr>
+        <w:t>、</w:t>
+      </w:r>
+      <w:proofErr w:type="spellStart"/>
+      <w:r>
+        <w:rPr>
+          <w:rFonts w:hint="eastAsia"/>
+        </w:rPr>
+        <w:t>ResNet</w:t>
+      </w:r>
+      <w:proofErr w:type="spellEnd"/>
+      <w:r>
+        <w:rPr>
+          <w:rFonts w:hint="eastAsia"/>
+        </w:rPr>
+        <w:t>、</w:t>
+      </w:r>
+      <w:r>
+        <w:rPr>
+          <w:rFonts w:hint="eastAsia"/>
+        </w:rPr>
+        <w:t>YOLO</w:t>
+      </w:r>
+      <w:r>
+        <w:rPr>
+          <w:rFonts w:hint="eastAsia"/>
+        </w:rPr>
+        <w:t>、</w:t>
+      </w:r>
+      <w:proofErr w:type="spellStart"/>
+      <w:r>
+        <w:rPr>
+          <w:rFonts w:hint="eastAsia"/>
+        </w:rPr>
+        <w:t>ViT</w:t>
+      </w:r>
+      <w:proofErr w:type="spellEnd"/>
+      <w:r>
+        <w:rPr>
+          <w:rFonts w:hint="eastAsia"/>
+        </w:rPr>
+        <w:t>全部源于此</w:t>
+      </w:r>
+    </w:p>
+    <w:p>
+      <w:pPr>
+        <w:ind w:firstLine="420"/>
+      </w:pPr>
+      <w:r>
+        <w:rPr>
+          <w:rFonts w:hint="eastAsia"/>
+        </w:rPr>
+        <w:t xml:space="preserve">- </w:t>
+      </w:r>
+      <w:r>
+        <w:rPr>
+          <w:rFonts w:hint="eastAsia"/>
+        </w:rPr>
+        <w:t>开启深度学习</w:t>
+      </w:r>
+      <w:r>
+        <w:rPr>
+          <w:rFonts w:hint="eastAsia"/>
+          <w:color w:val="EE0000"/>
+        </w:rPr>
+        <w:t>判别式模型黄金时代</w:t>
+      </w:r>
+    </w:p>
+    <w:p>
+      <w:pPr>
+        <w:pStyle w:val="2"/>
+      </w:pPr>
+      <w:r>
+        <w:rPr>
+          <w:rFonts w:hint="eastAsia"/>
+        </w:rPr>
+        <w:t>第</w:t>
+      </w:r>
+      <w:r>
+        <w:rPr>
+          <w:rFonts w:hint="eastAsia"/>
+        </w:rPr>
+        <w:t>4</w:t>
+      </w:r>
+      <w:r>
+        <w:rPr>
+          <w:rFonts w:hint="eastAsia"/>
+        </w:rPr>
+        <w:t>代：序列建模时代（</w:t>
+      </w:r>
+      <w:r>
+        <w:rPr>
+          <w:rFonts w:hint="eastAsia"/>
+        </w:rPr>
+        <w:t>2013</w:t>
+      </w:r>
+      <w:r>
+        <w:rPr>
+          <w:rFonts w:hint="eastAsia"/>
+        </w:rPr>
+        <w:t>前后）——</w:t>
+      </w:r>
+      <w:r>
+        <w:rPr>
+          <w:rFonts w:hint="eastAsia"/>
+        </w:rPr>
+        <w:t xml:space="preserve"> RNN/LSTM</w:t>
+      </w:r>
+      <w:r>
+        <w:rPr>
+          <w:rFonts w:hint="eastAsia"/>
+        </w:rPr>
+        <w:t>解决时序文本问题</w:t>
+      </w:r>
+    </w:p>
+    <w:p>
+      <w:pPr>
+        <w:ind w:firstLine="420"/>
+      </w:pPr>
+      <w:r>
+        <w:rPr>
+          <w:rFonts w:hint="eastAsia"/>
+        </w:rPr>
+        <w:t>针对文本、语音、时间序列数据，改造网络结构加入</w:t>
+      </w:r>
+      <w:r>
+        <w:rPr>
+          <w:rFonts w:hint="eastAsia"/>
+          <w:color w:val="EE0000"/>
+        </w:rPr>
+        <w:t>时序记忆</w:t>
+      </w:r>
+      <w:r>
+        <w:rPr>
+          <w:rFonts w:hint="eastAsia"/>
+        </w:rPr>
+        <w:t>。</w:t>
+      </w:r>
+    </w:p>
+    <w:p>
+      <w:pPr>
+        <w:pStyle w:val="3"/>
+      </w:pPr>
+      <w:r>
+        <w:rPr>
+          <w:rFonts w:hint="eastAsia"/>
+        </w:rPr>
+        <w:t xml:space="preserve">RNN </w:t>
+      </w:r>
+      <w:r>
+        <w:rPr>
+          <w:rFonts w:hint="eastAsia"/>
+        </w:rPr>
+        <w:t>循环神经网络</w:t>
+      </w:r>
+    </w:p>
+    <w:p>
+      <w:r>
+        <w:rPr>
+          <w:rFonts w:hint="eastAsia"/>
+        </w:rPr>
+        <w:t xml:space="preserve">    </w:t>
+      </w:r>
+      <w:r>
+        <w:rPr>
+          <w:rFonts w:hint="eastAsia"/>
+        </w:rPr>
+        <w:t>加入循环结构，能处理序列数据，但长距离依赖严重衰减</w:t>
+      </w:r>
+    </w:p>
+    <w:p>
+      <w:pPr>
+        <w:pStyle w:val="3"/>
+      </w:pPr>
+      <w:r>
+        <w:rPr>
+          <w:rFonts w:hint="eastAsia"/>
+        </w:rPr>
+        <w:t xml:space="preserve">LSTM </w:t>
+      </w:r>
+      <w:r>
+        <w:rPr>
+          <w:rFonts w:hint="eastAsia"/>
+        </w:rPr>
+        <w:t>长短期记忆网络（</w:t>
+      </w:r>
+      <w:r>
+        <w:rPr>
+          <w:rFonts w:hint="eastAsia"/>
+        </w:rPr>
+        <w:t>1997</w:t>
+      </w:r>
+      <w:r>
+        <w:rPr>
+          <w:rFonts w:hint="eastAsia"/>
+        </w:rPr>
+        <w:t>，</w:t>
+      </w:r>
+      <w:r>
+        <w:rPr>
+          <w:rFonts w:hint="eastAsia"/>
+        </w:rPr>
+        <w:t>2013</w:t>
+      </w:r>
+      <w:r>
+        <w:rPr>
+          <w:rFonts w:hint="eastAsia"/>
+        </w:rPr>
+        <w:t>年深度学习普及）</w:t>
+      </w:r>
+    </w:p>
+    <w:p>
+      <w:r>
+        <w:rPr>
+          <w:rFonts w:hint="eastAsia"/>
+        </w:rPr>
+        <w:t xml:space="preserve">    </w:t>
+      </w:r>
+      <w:r>
+        <w:rPr>
+          <w:rFonts w:hint="eastAsia"/>
+        </w:rPr>
+        <w:t>改造</w:t>
+      </w:r>
+      <w:r>
+        <w:rPr>
+          <w:rFonts w:hint="eastAsia"/>
+        </w:rPr>
+        <w:t>RNN</w:t>
+      </w:r>
+      <w:r>
+        <w:rPr>
+          <w:rFonts w:hint="eastAsia"/>
+        </w:rPr>
+        <w:t>，加入门</w:t>
+      </w:r>
+      <w:proofErr w:type="gramStart"/>
+      <w:r>
+        <w:rPr>
+          <w:rFonts w:hint="eastAsia"/>
+        </w:rPr>
+        <w:t>控结构</w:t>
+      </w:r>
+      <w:proofErr w:type="gramEnd"/>
+      <w:r>
+        <w:rPr>
+          <w:rFonts w:hint="eastAsia"/>
+        </w:rPr>
+        <w:t>解决长距离遗忘问题，后续</w:t>
+      </w:r>
+      <w:r>
+        <w:rPr>
+          <w:rFonts w:hint="eastAsia"/>
+        </w:rPr>
+        <w:t>10</w:t>
+      </w:r>
+      <w:r>
+        <w:rPr>
+          <w:rFonts w:hint="eastAsia"/>
+        </w:rPr>
+        <w:t>年</w:t>
+      </w:r>
+      <w:r>
+        <w:rPr>
+          <w:rFonts w:hint="eastAsia"/>
+        </w:rPr>
+        <w:t>NLP</w:t>
+      </w:r>
+      <w:r>
+        <w:rPr>
+          <w:rFonts w:hint="eastAsia"/>
+        </w:rPr>
+        <w:t>、语音识别绝对霸主。</w:t>
+      </w:r>
+    </w:p>
+    <w:p>
+      <w:pPr>
+        <w:pStyle w:val="3"/>
+      </w:pPr>
+      <w:r>
+        <w:rPr>
+          <w:rFonts w:hint="eastAsia"/>
+        </w:rPr>
+        <w:lastRenderedPageBreak/>
+        <w:t>GRU</w:t>
+      </w:r>
+      <w:r>
+        <w:rPr>
+          <w:rFonts w:hint="eastAsia"/>
+        </w:rPr>
+        <w:t>：</w:t>
+      </w:r>
+      <w:r>
+        <w:rPr>
+          <w:rFonts w:hint="eastAsia"/>
+        </w:rPr>
+        <w:t>LSTM</w:t>
+      </w:r>
+      <w:r>
+        <w:rPr>
+          <w:rFonts w:hint="eastAsia"/>
+        </w:rPr>
+        <w:t>简化轻量版</w:t>
+      </w:r>
+    </w:p>
+    <w:p>
+      <w:pPr>
+        <w:pStyle w:val="2"/>
+      </w:pPr>
+      <w:r>
+        <w:rPr>
+          <w:rFonts w:hint="eastAsia"/>
+        </w:rPr>
+        <w:t>第</w:t>
+      </w:r>
+      <w:r>
+        <w:rPr>
+          <w:rFonts w:hint="eastAsia"/>
+        </w:rPr>
+        <w:t>5</w:t>
+      </w:r>
+      <w:r>
+        <w:rPr>
+          <w:rFonts w:hint="eastAsia"/>
+        </w:rPr>
+        <w:t>代：生成式深度学习爆发（</w:t>
+      </w:r>
+      <w:r>
+        <w:rPr>
+          <w:rFonts w:hint="eastAsia"/>
+        </w:rPr>
+        <w:t>2014</w:t>
+      </w:r>
+      <w:r>
+        <w:rPr>
+          <w:rFonts w:hint="eastAsia"/>
+        </w:rPr>
+        <w:t>）——</w:t>
+      </w:r>
+      <w:r>
+        <w:rPr>
+          <w:rFonts w:hint="eastAsia"/>
+        </w:rPr>
+        <w:t xml:space="preserve"> GAN</w:t>
+      </w:r>
+      <w:r>
+        <w:rPr>
+          <w:rFonts w:hint="eastAsia"/>
+        </w:rPr>
+        <w:t>横空出世</w:t>
+      </w:r>
+    </w:p>
+    <w:p>
+      <w:pPr>
+        <w:pStyle w:val="3"/>
+      </w:pPr>
+      <w:r>
+        <w:rPr>
+          <w:rFonts w:hint="eastAsia"/>
+        </w:rPr>
+        <w:t xml:space="preserve">GAN </w:t>
+      </w:r>
+      <w:r>
+        <w:rPr>
+          <w:rFonts w:hint="eastAsia"/>
+        </w:rPr>
+        <w:t>生成对抗网络（</w:t>
+      </w:r>
+      <w:r>
+        <w:rPr>
+          <w:rFonts w:hint="eastAsia"/>
+        </w:rPr>
+        <w:t>2014</w:t>
+      </w:r>
+      <w:r>
+        <w:rPr>
+          <w:rFonts w:hint="eastAsia"/>
+        </w:rPr>
+        <w:t>）</w:t>
+      </w:r>
+    </w:p>
+    <w:p>
+      <w:pPr>
+        <w:ind w:firstLine="420"/>
+      </w:pPr>
+      <w:r>
+        <w:rPr>
+          <w:rFonts w:hint="eastAsia"/>
+        </w:rPr>
+        <w:t>深度学习三大范式最后一块拼图，补足了深度学习「生成建模」的空白</w:t>
+      </w:r>
+    </w:p>
+    <w:p>
+      <w:pPr>
+        <w:ind w:firstLine="420"/>
+      </w:pPr>
+      <w:r>
+        <w:rPr>
+          <w:rFonts w:hint="eastAsia"/>
+        </w:rPr>
+        <w:t xml:space="preserve">- </w:t>
+      </w:r>
+      <w:r>
+        <w:rPr>
+          <w:rFonts w:hint="eastAsia"/>
+        </w:rPr>
+        <w:t>前代生成模型（</w:t>
+      </w:r>
+      <w:r>
+        <w:rPr>
+          <w:rFonts w:hint="eastAsia"/>
+        </w:rPr>
+        <w:t>AE</w:t>
+      </w:r>
+      <w:r>
+        <w:rPr>
+          <w:rFonts w:hint="eastAsia"/>
+        </w:rPr>
+        <w:t>、</w:t>
+      </w:r>
+      <w:r>
+        <w:rPr>
+          <w:rFonts w:hint="eastAsia"/>
+        </w:rPr>
+        <w:t>DBN</w:t>
+      </w:r>
+      <w:r>
+        <w:rPr>
+          <w:rFonts w:hint="eastAsia"/>
+        </w:rPr>
+        <w:t>）生成效果模糊、细节差</w:t>
+      </w:r>
+    </w:p>
+    <w:p>
+      <w:pPr>
+        <w:ind w:firstLine="420"/>
+      </w:pPr>
+      <w:r>
+        <w:rPr>
+          <w:rFonts w:hint="eastAsia"/>
+        </w:rPr>
+        <w:t>- GAN</w:t>
+      </w:r>
+      <w:r>
+        <w:rPr>
+          <w:rFonts w:hint="eastAsia"/>
+        </w:rPr>
+        <w:t>用对抗训练，生成清晰度直接碾压所有前代模型</w:t>
+      </w:r>
+    </w:p>
+    <w:p>
+      <w:pPr>
+        <w:ind w:firstLine="420"/>
+      </w:pPr>
+      <w:r>
+        <w:rPr>
+          <w:rFonts w:hint="eastAsia"/>
+        </w:rPr>
+        <w:t xml:space="preserve">- </w:t>
+      </w:r>
+      <w:r>
+        <w:rPr>
+          <w:rFonts w:hint="eastAsia"/>
+        </w:rPr>
+        <w:t>后续所有图像生成、</w:t>
+      </w:r>
+      <w:r>
+        <w:rPr>
+          <w:rFonts w:hint="eastAsia"/>
+        </w:rPr>
+        <w:t>AI</w:t>
+      </w:r>
+      <w:r>
+        <w:rPr>
+          <w:rFonts w:hint="eastAsia"/>
+        </w:rPr>
+        <w:t>绘画、超分、换脸的祖宗模型</w:t>
+      </w:r>
+    </w:p>
+    <w:p>
+      <w:pPr>
+        <w:ind w:firstLine="420"/>
+      </w:pPr>
+      <w:r>
+        <w:rPr>
+          <w:rFonts w:hint="eastAsia"/>
+        </w:rPr>
+        <w:t>- GAN</w:t>
+      </w:r>
+      <w:r>
+        <w:rPr>
+          <w:rFonts w:hint="eastAsia"/>
+        </w:rPr>
+        <w:t>海量迭代变种：</w:t>
+      </w:r>
+      <w:r>
+        <w:rPr>
+          <w:rFonts w:hint="eastAsia"/>
+        </w:rPr>
+        <w:t>DCGAN</w:t>
+      </w:r>
+      <w:r>
+        <w:rPr>
+          <w:rFonts w:hint="eastAsia"/>
+        </w:rPr>
+        <w:t>、</w:t>
+      </w:r>
+      <w:r>
+        <w:rPr>
+          <w:rFonts w:hint="eastAsia"/>
+        </w:rPr>
+        <w:t>WGAN</w:t>
+      </w:r>
+      <w:r>
+        <w:rPr>
+          <w:rFonts w:hint="eastAsia"/>
+        </w:rPr>
+        <w:t>、</w:t>
+      </w:r>
+      <w:proofErr w:type="spellStart"/>
+      <w:r>
+        <w:rPr>
+          <w:rFonts w:hint="eastAsia"/>
+        </w:rPr>
+        <w:t>CycleGAN</w:t>
+      </w:r>
+      <w:proofErr w:type="spellEnd"/>
+      <w:r>
+        <w:rPr>
+          <w:rFonts w:hint="eastAsia"/>
+        </w:rPr>
+        <w:t>、</w:t>
+      </w:r>
+      <w:r>
+        <w:rPr>
+          <w:rFonts w:hint="eastAsia"/>
+        </w:rPr>
+        <w:t>StyleGAN</w:t>
+      </w:r>
+      <w:r>
+        <w:rPr>
+          <w:rFonts w:hint="eastAsia"/>
+        </w:rPr>
+        <w:t>等</w:t>
+      </w:r>
+    </w:p>
+    <w:p>
+      <w:pPr>
+        <w:pStyle w:val="2"/>
+      </w:pPr>
+      <w:r>
+        <w:rPr>
+          <w:rFonts w:hint="eastAsia"/>
+        </w:rPr>
+        <w:t>第</w:t>
+      </w:r>
+      <w:r>
+        <w:rPr>
+          <w:rFonts w:hint="eastAsia"/>
+        </w:rPr>
+        <w:t>6</w:t>
+      </w:r>
+      <w:r>
+        <w:rPr>
+          <w:rFonts w:hint="eastAsia"/>
+        </w:rPr>
+        <w:t>代：残差革命（</w:t>
+      </w:r>
+      <w:r>
+        <w:rPr>
+          <w:rFonts w:hint="eastAsia"/>
+        </w:rPr>
+        <w:t>2015</w:t>
+      </w:r>
+      <w:r>
+        <w:rPr>
+          <w:rFonts w:hint="eastAsia"/>
+        </w:rPr>
+        <w:t>）——</w:t>
+      </w:r>
+      <w:r>
+        <w:rPr>
+          <w:rFonts w:hint="eastAsia"/>
+        </w:rPr>
+        <w:t xml:space="preserve"> </w:t>
+      </w:r>
+      <w:r>
+        <w:rPr>
+          <w:rFonts w:hint="eastAsia"/>
+        </w:rPr>
+        <w:t>网络深度无上限，深度学习工业化基石</w:t>
+      </w:r>
+    </w:p>
+    <w:p>
+      <w:pPr>
+        <w:pStyle w:val="3"/>
+      </w:pPr>
+      <w:proofErr w:type="spellStart"/>
+      <w:r>
+        <w:rPr>
+          <w:rFonts w:hint="eastAsia"/>
+        </w:rPr>
+        <w:t>ResNet</w:t>
+      </w:r>
+      <w:proofErr w:type="spellEnd"/>
+      <w:r>
+        <w:rPr>
+          <w:rFonts w:hint="eastAsia"/>
+        </w:rPr>
+        <w:t xml:space="preserve"> </w:t>
+      </w:r>
+      <w:r>
+        <w:rPr>
+          <w:rFonts w:hint="eastAsia"/>
+        </w:rPr>
+        <w:t>残差网络（</w:t>
+      </w:r>
+      <w:r>
+        <w:rPr>
+          <w:rFonts w:hint="eastAsia"/>
+        </w:rPr>
+        <w:t>2015</w:t>
+      </w:r>
+      <w:r>
+        <w:rPr>
+          <w:rFonts w:hint="eastAsia"/>
+        </w:rPr>
+        <w:t>）</w:t>
+      </w:r>
+    </w:p>
+    <w:p>
+      <w:pPr>
+        <w:ind w:firstLine="420"/>
+      </w:pPr>
+      <w:r>
+        <w:rPr>
+          <w:rFonts w:hint="eastAsia"/>
+        </w:rPr>
+        <w:t>深度学习史上最重要算法之一，解决深层网络退化问题</w:t>
+      </w:r>
+    </w:p>
+    <w:p>
+      <w:pPr>
+        <w:ind w:firstLine="420"/>
+      </w:pPr>
+      <w:r>
+        <w:rPr>
+          <w:rFonts w:hint="eastAsia"/>
+        </w:rPr>
+        <w:t xml:space="preserve">- </w:t>
+      </w:r>
+      <w:r>
+        <w:rPr>
+          <w:rFonts w:hint="eastAsia"/>
+        </w:rPr>
+        <w:t>引入残差跳跃连接，网络可以堆叠上百、上千层，不再出现梯度消失</w:t>
+      </w:r>
+    </w:p>
+    <w:p>
+      <w:pPr>
+        <w:ind w:firstLine="420"/>
+      </w:pPr>
+      <w:r>
+        <w:rPr>
+          <w:rFonts w:hint="eastAsia"/>
+        </w:rPr>
+        <w:t xml:space="preserve">- </w:t>
+      </w:r>
+      <w:r>
+        <w:rPr>
+          <w:rFonts w:hint="eastAsia"/>
+        </w:rPr>
+        <w:t>从此</w:t>
+      </w:r>
+      <w:r>
+        <w:rPr>
+          <w:rFonts w:hint="eastAsia"/>
+        </w:rPr>
+        <w:t>CNN</w:t>
+      </w:r>
+      <w:r>
+        <w:rPr>
+          <w:rFonts w:hint="eastAsia"/>
+        </w:rPr>
+        <w:t>深度无上限，目标检测、分割、医疗影像全部基于</w:t>
+      </w:r>
+      <w:proofErr w:type="spellStart"/>
+      <w:r>
+        <w:rPr>
+          <w:rFonts w:hint="eastAsia"/>
+        </w:rPr>
+        <w:t>ResNet</w:t>
+      </w:r>
+      <w:proofErr w:type="spellEnd"/>
+      <w:r>
+        <w:rPr>
+          <w:rFonts w:hint="eastAsia"/>
+        </w:rPr>
+        <w:t>底座</w:t>
+      </w:r>
+    </w:p>
+    <w:p>
+      <w:pPr>
+        <w:ind w:firstLine="420"/>
+      </w:pPr>
+      <w:r>
+        <w:rPr>
+          <w:rFonts w:hint="eastAsia"/>
+        </w:rPr>
+        <w:t xml:space="preserve">- </w:t>
+      </w:r>
+      <w:r>
+        <w:rPr>
+          <w:rFonts w:hint="eastAsia"/>
+        </w:rPr>
+        <w:t>工业界所有视觉落地模型的通用骨干网络</w:t>
+      </w:r>
+    </w:p>
+    <w:p>
+      <w:pPr>
+        <w:pStyle w:val="2"/>
+      </w:pPr>
+      <w:r>
+        <w:rPr>
+          <w:rFonts w:hint="eastAsia"/>
+        </w:rPr>
+        <w:t>第</w:t>
+      </w:r>
+      <w:r>
+        <w:rPr>
+          <w:rFonts w:hint="eastAsia"/>
+        </w:rPr>
+        <w:t>7</w:t>
+      </w:r>
+      <w:r>
+        <w:rPr>
+          <w:rFonts w:hint="eastAsia"/>
+        </w:rPr>
+        <w:t>代：注意力机制</w:t>
+      </w:r>
+      <w:r>
+        <w:rPr>
+          <w:rFonts w:hint="eastAsia"/>
+        </w:rPr>
+        <w:t xml:space="preserve"> &amp; Transformer</w:t>
+      </w:r>
+      <w:r>
+        <w:rPr>
+          <w:rFonts w:hint="eastAsia"/>
+        </w:rPr>
+        <w:t>革命（</w:t>
+      </w:r>
+      <w:r>
+        <w:rPr>
+          <w:rFonts w:hint="eastAsia"/>
+        </w:rPr>
+        <w:t>2017</w:t>
+      </w:r>
+      <w:r>
+        <w:rPr>
+          <w:rFonts w:hint="eastAsia"/>
+        </w:rPr>
+        <w:t>至今）——</w:t>
+      </w:r>
+      <w:r>
+        <w:rPr>
+          <w:rFonts w:hint="eastAsia"/>
+        </w:rPr>
+        <w:t xml:space="preserve"> </w:t>
+      </w:r>
+      <w:r>
+        <w:rPr>
+          <w:rFonts w:hint="eastAsia"/>
+        </w:rPr>
+        <w:t>大模型时代的基座</w:t>
+      </w:r>
+    </w:p>
+    <w:p>
+      <w:pPr>
+        <w:pStyle w:val="3"/>
+      </w:pPr>
+      <w:r>
+        <w:rPr>
+          <w:rFonts w:hint="eastAsia"/>
+        </w:rPr>
+        <w:t>Transformer</w:t>
+      </w:r>
+      <w:r>
+        <w:rPr>
+          <w:rFonts w:hint="eastAsia"/>
+        </w:rPr>
+        <w:t>（</w:t>
+      </w:r>
+      <w:r>
+        <w:rPr>
+          <w:rFonts w:hint="eastAsia"/>
+        </w:rPr>
+        <w:t>2017</w:t>
+      </w:r>
+      <w:r>
+        <w:rPr>
+          <w:rFonts w:hint="eastAsia"/>
+        </w:rPr>
+        <w:t>）</w:t>
+      </w:r>
+    </w:p>
+    <w:p>
+      <w:pPr>
+        <w:ind w:firstLine="420"/>
+      </w:pPr>
+      <w:r>
+        <w:rPr>
+          <w:rFonts w:hint="eastAsia"/>
+        </w:rPr>
+        <w:t>目前所有大模型、</w:t>
+      </w:r>
+      <w:r>
+        <w:rPr>
+          <w:rFonts w:hint="eastAsia"/>
+        </w:rPr>
+        <w:t>GPT</w:t>
+      </w:r>
+      <w:r>
+        <w:rPr>
+          <w:rFonts w:hint="eastAsia"/>
+        </w:rPr>
+        <w:t>系列、文生图模型的绝对底层底座，彻底颠覆</w:t>
+      </w:r>
+      <w:r>
+        <w:rPr>
+          <w:rFonts w:hint="eastAsia"/>
+        </w:rPr>
+        <w:t>RNN/LSTM</w:t>
+      </w:r>
+      <w:r>
+        <w:rPr>
+          <w:rFonts w:hint="eastAsia"/>
+        </w:rPr>
+        <w:t>、</w:t>
+      </w:r>
+      <w:r>
+        <w:rPr>
+          <w:rFonts w:hint="eastAsia"/>
+        </w:rPr>
+        <w:t>CNN</w:t>
+      </w:r>
+      <w:r>
+        <w:rPr>
+          <w:rFonts w:hint="eastAsia"/>
+        </w:rPr>
+        <w:t>的统治地位</w:t>
+      </w:r>
+    </w:p>
+    <w:p>
+      <w:pPr>
+        <w:ind w:firstLine="420"/>
+      </w:pPr>
+      <w:r>
+        <w:rPr>
+          <w:rFonts w:hint="eastAsia"/>
+        </w:rPr>
+        <w:t>1</w:t>
+      </w:r>
+      <w:r>
+        <w:rPr>
+          <w:rFonts w:hint="eastAsia"/>
+        </w:rPr>
+        <w:t>、核心创新：自注意力机制</w:t>
+      </w:r>
+      <w:r>
+        <w:rPr>
+          <w:rFonts w:hint="eastAsia"/>
+        </w:rPr>
+        <w:t xml:space="preserve"> Self-Attention</w:t>
+      </w:r>
+      <w:r>
+        <w:rPr>
+          <w:rFonts w:hint="eastAsia"/>
+        </w:rPr>
+        <w:t>，能捕捉全局依赖，并行计算</w:t>
+      </w:r>
+    </w:p>
+    <w:p>
+      <w:pPr>
+        <w:ind w:firstLine="420"/>
+      </w:pPr>
+      <w:r>
+        <w:rPr>
+          <w:rFonts w:hint="eastAsia"/>
+        </w:rPr>
+        <w:t>2</w:t>
+      </w:r>
+      <w:r>
+        <w:rPr>
+          <w:rFonts w:hint="eastAsia"/>
+        </w:rPr>
+        <w:t>、</w:t>
+      </w:r>
+      <w:r>
+        <w:rPr>
+          <w:rFonts w:hint="eastAsia"/>
+        </w:rPr>
+        <w:t>NLP</w:t>
+      </w:r>
+      <w:r>
+        <w:rPr>
+          <w:rFonts w:hint="eastAsia"/>
+        </w:rPr>
+        <w:t>领域直接淘汰</w:t>
+      </w:r>
+      <w:r>
+        <w:rPr>
+          <w:rFonts w:hint="eastAsia"/>
+        </w:rPr>
+        <w:t>LSTM</w:t>
+      </w:r>
+      <w:r>
+        <w:rPr>
+          <w:rFonts w:hint="eastAsia"/>
+        </w:rPr>
+        <w:t>，</w:t>
+      </w:r>
+      <w:r>
+        <w:rPr>
+          <w:rFonts w:hint="eastAsia"/>
+        </w:rPr>
+        <w:t>BERT</w:t>
+      </w:r>
+      <w:r>
+        <w:rPr>
+          <w:rFonts w:hint="eastAsia"/>
+        </w:rPr>
+        <w:t>、</w:t>
+      </w:r>
+      <w:r>
+        <w:rPr>
+          <w:rFonts w:hint="eastAsia"/>
+        </w:rPr>
+        <w:t>GPT</w:t>
+      </w:r>
+      <w:r>
+        <w:rPr>
+          <w:rFonts w:hint="eastAsia"/>
+        </w:rPr>
+        <w:t>全部基于</w:t>
+      </w:r>
+      <w:r>
+        <w:rPr>
+          <w:rFonts w:hint="eastAsia"/>
+        </w:rPr>
+        <w:t>Transformer</w:t>
+      </w:r>
+      <w:r>
+        <w:rPr>
+          <w:rFonts w:hint="eastAsia"/>
+        </w:rPr>
+        <w:t>编码器</w:t>
+      </w:r>
+      <w:r>
+        <w:rPr>
+          <w:rFonts w:hint="eastAsia"/>
+        </w:rPr>
+        <w:t>/</w:t>
+      </w:r>
+      <w:r>
+        <w:rPr>
+          <w:rFonts w:hint="eastAsia"/>
+        </w:rPr>
+        <w:t>解码器</w:t>
+      </w:r>
+    </w:p>
+    <w:p>
+      <w:pPr>
+        <w:ind w:firstLine="420"/>
+      </w:pPr>
+      <w:r>
+        <w:rPr>
+          <w:rFonts w:hint="eastAsia"/>
+        </w:rPr>
+        <w:t>3</w:t>
+      </w:r>
+      <w:r>
+        <w:rPr>
+          <w:rFonts w:hint="eastAsia"/>
+        </w:rPr>
+        <w:t>、后续跨模态、大语言模型、文生图、多模态</w:t>
+      </w:r>
+      <w:r>
+        <w:rPr>
+          <w:rFonts w:hint="eastAsia"/>
+        </w:rPr>
+        <w:t>AI</w:t>
+      </w:r>
+      <w:r>
+        <w:rPr>
+          <w:rFonts w:hint="eastAsia"/>
+        </w:rPr>
+        <w:t>全部源于</w:t>
+      </w:r>
+      <w:r>
+        <w:rPr>
+          <w:rFonts w:hint="eastAsia"/>
+        </w:rPr>
+        <w:t>Transformer</w:t>
+      </w:r>
+    </w:p>
+    <w:p>
+      <w:pPr>
+        <w:pStyle w:val="2"/>
+      </w:pPr>
+      <w:r>
+        <w:rPr>
+          <w:rFonts w:hint="eastAsia"/>
+        </w:rPr>
+        <w:t>第</w:t>
+      </w:r>
+      <w:r>
+        <w:rPr>
+          <w:rFonts w:hint="eastAsia"/>
+        </w:rPr>
+        <w:t>8</w:t>
+      </w:r>
+      <w:r>
+        <w:rPr>
+          <w:rFonts w:hint="eastAsia"/>
+        </w:rPr>
+        <w:t>代：</w:t>
+      </w:r>
+      <w:r>
+        <w:rPr>
+          <w:rFonts w:hint="eastAsia"/>
+        </w:rPr>
+        <w:t>Transformer</w:t>
+      </w:r>
+      <w:proofErr w:type="gramStart"/>
+      <w:r>
+        <w:rPr>
+          <w:rFonts w:hint="eastAsia"/>
+        </w:rPr>
+        <w:t>全领域</w:t>
+      </w:r>
+      <w:proofErr w:type="gramEnd"/>
+      <w:r>
+        <w:rPr>
+          <w:rFonts w:hint="eastAsia"/>
+        </w:rPr>
+        <w:t>渗透</w:t>
+      </w:r>
+      <w:r>
+        <w:rPr>
+          <w:rFonts w:hint="eastAsia"/>
+        </w:rPr>
+        <w:t xml:space="preserve"> + </w:t>
+      </w:r>
+      <w:r>
+        <w:rPr>
+          <w:rFonts w:hint="eastAsia"/>
+        </w:rPr>
+        <w:t>大模型爆发期（</w:t>
+      </w:r>
+      <w:r>
+        <w:rPr>
+          <w:rFonts w:hint="eastAsia"/>
+        </w:rPr>
+        <w:t>2020~</w:t>
+      </w:r>
+      <w:r>
+        <w:rPr>
+          <w:rFonts w:hint="eastAsia"/>
+        </w:rPr>
+        <w:t>至今）</w:t>
+      </w:r>
+    </w:p>
+    <w:p>
+      <w:pPr>
+        <w:pStyle w:val="3"/>
+      </w:pPr>
+      <w:r>
+        <w:rPr>
+          <w:rFonts w:hint="eastAsia"/>
+        </w:rPr>
+        <w:t>视觉</w:t>
+      </w:r>
+      <w:r>
+        <w:rPr>
+          <w:rFonts w:hint="eastAsia"/>
+        </w:rPr>
+        <w:t>Transformer</w:t>
+      </w:r>
+      <w:r>
+        <w:rPr>
+          <w:rFonts w:hint="eastAsia"/>
+        </w:rPr>
+        <w:t>（</w:t>
+      </w:r>
+      <w:proofErr w:type="spellStart"/>
+      <w:r>
+        <w:rPr>
+          <w:rFonts w:hint="eastAsia"/>
+        </w:rPr>
+        <w:t>ViT</w:t>
+      </w:r>
+      <w:proofErr w:type="spellEnd"/>
+      <w:r>
+        <w:rPr>
+          <w:rFonts w:hint="eastAsia"/>
+        </w:rPr>
+        <w:t>，</w:t>
+      </w:r>
+      <w:r>
+        <w:rPr>
+          <w:rFonts w:hint="eastAsia"/>
+        </w:rPr>
+        <w:t>2020</w:t>
+      </w:r>
+      <w:r>
+        <w:rPr>
+          <w:rFonts w:hint="eastAsia"/>
+        </w:rPr>
+        <w:t>）</w:t>
+      </w:r>
+    </w:p>
+    <w:p>
+      <w:pPr>
+        <w:ind w:firstLine="420"/>
+      </w:pPr>
+      <w:r>
+        <w:rPr>
+          <w:rFonts w:hint="eastAsia"/>
+        </w:rPr>
+        <w:t>Transformer</w:t>
+      </w:r>
+      <w:r>
+        <w:rPr>
+          <w:rFonts w:hint="eastAsia"/>
+        </w:rPr>
+        <w:t>杀入图像领域，</w:t>
+      </w:r>
+      <w:r>
+        <w:rPr>
+          <w:rFonts w:hint="eastAsia"/>
+        </w:rPr>
+        <w:t>CNN</w:t>
+      </w:r>
+      <w:r>
+        <w:rPr>
+          <w:rFonts w:hint="eastAsia"/>
+        </w:rPr>
+        <w:t>不再是视觉唯一霸主，现代</w:t>
+      </w:r>
+      <w:r>
+        <w:rPr>
+          <w:rFonts w:hint="eastAsia"/>
+        </w:rPr>
+        <w:t>AI</w:t>
+      </w:r>
+      <w:r>
+        <w:rPr>
+          <w:rFonts w:hint="eastAsia"/>
+        </w:rPr>
+        <w:t>视觉全部</w:t>
+      </w:r>
+      <w:proofErr w:type="spellStart"/>
+      <w:r>
+        <w:rPr>
+          <w:rFonts w:hint="eastAsia"/>
+        </w:rPr>
+        <w:t>ViT</w:t>
+      </w:r>
+      <w:proofErr w:type="spellEnd"/>
+      <w:r>
+        <w:rPr>
+          <w:rFonts w:hint="eastAsia"/>
+        </w:rPr>
+        <w:t>化。</w:t>
+      </w:r>
+    </w:p>
+    <w:p>
+      <w:pPr>
+        <w:pStyle w:val="3"/>
+      </w:pPr>
+      <w:r>
+        <w:rPr>
+          <w:rFonts w:hint="eastAsia"/>
+        </w:rPr>
+        <w:t>大语言模型</w:t>
+      </w:r>
+      <w:r>
+        <w:rPr>
+          <w:rFonts w:hint="eastAsia"/>
+        </w:rPr>
+        <w:t>LLM</w:t>
+      </w:r>
+      <w:r>
+        <w:rPr>
+          <w:rFonts w:hint="eastAsia"/>
+        </w:rPr>
+        <w:t>全线迭代</w:t>
+      </w:r>
+    </w:p>
+    <w:p>
+      <w:pPr>
+        <w:ind w:firstLine="420"/>
+      </w:pPr>
+      <w:r>
+        <w:rPr>
+          <w:rFonts w:hint="eastAsia"/>
+        </w:rPr>
+        <w:t>GPT</w:t>
+      </w:r>
+      <w:r>
+        <w:rPr>
+          <w:rFonts w:hint="eastAsia"/>
+        </w:rPr>
+        <w:t>系列（</w:t>
+      </w:r>
+      <w:r>
+        <w:rPr>
+          <w:rFonts w:hint="eastAsia"/>
+        </w:rPr>
+        <w:t>GPT1</w:t>
+      </w:r>
+      <w:r>
+        <w:rPr>
+          <w:rFonts w:hint="eastAsia"/>
+        </w:rPr>
+        <w:t>→</w:t>
+      </w:r>
+      <w:r>
+        <w:rPr>
+          <w:rFonts w:hint="eastAsia"/>
+        </w:rPr>
+        <w:t>GPT2</w:t>
+      </w:r>
+      <w:r>
+        <w:rPr>
+          <w:rFonts w:hint="eastAsia"/>
+        </w:rPr>
+        <w:t>→</w:t>
+      </w:r>
+      <w:r>
+        <w:rPr>
+          <w:rFonts w:hint="eastAsia"/>
+        </w:rPr>
+        <w:t>GPT3</w:t>
+      </w:r>
+      <w:r>
+        <w:rPr>
+          <w:rFonts w:hint="eastAsia"/>
+        </w:rPr>
+        <w:t>→</w:t>
+      </w:r>
+      <w:r>
+        <w:rPr>
+          <w:rFonts w:hint="eastAsia"/>
+        </w:rPr>
+        <w:t>GPT3.5</w:t>
+      </w:r>
+      <w:r>
+        <w:rPr>
+          <w:rFonts w:hint="eastAsia"/>
+        </w:rPr>
+        <w:t>→</w:t>
+      </w:r>
+      <w:r>
+        <w:rPr>
+          <w:rFonts w:hint="eastAsia"/>
+        </w:rPr>
+        <w:t>GPT4</w:t>
+      </w:r>
+      <w:r>
+        <w:rPr>
+          <w:rFonts w:hint="eastAsia"/>
+        </w:rPr>
+        <w:t>→</w:t>
+      </w:r>
+      <w:r>
+        <w:rPr>
+          <w:rFonts w:hint="eastAsia"/>
+        </w:rPr>
+        <w:t>GPT-4o</w:t>
+      </w:r>
+      <w:r>
+        <w:rPr>
+          <w:rFonts w:hint="eastAsia"/>
+        </w:rPr>
+        <w:t>）、</w:t>
+      </w:r>
+      <w:proofErr w:type="spellStart"/>
+      <w:r>
+        <w:rPr>
+          <w:rFonts w:hint="eastAsia"/>
+        </w:rPr>
+        <w:t>LLaMA</w:t>
+      </w:r>
+      <w:proofErr w:type="spellEnd"/>
+      <w:r>
+        <w:rPr>
+          <w:rFonts w:hint="eastAsia"/>
+        </w:rPr>
+        <w:t>、文</w:t>
+      </w:r>
+      <w:r>
+        <w:rPr>
+          <w:rFonts w:hint="eastAsia"/>
+        </w:rPr>
+        <w:lastRenderedPageBreak/>
+        <w:t>心一言、通义千问，全部基于</w:t>
+      </w:r>
+      <w:r>
+        <w:rPr>
+          <w:rFonts w:hint="eastAsia"/>
+        </w:rPr>
+        <w:t>Transformer</w:t>
+      </w:r>
+      <w:r>
+        <w:rPr>
+          <w:rFonts w:hint="eastAsia"/>
+        </w:rPr>
+        <w:t>解码器架构。</w:t>
+      </w:r>
+    </w:p>
+    <w:p>
+      <w:pPr>
+        <w:pStyle w:val="3"/>
+      </w:pPr>
+      <w:r>
+        <w:rPr>
+          <w:rFonts w:hint="eastAsia"/>
+        </w:rPr>
+        <w:t>现代文生图生成模型（淘汰原生</w:t>
+      </w:r>
+      <w:r>
+        <w:rPr>
+          <w:rFonts w:hint="eastAsia"/>
+        </w:rPr>
+        <w:t>GAN</w:t>
+      </w:r>
+      <w:r>
+        <w:rPr>
+          <w:rFonts w:hint="eastAsia"/>
+        </w:rPr>
+        <w:t>）</w:t>
+      </w:r>
+    </w:p>
+    <w:p>
+      <w:pPr>
+        <w:ind w:firstLine="420"/>
+      </w:pPr>
+      <w:r>
+        <w:rPr>
+          <w:rFonts w:hint="eastAsia"/>
+        </w:rPr>
+        <w:t>在</w:t>
+      </w:r>
+      <w:r>
+        <w:rPr>
+          <w:rFonts w:hint="eastAsia"/>
+        </w:rPr>
+        <w:t>Transformer+</w:t>
+      </w:r>
+      <w:r>
+        <w:rPr>
+          <w:rFonts w:hint="eastAsia"/>
+        </w:rPr>
+        <w:t>扩散模型基础上，新一代生成模型碾压原生</w:t>
+      </w:r>
+      <w:r>
+        <w:rPr>
+          <w:rFonts w:hint="eastAsia"/>
+        </w:rPr>
+        <w:t>GAN</w:t>
+      </w:r>
+      <w:r>
+        <w:rPr>
+          <w:rFonts w:hint="eastAsia"/>
+        </w:rPr>
+        <w:t>：</w:t>
+      </w:r>
+    </w:p>
+    <w:p>
+      <w:pPr>
+        <w:ind w:firstLine="420"/>
+      </w:pPr>
+      <w:r>
+        <w:rPr>
+          <w:rFonts w:hint="eastAsia"/>
+        </w:rPr>
+        <w:t xml:space="preserve">- Diffusion Model </w:t>
+      </w:r>
+      <w:r>
+        <w:rPr>
+          <w:rFonts w:hint="eastAsia"/>
+        </w:rPr>
+        <w:t>扩散模型（</w:t>
+      </w:r>
+      <w:r>
+        <w:rPr>
+          <w:rFonts w:hint="eastAsia"/>
+        </w:rPr>
+        <w:t>2015</w:t>
+      </w:r>
+      <w:r>
+        <w:rPr>
+          <w:rFonts w:hint="eastAsia"/>
+        </w:rPr>
+        <w:t>提出，</w:t>
+      </w:r>
+      <w:r>
+        <w:rPr>
+          <w:rFonts w:hint="eastAsia"/>
+        </w:rPr>
+        <w:t>2022</w:t>
+      </w:r>
+      <w:r>
+        <w:rPr>
+          <w:rFonts w:hint="eastAsia"/>
+        </w:rPr>
+        <w:t>爆火）：</w:t>
+      </w:r>
+      <w:r>
+        <w:rPr>
+          <w:rFonts w:hint="eastAsia"/>
+        </w:rPr>
+        <w:t>Midjourney</w:t>
+      </w:r>
+      <w:r>
+        <w:rPr>
+          <w:rFonts w:hint="eastAsia"/>
+        </w:rPr>
+        <w:t>、</w:t>
+      </w:r>
+      <w:r>
+        <w:rPr>
+          <w:rFonts w:hint="eastAsia"/>
+        </w:rPr>
+        <w:t>Stable Diffusion</w:t>
+      </w:r>
+      <w:r>
+        <w:rPr>
+          <w:rFonts w:hint="eastAsia"/>
+        </w:rPr>
+        <w:t>底层算法，现在</w:t>
+      </w:r>
+      <w:r>
+        <w:rPr>
+          <w:rFonts w:hint="eastAsia"/>
+        </w:rPr>
+        <w:t>AI</w:t>
+      </w:r>
+      <w:r>
+        <w:rPr>
+          <w:rFonts w:hint="eastAsia"/>
+        </w:rPr>
+        <w:t>绘画主流，全面超越原生</w:t>
+      </w:r>
+      <w:r>
+        <w:rPr>
+          <w:rFonts w:hint="eastAsia"/>
+        </w:rPr>
+        <w:t>GAN</w:t>
+      </w:r>
+    </w:p>
+    <w:p>
+      <w:pPr>
+        <w:ind w:firstLine="420"/>
+      </w:pPr>
+      <w:r>
+        <w:rPr>
+          <w:rFonts w:hint="eastAsia"/>
+        </w:rPr>
+        <w:t>- Sora</w:t>
+      </w:r>
+      <w:r>
+        <w:rPr>
+          <w:rFonts w:hint="eastAsia"/>
+        </w:rPr>
+        <w:t>视频生成、多模态生成模型</w:t>
+      </w:r>
+    </w:p>
+    <w:p>
+      <w:pPr>
+        <w:pStyle w:val="3"/>
+      </w:pPr>
+      <w:r>
+        <w:rPr>
+          <w:rFonts w:hint="eastAsia"/>
+        </w:rPr>
+        <w:t>前沿最新技术（</w:t>
+      </w:r>
+      <w:r>
+        <w:rPr>
+          <w:rFonts w:hint="eastAsia"/>
+        </w:rPr>
+        <w:t>2024~2026</w:t>
+      </w:r>
+      <w:r>
+        <w:rPr>
+          <w:rFonts w:hint="eastAsia"/>
+        </w:rPr>
+        <w:t>当前）</w:t>
+      </w:r>
+    </w:p>
+    <w:p>
+      <w:pPr>
+        <w:ind w:firstLine="420"/>
+      </w:pPr>
+      <w:r>
+        <w:rPr>
+          <w:rFonts w:hint="eastAsia"/>
+        </w:rPr>
+        <w:t>Mamba</w:t>
+      </w:r>
+      <w:r>
+        <w:rPr>
+          <w:rFonts w:hint="eastAsia"/>
+        </w:rPr>
+        <w:t>线性</w:t>
+      </w:r>
+      <w:r>
+        <w:rPr>
+          <w:rFonts w:hint="eastAsia"/>
+        </w:rPr>
+        <w:t>Transformer</w:t>
+      </w:r>
+      <w:r>
+        <w:rPr>
+          <w:rFonts w:hint="eastAsia"/>
+        </w:rPr>
+        <w:t>、混合专家模型</w:t>
+      </w:r>
+      <w:proofErr w:type="spellStart"/>
+      <w:r>
+        <w:rPr>
+          <w:rFonts w:hint="eastAsia"/>
+        </w:rPr>
+        <w:t>MoE</w:t>
+      </w:r>
+      <w:proofErr w:type="spellEnd"/>
+      <w:r>
+        <w:rPr>
+          <w:rFonts w:hint="eastAsia"/>
+        </w:rPr>
+        <w:t>、</w:t>
+      </w:r>
+      <w:proofErr w:type="gramStart"/>
+      <w:r>
+        <w:rPr>
+          <w:rFonts w:hint="eastAsia"/>
+        </w:rPr>
+        <w:t>稀疏大</w:t>
+      </w:r>
+      <w:proofErr w:type="gramEnd"/>
+      <w:r>
+        <w:rPr>
+          <w:rFonts w:hint="eastAsia"/>
+        </w:rPr>
+        <w:t>模型、多模态统一模型、小模型蒸馏轻量化技术。</w:t>
+      </w:r>
+    </w:p>
+    <w:p>
+      <w:pPr>
+        <w:rPr>
+          <w:rFonts w:hint="eastAsia"/>
+        </w:rPr>
+      </w:pPr>
+    </w:p>
+    <w:p>
+      <w:pPr>
+        <w:pStyle w:val="1"/>
+      </w:pPr>
+      <w:r>
+        <w:rPr>
+          <w:rFonts w:hint="eastAsia"/>
+        </w:rPr>
         <w:t>原理</w:t>
       </w:r>
     </w:p>
@@ -1842,62 +4334,68 @@
         <w:rPr>
           <w:rFonts w:hint="eastAsia"/>
         </w:rPr>
+        <w:t>加权</w:t>
+      </w:r>
+      <w:r>
+        <w:rPr>
+          <w:rFonts w:hint="eastAsia"/>
+        </w:rPr>
+        <w:t>/</w:t>
+      </w:r>
+      <w:r>
+        <w:rPr>
+          <w:rFonts w:hint="eastAsia"/>
+        </w:rPr>
+        <w:t>权重</w:t>
+      </w:r>
+      <w:r>
+        <w:rPr>
+          <w:rFonts w:hint="eastAsia"/>
+        </w:rPr>
+        <w:t>（</w:t>
+      </w:r>
+      <w:r>
+        <w:rPr>
+          <w:rFonts w:hint="eastAsia"/>
+        </w:rPr>
+        <w:t>Weights</w:t>
+      </w:r>
+      <w:r>
+        <w:rPr>
+          <w:rFonts w:hint="eastAsia"/>
+        </w:rPr>
+        <w:t>）</w:t>
+      </w:r>
+    </w:p>
+    <w:p>
+      <w:pPr>
+        <w:ind w:firstLine="420"/>
+      </w:pPr>
+      <w:r>
+        <w:rPr>
+          <w:rFonts w:hint="eastAsia"/>
+        </w:rPr>
+        <w:t>当输入信号进入到神经元后，会被乘以相应的</w:t>
+      </w:r>
+      <w:r>
+        <w:rPr>
+          <w:rFonts w:hint="eastAsia"/>
+          <w:color w:val="EE0000"/>
+        </w:rPr>
+        <w:t>权重因子</w:t>
+      </w:r>
+      <w:r>
+        <w:rPr>
+          <w:rFonts w:hint="eastAsia"/>
+        </w:rPr>
+        <w:t>。举例来说，假设一个神经元有两个输入信号，那么每个输入将会存在着一个与之相应的权重因子。在初始化网络的时候，这些权重会被随机设置，然后在训练模型的过程中再不断</w:t>
+      </w:r>
+      <w:r>
+        <w:rPr>
+          <w:rFonts w:hint="eastAsia"/>
+        </w:rPr>
         <w:lastRenderedPageBreak/>
-        <w:t>加权</w:t>
-      </w:r>
-      <w:r>
-        <w:rPr>
-          <w:rFonts w:hint="eastAsia"/>
-        </w:rPr>
-        <w:t>/</w:t>
-      </w:r>
-      <w:r>
-        <w:rPr>
-          <w:rFonts w:hint="eastAsia"/>
-        </w:rPr>
-        <w:t>权重</w:t>
-      </w:r>
-      <w:r>
-        <w:rPr>
-          <w:rFonts w:hint="eastAsia"/>
-        </w:rPr>
-        <w:t>（</w:t>
-      </w:r>
-      <w:r>
-        <w:rPr>
-          <w:rFonts w:hint="eastAsia"/>
-        </w:rPr>
-        <w:t>Weights</w:t>
-      </w:r>
-      <w:r>
-        <w:rPr>
-          <w:rFonts w:hint="eastAsia"/>
-        </w:rPr>
-        <w:t>）</w:t>
-      </w:r>
-    </w:p>
-    <w:p>
-      <w:pPr>
-        <w:ind w:firstLine="420"/>
-      </w:pPr>
-      <w:r>
-        <w:rPr>
-          <w:rFonts w:hint="eastAsia"/>
-        </w:rPr>
-        <w:t>当输入信号进入到神经元后，会被乘以相应的</w:t>
-      </w:r>
-      <w:r>
-        <w:rPr>
-          <w:rFonts w:hint="eastAsia"/>
-          <w:color w:val="EE0000"/>
-        </w:rPr>
-        <w:t>权重因子</w:t>
-      </w:r>
-      <w:r>
-        <w:rPr>
-          <w:rFonts w:hint="eastAsia"/>
-        </w:rPr>
-        <w:t>。举例来说，假设一个神经元有两个输入信号，那么每个输入将会存在着一个与之相应的权重因子。在初始化网络的时候，这些权重会被随机设置，然后在训练模型的过程中再不断地发生更改。</w:t>
+        <w:t>地发生更改。</w:t>
       </w:r>
     </w:p>
     <w:p>
@@ -2610,41 +5108,41 @@
           <w:rFonts w:hint="eastAsia"/>
           <w:color w:val="FF0000"/>
         </w:rPr>
+        <w:t>u=</w:t>
+      </w:r>
+      <w:r>
+        <w:rPr>
+          <w:rFonts w:hint="eastAsia"/>
+          <w:color w:val="FF0000"/>
+        </w:rPr>
+        <w:t>∑</w:t>
+      </w:r>
+      <w:r>
+        <w:rPr>
+          <w:rFonts w:hint="eastAsia"/>
+          <w:color w:val="FF0000"/>
+        </w:rPr>
+        <w:t>w*</w:t>
+      </w:r>
+      <w:proofErr w:type="spellStart"/>
+      <w:r>
+        <w:rPr>
+          <w:rFonts w:hint="eastAsia"/>
+          <w:color w:val="FF0000"/>
+        </w:rPr>
+        <w:t>x+b</w:t>
+      </w:r>
+      <w:proofErr w:type="spellEnd"/>
+    </w:p>
+    <w:p>
+      <w:pPr>
+        <w:ind w:firstLine="420"/>
+      </w:pPr>
+      <w:r>
+        <w:rPr>
+          <w:noProof/>
+        </w:rPr>
         <w:lastRenderedPageBreak/>
-        <w:t>u=</w:t>
-      </w:r>
-      <w:r>
-        <w:rPr>
-          <w:rFonts w:hint="eastAsia"/>
-          <w:color w:val="FF0000"/>
-        </w:rPr>
-        <w:t>∑</w:t>
-      </w:r>
-      <w:r>
-        <w:rPr>
-          <w:rFonts w:hint="eastAsia"/>
-          <w:color w:val="FF0000"/>
-        </w:rPr>
-        <w:t>w*</w:t>
-      </w:r>
-      <w:proofErr w:type="spellStart"/>
-      <w:r>
-        <w:rPr>
-          <w:rFonts w:hint="eastAsia"/>
-          <w:color w:val="FF0000"/>
-        </w:rPr>
-        <w:t>x+b</w:t>
-      </w:r>
-      <w:proofErr w:type="spellEnd"/>
-    </w:p>
-    <w:p>
-      <w:pPr>
-        <w:ind w:firstLine="420"/>
-      </w:pPr>
-      <w:r>
-        <w:rPr>
-          <w:noProof/>
-        </w:rPr>
         <w:drawing>
           <wp:anchor distT="0" distB="0" distL="114300" distR="114300" simplePos="0" relativeHeight="251659264" behindDoc="0" locked="0" layoutInCell="1" allowOverlap="1" wp14:anchorId="4A5A2B20" wp14:editId="17A16E9E">
             <wp:simplePos x="0" y="0"/>
@@ -3190,34 +5688,40 @@
         <w:rPr>
           <w:rFonts w:hint="eastAsia"/>
         </w:rPr>
+        <w:t>使用</w:t>
+      </w:r>
+      <w:proofErr w:type="spellStart"/>
+      <w:r>
+        <w:rPr>
+          <w:rFonts w:hint="eastAsia"/>
+        </w:rPr>
+        <w:t>ReLU</w:t>
+      </w:r>
+      <w:proofErr w:type="spellEnd"/>
+      <w:r>
+        <w:rPr>
+          <w:rFonts w:hint="eastAsia"/>
+        </w:rPr>
+        <w:t>函数的好处是，对于所有大于</w:t>
+      </w:r>
+      <w:r>
+        <w:rPr>
+          <w:rFonts w:hint="eastAsia"/>
+        </w:rPr>
+        <w:t>0</w:t>
+      </w:r>
+      <w:r>
+        <w:rPr>
+          <w:rFonts w:hint="eastAsia"/>
+        </w:rPr>
+        <w:t>的输入，导数是恒定的，这能够</w:t>
+      </w:r>
+      <w:r>
+        <w:rPr>
+          <w:rFonts w:hint="eastAsia"/>
+        </w:rPr>
         <w:lastRenderedPageBreak/>
-        <w:t>使用</w:t>
-      </w:r>
-      <w:proofErr w:type="spellStart"/>
-      <w:r>
-        <w:rPr>
-          <w:rFonts w:hint="eastAsia"/>
-        </w:rPr>
-        <w:t>ReLU</w:t>
-      </w:r>
-      <w:proofErr w:type="spellEnd"/>
-      <w:r>
-        <w:rPr>
-          <w:rFonts w:hint="eastAsia"/>
-        </w:rPr>
-        <w:t>函数的好处是，对于所有大于</w:t>
-      </w:r>
-      <w:r>
-        <w:rPr>
-          <w:rFonts w:hint="eastAsia"/>
-        </w:rPr>
-        <w:t>0</w:t>
-      </w:r>
-      <w:r>
-        <w:rPr>
-          <w:rFonts w:hint="eastAsia"/>
-        </w:rPr>
-        <w:t>的输入，导数是恒定的，这能够加快训练网络的速度。</w:t>
+        <w:t>加快训练网络的速度。</w:t>
       </w:r>
     </w:p>
     <w:p>
@@ -6082,6 +8586,1293 @@
     </w:p>
     <w:p>
       <w:pPr>
+        <w:pStyle w:val="4"/>
+      </w:pPr>
+      <w:r>
+        <w:rPr>
+          <w:rFonts w:hint="eastAsia"/>
+        </w:rPr>
+        <w:t>CNN vs RNN</w:t>
+      </w:r>
+    </w:p>
+    <w:p>
+      <w:pPr>
+        <w:rPr>
+          <w:rFonts w:hint="eastAsia"/>
+        </w:rPr>
+      </w:pPr>
+      <w:r>
+        <w:tab/>
+      </w:r>
+      <w:r>
+        <w:rPr>
+          <w:rFonts w:hint="eastAsia"/>
+        </w:rPr>
+        <w:t>1</w:t>
+      </w:r>
+      <w:r>
+        <w:rPr>
+          <w:rFonts w:hint="eastAsia"/>
+        </w:rPr>
+        <w:t>、</w:t>
+      </w:r>
+      <w:r>
+        <w:rPr>
+          <w:rFonts w:hint="eastAsia"/>
+        </w:rPr>
+        <w:t>核心区别</w:t>
+      </w:r>
+    </w:p>
+    <w:p>
+      <w:pPr>
+        <w:ind w:firstLine="420"/>
+        <w:rPr>
+          <w:rFonts w:hint="eastAsia"/>
+        </w:rPr>
+      </w:pPr>
+      <w:r>
+        <w:rPr>
+          <w:rFonts w:hint="eastAsia"/>
+        </w:rPr>
+        <w:t>CNN</w:t>
+      </w:r>
+      <w:r>
+        <w:rPr>
+          <w:rFonts w:hint="eastAsia"/>
+        </w:rPr>
+        <w:t>：擅长空间特征（图像、局部、</w:t>
+      </w:r>
+      <w:r>
+        <w:rPr>
+          <w:rFonts w:hint="eastAsia"/>
+        </w:rPr>
+        <w:t>2D</w:t>
+      </w:r>
+      <w:r>
+        <w:rPr>
+          <w:rFonts w:hint="eastAsia"/>
+        </w:rPr>
+        <w:t>）</w:t>
+      </w:r>
+    </w:p>
+    <w:p>
+      <w:pPr>
+        <w:ind w:firstLine="420"/>
+        <w:rPr>
+          <w:rFonts w:hint="eastAsia"/>
+        </w:rPr>
+      </w:pPr>
+      <w:r>
+        <w:rPr>
+          <w:rFonts w:hint="eastAsia"/>
+        </w:rPr>
+        <w:t>提取局部空间纹理、边缘、形状，感受野有限，全局依赖弱。</w:t>
+      </w:r>
+    </w:p>
+    <w:p>
+      <w:pPr>
+        <w:ind w:firstLine="420"/>
+        <w:rPr>
+          <w:rFonts w:hint="eastAsia"/>
+        </w:rPr>
+      </w:pPr>
+      <w:r>
+        <w:rPr>
+          <w:rFonts w:hint="eastAsia"/>
+        </w:rPr>
+        <w:t>RNN/LSTM</w:t>
+      </w:r>
+      <w:r>
+        <w:rPr>
+          <w:rFonts w:hint="eastAsia"/>
+        </w:rPr>
+        <w:t>：擅长时序特征（文本、语音、</w:t>
+      </w:r>
+      <w:r>
+        <w:rPr>
+          <w:rFonts w:hint="eastAsia"/>
+        </w:rPr>
+        <w:t xml:space="preserve">1D </w:t>
+      </w:r>
+      <w:r>
+        <w:rPr>
+          <w:rFonts w:hint="eastAsia"/>
+        </w:rPr>
+        <w:t>序列）</w:t>
+      </w:r>
+    </w:p>
+    <w:p>
+      <w:pPr>
+        <w:ind w:firstLine="420"/>
+        <w:rPr>
+          <w:rFonts w:hint="eastAsia"/>
+        </w:rPr>
+      </w:pPr>
+      <w:r>
+        <w:rPr>
+          <w:rFonts w:hint="eastAsia"/>
+        </w:rPr>
+        <w:t>建模前后时间依赖、上下文顺序关系，适合串行数据。</w:t>
+      </w:r>
+    </w:p>
+    <w:p>
+      <w:pPr>
+        <w:ind w:firstLine="420"/>
+        <w:rPr>
+          <w:rFonts w:hint="eastAsia"/>
+        </w:rPr>
+      </w:pPr>
+      <w:r>
+        <w:rPr>
+          <w:rFonts w:hint="eastAsia"/>
+        </w:rPr>
+        <w:t>2</w:t>
+      </w:r>
+      <w:r>
+        <w:rPr>
+          <w:rFonts w:hint="eastAsia"/>
+        </w:rPr>
+        <w:t>、</w:t>
+      </w:r>
+      <w:r>
+        <w:rPr>
+          <w:rFonts w:hint="eastAsia"/>
+        </w:rPr>
+        <w:t>技术谁更先进？</w:t>
+      </w:r>
+    </w:p>
+    <w:p>
+      <w:pPr>
+        <w:ind w:firstLine="420"/>
+        <w:rPr>
+          <w:rFonts w:hint="eastAsia"/>
+        </w:rPr>
+      </w:pPr>
+      <w:r>
+        <w:rPr>
+          <w:rFonts w:hint="eastAsia"/>
+        </w:rPr>
+        <w:t>不存在落后！二者只是针对不同数据结构设计</w:t>
+      </w:r>
+    </w:p>
+    <w:p>
+      <w:pPr>
+        <w:ind w:firstLine="420"/>
+        <w:rPr>
+          <w:rFonts w:hint="eastAsia"/>
+        </w:rPr>
+      </w:pPr>
+      <w:r>
+        <w:rPr>
+          <w:rFonts w:hint="eastAsia"/>
+        </w:rPr>
+        <w:t xml:space="preserve">CNN </w:t>
+      </w:r>
+      <w:r>
+        <w:rPr>
+          <w:rFonts w:hint="eastAsia"/>
+        </w:rPr>
+        <w:t>统治图像领域，</w:t>
+      </w:r>
+      <w:r>
+        <w:rPr>
+          <w:rFonts w:hint="eastAsia"/>
+        </w:rPr>
+        <w:t xml:space="preserve">RNN </w:t>
+      </w:r>
+      <w:r>
+        <w:rPr>
+          <w:rFonts w:hint="eastAsia"/>
+        </w:rPr>
+        <w:t>统治早期时序领域；</w:t>
+      </w:r>
+    </w:p>
+    <w:p>
+      <w:pPr>
+        <w:ind w:firstLine="420"/>
+      </w:pPr>
+      <w:r>
+        <w:rPr>
+          <w:rFonts w:hint="eastAsia"/>
+        </w:rPr>
+        <w:t>现在两者都被</w:t>
+      </w:r>
+      <w:r>
+        <w:t xml:space="preserve"> Transformer </w:t>
+      </w:r>
+      <w:r>
+        <w:rPr>
+          <w:rFonts w:hint="eastAsia"/>
+        </w:rPr>
+        <w:t>大量替代，但</w:t>
+      </w:r>
+      <w:r>
+        <w:t xml:space="preserve">CNN </w:t>
+      </w:r>
+      <w:r>
+        <w:rPr>
+          <w:rFonts w:hint="eastAsia"/>
+        </w:rPr>
+        <w:t>依然是图像生成、分割、轻量化模型的首选（扩散模型</w:t>
+      </w:r>
+      <w:r>
+        <w:t xml:space="preserve"> U‑Net </w:t>
+      </w:r>
+      <w:r>
+        <w:rPr>
+          <w:rFonts w:hint="eastAsia"/>
+        </w:rPr>
+        <w:t>就是</w:t>
+      </w:r>
+      <w:r>
+        <w:t xml:space="preserve"> CNN</w:t>
+      </w:r>
+      <w:r>
+        <w:rPr>
+          <w:rFonts w:hint="eastAsia"/>
+        </w:rPr>
+        <w:t>）；</w:t>
+      </w:r>
+    </w:p>
+    <w:p>
+      <w:pPr>
+        <w:ind w:firstLine="420"/>
+        <w:rPr>
+          <w:rFonts w:hint="eastAsia"/>
+        </w:rPr>
+      </w:pPr>
+      <w:r>
+        <w:rPr>
+          <w:rFonts w:hint="eastAsia"/>
+          <w:color w:val="EE0000"/>
+        </w:rPr>
+        <w:t xml:space="preserve">RNN </w:t>
+      </w:r>
+      <w:r>
+        <w:rPr>
+          <w:rFonts w:hint="eastAsia"/>
+          <w:color w:val="EE0000"/>
+        </w:rPr>
+        <w:t>因为串行计算慢，已基本被</w:t>
+      </w:r>
+      <w:r>
+        <w:rPr>
+          <w:rFonts w:hint="eastAsia"/>
+          <w:color w:val="EE0000"/>
+        </w:rPr>
+        <w:t xml:space="preserve"> Transformer </w:t>
+      </w:r>
+      <w:r>
+        <w:rPr>
+          <w:rFonts w:hint="eastAsia"/>
+          <w:color w:val="EE0000"/>
+        </w:rPr>
+        <w:t>淘汰</w:t>
+      </w:r>
+      <w:r>
+        <w:rPr>
+          <w:rFonts w:hint="eastAsia"/>
+        </w:rPr>
+        <w:t>。</w:t>
+      </w:r>
+    </w:p>
+    <w:p>
+      <w:pPr>
+        <w:ind w:firstLine="420"/>
+        <w:rPr>
+          <w:rFonts w:hint="eastAsia"/>
+        </w:rPr>
+      </w:pPr>
+      <w:r>
+        <w:rPr>
+          <w:rFonts w:hint="eastAsia"/>
+        </w:rPr>
+        <w:lastRenderedPageBreak/>
+        <w:t>总结</w:t>
+      </w:r>
+      <w:r>
+        <w:rPr>
+          <w:rFonts w:hint="eastAsia"/>
+        </w:rPr>
+        <w:t>：</w:t>
+      </w:r>
+    </w:p>
+    <w:p>
+      <w:pPr>
+        <w:ind w:firstLine="420"/>
+        <w:rPr>
+          <w:rFonts w:hint="eastAsia"/>
+        </w:rPr>
+      </w:pPr>
+      <w:r>
+        <w:rPr>
+          <w:rFonts w:hint="eastAsia"/>
+        </w:rPr>
+        <w:t xml:space="preserve">CNN </w:t>
+      </w:r>
+      <w:r>
+        <w:rPr>
+          <w:rFonts w:hint="eastAsia"/>
+        </w:rPr>
+        <w:t>处理空间信息，</w:t>
+      </w:r>
+      <w:r>
+        <w:rPr>
+          <w:rFonts w:hint="eastAsia"/>
+        </w:rPr>
+        <w:t xml:space="preserve">RNN </w:t>
+      </w:r>
+      <w:r>
+        <w:rPr>
+          <w:rFonts w:hint="eastAsia"/>
+        </w:rPr>
+        <w:t>处理时序信息，二者互补，互不替代；</w:t>
+      </w:r>
+    </w:p>
+    <w:p>
+      <w:pPr>
+        <w:ind w:firstLine="420"/>
+        <w:rPr>
+          <w:rFonts w:hint="eastAsia"/>
+        </w:rPr>
+      </w:pPr>
+      <w:r>
+        <w:rPr>
+          <w:rFonts w:hint="eastAsia"/>
+        </w:rPr>
+        <w:t>不是</w:t>
+      </w:r>
+      <w:r>
+        <w:rPr>
+          <w:rFonts w:hint="eastAsia"/>
+        </w:rPr>
+        <w:t xml:space="preserve"> CNN </w:t>
+      </w:r>
+      <w:r>
+        <w:rPr>
+          <w:rFonts w:hint="eastAsia"/>
+        </w:rPr>
+        <w:t>落后于</w:t>
+      </w:r>
+      <w:r>
+        <w:rPr>
+          <w:rFonts w:hint="eastAsia"/>
+        </w:rPr>
+        <w:t xml:space="preserve"> RNN</w:t>
+      </w:r>
+      <w:r>
+        <w:rPr>
+          <w:rFonts w:hint="eastAsia"/>
+        </w:rPr>
+        <w:t>，</w:t>
+      </w:r>
+      <w:r>
+        <w:rPr>
+          <w:rFonts w:hint="eastAsia"/>
+        </w:rPr>
+        <w:t xml:space="preserve">RNN </w:t>
+      </w:r>
+      <w:r>
+        <w:rPr>
+          <w:rFonts w:hint="eastAsia"/>
+        </w:rPr>
+        <w:t>现在整体技术已经过时，</w:t>
+      </w:r>
+      <w:r>
+        <w:rPr>
+          <w:rFonts w:hint="eastAsia"/>
+        </w:rPr>
+        <w:t xml:space="preserve">CNN </w:t>
+      </w:r>
+      <w:r>
+        <w:rPr>
+          <w:rFonts w:hint="eastAsia"/>
+        </w:rPr>
+        <w:t>仍大量使用；</w:t>
+      </w:r>
+    </w:p>
+    <w:p>
+      <w:pPr>
+        <w:ind w:firstLine="420"/>
+        <w:rPr>
+          <w:rFonts w:hint="eastAsia"/>
+        </w:rPr>
+      </w:pPr>
+      <w:r>
+        <w:rPr>
+          <w:rFonts w:hint="eastAsia"/>
+        </w:rPr>
+        <w:t>现代模型：图像用</w:t>
+      </w:r>
+      <w:r>
+        <w:rPr>
+          <w:rFonts w:hint="eastAsia"/>
+        </w:rPr>
+        <w:t xml:space="preserve"> CNN/</w:t>
+      </w:r>
+      <w:proofErr w:type="spellStart"/>
+      <w:r>
+        <w:rPr>
+          <w:rFonts w:hint="eastAsia"/>
+        </w:rPr>
+        <w:t>ViT</w:t>
+      </w:r>
+      <w:proofErr w:type="spellEnd"/>
+      <w:r>
+        <w:rPr>
+          <w:rFonts w:hint="eastAsia"/>
+        </w:rPr>
+        <w:t>，文本用</w:t>
+      </w:r>
+      <w:r>
+        <w:rPr>
+          <w:rFonts w:hint="eastAsia"/>
+        </w:rPr>
+        <w:t xml:space="preserve"> Transformer</w:t>
+      </w:r>
+      <w:r>
+        <w:rPr>
+          <w:rFonts w:hint="eastAsia"/>
+        </w:rPr>
+        <w:t>，</w:t>
+      </w:r>
+      <w:r>
+        <w:rPr>
+          <w:rFonts w:hint="eastAsia"/>
+        </w:rPr>
+        <w:t xml:space="preserve">RNN </w:t>
+      </w:r>
+      <w:r>
+        <w:rPr>
+          <w:rFonts w:hint="eastAsia"/>
+        </w:rPr>
+        <w:t>基本退出主流。</w:t>
+      </w:r>
+    </w:p>
+    <w:p>
+      <w:pPr>
+        <w:pStyle w:val="3"/>
+      </w:pPr>
+      <w:r>
+        <w:rPr>
+          <w:rFonts w:hint="eastAsia"/>
+        </w:rPr>
+        <w:t>类型</w:t>
+      </w:r>
+    </w:p>
+    <w:p>
+      <w:pPr>
+        <w:rPr>
+          <w:rFonts w:hint="eastAsia"/>
+        </w:rPr>
+      </w:pPr>
+      <w:r>
+        <w:tab/>
+      </w:r>
+      <w:r>
+        <w:rPr>
+          <w:rFonts w:hint="eastAsia"/>
+        </w:rPr>
+        <w:t>按照技术严谨，</w:t>
+      </w:r>
+      <w:r>
+        <w:rPr>
+          <w:rFonts w:hint="eastAsia"/>
+        </w:rPr>
+        <w:t>CNN</w:t>
+      </w:r>
+      <w:r>
+        <w:rPr>
+          <w:rFonts w:hint="eastAsia"/>
+        </w:rPr>
+        <w:t>主要类型：</w:t>
+      </w:r>
+    </w:p>
+    <w:p>
+      <w:pPr>
+        <w:rPr>
+          <w:rFonts w:hint="eastAsia"/>
+        </w:rPr>
+      </w:pPr>
+      <w:r>
+        <w:tab/>
+      </w:r>
+      <w:r>
+        <w:rPr>
+          <w:rFonts w:hint="eastAsia"/>
+        </w:rPr>
+        <w:t>1</w:t>
+      </w:r>
+      <w:r>
+        <w:rPr>
+          <w:rFonts w:hint="eastAsia"/>
+        </w:rPr>
+        <w:t>、</w:t>
+      </w:r>
+      <w:r>
+        <w:rPr>
+          <w:rFonts w:hint="eastAsia"/>
+        </w:rPr>
+        <w:t>基础</w:t>
+      </w:r>
+      <w:r>
+        <w:rPr>
+          <w:rFonts w:hint="eastAsia"/>
+        </w:rPr>
+        <w:t xml:space="preserve"> CNN</w:t>
+      </w:r>
+    </w:p>
+    <w:p>
+      <w:pPr>
+        <w:ind w:firstLine="420"/>
+      </w:pPr>
+      <w:r>
+        <w:t>LeNet‑5</w:t>
+      </w:r>
+      <w:r>
+        <w:rPr>
+          <w:rFonts w:hint="eastAsia"/>
+        </w:rPr>
+        <w:t>（</w:t>
+      </w:r>
+      <w:r>
+        <w:t>1998</w:t>
+      </w:r>
+      <w:r>
+        <w:rPr>
+          <w:rFonts w:hint="eastAsia"/>
+        </w:rPr>
+        <w:t>）最早卷积神经网络，手写数字识别，开启</w:t>
+      </w:r>
+      <w:r>
+        <w:t xml:space="preserve"> CNN </w:t>
+      </w:r>
+      <w:r>
+        <w:rPr>
+          <w:rFonts w:hint="eastAsia"/>
+        </w:rPr>
+        <w:t>时代。</w:t>
+      </w:r>
+    </w:p>
+    <w:p>
+      <w:pPr>
+        <w:ind w:firstLine="420"/>
+        <w:rPr>
+          <w:rFonts w:hint="eastAsia"/>
+        </w:rPr>
+      </w:pPr>
+      <w:r>
+        <w:rPr>
+          <w:rFonts w:hint="eastAsia"/>
+        </w:rPr>
+        <w:t>2</w:t>
+      </w:r>
+      <w:r>
+        <w:rPr>
+          <w:rFonts w:hint="eastAsia"/>
+        </w:rPr>
+        <w:t>、</w:t>
+      </w:r>
+      <w:r>
+        <w:rPr>
+          <w:rFonts w:hint="eastAsia"/>
+        </w:rPr>
+        <w:t>深度</w:t>
+      </w:r>
+      <w:r>
+        <w:rPr>
+          <w:rFonts w:hint="eastAsia"/>
+        </w:rPr>
+        <w:t xml:space="preserve"> CNN </w:t>
+      </w:r>
+      <w:r>
+        <w:rPr>
+          <w:rFonts w:hint="eastAsia"/>
+        </w:rPr>
+        <w:t>开山之作</w:t>
+      </w:r>
+    </w:p>
+    <w:p>
+      <w:pPr>
+        <w:ind w:firstLine="420"/>
+        <w:rPr>
+          <w:rFonts w:hint="eastAsia"/>
+        </w:rPr>
+      </w:pPr>
+      <w:proofErr w:type="spellStart"/>
+      <w:r>
+        <w:rPr>
+          <w:rFonts w:hint="eastAsia"/>
+          <w:color w:val="EE0000"/>
+        </w:rPr>
+        <w:t>AlexNet</w:t>
+      </w:r>
+      <w:proofErr w:type="spellEnd"/>
+      <w:r>
+        <w:rPr>
+          <w:rFonts w:hint="eastAsia"/>
+        </w:rPr>
+        <w:t>（</w:t>
+      </w:r>
+      <w:r>
+        <w:rPr>
+          <w:rFonts w:hint="eastAsia"/>
+        </w:rPr>
+        <w:t>2012</w:t>
+      </w:r>
+      <w:r>
+        <w:rPr>
+          <w:rFonts w:hint="eastAsia"/>
+        </w:rPr>
+        <w:t>）</w:t>
+      </w:r>
+    </w:p>
+    <w:p>
+      <w:pPr>
+        <w:ind w:firstLine="420"/>
+        <w:rPr>
+          <w:rFonts w:hint="eastAsia"/>
+        </w:rPr>
+      </w:pPr>
+      <w:r>
+        <w:rPr>
+          <w:rFonts w:hint="eastAsia"/>
+        </w:rPr>
+        <w:t>第一次用</w:t>
+      </w:r>
+      <w:r>
+        <w:rPr>
+          <w:rFonts w:hint="eastAsia"/>
+        </w:rPr>
+        <w:t xml:space="preserve"> GPU </w:t>
+      </w:r>
+      <w:r>
+        <w:rPr>
+          <w:rFonts w:hint="eastAsia"/>
+        </w:rPr>
+        <w:t>训练；</w:t>
+      </w:r>
+      <w:proofErr w:type="spellStart"/>
+      <w:r>
+        <w:rPr>
+          <w:rFonts w:hint="eastAsia"/>
+        </w:rPr>
+        <w:t>ReLU</w:t>
+      </w:r>
+      <w:proofErr w:type="spellEnd"/>
+      <w:r>
+        <w:rPr>
+          <w:rFonts w:hint="eastAsia"/>
+        </w:rPr>
+        <w:t xml:space="preserve"> </w:t>
+      </w:r>
+      <w:r>
+        <w:rPr>
+          <w:rFonts w:hint="eastAsia"/>
+        </w:rPr>
+        <w:t>激活；</w:t>
+      </w:r>
+      <w:r>
+        <w:rPr>
+          <w:rFonts w:hint="eastAsia"/>
+        </w:rPr>
+        <w:t>Dropout</w:t>
+      </w:r>
+      <w:r>
+        <w:rPr>
+          <w:rFonts w:hint="eastAsia"/>
+        </w:rPr>
+        <w:t>；双分支结构</w:t>
+      </w:r>
+    </w:p>
+    <w:p>
+      <w:pPr>
+        <w:ind w:firstLine="420"/>
+        <w:rPr>
+          <w:rFonts w:hint="eastAsia"/>
+        </w:rPr>
+      </w:pPr>
+      <w:r>
+        <w:rPr>
+          <w:rFonts w:hint="eastAsia"/>
+        </w:rPr>
+        <w:t>意义：正式开启深度学习时代</w:t>
+      </w:r>
+    </w:p>
+    <w:p>
+      <w:pPr>
+        <w:ind w:firstLine="420"/>
+        <w:rPr>
+          <w:rFonts w:hint="eastAsia"/>
+        </w:rPr>
+      </w:pPr>
+      <w:r>
+        <w:rPr>
+          <w:rFonts w:hint="eastAsia"/>
+        </w:rPr>
+        <w:t>3</w:t>
+      </w:r>
+      <w:r>
+        <w:rPr>
+          <w:rFonts w:hint="eastAsia"/>
+        </w:rPr>
+        <w:t>、</w:t>
+      </w:r>
+      <w:r>
+        <w:rPr>
+          <w:rFonts w:hint="eastAsia"/>
+        </w:rPr>
+        <w:t>加深网络</w:t>
+      </w:r>
+    </w:p>
+    <w:p>
+      <w:pPr>
+        <w:ind w:firstLine="420"/>
+        <w:rPr>
+          <w:rFonts w:hint="eastAsia"/>
+        </w:rPr>
+      </w:pPr>
+      <w:proofErr w:type="spellStart"/>
+      <w:r>
+        <w:rPr>
+          <w:rFonts w:hint="eastAsia"/>
+        </w:rPr>
+        <w:t>VGGNet</w:t>
+      </w:r>
+      <w:proofErr w:type="spellEnd"/>
+      <w:r>
+        <w:rPr>
+          <w:rFonts w:hint="eastAsia"/>
+        </w:rPr>
+        <w:t>（</w:t>
+      </w:r>
+      <w:r>
+        <w:rPr>
+          <w:rFonts w:hint="eastAsia"/>
+        </w:rPr>
+        <w:t>2014</w:t>
+      </w:r>
+      <w:r>
+        <w:rPr>
+          <w:rFonts w:hint="eastAsia"/>
+        </w:rPr>
+        <w:t>）</w:t>
+      </w:r>
+    </w:p>
+    <w:p>
+      <w:pPr>
+        <w:ind w:firstLine="420"/>
+        <w:rPr>
+          <w:rFonts w:hint="eastAsia"/>
+        </w:rPr>
+      </w:pPr>
+      <w:r>
+        <w:rPr>
+          <w:rFonts w:hint="eastAsia"/>
+        </w:rPr>
+        <w:t>全部使用</w:t>
+      </w:r>
+      <w:r>
+        <w:rPr>
+          <w:rFonts w:hint="eastAsia"/>
+        </w:rPr>
+        <w:t>3</w:t>
+      </w:r>
+      <w:r>
+        <w:rPr>
+          <w:rFonts w:hint="eastAsia"/>
+        </w:rPr>
+        <w:t>×</w:t>
+      </w:r>
+      <w:r>
+        <w:rPr>
+          <w:rFonts w:hint="eastAsia"/>
+        </w:rPr>
+        <w:t xml:space="preserve">3 </w:t>
+      </w:r>
+      <w:r>
+        <w:rPr>
+          <w:rFonts w:hint="eastAsia"/>
+        </w:rPr>
+        <w:t>小卷积堆叠，结构规整，易复现</w:t>
+      </w:r>
+    </w:p>
+    <w:p>
+      <w:pPr>
+        <w:ind w:firstLine="420"/>
+        <w:rPr>
+          <w:rFonts w:hint="eastAsia"/>
+        </w:rPr>
+      </w:pPr>
+      <w:r>
+        <w:rPr>
+          <w:rFonts w:hint="eastAsia"/>
+        </w:rPr>
+        <w:t>适合特征提取、迁移学习</w:t>
+      </w:r>
+    </w:p>
+    <w:p>
+      <w:pPr>
+        <w:ind w:firstLine="420"/>
+        <w:rPr>
+          <w:rFonts w:hint="eastAsia"/>
+        </w:rPr>
+      </w:pPr>
+      <w:r>
+        <w:rPr>
+          <w:rFonts w:hint="eastAsia"/>
+        </w:rPr>
+        <w:t>4</w:t>
+      </w:r>
+      <w:r>
+        <w:rPr>
+          <w:rFonts w:hint="eastAsia"/>
+        </w:rPr>
+        <w:t>、</w:t>
+      </w:r>
+      <w:r>
+        <w:rPr>
+          <w:rFonts w:hint="eastAsia"/>
+        </w:rPr>
+        <w:t>拓宽网络（多尺度特征）</w:t>
+      </w:r>
+    </w:p>
+    <w:p>
+      <w:pPr>
+        <w:ind w:firstLine="420"/>
+        <w:rPr>
+          <w:rFonts w:hint="eastAsia"/>
+        </w:rPr>
+      </w:pPr>
+      <w:proofErr w:type="spellStart"/>
+      <w:r>
+        <w:rPr>
+          <w:rFonts w:hint="eastAsia"/>
+        </w:rPr>
+        <w:t>GoogLeNet</w:t>
+      </w:r>
+      <w:proofErr w:type="spellEnd"/>
+      <w:r>
+        <w:rPr>
+          <w:rFonts w:hint="eastAsia"/>
+        </w:rPr>
+        <w:t>/Inception</w:t>
+      </w:r>
+      <w:r>
+        <w:rPr>
+          <w:rFonts w:hint="eastAsia"/>
+        </w:rPr>
+        <w:t>（</w:t>
+      </w:r>
+      <w:r>
+        <w:rPr>
+          <w:rFonts w:hint="eastAsia"/>
+        </w:rPr>
+        <w:t>2014</w:t>
+      </w:r>
+      <w:r>
+        <w:rPr>
+          <w:rFonts w:hint="eastAsia"/>
+        </w:rPr>
+        <w:t>）</w:t>
+      </w:r>
+    </w:p>
+    <w:p>
+      <w:pPr>
+        <w:ind w:firstLine="420"/>
+        <w:rPr>
+          <w:rFonts w:hint="eastAsia"/>
+        </w:rPr>
+      </w:pPr>
+      <w:r>
+        <w:rPr>
+          <w:rFonts w:hint="eastAsia"/>
+        </w:rPr>
+        <w:t xml:space="preserve">Inception </w:t>
+      </w:r>
+      <w:r>
+        <w:rPr>
+          <w:rFonts w:hint="eastAsia"/>
+        </w:rPr>
+        <w:t>模块：并行</w:t>
+      </w:r>
+      <w:r>
+        <w:rPr>
+          <w:rFonts w:hint="eastAsia"/>
+        </w:rPr>
+        <w:t xml:space="preserve"> 1</w:t>
+      </w:r>
+      <w:r>
+        <w:rPr>
+          <w:rFonts w:hint="eastAsia"/>
+        </w:rPr>
+        <w:t>×</w:t>
+      </w:r>
+      <w:r>
+        <w:rPr>
+          <w:rFonts w:hint="eastAsia"/>
+        </w:rPr>
+        <w:t>1</w:t>
+      </w:r>
+      <w:r>
+        <w:rPr>
+          <w:rFonts w:hint="eastAsia"/>
+        </w:rPr>
+        <w:t>、</w:t>
+      </w:r>
+      <w:r>
+        <w:rPr>
+          <w:rFonts w:hint="eastAsia"/>
+        </w:rPr>
+        <w:t>3</w:t>
+      </w:r>
+      <w:r>
+        <w:rPr>
+          <w:rFonts w:hint="eastAsia"/>
+        </w:rPr>
+        <w:t>×</w:t>
+      </w:r>
+      <w:r>
+        <w:rPr>
+          <w:rFonts w:hint="eastAsia"/>
+        </w:rPr>
+        <w:t>3</w:t>
+      </w:r>
+      <w:r>
+        <w:rPr>
+          <w:rFonts w:hint="eastAsia"/>
+        </w:rPr>
+        <w:t>、</w:t>
+      </w:r>
+      <w:r>
+        <w:rPr>
+          <w:rFonts w:hint="eastAsia"/>
+        </w:rPr>
+        <w:t>5</w:t>
+      </w:r>
+      <w:r>
+        <w:rPr>
+          <w:rFonts w:hint="eastAsia"/>
+        </w:rPr>
+        <w:t>×</w:t>
+      </w:r>
+      <w:r>
+        <w:rPr>
+          <w:rFonts w:hint="eastAsia"/>
+        </w:rPr>
+        <w:t xml:space="preserve">5 </w:t>
+      </w:r>
+      <w:r>
+        <w:rPr>
+          <w:rFonts w:hint="eastAsia"/>
+        </w:rPr>
+        <w:t>卷积，提取多尺度特征</w:t>
+      </w:r>
+    </w:p>
+    <w:p>
+      <w:pPr>
+        <w:ind w:firstLine="420"/>
+        <w:rPr>
+          <w:rFonts w:hint="eastAsia"/>
+        </w:rPr>
+      </w:pPr>
+      <w:r>
+        <w:rPr>
+          <w:rFonts w:hint="eastAsia"/>
+        </w:rPr>
+        <w:t>减少参数量，提升效率</w:t>
+      </w:r>
+    </w:p>
+    <w:p>
+      <w:pPr>
+        <w:ind w:firstLine="420"/>
+        <w:rPr>
+          <w:rFonts w:hint="eastAsia"/>
+        </w:rPr>
+      </w:pPr>
+      <w:r>
+        <w:rPr>
+          <w:rFonts w:hint="eastAsia"/>
+        </w:rPr>
+        <w:t>5</w:t>
+      </w:r>
+      <w:r>
+        <w:rPr>
+          <w:rFonts w:hint="eastAsia"/>
+        </w:rPr>
+        <w:t>、</w:t>
+      </w:r>
+      <w:r>
+        <w:rPr>
+          <w:rFonts w:hint="eastAsia"/>
+        </w:rPr>
+        <w:t>解决深层梯度消失（最重要）</w:t>
+      </w:r>
+    </w:p>
+    <w:p>
+      <w:pPr>
+        <w:ind w:firstLine="420"/>
+        <w:rPr>
+          <w:rFonts w:hint="eastAsia"/>
+          <w:color w:val="EE0000"/>
+        </w:rPr>
+      </w:pPr>
+      <w:proofErr w:type="spellStart"/>
+      <w:r>
+        <w:rPr>
+          <w:rFonts w:hint="eastAsia"/>
+          <w:color w:val="EE0000"/>
+        </w:rPr>
+        <w:t>ResNet</w:t>
+      </w:r>
+      <w:proofErr w:type="spellEnd"/>
+      <w:r>
+        <w:rPr>
+          <w:rFonts w:hint="eastAsia"/>
+          <w:color w:val="EE0000"/>
+        </w:rPr>
+        <w:t xml:space="preserve"> </w:t>
+      </w:r>
+      <w:r>
+        <w:rPr>
+          <w:rFonts w:hint="eastAsia"/>
+          <w:color w:val="EE0000"/>
+        </w:rPr>
+        <w:t>残差网络（</w:t>
+      </w:r>
+      <w:r>
+        <w:rPr>
+          <w:rFonts w:hint="eastAsia"/>
+          <w:color w:val="EE0000"/>
+        </w:rPr>
+        <w:t>2015</w:t>
+      </w:r>
+      <w:r>
+        <w:rPr>
+          <w:rFonts w:hint="eastAsia"/>
+          <w:color w:val="EE0000"/>
+        </w:rPr>
+        <w:t>）</w:t>
+      </w:r>
+    </w:p>
+    <w:p>
+      <w:pPr>
+        <w:ind w:firstLine="420"/>
+        <w:rPr>
+          <w:rFonts w:hint="eastAsia"/>
+        </w:rPr>
+      </w:pPr>
+      <w:r>
+        <w:rPr>
+          <w:rFonts w:hint="eastAsia"/>
+        </w:rPr>
+        <w:t>核心：残差连接（</w:t>
+      </w:r>
+      <w:r>
+        <w:rPr>
+          <w:rFonts w:hint="eastAsia"/>
+        </w:rPr>
+        <w:t>shortcut</w:t>
+      </w:r>
+      <w:r>
+        <w:rPr>
+          <w:rFonts w:hint="eastAsia"/>
+        </w:rPr>
+        <w:t>），允许网络深度做到上百层</w:t>
+      </w:r>
+    </w:p>
+    <w:p>
+      <w:pPr>
+        <w:ind w:firstLine="420"/>
+        <w:rPr>
+          <w:rFonts w:hint="eastAsia"/>
+        </w:rPr>
+      </w:pPr>
+      <w:r>
+        <w:rPr>
+          <w:rFonts w:hint="eastAsia"/>
+        </w:rPr>
+        <w:t>现代</w:t>
+      </w:r>
+      <w:r>
+        <w:rPr>
+          <w:rFonts w:hint="eastAsia"/>
+        </w:rPr>
+        <w:t xml:space="preserve"> CV </w:t>
+      </w:r>
+      <w:r>
+        <w:rPr>
+          <w:rFonts w:hint="eastAsia"/>
+        </w:rPr>
+        <w:t>几乎所有模型的基础骨架</w:t>
+      </w:r>
+    </w:p>
+    <w:p>
+      <w:pPr>
+        <w:ind w:firstLine="420"/>
+        <w:rPr>
+          <w:rFonts w:hint="eastAsia"/>
+        </w:rPr>
+      </w:pPr>
+      <w:r>
+        <w:rPr>
+          <w:rFonts w:hint="eastAsia"/>
+        </w:rPr>
+        <w:t>6</w:t>
+      </w:r>
+      <w:r>
+        <w:rPr>
+          <w:rFonts w:hint="eastAsia"/>
+        </w:rPr>
+        <w:t>、</w:t>
+      </w:r>
+      <w:r>
+        <w:rPr>
+          <w:rFonts w:hint="eastAsia"/>
+        </w:rPr>
+        <w:t>轻量化</w:t>
+      </w:r>
+      <w:r>
+        <w:rPr>
+          <w:rFonts w:hint="eastAsia"/>
+        </w:rPr>
+        <w:t xml:space="preserve"> CNN</w:t>
+      </w:r>
+      <w:r>
+        <w:rPr>
+          <w:rFonts w:hint="eastAsia"/>
+        </w:rPr>
+        <w:t>（移动端）</w:t>
+      </w:r>
+    </w:p>
+    <w:p>
+      <w:pPr>
+        <w:ind w:firstLine="420"/>
+        <w:rPr>
+          <w:rFonts w:hint="eastAsia"/>
+        </w:rPr>
+      </w:pPr>
+      <w:proofErr w:type="spellStart"/>
+      <w:r>
+        <w:rPr>
+          <w:rFonts w:hint="eastAsia"/>
+        </w:rPr>
+        <w:t>MobileNet</w:t>
+      </w:r>
+      <w:proofErr w:type="spellEnd"/>
+      <w:r>
+        <w:rPr>
+          <w:rFonts w:hint="eastAsia"/>
+        </w:rPr>
+        <w:t>：深度可分离卷积，参数量极小</w:t>
+      </w:r>
+    </w:p>
+    <w:p>
+      <w:pPr>
+        <w:ind w:firstLine="420"/>
+        <w:rPr>
+          <w:rFonts w:hint="eastAsia"/>
+        </w:rPr>
+      </w:pPr>
+      <w:proofErr w:type="spellStart"/>
+      <w:r>
+        <w:rPr>
+          <w:rFonts w:hint="eastAsia"/>
+        </w:rPr>
+        <w:t>ShuffleNet</w:t>
+      </w:r>
+      <w:proofErr w:type="spellEnd"/>
+      <w:r>
+        <w:rPr>
+          <w:rFonts w:hint="eastAsia"/>
+        </w:rPr>
+        <w:t>：通道混洗，进一步提速</w:t>
+      </w:r>
+    </w:p>
+    <w:p>
+      <w:pPr>
+        <w:ind w:firstLine="420"/>
+        <w:rPr>
+          <w:rFonts w:hint="eastAsia"/>
+        </w:rPr>
+      </w:pPr>
+      <w:r>
+        <w:rPr>
+          <w:rFonts w:hint="eastAsia"/>
+        </w:rPr>
+        <w:t>7</w:t>
+      </w:r>
+      <w:r>
+        <w:rPr>
+          <w:rFonts w:hint="eastAsia"/>
+        </w:rPr>
+        <w:t>、</w:t>
+      </w:r>
+      <w:r>
+        <w:rPr>
+          <w:rFonts w:hint="eastAsia"/>
+        </w:rPr>
+        <w:t>用于检测</w:t>
+      </w:r>
+      <w:r>
+        <w:rPr>
+          <w:rFonts w:hint="eastAsia"/>
+        </w:rPr>
+        <w:t xml:space="preserve"> / </w:t>
+      </w:r>
+      <w:r>
+        <w:rPr>
+          <w:rFonts w:hint="eastAsia"/>
+        </w:rPr>
+        <w:t>分割</w:t>
+      </w:r>
+    </w:p>
+    <w:p>
+      <w:pPr>
+        <w:ind w:firstLine="420"/>
+      </w:pPr>
+      <w:r>
+        <w:t>Faster‑RCNN</w:t>
+      </w:r>
+      <w:r>
+        <w:rPr>
+          <w:rFonts w:hint="eastAsia"/>
+        </w:rPr>
+        <w:t>、</w:t>
+      </w:r>
+      <w:r>
+        <w:t xml:space="preserve">YOLO </w:t>
+      </w:r>
+      <w:r>
+        <w:rPr>
+          <w:rFonts w:hint="eastAsia"/>
+        </w:rPr>
+        <w:t>系列（目标检测）</w:t>
+      </w:r>
+    </w:p>
+    <w:p>
+      <w:pPr>
+        <w:ind w:firstLine="420"/>
+        <w:rPr>
+          <w:rFonts w:hint="eastAsia"/>
+        </w:rPr>
+      </w:pPr>
+      <w:r>
+        <w:rPr>
+          <w:color w:val="EE0000"/>
+        </w:rPr>
+        <w:lastRenderedPageBreak/>
+        <w:t>U‑Net</w:t>
+      </w:r>
+      <w:r>
+        <w:rPr>
+          <w:rFonts w:hint="eastAsia"/>
+        </w:rPr>
+        <w:t>（语义分割、医学图像，扩散模型骨干）</w:t>
+      </w:r>
+    </w:p>
+    <w:p>
+      <w:pPr>
         <w:pStyle w:val="3"/>
       </w:pPr>
       <w:r>
@@ -6344,246 +10135,246 @@
         <w:rPr>
           <w:rFonts w:hint="eastAsia"/>
         </w:rPr>
+        <w:t>因此，通过对图片进行卷积，可以减少变量的数目。随着过滤器沿着图像上宽和高的两个方向滑动，就会产生一个相应的</w:t>
+      </w:r>
+      <w:r>
+        <w:rPr>
+          <w:rFonts w:hint="eastAsia"/>
+        </w:rPr>
+        <w:t>2</w:t>
+      </w:r>
+      <w:r>
+        <w:rPr>
+          <w:rFonts w:hint="eastAsia"/>
+        </w:rPr>
+        <w:t>维激活映射，最后再沿纵向将所有的激活映射堆叠在一起，就产生了最后的输出。</w:t>
+      </w:r>
+    </w:p>
+    <w:p>
+      <w:pPr>
+        <w:pStyle w:val="4"/>
+      </w:pPr>
+      <w:r>
+        <w:rPr>
+          <w:rFonts w:hint="eastAsia"/>
+        </w:rPr>
+        <w:t>输入层（</w:t>
+      </w:r>
+      <w:r>
+        <w:rPr>
+          <w:rFonts w:hint="eastAsia"/>
+        </w:rPr>
+        <w:t>input layer</w:t>
+      </w:r>
+      <w:r>
+        <w:rPr>
+          <w:rFonts w:hint="eastAsia"/>
+        </w:rPr>
+        <w:t>）</w:t>
+      </w:r>
+    </w:p>
+    <w:p>
+      <w:pPr>
+        <w:pStyle w:val="4"/>
+      </w:pPr>
+      <w:r>
+        <w:rPr>
+          <w:rFonts w:hint="eastAsia"/>
+        </w:rPr>
+        <w:t>过滤器</w:t>
+      </w:r>
+      <w:r>
+        <w:rPr>
+          <w:rFonts w:hint="eastAsia"/>
+        </w:rPr>
+        <w:t>/</w:t>
+      </w:r>
+      <w:r>
+        <w:rPr>
+          <w:rFonts w:hint="eastAsia"/>
+        </w:rPr>
+        <w:t>滤波器</w:t>
+      </w:r>
+      <w:r>
+        <w:rPr>
+          <w:rFonts w:hint="eastAsia"/>
+        </w:rPr>
+        <w:t>(Filter)</w:t>
+      </w:r>
+      <w:r>
+        <w:rPr>
+          <w:rFonts w:hint="eastAsia"/>
+        </w:rPr>
+        <w:t>/</w:t>
+      </w:r>
+      <w:r>
+        <w:rPr>
+          <w:rFonts w:hint="eastAsia"/>
+        </w:rPr>
+        <w:t>卷积层</w:t>
+      </w:r>
+      <w:r>
+        <w:rPr>
+          <w:rFonts w:hint="eastAsia"/>
+        </w:rPr>
+        <w:t>/</w:t>
+      </w:r>
+      <w:r>
+        <w:rPr>
+          <w:rFonts w:hint="eastAsia"/>
+        </w:rPr>
+        <w:t>卷积核</w:t>
+      </w:r>
+    </w:p>
+    <w:p>
+      <w:pPr>
+        <w:ind w:firstLine="420"/>
+      </w:pPr>
+      <w:r>
+        <w:rPr>
+          <w:rFonts w:hint="eastAsia"/>
+        </w:rPr>
+        <w:t>CNN</w:t>
+      </w:r>
+      <w:r>
+        <w:rPr>
+          <w:rFonts w:hint="eastAsia"/>
+        </w:rPr>
+        <w:t>中的滤波器，具体是指将一个</w:t>
+      </w:r>
+      <w:r>
+        <w:rPr>
+          <w:rFonts w:hint="eastAsia"/>
+          <w:color w:val="FF0000"/>
+        </w:rPr>
+        <w:t>权重矩阵</w:t>
+      </w:r>
+      <w:r>
+        <w:rPr>
+          <w:rFonts w:hint="eastAsia"/>
+        </w:rPr>
+        <w:t>，我们用它乘以输入图像的一部分，产生相应的</w:t>
+      </w:r>
+      <w:r>
+        <w:rPr>
+          <w:rFonts w:hint="eastAsia"/>
+          <w:color w:val="EE0000"/>
+        </w:rPr>
+        <w:t>卷积输出</w:t>
+      </w:r>
+      <w:r>
+        <w:rPr>
+          <w:rFonts w:hint="eastAsia"/>
+        </w:rPr>
+        <w:t>。</w:t>
+      </w:r>
+    </w:p>
+    <w:p>
+      <w:pPr>
+        <w:ind w:firstLine="420"/>
+      </w:pPr>
+      <w:r>
+        <w:rPr>
+          <w:rFonts w:hint="eastAsia"/>
+        </w:rPr>
+        <w:t>比方说，对于一个</w:t>
+      </w:r>
+      <w:r>
+        <w:rPr>
+          <w:rFonts w:hint="eastAsia"/>
+        </w:rPr>
+        <w:t>28</w:t>
+      </w:r>
+      <w:r>
+        <w:rPr>
+          <w:rFonts w:hint="eastAsia"/>
+        </w:rPr>
+        <w:t>×</w:t>
+      </w:r>
+      <w:r>
+        <w:rPr>
+          <w:rFonts w:hint="eastAsia"/>
+        </w:rPr>
+        <w:t>28</w:t>
+      </w:r>
+      <w:r>
+        <w:rPr>
+          <w:rFonts w:hint="eastAsia"/>
+        </w:rPr>
+        <w:t>的图片，将一个</w:t>
+      </w:r>
+      <w:r>
+        <w:rPr>
+          <w:rFonts w:hint="eastAsia"/>
+        </w:rPr>
+        <w:t>3</w:t>
+      </w:r>
+      <w:r>
+        <w:rPr>
+          <w:rFonts w:hint="eastAsia"/>
+        </w:rPr>
+        <w:t>×</w:t>
+      </w:r>
+      <w:r>
+        <w:rPr>
+          <w:rFonts w:hint="eastAsia"/>
+        </w:rPr>
+        <w:t>3</w:t>
+      </w:r>
+      <w:r>
+        <w:rPr>
+          <w:rFonts w:hint="eastAsia"/>
+        </w:rPr>
+        <w:t>的滤波器与图片中</w:t>
+      </w:r>
+      <w:r>
+        <w:rPr>
+          <w:rFonts w:hint="eastAsia"/>
+        </w:rPr>
+        <w:t>3</w:t>
+      </w:r>
+      <w:r>
+        <w:rPr>
+          <w:rFonts w:hint="eastAsia"/>
+        </w:rPr>
+        <w:t>×</w:t>
+      </w:r>
+      <w:r>
+        <w:rPr>
+          <w:rFonts w:hint="eastAsia"/>
+        </w:rPr>
+        <w:t>3</w:t>
+      </w:r>
+      <w:r>
+        <w:rPr>
+          <w:rFonts w:hint="eastAsia"/>
+        </w:rPr>
+        <w:t>的矩阵依次相乘，从而得到相应的卷积输出。滤波器的尺寸通常比原始图片要小，与权重相似，在最小</w:t>
+      </w:r>
+      <w:proofErr w:type="gramStart"/>
+      <w:r>
+        <w:rPr>
+          <w:rFonts w:hint="eastAsia"/>
+        </w:rPr>
+        <w:t>化成本</w:t>
+      </w:r>
+      <w:proofErr w:type="gramEnd"/>
+      <w:r>
+        <w:rPr>
+          <w:rFonts w:hint="eastAsia"/>
+        </w:rPr>
+        <w:t>的反向传播中，滤波器也会被更新。</w:t>
+      </w:r>
+    </w:p>
+    <w:p>
+      <w:pPr>
+        <w:ind w:firstLine="420"/>
+      </w:pPr>
+      <w:r>
+        <w:rPr>
+          <w:noProof/>
+        </w:rPr>
         <w:lastRenderedPageBreak/>
-        <w:t>因此，通过对图片进行卷积，可以减少变量的数目。随着过滤器沿着图像上宽和高的两个方向滑动，就会产生一个相应的</w:t>
-      </w:r>
-      <w:r>
-        <w:rPr>
-          <w:rFonts w:hint="eastAsia"/>
-        </w:rPr>
-        <w:t>2</w:t>
-      </w:r>
-      <w:r>
-        <w:rPr>
-          <w:rFonts w:hint="eastAsia"/>
-        </w:rPr>
-        <w:t>维激活映射，最后再沿纵向将所有的激活映射堆叠在一起，就产生了最后的输出。</w:t>
-      </w:r>
-    </w:p>
-    <w:p>
-      <w:pPr>
-        <w:pStyle w:val="4"/>
-      </w:pPr>
-      <w:r>
-        <w:rPr>
-          <w:rFonts w:hint="eastAsia"/>
-        </w:rPr>
-        <w:t>输入层（</w:t>
-      </w:r>
-      <w:r>
-        <w:rPr>
-          <w:rFonts w:hint="eastAsia"/>
-        </w:rPr>
-        <w:t>input layer</w:t>
-      </w:r>
-      <w:r>
-        <w:rPr>
-          <w:rFonts w:hint="eastAsia"/>
-        </w:rPr>
-        <w:t>）</w:t>
-      </w:r>
-    </w:p>
-    <w:p>
-      <w:pPr>
-        <w:pStyle w:val="4"/>
-      </w:pPr>
-      <w:r>
-        <w:rPr>
-          <w:rFonts w:hint="eastAsia"/>
-        </w:rPr>
-        <w:t>过滤器</w:t>
-      </w:r>
-      <w:r>
-        <w:rPr>
-          <w:rFonts w:hint="eastAsia"/>
-        </w:rPr>
-        <w:t>/</w:t>
-      </w:r>
-      <w:r>
-        <w:rPr>
-          <w:rFonts w:hint="eastAsia"/>
-        </w:rPr>
-        <w:t>滤波器</w:t>
-      </w:r>
-      <w:r>
-        <w:rPr>
-          <w:rFonts w:hint="eastAsia"/>
-        </w:rPr>
-        <w:t>(Filter)</w:t>
-      </w:r>
-      <w:r>
-        <w:rPr>
-          <w:rFonts w:hint="eastAsia"/>
-        </w:rPr>
-        <w:t>/</w:t>
-      </w:r>
-      <w:r>
-        <w:rPr>
-          <w:rFonts w:hint="eastAsia"/>
-        </w:rPr>
-        <w:t>卷积层</w:t>
-      </w:r>
-      <w:r>
-        <w:rPr>
-          <w:rFonts w:hint="eastAsia"/>
-        </w:rPr>
-        <w:t>/</w:t>
-      </w:r>
-      <w:r>
-        <w:rPr>
-          <w:rFonts w:hint="eastAsia"/>
-        </w:rPr>
-        <w:t>卷积核</w:t>
-      </w:r>
-    </w:p>
-    <w:p>
-      <w:pPr>
-        <w:ind w:firstLine="420"/>
-      </w:pPr>
-      <w:r>
-        <w:rPr>
-          <w:rFonts w:hint="eastAsia"/>
-        </w:rPr>
-        <w:t>CNN</w:t>
-      </w:r>
-      <w:r>
-        <w:rPr>
-          <w:rFonts w:hint="eastAsia"/>
-        </w:rPr>
-        <w:t>中的滤波器，具体是指将一个</w:t>
-      </w:r>
-      <w:r>
-        <w:rPr>
-          <w:rFonts w:hint="eastAsia"/>
-          <w:color w:val="FF0000"/>
-        </w:rPr>
-        <w:t>权重矩阵</w:t>
-      </w:r>
-      <w:r>
-        <w:rPr>
-          <w:rFonts w:hint="eastAsia"/>
-        </w:rPr>
-        <w:t>，我们用它乘以输入图像的一部分，产生相应的</w:t>
-      </w:r>
-      <w:r>
-        <w:rPr>
-          <w:rFonts w:hint="eastAsia"/>
-          <w:color w:val="EE0000"/>
-        </w:rPr>
-        <w:t>卷积输出</w:t>
-      </w:r>
-      <w:r>
-        <w:rPr>
-          <w:rFonts w:hint="eastAsia"/>
-        </w:rPr>
-        <w:t>。</w:t>
-      </w:r>
-    </w:p>
-    <w:p>
-      <w:pPr>
-        <w:ind w:firstLine="420"/>
-      </w:pPr>
-      <w:r>
-        <w:rPr>
-          <w:rFonts w:hint="eastAsia"/>
-        </w:rPr>
-        <w:t>比方说，对于一个</w:t>
-      </w:r>
-      <w:r>
-        <w:rPr>
-          <w:rFonts w:hint="eastAsia"/>
-        </w:rPr>
-        <w:t>28</w:t>
-      </w:r>
-      <w:r>
-        <w:rPr>
-          <w:rFonts w:hint="eastAsia"/>
-        </w:rPr>
-        <w:t>×</w:t>
-      </w:r>
-      <w:r>
-        <w:rPr>
-          <w:rFonts w:hint="eastAsia"/>
-        </w:rPr>
-        <w:t>28</w:t>
-      </w:r>
-      <w:r>
-        <w:rPr>
-          <w:rFonts w:hint="eastAsia"/>
-        </w:rPr>
-        <w:t>的图片，将一个</w:t>
-      </w:r>
-      <w:r>
-        <w:rPr>
-          <w:rFonts w:hint="eastAsia"/>
-        </w:rPr>
-        <w:t>3</w:t>
-      </w:r>
-      <w:r>
-        <w:rPr>
-          <w:rFonts w:hint="eastAsia"/>
-        </w:rPr>
-        <w:t>×</w:t>
-      </w:r>
-      <w:r>
-        <w:rPr>
-          <w:rFonts w:hint="eastAsia"/>
-        </w:rPr>
-        <w:t>3</w:t>
-      </w:r>
-      <w:r>
-        <w:rPr>
-          <w:rFonts w:hint="eastAsia"/>
-        </w:rPr>
-        <w:t>的滤波器与图片中</w:t>
-      </w:r>
-      <w:r>
-        <w:rPr>
-          <w:rFonts w:hint="eastAsia"/>
-        </w:rPr>
-        <w:t>3</w:t>
-      </w:r>
-      <w:r>
-        <w:rPr>
-          <w:rFonts w:hint="eastAsia"/>
-        </w:rPr>
-        <w:t>×</w:t>
-      </w:r>
-      <w:r>
-        <w:rPr>
-          <w:rFonts w:hint="eastAsia"/>
-        </w:rPr>
-        <w:t>3</w:t>
-      </w:r>
-      <w:r>
-        <w:rPr>
-          <w:rFonts w:hint="eastAsia"/>
-        </w:rPr>
-        <w:t>的矩阵依次相乘，从而得到相应的卷积输出。滤波器的尺寸通常比原始图片要小，与权重相似，在最小</w:t>
-      </w:r>
-      <w:proofErr w:type="gramStart"/>
-      <w:r>
-        <w:rPr>
-          <w:rFonts w:hint="eastAsia"/>
-        </w:rPr>
-        <w:t>化成本</w:t>
-      </w:r>
-      <w:proofErr w:type="gramEnd"/>
-      <w:r>
-        <w:rPr>
-          <w:rFonts w:hint="eastAsia"/>
-        </w:rPr>
-        <w:t>的反向传播中，滤波器也会被更新。</w:t>
-      </w:r>
-    </w:p>
-    <w:p>
-      <w:pPr>
-        <w:ind w:firstLine="420"/>
-      </w:pPr>
-      <w:r>
-        <w:rPr>
-          <w:noProof/>
-        </w:rPr>
         <w:drawing>
           <wp:anchor distT="0" distB="0" distL="114300" distR="114300" simplePos="0" relativeHeight="251702272" behindDoc="0" locked="0" layoutInCell="1" allowOverlap="1" wp14:anchorId="083A3D61" wp14:editId="3D5177FF">
             <wp:simplePos x="0" y="0"/>
@@ -6673,7 +10464,6 @@
         <w:rPr>
           <w:rFonts w:hint="eastAsia"/>
         </w:rPr>
-        <w:lastRenderedPageBreak/>
         <w:t>卷积核深度（</w:t>
       </w:r>
       <w:r>
@@ -6928,7 +10718,14 @@
         <w:rPr>
           <w:rFonts w:hint="eastAsia"/>
         </w:rPr>
-        <w:t>；而通过相同补白，增加一个空白位，使每行有</w:t>
+        <w:t>；而通过相同补白，</w:t>
+      </w:r>
+      <w:r>
+        <w:rPr>
+          <w:rFonts w:hint="eastAsia"/>
+        </w:rPr>
+        <w:lastRenderedPageBreak/>
+        <w:t>增加一个空白位，使每行有</w:t>
       </w:r>
       <w:r>
         <w:rPr>
@@ -7217,7 +11014,6 @@
         <w:rPr>
           <w:rFonts w:hint="eastAsia"/>
         </w:rPr>
-        <w:lastRenderedPageBreak/>
         <w:t>如下图所示，最常用的池化层的操作是将原始图片中每个</w:t>
       </w:r>
       <w:r>
@@ -7461,6 +11257,7 @@
         <w:rPr>
           <w:rFonts w:hint="eastAsia"/>
         </w:rPr>
+        <w:lastRenderedPageBreak/>
         <w:t>特点</w:t>
       </w:r>
     </w:p>
@@ -7518,6 +11315,416 @@
         <w:rPr>
           <w:rFonts w:hint="eastAsia"/>
         </w:rPr>
+        <w:t>适用场景</w:t>
+      </w:r>
+    </w:p>
+    <w:p>
+      <w:pPr>
+        <w:ind w:firstLine="420"/>
+        <w:rPr>
+          <w:rFonts w:hint="eastAsia"/>
+          <w:b/>
+          <w:bCs/>
+        </w:rPr>
+      </w:pPr>
+      <w:r>
+        <w:rPr>
+          <w:rFonts w:hint="eastAsia"/>
+          <w:b/>
+          <w:bCs/>
+        </w:rPr>
+        <w:t>CNN</w:t>
+      </w:r>
+      <w:r>
+        <w:rPr>
+          <w:rFonts w:hint="eastAsia"/>
+          <w:b/>
+          <w:bCs/>
+        </w:rPr>
+        <w:t>适用场景</w:t>
+      </w:r>
+      <w:r>
+        <w:rPr>
+          <w:rFonts w:hint="eastAsia"/>
+          <w:b/>
+          <w:bCs/>
+        </w:rPr>
+        <w:t>：</w:t>
+      </w:r>
+    </w:p>
+    <w:p>
+      <w:pPr>
+        <w:ind w:firstLine="420"/>
+        <w:rPr>
+          <w:rFonts w:hint="eastAsia"/>
+        </w:rPr>
+      </w:pPr>
+      <w:r>
+        <w:rPr>
+          <w:rFonts w:hint="eastAsia"/>
+        </w:rPr>
+        <w:t>1</w:t>
+      </w:r>
+      <w:r>
+        <w:rPr>
+          <w:rFonts w:hint="eastAsia"/>
+        </w:rPr>
+        <w:t>、</w:t>
+      </w:r>
+      <w:r>
+        <w:rPr>
+          <w:rFonts w:hint="eastAsia"/>
+        </w:rPr>
+        <w:t>计算机视觉核心场景（最强）</w:t>
+      </w:r>
+    </w:p>
+    <w:p>
+      <w:pPr>
+        <w:ind w:firstLine="420"/>
+        <w:rPr>
+          <w:rFonts w:hint="eastAsia"/>
+        </w:rPr>
+      </w:pPr>
+      <w:r>
+        <w:rPr>
+          <w:rFonts w:hint="eastAsia"/>
+        </w:rPr>
+        <w:t>图像分类、目标检测、语义分割、图像生成、风格迁移、超分辨率、医学影像、人脸识别</w:t>
+      </w:r>
+    </w:p>
+    <w:p>
+      <w:pPr>
+        <w:ind w:firstLine="420"/>
+        <w:rPr>
+          <w:rFonts w:hint="eastAsia"/>
+        </w:rPr>
+      </w:pPr>
+      <w:r>
+        <w:rPr>
+          <w:rFonts w:hint="eastAsia"/>
+        </w:rPr>
+        <w:t>2</w:t>
+      </w:r>
+      <w:r>
+        <w:rPr>
+          <w:rFonts w:hint="eastAsia"/>
+        </w:rPr>
+        <w:t>、</w:t>
+      </w:r>
+      <w:r>
+        <w:rPr>
+          <w:rFonts w:hint="eastAsia"/>
+        </w:rPr>
+        <w:t>局部特征提取任务</w:t>
+      </w:r>
+    </w:p>
+    <w:p>
+      <w:pPr>
+        <w:ind w:firstLine="420"/>
+        <w:rPr>
+          <w:rFonts w:hint="eastAsia"/>
+        </w:rPr>
+      </w:pPr>
+      <w:r>
+        <w:rPr>
+          <w:rFonts w:hint="eastAsia"/>
+        </w:rPr>
+        <w:t>文本局部特征、语音频谱图、时间序列局部模式</w:t>
+      </w:r>
+    </w:p>
+    <w:p>
+      <w:pPr>
+        <w:ind w:firstLine="420"/>
+        <w:rPr>
+          <w:rFonts w:hint="eastAsia"/>
+        </w:rPr>
+      </w:pPr>
+      <w:r>
+        <w:rPr>
+          <w:rFonts w:hint="eastAsia"/>
+        </w:rPr>
+        <w:t>3</w:t>
+      </w:r>
+      <w:r>
+        <w:rPr>
+          <w:rFonts w:hint="eastAsia"/>
+        </w:rPr>
+        <w:t>、</w:t>
+      </w:r>
+      <w:r>
+        <w:rPr>
+          <w:rFonts w:hint="eastAsia"/>
+        </w:rPr>
+        <w:t xml:space="preserve">2D </w:t>
+      </w:r>
+      <w:r>
+        <w:rPr>
+          <w:rFonts w:hint="eastAsia"/>
+        </w:rPr>
+        <w:t>空间结构数据</w:t>
+      </w:r>
+    </w:p>
+    <w:p>
+      <w:pPr>
+        <w:ind w:firstLine="420"/>
+        <w:rPr>
+          <w:rFonts w:hint="eastAsia"/>
+        </w:rPr>
+      </w:pPr>
+      <w:r>
+        <w:rPr>
+          <w:rFonts w:hint="eastAsia"/>
+        </w:rPr>
+        <w:t>图像、视频帧、矩阵类数据</w:t>
+      </w:r>
+    </w:p>
+    <w:p>
+      <w:pPr>
+        <w:ind w:firstLine="420"/>
+        <w:rPr>
+          <w:rFonts w:hint="eastAsia"/>
+          <w:b/>
+          <w:bCs/>
+        </w:rPr>
+      </w:pPr>
+      <w:r>
+        <w:rPr>
+          <w:rFonts w:hint="eastAsia"/>
+          <w:b/>
+          <w:bCs/>
+        </w:rPr>
+        <w:t>CNN</w:t>
+      </w:r>
+      <w:r>
+        <w:rPr>
+          <w:rFonts w:hint="eastAsia"/>
+          <w:b/>
+          <w:bCs/>
+        </w:rPr>
+        <w:t>不适用场景</w:t>
+      </w:r>
+      <w:r>
+        <w:rPr>
+          <w:rFonts w:hint="eastAsia"/>
+          <w:b/>
+          <w:bCs/>
+        </w:rPr>
+        <w:t>：</w:t>
+      </w:r>
+    </w:p>
+    <w:p>
+      <w:pPr>
+        <w:ind w:firstLine="420"/>
+        <w:rPr>
+          <w:rFonts w:hint="eastAsia"/>
+        </w:rPr>
+      </w:pPr>
+      <w:r>
+        <w:rPr>
+          <w:rFonts w:hint="eastAsia"/>
+        </w:rPr>
+        <w:t>1</w:t>
+      </w:r>
+      <w:r>
+        <w:rPr>
+          <w:rFonts w:hint="eastAsia"/>
+        </w:rPr>
+        <w:t>、</w:t>
+      </w:r>
+      <w:r>
+        <w:rPr>
+          <w:rFonts w:hint="eastAsia"/>
+          <w:color w:val="EE0000"/>
+        </w:rPr>
+        <w:t>长距离时序依赖任务</w:t>
+      </w:r>
+    </w:p>
+    <w:p>
+      <w:pPr>
+        <w:ind w:firstLine="420"/>
+        <w:rPr>
+          <w:rFonts w:hint="eastAsia"/>
+        </w:rPr>
+      </w:pPr>
+      <w:r>
+        <w:rPr>
+          <w:rFonts w:hint="eastAsia"/>
+        </w:rPr>
+        <w:t>机器翻译、长文本问答、语音识别、时序预测（</w:t>
+      </w:r>
+      <w:r>
+        <w:rPr>
+          <w:rFonts w:hint="eastAsia"/>
+        </w:rPr>
+        <w:t xml:space="preserve">RNN/Transformer </w:t>
+      </w:r>
+      <w:r>
+        <w:rPr>
+          <w:rFonts w:hint="eastAsia"/>
+        </w:rPr>
+        <w:t>更强）</w:t>
+      </w:r>
+    </w:p>
+    <w:p>
+      <w:pPr>
+        <w:ind w:firstLine="420"/>
+        <w:rPr>
+          <w:rFonts w:hint="eastAsia"/>
+        </w:rPr>
+      </w:pPr>
+      <w:r>
+        <w:rPr>
+          <w:rFonts w:hint="eastAsia"/>
+        </w:rPr>
+        <w:t>2</w:t>
+      </w:r>
+      <w:r>
+        <w:rPr>
+          <w:rFonts w:hint="eastAsia"/>
+        </w:rPr>
+        <w:t>、</w:t>
+      </w:r>
+      <w:r>
+        <w:rPr>
+          <w:rFonts w:hint="eastAsia"/>
+          <w:color w:val="EE0000"/>
+        </w:rPr>
+        <w:t>无序集合数据</w:t>
+      </w:r>
+    </w:p>
+    <w:p>
+      <w:pPr>
+        <w:ind w:firstLine="420"/>
+        <w:rPr>
+          <w:rFonts w:hint="eastAsia"/>
+        </w:rPr>
+      </w:pPr>
+      <w:r>
+        <w:rPr>
+          <w:rFonts w:hint="eastAsia"/>
+        </w:rPr>
+        <w:t>推荐系统、</w:t>
+      </w:r>
+      <w:proofErr w:type="gramStart"/>
+      <w:r>
+        <w:rPr>
+          <w:rFonts w:hint="eastAsia"/>
+        </w:rPr>
+        <w:t>图结构</w:t>
+      </w:r>
+      <w:proofErr w:type="gramEnd"/>
+      <w:r>
+        <w:rPr>
+          <w:rFonts w:hint="eastAsia"/>
+        </w:rPr>
+        <w:t>数据（</w:t>
+      </w:r>
+      <w:r>
+        <w:rPr>
+          <w:rFonts w:hint="eastAsia"/>
+        </w:rPr>
+        <w:t xml:space="preserve">GNN </w:t>
+      </w:r>
+      <w:r>
+        <w:rPr>
+          <w:rFonts w:hint="eastAsia"/>
+        </w:rPr>
+        <w:t>更合适）</w:t>
+      </w:r>
+    </w:p>
+    <w:p>
+      <w:pPr>
+        <w:ind w:firstLine="420"/>
+        <w:rPr>
+          <w:rFonts w:hint="eastAsia"/>
+        </w:rPr>
+      </w:pPr>
+      <w:r>
+        <w:rPr>
+          <w:rFonts w:hint="eastAsia"/>
+        </w:rPr>
+        <w:t>3</w:t>
+      </w:r>
+      <w:r>
+        <w:rPr>
+          <w:rFonts w:hint="eastAsia"/>
+        </w:rPr>
+        <w:t>、</w:t>
+      </w:r>
+      <w:r>
+        <w:rPr>
+          <w:rFonts w:hint="eastAsia"/>
+          <w:color w:val="EE0000"/>
+        </w:rPr>
+        <w:t>全局长距离依赖建模</w:t>
+      </w:r>
+    </w:p>
+    <w:p>
+      <w:pPr>
+        <w:ind w:firstLine="420"/>
+        <w:rPr>
+          <w:rFonts w:hint="eastAsia"/>
+        </w:rPr>
+      </w:pPr>
+      <w:r>
+        <w:rPr>
+          <w:rFonts w:hint="eastAsia"/>
+        </w:rPr>
+        <w:t>纯</w:t>
+      </w:r>
+      <w:r>
+        <w:rPr>
+          <w:rFonts w:hint="eastAsia"/>
+        </w:rPr>
+        <w:t xml:space="preserve"> CNN </w:t>
+      </w:r>
+      <w:r>
+        <w:rPr>
+          <w:rFonts w:hint="eastAsia"/>
+        </w:rPr>
+        <w:t>难以捕捉全局依赖，因此现在视觉任务多用</w:t>
+      </w:r>
+      <w:r>
+        <w:rPr>
+          <w:rFonts w:hint="eastAsia"/>
+        </w:rPr>
+        <w:t xml:space="preserve"> </w:t>
+      </w:r>
+      <w:proofErr w:type="spellStart"/>
+      <w:r>
+        <w:rPr>
+          <w:rFonts w:hint="eastAsia"/>
+        </w:rPr>
+        <w:t>ViT</w:t>
+      </w:r>
+      <w:proofErr w:type="spellEnd"/>
+      <w:r>
+        <w:rPr>
+          <w:rFonts w:hint="eastAsia"/>
+        </w:rPr>
+        <w:t>（视觉</w:t>
+      </w:r>
+      <w:r>
+        <w:rPr>
+          <w:rFonts w:hint="eastAsia"/>
+        </w:rPr>
+        <w:t xml:space="preserve"> Transformer</w:t>
+      </w:r>
+      <w:r>
+        <w:rPr>
+          <w:rFonts w:hint="eastAsia"/>
+        </w:rPr>
+        <w:t>）</w:t>
+      </w:r>
+    </w:p>
+    <w:p>
+      <w:pPr>
+        <w:pStyle w:val="3"/>
+      </w:pPr>
+      <w:r>
+        <w:rPr>
+          <w:rFonts w:hint="eastAsia"/>
+        </w:rPr>
         <w:t>应用</w:t>
       </w:r>
     </w:p>
@@ -7648,7 +11855,15 @@
           <w:rFonts w:hint="eastAsia"/>
           <w:color w:val="EE0000"/>
         </w:rPr>
-        <w:t>隐藏状态</w:t>
+        <w:t>隐藏状</w:t>
+      </w:r>
+      <w:r>
+        <w:rPr>
+          <w:rFonts w:hint="eastAsia"/>
+          <w:color w:val="EE0000"/>
+        </w:rPr>
+        <w:lastRenderedPageBreak/>
+        <w:t>态</w:t>
       </w:r>
       <w:r>
         <w:rPr>
@@ -7690,14 +11905,7 @@
         <w:rPr>
           <w:rFonts w:hint="eastAsia"/>
         </w:rPr>
-        <w:t>可</w:t>
-      </w:r>
-      <w:r>
-        <w:rPr>
-          <w:rFonts w:hint="eastAsia"/>
-        </w:rPr>
-        <w:lastRenderedPageBreak/>
-        <w:t>以做翻译、写摘要、判断情感等。</w:t>
+        <w:t>可以做翻译、写摘要、判断情感等。</w:t>
       </w:r>
     </w:p>
     <w:p>
@@ -8040,7 +12248,14 @@
         <w:rPr>
           <w:rFonts w:hint="eastAsia"/>
         </w:rPr>
-        <w:t>对于递归神经元来说，经由它自己处理过的数据会变成自身下一次的输入，这个过程</w:t>
+        <w:t>对于递归神经元来说，经由它自己处理过的数据会变成自身下一次的输入，</w:t>
+      </w:r>
+      <w:r>
+        <w:rPr>
+          <w:rFonts w:hint="eastAsia"/>
+        </w:rPr>
+        <w:lastRenderedPageBreak/>
+        <w:t>这个过程</w:t>
       </w:r>
       <w:proofErr w:type="gramStart"/>
       <w:r>
@@ -8097,7 +12312,6 @@
         <w:rPr>
           <w:rFonts w:hint="eastAsia"/>
         </w:rPr>
-        <w:lastRenderedPageBreak/>
         <w:t>递归神经网络</w:t>
       </w:r>
       <w:r>
@@ -9033,6 +13247,9 @@
       </w:r>
     </w:p>
     <w:p>
+      <w:pPr>
+        <w:pStyle w:val="3"/>
+      </w:pPr>
       <w:r>
         <w:rPr>
           <w:rFonts w:hint="eastAsia"/>
@@ -9041,18 +13258,2069 @@
       </w:r>
     </w:p>
     <w:p>
-      <w:pPr>
-        <w:rPr>
-          <w:rFonts w:hint="eastAsia"/>
-        </w:rPr>
-      </w:pPr>
+      <w:r>
+        <w:tab/>
+      </w:r>
+      <w:r>
+        <w:rPr>
+          <w:rFonts w:hint="eastAsia"/>
+        </w:rPr>
+        <w:t>生成对抗网（</w:t>
+      </w:r>
+      <w:r>
+        <w:rPr>
+          <w:rFonts w:hint="eastAsia"/>
+        </w:rPr>
+        <w:t>Generative Adversarial Network</w:t>
+      </w:r>
+      <w:r>
+        <w:rPr>
+          <w:rFonts w:hint="eastAsia"/>
+        </w:rPr>
+        <w:t>，</w:t>
+      </w:r>
+      <w:r>
+        <w:rPr>
+          <w:rFonts w:hint="eastAsia"/>
+        </w:rPr>
+        <w:t>GAN</w:t>
+      </w:r>
+      <w:r>
+        <w:rPr>
+          <w:rFonts w:hint="eastAsia"/>
+        </w:rPr>
+        <w:t>）是深度学习领域的一个革命性概念，为数据生成提供了一种全新的方式，其名称中的“对抗”体现了核心思想，通过两个神经网络之间的相互竞争来生成数据。这两个网络分别是，生成器（</w:t>
+      </w:r>
+      <w:r>
+        <w:rPr>
+          <w:rFonts w:hint="eastAsia"/>
+        </w:rPr>
+        <w:t>Generator</w:t>
+      </w:r>
+      <w:r>
+        <w:rPr>
+          <w:rFonts w:hint="eastAsia"/>
+        </w:rPr>
+        <w:t>）和判别器（</w:t>
+      </w:r>
+      <w:r>
+        <w:rPr>
+          <w:rFonts w:hint="eastAsia"/>
+        </w:rPr>
+        <w:t>Discriminator</w:t>
+      </w:r>
+      <w:r>
+        <w:rPr>
+          <w:rFonts w:hint="eastAsia"/>
+        </w:rPr>
+        <w:t>）。</w:t>
+      </w:r>
+    </w:p>
+    <w:p>
+      <w:r>
+        <w:tab/>
+      </w:r>
+      <w:r>
+        <w:t>想象一个例子，生成对抗网络如同一场精心编排的艺术创作。舞台上有两位主要的艺术家：生成器和判别器。生成器充满创意和魔法，从无中创造，挥动画笔，尝试创作最美的画作。它从一个随机的灵感</w:t>
+      </w:r>
+      <w:r>
+        <w:rPr>
+          <w:rFonts w:hint="eastAsia"/>
+        </w:rPr>
+        <w:t>（</w:t>
+      </w:r>
+      <w:r>
+        <w:t>噪声向量</w:t>
+      </w:r>
+      <w:r>
+        <w:rPr>
+          <w:rFonts w:hint="eastAsia"/>
+        </w:rPr>
+        <w:t>）</w:t>
+      </w:r>
+      <w:r>
+        <w:t>出发，试图创作令人信服的作品，而在舞台的另一侧，</w:t>
+      </w:r>
+      <w:proofErr w:type="gramStart"/>
+      <w:r>
+        <w:t>判别器</w:t>
+      </w:r>
+      <w:proofErr w:type="gramEnd"/>
+      <w:r>
+        <w:t>则扮演着批评家的角色，目光锐利，不放过任何瑕疵。当它面前展示的作品来自于真实世界时，它欣然点头，但当作品出自生成器之手时，它便细细审查，决定这是真品还是赝品。这个判别过程不断地反馈给生成器，告诉它在哪里做得不够好，需要改进。这场舞蹈是一个持续的迭代过程，双方互相挑战，共同成长。随着时间的流逝，生成器的技巧变得越来越纯熟，而</w:t>
+      </w:r>
+      <w:proofErr w:type="gramStart"/>
+      <w:r>
+        <w:t>判别器</w:t>
+      </w:r>
+      <w:proofErr w:type="gramEnd"/>
+      <w:r>
+        <w:t>的鉴赏能力也日益提高。最终，希望在这场舞蹈中，生成器能够创作出如此高质量的作品，以至于即使是最尖锐的批评家</w:t>
+      </w:r>
+      <w:r>
+        <w:t xml:space="preserve"> —— </w:t>
+      </w:r>
+      <w:r>
+        <w:t>判别器，也无法区分其真伪。</w:t>
+      </w:r>
+    </w:p>
+    <w:p>
+      <w:pPr>
+        <w:rPr>
+          <w:rFonts w:hint="eastAsia"/>
+        </w:rPr>
+      </w:pPr>
+      <w:r>
+        <w:tab/>
+      </w:r>
+      <w:r>
+        <w:rPr>
+          <w:rFonts w:hint="eastAsia"/>
+        </w:rPr>
+        <w:t>在深度学习领域，数据生成是一个长期存在的问题。传统的生成模型，如受限玻尔兹曼机</w:t>
+      </w:r>
+      <w:r>
+        <w:rPr>
+          <w:rFonts w:hint="eastAsia"/>
+        </w:rPr>
+        <w:t>（</w:t>
+      </w:r>
+      <w:r>
+        <w:rPr>
+          <w:rFonts w:hint="eastAsia"/>
+        </w:rPr>
+        <w:t>Restricted Boltzmann Machine</w:t>
+      </w:r>
+      <w:r>
+        <w:rPr>
+          <w:rFonts w:hint="eastAsia"/>
+        </w:rPr>
+        <w:t>，</w:t>
+      </w:r>
+      <w:r>
+        <w:rPr>
+          <w:rFonts w:hint="eastAsia"/>
+        </w:rPr>
+        <w:t>RBM</w:t>
+      </w:r>
+      <w:r>
+        <w:rPr>
+          <w:rFonts w:hint="eastAsia"/>
+        </w:rPr>
+        <w:t>）</w:t>
+      </w:r>
+      <w:r>
+        <w:rPr>
+          <w:rFonts w:hint="eastAsia"/>
+        </w:rPr>
+        <w:t>和变分自编码器</w:t>
+      </w:r>
+      <w:r>
+        <w:rPr>
+          <w:rFonts w:hint="eastAsia"/>
+        </w:rPr>
+        <w:t>（</w:t>
+      </w:r>
+      <w:r>
+        <w:rPr>
+          <w:rFonts w:hint="eastAsia"/>
+        </w:rPr>
+        <w:t>Variational Autoencoder</w:t>
+      </w:r>
+      <w:r>
+        <w:rPr>
+          <w:rFonts w:hint="eastAsia"/>
+        </w:rPr>
+        <w:t>，</w:t>
+      </w:r>
+      <w:r>
+        <w:rPr>
+          <w:rFonts w:hint="eastAsia"/>
+        </w:rPr>
+        <w:t>VAE</w:t>
+      </w:r>
+      <w:r>
+        <w:rPr>
+          <w:rFonts w:hint="eastAsia"/>
+        </w:rPr>
+        <w:t>）</w:t>
+      </w:r>
+      <w:r>
+        <w:rPr>
+          <w:rFonts w:hint="eastAsia"/>
+        </w:rPr>
+        <w:t>，虽然取得了一些进展，但仍然存在诸如训练困难、生成样本的质量</w:t>
+      </w:r>
+      <w:proofErr w:type="gramStart"/>
+      <w:r>
+        <w:rPr>
+          <w:rFonts w:hint="eastAsia"/>
+        </w:rPr>
+        <w:t>不</w:t>
+      </w:r>
+      <w:proofErr w:type="gramEnd"/>
+      <w:r>
+        <w:rPr>
+          <w:rFonts w:hint="eastAsia"/>
+        </w:rPr>
+        <w:t>高等问题。</w:t>
+      </w:r>
+      <w:r>
+        <w:rPr>
+          <w:rFonts w:hint="eastAsia"/>
+        </w:rPr>
+        <w:t xml:space="preserve">Ian Goodfellow </w:t>
+      </w:r>
+      <w:r>
+        <w:rPr>
+          <w:rFonts w:hint="eastAsia"/>
+        </w:rPr>
+        <w:t>和他的同事于</w:t>
+      </w:r>
+      <w:r>
+        <w:rPr>
+          <w:rFonts w:hint="eastAsia"/>
+        </w:rPr>
+        <w:t xml:space="preserve"> 2014 </w:t>
+      </w:r>
+      <w:proofErr w:type="gramStart"/>
+      <w:r>
+        <w:rPr>
+          <w:rFonts w:hint="eastAsia"/>
+        </w:rPr>
+        <w:t>年首次</w:t>
+      </w:r>
+      <w:proofErr w:type="gramEnd"/>
+      <w:r>
+        <w:rPr>
+          <w:rFonts w:hint="eastAsia"/>
+        </w:rPr>
+        <w:t>提出生成对抗网络</w:t>
+      </w:r>
+      <w:r>
+        <w:rPr>
+          <w:rFonts w:hint="eastAsia"/>
+        </w:rPr>
+        <w:t>（</w:t>
+      </w:r>
+      <w:r>
+        <w:rPr>
+          <w:rFonts w:hint="eastAsia"/>
+        </w:rPr>
+        <w:t>GAN</w:t>
+      </w:r>
+      <w:r>
+        <w:rPr>
+          <w:rFonts w:hint="eastAsia"/>
+        </w:rPr>
+        <w:t>）</w:t>
+      </w:r>
+      <w:r>
+        <w:rPr>
+          <w:rFonts w:hint="eastAsia"/>
+        </w:rPr>
+        <w:t>，初衷是寻找一种新颖的、更稳定的方法来生成数据。他们在论文</w:t>
+      </w:r>
+      <w:r>
+        <w:rPr>
+          <w:rFonts w:hint="eastAsia"/>
+        </w:rPr>
+        <w:t>Generative Adversarial Nets</w:t>
+      </w:r>
+      <w:r>
+        <w:rPr>
+          <w:rFonts w:hint="eastAsia"/>
+        </w:rPr>
+        <w:t>中描述了这种新的模型结构。这种方法的基本思想是使用两个网络：</w:t>
+      </w:r>
+      <w:r>
+        <w:rPr>
+          <w:rFonts w:hint="eastAsia"/>
+          <w:color w:val="EE0000"/>
+        </w:rPr>
+        <w:t>一个生成器和一个判别器，在一个框架中进行对抗训练，通过模拟对抗的过程驱动生成器生成更高质量的数据</w:t>
+      </w:r>
+      <w:r>
+        <w:rPr>
+          <w:rFonts w:hint="eastAsia"/>
+        </w:rPr>
+        <w:t>。</w:t>
+      </w:r>
+      <w:r>
+        <w:rPr>
+          <w:rFonts w:hint="eastAsia"/>
+        </w:rPr>
+        <w:t xml:space="preserve">GAN </w:t>
+      </w:r>
+      <w:r>
+        <w:rPr>
+          <w:rFonts w:hint="eastAsia"/>
+        </w:rPr>
+        <w:t>的成功和受欢迎主要有以下几个原因。</w:t>
+      </w:r>
+    </w:p>
+    <w:p>
+      <w:pPr>
+        <w:ind w:firstLine="420"/>
+      </w:pPr>
+      <w:r>
+        <w:rPr>
+          <w:rFonts w:hint="eastAsia"/>
+        </w:rPr>
+        <w:t>1</w:t>
+      </w:r>
+      <w:r>
+        <w:rPr>
+          <w:rFonts w:hint="eastAsia"/>
+        </w:rPr>
+        <w:t>）高质量的生成数据：与其他生成模型相比，</w:t>
+      </w:r>
+      <w:r>
+        <w:rPr>
+          <w:rFonts w:hint="eastAsia"/>
+        </w:rPr>
+        <w:t xml:space="preserve">GAN </w:t>
+      </w:r>
+      <w:r>
+        <w:rPr>
+          <w:rFonts w:hint="eastAsia"/>
+        </w:rPr>
+        <w:t>可以生成质量更高、更</w:t>
+      </w:r>
+      <w:r>
+        <w:rPr>
+          <w:rFonts w:hint="eastAsia"/>
+        </w:rPr>
+        <w:lastRenderedPageBreak/>
+        <w:t>真实的图像。</w:t>
+      </w:r>
+    </w:p>
+    <w:p>
+      <w:pPr>
+        <w:ind w:firstLine="420"/>
+      </w:pPr>
+      <w:r>
+        <w:rPr>
+          <w:rFonts w:hint="eastAsia"/>
+        </w:rPr>
+        <w:t>2</w:t>
+      </w:r>
+      <w:r>
+        <w:rPr>
+          <w:rFonts w:hint="eastAsia"/>
+        </w:rPr>
+        <w:t>）直观的结构：</w:t>
+      </w:r>
+      <w:r>
+        <w:rPr>
+          <w:rFonts w:hint="eastAsia"/>
+        </w:rPr>
+        <w:t xml:space="preserve">GAN </w:t>
+      </w:r>
+      <w:r>
+        <w:rPr>
+          <w:rFonts w:hint="eastAsia"/>
+        </w:rPr>
+        <w:t>的对抗结构十分直观，训练方式十分新颖巧妙。</w:t>
+      </w:r>
+    </w:p>
+    <w:p>
+      <w:pPr>
+        <w:ind w:firstLine="420"/>
+        <w:rPr>
+          <w:rFonts w:hint="eastAsia"/>
+        </w:rPr>
+      </w:pPr>
+      <w:r>
+        <w:rPr>
+          <w:rFonts w:hint="eastAsia"/>
+        </w:rPr>
+        <w:t>3</w:t>
+      </w:r>
+      <w:r>
+        <w:rPr>
+          <w:rFonts w:hint="eastAsia"/>
+        </w:rPr>
+        <w:t>）灵活性：</w:t>
+      </w:r>
+      <w:r>
+        <w:rPr>
+          <w:rFonts w:hint="eastAsia"/>
+        </w:rPr>
+        <w:t xml:space="preserve">GAN </w:t>
+      </w:r>
+      <w:r>
+        <w:rPr>
+          <w:rFonts w:hint="eastAsia"/>
+        </w:rPr>
+        <w:t>可以与各种网络结构和数据类型相结合，应用范围非常广泛。</w:t>
+      </w:r>
+    </w:p>
+    <w:p>
+      <w:pPr>
+        <w:ind w:firstLine="420"/>
+      </w:pPr>
+      <w:r>
+        <w:rPr>
+          <w:rFonts w:hint="eastAsia"/>
+        </w:rPr>
+        <w:t>自</w:t>
+      </w:r>
+      <w:r>
+        <w:rPr>
+          <w:rFonts w:hint="eastAsia"/>
+        </w:rPr>
+        <w:t xml:space="preserve"> 2014 </w:t>
+      </w:r>
+      <w:r>
+        <w:rPr>
+          <w:rFonts w:hint="eastAsia"/>
+        </w:rPr>
+        <w:t>年以来，</w:t>
+      </w:r>
+      <w:r>
+        <w:rPr>
+          <w:rFonts w:hint="eastAsia"/>
+        </w:rPr>
+        <w:t xml:space="preserve">GAN </w:t>
+      </w:r>
+      <w:r>
+        <w:rPr>
+          <w:rFonts w:hint="eastAsia"/>
+        </w:rPr>
+        <w:t>经历了快速的发展。研究人员提出了许多</w:t>
+      </w:r>
+      <w:r>
+        <w:rPr>
+          <w:rFonts w:hint="eastAsia"/>
+        </w:rPr>
+        <w:t xml:space="preserve"> GAN </w:t>
+      </w:r>
+      <w:r>
+        <w:rPr>
+          <w:rFonts w:hint="eastAsia"/>
+        </w:rPr>
+        <w:t>的变体，如</w:t>
+      </w:r>
+      <w:r>
+        <w:rPr>
+          <w:rFonts w:hint="eastAsia"/>
+        </w:rPr>
+        <w:t xml:space="preserve"> DCGAN</w:t>
+      </w:r>
+      <w:r>
+        <w:rPr>
+          <w:rFonts w:hint="eastAsia"/>
+        </w:rPr>
+        <w:t>、</w:t>
+      </w:r>
+      <w:r>
+        <w:rPr>
+          <w:rFonts w:hint="eastAsia"/>
+        </w:rPr>
+        <w:t>WGAN</w:t>
+      </w:r>
+      <w:r>
+        <w:rPr>
+          <w:rFonts w:hint="eastAsia"/>
+        </w:rPr>
+        <w:t>、</w:t>
+      </w:r>
+      <w:proofErr w:type="spellStart"/>
+      <w:r>
+        <w:rPr>
+          <w:rFonts w:hint="eastAsia"/>
+        </w:rPr>
+        <w:t>CycleGAN</w:t>
+      </w:r>
+      <w:proofErr w:type="spellEnd"/>
+      <w:r>
+        <w:rPr>
+          <w:rFonts w:hint="eastAsia"/>
+        </w:rPr>
+        <w:t xml:space="preserve"> </w:t>
+      </w:r>
+      <w:r>
+        <w:rPr>
+          <w:rFonts w:hint="eastAsia"/>
+        </w:rPr>
+        <w:t>等，以解决原始</w:t>
+      </w:r>
+      <w:r>
+        <w:rPr>
+          <w:rFonts w:hint="eastAsia"/>
+        </w:rPr>
+        <w:t xml:space="preserve"> GAN </w:t>
+      </w:r>
+      <w:r>
+        <w:rPr>
+          <w:rFonts w:hint="eastAsia"/>
+        </w:rPr>
+        <w:t>的问题，并扩展其应用范围。此外，</w:t>
+      </w:r>
+      <w:r>
+        <w:rPr>
+          <w:rFonts w:hint="eastAsia"/>
+        </w:rPr>
+        <w:t xml:space="preserve">GAN </w:t>
+      </w:r>
+      <w:r>
+        <w:rPr>
+          <w:rFonts w:hint="eastAsia"/>
+        </w:rPr>
+        <w:t>还催生了一系列新技术和应用，如</w:t>
+      </w:r>
+      <w:r>
+        <w:rPr>
+          <w:rFonts w:hint="eastAsia"/>
+        </w:rPr>
+        <w:t xml:space="preserve"> </w:t>
+      </w:r>
+      <w:proofErr w:type="spellStart"/>
+      <w:r>
+        <w:rPr>
+          <w:rFonts w:hint="eastAsia"/>
+        </w:rPr>
+        <w:t>BigGAN</w:t>
+      </w:r>
+      <w:proofErr w:type="spellEnd"/>
+      <w:r>
+        <w:rPr>
+          <w:rFonts w:hint="eastAsia"/>
+        </w:rPr>
+        <w:t>（</w:t>
+      </w:r>
+      <w:r>
+        <w:rPr>
+          <w:rFonts w:hint="eastAsia"/>
+        </w:rPr>
+        <w:t>用于生成高分辨率图像</w:t>
+      </w:r>
+      <w:r>
+        <w:rPr>
+          <w:rFonts w:hint="eastAsia"/>
+        </w:rPr>
+        <w:t>）</w:t>
+      </w:r>
+      <w:r>
+        <w:rPr>
+          <w:rFonts w:hint="eastAsia"/>
+        </w:rPr>
+        <w:t>、</w:t>
+      </w:r>
+      <w:r>
+        <w:rPr>
+          <w:rFonts w:hint="eastAsia"/>
+        </w:rPr>
+        <w:t>StyleGAN</w:t>
+      </w:r>
+      <w:r>
+        <w:rPr>
+          <w:rFonts w:hint="eastAsia"/>
+        </w:rPr>
+        <w:t>（</w:t>
+      </w:r>
+      <w:r>
+        <w:rPr>
+          <w:rFonts w:hint="eastAsia"/>
+        </w:rPr>
+        <w:t>可以控制生成图像的多种风格</w:t>
+      </w:r>
+      <w:r>
+        <w:rPr>
+          <w:rFonts w:hint="eastAsia"/>
+        </w:rPr>
+        <w:t>）</w:t>
+      </w:r>
+      <w:r>
+        <w:rPr>
+          <w:rFonts w:hint="eastAsia"/>
+        </w:rPr>
+        <w:t>等。</w:t>
+      </w:r>
+      <w:r>
+        <w:rPr>
+          <w:rFonts w:hint="eastAsia"/>
+        </w:rPr>
+        <w:t xml:space="preserve">GAN </w:t>
+      </w:r>
+      <w:r>
+        <w:rPr>
+          <w:rFonts w:hint="eastAsia"/>
+        </w:rPr>
+        <w:t>是深度学习领域的一项重要创新。自其提出以来，已经吸引了大量的研究和商业关注。</w:t>
+      </w:r>
+      <w:r>
+        <w:rPr>
+          <w:rFonts w:hint="eastAsia"/>
+        </w:rPr>
+        <w:t xml:space="preserve">GAN </w:t>
+      </w:r>
+      <w:r>
+        <w:rPr>
+          <w:rFonts w:hint="eastAsia"/>
+        </w:rPr>
+        <w:t>不仅推动了生成模型的发展，还为计算机视觉、自然语言处理等领域带来了新的可能性。</w:t>
+      </w:r>
+    </w:p>
+    <w:p>
+      <w:pPr>
+        <w:pStyle w:val="4"/>
+      </w:pPr>
+      <w:r>
+        <w:rPr>
+          <w:rFonts w:hint="eastAsia"/>
+        </w:rPr>
+        <w:t>GAN vs RNN</w:t>
+      </w:r>
+    </w:p>
+    <w:p>
+      <w:pPr>
+        <w:ind w:firstLine="420"/>
+      </w:pPr>
+      <w:r>
+        <w:t xml:space="preserve">GAN </w:t>
+      </w:r>
+      <w:r>
+        <w:t>与</w:t>
+      </w:r>
+      <w:r>
+        <w:t xml:space="preserve"> RNN/LSTM </w:t>
+      </w:r>
+      <w:r>
+        <w:t>的关系</w:t>
+      </w:r>
+      <w:r>
+        <w:rPr>
+          <w:rFonts w:hint="eastAsia"/>
+        </w:rPr>
+        <w:t>：</w:t>
+      </w:r>
+    </w:p>
+    <w:p>
+      <w:pPr>
+        <w:ind w:left="420"/>
+        <w:rPr>
+          <w:rFonts w:hint="eastAsia"/>
+        </w:rPr>
+      </w:pPr>
+      <w:r>
+        <w:rPr>
+          <w:rFonts w:hint="eastAsia"/>
+        </w:rPr>
+        <w:t>本质定位不同，是互补关系，不是替代关系</w:t>
+      </w:r>
+    </w:p>
+    <w:p>
+      <w:pPr>
+        <w:ind w:firstLine="420"/>
+        <w:rPr>
+          <w:rFonts w:hint="eastAsia"/>
+        </w:rPr>
+      </w:pPr>
+      <w:r>
+        <w:rPr>
+          <w:rFonts w:hint="eastAsia"/>
+        </w:rPr>
+        <w:t>RNN/LSTM/Transformer</w:t>
+      </w:r>
+      <w:r>
+        <w:rPr>
+          <w:rFonts w:hint="eastAsia"/>
+        </w:rPr>
+        <w:t>：时序建模、特征提取、序列建模，核心是理解、分类、预测、建模时序依赖，用于文本、语音、时间序列任务；</w:t>
+      </w:r>
+    </w:p>
+    <w:p>
+      <w:pPr>
+        <w:ind w:firstLine="420"/>
+        <w:rPr>
+          <w:rFonts w:hint="eastAsia"/>
+        </w:rPr>
+      </w:pPr>
+      <w:r>
+        <w:rPr>
+          <w:rFonts w:hint="eastAsia"/>
+        </w:rPr>
+        <w:t>CNN</w:t>
+      </w:r>
+      <w:r>
+        <w:rPr>
+          <w:rFonts w:hint="eastAsia"/>
+        </w:rPr>
+        <w:t>：空间特征提取，用于图像分类、检测、分割；</w:t>
+      </w:r>
+    </w:p>
+    <w:p>
+      <w:pPr>
+        <w:ind w:firstLine="420"/>
+        <w:rPr>
+          <w:rFonts w:hint="eastAsia"/>
+        </w:rPr>
+      </w:pPr>
+      <w:r>
+        <w:rPr>
+          <w:rFonts w:hint="eastAsia"/>
+        </w:rPr>
+        <w:t>GAN</w:t>
+      </w:r>
+      <w:r>
+        <w:rPr>
+          <w:rFonts w:hint="eastAsia"/>
+        </w:rPr>
+        <w:t>：生成式模型，核心是生成新数据（图像、文本、音频、视频），本身不擅长做分类、识别、时序建模，反而依赖</w:t>
+      </w:r>
+      <w:r>
+        <w:rPr>
+          <w:rFonts w:hint="eastAsia"/>
+        </w:rPr>
+        <w:t xml:space="preserve"> CNN/RNN/LSTM </w:t>
+      </w:r>
+      <w:r>
+        <w:rPr>
+          <w:rFonts w:hint="eastAsia"/>
+        </w:rPr>
+        <w:t>作为自身的网络骨架。</w:t>
+      </w:r>
+    </w:p>
+    <w:p>
+      <w:pPr>
+        <w:ind w:firstLine="420"/>
+      </w:pPr>
+      <w:r>
+        <w:rPr>
+          <w:rFonts w:hint="eastAsia"/>
+        </w:rPr>
+        <w:t>简单说：</w:t>
+      </w:r>
+      <w:r>
+        <w:rPr>
+          <w:rFonts w:hint="eastAsia"/>
+        </w:rPr>
+        <w:t xml:space="preserve">GAN = </w:t>
+      </w:r>
+      <w:r>
+        <w:rPr>
+          <w:rFonts w:hint="eastAsia"/>
+        </w:rPr>
+        <w:t>训练范式（对抗训练），不是独立网络结构；</w:t>
+      </w:r>
+      <w:r>
+        <w:rPr>
+          <w:rFonts w:hint="eastAsia"/>
+        </w:rPr>
+        <w:t xml:space="preserve">RNN/LSTM/CNN = </w:t>
+      </w:r>
+      <w:r>
+        <w:rPr>
+          <w:rFonts w:hint="eastAsia"/>
+        </w:rPr>
+        <w:t>基础网络模块。</w:t>
+      </w:r>
+    </w:p>
+    <w:p>
+      <w:pPr>
+        <w:ind w:firstLine="420"/>
+        <w:rPr>
+          <w:rFonts w:hint="eastAsia"/>
+          <w:color w:val="EE0000"/>
+        </w:rPr>
+      </w:pPr>
+      <w:r>
+        <w:rPr>
+          <w:rFonts w:hint="eastAsia"/>
+          <w:color w:val="EE0000"/>
+        </w:rPr>
+        <w:t xml:space="preserve">GAN </w:t>
+      </w:r>
+      <w:r>
+        <w:rPr>
+          <w:rFonts w:hint="eastAsia"/>
+          <w:color w:val="EE0000"/>
+        </w:rPr>
+        <w:t>的生成器、判别器，底层本身就是用</w:t>
+      </w:r>
+      <w:r>
+        <w:rPr>
+          <w:rFonts w:hint="eastAsia"/>
+          <w:color w:val="EE0000"/>
+        </w:rPr>
+        <w:t xml:space="preserve"> CNN/RNN/LSTM </w:t>
+      </w:r>
+      <w:r>
+        <w:rPr>
+          <w:rFonts w:hint="eastAsia"/>
+          <w:color w:val="EE0000"/>
+        </w:rPr>
+        <w:t>搭建的，不存在替代关系。</w:t>
+      </w:r>
+    </w:p>
+    <w:p>
+      <w:pPr>
+        <w:pStyle w:val="3"/>
+      </w:pPr>
+      <w:r>
+        <w:rPr>
+          <w:rFonts w:hint="eastAsia"/>
+        </w:rPr>
+        <w:lastRenderedPageBreak/>
+        <w:t>原理</w:t>
+      </w:r>
+    </w:p>
+    <w:p>
+      <w:pPr>
+        <w:pStyle w:val="4"/>
+      </w:pPr>
+      <w:r>
+        <w:rPr>
+          <w:rFonts w:hint="eastAsia"/>
+        </w:rPr>
+        <w:t>GAN</w:t>
+      </w:r>
+      <w:r>
+        <w:rPr>
+          <w:rFonts w:hint="eastAsia"/>
+        </w:rPr>
+        <w:t>的模型结构</w:t>
+      </w:r>
+    </w:p>
+    <w:p>
+      <w:pPr>
+        <w:pStyle w:val="4"/>
+        <w:rPr>
+          <w:rFonts w:hint="eastAsia"/>
+        </w:rPr>
+      </w:pPr>
+      <w:r>
+        <w:rPr>
+          <w:rFonts w:hint="eastAsia"/>
+        </w:rPr>
+        <w:t>GAN</w:t>
+      </w:r>
+      <w:r>
+        <w:rPr>
+          <w:rFonts w:hint="eastAsia"/>
+        </w:rPr>
+        <w:t>模型的训练</w:t>
+      </w:r>
+    </w:p>
+    <w:p>
+      <w:pPr>
+        <w:pStyle w:val="3"/>
+        <w:rPr>
+          <w:rFonts w:hint="eastAsia"/>
+        </w:rPr>
+      </w:pPr>
+      <w:r>
+        <w:rPr>
+          <w:rFonts w:hint="eastAsia"/>
+        </w:rPr>
+        <w:t>特点</w:t>
+      </w:r>
+    </w:p>
+    <w:p>
+      <w:pPr>
+        <w:pStyle w:val="4"/>
+      </w:pPr>
+      <w:r>
+        <w:rPr>
+          <w:rFonts w:hint="eastAsia"/>
+        </w:rPr>
+        <w:t>优点</w:t>
+      </w:r>
+    </w:p>
+    <w:p>
+      <w:pPr>
+        <w:ind w:firstLine="420"/>
+        <w:rPr>
+          <w:rFonts w:hint="eastAsia"/>
+        </w:rPr>
+      </w:pPr>
+      <w:r>
+        <w:rPr>
+          <w:rFonts w:hint="eastAsia"/>
+        </w:rPr>
+        <w:t>1</w:t>
+      </w:r>
+      <w:r>
+        <w:rPr>
+          <w:rFonts w:hint="eastAsia"/>
+        </w:rPr>
+        <w:t>、强大的生成能力：可以生成真实、高清、多样化的图像</w:t>
+      </w:r>
+      <w:r>
+        <w:rPr>
+          <w:rFonts w:hint="eastAsia"/>
+        </w:rPr>
+        <w:t xml:space="preserve"> / </w:t>
+      </w:r>
+      <w:r>
+        <w:rPr>
+          <w:rFonts w:hint="eastAsia"/>
+        </w:rPr>
+        <w:t>音频</w:t>
+      </w:r>
+      <w:r>
+        <w:rPr>
+          <w:rFonts w:hint="eastAsia"/>
+        </w:rPr>
+        <w:t xml:space="preserve"> / </w:t>
+      </w:r>
+      <w:r>
+        <w:rPr>
+          <w:rFonts w:hint="eastAsia"/>
+        </w:rPr>
+        <w:t>文本样本；</w:t>
+      </w:r>
+    </w:p>
+    <w:p>
+      <w:pPr>
+        <w:ind w:firstLine="420"/>
+        <w:rPr>
+          <w:rFonts w:hint="eastAsia"/>
+        </w:rPr>
+      </w:pPr>
+      <w:r>
+        <w:rPr>
+          <w:rFonts w:hint="eastAsia"/>
+        </w:rPr>
+        <w:t>2</w:t>
+      </w:r>
+      <w:r>
+        <w:rPr>
+          <w:rFonts w:hint="eastAsia"/>
+        </w:rPr>
+        <w:t>、</w:t>
+      </w:r>
+      <w:r>
+        <w:rPr>
+          <w:rFonts w:hint="eastAsia"/>
+          <w:color w:val="EE0000"/>
+        </w:rPr>
+        <w:t>对抗训练，无需显式标签</w:t>
+      </w:r>
+      <w:r>
+        <w:rPr>
+          <w:rFonts w:hint="eastAsia"/>
+        </w:rPr>
+        <w:t>：无监督</w:t>
+      </w:r>
+      <w:r>
+        <w:rPr>
+          <w:rFonts w:hint="eastAsia"/>
+        </w:rPr>
+        <w:t xml:space="preserve"> / </w:t>
+      </w:r>
+      <w:r>
+        <w:rPr>
+          <w:rFonts w:hint="eastAsia"/>
+        </w:rPr>
+        <w:t>弱监督学习，利用真实数据分布训练，不需要大量标注；</w:t>
+      </w:r>
+    </w:p>
+    <w:p>
+      <w:pPr>
+        <w:ind w:firstLine="420"/>
+        <w:rPr>
+          <w:rFonts w:hint="eastAsia"/>
+        </w:rPr>
+      </w:pPr>
+      <w:r>
+        <w:rPr>
+          <w:rFonts w:hint="eastAsia"/>
+        </w:rPr>
+        <w:t>3</w:t>
+      </w:r>
+      <w:r>
+        <w:rPr>
+          <w:rFonts w:hint="eastAsia"/>
+        </w:rPr>
+        <w:t>、可学习复杂数据分布：比传统自编码器生成效果更真实、细节更丰富；</w:t>
+      </w:r>
+    </w:p>
+    <w:p>
+      <w:pPr>
+        <w:ind w:firstLine="420"/>
+        <w:rPr>
+          <w:rFonts w:hint="eastAsia"/>
+        </w:rPr>
+      </w:pPr>
+      <w:r>
+        <w:rPr>
+          <w:rFonts w:hint="eastAsia"/>
+        </w:rPr>
+        <w:t>4</w:t>
+      </w:r>
+      <w:r>
+        <w:rPr>
+          <w:rFonts w:hint="eastAsia"/>
+        </w:rPr>
+        <w:t>、数据增强能力：扩充小样本数据集，缓解深度学习过拟合；</w:t>
+      </w:r>
+    </w:p>
+    <w:p>
+      <w:pPr>
+        <w:ind w:firstLine="420"/>
+        <w:rPr>
+          <w:rFonts w:hint="eastAsia"/>
+        </w:rPr>
+      </w:pPr>
+      <w:r>
+        <w:rPr>
+          <w:rFonts w:hint="eastAsia"/>
+        </w:rPr>
+        <w:t>5</w:t>
+      </w:r>
+      <w:r>
+        <w:rPr>
+          <w:rFonts w:hint="eastAsia"/>
+        </w:rPr>
+        <w:t>、灵活适配多模态：图像、文本、语音、视频均可生成。</w:t>
+      </w:r>
+    </w:p>
+    <w:p>
+      <w:pPr>
+        <w:pStyle w:val="4"/>
+      </w:pPr>
+      <w:r>
+        <w:rPr>
+          <w:rFonts w:hint="eastAsia"/>
+        </w:rPr>
+        <w:t>缺点</w:t>
+      </w:r>
+    </w:p>
+    <w:p>
+      <w:pPr>
+        <w:ind w:firstLine="420"/>
+        <w:rPr>
+          <w:rFonts w:hint="eastAsia"/>
+        </w:rPr>
+      </w:pPr>
+      <w:r>
+        <w:rPr>
+          <w:rFonts w:hint="eastAsia"/>
+        </w:rPr>
+        <w:t>1</w:t>
+      </w:r>
+      <w:r>
+        <w:rPr>
+          <w:rFonts w:hint="eastAsia"/>
+        </w:rPr>
+        <w:t>、</w:t>
+      </w:r>
+      <w:r>
+        <w:rPr>
+          <w:rFonts w:hint="eastAsia"/>
+          <w:color w:val="EE0000"/>
+        </w:rPr>
+        <w:t>训练极度不稳定</w:t>
+      </w:r>
+      <w:r>
+        <w:rPr>
+          <w:rFonts w:hint="eastAsia"/>
+        </w:rPr>
+        <w:t>：模式崩溃（</w:t>
+      </w:r>
+      <w:r>
+        <w:rPr>
+          <w:rFonts w:hint="eastAsia"/>
+        </w:rPr>
+        <w:t>Mode Collapse</w:t>
+      </w:r>
+      <w:r>
+        <w:rPr>
+          <w:rFonts w:hint="eastAsia"/>
+        </w:rPr>
+        <w:t>）、梯度消失、</w:t>
+      </w:r>
+      <w:proofErr w:type="gramStart"/>
+      <w:r>
+        <w:rPr>
+          <w:rFonts w:hint="eastAsia"/>
+        </w:rPr>
+        <w:t>判别器</w:t>
+      </w:r>
+      <w:proofErr w:type="gramEnd"/>
+      <w:r>
+        <w:rPr>
+          <w:rFonts w:hint="eastAsia"/>
+        </w:rPr>
+        <w:t>太强导致生成器无法学习；</w:t>
+      </w:r>
+    </w:p>
+    <w:p>
+      <w:pPr>
+        <w:ind w:firstLine="420"/>
+        <w:rPr>
+          <w:rFonts w:hint="eastAsia"/>
+        </w:rPr>
+      </w:pPr>
+      <w:r>
+        <w:rPr>
+          <w:rFonts w:hint="eastAsia"/>
+        </w:rPr>
+        <w:t>2</w:t>
+      </w:r>
+      <w:r>
+        <w:rPr>
+          <w:rFonts w:hint="eastAsia"/>
+        </w:rPr>
+        <w:t>、难以收敛，</w:t>
+      </w:r>
+      <w:proofErr w:type="gramStart"/>
+      <w:r>
+        <w:rPr>
+          <w:rFonts w:hint="eastAsia"/>
+        </w:rPr>
+        <w:t>调参难度</w:t>
+      </w:r>
+      <w:proofErr w:type="gramEnd"/>
+      <w:r>
+        <w:rPr>
+          <w:rFonts w:hint="eastAsia"/>
+        </w:rPr>
+        <w:t>极大，超参数敏感；</w:t>
+      </w:r>
+    </w:p>
+    <w:p>
+      <w:pPr>
+        <w:ind w:firstLine="420"/>
+        <w:rPr>
+          <w:rFonts w:hint="eastAsia"/>
+        </w:rPr>
+      </w:pPr>
+      <w:r>
+        <w:rPr>
+          <w:rFonts w:hint="eastAsia"/>
+        </w:rPr>
+        <w:t>3</w:t>
+      </w:r>
+      <w:r>
+        <w:rPr>
+          <w:rFonts w:hint="eastAsia"/>
+        </w:rPr>
+        <w:t>、</w:t>
+      </w:r>
+      <w:r>
+        <w:rPr>
+          <w:rFonts w:hint="eastAsia"/>
+          <w:color w:val="EE0000"/>
+        </w:rPr>
+        <w:t>生成结果不可控</w:t>
+      </w:r>
+      <w:r>
+        <w:rPr>
+          <w:rFonts w:hint="eastAsia"/>
+        </w:rPr>
+        <w:t>：无法精准控制生成细节、属性；</w:t>
+      </w:r>
+    </w:p>
+    <w:p>
+      <w:pPr>
+        <w:ind w:firstLine="420"/>
+        <w:rPr>
+          <w:rFonts w:hint="eastAsia"/>
+        </w:rPr>
+      </w:pPr>
+      <w:r>
+        <w:rPr>
+          <w:rFonts w:hint="eastAsia"/>
+        </w:rPr>
+        <w:t>4</w:t>
+      </w:r>
+      <w:r>
+        <w:rPr>
+          <w:rFonts w:hint="eastAsia"/>
+        </w:rPr>
+        <w:t>、</w:t>
+      </w:r>
+      <w:r>
+        <w:rPr>
+          <w:rFonts w:hint="eastAsia"/>
+          <w:color w:val="EE0000"/>
+        </w:rPr>
+        <w:t>时序建模能力弱</w:t>
+      </w:r>
+      <w:r>
+        <w:rPr>
+          <w:rFonts w:hint="eastAsia"/>
+        </w:rPr>
+        <w:t>：原生</w:t>
+      </w:r>
+      <w:r>
+        <w:rPr>
+          <w:rFonts w:hint="eastAsia"/>
+        </w:rPr>
+        <w:t xml:space="preserve"> GAN </w:t>
+      </w:r>
+      <w:r>
+        <w:rPr>
+          <w:rFonts w:hint="eastAsia"/>
+        </w:rPr>
+        <w:t>不擅长</w:t>
+      </w:r>
+      <w:proofErr w:type="gramStart"/>
+      <w:r>
+        <w:rPr>
+          <w:rFonts w:hint="eastAsia"/>
+        </w:rPr>
+        <w:t>长</w:t>
+      </w:r>
+      <w:proofErr w:type="gramEnd"/>
+      <w:r>
+        <w:rPr>
+          <w:rFonts w:hint="eastAsia"/>
+        </w:rPr>
+        <w:t>序列生成，长文本、长视频生成效果差；</w:t>
+      </w:r>
+    </w:p>
+    <w:p>
+      <w:pPr>
+        <w:ind w:firstLine="420"/>
+        <w:rPr>
+          <w:rFonts w:hint="eastAsia"/>
+        </w:rPr>
+      </w:pPr>
+      <w:r>
+        <w:rPr>
+          <w:rFonts w:hint="eastAsia"/>
+        </w:rPr>
+        <w:t>5</w:t>
+      </w:r>
+      <w:r>
+        <w:rPr>
+          <w:rFonts w:hint="eastAsia"/>
+        </w:rPr>
+        <w:t>、可解释性差，生成内容易出现幻觉。</w:t>
+      </w:r>
+    </w:p>
+    <w:p>
+      <w:pPr>
+        <w:pStyle w:val="3"/>
+      </w:pPr>
+      <w:r>
+        <w:rPr>
+          <w:rFonts w:hint="eastAsia"/>
+        </w:rPr>
+        <w:t>适用场景</w:t>
+      </w:r>
+    </w:p>
+    <w:p>
+      <w:pPr>
+        <w:ind w:firstLine="420"/>
+        <w:rPr>
+          <w:rFonts w:hint="eastAsia"/>
+          <w:b/>
+          <w:bCs/>
+        </w:rPr>
+      </w:pPr>
+      <w:r>
+        <w:rPr>
+          <w:rFonts w:hint="eastAsia"/>
+          <w:b/>
+          <w:bCs/>
+        </w:rPr>
+        <w:t xml:space="preserve">GAN </w:t>
+      </w:r>
+      <w:r>
+        <w:rPr>
+          <w:rFonts w:hint="eastAsia"/>
+          <w:b/>
+          <w:bCs/>
+        </w:rPr>
+        <w:t>适用场景：</w:t>
+      </w:r>
+    </w:p>
+    <w:p>
+      <w:pPr>
+        <w:ind w:firstLine="420"/>
+        <w:rPr>
+          <w:rFonts w:hint="eastAsia"/>
+        </w:rPr>
+      </w:pPr>
+      <w:r>
+        <w:rPr>
+          <w:rFonts w:hint="eastAsia"/>
+        </w:rPr>
+        <w:t>1</w:t>
+      </w:r>
+      <w:r>
+        <w:rPr>
+          <w:rFonts w:hint="eastAsia"/>
+        </w:rPr>
+        <w:t>、计算机视觉（</w:t>
+      </w:r>
+      <w:proofErr w:type="gramStart"/>
+      <w:r>
+        <w:rPr>
+          <w:rFonts w:hint="eastAsia"/>
+        </w:rPr>
+        <w:t>最</w:t>
+      </w:r>
+      <w:proofErr w:type="gramEnd"/>
+      <w:r>
+        <w:rPr>
+          <w:rFonts w:hint="eastAsia"/>
+        </w:rPr>
+        <w:t>主流）</w:t>
+      </w:r>
+    </w:p>
+    <w:p>
+      <w:pPr>
+        <w:ind w:firstLine="420"/>
+        <w:rPr>
+          <w:rFonts w:hint="eastAsia"/>
+        </w:rPr>
+      </w:pPr>
+      <w:r>
+        <w:rPr>
+          <w:rFonts w:hint="eastAsia"/>
+        </w:rPr>
+        <w:t>图像生成、人脸生成、</w:t>
+      </w:r>
+      <w:proofErr w:type="gramStart"/>
+      <w:r>
+        <w:rPr>
+          <w:rFonts w:hint="eastAsia"/>
+        </w:rPr>
+        <w:t>动漫生成</w:t>
+      </w:r>
+      <w:proofErr w:type="gramEnd"/>
+      <w:r>
+        <w:rPr>
+          <w:rFonts w:hint="eastAsia"/>
+        </w:rPr>
+        <w:t>、</w:t>
+      </w:r>
+      <w:r>
+        <w:rPr>
+          <w:rFonts w:hint="eastAsia"/>
+        </w:rPr>
+        <w:t xml:space="preserve">AI </w:t>
+      </w:r>
+      <w:r>
+        <w:rPr>
+          <w:rFonts w:hint="eastAsia"/>
+        </w:rPr>
+        <w:t>绘画；</w:t>
+      </w:r>
+    </w:p>
+    <w:p>
+      <w:pPr>
+        <w:ind w:firstLine="420"/>
+        <w:rPr>
+          <w:rFonts w:hint="eastAsia"/>
+        </w:rPr>
+      </w:pPr>
+      <w:proofErr w:type="gramStart"/>
+      <w:r>
+        <w:rPr>
+          <w:rFonts w:hint="eastAsia"/>
+        </w:rPr>
+        <w:t>图像超</w:t>
+      </w:r>
+      <w:proofErr w:type="gramEnd"/>
+      <w:r>
+        <w:rPr>
+          <w:rFonts w:hint="eastAsia"/>
+        </w:rPr>
+        <w:t>分辨率、图像修复、去噪、图像风格迁移；</w:t>
+      </w:r>
+    </w:p>
+    <w:p>
+      <w:pPr>
+        <w:ind w:firstLine="420"/>
+        <w:rPr>
+          <w:rFonts w:hint="eastAsia"/>
+        </w:rPr>
+      </w:pPr>
+      <w:r>
+        <w:rPr>
+          <w:rFonts w:hint="eastAsia"/>
+        </w:rPr>
+        <w:t>小样本数据增强、医学影像样本扩充；</w:t>
+      </w:r>
+    </w:p>
+    <w:p>
+      <w:pPr>
+        <w:ind w:firstLine="420"/>
+        <w:rPr>
+          <w:rFonts w:hint="eastAsia"/>
+        </w:rPr>
+      </w:pPr>
+      <w:r>
+        <w:rPr>
+          <w:rFonts w:hint="eastAsia"/>
+        </w:rPr>
+        <w:t>姿态迁移、语义分割、图像编辑。</w:t>
+      </w:r>
+    </w:p>
+    <w:p>
+      <w:pPr>
+        <w:ind w:firstLine="420"/>
+        <w:rPr>
+          <w:rFonts w:hint="eastAsia"/>
+        </w:rPr>
+      </w:pPr>
+      <w:r>
+        <w:rPr>
+          <w:rFonts w:hint="eastAsia"/>
+        </w:rPr>
+        <w:t>2</w:t>
+      </w:r>
+      <w:r>
+        <w:rPr>
+          <w:rFonts w:hint="eastAsia"/>
+        </w:rPr>
+        <w:t>、音频与语音</w:t>
+      </w:r>
+    </w:p>
+    <w:p>
+      <w:pPr>
+        <w:ind w:firstLine="420"/>
+        <w:rPr>
+          <w:rFonts w:hint="eastAsia"/>
+        </w:rPr>
+      </w:pPr>
+      <w:r>
+        <w:rPr>
+          <w:rFonts w:hint="eastAsia"/>
+        </w:rPr>
+        <w:t>语音合成、声音模拟、噪声消除、音频风格转换。</w:t>
+      </w:r>
+    </w:p>
+    <w:p>
+      <w:pPr>
+        <w:ind w:firstLine="420"/>
+        <w:rPr>
+          <w:rFonts w:hint="eastAsia"/>
+        </w:rPr>
+      </w:pPr>
+      <w:r>
+        <w:rPr>
+          <w:rFonts w:hint="eastAsia"/>
+        </w:rPr>
+        <w:lastRenderedPageBreak/>
+        <w:t>3</w:t>
+      </w:r>
+      <w:r>
+        <w:rPr>
+          <w:rFonts w:hint="eastAsia"/>
+        </w:rPr>
+        <w:t>、文本</w:t>
+      </w:r>
+      <w:r>
+        <w:rPr>
+          <w:rFonts w:hint="eastAsia"/>
+        </w:rPr>
+        <w:t xml:space="preserve"> / </w:t>
+      </w:r>
+      <w:r>
+        <w:rPr>
+          <w:rFonts w:hint="eastAsia"/>
+        </w:rPr>
+        <w:t>序列（有限使用）</w:t>
+      </w:r>
+    </w:p>
+    <w:p>
+      <w:pPr>
+        <w:ind w:firstLine="420"/>
+        <w:rPr>
+          <w:rFonts w:hint="eastAsia"/>
+        </w:rPr>
+      </w:pPr>
+      <w:r>
+        <w:rPr>
+          <w:rFonts w:hint="eastAsia"/>
+        </w:rPr>
+        <w:t>短文本生成、对话生成；</w:t>
+      </w:r>
+    </w:p>
+    <w:p>
+      <w:pPr>
+        <w:ind w:firstLine="420"/>
+        <w:rPr>
+          <w:rFonts w:hint="eastAsia"/>
+        </w:rPr>
+      </w:pPr>
+      <w:r>
+        <w:rPr>
+          <w:rFonts w:hint="eastAsia"/>
+        </w:rPr>
+        <w:t>长文本不适用。</w:t>
+      </w:r>
+    </w:p>
+    <w:p>
+      <w:pPr>
+        <w:ind w:firstLine="420"/>
+        <w:rPr>
+          <w:rFonts w:hint="eastAsia"/>
+        </w:rPr>
+      </w:pPr>
+      <w:r>
+        <w:rPr>
+          <w:rFonts w:hint="eastAsia"/>
+        </w:rPr>
+        <w:t>4</w:t>
+      </w:r>
+      <w:r>
+        <w:rPr>
+          <w:rFonts w:hint="eastAsia"/>
+        </w:rPr>
+        <w:t>、其他</w:t>
+      </w:r>
+    </w:p>
+    <w:p>
+      <w:pPr>
+        <w:ind w:firstLine="420"/>
+        <w:rPr>
+          <w:rFonts w:hint="eastAsia"/>
+        </w:rPr>
+      </w:pPr>
+      <w:r>
+        <w:rPr>
+          <w:rFonts w:hint="eastAsia"/>
+        </w:rPr>
+        <w:t>异常检测、生成对抗防御；</w:t>
+      </w:r>
+    </w:p>
+    <w:p>
+      <w:pPr>
+        <w:ind w:firstLine="420"/>
+      </w:pPr>
+      <w:r>
+        <w:rPr>
+          <w:rFonts w:hint="eastAsia"/>
+        </w:rPr>
+        <w:t xml:space="preserve">3D </w:t>
+      </w:r>
+      <w:r>
+        <w:rPr>
+          <w:rFonts w:hint="eastAsia"/>
+        </w:rPr>
+        <w:t>模型生成、虚拟数字人。</w:t>
+      </w:r>
+    </w:p>
+    <w:p>
+      <w:pPr>
+        <w:ind w:firstLine="420"/>
+        <w:rPr>
+          <w:rFonts w:hint="eastAsia"/>
+        </w:rPr>
+      </w:pPr>
+    </w:p>
+    <w:p>
+      <w:pPr>
+        <w:ind w:firstLine="420"/>
+        <w:rPr>
+          <w:rFonts w:hint="eastAsia"/>
+          <w:b/>
+          <w:bCs/>
+        </w:rPr>
+      </w:pPr>
+      <w:r>
+        <w:rPr>
+          <w:rFonts w:hint="eastAsia"/>
+          <w:b/>
+          <w:bCs/>
+        </w:rPr>
+        <w:t xml:space="preserve">GAN </w:t>
+      </w:r>
+      <w:r>
+        <w:rPr>
+          <w:rFonts w:hint="eastAsia"/>
+          <w:b/>
+          <w:bCs/>
+        </w:rPr>
+        <w:t>不适用场景：</w:t>
+      </w:r>
+    </w:p>
+    <w:p>
+      <w:pPr>
+        <w:ind w:firstLine="420"/>
+        <w:rPr>
+          <w:rFonts w:hint="eastAsia"/>
+        </w:rPr>
+      </w:pPr>
+      <w:r>
+        <w:rPr>
+          <w:rFonts w:hint="eastAsia"/>
+        </w:rPr>
+        <w:t>1</w:t>
+      </w:r>
+      <w:r>
+        <w:rPr>
+          <w:rFonts w:hint="eastAsia"/>
+        </w:rPr>
+        <w:t>、时序建模、长文本任务</w:t>
+      </w:r>
+    </w:p>
+    <w:p>
+      <w:pPr>
+        <w:ind w:firstLine="420"/>
+        <w:rPr>
+          <w:rFonts w:hint="eastAsia"/>
+        </w:rPr>
+      </w:pPr>
+      <w:r>
+        <w:rPr>
+          <w:rFonts w:hint="eastAsia"/>
+        </w:rPr>
+        <w:t>长句子、机器翻译、问答系统、长语音识别，优先用</w:t>
+      </w:r>
+      <w:r>
+        <w:rPr>
+          <w:rFonts w:hint="eastAsia"/>
+        </w:rPr>
+        <w:t xml:space="preserve"> RNN/LSTM/Transformer</w:t>
+      </w:r>
+      <w:r>
+        <w:rPr>
+          <w:rFonts w:hint="eastAsia"/>
+        </w:rPr>
+        <w:t>，</w:t>
+      </w:r>
+      <w:r>
+        <w:rPr>
+          <w:rFonts w:hint="eastAsia"/>
+        </w:rPr>
+        <w:t xml:space="preserve">GAN </w:t>
+      </w:r>
+      <w:r>
+        <w:rPr>
+          <w:rFonts w:hint="eastAsia"/>
+        </w:rPr>
+        <w:t>时序依赖建模弱，效果差。</w:t>
+      </w:r>
+    </w:p>
+    <w:p>
+      <w:pPr>
+        <w:ind w:firstLine="420"/>
+        <w:rPr>
+          <w:rFonts w:hint="eastAsia"/>
+        </w:rPr>
+      </w:pPr>
+      <w:r>
+        <w:rPr>
+          <w:rFonts w:hint="eastAsia"/>
+        </w:rPr>
+        <w:t>2</w:t>
+      </w:r>
+      <w:r>
+        <w:rPr>
+          <w:rFonts w:hint="eastAsia"/>
+        </w:rPr>
+        <w:t>、分类、检测、分割、识别类任务</w:t>
+      </w:r>
+    </w:p>
+    <w:p>
+      <w:pPr>
+        <w:ind w:firstLine="420"/>
+        <w:rPr>
+          <w:rFonts w:hint="eastAsia"/>
+        </w:rPr>
+      </w:pPr>
+      <w:r>
+        <w:rPr>
+          <w:rFonts w:hint="eastAsia"/>
+        </w:rPr>
+        <w:t>图像分类、目标检测、文本分类、情感分析，用</w:t>
+      </w:r>
+      <w:r>
+        <w:rPr>
+          <w:rFonts w:hint="eastAsia"/>
+        </w:rPr>
+        <w:t xml:space="preserve"> CNN/Transformer</w:t>
+      </w:r>
+      <w:r>
+        <w:rPr>
+          <w:rFonts w:hint="eastAsia"/>
+        </w:rPr>
+        <w:t>，</w:t>
+      </w:r>
+      <w:r>
+        <w:rPr>
+          <w:rFonts w:hint="eastAsia"/>
+        </w:rPr>
+        <w:t xml:space="preserve">GAN </w:t>
+      </w:r>
+      <w:r>
+        <w:rPr>
+          <w:rFonts w:hint="eastAsia"/>
+        </w:rPr>
+        <w:t>不擅长判别。</w:t>
+      </w:r>
+    </w:p>
+    <w:p>
+      <w:pPr>
+        <w:ind w:firstLine="420"/>
+        <w:rPr>
+          <w:rFonts w:hint="eastAsia"/>
+        </w:rPr>
+      </w:pPr>
+      <w:r>
+        <w:rPr>
+          <w:rFonts w:hint="eastAsia"/>
+        </w:rPr>
+        <w:t>3</w:t>
+      </w:r>
+      <w:r>
+        <w:rPr>
+          <w:rFonts w:hint="eastAsia"/>
+        </w:rPr>
+        <w:t>、需要强可解释性、精准可控输出</w:t>
+      </w:r>
+    </w:p>
+    <w:p>
+      <w:pPr>
+        <w:ind w:firstLine="420"/>
+        <w:rPr>
+          <w:rFonts w:hint="eastAsia"/>
+        </w:rPr>
+      </w:pPr>
+      <w:r>
+        <w:rPr>
+          <w:rFonts w:hint="eastAsia"/>
+        </w:rPr>
+        <w:t>医疗、金融、法律文本生成，</w:t>
+      </w:r>
+      <w:r>
+        <w:rPr>
+          <w:rFonts w:hint="eastAsia"/>
+        </w:rPr>
+        <w:t xml:space="preserve">GAN </w:t>
+      </w:r>
+      <w:r>
+        <w:rPr>
+          <w:rFonts w:hint="eastAsia"/>
+        </w:rPr>
+        <w:t>生成不稳定、不可控，优先用</w:t>
+      </w:r>
+      <w:r>
+        <w:rPr>
+          <w:rFonts w:hint="eastAsia"/>
+        </w:rPr>
+        <w:t xml:space="preserve"> Transformer</w:t>
+      </w:r>
+      <w:r>
+        <w:rPr>
+          <w:rFonts w:hint="eastAsia"/>
+        </w:rPr>
+        <w:t>。</w:t>
+      </w:r>
+    </w:p>
+    <w:p>
+      <w:pPr>
+        <w:ind w:firstLine="420"/>
+        <w:rPr>
+          <w:rFonts w:hint="eastAsia"/>
+        </w:rPr>
+      </w:pPr>
+      <w:r>
+        <w:rPr>
+          <w:rFonts w:hint="eastAsia"/>
+        </w:rPr>
+        <w:t>4</w:t>
+      </w:r>
+      <w:r>
+        <w:rPr>
+          <w:rFonts w:hint="eastAsia"/>
+        </w:rPr>
+        <w:t>、超大分辨率长视频生成</w:t>
+      </w:r>
+    </w:p>
+    <w:p>
+      <w:pPr>
+        <w:ind w:firstLine="420"/>
+        <w:rPr>
+          <w:rFonts w:hint="eastAsia"/>
+        </w:rPr>
+      </w:pPr>
+      <w:r>
+        <w:rPr>
+          <w:rFonts w:hint="eastAsia"/>
+        </w:rPr>
+        <w:t>训练难度极高，模式崩溃严重，现代多用扩散模型替代</w:t>
+      </w:r>
+      <w:r>
+        <w:rPr>
+          <w:rFonts w:hint="eastAsia"/>
+        </w:rPr>
+        <w:t xml:space="preserve"> GAN</w:t>
+      </w:r>
+      <w:r>
+        <w:rPr>
+          <w:rFonts w:hint="eastAsia"/>
+        </w:rPr>
+        <w:t>。</w:t>
+      </w:r>
+    </w:p>
+    <w:p>
+      <w:pPr>
+        <w:pStyle w:val="3"/>
+      </w:pPr>
+      <w:r>
+        <w:rPr>
+          <w:rFonts w:hint="eastAsia"/>
+        </w:rPr>
+        <w:lastRenderedPageBreak/>
+        <w:t>改进的</w:t>
+      </w:r>
+      <w:r>
+        <w:rPr>
+          <w:rFonts w:hint="eastAsia"/>
+        </w:rPr>
+        <w:t>GAN</w:t>
+      </w:r>
+    </w:p>
+    <w:p>
+      <w:pPr>
+        <w:pStyle w:val="4"/>
+      </w:pPr>
+      <w:r>
+        <w:rPr>
+          <w:rFonts w:hint="eastAsia"/>
+        </w:rPr>
+        <w:t>模式崩溃</w:t>
+      </w:r>
+    </w:p>
+    <w:p>
+      <w:pPr>
+        <w:pStyle w:val="4"/>
+        <w:rPr>
+          <w:rFonts w:hint="eastAsia"/>
+        </w:rPr>
+      </w:pPr>
+      <w:r>
+        <w:rPr>
+          <w:rFonts w:hint="eastAsia"/>
+        </w:rPr>
+        <w:t>模式崩溃的解决方法</w:t>
+      </w:r>
+    </w:p>
+    <w:p>
+      <w:pPr>
+        <w:pStyle w:val="3"/>
+      </w:pPr>
+      <w:r>
+        <w:rPr>
+          <w:rFonts w:hint="eastAsia"/>
+        </w:rPr>
+        <w:t>f-GAN</w:t>
+      </w:r>
+    </w:p>
+    <w:p>
+      <w:pPr>
+        <w:pStyle w:val="4"/>
+      </w:pPr>
+      <w:r>
+        <w:rPr>
+          <w:rFonts w:hint="eastAsia"/>
+        </w:rPr>
+        <w:t>GAN</w:t>
+      </w:r>
+      <w:r>
+        <w:rPr>
+          <w:rFonts w:hint="eastAsia"/>
+        </w:rPr>
+        <w:t>模型损失与散度</w:t>
+      </w:r>
+    </w:p>
+    <w:p>
+      <w:pPr>
+        <w:pStyle w:val="4"/>
+        <w:rPr>
+          <w:rFonts w:hint="eastAsia"/>
+        </w:rPr>
+      </w:pPr>
+      <w:r>
+        <w:rPr>
+          <w:rFonts w:hint="eastAsia"/>
+        </w:rPr>
+        <w:t>GAN</w:t>
+      </w:r>
+      <w:r>
+        <w:rPr>
+          <w:rFonts w:hint="eastAsia"/>
+        </w:rPr>
+        <w:t>损失的通用框架</w:t>
+      </w:r>
+      <w:r>
+        <w:rPr>
+          <w:rFonts w:hint="eastAsia"/>
+        </w:rPr>
+        <w:t>f</w:t>
+      </w:r>
+      <w:r>
+        <w:rPr>
+          <w:rFonts w:hint="eastAsia"/>
+        </w:rPr>
+        <w:t>散度</w:t>
+      </w:r>
+    </w:p>
+    <w:p>
+      <w:pPr>
+        <w:pStyle w:val="3"/>
+      </w:pPr>
+      <w:r>
+        <w:rPr>
+          <w:rFonts w:hint="eastAsia"/>
+        </w:rPr>
+        <w:t>WGAN</w:t>
+      </w:r>
+    </w:p>
+    <w:p>
+      <w:pPr>
+        <w:pStyle w:val="4"/>
+      </w:pPr>
+      <w:r>
+        <w:rPr>
+          <w:rFonts w:hint="eastAsia"/>
+        </w:rPr>
+        <w:t>传统的</w:t>
+      </w:r>
+      <w:r>
+        <w:rPr>
+          <w:rFonts w:hint="eastAsia"/>
+        </w:rPr>
+        <w:t>GAN</w:t>
+      </w:r>
+      <w:r>
+        <w:rPr>
+          <w:rFonts w:hint="eastAsia"/>
+        </w:rPr>
+        <w:t>模型梯度消失的分析</w:t>
+      </w:r>
+    </w:p>
+    <w:p>
+      <w:pPr>
+        <w:pStyle w:val="4"/>
+      </w:pPr>
+      <w:r>
+        <w:rPr>
+          <w:rFonts w:hint="eastAsia"/>
+        </w:rPr>
+        <w:t>Wasserstein</w:t>
+      </w:r>
+      <w:r>
+        <w:rPr>
+          <w:rFonts w:hint="eastAsia"/>
+        </w:rPr>
+        <w:t>距离</w:t>
+      </w:r>
+    </w:p>
+    <w:p>
+      <w:pPr>
+        <w:pStyle w:val="4"/>
+      </w:pPr>
+      <w:r>
+        <w:rPr>
+          <w:rFonts w:hint="eastAsia"/>
+        </w:rPr>
+        <w:t>由</w:t>
+      </w:r>
+      <w:r>
+        <w:rPr>
+          <w:rFonts w:hint="eastAsia"/>
+        </w:rPr>
+        <w:t>Wasserstein</w:t>
+      </w:r>
+      <w:r>
+        <w:rPr>
+          <w:rFonts w:hint="eastAsia"/>
+        </w:rPr>
+        <w:t>距离推导</w:t>
+      </w:r>
+      <w:r>
+        <w:rPr>
+          <w:rFonts w:hint="eastAsia"/>
+        </w:rPr>
+        <w:t>WGAN</w:t>
+      </w:r>
+      <w:r>
+        <w:rPr>
+          <w:rFonts w:hint="eastAsia"/>
+        </w:rPr>
+        <w:t>的损失</w:t>
+      </w:r>
+    </w:p>
+    <w:p>
+      <w:pPr>
+        <w:pStyle w:val="4"/>
+        <w:rPr>
+          <w:rFonts w:hint="eastAsia"/>
+        </w:rPr>
+      </w:pPr>
+      <w:r>
+        <w:rPr>
+          <w:rFonts w:hint="eastAsia"/>
+        </w:rPr>
+        <w:t>使用梯度惩罚</w:t>
+      </w:r>
+    </w:p>
+    <w:p>
+      <w:pPr>
+        <w:pStyle w:val="3"/>
+      </w:pPr>
+      <w:proofErr w:type="spellStart"/>
+      <w:r>
+        <w:rPr>
+          <w:rFonts w:hint="eastAsia"/>
+        </w:rPr>
+        <w:t>CycleGAN</w:t>
+      </w:r>
+      <w:proofErr w:type="spellEnd"/>
+    </w:p>
+    <w:p>
+      <w:pPr>
+        <w:pStyle w:val="4"/>
+      </w:pPr>
+      <w:r>
+        <w:rPr>
+          <w:rFonts w:hint="eastAsia"/>
+        </w:rPr>
+        <w:t>循环一致性</w:t>
+      </w:r>
+    </w:p>
+    <w:p>
+      <w:pPr>
+        <w:pStyle w:val="4"/>
+      </w:pPr>
+      <w:r>
+        <w:rPr>
+          <w:rFonts w:hint="eastAsia"/>
+        </w:rPr>
+        <w:t>对抗训练</w:t>
+      </w:r>
+    </w:p>
+    <w:p>
+      <w:pPr>
+        <w:pStyle w:val="4"/>
+      </w:pPr>
+      <w:r>
+        <w:rPr>
+          <w:rFonts w:hint="eastAsia"/>
+        </w:rPr>
+        <w:t>损失函数</w:t>
+      </w:r>
+    </w:p>
+    <w:p>
+      <w:pPr>
+        <w:pStyle w:val="4"/>
+        <w:rPr>
+          <w:rFonts w:hint="eastAsia"/>
+        </w:rPr>
+      </w:pPr>
+      <w:r>
+        <w:rPr>
+          <w:rFonts w:hint="eastAsia"/>
+        </w:rPr>
+        <w:t>训练流程</w:t>
+      </w:r>
     </w:p>
     <w:p>
       <w:pPr>
         <w:pStyle w:val="2"/>
-        <w:rPr>
-          <w:rFonts w:hint="eastAsia"/>
-        </w:rPr>
       </w:pPr>
       <w:r>
         <w:rPr>
@@ -9089,6 +15357,1913 @@
     </w:p>
     <w:p>
       <w:pPr>
+        <w:pStyle w:val="3"/>
+      </w:pPr>
+      <w:r>
+        <w:rPr>
+          <w:rFonts w:hint="eastAsia"/>
+        </w:rPr>
+        <w:t>概述</w:t>
+      </w:r>
+    </w:p>
+    <w:p>
+      <w:pPr>
+        <w:rPr>
+          <w:rFonts w:hint="eastAsia"/>
+          <w:b/>
+          <w:bCs/>
+        </w:rPr>
+      </w:pPr>
+      <w:r>
+        <w:tab/>
+      </w:r>
+      <w:r>
+        <w:rPr>
+          <w:rFonts w:hint="eastAsia"/>
+          <w:b/>
+          <w:bCs/>
+        </w:rPr>
+        <w:t xml:space="preserve">GAN </w:t>
+      </w:r>
+      <w:r>
+        <w:rPr>
+          <w:rFonts w:hint="eastAsia"/>
+          <w:b/>
+          <w:bCs/>
+        </w:rPr>
+        <w:t>的核心痛点</w:t>
+      </w:r>
+      <w:r>
+        <w:rPr>
+          <w:rFonts w:hint="eastAsia"/>
+          <w:b/>
+          <w:bCs/>
+        </w:rPr>
+        <w:t>：</w:t>
+      </w:r>
+    </w:p>
+    <w:p>
+      <w:pPr>
+        <w:ind w:firstLine="420"/>
+        <w:rPr>
+          <w:rFonts w:hint="eastAsia"/>
+        </w:rPr>
+      </w:pPr>
+      <w:r>
+        <w:rPr>
+          <w:rFonts w:hint="eastAsia"/>
+        </w:rPr>
+        <w:t xml:space="preserve">GAN </w:t>
+      </w:r>
+      <w:r>
+        <w:rPr>
+          <w:rFonts w:hint="eastAsia"/>
+        </w:rPr>
+        <w:t>虽然生成效果好，但</w:t>
+      </w:r>
+      <w:r>
+        <w:rPr>
+          <w:rFonts w:hint="eastAsia"/>
+          <w:color w:val="EE0000"/>
+        </w:rPr>
+        <w:t>训练极不稳定、容易模式崩溃、生成多样性差、细节模糊、难生成高清大图，</w:t>
+      </w:r>
+      <w:proofErr w:type="gramStart"/>
+      <w:r>
+        <w:rPr>
+          <w:rFonts w:hint="eastAsia"/>
+          <w:color w:val="EE0000"/>
+        </w:rPr>
+        <w:t>调参非常</w:t>
+      </w:r>
+      <w:proofErr w:type="gramEnd"/>
+      <w:r>
+        <w:rPr>
+          <w:rFonts w:hint="eastAsia"/>
+          <w:color w:val="EE0000"/>
+        </w:rPr>
+        <w:t>困难</w:t>
+      </w:r>
+      <w:r>
+        <w:rPr>
+          <w:rFonts w:hint="eastAsia"/>
+        </w:rPr>
+        <w:t>。</w:t>
+      </w:r>
+    </w:p>
+    <w:p>
+      <w:pPr>
+        <w:ind w:firstLine="420"/>
+        <w:rPr>
+          <w:rFonts w:hint="eastAsia"/>
+          <w:b/>
+          <w:bCs/>
+        </w:rPr>
+      </w:pPr>
+      <w:r>
+        <w:rPr>
+          <w:rFonts w:hint="eastAsia"/>
+          <w:b/>
+          <w:bCs/>
+        </w:rPr>
+        <w:t>自编码器</w:t>
+      </w:r>
+      <w:r>
+        <w:rPr>
+          <w:rFonts w:hint="eastAsia"/>
+          <w:b/>
+          <w:bCs/>
+        </w:rPr>
+        <w:t xml:space="preserve"> VAE</w:t>
+      </w:r>
+      <w:r>
+        <w:rPr>
+          <w:rFonts w:hint="eastAsia"/>
+          <w:b/>
+          <w:bCs/>
+        </w:rPr>
+        <w:t>：</w:t>
+      </w:r>
+    </w:p>
+    <w:p>
+      <w:pPr>
+        <w:ind w:firstLine="420"/>
+        <w:rPr>
+          <w:rFonts w:hint="eastAsia"/>
+        </w:rPr>
+      </w:pPr>
+      <w:r>
+        <w:rPr>
+          <w:rFonts w:hint="eastAsia"/>
+        </w:rPr>
+        <w:t>生成的</w:t>
+      </w:r>
+      <w:r>
+        <w:rPr>
+          <w:rFonts w:hint="eastAsia"/>
+          <w:color w:val="EE0000"/>
+        </w:rPr>
+        <w:t>图像模糊、细节不足，真实度不够</w:t>
+      </w:r>
+      <w:r>
+        <w:rPr>
+          <w:rFonts w:hint="eastAsia"/>
+        </w:rPr>
+        <w:t>。</w:t>
+      </w:r>
+    </w:p>
+    <w:p>
+      <w:pPr>
+        <w:ind w:firstLine="420"/>
+        <w:rPr>
+          <w:rFonts w:hint="eastAsia"/>
+        </w:rPr>
+      </w:pPr>
+      <w:r>
+        <w:rPr>
+          <w:rFonts w:hint="eastAsia"/>
+        </w:rPr>
+        <w:t>研究者希望：</w:t>
+      </w:r>
+    </w:p>
+    <w:p>
+      <w:pPr>
+        <w:ind w:firstLine="420"/>
+        <w:rPr>
+          <w:rFonts w:hint="eastAsia"/>
+        </w:rPr>
+      </w:pPr>
+      <w:r>
+        <w:rPr>
+          <w:rFonts w:hint="eastAsia"/>
+        </w:rPr>
+        <w:t>找到一种训练稳定、生成高清真实、多样性强、可控性更好的生成模型，于是提出扩散模型。</w:t>
+      </w:r>
+    </w:p>
+    <w:p>
+      <w:pPr>
+        <w:ind w:firstLine="420"/>
+      </w:pPr>
+      <w:r>
+        <w:rPr>
+          <w:rFonts w:hint="eastAsia"/>
+        </w:rPr>
+        <w:t>本质：基于概率的逐步加噪</w:t>
+      </w:r>
+      <w:proofErr w:type="gramStart"/>
+      <w:r>
+        <w:rPr>
+          <w:rFonts w:hint="eastAsia"/>
+        </w:rPr>
+        <w:t>–去噪生成</w:t>
+      </w:r>
+      <w:proofErr w:type="gramEnd"/>
+      <w:r>
+        <w:rPr>
+          <w:rFonts w:hint="eastAsia"/>
+        </w:rPr>
+        <w:t>模型，</w:t>
+      </w:r>
+      <w:r>
+        <w:rPr>
+          <w:rFonts w:hint="eastAsia"/>
+        </w:rPr>
+        <w:t xml:space="preserve">2020 </w:t>
+      </w:r>
+      <w:r>
+        <w:rPr>
+          <w:rFonts w:hint="eastAsia"/>
+        </w:rPr>
+        <w:t>年后全面超越</w:t>
+      </w:r>
+      <w:r>
+        <w:rPr>
+          <w:rFonts w:hint="eastAsia"/>
+        </w:rPr>
+        <w:t xml:space="preserve"> GAN</w:t>
+      </w:r>
+      <w:r>
+        <w:rPr>
+          <w:rFonts w:hint="eastAsia"/>
+        </w:rPr>
+        <w:t>，成为图像</w:t>
+      </w:r>
+      <w:r>
+        <w:rPr>
+          <w:rFonts w:hint="eastAsia"/>
+        </w:rPr>
+        <w:t xml:space="preserve"> / </w:t>
+      </w:r>
+      <w:r>
+        <w:rPr>
+          <w:rFonts w:hint="eastAsia"/>
+        </w:rPr>
+        <w:t>视频生成主流。</w:t>
+      </w:r>
+    </w:p>
+    <w:p>
+      <w:pPr>
+        <w:pStyle w:val="4"/>
+      </w:pPr>
+      <w:r>
+        <w:rPr>
+          <w:rFonts w:hint="eastAsia"/>
+        </w:rPr>
+        <w:lastRenderedPageBreak/>
+        <w:t>DDPM vs RNN</w:t>
+      </w:r>
+    </w:p>
+    <w:p>
+      <w:pPr>
+        <w:ind w:firstLine="420"/>
+        <w:rPr>
+          <w:rFonts w:hint="eastAsia"/>
+        </w:rPr>
+      </w:pPr>
+      <w:r>
+        <w:rPr>
+          <w:rFonts w:hint="eastAsia"/>
+        </w:rPr>
+        <w:t>扩散模型不是和</w:t>
+      </w:r>
+      <w:r>
+        <w:t>RNN</w:t>
+      </w:r>
+      <w:r>
+        <w:rPr>
+          <w:rFonts w:hint="eastAsia"/>
+        </w:rPr>
+        <w:t>并列的基础网络结构，而是一种「</w:t>
+      </w:r>
+      <w:r>
+        <w:rPr>
+          <w:rFonts w:hint="eastAsia"/>
+          <w:color w:val="EE0000"/>
+        </w:rPr>
+        <w:t>生成式建模框架</w:t>
+      </w:r>
+      <w:r>
+        <w:rPr>
+          <w:rFonts w:hint="eastAsia"/>
+        </w:rPr>
+        <w:t>」；它的底层骨干网络可以是</w:t>
+      </w:r>
+      <w:r>
+        <w:t xml:space="preserve"> CNN</w:t>
+      </w:r>
+      <w:r>
+        <w:rPr>
+          <w:rFonts w:hint="eastAsia"/>
+        </w:rPr>
+        <w:t>、</w:t>
+      </w:r>
+      <w:r>
+        <w:t>U‑Net</w:t>
+      </w:r>
+      <w:r>
+        <w:rPr>
+          <w:rFonts w:hint="eastAsia"/>
+        </w:rPr>
+        <w:t>、</w:t>
+      </w:r>
+      <w:r>
+        <w:t>Transformer</w:t>
+      </w:r>
+      <w:r>
+        <w:rPr>
+          <w:rFonts w:hint="eastAsia"/>
+        </w:rPr>
+        <w:t>，几乎不用</w:t>
+      </w:r>
+      <w:r>
+        <w:t xml:space="preserve"> RNN/LSTM</w:t>
+      </w:r>
+      <w:r>
+        <w:rPr>
+          <w:rFonts w:hint="eastAsia"/>
+        </w:rPr>
+        <w:t>。</w:t>
+      </w:r>
+      <w:r>
+        <w:tab/>
+      </w:r>
+      <w:r>
+        <w:rPr>
+          <w:rFonts w:hint="eastAsia"/>
+        </w:rPr>
+        <w:t>先分清两个层级</w:t>
+      </w:r>
+      <w:r>
+        <w:rPr>
+          <w:rFonts w:hint="eastAsia"/>
+        </w:rPr>
+        <w:t>：</w:t>
+      </w:r>
+    </w:p>
+    <w:p>
+      <w:pPr>
+        <w:ind w:firstLine="420"/>
+        <w:rPr>
+          <w:rFonts w:hint="eastAsia"/>
+        </w:rPr>
+      </w:pPr>
+      <w:r>
+        <w:rPr>
+          <w:rFonts w:hint="eastAsia"/>
+        </w:rPr>
+        <w:t>1</w:t>
+      </w:r>
+      <w:r>
+        <w:rPr>
+          <w:rFonts w:hint="eastAsia"/>
+        </w:rPr>
+        <w:t>、</w:t>
+      </w:r>
+      <w:r>
+        <w:rPr>
+          <w:rFonts w:hint="eastAsia"/>
+        </w:rPr>
+        <w:t>RNN / LSTM / CNN / Transformer</w:t>
+      </w:r>
+      <w:r>
+        <w:rPr>
+          <w:rFonts w:hint="eastAsia"/>
+        </w:rPr>
+        <w:t>：基础神经网络结构</w:t>
+      </w:r>
+    </w:p>
+    <w:p>
+      <w:pPr>
+        <w:ind w:firstLine="420"/>
+        <w:rPr>
+          <w:rFonts w:hint="eastAsia"/>
+        </w:rPr>
+      </w:pPr>
+      <w:r>
+        <w:rPr>
+          <w:rFonts w:hint="eastAsia"/>
+        </w:rPr>
+        <w:t>用来提取特征、建模依赖关系，是积木。</w:t>
+      </w:r>
+    </w:p>
+    <w:p>
+      <w:pPr>
+        <w:ind w:firstLine="420"/>
+        <w:rPr>
+          <w:rFonts w:hint="eastAsia"/>
+        </w:rPr>
+      </w:pPr>
+      <w:r>
+        <w:rPr>
+          <w:rFonts w:hint="eastAsia"/>
+        </w:rPr>
+        <w:t>2</w:t>
+      </w:r>
+      <w:r>
+        <w:rPr>
+          <w:rFonts w:hint="eastAsia"/>
+        </w:rPr>
+        <w:t>、</w:t>
+      </w:r>
+      <w:r>
+        <w:rPr>
+          <w:rFonts w:hint="eastAsia"/>
+        </w:rPr>
+        <w:t>扩散模型、</w:t>
+      </w:r>
+      <w:r>
+        <w:rPr>
+          <w:rFonts w:hint="eastAsia"/>
+        </w:rPr>
+        <w:t>GAN</w:t>
+      </w:r>
+      <w:r>
+        <w:rPr>
+          <w:rFonts w:hint="eastAsia"/>
+        </w:rPr>
+        <w:t>：生成模型训练范式</w:t>
+      </w:r>
+      <w:r>
+        <w:rPr>
+          <w:rFonts w:hint="eastAsia"/>
+        </w:rPr>
+        <w:t>/</w:t>
+      </w:r>
+      <w:r>
+        <w:rPr>
+          <w:rFonts w:hint="eastAsia"/>
+        </w:rPr>
+        <w:t>框架</w:t>
+      </w:r>
+    </w:p>
+    <w:p>
+      <w:pPr>
+        <w:ind w:firstLine="420"/>
+        <w:rPr>
+          <w:rFonts w:hint="eastAsia"/>
+        </w:rPr>
+      </w:pPr>
+      <w:r>
+        <w:rPr>
+          <w:rFonts w:hint="eastAsia"/>
+        </w:rPr>
+        <w:t>定义</w:t>
+      </w:r>
+      <w:r>
+        <w:rPr>
+          <w:rFonts w:hint="eastAsia"/>
+          <w:color w:val="EE0000"/>
+        </w:rPr>
+        <w:t>怎么训练、怎么生成数据</w:t>
+      </w:r>
+      <w:r>
+        <w:rPr>
+          <w:rFonts w:hint="eastAsia"/>
+        </w:rPr>
+        <w:t>，是一套训练逻辑，内部要用上面的积木搭建。</w:t>
+      </w:r>
+    </w:p>
+    <w:p>
+      <w:pPr>
+        <w:ind w:firstLine="420"/>
+        <w:rPr>
+          <w:rFonts w:hint="eastAsia"/>
+        </w:rPr>
+      </w:pPr>
+      <w:r>
+        <w:rPr>
+          <w:rFonts w:hint="eastAsia"/>
+        </w:rPr>
+        <w:t>类比：</w:t>
+      </w:r>
+    </w:p>
+    <w:p>
+      <w:pPr>
+        <w:ind w:firstLine="420"/>
+        <w:rPr>
+          <w:rFonts w:hint="eastAsia"/>
+        </w:rPr>
+      </w:pPr>
+      <w:r>
+        <w:rPr>
+          <w:rFonts w:hint="eastAsia"/>
+        </w:rPr>
+        <w:t xml:space="preserve">CNN/RNN </w:t>
+      </w:r>
+      <w:r>
+        <w:rPr>
+          <w:rFonts w:hint="eastAsia"/>
+        </w:rPr>
+        <w:t>是钢筋砖块；</w:t>
+      </w:r>
+    </w:p>
+    <w:p>
+      <w:pPr>
+        <w:ind w:firstLine="420"/>
+        <w:rPr>
+          <w:rFonts w:hint="eastAsia"/>
+        </w:rPr>
+      </w:pPr>
+      <w:r>
+        <w:rPr>
+          <w:rFonts w:hint="eastAsia"/>
+        </w:rPr>
+        <w:t>扩散模型</w:t>
+      </w:r>
+      <w:r>
+        <w:rPr>
+          <w:rFonts w:hint="eastAsia"/>
+        </w:rPr>
+        <w:t xml:space="preserve">/GAN </w:t>
+      </w:r>
+      <w:r>
+        <w:rPr>
+          <w:rFonts w:hint="eastAsia"/>
+        </w:rPr>
+        <w:t>是“盖房子的设计方案”。</w:t>
+      </w:r>
+    </w:p>
+    <w:p/>
+    <w:p>
+      <w:pPr>
+        <w:ind w:firstLine="420"/>
+        <w:rPr>
+          <w:rFonts w:hint="eastAsia"/>
+          <w:b/>
+          <w:bCs/>
+        </w:rPr>
+      </w:pPr>
+      <w:r>
+        <w:rPr>
+          <w:rFonts w:hint="eastAsia"/>
+          <w:b/>
+          <w:bCs/>
+        </w:rPr>
+        <w:t>扩散模型和</w:t>
+      </w:r>
+      <w:r>
+        <w:rPr>
+          <w:rFonts w:hint="eastAsia"/>
+          <w:b/>
+          <w:bCs/>
+        </w:rPr>
+        <w:t xml:space="preserve"> RNN/LSTM </w:t>
+      </w:r>
+      <w:r>
+        <w:rPr>
+          <w:rFonts w:hint="eastAsia"/>
+          <w:b/>
+          <w:bCs/>
+        </w:rPr>
+        <w:t>的具体关系</w:t>
+      </w:r>
+    </w:p>
+    <w:p>
+      <w:pPr>
+        <w:ind w:firstLine="420"/>
+        <w:rPr>
+          <w:rFonts w:hint="eastAsia"/>
+        </w:rPr>
+      </w:pPr>
+      <w:r>
+        <w:rPr>
+          <w:rFonts w:hint="eastAsia"/>
+        </w:rPr>
+        <w:t>1</w:t>
+      </w:r>
+      <w:r>
+        <w:rPr>
+          <w:rFonts w:hint="eastAsia"/>
+        </w:rPr>
+        <w:t>、</w:t>
+      </w:r>
+      <w:r>
+        <w:rPr>
+          <w:rFonts w:hint="eastAsia"/>
+        </w:rPr>
+        <w:t>扩散模型基本不用</w:t>
+      </w:r>
+      <w:r>
+        <w:rPr>
+          <w:rFonts w:hint="eastAsia"/>
+        </w:rPr>
+        <w:t xml:space="preserve"> RNN/LSTM</w:t>
+      </w:r>
+    </w:p>
+    <w:p>
+      <w:pPr>
+        <w:ind w:firstLine="420"/>
+      </w:pPr>
+      <w:r>
+        <w:t xml:space="preserve">- </w:t>
+      </w:r>
+      <w:r>
+        <w:rPr>
+          <w:rFonts w:hint="eastAsia"/>
+        </w:rPr>
+        <w:t>扩散模型主要处理图像、</w:t>
+      </w:r>
+      <w:r>
+        <w:t>2D</w:t>
+      </w:r>
+      <w:r>
+        <w:rPr>
+          <w:rFonts w:hint="eastAsia"/>
+        </w:rPr>
+        <w:t>空间数据，需要提取空间特征，因此</w:t>
+      </w:r>
+      <w:r>
+        <w:rPr>
+          <w:rFonts w:hint="eastAsia"/>
+          <w:color w:val="EE0000"/>
+        </w:rPr>
+        <w:t>默认骨干是</w:t>
+      </w:r>
+      <w:r>
+        <w:rPr>
+          <w:color w:val="EE0000"/>
+        </w:rPr>
+        <w:t xml:space="preserve"> U‑Net</w:t>
+      </w:r>
+      <w:r>
+        <w:rPr>
+          <w:rFonts w:hint="eastAsia"/>
+          <w:color w:val="EE0000"/>
+        </w:rPr>
+        <w:t>（基于</w:t>
+      </w:r>
+      <w:r>
+        <w:rPr>
+          <w:color w:val="EE0000"/>
+        </w:rPr>
+        <w:t>CNN</w:t>
+      </w:r>
+      <w:r>
+        <w:rPr>
+          <w:rFonts w:hint="eastAsia"/>
+          <w:color w:val="EE0000"/>
+        </w:rPr>
+        <w:t>）</w:t>
+      </w:r>
+      <w:r>
+        <w:rPr>
+          <w:rFonts w:hint="eastAsia"/>
+        </w:rPr>
+        <w:t>；</w:t>
+      </w:r>
+    </w:p>
+    <w:p>
+      <w:pPr>
+        <w:ind w:firstLine="420"/>
+      </w:pPr>
+      <w:r>
+        <w:rPr>
+          <w:rFonts w:hint="eastAsia"/>
+        </w:rPr>
+        <w:t xml:space="preserve">- RNN/LSTM </w:t>
+      </w:r>
+      <w:r>
+        <w:rPr>
+          <w:rFonts w:hint="eastAsia"/>
+        </w:rPr>
+        <w:t>擅长时序序列、长距离串行依赖，对图像空间特征提取效率极低，因此几乎不用于扩散模型。</w:t>
+      </w:r>
+    </w:p>
+    <w:p>
+      <w:pPr>
+        <w:ind w:firstLine="420"/>
+        <w:rPr>
+          <w:rFonts w:hint="eastAsia"/>
+        </w:rPr>
+      </w:pPr>
+      <w:r>
+        <w:rPr>
+          <w:rFonts w:hint="eastAsia"/>
+        </w:rPr>
+        <w:t>2</w:t>
+      </w:r>
+      <w:r>
+        <w:rPr>
+          <w:rFonts w:hint="eastAsia"/>
+        </w:rPr>
+        <w:t>、</w:t>
+      </w:r>
+      <w:r>
+        <w:rPr>
+          <w:rFonts w:hint="eastAsia"/>
+        </w:rPr>
+        <w:t>什么时候会用到？</w:t>
+      </w:r>
+    </w:p>
+    <w:p>
+      <w:pPr>
+        <w:ind w:firstLine="420"/>
+        <w:rPr>
+          <w:rFonts w:hint="eastAsia"/>
+        </w:rPr>
+      </w:pPr>
+      <w:r>
+        <w:rPr>
+          <w:rFonts w:hint="eastAsia"/>
+        </w:rPr>
+        <w:t>只有做视频扩散、长时序音频扩散时，会用少量时序模块（</w:t>
+      </w:r>
+      <w:r>
+        <w:rPr>
+          <w:rFonts w:hint="eastAsia"/>
+        </w:rPr>
+        <w:t>RNN/LSTM/Transformer</w:t>
+      </w:r>
+      <w:r>
+        <w:rPr>
+          <w:rFonts w:hint="eastAsia"/>
+        </w:rPr>
+        <w:t>）建模</w:t>
+      </w:r>
+      <w:proofErr w:type="gramStart"/>
+      <w:r>
+        <w:rPr>
+          <w:rFonts w:hint="eastAsia"/>
+        </w:rPr>
+        <w:t>帧</w:t>
+      </w:r>
+      <w:proofErr w:type="gramEnd"/>
+      <w:r>
+        <w:rPr>
+          <w:rFonts w:hint="eastAsia"/>
+        </w:rPr>
+        <w:t>之间的时间依赖，但不是核心。</w:t>
+      </w:r>
+    </w:p>
+    <w:p>
+      <w:pPr>
+        <w:ind w:firstLine="420"/>
+        <w:rPr>
+          <w:rFonts w:hint="eastAsia"/>
+        </w:rPr>
+      </w:pPr>
+      <w:r>
+        <w:rPr>
+          <w:rFonts w:hint="eastAsia"/>
+        </w:rPr>
+        <w:t>3</w:t>
+      </w:r>
+      <w:r>
+        <w:rPr>
+          <w:rFonts w:hint="eastAsia"/>
+        </w:rPr>
+        <w:t>、</w:t>
+      </w:r>
+      <w:r>
+        <w:rPr>
+          <w:rFonts w:hint="eastAsia"/>
+        </w:rPr>
+        <w:t>扩散模型</w:t>
+      </w:r>
+      <w:r>
+        <w:rPr>
+          <w:rFonts w:hint="eastAsia"/>
+        </w:rPr>
+        <w:t xml:space="preserve"> vs Transformer</w:t>
+      </w:r>
+    </w:p>
+    <w:p>
+      <w:pPr>
+        <w:ind w:firstLine="420"/>
+        <w:rPr>
+          <w:rFonts w:hint="eastAsia"/>
+        </w:rPr>
+      </w:pPr>
+      <w:r>
+        <w:rPr>
+          <w:rFonts w:hint="eastAsia"/>
+        </w:rPr>
+        <w:t>现在主流文生图（</w:t>
+      </w:r>
+      <w:r>
+        <w:rPr>
+          <w:rFonts w:hint="eastAsia"/>
+        </w:rPr>
+        <w:t>Stable Diffusion</w:t>
+      </w:r>
+      <w:r>
+        <w:rPr>
+          <w:rFonts w:hint="eastAsia"/>
+        </w:rPr>
+        <w:t>、</w:t>
+      </w:r>
+      <w:r>
+        <w:rPr>
+          <w:rFonts w:hint="eastAsia"/>
+        </w:rPr>
+        <w:t>Midjourney</w:t>
+      </w:r>
+      <w:r>
+        <w:rPr>
+          <w:rFonts w:hint="eastAsia"/>
+        </w:rPr>
+        <w:t>）：</w:t>
+      </w:r>
+    </w:p>
+    <w:p>
+      <w:pPr>
+        <w:ind w:firstLine="420"/>
+      </w:pPr>
+      <w:r>
+        <w:t xml:space="preserve">- </w:t>
+      </w:r>
+      <w:r>
+        <w:rPr>
+          <w:rFonts w:hint="eastAsia"/>
+        </w:rPr>
+        <w:t>图像骨干：</w:t>
+      </w:r>
+      <w:r>
+        <w:t>U‑Net</w:t>
+      </w:r>
+      <w:r>
+        <w:rPr>
+          <w:rFonts w:hint="eastAsia"/>
+        </w:rPr>
+        <w:t>（</w:t>
+      </w:r>
+      <w:r>
+        <w:t>CNN</w:t>
+      </w:r>
+      <w:r>
+        <w:rPr>
+          <w:rFonts w:hint="eastAsia"/>
+        </w:rPr>
+        <w:t>）</w:t>
+      </w:r>
+    </w:p>
+    <w:p>
+      <w:pPr>
+        <w:ind w:firstLine="420"/>
+        <w:rPr>
+          <w:rFonts w:hint="eastAsia"/>
+        </w:rPr>
+      </w:pPr>
+      <w:r>
+        <w:rPr>
+          <w:rFonts w:hint="eastAsia"/>
+        </w:rPr>
+        <w:t xml:space="preserve">- </w:t>
+      </w:r>
+      <w:r>
+        <w:rPr>
+          <w:rFonts w:hint="eastAsia"/>
+        </w:rPr>
+        <w:t>文本编码：</w:t>
+      </w:r>
+      <w:r>
+        <w:rPr>
+          <w:rFonts w:hint="eastAsia"/>
+        </w:rPr>
+        <w:t>Transformer</w:t>
+      </w:r>
+      <w:r>
+        <w:rPr>
+          <w:rFonts w:hint="eastAsia"/>
+        </w:rPr>
+        <w:t>（</w:t>
+      </w:r>
+      <w:r>
+        <w:rPr>
+          <w:rFonts w:hint="eastAsia"/>
+        </w:rPr>
+        <w:t>CLIP</w:t>
+      </w:r>
+      <w:r>
+        <w:rPr>
+          <w:rFonts w:hint="eastAsia"/>
+        </w:rPr>
+        <w:t>）</w:t>
+      </w:r>
+    </w:p>
+    <w:p>
+      <w:pPr>
+        <w:ind w:firstLine="420"/>
+        <w:rPr>
+          <w:rFonts w:hint="eastAsia"/>
+        </w:rPr>
+      </w:pPr>
+      <w:r>
+        <w:rPr>
+          <w:rFonts w:hint="eastAsia"/>
+        </w:rPr>
+        <w:t>扩散模型</w:t>
+      </w:r>
+      <w:r>
+        <w:rPr>
+          <w:rFonts w:hint="eastAsia"/>
+        </w:rPr>
+        <w:t xml:space="preserve">+Transformer = </w:t>
+      </w:r>
+      <w:r>
+        <w:rPr>
+          <w:rFonts w:hint="eastAsia"/>
+        </w:rPr>
+        <w:t>当前最强多模态生成方案</w:t>
+      </w:r>
+    </w:p>
+    <w:p>
+      <w:pPr>
+        <w:pStyle w:val="3"/>
+      </w:pPr>
+      <w:r>
+        <w:rPr>
+          <w:rFonts w:hint="eastAsia"/>
+        </w:rPr>
+        <w:t>原理</w:t>
+      </w:r>
+    </w:p>
+    <w:p>
+      <w:pPr>
+        <w:ind w:firstLine="420"/>
+      </w:pPr>
+      <w:r>
+        <w:rPr>
+          <w:rFonts w:hint="eastAsia"/>
+        </w:rPr>
+        <w:t>分为前向扩散过程和反向扩散过程，核心网络一般是</w:t>
+      </w:r>
+      <w:r>
+        <w:t xml:space="preserve"> U‑Net</w:t>
+      </w:r>
+      <w:r>
+        <w:rPr>
+          <w:rFonts w:hint="eastAsia"/>
+        </w:rPr>
+        <w:t>。</w:t>
+      </w:r>
+    </w:p>
+    <w:p>
+      <w:pPr>
+        <w:ind w:firstLine="420"/>
+        <w:rPr>
+          <w:rFonts w:hint="eastAsia"/>
+        </w:rPr>
+      </w:pPr>
+      <w:r>
+        <w:rPr>
+          <w:rFonts w:hint="eastAsia"/>
+        </w:rPr>
+        <w:t>1</w:t>
+      </w:r>
+      <w:r>
+        <w:rPr>
+          <w:rFonts w:hint="eastAsia"/>
+        </w:rPr>
+        <w:t>、</w:t>
+      </w:r>
+      <w:r>
+        <w:rPr>
+          <w:rFonts w:hint="eastAsia"/>
+        </w:rPr>
+        <w:t>前向扩散（加噪）</w:t>
+      </w:r>
+    </w:p>
+    <w:p>
+      <w:pPr>
+        <w:ind w:firstLine="420"/>
+        <w:rPr>
+          <w:rFonts w:hint="eastAsia"/>
+        </w:rPr>
+      </w:pPr>
+      <w:r>
+        <w:rPr>
+          <w:rFonts w:hint="eastAsia"/>
+        </w:rPr>
+        <w:lastRenderedPageBreak/>
+        <w:t>对真实图片</w:t>
+      </w:r>
+      <w:r>
+        <w:rPr>
+          <w:rFonts w:hint="eastAsia"/>
+        </w:rPr>
+        <w:t>x</w:t>
+      </w:r>
+      <w:r>
+        <w:rPr>
+          <w:rFonts w:hint="eastAsia"/>
+          <w:vertAlign w:val="subscript"/>
+        </w:rPr>
+        <w:t>0</w:t>
+      </w:r>
+      <w:r>
+        <w:rPr>
+          <w:rFonts w:hint="eastAsia"/>
+        </w:rPr>
+        <w:t>，逐步、多次加入高斯噪声，经过</w:t>
+      </w:r>
+      <w:r>
+        <w:rPr>
+          <w:rFonts w:hint="eastAsia"/>
+        </w:rPr>
+        <w:t xml:space="preserve"> T </w:t>
+      </w:r>
+      <w:r>
+        <w:rPr>
+          <w:rFonts w:hint="eastAsia"/>
+        </w:rPr>
+        <w:t>步后，图片变成纯随机噪声。公式：</w:t>
+      </w:r>
+    </w:p>
+    <w:p>
+      <w:pPr>
+        <w:jc w:val="center"/>
+      </w:pPr>
+      <w:r>
+        <w:rPr>
+          <w:noProof/>
+        </w:rPr>
+        <w:drawing>
+          <wp:inline distT="0" distB="0" distL="0" distR="0" wp14:anchorId="6CADA4F8" wp14:editId="1DFBFDE7">
+            <wp:extent cx="2055572" cy="303993"/>
+            <wp:effectExtent l="0" t="0" r="1905" b="1270"/>
+            <wp:docPr id="1552751910" name="图片 1"/>
+            <wp:cNvGraphicFramePr>
+              <a:graphicFrameLocks xmlns:a="http://schemas.openxmlformats.org/drawingml/2006/main" noChangeAspect="1"/>
+            </wp:cNvGraphicFramePr>
+            <a:graphic xmlns:a="http://schemas.openxmlformats.org/drawingml/2006/main">
+              <a:graphicData uri="http://schemas.openxmlformats.org/drawingml/2006/picture">
+                <pic:pic xmlns:pic="http://schemas.openxmlformats.org/drawingml/2006/picture">
+                  <pic:nvPicPr>
+                    <pic:cNvPr id="1552751910" name=""/>
+                    <pic:cNvPicPr/>
+                  </pic:nvPicPr>
+                  <pic:blipFill>
+                    <a:blip r:embed="rId28"/>
+                    <a:stretch>
+                      <a:fillRect/>
+                    </a:stretch>
+                  </pic:blipFill>
+                  <pic:spPr>
+                    <a:xfrm>
+                      <a:off x="0" y="0"/>
+                      <a:ext cx="2090530" cy="309163"/>
+                    </a:xfrm>
+                    <a:prstGeom prst="rect">
+                      <a:avLst/>
+                    </a:prstGeom>
+                  </pic:spPr>
+                </pic:pic>
+              </a:graphicData>
+            </a:graphic>
+          </wp:inline>
+        </w:drawing>
+      </w:r>
+    </w:p>
+    <w:p>
+      <w:pPr>
+        <w:ind w:firstLine="420"/>
+        <w:rPr>
+          <w:rFonts w:hint="eastAsia"/>
+        </w:rPr>
+      </w:pPr>
+      <w:r>
+        <w:rPr>
+          <w:rFonts w:hint="eastAsia"/>
+        </w:rPr>
+        <w:t>不断破坏原图信息，最终得到纯噪声。</w:t>
+      </w:r>
+    </w:p>
+    <w:p>
+      <w:pPr>
+        <w:ind w:firstLine="420"/>
+        <w:rPr>
+          <w:rFonts w:hint="eastAsia"/>
+        </w:rPr>
+      </w:pPr>
+      <w:r>
+        <w:rPr>
+          <w:rFonts w:hint="eastAsia"/>
+        </w:rPr>
+        <w:t>2</w:t>
+      </w:r>
+      <w:r>
+        <w:rPr>
+          <w:rFonts w:hint="eastAsia"/>
+        </w:rPr>
+        <w:t>、</w:t>
+      </w:r>
+      <w:r>
+        <w:rPr>
+          <w:rFonts w:hint="eastAsia"/>
+        </w:rPr>
+        <w:t>反向扩散（</w:t>
+      </w:r>
+      <w:proofErr w:type="gramStart"/>
+      <w:r>
+        <w:rPr>
+          <w:rFonts w:hint="eastAsia"/>
+        </w:rPr>
+        <w:t>去噪生成</w:t>
+      </w:r>
+      <w:proofErr w:type="gramEnd"/>
+      <w:r>
+        <w:rPr>
+          <w:rFonts w:hint="eastAsia"/>
+        </w:rPr>
+        <w:t>）</w:t>
+      </w:r>
+    </w:p>
+    <w:p>
+      <w:pPr>
+        <w:ind w:firstLine="420"/>
+      </w:pPr>
+      <w:r>
+        <w:rPr>
+          <w:rFonts w:hint="eastAsia"/>
+        </w:rPr>
+        <w:t>训练一个</w:t>
+      </w:r>
+      <w:r>
+        <w:t xml:space="preserve"> U‑Net </w:t>
+      </w:r>
+      <w:r>
+        <w:rPr>
+          <w:rFonts w:hint="eastAsia"/>
+        </w:rPr>
+        <w:t>神经网络，学习从噪声中逐步去除噪声，</w:t>
+      </w:r>
+      <w:proofErr w:type="gramStart"/>
+      <w:r>
+        <w:rPr>
+          <w:rFonts w:hint="eastAsia"/>
+        </w:rPr>
+        <w:t>一</w:t>
+      </w:r>
+      <w:proofErr w:type="gramEnd"/>
+      <w:r>
+        <w:rPr>
+          <w:rFonts w:hint="eastAsia"/>
+        </w:rPr>
+        <w:t>步步还原出真实图像。从纯噪声开始，</w:t>
+      </w:r>
+      <w:proofErr w:type="gramStart"/>
+      <w:r>
+        <w:rPr>
+          <w:rFonts w:hint="eastAsia"/>
+        </w:rPr>
+        <w:t>迭代去噪</w:t>
+      </w:r>
+      <w:proofErr w:type="gramEnd"/>
+      <w:r>
+        <w:t xml:space="preserve"> </w:t>
+      </w:r>
+      <w:r>
+        <w:rPr>
+          <w:rFonts w:hint="eastAsia"/>
+        </w:rPr>
+        <w:t>→</w:t>
+      </w:r>
+      <w:r>
+        <w:t xml:space="preserve"> </w:t>
+      </w:r>
+      <w:r>
+        <w:rPr>
+          <w:rFonts w:hint="eastAsia"/>
+        </w:rPr>
+        <w:t>生成高清图片。</w:t>
+      </w:r>
+    </w:p>
+    <w:p>
+      <w:pPr>
+        <w:ind w:firstLine="420"/>
+        <w:rPr>
+          <w:rFonts w:hint="eastAsia"/>
+        </w:rPr>
+      </w:pPr>
+      <w:r>
+        <w:rPr>
+          <w:rFonts w:hint="eastAsia"/>
+        </w:rPr>
+        <w:t>通俗理解</w:t>
+      </w:r>
+    </w:p>
+    <w:p>
+      <w:pPr>
+        <w:ind w:firstLine="420"/>
+        <w:rPr>
+          <w:rFonts w:hint="eastAsia"/>
+        </w:rPr>
+      </w:pPr>
+      <w:r>
+        <w:rPr>
+          <w:rFonts w:hint="eastAsia"/>
+        </w:rPr>
+        <w:t>前向：把照片一点点揉碎成噪声</w:t>
+      </w:r>
+    </w:p>
+    <w:p>
+      <w:pPr>
+        <w:ind w:firstLine="420"/>
+      </w:pPr>
+      <w:r>
+        <w:rPr>
+          <w:rFonts w:hint="eastAsia"/>
+        </w:rPr>
+        <w:t>反向：把噪声一点点还原成照片</w:t>
+      </w:r>
+    </w:p>
+    <w:p>
+      <w:pPr>
+        <w:pStyle w:val="3"/>
+        <w:rPr>
+          <w:rFonts w:hint="eastAsia"/>
+        </w:rPr>
+      </w:pPr>
+      <w:r>
+        <w:rPr>
+          <w:rFonts w:hint="eastAsia"/>
+        </w:rPr>
+        <w:t>优缺点</w:t>
+      </w:r>
+    </w:p>
+    <w:p>
+      <w:pPr>
+        <w:pStyle w:val="4"/>
+      </w:pPr>
+      <w:r>
+        <w:rPr>
+          <w:rFonts w:hint="eastAsia"/>
+        </w:rPr>
+        <w:t>优点</w:t>
+      </w:r>
+    </w:p>
+    <w:p>
+      <w:pPr>
+        <w:ind w:firstLine="420"/>
+        <w:rPr>
+          <w:rFonts w:hint="eastAsia"/>
+        </w:rPr>
+      </w:pPr>
+      <w:r>
+        <w:rPr>
+          <w:rFonts w:hint="eastAsia"/>
+        </w:rPr>
+        <w:t>1</w:t>
+      </w:r>
+      <w:r>
+        <w:rPr>
+          <w:rFonts w:hint="eastAsia"/>
+        </w:rPr>
+        <w:t>、训练极度稳定：对比</w:t>
+      </w:r>
+      <w:r>
+        <w:rPr>
+          <w:rFonts w:hint="eastAsia"/>
+        </w:rPr>
+        <w:t xml:space="preserve"> GAN</w:t>
+      </w:r>
+      <w:r>
+        <w:rPr>
+          <w:rFonts w:hint="eastAsia"/>
+        </w:rPr>
+        <w:t>，</w:t>
+      </w:r>
+      <w:r>
+        <w:rPr>
+          <w:rFonts w:hint="eastAsia"/>
+          <w:color w:val="EE0000"/>
+        </w:rPr>
+        <w:t>无对抗博弈，不会模式崩溃、梯度消失</w:t>
+      </w:r>
+      <w:r>
+        <w:rPr>
+          <w:rFonts w:hint="eastAsia"/>
+        </w:rPr>
+        <w:t>；</w:t>
+      </w:r>
+    </w:p>
+    <w:p>
+      <w:pPr>
+        <w:ind w:firstLine="420"/>
+        <w:rPr>
+          <w:rFonts w:hint="eastAsia"/>
+        </w:rPr>
+      </w:pPr>
+      <w:r>
+        <w:rPr>
+          <w:rFonts w:hint="eastAsia"/>
+        </w:rPr>
+        <w:t>2</w:t>
+      </w:r>
+      <w:r>
+        <w:rPr>
+          <w:rFonts w:hint="eastAsia"/>
+        </w:rPr>
+        <w:t>、生成质量极高：高清、细节丰富、真实感强，远超</w:t>
+      </w:r>
+      <w:r>
+        <w:rPr>
+          <w:rFonts w:hint="eastAsia"/>
+        </w:rPr>
+        <w:t xml:space="preserve"> GAN</w:t>
+      </w:r>
+      <w:r>
+        <w:rPr>
+          <w:rFonts w:hint="eastAsia"/>
+        </w:rPr>
+        <w:t>；</w:t>
+      </w:r>
+    </w:p>
+    <w:p>
+      <w:pPr>
+        <w:ind w:firstLine="420"/>
+        <w:rPr>
+          <w:rFonts w:hint="eastAsia"/>
+        </w:rPr>
+      </w:pPr>
+      <w:r>
+        <w:rPr>
+          <w:rFonts w:hint="eastAsia"/>
+        </w:rPr>
+        <w:t>3</w:t>
+      </w:r>
+      <w:r>
+        <w:rPr>
+          <w:rFonts w:hint="eastAsia"/>
+        </w:rPr>
+        <w:t>、多样性强：能生成大量不同样本，不会生成高度重复内容；</w:t>
+      </w:r>
+    </w:p>
+    <w:p>
+      <w:pPr>
+        <w:ind w:firstLine="420"/>
+        <w:rPr>
+          <w:rFonts w:hint="eastAsia"/>
+        </w:rPr>
+      </w:pPr>
+      <w:r>
+        <w:rPr>
+          <w:rFonts w:hint="eastAsia"/>
+        </w:rPr>
+        <w:t>4</w:t>
+      </w:r>
+      <w:r>
+        <w:rPr>
+          <w:rFonts w:hint="eastAsia"/>
+        </w:rPr>
+        <w:t>、可控性强：可结合文本提示（</w:t>
+      </w:r>
+      <w:r>
+        <w:rPr>
+          <w:rFonts w:hint="eastAsia"/>
+        </w:rPr>
+        <w:t>Stable Diffusion</w:t>
+      </w:r>
+      <w:r>
+        <w:rPr>
+          <w:rFonts w:hint="eastAsia"/>
+        </w:rPr>
+        <w:t>），实现文生图、图生图、图像编辑；</w:t>
+      </w:r>
+    </w:p>
+    <w:p>
+      <w:pPr>
+        <w:ind w:firstLine="420"/>
+        <w:rPr>
+          <w:rFonts w:hint="eastAsia"/>
+        </w:rPr>
+      </w:pPr>
+      <w:r>
+        <w:rPr>
+          <w:rFonts w:hint="eastAsia"/>
+        </w:rPr>
+        <w:t>5</w:t>
+      </w:r>
+      <w:r>
+        <w:rPr>
+          <w:rFonts w:hint="eastAsia"/>
+        </w:rPr>
+        <w:t>、可扩展到视频、</w:t>
+      </w:r>
+      <w:r>
+        <w:rPr>
+          <w:rFonts w:hint="eastAsia"/>
+        </w:rPr>
+        <w:t>3D</w:t>
+      </w:r>
+      <w:r>
+        <w:rPr>
+          <w:rFonts w:hint="eastAsia"/>
+        </w:rPr>
+        <w:t>、语音生成，通用性强。</w:t>
+      </w:r>
+    </w:p>
+    <w:p>
+      <w:pPr>
+        <w:pStyle w:val="4"/>
+      </w:pPr>
+      <w:r>
+        <w:rPr>
+          <w:rFonts w:hint="eastAsia"/>
+        </w:rPr>
+        <w:t>缺点</w:t>
+      </w:r>
+    </w:p>
+    <w:p>
+      <w:pPr>
+        <w:ind w:firstLine="420"/>
+        <w:rPr>
+          <w:rFonts w:hint="eastAsia"/>
+        </w:rPr>
+      </w:pPr>
+      <w:r>
+        <w:rPr>
+          <w:rFonts w:hint="eastAsia"/>
+        </w:rPr>
+        <w:t>1</w:t>
+      </w:r>
+      <w:r>
+        <w:rPr>
+          <w:rFonts w:hint="eastAsia"/>
+        </w:rPr>
+        <w:t>、</w:t>
+      </w:r>
+      <w:r>
+        <w:rPr>
+          <w:rFonts w:hint="eastAsia"/>
+          <w:color w:val="EE0000"/>
+        </w:rPr>
+        <w:t>推理速度慢</w:t>
+      </w:r>
+      <w:r>
+        <w:rPr>
+          <w:rFonts w:hint="eastAsia"/>
+        </w:rPr>
+        <w:t>：需要几十至上千次迭代去噪，生成一张图耗时远大于</w:t>
+      </w:r>
+      <w:r>
+        <w:rPr>
+          <w:rFonts w:hint="eastAsia"/>
+        </w:rPr>
+        <w:t xml:space="preserve"> GAN</w:t>
+      </w:r>
+      <w:r>
+        <w:rPr>
+          <w:rFonts w:hint="eastAsia"/>
+        </w:rPr>
+        <w:t>；</w:t>
+      </w:r>
+    </w:p>
+    <w:p>
+      <w:pPr>
+        <w:ind w:firstLine="420"/>
+        <w:rPr>
+          <w:rFonts w:hint="eastAsia"/>
+        </w:rPr>
+      </w:pPr>
+      <w:r>
+        <w:rPr>
+          <w:rFonts w:hint="eastAsia"/>
+        </w:rPr>
+        <w:t>2</w:t>
+      </w:r>
+      <w:r>
+        <w:rPr>
+          <w:rFonts w:hint="eastAsia"/>
+        </w:rPr>
+        <w:t>、</w:t>
+      </w:r>
+      <w:r>
+        <w:rPr>
+          <w:rFonts w:hint="eastAsia"/>
+          <w:color w:val="EE0000"/>
+        </w:rPr>
+        <w:t>训练成本极高</w:t>
+      </w:r>
+      <w:r>
+        <w:rPr>
+          <w:rFonts w:hint="eastAsia"/>
+        </w:rPr>
+        <w:t>：需要超大算力、大批次训练；</w:t>
+      </w:r>
+    </w:p>
+    <w:p>
+      <w:pPr>
+        <w:ind w:firstLine="420"/>
+        <w:rPr>
+          <w:rFonts w:hint="eastAsia"/>
+        </w:rPr>
+      </w:pPr>
+      <w:r>
+        <w:rPr>
+          <w:rFonts w:hint="eastAsia"/>
+        </w:rPr>
+        <w:t>3</w:t>
+      </w:r>
+      <w:r>
+        <w:rPr>
+          <w:rFonts w:hint="eastAsia"/>
+        </w:rPr>
+        <w:t>、容易产生过曝、细节伪影、重复纹理；</w:t>
+      </w:r>
+    </w:p>
+    <w:p>
+      <w:pPr>
+        <w:ind w:firstLine="420"/>
+        <w:rPr>
+          <w:rFonts w:hint="eastAsia"/>
+        </w:rPr>
+      </w:pPr>
+      <w:r>
+        <w:rPr>
+          <w:rFonts w:hint="eastAsia"/>
+        </w:rPr>
+        <w:t>4</w:t>
+      </w:r>
+      <w:r>
+        <w:rPr>
+          <w:rFonts w:hint="eastAsia"/>
+        </w:rPr>
+        <w:t>、长视频生成时序连贯性较差。</w:t>
+      </w:r>
+    </w:p>
+    <w:p>
+      <w:pPr>
+        <w:pStyle w:val="3"/>
+      </w:pPr>
+      <w:r>
+        <w:rPr>
+          <w:rFonts w:hint="eastAsia"/>
+        </w:rPr>
+        <w:t>使用场景</w:t>
+      </w:r>
+    </w:p>
+    <w:p>
+      <w:pPr>
+        <w:ind w:firstLine="420"/>
+        <w:rPr>
+          <w:rFonts w:hint="eastAsia"/>
+          <w:b/>
+          <w:bCs/>
+        </w:rPr>
+      </w:pPr>
+      <w:r>
+        <w:rPr>
+          <w:rFonts w:hint="eastAsia"/>
+          <w:b/>
+          <w:bCs/>
+        </w:rPr>
+        <w:t>适用场景：</w:t>
+      </w:r>
+    </w:p>
+    <w:p>
+      <w:pPr>
+        <w:ind w:firstLine="420"/>
+        <w:rPr>
+          <w:rFonts w:hint="eastAsia"/>
+        </w:rPr>
+      </w:pPr>
+      <w:r>
+        <w:rPr>
+          <w:rFonts w:hint="eastAsia"/>
+        </w:rPr>
+        <w:t>1</w:t>
+      </w:r>
+      <w:r>
+        <w:rPr>
+          <w:rFonts w:hint="eastAsia"/>
+        </w:rPr>
+        <w:t>、图像生成（主流）</w:t>
+      </w:r>
+    </w:p>
+    <w:p>
+      <w:pPr>
+        <w:ind w:firstLine="420"/>
+        <w:rPr>
+          <w:rFonts w:hint="eastAsia"/>
+        </w:rPr>
+      </w:pPr>
+      <w:r>
+        <w:rPr>
+          <w:rFonts w:hint="eastAsia"/>
+        </w:rPr>
+        <w:t xml:space="preserve">AI </w:t>
+      </w:r>
+      <w:r>
+        <w:rPr>
+          <w:rFonts w:hint="eastAsia"/>
+        </w:rPr>
+        <w:t>绘画、文生图、人脸生成、动漫、创意设计；</w:t>
+      </w:r>
+    </w:p>
+    <w:p>
+      <w:pPr>
+        <w:ind w:firstLine="420"/>
+        <w:rPr>
+          <w:rFonts w:hint="eastAsia"/>
+        </w:rPr>
+      </w:pPr>
+      <w:r>
+        <w:rPr>
+          <w:rFonts w:hint="eastAsia"/>
+        </w:rPr>
+        <w:t>2</w:t>
+      </w:r>
+      <w:r>
+        <w:rPr>
+          <w:rFonts w:hint="eastAsia"/>
+        </w:rPr>
+        <w:t>、图像编辑</w:t>
+      </w:r>
+    </w:p>
+    <w:p>
+      <w:pPr>
+        <w:ind w:firstLine="420"/>
+        <w:rPr>
+          <w:rFonts w:hint="eastAsia"/>
+        </w:rPr>
+      </w:pPr>
+      <w:r>
+        <w:rPr>
+          <w:rFonts w:hint="eastAsia"/>
+        </w:rPr>
+        <w:t>图像修复、去水印、超分辨率、风格迁移、局部重绘；</w:t>
+      </w:r>
+    </w:p>
+    <w:p>
+      <w:pPr>
+        <w:ind w:firstLine="420"/>
+        <w:rPr>
+          <w:rFonts w:hint="eastAsia"/>
+        </w:rPr>
+      </w:pPr>
+      <w:r>
+        <w:rPr>
+          <w:rFonts w:hint="eastAsia"/>
+        </w:rPr>
+        <w:lastRenderedPageBreak/>
+        <w:t>3</w:t>
+      </w:r>
+      <w:r>
+        <w:rPr>
+          <w:rFonts w:hint="eastAsia"/>
+        </w:rPr>
+        <w:t>、多模态生成</w:t>
+      </w:r>
+    </w:p>
+    <w:p>
+      <w:pPr>
+        <w:ind w:firstLine="420"/>
+        <w:rPr>
+          <w:rFonts w:hint="eastAsia"/>
+        </w:rPr>
+      </w:pPr>
+      <w:r>
+        <w:rPr>
+          <w:rFonts w:hint="eastAsia"/>
+        </w:rPr>
+        <w:t>视频生成、语音生成、</w:t>
+      </w:r>
+      <w:r>
+        <w:rPr>
+          <w:rFonts w:hint="eastAsia"/>
+        </w:rPr>
+        <w:t xml:space="preserve">3D </w:t>
+      </w:r>
+      <w:r>
+        <w:rPr>
+          <w:rFonts w:hint="eastAsia"/>
+        </w:rPr>
+        <w:t>模型生成；</w:t>
+      </w:r>
+    </w:p>
+    <w:p>
+      <w:pPr>
+        <w:ind w:firstLine="420"/>
+        <w:rPr>
+          <w:rFonts w:hint="eastAsia"/>
+        </w:rPr>
+      </w:pPr>
+      <w:r>
+        <w:rPr>
+          <w:rFonts w:hint="eastAsia"/>
+        </w:rPr>
+        <w:t>4</w:t>
+      </w:r>
+      <w:r>
+        <w:rPr>
+          <w:rFonts w:hint="eastAsia"/>
+        </w:rPr>
+        <w:t>、数据增强</w:t>
+      </w:r>
+    </w:p>
+    <w:p>
+      <w:pPr>
+        <w:ind w:firstLine="420"/>
+        <w:rPr>
+          <w:rFonts w:hint="eastAsia"/>
+        </w:rPr>
+      </w:pPr>
+      <w:r>
+        <w:rPr>
+          <w:rFonts w:hint="eastAsia"/>
+        </w:rPr>
+        <w:t>医学图像、小样本数据集扩充；</w:t>
+      </w:r>
+    </w:p>
+    <w:p>
+      <w:pPr>
+        <w:ind w:firstLine="420"/>
+        <w:rPr>
+          <w:rFonts w:hint="eastAsia"/>
+        </w:rPr>
+      </w:pPr>
+      <w:r>
+        <w:rPr>
+          <w:rFonts w:hint="eastAsia"/>
+        </w:rPr>
+        <w:t>5</w:t>
+      </w:r>
+      <w:r>
+        <w:rPr>
+          <w:rFonts w:hint="eastAsia"/>
+        </w:rPr>
+        <w:t>、工业</w:t>
+      </w:r>
+      <w:r>
+        <w:rPr>
+          <w:rFonts w:hint="eastAsia"/>
+        </w:rPr>
+        <w:t xml:space="preserve"> / </w:t>
+      </w:r>
+      <w:r>
+        <w:rPr>
+          <w:rFonts w:hint="eastAsia"/>
+        </w:rPr>
+        <w:t>创意领域</w:t>
+      </w:r>
+    </w:p>
+    <w:p>
+      <w:pPr>
+        <w:ind w:firstLine="420"/>
+        <w:rPr>
+          <w:rFonts w:hint="eastAsia"/>
+        </w:rPr>
+      </w:pPr>
+      <w:r>
+        <w:rPr>
+          <w:rFonts w:hint="eastAsia"/>
+        </w:rPr>
+        <w:t>虚拟人、游戏素材、广告设计、内容创作。</w:t>
+      </w:r>
+    </w:p>
+    <w:p>
+      <w:pPr>
+        <w:ind w:firstLine="420"/>
+        <w:rPr>
+          <w:rFonts w:hint="eastAsia"/>
+          <w:b/>
+          <w:bCs/>
+        </w:rPr>
+      </w:pPr>
+      <w:r>
+        <w:rPr>
+          <w:rFonts w:hint="eastAsia"/>
+          <w:b/>
+          <w:bCs/>
+        </w:rPr>
+        <w:t>不适用场景：</w:t>
+      </w:r>
+    </w:p>
+    <w:p>
+      <w:pPr>
+        <w:ind w:firstLine="420"/>
+        <w:rPr>
+          <w:rFonts w:hint="eastAsia"/>
+        </w:rPr>
+      </w:pPr>
+      <w:r>
+        <w:rPr>
+          <w:rFonts w:hint="eastAsia"/>
+        </w:rPr>
+        <w:t>1</w:t>
+      </w:r>
+      <w:r>
+        <w:rPr>
+          <w:rFonts w:hint="eastAsia"/>
+        </w:rPr>
+        <w:t>、要求</w:t>
+      </w:r>
+      <w:proofErr w:type="gramStart"/>
+      <w:r>
+        <w:rPr>
+          <w:rFonts w:hint="eastAsia"/>
+        </w:rPr>
+        <w:t>极</w:t>
+      </w:r>
+      <w:proofErr w:type="gramEnd"/>
+      <w:r>
+        <w:rPr>
+          <w:rFonts w:hint="eastAsia"/>
+        </w:rPr>
+        <w:t>速实时生成（如直播实时渲染），速度不如</w:t>
+      </w:r>
+      <w:r>
+        <w:rPr>
+          <w:rFonts w:hint="eastAsia"/>
+        </w:rPr>
+        <w:t xml:space="preserve"> GAN</w:t>
+      </w:r>
+      <w:r>
+        <w:rPr>
+          <w:rFonts w:hint="eastAsia"/>
+        </w:rPr>
+        <w:t>；</w:t>
+      </w:r>
+    </w:p>
+    <w:p>
+      <w:pPr>
+        <w:ind w:firstLine="420"/>
+        <w:rPr>
+          <w:rFonts w:hint="eastAsia"/>
+        </w:rPr>
+      </w:pPr>
+      <w:r>
+        <w:rPr>
+          <w:rFonts w:hint="eastAsia"/>
+        </w:rPr>
+        <w:t>2</w:t>
+      </w:r>
+      <w:r>
+        <w:rPr>
+          <w:rFonts w:hint="eastAsia"/>
+        </w:rPr>
+        <w:t>、简单轻</w:t>
+      </w:r>
+      <w:proofErr w:type="gramStart"/>
+      <w:r>
+        <w:rPr>
+          <w:rFonts w:hint="eastAsia"/>
+        </w:rPr>
+        <w:t>量部署</w:t>
+      </w:r>
+      <w:proofErr w:type="gramEnd"/>
+      <w:r>
+        <w:rPr>
+          <w:rFonts w:hint="eastAsia"/>
+        </w:rPr>
+        <w:t>场景，</w:t>
+      </w:r>
+      <w:proofErr w:type="gramStart"/>
+      <w:r>
+        <w:rPr>
+          <w:rFonts w:hint="eastAsia"/>
+        </w:rPr>
+        <w:t>算力开销</w:t>
+      </w:r>
+      <w:proofErr w:type="gramEnd"/>
+      <w:r>
+        <w:rPr>
+          <w:rFonts w:hint="eastAsia"/>
+        </w:rPr>
+        <w:t>大；</w:t>
+      </w:r>
+    </w:p>
+    <w:p>
+      <w:pPr>
+        <w:ind w:firstLine="420"/>
+      </w:pPr>
+      <w:r>
+        <w:rPr>
+          <w:rFonts w:hint="eastAsia"/>
+        </w:rPr>
+        <w:t>3</w:t>
+      </w:r>
+      <w:r>
+        <w:rPr>
+          <w:rFonts w:hint="eastAsia"/>
+        </w:rPr>
+        <w:t>、简单低分辨率快速生成，</w:t>
+      </w:r>
+      <w:r>
+        <w:rPr>
+          <w:rFonts w:hint="eastAsia"/>
+        </w:rPr>
+        <w:t xml:space="preserve">GAN </w:t>
+      </w:r>
+      <w:r>
+        <w:rPr>
+          <w:rFonts w:hint="eastAsia"/>
+        </w:rPr>
+        <w:t>更高效。</w:t>
+      </w:r>
+    </w:p>
+    <w:p>
+      <w:pPr>
+        <w:ind w:firstLine="420"/>
+        <w:rPr>
+          <w:rFonts w:hint="eastAsia"/>
+        </w:rPr>
+      </w:pPr>
+    </w:p>
+    <w:p>
+      <w:pPr>
         <w:pStyle w:val="2"/>
       </w:pPr>
       <w:r>
@@ -9284,7 +17459,14 @@
         <w:rPr>
           <w:rFonts w:hint="eastAsia"/>
         </w:rPr>
-        <w:t>和位置编码打包，一起输入到网络里去训练</w:t>
+        <w:t>和位置编码</w:t>
+      </w:r>
+      <w:r>
+        <w:rPr>
+          <w:rFonts w:hint="eastAsia"/>
+        </w:rPr>
+        <w:lastRenderedPageBreak/>
+        <w:t>打包，一起输入到网络里去训练</w:t>
       </w:r>
       <w:r>
         <w:rPr>
@@ -9307,7 +17489,6 @@
         <w:rPr>
           <w:noProof/>
         </w:rPr>
-        <w:lastRenderedPageBreak/>
         <w:drawing>
           <wp:inline distT="0" distB="0" distL="0" distR="0" wp14:anchorId="3869C0EF" wp14:editId="656826E6">
             <wp:extent cx="3635655" cy="1727630"/>
@@ -9324,7 +17505,7 @@
                     <pic:cNvPicPr/>
                   </pic:nvPicPr>
                   <pic:blipFill>
-                    <a:blip r:embed="rId28"/>
+                    <a:blip r:embed="rId29"/>
                     <a:stretch>
                       <a:fillRect/>
                     </a:stretch>
@@ -9637,7 +17818,14 @@
         <w:rPr>
           <w:rFonts w:hint="eastAsia"/>
         </w:rPr>
-        <w:t>的时候，只能看“前面已经生成的词”，不能提前看“后面还没写的词”。另外一方面，解码器还有</w:t>
+        <w:t>的时候，只能看“前面已经生成的词”，不能提前看“后面还没写的词”。另外一方面，解码</w:t>
+      </w:r>
+      <w:r>
+        <w:rPr>
+          <w:rFonts w:hint="eastAsia"/>
+        </w:rPr>
+        <w:lastRenderedPageBreak/>
+        <w:t>器还有</w:t>
       </w:r>
       <w:r>
         <w:rPr>
@@ -9723,14 +17911,7 @@
         <w:rPr>
           <w:rFonts w:hint="eastAsia"/>
         </w:rPr>
-        <w:t>，主要是</w:t>
-      </w:r>
-      <w:r>
-        <w:rPr>
-          <w:rFonts w:hint="eastAsia"/>
-        </w:rPr>
-        <w:lastRenderedPageBreak/>
-        <w:t>学习一般性的词语搭配、语法规则、常规知识，通过训练就可以得到“夏天”经过和“炎热”“空调”“西瓜”一起出现，这个时候</w:t>
+        <w:t>，主要是学习一般性的词语搭配、语法规则、常规知识，通过训练就可以得到“夏天”经过和“炎热”“空调”“西瓜”一起出现，这个时候</w:t>
       </w:r>
       <w:r>
         <w:rPr>
